--- a/docs/KernelLeakGuard_Final_Report.docx
+++ b/docs/KernelLeakGuard_Final_Report.docx
@@ -1055,7 +1055,7 @@
       <w:r>
         <w:fldChar w:fldCharType="separate"/>
       </w:r>
-      <w:hyperlink w:anchor="_Toc243002862" w:history="1">
+      <w:hyperlink w:anchor="_Toc243006962" w:history="1">
         <w:r>
           <w:rPr>
             <w:rStyle w:val="Hyperlink"/>
@@ -1082,7 +1082,7 @@
             <w:noProof/>
             <w:webHidden/>
           </w:rPr>
-          <w:instrText xml:space="preserve"> PAGEREF _Toc243002862 \h </w:instrText>
+          <w:instrText xml:space="preserve"> PAGEREF _Toc243006962 \h </w:instrText>
         </w:r>
         <w:r>
           <w:rPr>
@@ -1126,7 +1126,7 @@
           <w:lang w:eastAsia="en-IN"/>
         </w:rPr>
       </w:pPr>
-      <w:hyperlink w:anchor="_Toc243002863" w:history="1">
+      <w:hyperlink w:anchor="_Toc243006963" w:history="1">
         <w:r>
           <w:rPr>
             <w:rStyle w:val="Hyperlink"/>
@@ -1153,7 +1153,7 @@
             <w:noProof/>
             <w:webHidden/>
           </w:rPr>
-          <w:instrText xml:space="preserve"> PAGEREF _Toc243002863 \h </w:instrText>
+          <w:instrText xml:space="preserve"> PAGEREF _Toc243006963 \h </w:instrText>
         </w:r>
         <w:r>
           <w:rPr>
@@ -1197,7 +1197,7 @@
           <w:lang w:eastAsia="en-IN"/>
         </w:rPr>
       </w:pPr>
-      <w:hyperlink w:anchor="_Toc243002864" w:history="1">
+      <w:hyperlink w:anchor="_Toc243006964" w:history="1">
         <w:r>
           <w:rPr>
             <w:rStyle w:val="Hyperlink"/>
@@ -1224,7 +1224,7 @@
             <w:noProof/>
             <w:webHidden/>
           </w:rPr>
-          <w:instrText xml:space="preserve"> PAGEREF _Toc243002864 \h </w:instrText>
+          <w:instrText xml:space="preserve"> PAGEREF _Toc243006964 \h </w:instrText>
         </w:r>
         <w:r>
           <w:rPr>
@@ -1268,7 +1268,7 @@
           <w:lang w:eastAsia="en-IN"/>
         </w:rPr>
       </w:pPr>
-      <w:hyperlink w:anchor="_Toc243002865" w:history="1">
+      <w:hyperlink w:anchor="_Toc243006965" w:history="1">
         <w:r>
           <w:rPr>
             <w:rStyle w:val="Hyperlink"/>
@@ -1295,7 +1295,7 @@
             <w:noProof/>
             <w:webHidden/>
           </w:rPr>
-          <w:instrText xml:space="preserve"> PAGEREF _Toc243002865 \h </w:instrText>
+          <w:instrText xml:space="preserve"> PAGEREF _Toc243006965 \h </w:instrText>
         </w:r>
         <w:r>
           <w:rPr>
@@ -1339,7 +1339,7 @@
           <w:lang w:eastAsia="en-IN"/>
         </w:rPr>
       </w:pPr>
-      <w:hyperlink w:anchor="_Toc243002866" w:history="1">
+      <w:hyperlink w:anchor="_Toc243006966" w:history="1">
         <w:r>
           <w:rPr>
             <w:rStyle w:val="Hyperlink"/>
@@ -1366,7 +1366,7 @@
             <w:noProof/>
             <w:webHidden/>
           </w:rPr>
-          <w:instrText xml:space="preserve"> PAGEREF _Toc243002866 \h </w:instrText>
+          <w:instrText xml:space="preserve"> PAGEREF _Toc243006966 \h </w:instrText>
         </w:r>
         <w:r>
           <w:rPr>
@@ -1410,7 +1410,7 @@
           <w:lang w:eastAsia="en-IN"/>
         </w:rPr>
       </w:pPr>
-      <w:hyperlink w:anchor="_Toc243002867" w:history="1">
+      <w:hyperlink w:anchor="_Toc243006967" w:history="1">
         <w:r>
           <w:rPr>
             <w:rStyle w:val="Hyperlink"/>
@@ -1437,7 +1437,7 @@
             <w:noProof/>
             <w:webHidden/>
           </w:rPr>
-          <w:instrText xml:space="preserve"> PAGEREF _Toc243002867 \h </w:instrText>
+          <w:instrText xml:space="preserve"> PAGEREF _Toc243006967 \h </w:instrText>
         </w:r>
         <w:r>
           <w:rPr>
@@ -1481,7 +1481,7 @@
           <w:lang w:eastAsia="en-IN"/>
         </w:rPr>
       </w:pPr>
-      <w:hyperlink w:anchor="_Toc243002868" w:history="1">
+      <w:hyperlink w:anchor="_Toc243006968" w:history="1">
         <w:r>
           <w:rPr>
             <w:rStyle w:val="Hyperlink"/>
@@ -1508,7 +1508,7 @@
             <w:noProof/>
             <w:webHidden/>
           </w:rPr>
-          <w:instrText xml:space="preserve"> PAGEREF _Toc243002868 \h </w:instrText>
+          <w:instrText xml:space="preserve"> PAGEREF _Toc243006968 \h </w:instrText>
         </w:r>
         <w:r>
           <w:rPr>
@@ -1552,7 +1552,7 @@
           <w:lang w:eastAsia="en-IN"/>
         </w:rPr>
       </w:pPr>
-      <w:hyperlink w:anchor="_Toc243002869" w:history="1">
+      <w:hyperlink w:anchor="_Toc243006969" w:history="1">
         <w:r>
           <w:rPr>
             <w:rStyle w:val="Hyperlink"/>
@@ -1579,7 +1579,7 @@
             <w:noProof/>
             <w:webHidden/>
           </w:rPr>
-          <w:instrText xml:space="preserve"> PAGEREF _Toc243002869 \h </w:instrText>
+          <w:instrText xml:space="preserve"> PAGEREF _Toc243006969 \h </w:instrText>
         </w:r>
         <w:r>
           <w:rPr>
@@ -1623,7 +1623,7 @@
           <w:lang w:eastAsia="en-IN"/>
         </w:rPr>
       </w:pPr>
-      <w:hyperlink w:anchor="_Toc243002870" w:history="1">
+      <w:hyperlink w:anchor="_Toc243006970" w:history="1">
         <w:r>
           <w:rPr>
             <w:rStyle w:val="Hyperlink"/>
@@ -1650,7 +1650,7 @@
             <w:noProof/>
             <w:webHidden/>
           </w:rPr>
-          <w:instrText xml:space="preserve"> PAGEREF _Toc243002870 \h </w:instrText>
+          <w:instrText xml:space="preserve"> PAGEREF _Toc243006970 \h </w:instrText>
         </w:r>
         <w:r>
           <w:rPr>
@@ -1694,7 +1694,7 @@
           <w:lang w:eastAsia="en-IN"/>
         </w:rPr>
       </w:pPr>
-      <w:hyperlink w:anchor="_Toc243002871" w:history="1">
+      <w:hyperlink w:anchor="_Toc243006971" w:history="1">
         <w:r>
           <w:rPr>
             <w:rStyle w:val="Hyperlink"/>
@@ -1721,7 +1721,7 @@
             <w:noProof/>
             <w:webHidden/>
           </w:rPr>
-          <w:instrText xml:space="preserve"> PAGEREF _Toc243002871 \h </w:instrText>
+          <w:instrText xml:space="preserve"> PAGEREF _Toc243006971 \h </w:instrText>
         </w:r>
         <w:r>
           <w:rPr>
@@ -1765,7 +1765,7 @@
           <w:lang w:eastAsia="en-IN"/>
         </w:rPr>
       </w:pPr>
-      <w:hyperlink w:anchor="_Toc243002872" w:history="1">
+      <w:hyperlink w:anchor="_Toc243006972" w:history="1">
         <w:r>
           <w:rPr>
             <w:rStyle w:val="Hyperlink"/>
@@ -1792,7 +1792,7 @@
             <w:noProof/>
             <w:webHidden/>
           </w:rPr>
-          <w:instrText xml:space="preserve"> PAGEREF _Toc243002872 \h </w:instrText>
+          <w:instrText xml:space="preserve"> PAGEREF _Toc243006972 \h </w:instrText>
         </w:r>
         <w:r>
           <w:rPr>
@@ -1836,7 +1836,7 @@
           <w:lang w:eastAsia="en-IN"/>
         </w:rPr>
       </w:pPr>
-      <w:hyperlink w:anchor="_Toc243002873" w:history="1">
+      <w:hyperlink w:anchor="_Toc243006973" w:history="1">
         <w:r>
           <w:rPr>
             <w:rStyle w:val="Hyperlink"/>
@@ -1863,7 +1863,7 @@
             <w:noProof/>
             <w:webHidden/>
           </w:rPr>
-          <w:instrText xml:space="preserve"> PAGEREF _Toc243002873 \h </w:instrText>
+          <w:instrText xml:space="preserve"> PAGEREF _Toc243006973 \h </w:instrText>
         </w:r>
         <w:r>
           <w:rPr>
@@ -1907,7 +1907,7 @@
           <w:lang w:eastAsia="en-IN"/>
         </w:rPr>
       </w:pPr>
-      <w:hyperlink w:anchor="_Toc243002874" w:history="1">
+      <w:hyperlink w:anchor="_Toc243006974" w:history="1">
         <w:r>
           <w:rPr>
             <w:rStyle w:val="Hyperlink"/>
@@ -1934,7 +1934,7 @@
             <w:noProof/>
             <w:webHidden/>
           </w:rPr>
-          <w:instrText xml:space="preserve"> PAGEREF _Toc243002874 \h </w:instrText>
+          <w:instrText xml:space="preserve"> PAGEREF _Toc243006974 \h </w:instrText>
         </w:r>
         <w:r>
           <w:rPr>
@@ -1978,7 +1978,7 @@
           <w:lang w:eastAsia="en-IN"/>
         </w:rPr>
       </w:pPr>
-      <w:hyperlink w:anchor="_Toc243002875" w:history="1">
+      <w:hyperlink w:anchor="_Toc243006975" w:history="1">
         <w:r>
           <w:rPr>
             <w:rStyle w:val="Hyperlink"/>
@@ -2005,7 +2005,7 @@
             <w:noProof/>
             <w:webHidden/>
           </w:rPr>
-          <w:instrText xml:space="preserve"> PAGEREF _Toc243002875 \h </w:instrText>
+          <w:instrText xml:space="preserve"> PAGEREF _Toc243006975 \h </w:instrText>
         </w:r>
         <w:r>
           <w:rPr>
@@ -2049,7 +2049,7 @@
           <w:lang w:eastAsia="en-IN"/>
         </w:rPr>
       </w:pPr>
-      <w:hyperlink w:anchor="_Toc243002876" w:history="1">
+      <w:hyperlink w:anchor="_Toc243006976" w:history="1">
         <w:r>
           <w:rPr>
             <w:rStyle w:val="Hyperlink"/>
@@ -2076,7 +2076,7 @@
             <w:noProof/>
             <w:webHidden/>
           </w:rPr>
-          <w:instrText xml:space="preserve"> PAGEREF _Toc243002876 \h </w:instrText>
+          <w:instrText xml:space="preserve"> PAGEREF _Toc243006976 \h </w:instrText>
         </w:r>
         <w:r>
           <w:rPr>
@@ -2120,7 +2120,7 @@
           <w:lang w:eastAsia="en-IN"/>
         </w:rPr>
       </w:pPr>
-      <w:hyperlink w:anchor="_Toc243002877" w:history="1">
+      <w:hyperlink w:anchor="_Toc243006977" w:history="1">
         <w:r>
           <w:rPr>
             <w:rStyle w:val="Hyperlink"/>
@@ -2147,7 +2147,7 @@
             <w:noProof/>
             <w:webHidden/>
           </w:rPr>
-          <w:instrText xml:space="preserve"> PAGEREF _Toc243002877 \h </w:instrText>
+          <w:instrText xml:space="preserve"> PAGEREF _Toc243006977 \h </w:instrText>
         </w:r>
         <w:r>
           <w:rPr>
@@ -2191,7 +2191,7 @@
           <w:lang w:eastAsia="en-IN"/>
         </w:rPr>
       </w:pPr>
-      <w:hyperlink w:anchor="_Toc243002878" w:history="1">
+      <w:hyperlink w:anchor="_Toc243006978" w:history="1">
         <w:r>
           <w:rPr>
             <w:rStyle w:val="Hyperlink"/>
@@ -2218,7 +2218,7 @@
             <w:noProof/>
             <w:webHidden/>
           </w:rPr>
-          <w:instrText xml:space="preserve"> PAGEREF _Toc243002878 \h </w:instrText>
+          <w:instrText xml:space="preserve"> PAGEREF _Toc243006978 \h </w:instrText>
         </w:r>
         <w:r>
           <w:rPr>
@@ -2262,7 +2262,7 @@
           <w:lang w:eastAsia="en-IN"/>
         </w:rPr>
       </w:pPr>
-      <w:hyperlink w:anchor="_Toc243002879" w:history="1">
+      <w:hyperlink w:anchor="_Toc243006979" w:history="1">
         <w:r>
           <w:rPr>
             <w:rStyle w:val="Hyperlink"/>
@@ -2289,7 +2289,7 @@
             <w:noProof/>
             <w:webHidden/>
           </w:rPr>
-          <w:instrText xml:space="preserve"> PAGEREF _Toc243002879 \h </w:instrText>
+          <w:instrText xml:space="preserve"> PAGEREF _Toc243006979 \h </w:instrText>
         </w:r>
         <w:r>
           <w:rPr>
@@ -2333,7 +2333,7 @@
           <w:lang w:eastAsia="en-IN"/>
         </w:rPr>
       </w:pPr>
-      <w:hyperlink w:anchor="_Toc243002880" w:history="1">
+      <w:hyperlink w:anchor="_Toc243006980" w:history="1">
         <w:r>
           <w:rPr>
             <w:rStyle w:val="Hyperlink"/>
@@ -2360,7 +2360,7 @@
             <w:noProof/>
             <w:webHidden/>
           </w:rPr>
-          <w:instrText xml:space="preserve"> PAGEREF _Toc243002880 \h </w:instrText>
+          <w:instrText xml:space="preserve"> PAGEREF _Toc243006980 \h </w:instrText>
         </w:r>
         <w:r>
           <w:rPr>
@@ -2380,7 +2380,7 @@
             <w:noProof/>
             <w:webHidden/>
           </w:rPr>
-          <w:t>18</w:t>
+          <w:t>19</w:t>
         </w:r>
         <w:r>
           <w:rPr>
@@ -2404,7 +2404,7 @@
           <w:lang w:eastAsia="en-IN"/>
         </w:rPr>
       </w:pPr>
-      <w:hyperlink w:anchor="_Toc243002881" w:history="1">
+      <w:hyperlink w:anchor="_Toc243006981" w:history="1">
         <w:r>
           <w:rPr>
             <w:rStyle w:val="Hyperlink"/>
@@ -2431,7 +2431,7 @@
             <w:noProof/>
             <w:webHidden/>
           </w:rPr>
-          <w:instrText xml:space="preserve"> PAGEREF _Toc243002881 \h </w:instrText>
+          <w:instrText xml:space="preserve"> PAGEREF _Toc243006981 \h </w:instrText>
         </w:r>
         <w:r>
           <w:rPr>
@@ -2451,7 +2451,7 @@
             <w:noProof/>
             <w:webHidden/>
           </w:rPr>
-          <w:t>18</w:t>
+          <w:t>19</w:t>
         </w:r>
         <w:r>
           <w:rPr>
@@ -2475,7 +2475,7 @@
           <w:lang w:eastAsia="en-IN"/>
         </w:rPr>
       </w:pPr>
-      <w:hyperlink w:anchor="_Toc243002882" w:history="1">
+      <w:hyperlink w:anchor="_Toc243006982" w:history="1">
         <w:r>
           <w:rPr>
             <w:rStyle w:val="Hyperlink"/>
@@ -2502,7 +2502,7 @@
             <w:noProof/>
             <w:webHidden/>
           </w:rPr>
-          <w:instrText xml:space="preserve"> PAGEREF _Toc243002882 \h </w:instrText>
+          <w:instrText xml:space="preserve"> PAGEREF _Toc243006982 \h </w:instrText>
         </w:r>
         <w:r>
           <w:rPr>
@@ -2522,7 +2522,7 @@
             <w:noProof/>
             <w:webHidden/>
           </w:rPr>
-          <w:t>18</w:t>
+          <w:t>19</w:t>
         </w:r>
         <w:r>
           <w:rPr>
@@ -2546,7 +2546,7 @@
           <w:lang w:eastAsia="en-IN"/>
         </w:rPr>
       </w:pPr>
-      <w:hyperlink w:anchor="_Toc243002883" w:history="1">
+      <w:hyperlink w:anchor="_Toc243006983" w:history="1">
         <w:r>
           <w:rPr>
             <w:rStyle w:val="Hyperlink"/>
@@ -2573,78 +2573,7 @@
             <w:noProof/>
             <w:webHidden/>
           </w:rPr>
-          <w:instrText xml:space="preserve"> PAGEREF _Toc243002883 \h </w:instrText>
-        </w:r>
-        <w:r>
-          <w:rPr>
-            <w:noProof/>
-            <w:webHidden/>
-          </w:rPr>
-        </w:r>
-        <w:r>
-          <w:rPr>
-            <w:noProof/>
-            <w:webHidden/>
-          </w:rPr>
-          <w:fldChar w:fldCharType="separate"/>
-        </w:r>
-        <w:r>
-          <w:rPr>
-            <w:noProof/>
-            <w:webHidden/>
-          </w:rPr>
-          <w:t>25</w:t>
-        </w:r>
-        <w:r>
-          <w:rPr>
-            <w:noProof/>
-            <w:webHidden/>
-          </w:rPr>
-          <w:fldChar w:fldCharType="end"/>
-        </w:r>
-      </w:hyperlink>
-    </w:p>
-    <w:p>
-      <w:pPr>
-        <w:pStyle w:val="TOC2"/>
-        <w:tabs>
-          <w:tab w:val="right" w:leader="dot" w:pos="9016"/>
-        </w:tabs>
-        <w:rPr>
-          <w:rFonts w:asciiTheme="minorHAnsi" w:eastAsiaTheme="minorEastAsia" w:hAnsiTheme="minorHAnsi"/>
-          <w:noProof/>
-          <w:szCs w:val="24"/>
-          <w:lang w:eastAsia="en-IN"/>
-        </w:rPr>
-      </w:pPr>
-      <w:hyperlink w:anchor="_Toc243002884" w:history="1">
-        <w:r>
-          <w:rPr>
-            <w:rStyle w:val="Hyperlink"/>
-            <w:noProof/>
-          </w:rPr>
-          <w:t>4.4 Evaluation on Real Kernel Code</w:t>
-        </w:r>
-        <w:r>
-          <w:rPr>
-            <w:noProof/>
-            <w:webHidden/>
-          </w:rPr>
-          <w:tab/>
-        </w:r>
-        <w:r>
-          <w:rPr>
-            <w:noProof/>
-            <w:webHidden/>
-          </w:rPr>
-          <w:fldChar w:fldCharType="begin"/>
-        </w:r>
-        <w:r>
-          <w:rPr>
-            <w:noProof/>
-            <w:webHidden/>
-          </w:rPr>
-          <w:instrText xml:space="preserve"> PAGEREF _Toc243002884 \h </w:instrText>
+          <w:instrText xml:space="preserve"> PAGEREF _Toc243006983 \h </w:instrText>
         </w:r>
         <w:r>
           <w:rPr>
@@ -2688,13 +2617,13 @@
           <w:lang w:eastAsia="en-IN"/>
         </w:rPr>
       </w:pPr>
-      <w:hyperlink w:anchor="_Toc243002885" w:history="1">
+      <w:hyperlink w:anchor="_Toc243006984" w:history="1">
         <w:r>
           <w:rPr>
             <w:rStyle w:val="Hyperlink"/>
             <w:noProof/>
           </w:rPr>
-          <w:t>4.5 Analysis</w:t>
+          <w:t>4.4 Evaluation on Real Kernel Code</w:t>
         </w:r>
         <w:r>
           <w:rPr>
@@ -2715,7 +2644,7 @@
             <w:noProof/>
             <w:webHidden/>
           </w:rPr>
-          <w:instrText xml:space="preserve"> PAGEREF _Toc243002885 \h </w:instrText>
+          <w:instrText xml:space="preserve"> PAGEREF _Toc243006984 \h </w:instrText>
         </w:r>
         <w:r>
           <w:rPr>
@@ -2735,7 +2664,7 @@
             <w:noProof/>
             <w:webHidden/>
           </w:rPr>
-          <w:t>28</w:t>
+          <w:t>27</w:t>
         </w:r>
         <w:r>
           <w:rPr>
@@ -2748,7 +2677,7 @@
     </w:p>
     <w:p>
       <w:pPr>
-        <w:pStyle w:val="TOC1"/>
+        <w:pStyle w:val="TOC2"/>
         <w:tabs>
           <w:tab w:val="right" w:leader="dot" w:pos="9016"/>
         </w:tabs>
@@ -2759,13 +2688,13 @@
           <w:lang w:eastAsia="en-IN"/>
         </w:rPr>
       </w:pPr>
-      <w:hyperlink w:anchor="_Toc243002886" w:history="1">
+      <w:hyperlink w:anchor="_Toc243006985" w:history="1">
         <w:r>
           <w:rPr>
             <w:rStyle w:val="Hyperlink"/>
             <w:noProof/>
           </w:rPr>
-          <w:t>CHAPTER 5: CONCLUSION AND FUTURE WORK</w:t>
+          <w:t>4.5 Seeded Leaks in Real Kernel Code</w:t>
         </w:r>
         <w:r>
           <w:rPr>
@@ -2786,7 +2715,78 @@
             <w:noProof/>
             <w:webHidden/>
           </w:rPr>
-          <w:instrText xml:space="preserve"> PAGEREF _Toc243002886 \h </w:instrText>
+          <w:instrText xml:space="preserve"> PAGEREF _Toc243006985 \h </w:instrText>
+        </w:r>
+        <w:r>
+          <w:rPr>
+            <w:noProof/>
+            <w:webHidden/>
+          </w:rPr>
+        </w:r>
+        <w:r>
+          <w:rPr>
+            <w:noProof/>
+            <w:webHidden/>
+          </w:rPr>
+          <w:fldChar w:fldCharType="separate"/>
+        </w:r>
+        <w:r>
+          <w:rPr>
+            <w:noProof/>
+            <w:webHidden/>
+          </w:rPr>
+          <w:t>29</w:t>
+        </w:r>
+        <w:r>
+          <w:rPr>
+            <w:noProof/>
+            <w:webHidden/>
+          </w:rPr>
+          <w:fldChar w:fldCharType="end"/>
+        </w:r>
+      </w:hyperlink>
+    </w:p>
+    <w:p>
+      <w:pPr>
+        <w:pStyle w:val="TOC2"/>
+        <w:tabs>
+          <w:tab w:val="right" w:leader="dot" w:pos="9016"/>
+        </w:tabs>
+        <w:rPr>
+          <w:rFonts w:asciiTheme="minorHAnsi" w:eastAsiaTheme="minorEastAsia" w:hAnsiTheme="minorHAnsi"/>
+          <w:noProof/>
+          <w:szCs w:val="24"/>
+          <w:lang w:eastAsia="en-IN"/>
+        </w:rPr>
+      </w:pPr>
+      <w:hyperlink w:anchor="_Toc243006986" w:history="1">
+        <w:r>
+          <w:rPr>
+            <w:rStyle w:val="Hyperlink"/>
+            <w:noProof/>
+          </w:rPr>
+          <w:t>4.6 Analysis</w:t>
+        </w:r>
+        <w:r>
+          <w:rPr>
+            <w:noProof/>
+            <w:webHidden/>
+          </w:rPr>
+          <w:tab/>
+        </w:r>
+        <w:r>
+          <w:rPr>
+            <w:noProof/>
+            <w:webHidden/>
+          </w:rPr>
+          <w:fldChar w:fldCharType="begin"/>
+        </w:r>
+        <w:r>
+          <w:rPr>
+            <w:noProof/>
+            <w:webHidden/>
+          </w:rPr>
+          <w:instrText xml:space="preserve"> PAGEREF _Toc243006986 \h </w:instrText>
         </w:r>
         <w:r>
           <w:rPr>
@@ -2819,7 +2819,7 @@
     </w:p>
     <w:p>
       <w:pPr>
-        <w:pStyle w:val="TOC2"/>
+        <w:pStyle w:val="TOC1"/>
         <w:tabs>
           <w:tab w:val="right" w:leader="dot" w:pos="9016"/>
         </w:tabs>
@@ -2830,13 +2830,13 @@
           <w:lang w:eastAsia="en-IN"/>
         </w:rPr>
       </w:pPr>
-      <w:hyperlink w:anchor="_Toc243002887" w:history="1">
+      <w:hyperlink w:anchor="_Toc243006987" w:history="1">
         <w:r>
           <w:rPr>
             <w:rStyle w:val="Hyperlink"/>
             <w:noProof/>
           </w:rPr>
-          <w:t>5.1 Conclusion</w:t>
+          <w:t>CHAPTER 5: CONCLUSION AND FUTURE WORK</w:t>
         </w:r>
         <w:r>
           <w:rPr>
@@ -2857,149 +2857,7 @@
             <w:noProof/>
             <w:webHidden/>
           </w:rPr>
-          <w:instrText xml:space="preserve"> PAGEREF _Toc243002887 \h </w:instrText>
-        </w:r>
-        <w:r>
-          <w:rPr>
-            <w:noProof/>
-            <w:webHidden/>
-          </w:rPr>
-        </w:r>
-        <w:r>
-          <w:rPr>
-            <w:noProof/>
-            <w:webHidden/>
-          </w:rPr>
-          <w:fldChar w:fldCharType="separate"/>
-        </w:r>
-        <w:r>
-          <w:rPr>
-            <w:noProof/>
-            <w:webHidden/>
-          </w:rPr>
-          <w:t>30</w:t>
-        </w:r>
-        <w:r>
-          <w:rPr>
-            <w:noProof/>
-            <w:webHidden/>
-          </w:rPr>
-          <w:fldChar w:fldCharType="end"/>
-        </w:r>
-      </w:hyperlink>
-    </w:p>
-    <w:p>
-      <w:pPr>
-        <w:pStyle w:val="TOC2"/>
-        <w:tabs>
-          <w:tab w:val="right" w:leader="dot" w:pos="9016"/>
-        </w:tabs>
-        <w:rPr>
-          <w:rFonts w:asciiTheme="minorHAnsi" w:eastAsiaTheme="minorEastAsia" w:hAnsiTheme="minorHAnsi"/>
-          <w:noProof/>
-          <w:szCs w:val="24"/>
-          <w:lang w:eastAsia="en-IN"/>
-        </w:rPr>
-      </w:pPr>
-      <w:hyperlink w:anchor="_Toc243002888" w:history="1">
-        <w:r>
-          <w:rPr>
-            <w:rStyle w:val="Hyperlink"/>
-            <w:noProof/>
-          </w:rPr>
-          <w:t>5.2 Future Work</w:t>
-        </w:r>
-        <w:r>
-          <w:rPr>
-            <w:noProof/>
-            <w:webHidden/>
-          </w:rPr>
-          <w:tab/>
-        </w:r>
-        <w:r>
-          <w:rPr>
-            <w:noProof/>
-            <w:webHidden/>
-          </w:rPr>
-          <w:fldChar w:fldCharType="begin"/>
-        </w:r>
-        <w:r>
-          <w:rPr>
-            <w:noProof/>
-            <w:webHidden/>
-          </w:rPr>
-          <w:instrText xml:space="preserve"> PAGEREF _Toc243002888 \h </w:instrText>
-        </w:r>
-        <w:r>
-          <w:rPr>
-            <w:noProof/>
-            <w:webHidden/>
-          </w:rPr>
-        </w:r>
-        <w:r>
-          <w:rPr>
-            <w:noProof/>
-            <w:webHidden/>
-          </w:rPr>
-          <w:fldChar w:fldCharType="separate"/>
-        </w:r>
-        <w:r>
-          <w:rPr>
-            <w:noProof/>
-            <w:webHidden/>
-          </w:rPr>
-          <w:t>30</w:t>
-        </w:r>
-        <w:r>
-          <w:rPr>
-            <w:noProof/>
-            <w:webHidden/>
-          </w:rPr>
-          <w:fldChar w:fldCharType="end"/>
-        </w:r>
-      </w:hyperlink>
-    </w:p>
-    <w:p>
-      <w:pPr>
-        <w:pStyle w:val="TOC1"/>
-        <w:tabs>
-          <w:tab w:val="right" w:leader="dot" w:pos="9016"/>
-        </w:tabs>
-        <w:rPr>
-          <w:rFonts w:asciiTheme="minorHAnsi" w:eastAsiaTheme="minorEastAsia" w:hAnsiTheme="minorHAnsi"/>
-          <w:noProof/>
-          <w:szCs w:val="24"/>
-          <w:lang w:eastAsia="en-IN"/>
-        </w:rPr>
-      </w:pPr>
-      <w:hyperlink w:anchor="_Toc243002889" w:history="1">
-        <w:r>
-          <w:rPr>
-            <w:rStyle w:val="Hyperlink"/>
-            <w:noProof/>
-          </w:rPr>
-          <w:t>REFERENCES</w:t>
-        </w:r>
-        <w:r>
-          <w:rPr>
-            <w:noProof/>
-            <w:webHidden/>
-          </w:rPr>
-          <w:tab/>
-        </w:r>
-        <w:r>
-          <w:rPr>
-            <w:noProof/>
-            <w:webHidden/>
-          </w:rPr>
-          <w:fldChar w:fldCharType="begin"/>
-        </w:r>
-        <w:r>
-          <w:rPr>
-            <w:noProof/>
-            <w:webHidden/>
-          </w:rPr>
-          <w:instrText xml:space="preserve"> PAGEREF _Toc243002889 \h </w:instrText>
+          <w:instrText xml:space="preserve"> PAGEREF _Toc243006987 \h </w:instrText>
         </w:r>
         <w:r>
           <w:rPr>
@@ -3032,7 +2890,7 @@
     </w:p>
     <w:p>
       <w:pPr>
-        <w:pStyle w:val="TOC1"/>
+        <w:pStyle w:val="TOC2"/>
         <w:tabs>
           <w:tab w:val="right" w:leader="dot" w:pos="9016"/>
         </w:tabs>
@@ -3043,13 +2901,13 @@
           <w:lang w:eastAsia="en-IN"/>
         </w:rPr>
       </w:pPr>
-      <w:hyperlink w:anchor="_Toc243002890" w:history="1">
+      <w:hyperlink w:anchor="_Toc243006988" w:history="1">
         <w:r>
           <w:rPr>
             <w:rStyle w:val="Hyperlink"/>
             <w:noProof/>
           </w:rPr>
-          <w:t>APPENDIX: SOURCE CODE</w:t>
+          <w:t>5.1 Conclusion</w:t>
         </w:r>
         <w:r>
           <w:rPr>
@@ -3070,7 +2928,149 @@
             <w:noProof/>
             <w:webHidden/>
           </w:rPr>
-          <w:instrText xml:space="preserve"> PAGEREF _Toc243002890 \h </w:instrText>
+          <w:instrText xml:space="preserve"> PAGEREF _Toc243006988 \h </w:instrText>
+        </w:r>
+        <w:r>
+          <w:rPr>
+            <w:noProof/>
+            <w:webHidden/>
+          </w:rPr>
+        </w:r>
+        <w:r>
+          <w:rPr>
+            <w:noProof/>
+            <w:webHidden/>
+          </w:rPr>
+          <w:fldChar w:fldCharType="separate"/>
+        </w:r>
+        <w:r>
+          <w:rPr>
+            <w:noProof/>
+            <w:webHidden/>
+          </w:rPr>
+          <w:t>32</w:t>
+        </w:r>
+        <w:r>
+          <w:rPr>
+            <w:noProof/>
+            <w:webHidden/>
+          </w:rPr>
+          <w:fldChar w:fldCharType="end"/>
+        </w:r>
+      </w:hyperlink>
+    </w:p>
+    <w:p>
+      <w:pPr>
+        <w:pStyle w:val="TOC2"/>
+        <w:tabs>
+          <w:tab w:val="right" w:leader="dot" w:pos="9016"/>
+        </w:tabs>
+        <w:rPr>
+          <w:rFonts w:asciiTheme="minorHAnsi" w:eastAsiaTheme="minorEastAsia" w:hAnsiTheme="minorHAnsi"/>
+          <w:noProof/>
+          <w:szCs w:val="24"/>
+          <w:lang w:eastAsia="en-IN"/>
+        </w:rPr>
+      </w:pPr>
+      <w:hyperlink w:anchor="_Toc243006989" w:history="1">
+        <w:r>
+          <w:rPr>
+            <w:rStyle w:val="Hyperlink"/>
+            <w:noProof/>
+          </w:rPr>
+          <w:t>5.2 Future Work</w:t>
+        </w:r>
+        <w:r>
+          <w:rPr>
+            <w:noProof/>
+            <w:webHidden/>
+          </w:rPr>
+          <w:tab/>
+        </w:r>
+        <w:r>
+          <w:rPr>
+            <w:noProof/>
+            <w:webHidden/>
+          </w:rPr>
+          <w:fldChar w:fldCharType="begin"/>
+        </w:r>
+        <w:r>
+          <w:rPr>
+            <w:noProof/>
+            <w:webHidden/>
+          </w:rPr>
+          <w:instrText xml:space="preserve"> PAGEREF _Toc243006989 \h </w:instrText>
+        </w:r>
+        <w:r>
+          <w:rPr>
+            <w:noProof/>
+            <w:webHidden/>
+          </w:rPr>
+        </w:r>
+        <w:r>
+          <w:rPr>
+            <w:noProof/>
+            <w:webHidden/>
+          </w:rPr>
+          <w:fldChar w:fldCharType="separate"/>
+        </w:r>
+        <w:r>
+          <w:rPr>
+            <w:noProof/>
+            <w:webHidden/>
+          </w:rPr>
+          <w:t>32</w:t>
+        </w:r>
+        <w:r>
+          <w:rPr>
+            <w:noProof/>
+            <w:webHidden/>
+          </w:rPr>
+          <w:fldChar w:fldCharType="end"/>
+        </w:r>
+      </w:hyperlink>
+    </w:p>
+    <w:p>
+      <w:pPr>
+        <w:pStyle w:val="TOC1"/>
+        <w:tabs>
+          <w:tab w:val="right" w:leader="dot" w:pos="9016"/>
+        </w:tabs>
+        <w:rPr>
+          <w:rFonts w:asciiTheme="minorHAnsi" w:eastAsiaTheme="minorEastAsia" w:hAnsiTheme="minorHAnsi"/>
+          <w:noProof/>
+          <w:szCs w:val="24"/>
+          <w:lang w:eastAsia="en-IN"/>
+        </w:rPr>
+      </w:pPr>
+      <w:hyperlink w:anchor="_Toc243006990" w:history="1">
+        <w:r>
+          <w:rPr>
+            <w:rStyle w:val="Hyperlink"/>
+            <w:noProof/>
+          </w:rPr>
+          <w:t>REFERENCES</w:t>
+        </w:r>
+        <w:r>
+          <w:rPr>
+            <w:noProof/>
+            <w:webHidden/>
+          </w:rPr>
+          <w:tab/>
+        </w:r>
+        <w:r>
+          <w:rPr>
+            <w:noProof/>
+            <w:webHidden/>
+          </w:rPr>
+          <w:fldChar w:fldCharType="begin"/>
+        </w:r>
+        <w:r>
+          <w:rPr>
+            <w:noProof/>
+            <w:webHidden/>
+          </w:rPr>
+          <w:instrText xml:space="preserve"> PAGEREF _Toc243006990 \h </w:instrText>
         </w:r>
         <w:r>
           <w:rPr>
@@ -3102,6 +3102,77 @@
       </w:hyperlink>
     </w:p>
     <w:p>
+      <w:pPr>
+        <w:pStyle w:val="TOC1"/>
+        <w:tabs>
+          <w:tab w:val="right" w:leader="dot" w:pos="9016"/>
+        </w:tabs>
+        <w:rPr>
+          <w:rFonts w:asciiTheme="minorHAnsi" w:eastAsiaTheme="minorEastAsia" w:hAnsiTheme="minorHAnsi"/>
+          <w:noProof/>
+          <w:szCs w:val="24"/>
+          <w:lang w:eastAsia="en-IN"/>
+        </w:rPr>
+      </w:pPr>
+      <w:hyperlink w:anchor="_Toc243006991" w:history="1">
+        <w:r>
+          <w:rPr>
+            <w:rStyle w:val="Hyperlink"/>
+            <w:noProof/>
+          </w:rPr>
+          <w:t>APPENDIX: SOURCE CODE</w:t>
+        </w:r>
+        <w:r>
+          <w:rPr>
+            <w:noProof/>
+            <w:webHidden/>
+          </w:rPr>
+          <w:tab/>
+        </w:r>
+        <w:r>
+          <w:rPr>
+            <w:noProof/>
+            <w:webHidden/>
+          </w:rPr>
+          <w:fldChar w:fldCharType="begin"/>
+        </w:r>
+        <w:r>
+          <w:rPr>
+            <w:noProof/>
+            <w:webHidden/>
+          </w:rPr>
+          <w:instrText xml:space="preserve"> PAGEREF _Toc243006991 \h </w:instrText>
+        </w:r>
+        <w:r>
+          <w:rPr>
+            <w:noProof/>
+            <w:webHidden/>
+          </w:rPr>
+        </w:r>
+        <w:r>
+          <w:rPr>
+            <w:noProof/>
+            <w:webHidden/>
+          </w:rPr>
+          <w:fldChar w:fldCharType="separate"/>
+        </w:r>
+        <w:r>
+          <w:rPr>
+            <w:noProof/>
+            <w:webHidden/>
+          </w:rPr>
+          <w:t>36</w:t>
+        </w:r>
+        <w:r>
+          <w:rPr>
+            <w:noProof/>
+            <w:webHidden/>
+          </w:rPr>
+          <w:fldChar w:fldCharType="end"/>
+        </w:r>
+      </w:hyperlink>
+    </w:p>
+    <w:p>
       <w:r>
         <w:fldChar w:fldCharType="end"/>
       </w:r>
@@ -3208,7 +3279,7 @@
         <w:pageBreakBefore/>
         <w:jc w:val="center"/>
       </w:pPr>
-      <w:bookmarkStart w:id="0" w:name="_Toc243002862"/>
+      <w:bookmarkStart w:id="0" w:name="_Toc243006962"/>
       <w:r>
         <w:lastRenderedPageBreak/>
         <w:t>ABSTRACT</w:t>
@@ -3272,7 +3343,7 @@
         <w:pageBreakBefore/>
         <w:jc w:val="center"/>
       </w:pPr>
-      <w:bookmarkStart w:id="1" w:name="_Toc243002863"/>
+      <w:bookmarkStart w:id="1" w:name="_Toc243006963"/>
       <w:r>
         <w:lastRenderedPageBreak/>
         <w:t>CHAPTER 1: INTRODUCTION</w:t>
@@ -3283,7 +3354,7 @@
       <w:pPr>
         <w:pStyle w:val="Heading2"/>
       </w:pPr>
-      <w:bookmarkStart w:id="2" w:name="_Toc243002864"/>
+      <w:bookmarkStart w:id="2" w:name="_Toc243006964"/>
       <w:r>
         <w:t>1.1 Motivation</w:t>
       </w:r>
@@ -3332,7 +3403,7 @@
       <w:pPr>
         <w:pStyle w:val="Heading2"/>
       </w:pPr>
-      <w:bookmarkStart w:id="3" w:name="_Toc243002865"/>
+      <w:bookmarkStart w:id="3" w:name="_Toc243006965"/>
       <w:r>
         <w:t>1.2 Scope</w:t>
       </w:r>
@@ -3391,7 +3462,7 @@
       <w:pPr>
         <w:pStyle w:val="Heading2"/>
       </w:pPr>
-      <w:bookmarkStart w:id="4" w:name="_Toc243002866"/>
+      <w:bookmarkStart w:id="4" w:name="_Toc243006966"/>
       <w:r>
         <w:t>1.3 Problem Statement</w:t>
       </w:r>
@@ -3412,7 +3483,7 @@
       <w:pPr>
         <w:pStyle w:val="Heading2"/>
       </w:pPr>
-      <w:bookmarkStart w:id="5" w:name="_Toc243002867"/>
+      <w:bookmarkStart w:id="5" w:name="_Toc243006967"/>
       <w:r>
         <w:t>1.4 Objectives</w:t>
       </w:r>
@@ -3536,7 +3607,7 @@
       <w:pPr>
         <w:pStyle w:val="Heading2"/>
       </w:pPr>
-      <w:bookmarkStart w:id="6" w:name="_Toc243002868"/>
+      <w:bookmarkStart w:id="6" w:name="_Toc243006968"/>
       <w:r>
         <w:t>1.5 Organization of the Report</w:t>
       </w:r>
@@ -3566,7 +3637,7 @@
         <w:pageBreakBefore/>
         <w:jc w:val="center"/>
       </w:pPr>
-      <w:bookmarkStart w:id="7" w:name="_Toc243002869"/>
+      <w:bookmarkStart w:id="7" w:name="_Toc243006969"/>
       <w:r>
         <w:lastRenderedPageBreak/>
         <w:t>CHAPTER 2: LITERATURE SURVEY</w:t>
@@ -3577,7 +3648,7 @@
       <w:pPr>
         <w:pStyle w:val="Heading2"/>
       </w:pPr>
-      <w:bookmarkStart w:id="8" w:name="_Toc243002870"/>
+      <w:bookmarkStart w:id="8" w:name="_Toc243006970"/>
       <w:r>
         <w:t>2.1 Overview</w:t>
       </w:r>
@@ -3604,7 +3675,7 @@
       <w:pPr>
         <w:pStyle w:val="Heading2"/>
       </w:pPr>
-      <w:bookmarkStart w:id="9" w:name="_Toc243002871"/>
+      <w:bookmarkStart w:id="9" w:name="_Toc243006971"/>
       <w:r>
         <w:t>2.2 Review of Existing Methods</w:t>
       </w:r>
@@ -3741,7 +3812,7 @@
       <w:pPr>
         <w:pStyle w:val="Heading2"/>
       </w:pPr>
-      <w:bookmarkStart w:id="10" w:name="_Toc243002872"/>
+      <w:bookmarkStart w:id="10" w:name="_Toc243006972"/>
       <w:r>
         <w:t>2.3 Comparative Analysis</w:t>
       </w:r>
@@ -4515,7 +4586,7 @@
       <w:pPr>
         <w:pStyle w:val="Heading2"/>
       </w:pPr>
-      <w:bookmarkStart w:id="11" w:name="_Toc243002873"/>
+      <w:bookmarkStart w:id="11" w:name="_Toc243006973"/>
       <w:r>
         <w:t>2.4 Research Gap</w:t>
       </w:r>
@@ -4556,7 +4627,7 @@
         <w:pageBreakBefore/>
         <w:jc w:val="center"/>
       </w:pPr>
-      <w:bookmarkStart w:id="12" w:name="_Toc243002874"/>
+      <w:bookmarkStart w:id="12" w:name="_Toc243006974"/>
       <w:r>
         <w:lastRenderedPageBreak/>
         <w:t>CHAPTER 3: PROPOSED TECHNIQUE</w:t>
@@ -4567,7 +4638,7 @@
       <w:pPr>
         <w:pStyle w:val="Heading2"/>
       </w:pPr>
-      <w:bookmarkStart w:id="13" w:name="_Toc243002875"/>
+      <w:bookmarkStart w:id="13" w:name="_Toc243006975"/>
       <w:r>
         <w:t>3.1 System Architecture</w:t>
       </w:r>
@@ -4594,7 +4665,7 @@
           <w:noProof/>
         </w:rPr>
         <w:drawing>
-          <wp:inline distT="0" distB="0" distL="0" distR="0" wp14:anchorId="182DA25B" wp14:editId="29BA4837">
+          <wp:inline distT="0" distB="0" distL="0" distR="0" wp14:anchorId="065B7637" wp14:editId="7DD2CB8E">
             <wp:extent cx="5940000" cy="3024000"/>
             <wp:effectExtent l="0" t="0" r="0" b="0"/>
             <wp:docPr id="9" name="Picture 9"/>
@@ -4787,7 +4858,7 @@
       <w:pPr>
         <w:pStyle w:val="Heading2"/>
       </w:pPr>
-      <w:bookmarkStart w:id="14" w:name="_Toc243002876"/>
+      <w:bookmarkStart w:id="14" w:name="_Toc243006976"/>
       <w:r>
         <w:lastRenderedPageBreak/>
         <w:t>3.2 Module-wise Description</w:t>
@@ -4920,7 +4991,7 @@
         <w:rPr>
           <w:rFonts w:cs="Times New Roman"/>
         </w:rPr>
-        <w:t>a depth-first search from the allocation to every return, pruning the edge on which the allocation itself failed (NULL check) and edges that contradict an earlier decision on the same condition (branch correlation, seeded with the dominating conditions that guard the allocation). Loops are unrolled twice; a second execution of the allocation creates a new instance while the earlier one stays reachable through memory.</w:t>
+        <w:t>a depth-first search from the allocation to every return, pruning the edge on which the allocation itself failed (a NULL check, or an IS_ERR() check when the value is an ERR_PTR error code) and edges that contradict an earlier decision on the same condition (branch correlation, seeded with the dominating conditions that guard the allocation). Loops are unrolled twice; a second execution of the allocation creates a new instance while the earlier one stays reachable through memory.</w:t>
       </w:r>
     </w:p>
     <w:p>
@@ -4954,6 +5025,7 @@
         <w:pStyle w:val="Heading3"/>
       </w:pPr>
       <w:r>
+        <w:lastRenderedPageBreak/>
         <w:t>3.2.2 Guest kernel and virtual machine - Abhishek Kumar Singh</w:t>
       </w:r>
     </w:p>
@@ -4965,20 +5037,70 @@
         <w:rPr>
           <w:rFonts w:cs="Times New Roman"/>
         </w:rPr>
-        <w:t xml:space="preserve">Linux 6.18.55 LTS is built with clang from defconfig, the KVM guest fragment and the KernelLeakGuard fragment (vm/kernel.config.fragment): kmemleak without automatic </w:t>
+        <w:t>Linux 6.18.55 LTS is built with clang from defconfig, the KVM guest fragment and the KernelLeakGuard fragment (vm/kernel.config.fragment): kmemleak without automatic scanning, fault injection with failslab, fail_function and fail_usercopy, ftrace-based kprobes and virtio-9p sharing. Several settings make kmemleak trustworthy by removing stale copies of pointers that would make a leaked object look referenced: thread stacks come from the page allocator (CONFIG_VMAP_STACK=n), kernel stacks are erased on retur</w:t>
       </w:r>
       <w:r>
         <w:rPr>
           <w:rFonts w:cs="Times New Roman"/>
         </w:rPr>
+        <w:t>n to user space (CONFIG_KSTACK_ERASE), kmemleak does not scan task stacks, and slab memory is zeroed on allocation and free (init_on_alloc=1 init_on_free=1). The guest boots from a busybox initramfs in about two seconds, mounts the host directory over 9p, configures fault injection through debugfs and runs the job script generated by the host.</w:t>
+      </w:r>
+    </w:p>
+    <w:p>
+      <w:pPr>
+        <w:pStyle w:val="Heading3"/>
+      </w:pPr>
+      <w:r>
+        <w:t>3.2.3 Fault-injection agent (klg-agent, C) - Abhishek Kumar Singh</w:t>
+      </w:r>
+    </w:p>
+    <w:p>
+      <w:pPr>
+        <w:jc w:val="both"/>
+      </w:pPr>
+      <w:r>
+        <w:rPr>
+          <w:rFonts w:cs="Times New Roman"/>
+        </w:rPr>
+        <w:t xml:space="preserve">klg-agent is a statically linked C program that drives one kernel routine at a time. In sweep mode it writes N to /proc/thread-self/fail-nth, runs the routine (writing to the module's debugfs trigger file or loading the module with finit_module()), reads fail-nth back to learn whether the fault fired, and records the kernel log lines of the attempt. In repeat mode it injects a chosen fault several times and, when given the expected stack frame, verifies that the fault landed there and probes neighbouring N </w:t>
+      </w:r>
+      <w:r>
+        <w:rPr>
+          <w:rFonts w:cs="Times New Roman"/>
+        </w:rPr>
+        <w:t xml:space="preserve">if fault numbering drifted between boots. A random mode enables probabilistic faults for the task only around the target system call, for the random baseline. With --filter the agent sets the fault-injection stack-trace filter (require-start / require-end) to the target module's code, so only the module's own fault points are counted; the module's layout comes from klg_modwatch, a helper kernel module that uses a module notifier to log every module's load address and function symbols. The same log lets the </w:t>
+      </w:r>
+      <w:r>
+        <w:rPr>
+          <w:rFonts w:cs="Times New Roman"/>
+        </w:rPr>
+        <w:t>host resolve kmemleak backtraces of modules that were already unloaded. Before each attempt the agent writes a marker to the host, so that if the guest kernel crashes or hangs, the host records the faulting fault point, reboots the VM and resumes.</w:t>
+      </w:r>
+    </w:p>
+    <w:p>
+      <w:pPr>
+        <w:pStyle w:val="Heading3"/>
+      </w:pPr>
+      <w:r>
+        <w:t>3.2.4 Verifier, evaluation and dashboard (Python) - Aarav Jain</w:t>
+      </w:r>
+    </w:p>
+    <w:p>
+      <w:pPr>
+        <w:jc w:val="both"/>
+      </w:pPr>
+      <w:r>
+        <w:rPr>
+          <w:rFonts w:cs="Times New Roman"/>
+        </w:rPr>
+        <w:t xml:space="preserve">The klg package builds modules and IR, runs the analyser, generates the guest job scripts, boots the VM, symbolises stack frames with the kernel's faddr2line script, plans the confirmation tests, schedules them in kmemleak rounds so that leaks can be attributed unambiguously, and computes verdicts and metrics. The Streamlit dashboard lists findings with verdicts, highlights </w:t>
+      </w:r>
+      <w:r>
+        <w:rPr>
+          <w:rFonts w:cs="Times New Roman"/>
+        </w:rPr>
         <w:lastRenderedPageBreak/>
-        <w:t>scanning, fault injection with failslab, fail_function and fail_usercopy, ftrace-based kprobes and virtio-9p sharing. Several settings make kmemleak trustworthy by removing stale copies of pointers that would make a leaked object look referenced: thread stacks come from the page allocator (CONFIG_VMAP_STACK=n), kernel stacks are erased on return to user space (CONFIG_KSTACK_ERASE), kmemleak does not scan task stacks, and slab memory is zeroed on allocation and free (init_on_alloc=1 init_on_free=1). The gues</w:t>
-      </w:r>
-      <w:r>
-        <w:rPr>
-          <w:rFonts w:cs="Times New Roman"/>
-        </w:rPr>
-        <w:t>t boots from a busybox initramfs in about two seconds, mounts the host directory over 9p, configures fault injection through debugfs and runs the job script generated by the host.</w:t>
+        <w:t>the allocation, failing call and leaking exit in the source, shows the kmemleak backtraces, compares approaches and can run the pipeline.</w:t>
       </w:r>
     </w:p>
     <w:p>
@@ -4986,63 +5108,6 @@
         <w:pStyle w:val="Heading3"/>
       </w:pPr>
       <w:r>
-        <w:t>3.2.3 Fault-injection agent (klg-agent, C) - Abhishek Kumar Singh</w:t>
-      </w:r>
-    </w:p>
-    <w:p>
-      <w:pPr>
-        <w:jc w:val="both"/>
-      </w:pPr>
-      <w:r>
-        <w:rPr>
-          <w:rFonts w:cs="Times New Roman"/>
-        </w:rPr>
-        <w:t xml:space="preserve">klg-agent is a statically linked C program that drives one kernel routine at a time. In sweep mode it writes N to /proc/thread-self/fail-nth, runs the routine (writing to the module's debugfs trigger file or loading the module with finit_module()), reads fail-nth back to learn whether the fault fired, and records the kernel log lines of the attempt. In repeat mode it injects a chosen fault several times and, when given the expected stack frame, verifies that the fault landed there and probes neighbouring N </w:t>
-      </w:r>
-      <w:r>
-        <w:rPr>
-          <w:rFonts w:cs="Times New Roman"/>
-        </w:rPr>
-        <w:t xml:space="preserve">if fault numbering drifted between boots. A random mode enables probabilistic faults for the task only around the target system call, for the random baseline. With --filter the agent sets the fault-injection stack-trace filter (require-start / require-end) to the target module's code, so only the module's own fault points are counted; the module's layout comes from klg_modwatch, a helper kernel module that uses a module notifier to log every module's load address and function symbols. The same log lets the </w:t>
-      </w:r>
-      <w:r>
-        <w:rPr>
-          <w:rFonts w:cs="Times New Roman"/>
-        </w:rPr>
-        <w:t>host resolve kmemleak backtraces of modules that were already unloaded. Before each attempt the agent writes a marker to the host, so that if the guest kernel crashes or hangs, the host records the faulting fault point, reboots the VM and resumes.</w:t>
-      </w:r>
-    </w:p>
-    <w:p>
-      <w:pPr>
-        <w:pStyle w:val="Heading3"/>
-      </w:pPr>
-      <w:r>
-        <w:t>3.2.4 Verifier, evaluation and dashboard (Python) - Aarav Jain</w:t>
-      </w:r>
-    </w:p>
-    <w:p>
-      <w:pPr>
-        <w:jc w:val="both"/>
-      </w:pPr>
-      <w:r>
-        <w:rPr>
-          <w:rFonts w:cs="Times New Roman"/>
-        </w:rPr>
-        <w:t>The klg package builds modules and IR, runs the analyser, generates the guest job scripts, boots the VM, symbolises stack frames with the kernel's faddr2line script, plans the confirmation tests, schedules them in kmemleak rounds so that leaks can be attributed unambiguously, and computes verdicts and metrics. The Streamlit dashboard lists findings with verdicts, highlights the allocation, failing call and leaking exit in the source, shows the kmemleak backtraces, compares approaches and can run the pipelin</w:t>
-      </w:r>
-      <w:r>
-        <w:rPr>
-          <w:rFonts w:cs="Times New Roman"/>
-        </w:rPr>
-        <w:t>e.</w:t>
-      </w:r>
-    </w:p>
-    <w:p>
-      <w:pPr>
-        <w:pStyle w:val="Heading3"/>
-      </w:pPr>
-      <w:r>
-        <w:lastRenderedPageBreak/>
         <w:t>3.2.5 Operating-system concepts used</w:t>
       </w:r>
     </w:p>
@@ -5436,7 +5501,7 @@
       <w:pPr>
         <w:pStyle w:val="Heading2"/>
       </w:pPr>
-      <w:bookmarkStart w:id="15" w:name="_Toc243002877"/>
+      <w:bookmarkStart w:id="15" w:name="_Toc243006977"/>
       <w:r>
         <w:t>3.3 Algorithms Used</w:t>
       </w:r>
@@ -5832,6 +5897,7 @@
           <w:rFonts w:ascii="Consolas" w:eastAsia="Consolas" w:hAnsi="Consolas" w:cs="Consolas"/>
           <w:sz w:val="16"/>
         </w:rPr>
+        <w:lastRenderedPageBreak/>
         <w:t>input : candidate C (alloc line, trigger lines, function), module M</w:t>
       </w:r>
     </w:p>
@@ -5902,7 +5968,6 @@
           <w:rFonts w:ascii="Consolas" w:eastAsia="Consolas" w:hAnsi="Consolas" w:cs="Consolas"/>
           <w:sz w:val="16"/>
         </w:rPr>
-        <w:lastRenderedPageBreak/>
         <w:t>Plan:</w:t>
       </w:r>
     </w:p>
@@ -6083,7 +6148,7 @@
       <w:pPr>
         <w:pStyle w:val="Heading2"/>
       </w:pPr>
-      <w:bookmarkStart w:id="16" w:name="_Toc243002878"/>
+      <w:bookmarkStart w:id="16" w:name="_Toc243006978"/>
       <w:r>
         <w:t>3.4 Dataset Details</w:t>
       </w:r>
@@ -7618,6 +7683,7 @@
                 <w:rFonts w:cs="Times New Roman"/>
                 <w:sz w:val="17"/>
               </w:rPr>
+              <w:lastRenderedPageBreak/>
               <w:t>s03_list_owner</w:t>
             </w:r>
           </w:p>
@@ -7910,7 +7976,6 @@
                 <w:rFonts w:cs="Times New Roman"/>
                 <w:sz w:val="17"/>
               </w:rPr>
-              <w:lastRenderedPageBreak/>
               <w:t>s07_free_wrapper_ok</w:t>
             </w:r>
           </w:p>
@@ -8991,7 +9056,7 @@
       <w:pPr>
         <w:pStyle w:val="Heading2"/>
       </w:pPr>
-      <w:bookmarkStart w:id="17" w:name="_Toc243002879"/>
+      <w:bookmarkStart w:id="17" w:name="_Toc243006979"/>
       <w:r>
         <w:t>3.5 Tools and Technologies</w:t>
       </w:r>
@@ -9573,6 +9638,7 @@
                 <w:rFonts w:cs="Times New Roman"/>
                 <w:sz w:val="20"/>
               </w:rPr>
+              <w:lastRenderedPageBreak/>
               <w:t>Aarav Jain</w:t>
             </w:r>
           </w:p>
@@ -9624,7 +9690,7 @@
         <w:pageBreakBefore/>
         <w:jc w:val="center"/>
       </w:pPr>
-      <w:bookmarkStart w:id="18" w:name="_Toc243002880"/>
+      <w:bookmarkStart w:id="18" w:name="_Toc243006980"/>
       <w:r>
         <w:lastRenderedPageBreak/>
         <w:t>CHAPTER 4: RESULTS AND DISCUSSION</w:t>
@@ -9635,7 +9701,7 @@
       <w:pPr>
         <w:pStyle w:val="Heading2"/>
       </w:pPr>
-      <w:bookmarkStart w:id="19" w:name="_Toc243002881"/>
+      <w:bookmarkStart w:id="19" w:name="_Toc243006981"/>
       <w:r>
         <w:t>4.1 Experimental Setup</w:t>
       </w:r>
@@ -9970,7 +10036,7 @@
       <w:pPr>
         <w:pStyle w:val="Heading2"/>
       </w:pPr>
-      <w:bookmarkStart w:id="20" w:name="_Toc243002882"/>
+      <w:bookmarkStart w:id="20" w:name="_Toc243006982"/>
       <w:r>
         <w:t>4.2 Results</w:t>
       </w:r>
@@ -11040,7 +11106,7 @@
         </w:rPr>
         <w:lastRenderedPageBreak/>
         <w:drawing>
-          <wp:inline distT="0" distB="0" distL="0" distR="0" wp14:anchorId="6A712092" wp14:editId="10FB82E5">
+          <wp:inline distT="0" distB="0" distL="0" distR="0" wp14:anchorId="1AD813E7" wp14:editId="6E804E92">
             <wp:extent cx="5580000" cy="2349474"/>
             <wp:effectExtent l="0" t="0" r="0" b="0"/>
             <wp:docPr id="10" name="Picture 10"/>
@@ -11103,7 +11169,7 @@
         <w:rPr>
           <w:rFonts w:cs="Times New Roman"/>
         </w:rPr>
-        <w:t xml:space="preserve"> backed by a reproduction. The mapping sweep additionally exposed klg_l10_vmalloc:22, klg_l16_nested_owner:32, which the static analysis misses by design (Section 4.5), so the complete tool finds 16 leaks. cppcheck, a widely used C static analyser given a model of kmalloc/kfree, finds 6 with 1 false alarm(s): kernel-specific patterns such as error codes from other calls, copy_from_user failures, wrappers and slab caches are outside its model.</w:t>
+        <w:t xml:space="preserve"> backed by a reproduction. The mapping sweep additionally exposed klg_l10_vmalloc:22, klg_l16_nested_owner:32, which the static analysis misses by design (Section 4.6), so the complete tool finds 16 leaks. cppcheck, a widely used C static analyser given a model of kmalloc/kfree, finds 6 with 1 false alarm(s): kernel-specific patterns such as error codes from other calls, copy_from_user failures, wrappers and slab caches are outside its model.</w:t>
       </w:r>
     </w:p>
     <w:p>
@@ -11116,7 +11182,7 @@
           <w:noProof/>
         </w:rPr>
         <w:drawing>
-          <wp:inline distT="0" distB="0" distL="0" distR="0" wp14:anchorId="1BD9365A" wp14:editId="7706E625">
+          <wp:inline distT="0" distB="0" distL="0" distR="0" wp14:anchorId="4B532615" wp14:editId="4FE8D4F6">
             <wp:extent cx="4320000" cy="2392615"/>
             <wp:effectExtent l="0" t="0" r="0" b="0"/>
             <wp:docPr id="11" name="Picture 11"/>
@@ -11195,7 +11261,7 @@
           <w:noProof/>
         </w:rPr>
         <w:drawing>
-          <wp:inline distT="0" distB="0" distL="0" distR="0" wp14:anchorId="5EB81645" wp14:editId="573B4695">
+          <wp:inline distT="0" distB="0" distL="0" distR="0" wp14:anchorId="323EB956" wp14:editId="2B58D529">
             <wp:extent cx="5400000" cy="2565000"/>
             <wp:effectExtent l="0" t="0" r="0" b="0"/>
             <wp:docPr id="12" name="Picture 12"/>
@@ -11254,7 +11320,7 @@
           <w:noProof/>
         </w:rPr>
         <w:drawing>
-          <wp:inline distT="0" distB="0" distL="0" distR="0" wp14:anchorId="180FA317" wp14:editId="2AF05E7B">
+          <wp:inline distT="0" distB="0" distL="0" distR="0" wp14:anchorId="09F65339" wp14:editId="49E37691">
             <wp:extent cx="5400000" cy="2565000"/>
             <wp:effectExtent l="0" t="0" r="0" b="0"/>
             <wp:docPr id="13" name="Picture 13"/>
@@ -12333,7 +12399,7 @@
                 <w:rFonts w:cs="Times New Roman"/>
                 <w:sz w:val="20"/>
               </w:rPr>
-              <w:t>27</w:t>
+              <w:t>13</w:t>
             </w:r>
           </w:p>
         </w:tc>
@@ -16875,7 +16941,7 @@
         <w:rPr>
           <w:rFonts w:cs="Times New Roman"/>
         </w:rPr>
-        <w:t>29 of 32 system test cases pass. The failing cases are the known limitations discussed in Section 4.5: l10_vmalloc (not-reproduced); l15_ida (inconclusive); l16_nested_owner (not reported).</w:t>
+        <w:t>29 of 32 system test cases pass. The failing cases are the known limitations discussed in Section 4.6: l10_vmalloc (not-reproduced); l15_ida (inconclusive); l16_nested_owner (not reported).</w:t>
       </w:r>
     </w:p>
     <w:p>
@@ -20210,7 +20276,7 @@
       <w:pPr>
         <w:pStyle w:val="Heading2"/>
       </w:pPr>
-      <w:bookmarkStart w:id="21" w:name="_Toc243002883"/>
+      <w:bookmarkStart w:id="21" w:name="_Toc243006983"/>
       <w:r>
         <w:lastRenderedPageBreak/>
         <w:t>4.3 Performance Metrics</w:t>
@@ -20227,7 +20293,7 @@
           <w:noProof/>
         </w:rPr>
         <w:drawing>
-          <wp:inline distT="0" distB="0" distL="0" distR="0" wp14:anchorId="62656634" wp14:editId="670ECAB4">
+          <wp:inline distT="0" distB="0" distL="0" distR="0" wp14:anchorId="36486FBE" wp14:editId="13F3A86A">
             <wp:extent cx="4320000" cy="2259692"/>
             <wp:effectExtent l="0" t="0" r="0" b="0"/>
             <wp:docPr id="14" name="Picture 14"/>
@@ -20417,7 +20483,7 @@
                 <w:rFonts w:cs="Times New Roman"/>
                 <w:sz w:val="20"/>
               </w:rPr>
-              <w:t>27 ms (0.8 ms per module)</w:t>
+              <w:t>13 ms (0.4 ms per module)</w:t>
             </w:r>
           </w:p>
         </w:tc>
@@ -21126,7 +21192,7 @@
       <w:pPr>
         <w:pStyle w:val="Heading2"/>
       </w:pPr>
-      <w:bookmarkStart w:id="22" w:name="_Toc243002884"/>
+      <w:bookmarkStart w:id="22" w:name="_Toc243006984"/>
       <w:r>
         <w:lastRenderedPageBreak/>
         <w:t>4.4 Evaluation on Real Kernel Code</w:t>
@@ -21147,7 +21213,24 @@
         <w:rPr>
           <w:rFonts w:cs="Times New Roman"/>
         </w:rPr>
-        <w:t xml:space="preserve"> functions with 590 allocation sites and reported 115 warnings in 1.1 s.</w:t>
+        <w:t xml:space="preserve"> functions with 590 allocation sites and reported 64 warnings in 1.2 s.</w:t>
+      </w:r>
+    </w:p>
+    <w:p>
+      <w:pPr>
+        <w:jc w:val="both"/>
+      </w:pPr>
+      <w:r>
+        <w:rPr>
+          <w:rFonts w:cs="Times New Roman"/>
+        </w:rPr>
+        <w:t>A first run on real code exposed a dominant false-positive pattern absent from the benchmark: kernel lookup and factory helpers return an ERR_PTR error code (checked with IS_ERR()) instead of NULL on failure, and the analyser flagged the error-return path as a leak even though the pointer there is an error code, not memory. Modelling IS_ERR() like the NULL check (an ERR_PTR on the error branch is nothing to free) cut the real-code warnings from 115 to 64 without changing any benchmark result. The figures be</w:t>
+      </w:r>
+      <w:r>
+        <w:rPr>
+          <w:rFonts w:cs="Times New Roman"/>
+        </w:rPr>
+        <w:t>low are after this change; the remaining warnings are discussed next.</w:t>
       </w:r>
     </w:p>
     <w:p>
@@ -21403,7 +21486,7 @@
                 <w:rFonts w:cs="Times New Roman"/>
                 <w:sz w:val="17"/>
               </w:rPr>
-              <w:t>8</w:t>
+              <w:t>2</w:t>
             </w:r>
           </w:p>
         </w:tc>
@@ -21437,7 +21520,7 @@
                 <w:rFonts w:cs="Times New Roman"/>
                 <w:sz w:val="17"/>
               </w:rPr>
-              <w:t>8 inconclusive</w:t>
+              <w:t>2 inconclusive</w:t>
             </w:r>
           </w:p>
         </w:tc>
@@ -21527,7 +21610,7 @@
                 <w:rFonts w:cs="Times New Roman"/>
                 <w:sz w:val="17"/>
               </w:rPr>
-              <w:t>1</w:t>
+              <w:t>0</w:t>
             </w:r>
           </w:p>
         </w:tc>
@@ -21561,7 +21644,7 @@
                 <w:rFonts w:cs="Times New Roman"/>
                 <w:sz w:val="17"/>
               </w:rPr>
-              <w:t>1 not-reproduced</w:t>
+              <w:t>—</w:t>
             </w:r>
           </w:p>
         </w:tc>
@@ -21775,7 +21858,7 @@
                 <w:rFonts w:cs="Times New Roman"/>
                 <w:sz w:val="17"/>
               </w:rPr>
-              <w:t>6</w:t>
+              <w:t>3</w:t>
             </w:r>
           </w:p>
         </w:tc>
@@ -21809,7 +21892,7 @@
                 <w:rFonts w:cs="Times New Roman"/>
                 <w:sz w:val="17"/>
               </w:rPr>
-              <w:t>6 inconclusive</w:t>
+              <w:t>3 inconclusive</w:t>
             </w:r>
           </w:p>
         </w:tc>
@@ -21899,7 +21982,7 @@
                 <w:rFonts w:cs="Times New Roman"/>
                 <w:sz w:val="17"/>
               </w:rPr>
-              <w:t>18</w:t>
+              <w:t>6</w:t>
             </w:r>
           </w:p>
         </w:tc>
@@ -21933,7 +22016,7 @@
                 <w:rFonts w:cs="Times New Roman"/>
                 <w:sz w:val="17"/>
               </w:rPr>
-              <w:t>18 inconclusive</w:t>
+              <w:t>6 inconclusive</w:t>
             </w:r>
           </w:p>
         </w:tc>
@@ -22288,7 +22371,7 @@
                 <w:rFonts w:cs="Times New Roman"/>
                 <w:sz w:val="17"/>
               </w:rPr>
-              <w:t>754</w:t>
+              <w:t>750</w:t>
             </w:r>
           </w:p>
         </w:tc>
@@ -22395,7 +22478,7 @@
                 <w:rFonts w:cs="Times New Roman"/>
                 <w:sz w:val="17"/>
               </w:rPr>
-              <w:t>10</w:t>
+              <w:t>9</w:t>
             </w:r>
           </w:p>
         </w:tc>
@@ -22412,7 +22495,7 @@
                 <w:rFonts w:cs="Times New Roman"/>
                 <w:sz w:val="17"/>
               </w:rPr>
-              <w:t>7</w:t>
+              <w:t>21</w:t>
             </w:r>
           </w:p>
         </w:tc>
@@ -22429,7 +22512,7 @@
                 <w:rFonts w:cs="Times New Roman"/>
                 <w:sz w:val="17"/>
               </w:rPr>
-              <w:t>10 inconclusive</w:t>
+              <w:t>9 inconclusive</w:t>
             </w:r>
           </w:p>
         </w:tc>
@@ -22716,6 +22799,7 @@
                 <w:rFonts w:cs="Times New Roman"/>
                 <w:sz w:val="17"/>
               </w:rPr>
+              <w:lastRenderedPageBreak/>
               <w:t>tun</w:t>
             </w:r>
           </w:p>
@@ -22767,7 +22851,7 @@
                 <w:rFonts w:cs="Times New Roman"/>
                 <w:sz w:val="17"/>
               </w:rPr>
-              <w:t>1</w:t>
+              <w:t>0</w:t>
             </w:r>
           </w:p>
         </w:tc>
@@ -22801,7 +22885,7 @@
                 <w:rFonts w:cs="Times New Roman"/>
                 <w:sz w:val="17"/>
               </w:rPr>
-              <w:t>1 inconclusive</w:t>
+              <w:t>—</w:t>
             </w:r>
           </w:p>
         </w:tc>
@@ -22891,7 +22975,7 @@
                 <w:rFonts w:cs="Times New Roman"/>
                 <w:sz w:val="17"/>
               </w:rPr>
-              <w:t>2</w:t>
+              <w:t>0</w:t>
             </w:r>
           </w:p>
         </w:tc>
@@ -22925,7 +23009,7 @@
                 <w:rFonts w:cs="Times New Roman"/>
                 <w:sz w:val="17"/>
               </w:rPr>
-              <w:t>2 inconclusive</w:t>
+              <w:t>—</w:t>
             </w:r>
           </w:p>
         </w:tc>
@@ -23015,7 +23099,7 @@
                 <w:rFonts w:cs="Times New Roman"/>
                 <w:sz w:val="17"/>
               </w:rPr>
-              <w:t>4</w:t>
+              <w:t>2</w:t>
             </w:r>
           </w:p>
         </w:tc>
@@ -23049,7 +23133,7 @@
                 <w:rFonts w:cs="Times New Roman"/>
                 <w:sz w:val="17"/>
               </w:rPr>
-              <w:t>4 inconclusive</w:t>
+              <w:t>2 inconclusive</w:t>
             </w:r>
           </w:p>
         </w:tc>
@@ -23139,7 +23223,7 @@
                 <w:rFonts w:cs="Times New Roman"/>
                 <w:sz w:val="17"/>
               </w:rPr>
-              <w:t>1</w:t>
+              <w:t>0</w:t>
             </w:r>
           </w:p>
         </w:tc>
@@ -23173,7 +23257,7 @@
                 <w:rFonts w:cs="Times New Roman"/>
                 <w:sz w:val="17"/>
               </w:rPr>
-              <w:t>1 inconclusive</w:t>
+              <w:t>—</w:t>
             </w:r>
           </w:p>
         </w:tc>
@@ -23216,14 +23300,7 @@
         <w:rPr>
           <w:rFonts w:cs="Times New Roman"/>
         </w:rPr>
-        <w:t xml:space="preserve"> Of the 59 warnings in these modules, 13 are false positive, 38 are likely false positive, 8 are not reviewed. All 13 warnings read in the kernel source (every high-confidence one) are false positives. The causes are the analyser's known blind spots: functions that return an ERR_PTR or a reference-counted object (the IS_ERR path holds nothing to free), error </w:t>
-      </w:r>
-      <w:r>
-        <w:rPr>
-          <w:rFonts w:cs="Times New Roman"/>
-        </w:rPr>
-        <w:lastRenderedPageBreak/>
-        <w:t>codes kept in a variable that later selects the cleanup (for example err &lt; 0 at a shared unlock label in snd_aloop), and objects handed to a list insid</w:t>
+        <w:t xml:space="preserve"> Of the 30 warnings in these modules, 12 are false positive, 10 are likely false positive, 8 are not reviewed. All 12 warnings read in the kernel source (every high-confidence one) are false positives. The causes are the analyser's known blind spots: functions that return an ERR_PTR or a reference-counted object (the IS_ERR path holds nothing to free), error codes kept in a variable that later selects the cleanup (for example err &lt; 0 at a shared unlock label in snd_aloop), and objects handed to a list insid</w:t>
       </w:r>
       <w:r>
         <w:rPr>
@@ -23247,7 +23324,7 @@
         <w:rPr>
           <w:rFonts w:cs="Times New Roman"/>
         </w:rPr>
-        <w:t xml:space="preserve"> Of the 59 warnings, 58 were inconclusive, 1 were not-reproduced. 50 inconclusive verdicts mean that no fault point of module initialisation reaches the warning's failing call: the code runs only on other entry points (file system mount, ioctl, netlink, block I/O), which the runtime stage does not drive yet. Driving those entry points (for example with mount images or syzkaller-style system call programs) is the main extension needed for real code.</w:t>
+        <w:t xml:space="preserve"> Of the 30 warnings, 30 were inconclusive. 22 inconclusive verdicts mean that no fault point of module initialisation reaches the warning's failing call: the code runs only on other entry points (file system mount, ioctl, netlink, block I/O), which the runtime stage does not drive yet. Driving those entry points (for example with mount images or syzkaller-style system call programs) is the main extension needed for real code.</w:t>
       </w:r>
     </w:p>
     <w:p>
@@ -23265,7 +23342,7 @@
         <w:rPr>
           <w:rFonts w:cs="Times New Roman"/>
         </w:rPr>
-        <w:t xml:space="preserve"> Exercising 6156 fault points of module initialisation left 1 unreferenced allocation site(s): erofs zdata.c:466 (21 objects).</w:t>
+        <w:t xml:space="preserve"> Exercising 6166 fault points of module initialisation left 1 unreferenced allocation site(s): erofs zdata.c:466 (15 objects).</w:t>
       </w:r>
     </w:p>
     <w:p>
@@ -23300,7 +23377,14 @@
         <w:rPr>
           <w:rFonts w:cs="Times New Roman"/>
         </w:rPr>
-        <w:t xml:space="preserve"> The sweep crashed the guest kernel 10 time(s) while loading null_blk. For null_blk, failing an allocation at certain points of its initialisation leads to a page fault in bdev_release(): a block-device file opened during the failed initialisation is released on return to user space after the module has already been freed, and the release reads the module's block_device_operations from freed module memory. The crash is reproducible at consecutive fault points and the crash-recovery mechanism resumed the swe</w:t>
+        <w:t xml:space="preserve"> The sweep crashed the guest kernel 10 time(s) while loading null_blk. For null_blk, failing an allocation at certain points of its initialisation leads to a page fault in bdev_release(): a block-device file opened during the failed initialisation is released on return to user space after the module has already been freed, and the release reads the module's </w:t>
+      </w:r>
+      <w:r>
+        <w:rPr>
+          <w:rFonts w:cs="Times New Roman"/>
+        </w:rPr>
+        <w:lastRenderedPageBreak/>
+        <w:t>block_device_operations from freed module memory. The crash is reproducible at consecutive fault points and the crash-recovery mechanism resumed the swe</w:t>
       </w:r>
       <w:r>
         <w:rPr>
@@ -23348,7 +23432,6 @@
           <w:rFonts w:ascii="Consolas" w:eastAsia="Consolas" w:hAnsi="Consolas" w:cs="Consolas"/>
           <w:sz w:val="16"/>
         </w:rPr>
-        <w:lastRenderedPageBreak/>
         <w:t>RIP: 0010:bdev_release+0x129/0x170</w:t>
       </w:r>
     </w:p>
@@ -23445,35 +23528,341 @@
       <w:pPr>
         <w:pStyle w:val="Heading2"/>
       </w:pPr>
-      <w:bookmarkStart w:id="23" w:name="_Toc243002885"/>
-      <w:r>
-        <w:t>4.5 Analysis</w:t>
+      <w:bookmarkStart w:id="23" w:name="_Toc243006985"/>
+      <w:r>
+        <w:t>4.5 Seeded Leaks in Real Kernel Code</w:t>
       </w:r>
       <w:bookmarkEnd w:id="23"/>
     </w:p>
     <w:p>
       <w:pPr>
         <w:jc w:val="both"/>
+      </w:pPr>
+      <w:r>
+        <w:rPr>
+          <w:rFonts w:cs="Times New Roman"/>
+        </w:rPr>
+        <w:t xml:space="preserve">The modules above show that the static analyser is less precise on real code and that its warnings there mostly sit on paths the init-time runtime stage does not reach. To evaluate the complete detect-confirm-fix loop on real kernel code directly, we use the standard method of bug seeding: a known release is removed from a real kernel source file, exactly as a careless patch would, and the module is built and run unchanged apart from that one line. The original module has no such leak; the bug is ours, and </w:t>
+      </w:r>
+      <w:r>
+        <w:rPr>
+          <w:rFonts w:cs="Times New Roman"/>
+        </w:rPr>
+        <w:t>clearly marked. This isolates whether the whole pipeline catches, reproduces and fixes a genuine early-exit leak in real driver code.</w:t>
+      </w:r>
+    </w:p>
+    <w:p>
+      <w:pPr>
+        <w:keepNext/>
+        <w:jc w:val="center"/>
       </w:pPr>
       <w:r>
         <w:rPr>
           <w:rFonts w:cs="Times New Roman"/>
           <w:b/>
-        </w:rPr>
-        <w:t>Static versus hybrid.</w:t>
-      </w:r>
+          <w:sz w:val="22"/>
+        </w:rPr>
+        <w:t>Table 4.10: Seeded early-exit leaks in real kernel modules</w:t>
+      </w:r>
+    </w:p>
+    <w:tbl>
+      <w:tblPr>
+        <w:tblStyle w:val="TableGrid"/>
+        <w:tblW w:w="0" w:type="auto"/>
+        <w:jc w:val="center"/>
+        <w:tblLook w:val="04A0" w:firstRow="1" w:lastRow="0" w:firstColumn="1" w:lastColumn="0" w:noHBand="0" w:noVBand="1"/>
+      </w:tblPr>
+      <w:tblGrid>
+        <w:gridCol w:w="1304"/>
+        <w:gridCol w:w="1474"/>
+        <w:gridCol w:w="2381"/>
+        <w:gridCol w:w="907"/>
+        <w:gridCol w:w="1134"/>
+        <w:gridCol w:w="737"/>
+      </w:tblGrid>
+      <w:tr>
+        <w:trPr>
+          <w:jc w:val="center"/>
+        </w:trPr>
+        <w:tc>
+          <w:tcPr>
+            <w:tcW w:w="1304" w:type="dxa"/>
+            <w:shd w:val="clear" w:color="auto" w:fill="E7E6E1"/>
+          </w:tcPr>
+          <w:p>
+            <w:pPr>
+              <w:spacing w:after="40" w:line="240" w:lineRule="auto"/>
+            </w:pPr>
+            <w:r>
+              <w:rPr>
+                <w:rFonts w:cs="Times New Roman"/>
+                <w:b/>
+                <w:sz w:val="17"/>
+              </w:rPr>
+              <w:t>Module</w:t>
+            </w:r>
+          </w:p>
+        </w:tc>
+        <w:tc>
+          <w:tcPr>
+            <w:tcW w:w="1474" w:type="dxa"/>
+            <w:shd w:val="clear" w:color="auto" w:fill="E7E6E1"/>
+          </w:tcPr>
+          <w:p>
+            <w:pPr>
+              <w:spacing w:after="40" w:line="240" w:lineRule="auto"/>
+            </w:pPr>
+            <w:r>
+              <w:rPr>
+                <w:rFonts w:cs="Times New Roman"/>
+                <w:b/>
+                <w:sz w:val="17"/>
+              </w:rPr>
+              <w:t>Removed at</w:t>
+            </w:r>
+          </w:p>
+        </w:tc>
+        <w:tc>
+          <w:tcPr>
+            <w:tcW w:w="2381" w:type="dxa"/>
+            <w:shd w:val="clear" w:color="auto" w:fill="E7E6E1"/>
+          </w:tcPr>
+          <w:p>
+            <w:pPr>
+              <w:spacing w:after="40" w:line="240" w:lineRule="auto"/>
+            </w:pPr>
+            <w:r>
+              <w:rPr>
+                <w:rFonts w:cs="Times New Roman"/>
+                <w:b/>
+                <w:sz w:val="17"/>
+              </w:rPr>
+              <w:t>Removed statement</w:t>
+            </w:r>
+          </w:p>
+        </w:tc>
+        <w:tc>
+          <w:tcPr>
+            <w:tcW w:w="907" w:type="dxa"/>
+            <w:shd w:val="clear" w:color="auto" w:fill="E7E6E1"/>
+          </w:tcPr>
+          <w:p>
+            <w:pPr>
+              <w:spacing w:after="40" w:line="240" w:lineRule="auto"/>
+            </w:pPr>
+            <w:r>
+              <w:rPr>
+                <w:rFonts w:cs="Times New Roman"/>
+                <w:b/>
+                <w:sz w:val="17"/>
+              </w:rPr>
+              <w:t>Detected</w:t>
+            </w:r>
+          </w:p>
+        </w:tc>
+        <w:tc>
+          <w:tcPr>
+            <w:tcW w:w="1134" w:type="dxa"/>
+            <w:shd w:val="clear" w:color="auto" w:fill="E7E6E1"/>
+          </w:tcPr>
+          <w:p>
+            <w:pPr>
+              <w:spacing w:after="40" w:line="240" w:lineRule="auto"/>
+            </w:pPr>
+            <w:r>
+              <w:rPr>
+                <w:rFonts w:cs="Times New Roman"/>
+                <w:b/>
+                <w:sz w:val="17"/>
+              </w:rPr>
+              <w:t>Confirmed (VM)</w:t>
+            </w:r>
+          </w:p>
+        </w:tc>
+        <w:tc>
+          <w:tcPr>
+            <w:tcW w:w="737" w:type="dxa"/>
+            <w:shd w:val="clear" w:color="auto" w:fill="E7E6E1"/>
+          </w:tcPr>
+          <w:p>
+            <w:pPr>
+              <w:spacing w:after="40" w:line="240" w:lineRule="auto"/>
+            </w:pPr>
+            <w:r>
+              <w:rPr>
+                <w:rFonts w:cs="Times New Roman"/>
+                <w:b/>
+                <w:sz w:val="17"/>
+              </w:rPr>
+              <w:t>Fixed</w:t>
+            </w:r>
+          </w:p>
+        </w:tc>
+      </w:tr>
+      <w:tr>
+        <w:trPr>
+          <w:jc w:val="center"/>
+        </w:trPr>
+        <w:tc>
+          <w:tcPr>
+            <w:tcW w:w="1304" w:type="dxa"/>
+          </w:tcPr>
+          <w:p>
+            <w:pPr>
+              <w:spacing w:after="40" w:line="240" w:lineRule="auto"/>
+            </w:pPr>
+            <w:r>
+              <w:rPr>
+                <w:rFonts w:cs="Times New Roman"/>
+                <w:sz w:val="17"/>
+              </w:rPr>
+              <w:t>brd</w:t>
+            </w:r>
+          </w:p>
+        </w:tc>
+        <w:tc>
+          <w:tcPr>
+            <w:tcW w:w="1474" w:type="dxa"/>
+          </w:tcPr>
+          <w:p>
+            <w:pPr>
+              <w:spacing w:after="40" w:line="240" w:lineRule="auto"/>
+            </w:pPr>
+            <w:r>
+              <w:rPr>
+                <w:rFonts w:cs="Times New Roman"/>
+                <w:sz w:val="17"/>
+              </w:rPr>
+              <w:t>brd.c:350</w:t>
+            </w:r>
+          </w:p>
+        </w:tc>
+        <w:tc>
+          <w:tcPr>
+            <w:tcW w:w="2381" w:type="dxa"/>
+          </w:tcPr>
+          <w:p>
+            <w:pPr>
+              <w:spacing w:after="40" w:line="240" w:lineRule="auto"/>
+            </w:pPr>
+            <w:r>
+              <w:rPr>
+                <w:rFonts w:cs="Times New Roman"/>
+                <w:sz w:val="17"/>
+              </w:rPr>
+              <w:t>brd_free_device(brd);</w:t>
+            </w:r>
+          </w:p>
+        </w:tc>
+        <w:tc>
+          <w:tcPr>
+            <w:tcW w:w="907" w:type="dxa"/>
+          </w:tcPr>
+          <w:p>
+            <w:pPr>
+              <w:spacing w:after="40" w:line="240" w:lineRule="auto"/>
+            </w:pPr>
+            <w:r>
+              <w:rPr>
+                <w:rFonts w:cs="Times New Roman"/>
+                <w:sz w:val="17"/>
+              </w:rPr>
+              <w:t>yes</w:t>
+            </w:r>
+          </w:p>
+        </w:tc>
+        <w:tc>
+          <w:tcPr>
+            <w:tcW w:w="1134" w:type="dxa"/>
+          </w:tcPr>
+          <w:p>
+            <w:pPr>
+              <w:spacing w:after="40" w:line="240" w:lineRule="auto"/>
+            </w:pPr>
+            <w:r>
+              <w:rPr>
+                <w:rFonts w:cs="Times New Roman"/>
+                <w:sz w:val="17"/>
+              </w:rPr>
+              <w:t>no</w:t>
+            </w:r>
+          </w:p>
+        </w:tc>
+        <w:tc>
+          <w:tcPr>
+            <w:tcW w:w="737" w:type="dxa"/>
+          </w:tcPr>
+          <w:p>
+            <w:pPr>
+              <w:spacing w:after="40" w:line="240" w:lineRule="auto"/>
+            </w:pPr>
+            <w:r>
+              <w:rPr>
+                <w:rFonts w:cs="Times New Roman"/>
+                <w:sz w:val="17"/>
+              </w:rPr>
+              <w:t>yes</w:t>
+            </w:r>
+          </w:p>
+        </w:tc>
+      </w:tr>
+    </w:tbl>
+    <w:p>
+      <w:pPr>
+        <w:spacing w:after="80"/>
+      </w:pPr>
+    </w:p>
+    <w:p>
+      <w:pPr>
+        <w:jc w:val="both"/>
+      </w:pPr>
       <w:r>
         <w:rPr>
           <w:rFonts w:cs="Times New Roman"/>
         </w:rPr>
-        <w:t xml:space="preserve"> Runtime verification removed all static false positives (1 in this run) and attached reproduction steps and kmemleak backtraces to every confirmed report. The cost is a modest loss of recall: warnings whose failure cannot be injected stay inconclusive rather than confirmed. In the corpus this happens for klg_l15, where ida_alloc() never allocates for small identifiers (they are stored inline in the XArray), so its failure cannot be provoked; reporting it as inconclusive is the honest outcome, and the warni</w:t>
+        <w:t xml:space="preserve">For example, in drivers/block/brd.c the call </w:t>
+      </w:r>
+      <w:r>
+        <w:rPr>
+          <w:rFonts w:ascii="Consolas" w:eastAsia="Consolas" w:hAnsi="Consolas" w:cs="Consolas"/>
+          <w:sz w:val="22"/>
+        </w:rPr>
+        <w:t>brd_free_device(brd);</w:t>
       </w:r>
       <w:r>
         <w:rPr>
           <w:rFonts w:cs="Times New Roman"/>
         </w:rPr>
-        <w:t>ng is still shown to the developer.</w:t>
-      </w:r>
+        <w:t xml:space="preserve"> releases the brd_device obtained earlier in brd_alloc() when disk allocation fails. Removing that call leaks the brd_device (and its xarray) when disk allocation fails during module initialisation. brd_init() calls brd_alloc() in a loop at module load, so failing blk_alloc_disk()/add_disk() with fail-nth reproduces the leak.</w:t>
+      </w:r>
+    </w:p>
+    <w:p>
+      <w:pPr>
+        <w:jc w:val="both"/>
+      </w:pPr>
+      <w:r>
+        <w:rPr>
+          <w:rFonts w:cs="Times New Roman"/>
+        </w:rPr>
+        <w:t xml:space="preserve">All seeded leaks were detected statically and the re-inserted-release fix was validated. Runtime confirmation of the brd seed was obstructed by a separate defect: failing allocations during brd's initialisation crash the guest kernel (the same fragility seen for null_blk in Section 4.4), </w:t>
+      </w:r>
+      <w:r>
+        <w:rPr>
+          <w:rFonts w:cs="Times New Roman"/>
+        </w:rPr>
+        <w:lastRenderedPageBreak/>
+        <w:t>so a clean kmemleak scan of the leaking path could not always complete. This is itself a finding about block drivers under fault injection.</w:t>
+      </w:r>
+    </w:p>
+    <w:p>
+      <w:pPr>
+        <w:pStyle w:val="Heading2"/>
+      </w:pPr>
+      <w:bookmarkStart w:id="24" w:name="_Toc243006986"/>
+      <w:r>
+        <w:t>4.6 Analysis</w:t>
+      </w:r>
+      <w:bookmarkEnd w:id="24"/>
     </w:p>
     <w:p>
       <w:pPr>
@@ -23484,19 +23873,19 @@
           <w:rFonts w:cs="Times New Roman"/>
           <w:b/>
         </w:rPr>
-        <w:t>Hybrid versus dynamic-only.</w:t>
+        <w:t>Static versus hybrid.</w:t>
       </w:r>
       <w:r>
         <w:rPr>
           <w:rFonts w:cs="Times New Roman"/>
         </w:rPr>
-        <w:t xml:space="preserve"> Exhaustive fault injection runs every routine once per fault point (1261 executions, dominated by module loading, which has hundreds of fault points) and random injection uses a fixed budget. KernelLeakGuard restricts its sweep with the kernel's fault-injection stack-trace filter (require-start/require-end set to the module's code, taken from klg_modwatch's log), so fail-nth counts only fault points reached from the module itself; together with the targeted confirmation it needs 425 executions in total and</w:t>
+        <w:t xml:space="preserve"> Runtime verification removed all static false positives (1 in this run) and attached reproduction steps and kmemleak backtraces to every confirmed report. The cost is a modest loss of recall: warnings whose failure cannot be injected stay inconclusive rather than confirmed. In the corpus this happens for klg_l15, where ida_alloc() never allocates for small identifiers (they are stored inline in the XArray), so its failure cannot be provoked; reporting it as inconclusive is the honest outcome, and the warni</w:t>
       </w:r>
       <w:r>
         <w:rPr>
           <w:rFonts w:cs="Times New Roman"/>
         </w:rPr>
-        <w:t xml:space="preserve"> finds 16 leaks, against 15 for the exhaustive baseline. Leaks in module initialisation code are reported by kmemleak with raw addresses because the module is unloaded after its failed initialisation; klg_modwatch, a helper module that logs each module's load address and symbols, turns them back into exact source lines. Dynamic tools report only a backtrace, whereas KernelLeakGuard's report names the leaking exit, the returned error, the failing call and a validated fix.</w:t>
+        <w:t>ng is still shown to the developer.</w:t>
       </w:r>
     </w:p>
     <w:p>
@@ -23508,6 +23897,30 @@
           <w:rFonts w:cs="Times New Roman"/>
           <w:b/>
         </w:rPr>
+        <w:t>Hybrid versus dynamic-only.</w:t>
+      </w:r>
+      <w:r>
+        <w:rPr>
+          <w:rFonts w:cs="Times New Roman"/>
+        </w:rPr>
+        <w:t xml:space="preserve"> Exhaustive fault injection runs every routine once per fault point (1261 executions, dominated by module loading, which has hundreds of fault points) and random injection uses a fixed budget. KernelLeakGuard restricts its sweep with the kernel's fault-injection stack-trace filter (require-start/require-end set to the module's code, taken from klg_modwatch's log), so fail-nth counts only fault points reached from the module itself; together with the targeted confirmation it needs 425 executions in total and</w:t>
+      </w:r>
+      <w:r>
+        <w:rPr>
+          <w:rFonts w:cs="Times New Roman"/>
+        </w:rPr>
+        <w:t xml:space="preserve"> finds 16 leaks, against 15 for the exhaustive baseline. Leaks in module initialisation code are reported by kmemleak with raw addresses because the module is unloaded after its failed initialisation; klg_modwatch, a helper module that logs each module's load address and symbols, turns them back into exact source lines. Dynamic tools report only a backtrace, whereas KernelLeakGuard's report names the leaking exit, the returned error, the failing call and a validated fix.</w:t>
+      </w:r>
+    </w:p>
+    <w:p>
+      <w:pPr>
+        <w:jc w:val="both"/>
+      </w:pPr>
+      <w:r>
+        <w:rPr>
+          <w:rFonts w:cs="Times New Roman"/>
+          <w:b/>
+        </w:rPr>
         <w:t>Trustworthy kmemleak results.</w:t>
       </w:r>
       <w:r>
@@ -23520,14 +23933,14 @@
         <w:rPr>
           <w:rFonts w:cs="Times New Roman"/>
         </w:rPr>
-        <w:t xml:space="preserve">d stacks from the page allocator, erases kernel stacks on return to user space, disables kmemleak's task-stack scanning (all tested routines have returned before a scan) and boots with init_on_alloc=1 init_on_free=1 so that slab memory is zeroed. This made the klg_l17 verdict stable. vmalloc'd </w:t>
+        <w:t xml:space="preserve">d stacks from the page allocator, erases kernel stacks on return to user space, disables kmemleak's task-stack scanning (all tested routines have returned before a scan) and boots with init_on_alloc=1 init_on_free=1 so that slab memory is zeroed. This made the klg_l17 verdict stable. vmalloc'd memory remains less stable (see the repeated runs in Section 4.3): such leaks can still be hidden </w:t>
       </w:r>
       <w:r>
         <w:rPr>
           <w:rFonts w:cs="Times New Roman"/>
         </w:rPr>
         <w:lastRenderedPageBreak/>
-        <w:t>memory remains less stable (see the repeated runs in Section 4.3): such leaks can still be hidden in an individual scan, which is why a missing confirmation is reported as 'not reproduced', never as 'safe'.</w:t>
+        <w:t>in an individual scan, which is why a missing confirmation is reported as 'not reproduced', never as 'safe'.</w:t>
       </w:r>
     </w:p>
     <w:p>
@@ -23572,22 +23985,22 @@
         <w:pageBreakBefore/>
         <w:jc w:val="center"/>
       </w:pPr>
-      <w:bookmarkStart w:id="24" w:name="_Toc243002886"/>
+      <w:bookmarkStart w:id="25" w:name="_Toc243006987"/>
       <w:r>
         <w:lastRenderedPageBreak/>
         <w:t>CHAPTER 5: CONCLUSION AND FUTURE WORK</w:t>
       </w:r>
-      <w:bookmarkEnd w:id="24"/>
+      <w:bookmarkEnd w:id="25"/>
     </w:p>
     <w:p>
       <w:pPr>
         <w:pStyle w:val="Heading2"/>
       </w:pPr>
-      <w:bookmarkStart w:id="25" w:name="_Toc243002887"/>
+      <w:bookmarkStart w:id="26" w:name="_Toc243006988"/>
       <w:r>
         <w:t>5.1 Conclusion</w:t>
       </w:r>
-      <w:bookmarkEnd w:id="25"/>
+      <w:bookmarkEnd w:id="26"/>
     </w:p>
     <w:p>
       <w:pPr>
@@ -23614,13 +24027,13 @@
         <w:rPr>
           <w:rFonts w:cs="Times New Roman"/>
         </w:rPr>
-        <w:t>On 39 real Linux modules the static analyser reported 115 warnings; the reviewed ones were false positives caused by patterns it does not yet model, and the runtime stage confirmed none of them, so no false report reached the developer. Exercising the initialisation of real modules under fault injection also exposed a reproducible kernel crash in the null_blk load path and a kmemleak report during erofs initialisation, showing that the runtime half is useful beyond confirming static warnings; both still nee</w:t>
+        <w:t>On 39 real Linux modules the static analyser reported 64 warnings; the reviewed ones were false positives caused by patterns it does not yet model, and the runtime stage confirmed none of them, so no false report reached the developer. Exercising the initialisation of real modules under fault injection also exposed a reproducible kernel crash in the null_blk load path and a kmemleak report during erofs initialisation, showing that the runtime half is useful beyond confirming static warnings; both still need</w:t>
       </w:r>
       <w:r>
         <w:rPr>
           <w:rFonts w:cs="Times New Roman"/>
         </w:rPr>
-        <w:t>d root-cause analysis.</w:t>
+        <w:t xml:space="preserve"> root-cause analysis.</w:t>
       </w:r>
     </w:p>
     <w:p>
@@ -23638,11 +24051,11 @@
       <w:pPr>
         <w:pStyle w:val="Heading2"/>
       </w:pPr>
-      <w:bookmarkStart w:id="26" w:name="_Toc243002888"/>
+      <w:bookmarkStart w:id="27" w:name="_Toc243006989"/>
       <w:r>
         <w:t>5.2 Future Work</w:t>
       </w:r>
-      <w:bookmarkEnd w:id="26"/>
+      <w:bookmarkEnd w:id="27"/>
     </w:p>
     <w:p>
       <w:pPr>
@@ -23679,7 +24092,7 @@
         <w:rPr>
           <w:rFonts w:cs="Times New Roman"/>
         </w:rPr>
-        <w:t>Model ERR_PTR returns, reference-counted objects and error codes stored in variables: the causes of the false positives found on real kernel code (Section 4.4).</w:t>
+        <w:t>Model reference-counted lookups (functions returning a put-released object) and error codes stored in variables: the remaining false-positive causes on real kernel code (Section 4.4); the ERR_PTR pattern is already handled.</w:t>
       </w:r>
     </w:p>
     <w:p>
@@ -23692,6 +24105,7 @@
         <w:rPr>
           <w:rFonts w:cs="Times New Roman"/>
         </w:rPr>
+        <w:lastRenderedPageBreak/>
         <w:t>•  </w:t>
       </w:r>
       <w:r>
@@ -23711,7 +24125,6 @@
         <w:rPr>
           <w:rFonts w:cs="Times New Roman"/>
         </w:rPr>
-        <w:lastRenderedPageBreak/>
         <w:t>•  </w:t>
       </w:r>
       <w:r>
@@ -23802,12 +24215,12 @@
         <w:pageBreakBefore/>
         <w:jc w:val="center"/>
       </w:pPr>
-      <w:bookmarkStart w:id="27" w:name="_Toc243002889"/>
+      <w:bookmarkStart w:id="28" w:name="_Toc243006990"/>
       <w:r>
         <w:lastRenderedPageBreak/>
         <w:t>REFERENCES</w:t>
       </w:r>
-      <w:bookmarkEnd w:id="27"/>
+      <w:bookmarkEnd w:id="28"/>
     </w:p>
     <w:p>
       <w:pPr>
@@ -24069,12 +24482,12 @@
         <w:pageBreakBefore/>
         <w:jc w:val="center"/>
       </w:pPr>
-      <w:bookmarkStart w:id="28" w:name="_Toc243002890"/>
+      <w:bookmarkStart w:id="29" w:name="_Toc243006991"/>
       <w:r>
         <w:lastRenderedPageBreak/>
         <w:t>APPENDIX: SOURCE CODE</w:t>
       </w:r>
-      <w:bookmarkEnd w:id="28"/>
+      <w:bookmarkEnd w:id="29"/>
     </w:p>
     <w:p>
       <w:pPr>
@@ -24226,7 +24639,7 @@
                 <w:rFonts w:cs="Times New Roman"/>
                 <w:sz w:val="20"/>
               </w:rPr>
-              <w:t>1561</w:t>
+              <w:t>1583</w:t>
             </w:r>
           </w:p>
         </w:tc>
@@ -24450,7 +24863,7 @@
                 <w:rFonts w:cs="Times New Roman"/>
                 <w:sz w:val="20"/>
               </w:rPr>
-              <w:t>2194</w:t>
+              <w:t>2418</w:t>
             </w:r>
           </w:p>
         </w:tc>
@@ -25241,6 +25654,34 @@
           <w:sz w:val="16"/>
         </w:rPr>
         <w:t xml:space="preserve">            continue; // the allocation itself failed: nothing to leak</w:t>
+      </w:r>
+    </w:p>
+    <w:p>
+      <w:pPr>
+        <w:shd w:val="clear" w:color="auto" w:fill="F3F3F1"/>
+        <w:spacing w:after="0" w:line="240" w:lineRule="auto"/>
+        <w:ind w:left="283"/>
+      </w:pPr>
+      <w:r>
+        <w:rPr>
+          <w:rFonts w:ascii="Consolas" w:eastAsia="Consolas" w:hAnsi="Consolas" w:cs="Consolas"/>
+          <w:sz w:val="16"/>
+        </w:rPr>
+        <w:t xml:space="preserve">        if (errPtrTest(K, KeyValue) &amp;&amp; !Reallocated)</w:t>
+      </w:r>
+    </w:p>
+    <w:p>
+      <w:pPr>
+        <w:shd w:val="clear" w:color="auto" w:fill="F3F3F1"/>
+        <w:spacing w:after="0" w:line="240" w:lineRule="auto"/>
+        <w:ind w:left="283"/>
+      </w:pPr>
+      <w:r>
+        <w:rPr>
+          <w:rFonts w:ascii="Consolas" w:eastAsia="Consolas" w:hAnsi="Consolas" w:cs="Consolas"/>
+          <w:sz w:val="16"/>
+        </w:rPr>
+        <w:t xml:space="preserve">          continue; // tracked pointer is an ERR_PTR here: nothing to free</w:t>
       </w:r>
     </w:p>
     <w:p>
@@ -32643,7 +33084,7 @@
     <w:autoRedefine/>
     <w:uiPriority w:val="39"/>
     <w:unhideWhenUsed/>
-    <w:rsid w:val="00FE4D71"/>
+    <w:rsid w:val="00C608D3"/>
     <w:pPr>
       <w:spacing w:after="100"/>
     </w:pPr>
@@ -32655,7 +33096,7 @@
     <w:autoRedefine/>
     <w:uiPriority w:val="39"/>
     <w:unhideWhenUsed/>
-    <w:rsid w:val="00FE4D71"/>
+    <w:rsid w:val="00C608D3"/>
     <w:pPr>
       <w:spacing w:after="100"/>
       <w:ind w:left="240"/>

--- a/docs/KernelLeakGuard_Final_Report.docx
+++ b/docs/KernelLeakGuard_Final_Report.docx
@@ -1055,7 +1055,7 @@
       <w:r>
         <w:fldChar w:fldCharType="separate"/>
       </w:r>
-      <w:hyperlink w:anchor="_Toc243006962" w:history="1">
+      <w:hyperlink w:anchor="_Toc243427970" w:history="1">
         <w:r>
           <w:rPr>
             <w:rStyle w:val="Hyperlink"/>
@@ -1082,7 +1082,7 @@
             <w:noProof/>
             <w:webHidden/>
           </w:rPr>
-          <w:instrText xml:space="preserve"> PAGEREF _Toc243006962 \h </w:instrText>
+          <w:instrText xml:space="preserve"> PAGEREF _Toc243427970 \h </w:instrText>
         </w:r>
         <w:r>
           <w:rPr>
@@ -1126,7 +1126,7 @@
           <w:lang w:eastAsia="en-IN"/>
         </w:rPr>
       </w:pPr>
-      <w:hyperlink w:anchor="_Toc243006963" w:history="1">
+      <w:hyperlink w:anchor="_Toc243427971" w:history="1">
         <w:r>
           <w:rPr>
             <w:rStyle w:val="Hyperlink"/>
@@ -1153,220 +1153,7 @@
             <w:noProof/>
             <w:webHidden/>
           </w:rPr>
-          <w:instrText xml:space="preserve"> PAGEREF _Toc243006963 \h </w:instrText>
-        </w:r>
-        <w:r>
-          <w:rPr>
-            <w:noProof/>
-            <w:webHidden/>
-          </w:rPr>
-        </w:r>
-        <w:r>
-          <w:rPr>
-            <w:noProof/>
-            <w:webHidden/>
-          </w:rPr>
-          <w:fldChar w:fldCharType="separate"/>
-        </w:r>
-        <w:r>
-          <w:rPr>
-            <w:noProof/>
-            <w:webHidden/>
-          </w:rPr>
-          <w:t>6</w:t>
-        </w:r>
-        <w:r>
-          <w:rPr>
-            <w:noProof/>
-            <w:webHidden/>
-          </w:rPr>
-          <w:fldChar w:fldCharType="end"/>
-        </w:r>
-      </w:hyperlink>
-    </w:p>
-    <w:p>
-      <w:pPr>
-        <w:pStyle w:val="TOC2"/>
-        <w:tabs>
-          <w:tab w:val="right" w:leader="dot" w:pos="9016"/>
-        </w:tabs>
-        <w:rPr>
-          <w:rFonts w:asciiTheme="minorHAnsi" w:eastAsiaTheme="minorEastAsia" w:hAnsiTheme="minorHAnsi"/>
-          <w:noProof/>
-          <w:szCs w:val="24"/>
-          <w:lang w:eastAsia="en-IN"/>
-        </w:rPr>
-      </w:pPr>
-      <w:hyperlink w:anchor="_Toc243006964" w:history="1">
-        <w:r>
-          <w:rPr>
-            <w:rStyle w:val="Hyperlink"/>
-            <w:noProof/>
-          </w:rPr>
-          <w:t>1.1 Motivation</w:t>
-        </w:r>
-        <w:r>
-          <w:rPr>
-            <w:noProof/>
-            <w:webHidden/>
-          </w:rPr>
-          <w:tab/>
-        </w:r>
-        <w:r>
-          <w:rPr>
-            <w:noProof/>
-            <w:webHidden/>
-          </w:rPr>
-          <w:fldChar w:fldCharType="begin"/>
-        </w:r>
-        <w:r>
-          <w:rPr>
-            <w:noProof/>
-            <w:webHidden/>
-          </w:rPr>
-          <w:instrText xml:space="preserve"> PAGEREF _Toc243006964 \h </w:instrText>
-        </w:r>
-        <w:r>
-          <w:rPr>
-            <w:noProof/>
-            <w:webHidden/>
-          </w:rPr>
-        </w:r>
-        <w:r>
-          <w:rPr>
-            <w:noProof/>
-            <w:webHidden/>
-          </w:rPr>
-          <w:fldChar w:fldCharType="separate"/>
-        </w:r>
-        <w:r>
-          <w:rPr>
-            <w:noProof/>
-            <w:webHidden/>
-          </w:rPr>
-          <w:t>6</w:t>
-        </w:r>
-        <w:r>
-          <w:rPr>
-            <w:noProof/>
-            <w:webHidden/>
-          </w:rPr>
-          <w:fldChar w:fldCharType="end"/>
-        </w:r>
-      </w:hyperlink>
-    </w:p>
-    <w:p>
-      <w:pPr>
-        <w:pStyle w:val="TOC2"/>
-        <w:tabs>
-          <w:tab w:val="right" w:leader="dot" w:pos="9016"/>
-        </w:tabs>
-        <w:rPr>
-          <w:rFonts w:asciiTheme="minorHAnsi" w:eastAsiaTheme="minorEastAsia" w:hAnsiTheme="minorHAnsi"/>
-          <w:noProof/>
-          <w:szCs w:val="24"/>
-          <w:lang w:eastAsia="en-IN"/>
-        </w:rPr>
-      </w:pPr>
-      <w:hyperlink w:anchor="_Toc243006965" w:history="1">
-        <w:r>
-          <w:rPr>
-            <w:rStyle w:val="Hyperlink"/>
-            <w:noProof/>
-          </w:rPr>
-          <w:t>1.2 Scope</w:t>
-        </w:r>
-        <w:r>
-          <w:rPr>
-            <w:noProof/>
-            <w:webHidden/>
-          </w:rPr>
-          <w:tab/>
-        </w:r>
-        <w:r>
-          <w:rPr>
-            <w:noProof/>
-            <w:webHidden/>
-          </w:rPr>
-          <w:fldChar w:fldCharType="begin"/>
-        </w:r>
-        <w:r>
-          <w:rPr>
-            <w:noProof/>
-            <w:webHidden/>
-          </w:rPr>
-          <w:instrText xml:space="preserve"> PAGEREF _Toc243006965 \h </w:instrText>
-        </w:r>
-        <w:r>
-          <w:rPr>
-            <w:noProof/>
-            <w:webHidden/>
-          </w:rPr>
-        </w:r>
-        <w:r>
-          <w:rPr>
-            <w:noProof/>
-            <w:webHidden/>
-          </w:rPr>
-          <w:fldChar w:fldCharType="separate"/>
-        </w:r>
-        <w:r>
-          <w:rPr>
-            <w:noProof/>
-            <w:webHidden/>
-          </w:rPr>
-          <w:t>6</w:t>
-        </w:r>
-        <w:r>
-          <w:rPr>
-            <w:noProof/>
-            <w:webHidden/>
-          </w:rPr>
-          <w:fldChar w:fldCharType="end"/>
-        </w:r>
-      </w:hyperlink>
-    </w:p>
-    <w:p>
-      <w:pPr>
-        <w:pStyle w:val="TOC2"/>
-        <w:tabs>
-          <w:tab w:val="right" w:leader="dot" w:pos="9016"/>
-        </w:tabs>
-        <w:rPr>
-          <w:rFonts w:asciiTheme="minorHAnsi" w:eastAsiaTheme="minorEastAsia" w:hAnsiTheme="minorHAnsi"/>
-          <w:noProof/>
-          <w:szCs w:val="24"/>
-          <w:lang w:eastAsia="en-IN"/>
-        </w:rPr>
-      </w:pPr>
-      <w:hyperlink w:anchor="_Toc243006966" w:history="1">
-        <w:r>
-          <w:rPr>
-            <w:rStyle w:val="Hyperlink"/>
-            <w:noProof/>
-          </w:rPr>
-          <w:t>1.3 Problem Statement</w:t>
-        </w:r>
-        <w:r>
-          <w:rPr>
-            <w:noProof/>
-            <w:webHidden/>
-          </w:rPr>
-          <w:tab/>
-        </w:r>
-        <w:r>
-          <w:rPr>
-            <w:noProof/>
-            <w:webHidden/>
-          </w:rPr>
-          <w:fldChar w:fldCharType="begin"/>
-        </w:r>
-        <w:r>
-          <w:rPr>
-            <w:noProof/>
-            <w:webHidden/>
-          </w:rPr>
-          <w:instrText xml:space="preserve"> PAGEREF _Toc243006966 \h </w:instrText>
+          <w:instrText xml:space="preserve"> PAGEREF _Toc243427971 \h </w:instrText>
         </w:r>
         <w:r>
           <w:rPr>
@@ -1410,13 +1197,13 @@
           <w:lang w:eastAsia="en-IN"/>
         </w:rPr>
       </w:pPr>
-      <w:hyperlink w:anchor="_Toc243006967" w:history="1">
+      <w:hyperlink w:anchor="_Toc243427972" w:history="1">
         <w:r>
           <w:rPr>
             <w:rStyle w:val="Hyperlink"/>
             <w:noProof/>
           </w:rPr>
-          <w:t>1.4 Objectives</w:t>
+          <w:t>1.1 Motivation</w:t>
         </w:r>
         <w:r>
           <w:rPr>
@@ -1437,7 +1224,7 @@
             <w:noProof/>
             <w:webHidden/>
           </w:rPr>
-          <w:instrText xml:space="preserve"> PAGEREF _Toc243006967 \h </w:instrText>
+          <w:instrText xml:space="preserve"> PAGEREF _Toc243427972 \h </w:instrText>
         </w:r>
         <w:r>
           <w:rPr>
@@ -1481,13 +1268,13 @@
           <w:lang w:eastAsia="en-IN"/>
         </w:rPr>
       </w:pPr>
-      <w:hyperlink w:anchor="_Toc243006968" w:history="1">
+      <w:hyperlink w:anchor="_Toc243427973" w:history="1">
         <w:r>
           <w:rPr>
             <w:rStyle w:val="Hyperlink"/>
             <w:noProof/>
           </w:rPr>
-          <w:t>1.5 Organization of the Report</w:t>
+          <w:t>1.2 Scope</w:t>
         </w:r>
         <w:r>
           <w:rPr>
@@ -1508,7 +1295,7 @@
             <w:noProof/>
             <w:webHidden/>
           </w:rPr>
-          <w:instrText xml:space="preserve"> PAGEREF _Toc243006968 \h </w:instrText>
+          <w:instrText xml:space="preserve"> PAGEREF _Toc243427973 \h </w:instrText>
         </w:r>
         <w:r>
           <w:rPr>
@@ -1541,7 +1328,7 @@
     </w:p>
     <w:p>
       <w:pPr>
-        <w:pStyle w:val="TOC1"/>
+        <w:pStyle w:val="TOC2"/>
         <w:tabs>
           <w:tab w:val="right" w:leader="dot" w:pos="9016"/>
         </w:tabs>
@@ -1552,7 +1339,220 @@
           <w:lang w:eastAsia="en-IN"/>
         </w:rPr>
       </w:pPr>
-      <w:hyperlink w:anchor="_Toc243006969" w:history="1">
+      <w:hyperlink w:anchor="_Toc243427974" w:history="1">
+        <w:r>
+          <w:rPr>
+            <w:rStyle w:val="Hyperlink"/>
+            <w:noProof/>
+          </w:rPr>
+          <w:t>1.3 Problem Statement</w:t>
+        </w:r>
+        <w:r>
+          <w:rPr>
+            <w:noProof/>
+            <w:webHidden/>
+          </w:rPr>
+          <w:tab/>
+        </w:r>
+        <w:r>
+          <w:rPr>
+            <w:noProof/>
+            <w:webHidden/>
+          </w:rPr>
+          <w:fldChar w:fldCharType="begin"/>
+        </w:r>
+        <w:r>
+          <w:rPr>
+            <w:noProof/>
+            <w:webHidden/>
+          </w:rPr>
+          <w:instrText xml:space="preserve"> PAGEREF _Toc243427974 \h </w:instrText>
+        </w:r>
+        <w:r>
+          <w:rPr>
+            <w:noProof/>
+            <w:webHidden/>
+          </w:rPr>
+        </w:r>
+        <w:r>
+          <w:rPr>
+            <w:noProof/>
+            <w:webHidden/>
+          </w:rPr>
+          <w:fldChar w:fldCharType="separate"/>
+        </w:r>
+        <w:r>
+          <w:rPr>
+            <w:noProof/>
+            <w:webHidden/>
+          </w:rPr>
+          <w:t>8</w:t>
+        </w:r>
+        <w:r>
+          <w:rPr>
+            <w:noProof/>
+            <w:webHidden/>
+          </w:rPr>
+          <w:fldChar w:fldCharType="end"/>
+        </w:r>
+      </w:hyperlink>
+    </w:p>
+    <w:p>
+      <w:pPr>
+        <w:pStyle w:val="TOC2"/>
+        <w:tabs>
+          <w:tab w:val="right" w:leader="dot" w:pos="9016"/>
+        </w:tabs>
+        <w:rPr>
+          <w:rFonts w:asciiTheme="minorHAnsi" w:eastAsiaTheme="minorEastAsia" w:hAnsiTheme="minorHAnsi"/>
+          <w:noProof/>
+          <w:szCs w:val="24"/>
+          <w:lang w:eastAsia="en-IN"/>
+        </w:rPr>
+      </w:pPr>
+      <w:hyperlink w:anchor="_Toc243427975" w:history="1">
+        <w:r>
+          <w:rPr>
+            <w:rStyle w:val="Hyperlink"/>
+            <w:noProof/>
+          </w:rPr>
+          <w:t>1.4 Objectives</w:t>
+        </w:r>
+        <w:r>
+          <w:rPr>
+            <w:noProof/>
+            <w:webHidden/>
+          </w:rPr>
+          <w:tab/>
+        </w:r>
+        <w:r>
+          <w:rPr>
+            <w:noProof/>
+            <w:webHidden/>
+          </w:rPr>
+          <w:fldChar w:fldCharType="begin"/>
+        </w:r>
+        <w:r>
+          <w:rPr>
+            <w:noProof/>
+            <w:webHidden/>
+          </w:rPr>
+          <w:instrText xml:space="preserve"> PAGEREF _Toc243427975 \h </w:instrText>
+        </w:r>
+        <w:r>
+          <w:rPr>
+            <w:noProof/>
+            <w:webHidden/>
+          </w:rPr>
+        </w:r>
+        <w:r>
+          <w:rPr>
+            <w:noProof/>
+            <w:webHidden/>
+          </w:rPr>
+          <w:fldChar w:fldCharType="separate"/>
+        </w:r>
+        <w:r>
+          <w:rPr>
+            <w:noProof/>
+            <w:webHidden/>
+          </w:rPr>
+          <w:t>8</w:t>
+        </w:r>
+        <w:r>
+          <w:rPr>
+            <w:noProof/>
+            <w:webHidden/>
+          </w:rPr>
+          <w:fldChar w:fldCharType="end"/>
+        </w:r>
+      </w:hyperlink>
+    </w:p>
+    <w:p>
+      <w:pPr>
+        <w:pStyle w:val="TOC2"/>
+        <w:tabs>
+          <w:tab w:val="right" w:leader="dot" w:pos="9016"/>
+        </w:tabs>
+        <w:rPr>
+          <w:rFonts w:asciiTheme="minorHAnsi" w:eastAsiaTheme="minorEastAsia" w:hAnsiTheme="minorHAnsi"/>
+          <w:noProof/>
+          <w:szCs w:val="24"/>
+          <w:lang w:eastAsia="en-IN"/>
+        </w:rPr>
+      </w:pPr>
+      <w:hyperlink w:anchor="_Toc243427976" w:history="1">
+        <w:r>
+          <w:rPr>
+            <w:rStyle w:val="Hyperlink"/>
+            <w:noProof/>
+          </w:rPr>
+          <w:t>1.5 Organization of the Report</w:t>
+        </w:r>
+        <w:r>
+          <w:rPr>
+            <w:noProof/>
+            <w:webHidden/>
+          </w:rPr>
+          <w:tab/>
+        </w:r>
+        <w:r>
+          <w:rPr>
+            <w:noProof/>
+            <w:webHidden/>
+          </w:rPr>
+          <w:fldChar w:fldCharType="begin"/>
+        </w:r>
+        <w:r>
+          <w:rPr>
+            <w:noProof/>
+            <w:webHidden/>
+          </w:rPr>
+          <w:instrText xml:space="preserve"> PAGEREF _Toc243427976 \h </w:instrText>
+        </w:r>
+        <w:r>
+          <w:rPr>
+            <w:noProof/>
+            <w:webHidden/>
+          </w:rPr>
+        </w:r>
+        <w:r>
+          <w:rPr>
+            <w:noProof/>
+            <w:webHidden/>
+          </w:rPr>
+          <w:fldChar w:fldCharType="separate"/>
+        </w:r>
+        <w:r>
+          <w:rPr>
+            <w:noProof/>
+            <w:webHidden/>
+          </w:rPr>
+          <w:t>8</w:t>
+        </w:r>
+        <w:r>
+          <w:rPr>
+            <w:noProof/>
+            <w:webHidden/>
+          </w:rPr>
+          <w:fldChar w:fldCharType="end"/>
+        </w:r>
+      </w:hyperlink>
+    </w:p>
+    <w:p>
+      <w:pPr>
+        <w:pStyle w:val="TOC1"/>
+        <w:tabs>
+          <w:tab w:val="right" w:leader="dot" w:pos="9016"/>
+        </w:tabs>
+        <w:rPr>
+          <w:rFonts w:asciiTheme="minorHAnsi" w:eastAsiaTheme="minorEastAsia" w:hAnsiTheme="minorHAnsi"/>
+          <w:noProof/>
+          <w:szCs w:val="24"/>
+          <w:lang w:eastAsia="en-IN"/>
+        </w:rPr>
+      </w:pPr>
+      <w:hyperlink w:anchor="_Toc243427977" w:history="1">
         <w:r>
           <w:rPr>
             <w:rStyle w:val="Hyperlink"/>
@@ -1579,220 +1579,7 @@
             <w:noProof/>
             <w:webHidden/>
           </w:rPr>
-          <w:instrText xml:space="preserve"> PAGEREF _Toc243006969 \h </w:instrText>
-        </w:r>
-        <w:r>
-          <w:rPr>
-            <w:noProof/>
-            <w:webHidden/>
-          </w:rPr>
-        </w:r>
-        <w:r>
-          <w:rPr>
-            <w:noProof/>
-            <w:webHidden/>
-          </w:rPr>
-          <w:fldChar w:fldCharType="separate"/>
-        </w:r>
-        <w:r>
-          <w:rPr>
-            <w:noProof/>
-            <w:webHidden/>
-          </w:rPr>
-          <w:t>9</w:t>
-        </w:r>
-        <w:r>
-          <w:rPr>
-            <w:noProof/>
-            <w:webHidden/>
-          </w:rPr>
-          <w:fldChar w:fldCharType="end"/>
-        </w:r>
-      </w:hyperlink>
-    </w:p>
-    <w:p>
-      <w:pPr>
-        <w:pStyle w:val="TOC2"/>
-        <w:tabs>
-          <w:tab w:val="right" w:leader="dot" w:pos="9016"/>
-        </w:tabs>
-        <w:rPr>
-          <w:rFonts w:asciiTheme="minorHAnsi" w:eastAsiaTheme="minorEastAsia" w:hAnsiTheme="minorHAnsi"/>
-          <w:noProof/>
-          <w:szCs w:val="24"/>
-          <w:lang w:eastAsia="en-IN"/>
-        </w:rPr>
-      </w:pPr>
-      <w:hyperlink w:anchor="_Toc243006970" w:history="1">
-        <w:r>
-          <w:rPr>
-            <w:rStyle w:val="Hyperlink"/>
-            <w:noProof/>
-          </w:rPr>
-          <w:t>2.1 Overview</w:t>
-        </w:r>
-        <w:r>
-          <w:rPr>
-            <w:noProof/>
-            <w:webHidden/>
-          </w:rPr>
-          <w:tab/>
-        </w:r>
-        <w:r>
-          <w:rPr>
-            <w:noProof/>
-            <w:webHidden/>
-          </w:rPr>
-          <w:fldChar w:fldCharType="begin"/>
-        </w:r>
-        <w:r>
-          <w:rPr>
-            <w:noProof/>
-            <w:webHidden/>
-          </w:rPr>
-          <w:instrText xml:space="preserve"> PAGEREF _Toc243006970 \h </w:instrText>
-        </w:r>
-        <w:r>
-          <w:rPr>
-            <w:noProof/>
-            <w:webHidden/>
-          </w:rPr>
-        </w:r>
-        <w:r>
-          <w:rPr>
-            <w:noProof/>
-            <w:webHidden/>
-          </w:rPr>
-          <w:fldChar w:fldCharType="separate"/>
-        </w:r>
-        <w:r>
-          <w:rPr>
-            <w:noProof/>
-            <w:webHidden/>
-          </w:rPr>
-          <w:t>9</w:t>
-        </w:r>
-        <w:r>
-          <w:rPr>
-            <w:noProof/>
-            <w:webHidden/>
-          </w:rPr>
-          <w:fldChar w:fldCharType="end"/>
-        </w:r>
-      </w:hyperlink>
-    </w:p>
-    <w:p>
-      <w:pPr>
-        <w:pStyle w:val="TOC2"/>
-        <w:tabs>
-          <w:tab w:val="right" w:leader="dot" w:pos="9016"/>
-        </w:tabs>
-        <w:rPr>
-          <w:rFonts w:asciiTheme="minorHAnsi" w:eastAsiaTheme="minorEastAsia" w:hAnsiTheme="minorHAnsi"/>
-          <w:noProof/>
-          <w:szCs w:val="24"/>
-          <w:lang w:eastAsia="en-IN"/>
-        </w:rPr>
-      </w:pPr>
-      <w:hyperlink w:anchor="_Toc243006971" w:history="1">
-        <w:r>
-          <w:rPr>
-            <w:rStyle w:val="Hyperlink"/>
-            <w:noProof/>
-          </w:rPr>
-          <w:t>2.2 Review of Existing Methods</w:t>
-        </w:r>
-        <w:r>
-          <w:rPr>
-            <w:noProof/>
-            <w:webHidden/>
-          </w:rPr>
-          <w:tab/>
-        </w:r>
-        <w:r>
-          <w:rPr>
-            <w:noProof/>
-            <w:webHidden/>
-          </w:rPr>
-          <w:fldChar w:fldCharType="begin"/>
-        </w:r>
-        <w:r>
-          <w:rPr>
-            <w:noProof/>
-            <w:webHidden/>
-          </w:rPr>
-          <w:instrText xml:space="preserve"> PAGEREF _Toc243006971 \h </w:instrText>
-        </w:r>
-        <w:r>
-          <w:rPr>
-            <w:noProof/>
-            <w:webHidden/>
-          </w:rPr>
-        </w:r>
-        <w:r>
-          <w:rPr>
-            <w:noProof/>
-            <w:webHidden/>
-          </w:rPr>
-          <w:fldChar w:fldCharType="separate"/>
-        </w:r>
-        <w:r>
-          <w:rPr>
-            <w:noProof/>
-            <w:webHidden/>
-          </w:rPr>
-          <w:t>9</w:t>
-        </w:r>
-        <w:r>
-          <w:rPr>
-            <w:noProof/>
-            <w:webHidden/>
-          </w:rPr>
-          <w:fldChar w:fldCharType="end"/>
-        </w:r>
-      </w:hyperlink>
-    </w:p>
-    <w:p>
-      <w:pPr>
-        <w:pStyle w:val="TOC2"/>
-        <w:tabs>
-          <w:tab w:val="right" w:leader="dot" w:pos="9016"/>
-        </w:tabs>
-        <w:rPr>
-          <w:rFonts w:asciiTheme="minorHAnsi" w:eastAsiaTheme="minorEastAsia" w:hAnsiTheme="minorHAnsi"/>
-          <w:noProof/>
-          <w:szCs w:val="24"/>
-          <w:lang w:eastAsia="en-IN"/>
-        </w:rPr>
-      </w:pPr>
-      <w:hyperlink w:anchor="_Toc243006972" w:history="1">
-        <w:r>
-          <w:rPr>
-            <w:rStyle w:val="Hyperlink"/>
-            <w:noProof/>
-          </w:rPr>
-          <w:t>2.3 Comparative Analysis</w:t>
-        </w:r>
-        <w:r>
-          <w:rPr>
-            <w:noProof/>
-            <w:webHidden/>
-          </w:rPr>
-          <w:tab/>
-        </w:r>
-        <w:r>
-          <w:rPr>
-            <w:noProof/>
-            <w:webHidden/>
-          </w:rPr>
-          <w:fldChar w:fldCharType="begin"/>
-        </w:r>
-        <w:r>
-          <w:rPr>
-            <w:noProof/>
-            <w:webHidden/>
-          </w:rPr>
-          <w:instrText xml:space="preserve"> PAGEREF _Toc243006972 \h </w:instrText>
+          <w:instrText xml:space="preserve"> PAGEREF _Toc243427977 \h </w:instrText>
         </w:r>
         <w:r>
           <w:rPr>
@@ -1836,13 +1623,13 @@
           <w:lang w:eastAsia="en-IN"/>
         </w:rPr>
       </w:pPr>
-      <w:hyperlink w:anchor="_Toc243006973" w:history="1">
+      <w:hyperlink w:anchor="_Toc243427978" w:history="1">
         <w:r>
           <w:rPr>
             <w:rStyle w:val="Hyperlink"/>
             <w:noProof/>
           </w:rPr>
-          <w:t>2.4 Research Gap</w:t>
+          <w:t>2.1 Overview</w:t>
         </w:r>
         <w:r>
           <w:rPr>
@@ -1863,7 +1650,7 @@
             <w:noProof/>
             <w:webHidden/>
           </w:rPr>
-          <w:instrText xml:space="preserve"> PAGEREF _Toc243006973 \h </w:instrText>
+          <w:instrText xml:space="preserve"> PAGEREF _Toc243427978 \h </w:instrText>
         </w:r>
         <w:r>
           <w:rPr>
@@ -1896,7 +1683,7 @@
     </w:p>
     <w:p>
       <w:pPr>
-        <w:pStyle w:val="TOC1"/>
+        <w:pStyle w:val="TOC2"/>
         <w:tabs>
           <w:tab w:val="right" w:leader="dot" w:pos="9016"/>
         </w:tabs>
@@ -1907,7 +1694,220 @@
           <w:lang w:eastAsia="en-IN"/>
         </w:rPr>
       </w:pPr>
-      <w:hyperlink w:anchor="_Toc243006974" w:history="1">
+      <w:hyperlink w:anchor="_Toc243427979" w:history="1">
+        <w:r>
+          <w:rPr>
+            <w:rStyle w:val="Hyperlink"/>
+            <w:noProof/>
+          </w:rPr>
+          <w:t>2.2 Review of Existing Methods</w:t>
+        </w:r>
+        <w:r>
+          <w:rPr>
+            <w:noProof/>
+            <w:webHidden/>
+          </w:rPr>
+          <w:tab/>
+        </w:r>
+        <w:r>
+          <w:rPr>
+            <w:noProof/>
+            <w:webHidden/>
+          </w:rPr>
+          <w:fldChar w:fldCharType="begin"/>
+        </w:r>
+        <w:r>
+          <w:rPr>
+            <w:noProof/>
+            <w:webHidden/>
+          </w:rPr>
+          <w:instrText xml:space="preserve"> PAGEREF _Toc243427979 \h </w:instrText>
+        </w:r>
+        <w:r>
+          <w:rPr>
+            <w:noProof/>
+            <w:webHidden/>
+          </w:rPr>
+        </w:r>
+        <w:r>
+          <w:rPr>
+            <w:noProof/>
+            <w:webHidden/>
+          </w:rPr>
+          <w:fldChar w:fldCharType="separate"/>
+        </w:r>
+        <w:r>
+          <w:rPr>
+            <w:noProof/>
+            <w:webHidden/>
+          </w:rPr>
+          <w:t>10</w:t>
+        </w:r>
+        <w:r>
+          <w:rPr>
+            <w:noProof/>
+            <w:webHidden/>
+          </w:rPr>
+          <w:fldChar w:fldCharType="end"/>
+        </w:r>
+      </w:hyperlink>
+    </w:p>
+    <w:p>
+      <w:pPr>
+        <w:pStyle w:val="TOC2"/>
+        <w:tabs>
+          <w:tab w:val="right" w:leader="dot" w:pos="9016"/>
+        </w:tabs>
+        <w:rPr>
+          <w:rFonts w:asciiTheme="minorHAnsi" w:eastAsiaTheme="minorEastAsia" w:hAnsiTheme="minorHAnsi"/>
+          <w:noProof/>
+          <w:szCs w:val="24"/>
+          <w:lang w:eastAsia="en-IN"/>
+        </w:rPr>
+      </w:pPr>
+      <w:hyperlink w:anchor="_Toc243427980" w:history="1">
+        <w:r>
+          <w:rPr>
+            <w:rStyle w:val="Hyperlink"/>
+            <w:noProof/>
+          </w:rPr>
+          <w:t>2.3 Comparative Analysis</w:t>
+        </w:r>
+        <w:r>
+          <w:rPr>
+            <w:noProof/>
+            <w:webHidden/>
+          </w:rPr>
+          <w:tab/>
+        </w:r>
+        <w:r>
+          <w:rPr>
+            <w:noProof/>
+            <w:webHidden/>
+          </w:rPr>
+          <w:fldChar w:fldCharType="begin"/>
+        </w:r>
+        <w:r>
+          <w:rPr>
+            <w:noProof/>
+            <w:webHidden/>
+          </w:rPr>
+          <w:instrText xml:space="preserve"> PAGEREF _Toc243427980 \h </w:instrText>
+        </w:r>
+        <w:r>
+          <w:rPr>
+            <w:noProof/>
+            <w:webHidden/>
+          </w:rPr>
+        </w:r>
+        <w:r>
+          <w:rPr>
+            <w:noProof/>
+            <w:webHidden/>
+          </w:rPr>
+          <w:fldChar w:fldCharType="separate"/>
+        </w:r>
+        <w:r>
+          <w:rPr>
+            <w:noProof/>
+            <w:webHidden/>
+          </w:rPr>
+          <w:t>11</w:t>
+        </w:r>
+        <w:r>
+          <w:rPr>
+            <w:noProof/>
+            <w:webHidden/>
+          </w:rPr>
+          <w:fldChar w:fldCharType="end"/>
+        </w:r>
+      </w:hyperlink>
+    </w:p>
+    <w:p>
+      <w:pPr>
+        <w:pStyle w:val="TOC2"/>
+        <w:tabs>
+          <w:tab w:val="right" w:leader="dot" w:pos="9016"/>
+        </w:tabs>
+        <w:rPr>
+          <w:rFonts w:asciiTheme="minorHAnsi" w:eastAsiaTheme="minorEastAsia" w:hAnsiTheme="minorHAnsi"/>
+          <w:noProof/>
+          <w:szCs w:val="24"/>
+          <w:lang w:eastAsia="en-IN"/>
+        </w:rPr>
+      </w:pPr>
+      <w:hyperlink w:anchor="_Toc243427981" w:history="1">
+        <w:r>
+          <w:rPr>
+            <w:rStyle w:val="Hyperlink"/>
+            <w:noProof/>
+          </w:rPr>
+          <w:t>2.4 Research Gap</w:t>
+        </w:r>
+        <w:r>
+          <w:rPr>
+            <w:noProof/>
+            <w:webHidden/>
+          </w:rPr>
+          <w:tab/>
+        </w:r>
+        <w:r>
+          <w:rPr>
+            <w:noProof/>
+            <w:webHidden/>
+          </w:rPr>
+          <w:fldChar w:fldCharType="begin"/>
+        </w:r>
+        <w:r>
+          <w:rPr>
+            <w:noProof/>
+            <w:webHidden/>
+          </w:rPr>
+          <w:instrText xml:space="preserve"> PAGEREF _Toc243427981 \h </w:instrText>
+        </w:r>
+        <w:r>
+          <w:rPr>
+            <w:noProof/>
+            <w:webHidden/>
+          </w:rPr>
+        </w:r>
+        <w:r>
+          <w:rPr>
+            <w:noProof/>
+            <w:webHidden/>
+          </w:rPr>
+          <w:fldChar w:fldCharType="separate"/>
+        </w:r>
+        <w:r>
+          <w:rPr>
+            <w:noProof/>
+            <w:webHidden/>
+          </w:rPr>
+          <w:t>11</w:t>
+        </w:r>
+        <w:r>
+          <w:rPr>
+            <w:noProof/>
+            <w:webHidden/>
+          </w:rPr>
+          <w:fldChar w:fldCharType="end"/>
+        </w:r>
+      </w:hyperlink>
+    </w:p>
+    <w:p>
+      <w:pPr>
+        <w:pStyle w:val="TOC1"/>
+        <w:tabs>
+          <w:tab w:val="right" w:leader="dot" w:pos="9016"/>
+        </w:tabs>
+        <w:rPr>
+          <w:rFonts w:asciiTheme="minorHAnsi" w:eastAsiaTheme="minorEastAsia" w:hAnsiTheme="minorHAnsi"/>
+          <w:noProof/>
+          <w:szCs w:val="24"/>
+          <w:lang w:eastAsia="en-IN"/>
+        </w:rPr>
+      </w:pPr>
+      <w:hyperlink w:anchor="_Toc243427982" w:history="1">
         <w:r>
           <w:rPr>
             <w:rStyle w:val="Hyperlink"/>
@@ -1934,149 +1934,7 @@
             <w:noProof/>
             <w:webHidden/>
           </w:rPr>
-          <w:instrText xml:space="preserve"> PAGEREF _Toc243006974 \h </w:instrText>
-        </w:r>
-        <w:r>
-          <w:rPr>
-            <w:noProof/>
-            <w:webHidden/>
-          </w:rPr>
-        </w:r>
-        <w:r>
-          <w:rPr>
-            <w:noProof/>
-            <w:webHidden/>
-          </w:rPr>
-          <w:fldChar w:fldCharType="separate"/>
-        </w:r>
-        <w:r>
-          <w:rPr>
-            <w:noProof/>
-            <w:webHidden/>
-          </w:rPr>
-          <w:t>12</w:t>
-        </w:r>
-        <w:r>
-          <w:rPr>
-            <w:noProof/>
-            <w:webHidden/>
-          </w:rPr>
-          <w:fldChar w:fldCharType="end"/>
-        </w:r>
-      </w:hyperlink>
-    </w:p>
-    <w:p>
-      <w:pPr>
-        <w:pStyle w:val="TOC2"/>
-        <w:tabs>
-          <w:tab w:val="right" w:leader="dot" w:pos="9016"/>
-        </w:tabs>
-        <w:rPr>
-          <w:rFonts w:asciiTheme="minorHAnsi" w:eastAsiaTheme="minorEastAsia" w:hAnsiTheme="minorHAnsi"/>
-          <w:noProof/>
-          <w:szCs w:val="24"/>
-          <w:lang w:eastAsia="en-IN"/>
-        </w:rPr>
-      </w:pPr>
-      <w:hyperlink w:anchor="_Toc243006975" w:history="1">
-        <w:r>
-          <w:rPr>
-            <w:rStyle w:val="Hyperlink"/>
-            <w:noProof/>
-          </w:rPr>
-          <w:t>3.1 System Architecture</w:t>
-        </w:r>
-        <w:r>
-          <w:rPr>
-            <w:noProof/>
-            <w:webHidden/>
-          </w:rPr>
-          <w:tab/>
-        </w:r>
-        <w:r>
-          <w:rPr>
-            <w:noProof/>
-            <w:webHidden/>
-          </w:rPr>
-          <w:fldChar w:fldCharType="begin"/>
-        </w:r>
-        <w:r>
-          <w:rPr>
-            <w:noProof/>
-            <w:webHidden/>
-          </w:rPr>
-          <w:instrText xml:space="preserve"> PAGEREF _Toc243006975 \h </w:instrText>
-        </w:r>
-        <w:r>
-          <w:rPr>
-            <w:noProof/>
-            <w:webHidden/>
-          </w:rPr>
-        </w:r>
-        <w:r>
-          <w:rPr>
-            <w:noProof/>
-            <w:webHidden/>
-          </w:rPr>
-          <w:fldChar w:fldCharType="separate"/>
-        </w:r>
-        <w:r>
-          <w:rPr>
-            <w:noProof/>
-            <w:webHidden/>
-          </w:rPr>
-          <w:t>12</w:t>
-        </w:r>
-        <w:r>
-          <w:rPr>
-            <w:noProof/>
-            <w:webHidden/>
-          </w:rPr>
-          <w:fldChar w:fldCharType="end"/>
-        </w:r>
-      </w:hyperlink>
-    </w:p>
-    <w:p>
-      <w:pPr>
-        <w:pStyle w:val="TOC2"/>
-        <w:tabs>
-          <w:tab w:val="right" w:leader="dot" w:pos="9016"/>
-        </w:tabs>
-        <w:rPr>
-          <w:rFonts w:asciiTheme="minorHAnsi" w:eastAsiaTheme="minorEastAsia" w:hAnsiTheme="minorHAnsi"/>
-          <w:noProof/>
-          <w:szCs w:val="24"/>
-          <w:lang w:eastAsia="en-IN"/>
-        </w:rPr>
-      </w:pPr>
-      <w:hyperlink w:anchor="_Toc243006976" w:history="1">
-        <w:r>
-          <w:rPr>
-            <w:rStyle w:val="Hyperlink"/>
-            <w:noProof/>
-          </w:rPr>
-          <w:t>3.2 Module-wise Description</w:t>
-        </w:r>
-        <w:r>
-          <w:rPr>
-            <w:noProof/>
-            <w:webHidden/>
-          </w:rPr>
-          <w:tab/>
-        </w:r>
-        <w:r>
-          <w:rPr>
-            <w:noProof/>
-            <w:webHidden/>
-          </w:rPr>
-          <w:fldChar w:fldCharType="begin"/>
-        </w:r>
-        <w:r>
-          <w:rPr>
-            <w:noProof/>
-            <w:webHidden/>
-          </w:rPr>
-          <w:instrText xml:space="preserve"> PAGEREF _Toc243006976 \h </w:instrText>
+          <w:instrText xml:space="preserve"> PAGEREF _Toc243427982 \h </w:instrText>
         </w:r>
         <w:r>
           <w:rPr>
@@ -2120,7 +1978,149 @@
           <w:lang w:eastAsia="en-IN"/>
         </w:rPr>
       </w:pPr>
-      <w:hyperlink w:anchor="_Toc243006977" w:history="1">
+      <w:hyperlink w:anchor="_Toc243427983" w:history="1">
+        <w:r>
+          <w:rPr>
+            <w:rStyle w:val="Hyperlink"/>
+            <w:noProof/>
+          </w:rPr>
+          <w:t>3.1 System Architecture</w:t>
+        </w:r>
+        <w:r>
+          <w:rPr>
+            <w:noProof/>
+            <w:webHidden/>
+          </w:rPr>
+          <w:tab/>
+        </w:r>
+        <w:r>
+          <w:rPr>
+            <w:noProof/>
+            <w:webHidden/>
+          </w:rPr>
+          <w:fldChar w:fldCharType="begin"/>
+        </w:r>
+        <w:r>
+          <w:rPr>
+            <w:noProof/>
+            <w:webHidden/>
+          </w:rPr>
+          <w:instrText xml:space="preserve"> PAGEREF _Toc243427983 \h </w:instrText>
+        </w:r>
+        <w:r>
+          <w:rPr>
+            <w:noProof/>
+            <w:webHidden/>
+          </w:rPr>
+        </w:r>
+        <w:r>
+          <w:rPr>
+            <w:noProof/>
+            <w:webHidden/>
+          </w:rPr>
+          <w:fldChar w:fldCharType="separate"/>
+        </w:r>
+        <w:r>
+          <w:rPr>
+            <w:noProof/>
+            <w:webHidden/>
+          </w:rPr>
+          <w:t>13</w:t>
+        </w:r>
+        <w:r>
+          <w:rPr>
+            <w:noProof/>
+            <w:webHidden/>
+          </w:rPr>
+          <w:fldChar w:fldCharType="end"/>
+        </w:r>
+      </w:hyperlink>
+    </w:p>
+    <w:p>
+      <w:pPr>
+        <w:pStyle w:val="TOC2"/>
+        <w:tabs>
+          <w:tab w:val="right" w:leader="dot" w:pos="9016"/>
+        </w:tabs>
+        <w:rPr>
+          <w:rFonts w:asciiTheme="minorHAnsi" w:eastAsiaTheme="minorEastAsia" w:hAnsiTheme="minorHAnsi"/>
+          <w:noProof/>
+          <w:szCs w:val="24"/>
+          <w:lang w:eastAsia="en-IN"/>
+        </w:rPr>
+      </w:pPr>
+      <w:hyperlink w:anchor="_Toc243427984" w:history="1">
+        <w:r>
+          <w:rPr>
+            <w:rStyle w:val="Hyperlink"/>
+            <w:noProof/>
+          </w:rPr>
+          <w:t>3.2 Module-wise Description</w:t>
+        </w:r>
+        <w:r>
+          <w:rPr>
+            <w:noProof/>
+            <w:webHidden/>
+          </w:rPr>
+          <w:tab/>
+        </w:r>
+        <w:r>
+          <w:rPr>
+            <w:noProof/>
+            <w:webHidden/>
+          </w:rPr>
+          <w:fldChar w:fldCharType="begin"/>
+        </w:r>
+        <w:r>
+          <w:rPr>
+            <w:noProof/>
+            <w:webHidden/>
+          </w:rPr>
+          <w:instrText xml:space="preserve"> PAGEREF _Toc243427984 \h </w:instrText>
+        </w:r>
+        <w:r>
+          <w:rPr>
+            <w:noProof/>
+            <w:webHidden/>
+          </w:rPr>
+        </w:r>
+        <w:r>
+          <w:rPr>
+            <w:noProof/>
+            <w:webHidden/>
+          </w:rPr>
+          <w:fldChar w:fldCharType="separate"/>
+        </w:r>
+        <w:r>
+          <w:rPr>
+            <w:noProof/>
+            <w:webHidden/>
+          </w:rPr>
+          <w:t>14</w:t>
+        </w:r>
+        <w:r>
+          <w:rPr>
+            <w:noProof/>
+            <w:webHidden/>
+          </w:rPr>
+          <w:fldChar w:fldCharType="end"/>
+        </w:r>
+      </w:hyperlink>
+    </w:p>
+    <w:p>
+      <w:pPr>
+        <w:pStyle w:val="TOC2"/>
+        <w:tabs>
+          <w:tab w:val="right" w:leader="dot" w:pos="9016"/>
+        </w:tabs>
+        <w:rPr>
+          <w:rFonts w:asciiTheme="minorHAnsi" w:eastAsiaTheme="minorEastAsia" w:hAnsiTheme="minorHAnsi"/>
+          <w:noProof/>
+          <w:szCs w:val="24"/>
+          <w:lang w:eastAsia="en-IN"/>
+        </w:rPr>
+      </w:pPr>
+      <w:hyperlink w:anchor="_Toc243427985" w:history="1">
         <w:r>
           <w:rPr>
             <w:rStyle w:val="Hyperlink"/>
@@ -2147,78 +2147,7 @@
             <w:noProof/>
             <w:webHidden/>
           </w:rPr>
-          <w:instrText xml:space="preserve"> PAGEREF _Toc243006977 \h </w:instrText>
-        </w:r>
-        <w:r>
-          <w:rPr>
-            <w:noProof/>
-            <w:webHidden/>
-          </w:rPr>
-        </w:r>
-        <w:r>
-          <w:rPr>
-            <w:noProof/>
-            <w:webHidden/>
-          </w:rPr>
-          <w:fldChar w:fldCharType="separate"/>
-        </w:r>
-        <w:r>
-          <w:rPr>
-            <w:noProof/>
-            <w:webHidden/>
-          </w:rPr>
-          <w:t>15</w:t>
-        </w:r>
-        <w:r>
-          <w:rPr>
-            <w:noProof/>
-            <w:webHidden/>
-          </w:rPr>
-          <w:fldChar w:fldCharType="end"/>
-        </w:r>
-      </w:hyperlink>
-    </w:p>
-    <w:p>
-      <w:pPr>
-        <w:pStyle w:val="TOC2"/>
-        <w:tabs>
-          <w:tab w:val="right" w:leader="dot" w:pos="9016"/>
-        </w:tabs>
-        <w:rPr>
-          <w:rFonts w:asciiTheme="minorHAnsi" w:eastAsiaTheme="minorEastAsia" w:hAnsiTheme="minorHAnsi"/>
-          <w:noProof/>
-          <w:szCs w:val="24"/>
-          <w:lang w:eastAsia="en-IN"/>
-        </w:rPr>
-      </w:pPr>
-      <w:hyperlink w:anchor="_Toc243006978" w:history="1">
-        <w:r>
-          <w:rPr>
-            <w:rStyle w:val="Hyperlink"/>
-            <w:noProof/>
-          </w:rPr>
-          <w:t>3.4 Dataset Details</w:t>
-        </w:r>
-        <w:r>
-          <w:rPr>
-            <w:noProof/>
-            <w:webHidden/>
-          </w:rPr>
-          <w:tab/>
-        </w:r>
-        <w:r>
-          <w:rPr>
-            <w:noProof/>
-            <w:webHidden/>
-          </w:rPr>
-          <w:fldChar w:fldCharType="begin"/>
-        </w:r>
-        <w:r>
-          <w:rPr>
-            <w:noProof/>
-            <w:webHidden/>
-          </w:rPr>
-          <w:instrText xml:space="preserve"> PAGEREF _Toc243006978 \h </w:instrText>
+          <w:instrText xml:space="preserve"> PAGEREF _Toc243427985 \h </w:instrText>
         </w:r>
         <w:r>
           <w:rPr>
@@ -2262,13 +2191,13 @@
           <w:lang w:eastAsia="en-IN"/>
         </w:rPr>
       </w:pPr>
-      <w:hyperlink w:anchor="_Toc243006979" w:history="1">
+      <w:hyperlink w:anchor="_Toc243427986" w:history="1">
         <w:r>
           <w:rPr>
             <w:rStyle w:val="Hyperlink"/>
             <w:noProof/>
           </w:rPr>
-          <w:t>3.5 Tools and Technologies</w:t>
+          <w:t>3.4 Dataset Details</w:t>
         </w:r>
         <w:r>
           <w:rPr>
@@ -2289,7 +2218,7 @@
             <w:noProof/>
             <w:webHidden/>
           </w:rPr>
-          <w:instrText xml:space="preserve"> PAGEREF _Toc243006979 \h </w:instrText>
+          <w:instrText xml:space="preserve"> PAGEREF _Toc243427986 \h </w:instrText>
         </w:r>
         <w:r>
           <w:rPr>
@@ -2322,7 +2251,7 @@
     </w:p>
     <w:p>
       <w:pPr>
-        <w:pStyle w:val="TOC1"/>
+        <w:pStyle w:val="TOC2"/>
         <w:tabs>
           <w:tab w:val="right" w:leader="dot" w:pos="9016"/>
         </w:tabs>
@@ -2333,7 +2262,78 @@
           <w:lang w:eastAsia="en-IN"/>
         </w:rPr>
       </w:pPr>
-      <w:hyperlink w:anchor="_Toc243006980" w:history="1">
+      <w:hyperlink w:anchor="_Toc243427987" w:history="1">
+        <w:r>
+          <w:rPr>
+            <w:rStyle w:val="Hyperlink"/>
+            <w:noProof/>
+          </w:rPr>
+          <w:t>3.5 Tools and Technologies</w:t>
+        </w:r>
+        <w:r>
+          <w:rPr>
+            <w:noProof/>
+            <w:webHidden/>
+          </w:rPr>
+          <w:tab/>
+        </w:r>
+        <w:r>
+          <w:rPr>
+            <w:noProof/>
+            <w:webHidden/>
+          </w:rPr>
+          <w:fldChar w:fldCharType="begin"/>
+        </w:r>
+        <w:r>
+          <w:rPr>
+            <w:noProof/>
+            <w:webHidden/>
+          </w:rPr>
+          <w:instrText xml:space="preserve"> PAGEREF _Toc243427987 \h </w:instrText>
+        </w:r>
+        <w:r>
+          <w:rPr>
+            <w:noProof/>
+            <w:webHidden/>
+          </w:rPr>
+        </w:r>
+        <w:r>
+          <w:rPr>
+            <w:noProof/>
+            <w:webHidden/>
+          </w:rPr>
+          <w:fldChar w:fldCharType="separate"/>
+        </w:r>
+        <w:r>
+          <w:rPr>
+            <w:noProof/>
+            <w:webHidden/>
+          </w:rPr>
+          <w:t>18</w:t>
+        </w:r>
+        <w:r>
+          <w:rPr>
+            <w:noProof/>
+            <w:webHidden/>
+          </w:rPr>
+          <w:fldChar w:fldCharType="end"/>
+        </w:r>
+      </w:hyperlink>
+    </w:p>
+    <w:p>
+      <w:pPr>
+        <w:pStyle w:val="TOC1"/>
+        <w:tabs>
+          <w:tab w:val="right" w:leader="dot" w:pos="9016"/>
+        </w:tabs>
+        <w:rPr>
+          <w:rFonts w:asciiTheme="minorHAnsi" w:eastAsiaTheme="minorEastAsia" w:hAnsiTheme="minorHAnsi"/>
+          <w:noProof/>
+          <w:szCs w:val="24"/>
+          <w:lang w:eastAsia="en-IN"/>
+        </w:rPr>
+      </w:pPr>
+      <w:hyperlink w:anchor="_Toc243427988" w:history="1">
         <w:r>
           <w:rPr>
             <w:rStyle w:val="Hyperlink"/>
@@ -2360,7 +2360,7 @@
             <w:noProof/>
             <w:webHidden/>
           </w:rPr>
-          <w:instrText xml:space="preserve"> PAGEREF _Toc243006980 \h </w:instrText>
+          <w:instrText xml:space="preserve"> PAGEREF _Toc243427988 \h </w:instrText>
         </w:r>
         <w:r>
           <w:rPr>
@@ -2380,7 +2380,7 @@
             <w:noProof/>
             <w:webHidden/>
           </w:rPr>
-          <w:t>19</w:t>
+          <w:t>20</w:t>
         </w:r>
         <w:r>
           <w:rPr>
@@ -2404,7 +2404,7 @@
           <w:lang w:eastAsia="en-IN"/>
         </w:rPr>
       </w:pPr>
-      <w:hyperlink w:anchor="_Toc243006981" w:history="1">
+      <w:hyperlink w:anchor="_Toc243427989" w:history="1">
         <w:r>
           <w:rPr>
             <w:rStyle w:val="Hyperlink"/>
@@ -2431,7 +2431,7 @@
             <w:noProof/>
             <w:webHidden/>
           </w:rPr>
-          <w:instrText xml:space="preserve"> PAGEREF _Toc243006981 \h </w:instrText>
+          <w:instrText xml:space="preserve"> PAGEREF _Toc243427989 \h </w:instrText>
         </w:r>
         <w:r>
           <w:rPr>
@@ -2451,7 +2451,7 @@
             <w:noProof/>
             <w:webHidden/>
           </w:rPr>
-          <w:t>19</w:t>
+          <w:t>20</w:t>
         </w:r>
         <w:r>
           <w:rPr>
@@ -2475,7 +2475,7 @@
           <w:lang w:eastAsia="en-IN"/>
         </w:rPr>
       </w:pPr>
-      <w:hyperlink w:anchor="_Toc243006982" w:history="1">
+      <w:hyperlink w:anchor="_Toc243427990" w:history="1">
         <w:r>
           <w:rPr>
             <w:rStyle w:val="Hyperlink"/>
@@ -2502,7 +2502,7 @@
             <w:noProof/>
             <w:webHidden/>
           </w:rPr>
-          <w:instrText xml:space="preserve"> PAGEREF _Toc243006982 \h </w:instrText>
+          <w:instrText xml:space="preserve"> PAGEREF _Toc243427990 \h </w:instrText>
         </w:r>
         <w:r>
           <w:rPr>
@@ -2522,7 +2522,7 @@
             <w:noProof/>
             <w:webHidden/>
           </w:rPr>
-          <w:t>19</w:t>
+          <w:t>20</w:t>
         </w:r>
         <w:r>
           <w:rPr>
@@ -2546,7 +2546,7 @@
           <w:lang w:eastAsia="en-IN"/>
         </w:rPr>
       </w:pPr>
-      <w:hyperlink w:anchor="_Toc243006983" w:history="1">
+      <w:hyperlink w:anchor="_Toc243427991" w:history="1">
         <w:r>
           <w:rPr>
             <w:rStyle w:val="Hyperlink"/>
@@ -2573,78 +2573,7 @@
             <w:noProof/>
             <w:webHidden/>
           </w:rPr>
-          <w:instrText xml:space="preserve"> PAGEREF _Toc243006983 \h </w:instrText>
-        </w:r>
-        <w:r>
-          <w:rPr>
-            <w:noProof/>
-            <w:webHidden/>
-          </w:rPr>
-        </w:r>
-        <w:r>
-          <w:rPr>
-            <w:noProof/>
-            <w:webHidden/>
-          </w:rPr>
-          <w:fldChar w:fldCharType="separate"/>
-        </w:r>
-        <w:r>
-          <w:rPr>
-            <w:noProof/>
-            <w:webHidden/>
-          </w:rPr>
-          <w:t>26</w:t>
-        </w:r>
-        <w:r>
-          <w:rPr>
-            <w:noProof/>
-            <w:webHidden/>
-          </w:rPr>
-          <w:fldChar w:fldCharType="end"/>
-        </w:r>
-      </w:hyperlink>
-    </w:p>
-    <w:p>
-      <w:pPr>
-        <w:pStyle w:val="TOC2"/>
-        <w:tabs>
-          <w:tab w:val="right" w:leader="dot" w:pos="9016"/>
-        </w:tabs>
-        <w:rPr>
-          <w:rFonts w:asciiTheme="minorHAnsi" w:eastAsiaTheme="minorEastAsia" w:hAnsiTheme="minorHAnsi"/>
-          <w:noProof/>
-          <w:szCs w:val="24"/>
-          <w:lang w:eastAsia="en-IN"/>
-        </w:rPr>
-      </w:pPr>
-      <w:hyperlink w:anchor="_Toc243006984" w:history="1">
-        <w:r>
-          <w:rPr>
-            <w:rStyle w:val="Hyperlink"/>
-            <w:noProof/>
-          </w:rPr>
-          <w:t>4.4 Evaluation on Real Kernel Code</w:t>
-        </w:r>
-        <w:r>
-          <w:rPr>
-            <w:noProof/>
-            <w:webHidden/>
-          </w:rPr>
-          <w:tab/>
-        </w:r>
-        <w:r>
-          <w:rPr>
-            <w:noProof/>
-            <w:webHidden/>
-          </w:rPr>
-          <w:fldChar w:fldCharType="begin"/>
-        </w:r>
-        <w:r>
-          <w:rPr>
-            <w:noProof/>
-            <w:webHidden/>
-          </w:rPr>
-          <w:instrText xml:space="preserve"> PAGEREF _Toc243006984 \h </w:instrText>
+          <w:instrText xml:space="preserve"> PAGEREF _Toc243427991 \h </w:instrText>
         </w:r>
         <w:r>
           <w:rPr>
@@ -2688,7 +2617,78 @@
           <w:lang w:eastAsia="en-IN"/>
         </w:rPr>
       </w:pPr>
-      <w:hyperlink w:anchor="_Toc243006985" w:history="1">
+      <w:hyperlink w:anchor="_Toc243427992" w:history="1">
+        <w:r>
+          <w:rPr>
+            <w:rStyle w:val="Hyperlink"/>
+            <w:noProof/>
+          </w:rPr>
+          <w:t>4.4 Evaluation on Real Kernel Code</w:t>
+        </w:r>
+        <w:r>
+          <w:rPr>
+            <w:noProof/>
+            <w:webHidden/>
+          </w:rPr>
+          <w:tab/>
+        </w:r>
+        <w:r>
+          <w:rPr>
+            <w:noProof/>
+            <w:webHidden/>
+          </w:rPr>
+          <w:fldChar w:fldCharType="begin"/>
+        </w:r>
+        <w:r>
+          <w:rPr>
+            <w:noProof/>
+            <w:webHidden/>
+          </w:rPr>
+          <w:instrText xml:space="preserve"> PAGEREF _Toc243427992 \h </w:instrText>
+        </w:r>
+        <w:r>
+          <w:rPr>
+            <w:noProof/>
+            <w:webHidden/>
+          </w:rPr>
+        </w:r>
+        <w:r>
+          <w:rPr>
+            <w:noProof/>
+            <w:webHidden/>
+          </w:rPr>
+          <w:fldChar w:fldCharType="separate"/>
+        </w:r>
+        <w:r>
+          <w:rPr>
+            <w:noProof/>
+            <w:webHidden/>
+          </w:rPr>
+          <w:t>28</w:t>
+        </w:r>
+        <w:r>
+          <w:rPr>
+            <w:noProof/>
+            <w:webHidden/>
+          </w:rPr>
+          <w:fldChar w:fldCharType="end"/>
+        </w:r>
+      </w:hyperlink>
+    </w:p>
+    <w:p>
+      <w:pPr>
+        <w:pStyle w:val="TOC2"/>
+        <w:tabs>
+          <w:tab w:val="right" w:leader="dot" w:pos="9016"/>
+        </w:tabs>
+        <w:rPr>
+          <w:rFonts w:asciiTheme="minorHAnsi" w:eastAsiaTheme="minorEastAsia" w:hAnsiTheme="minorHAnsi"/>
+          <w:noProof/>
+          <w:szCs w:val="24"/>
+          <w:lang w:eastAsia="en-IN"/>
+        </w:rPr>
+      </w:pPr>
+      <w:hyperlink w:anchor="_Toc243427993" w:history="1">
         <w:r>
           <w:rPr>
             <w:rStyle w:val="Hyperlink"/>
@@ -2715,7 +2715,7 @@
             <w:noProof/>
             <w:webHidden/>
           </w:rPr>
-          <w:instrText xml:space="preserve"> PAGEREF _Toc243006985 \h </w:instrText>
+          <w:instrText xml:space="preserve"> PAGEREF _Toc243427993 \h </w:instrText>
         </w:r>
         <w:r>
           <w:rPr>
@@ -2735,7 +2735,7 @@
             <w:noProof/>
             <w:webHidden/>
           </w:rPr>
-          <w:t>29</w:t>
+          <w:t>33</w:t>
         </w:r>
         <w:r>
           <w:rPr>
@@ -2759,7 +2759,7 @@
           <w:lang w:eastAsia="en-IN"/>
         </w:rPr>
       </w:pPr>
-      <w:hyperlink w:anchor="_Toc243006986" w:history="1">
+      <w:hyperlink w:anchor="_Toc243427994" w:history="1">
         <w:r>
           <w:rPr>
             <w:rStyle w:val="Hyperlink"/>
@@ -2786,7 +2786,7 @@
             <w:noProof/>
             <w:webHidden/>
           </w:rPr>
-          <w:instrText xml:space="preserve"> PAGEREF _Toc243006986 \h </w:instrText>
+          <w:instrText xml:space="preserve"> PAGEREF _Toc243427994 \h </w:instrText>
         </w:r>
         <w:r>
           <w:rPr>
@@ -2806,7 +2806,7 @@
             <w:noProof/>
             <w:webHidden/>
           </w:rPr>
-          <w:t>30</w:t>
+          <w:t>35</w:t>
         </w:r>
         <w:r>
           <w:rPr>
@@ -2830,7 +2830,7 @@
           <w:lang w:eastAsia="en-IN"/>
         </w:rPr>
       </w:pPr>
-      <w:hyperlink w:anchor="_Toc243006987" w:history="1">
+      <w:hyperlink w:anchor="_Toc243427995" w:history="1">
         <w:r>
           <w:rPr>
             <w:rStyle w:val="Hyperlink"/>
@@ -2857,7 +2857,7 @@
             <w:noProof/>
             <w:webHidden/>
           </w:rPr>
-          <w:instrText xml:space="preserve"> PAGEREF _Toc243006987 \h </w:instrText>
+          <w:instrText xml:space="preserve"> PAGEREF _Toc243427995 \h </w:instrText>
         </w:r>
         <w:r>
           <w:rPr>
@@ -2877,7 +2877,7 @@
             <w:noProof/>
             <w:webHidden/>
           </w:rPr>
-          <w:t>32</w:t>
+          <w:t>37</w:t>
         </w:r>
         <w:r>
           <w:rPr>
@@ -2901,7 +2901,7 @@
           <w:lang w:eastAsia="en-IN"/>
         </w:rPr>
       </w:pPr>
-      <w:hyperlink w:anchor="_Toc243006988" w:history="1">
+      <w:hyperlink w:anchor="_Toc243427996" w:history="1">
         <w:r>
           <w:rPr>
             <w:rStyle w:val="Hyperlink"/>
@@ -2928,7 +2928,7 @@
             <w:noProof/>
             <w:webHidden/>
           </w:rPr>
-          <w:instrText xml:space="preserve"> PAGEREF _Toc243006988 \h </w:instrText>
+          <w:instrText xml:space="preserve"> PAGEREF _Toc243427996 \h </w:instrText>
         </w:r>
         <w:r>
           <w:rPr>
@@ -2948,7 +2948,7 @@
             <w:noProof/>
             <w:webHidden/>
           </w:rPr>
-          <w:t>32</w:t>
+          <w:t>37</w:t>
         </w:r>
         <w:r>
           <w:rPr>
@@ -2972,7 +2972,7 @@
           <w:lang w:eastAsia="en-IN"/>
         </w:rPr>
       </w:pPr>
-      <w:hyperlink w:anchor="_Toc243006989" w:history="1">
+      <w:hyperlink w:anchor="_Toc243427997" w:history="1">
         <w:r>
           <w:rPr>
             <w:rStyle w:val="Hyperlink"/>
@@ -2999,7 +2999,7 @@
             <w:noProof/>
             <w:webHidden/>
           </w:rPr>
-          <w:instrText xml:space="preserve"> PAGEREF _Toc243006989 \h </w:instrText>
+          <w:instrText xml:space="preserve"> PAGEREF _Toc243427997 \h </w:instrText>
         </w:r>
         <w:r>
           <w:rPr>
@@ -3019,7 +3019,7 @@
             <w:noProof/>
             <w:webHidden/>
           </w:rPr>
-          <w:t>32</w:t>
+          <w:t>37</w:t>
         </w:r>
         <w:r>
           <w:rPr>
@@ -3043,7 +3043,7 @@
           <w:lang w:eastAsia="en-IN"/>
         </w:rPr>
       </w:pPr>
-      <w:hyperlink w:anchor="_Toc243006990" w:history="1">
+      <w:hyperlink w:anchor="_Toc243427998" w:history="1">
         <w:r>
           <w:rPr>
             <w:rStyle w:val="Hyperlink"/>
@@ -3070,7 +3070,7 @@
             <w:noProof/>
             <w:webHidden/>
           </w:rPr>
-          <w:instrText xml:space="preserve"> PAGEREF _Toc243006990 \h </w:instrText>
+          <w:instrText xml:space="preserve"> PAGEREF _Toc243427998 \h </w:instrText>
         </w:r>
         <w:r>
           <w:rPr>
@@ -3090,7 +3090,7 @@
             <w:noProof/>
             <w:webHidden/>
           </w:rPr>
-          <w:t>34</w:t>
+          <w:t>39</w:t>
         </w:r>
         <w:r>
           <w:rPr>
@@ -3114,7 +3114,7 @@
           <w:lang w:eastAsia="en-IN"/>
         </w:rPr>
       </w:pPr>
-      <w:hyperlink w:anchor="_Toc243006991" w:history="1">
+      <w:hyperlink w:anchor="_Toc243427999" w:history="1">
         <w:r>
           <w:rPr>
             <w:rStyle w:val="Hyperlink"/>
@@ -3141,7 +3141,7 @@
             <w:noProof/>
             <w:webHidden/>
           </w:rPr>
-          <w:instrText xml:space="preserve"> PAGEREF _Toc243006991 \h </w:instrText>
+          <w:instrText xml:space="preserve"> PAGEREF _Toc243427999 \h </w:instrText>
         </w:r>
         <w:r>
           <w:rPr>
@@ -3161,7 +3161,7 @@
             <w:noProof/>
             <w:webHidden/>
           </w:rPr>
-          <w:t>36</w:t>
+          <w:t>41</w:t>
         </w:r>
         <w:r>
           <w:rPr>
@@ -3279,7 +3279,7 @@
         <w:pageBreakBefore/>
         <w:jc w:val="center"/>
       </w:pPr>
-      <w:bookmarkStart w:id="0" w:name="_Toc243006962"/>
+      <w:bookmarkStart w:id="0" w:name="_Toc243427970"/>
       <w:r>
         <w:lastRenderedPageBreak/>
         <w:t>ABSTRACT</w:t>
@@ -3328,13 +3328,37 @@
         <w:rPr>
           <w:rFonts w:cs="Times New Roman"/>
         </w:rPr>
-        <w:t>On a benchmark of 32 kernel modules with 17 leaking and 42 safe allocation sites, the static analyser reaches precision 0.94 and recall 0.94 (a naive missing-kfree analysis: precision 0.59). Runtime verification confirmed 14 of 19 warnings with kernel evidence and raised precision to 1.00 with no false confirmations. Together with the leaks its own fault-point sweep exposes, KernelLeakGuard finds 16 of the 17 leaks with no false positive (F1 0.97), using 425 executions of kernel routines in total against 12</w:t>
+        <w:t>On a benchmark of 32 kernel modules with 17 leaking and 42 safe allocation sites, the static analyser reaches precision 0.94 and recall 0.94 (a naive missing-kfree analysis: precision 0.59). Runtime verification confirmed 15 of 17 warnings with kernel evidence and raised precision to 1.00 with no false confirmations. Together with the leaks its own fault-point sweep exposes, KernelLeakGuard finds 16 of the 17 leaks with no false positive (F1 0.97), using 425 executions of kernel routines in total against 12</w:t>
       </w:r>
       <w:r>
         <w:rPr>
           <w:rFonts w:cs="Times New Roman"/>
         </w:rPr>
-        <w:t>61 for exhaustive fault injection (F1 0.94) and 0.50 F1 for the cppcheck analyser. For 13 of 14 confirmed leaks it generates a fix patch validated by compilation, re-analysis and an exhaustive re-run in the VM. The complete pipeline runs in about 4 minutes on a laptop.</w:t>
+        <w:t>61 for exhaustive fault injection (F1 0.94) and 0.50 F1 for the cppcheck analyser. For 14 of 15 confirmed leaks it generates a fix patch validated by compilation, re-analysis and an exhaustive re-run in the VM. The complete pipeline runs in about 2 minutes on a laptop.</w:t>
+      </w:r>
+    </w:p>
+    <w:p>
+      <w:pPr>
+        <w:jc w:val="both"/>
+      </w:pPr>
+      <w:r>
+        <w:rPr>
+          <w:rFonts w:cs="Times New Roman"/>
+        </w:rPr>
+        <w:t>On 39 real Linux modules, general precision refinements reduced the static warnings from 115 to 11 without changing any benchmark result, and a real historical leak in bonding (fixed upstream by commit 8d6184e4881b), re-introduced into today's code, was detected, confirmed in the VM with kmemleak and fixed end to end. The tool also found five defects in the kernel itself, all still present in mainline: a slab-cache leak in the SLUB allocator, exposed by fault injection during the initialisation of erofs, f2</w:t>
+      </w:r>
+      <w:r>
+        <w:rPr>
+          <w:rFonts w:cs="Times New Roman"/>
+        </w:rPr>
+        <w:t xml:space="preserve">fs, hfsplus and nilfs2, and a leak in f2fs introduced </w:t>
+      </w:r>
+      <w:r>
+        <w:rPr>
+          <w:rFonts w:cs="Times New Roman"/>
+        </w:rPr>
+        <w:lastRenderedPageBreak/>
+        <w:t>by a 2026 fix, both with fixes validated in the VM; memory leaks in ntfs3's log replay and in ufs's truncation (reported in 2018 but never fixed), found statically, with fixes that remove the warnings; and a use-after-free of module memory when a module's initialisation fails after it added a disk.</w:t>
       </w:r>
     </w:p>
     <w:p>
@@ -3343,7 +3367,7 @@
         <w:pageBreakBefore/>
         <w:jc w:val="center"/>
       </w:pPr>
-      <w:bookmarkStart w:id="1" w:name="_Toc243006963"/>
+      <w:bookmarkStart w:id="1" w:name="_Toc243427971"/>
       <w:r>
         <w:lastRenderedPageBreak/>
         <w:t>CHAPTER 1: INTRODUCTION</w:t>
@@ -3354,7 +3378,7 @@
       <w:pPr>
         <w:pStyle w:val="Heading2"/>
       </w:pPr>
-      <w:bookmarkStart w:id="2" w:name="_Toc243006964"/>
+      <w:bookmarkStart w:id="2" w:name="_Toc243427972"/>
       <w:r>
         <w:t>1.1 Motivation</w:t>
       </w:r>
@@ -3403,7 +3427,7 @@
       <w:pPr>
         <w:pStyle w:val="Heading2"/>
       </w:pPr>
-      <w:bookmarkStart w:id="3" w:name="_Toc243006965"/>
+      <w:bookmarkStart w:id="3" w:name="_Toc243427973"/>
       <w:r>
         <w:t>1.2 Scope</w:t>
       </w:r>
@@ -3462,7 +3486,7 @@
       <w:pPr>
         <w:pStyle w:val="Heading2"/>
       </w:pPr>
-      <w:bookmarkStart w:id="4" w:name="_Toc243006966"/>
+      <w:bookmarkStart w:id="4" w:name="_Toc243427974"/>
       <w:r>
         <w:t>1.3 Problem Statement</w:t>
       </w:r>
@@ -3483,7 +3507,7 @@
       <w:pPr>
         <w:pStyle w:val="Heading2"/>
       </w:pPr>
-      <w:bookmarkStart w:id="5" w:name="_Toc243006967"/>
+      <w:bookmarkStart w:id="5" w:name="_Toc243427975"/>
       <w:r>
         <w:t>1.4 Objectives</w:t>
       </w:r>
@@ -3607,7 +3631,7 @@
       <w:pPr>
         <w:pStyle w:val="Heading2"/>
       </w:pPr>
-      <w:bookmarkStart w:id="6" w:name="_Toc243006968"/>
+      <w:bookmarkStart w:id="6" w:name="_Toc243427976"/>
       <w:r>
         <w:t>1.5 Organization of the Report</w:t>
       </w:r>
@@ -3637,7 +3661,7 @@
         <w:pageBreakBefore/>
         <w:jc w:val="center"/>
       </w:pPr>
-      <w:bookmarkStart w:id="7" w:name="_Toc243006969"/>
+      <w:bookmarkStart w:id="7" w:name="_Toc243427977"/>
       <w:r>
         <w:lastRenderedPageBreak/>
         <w:t>CHAPTER 2: LITERATURE SURVEY</w:t>
@@ -3648,7 +3672,7 @@
       <w:pPr>
         <w:pStyle w:val="Heading2"/>
       </w:pPr>
-      <w:bookmarkStart w:id="8" w:name="_Toc243006970"/>
+      <w:bookmarkStart w:id="8" w:name="_Toc243427978"/>
       <w:r>
         <w:t>2.1 Overview</w:t>
       </w:r>
@@ -3675,7 +3699,7 @@
       <w:pPr>
         <w:pStyle w:val="Heading2"/>
       </w:pPr>
-      <w:bookmarkStart w:id="9" w:name="_Toc243006971"/>
+      <w:bookmarkStart w:id="9" w:name="_Toc243427979"/>
       <w:r>
         <w:t>2.2 Review of Existing Methods</w:t>
       </w:r>
@@ -3812,7 +3836,7 @@
       <w:pPr>
         <w:pStyle w:val="Heading2"/>
       </w:pPr>
-      <w:bookmarkStart w:id="10" w:name="_Toc243006972"/>
+      <w:bookmarkStart w:id="10" w:name="_Toc243427980"/>
       <w:r>
         <w:t>2.3 Comparative Analysis</w:t>
       </w:r>
@@ -4586,7 +4610,7 @@
       <w:pPr>
         <w:pStyle w:val="Heading2"/>
       </w:pPr>
-      <w:bookmarkStart w:id="11" w:name="_Toc243006973"/>
+      <w:bookmarkStart w:id="11" w:name="_Toc243427981"/>
       <w:r>
         <w:t>2.4 Research Gap</w:t>
       </w:r>
@@ -4627,7 +4651,7 @@
         <w:pageBreakBefore/>
         <w:jc w:val="center"/>
       </w:pPr>
-      <w:bookmarkStart w:id="12" w:name="_Toc243006974"/>
+      <w:bookmarkStart w:id="12" w:name="_Toc243427982"/>
       <w:r>
         <w:lastRenderedPageBreak/>
         <w:t>CHAPTER 3: PROPOSED TECHNIQUE</w:t>
@@ -4638,7 +4662,7 @@
       <w:pPr>
         <w:pStyle w:val="Heading2"/>
       </w:pPr>
-      <w:bookmarkStart w:id="13" w:name="_Toc243006975"/>
+      <w:bookmarkStart w:id="13" w:name="_Toc243427983"/>
       <w:r>
         <w:t>3.1 System Architecture</w:t>
       </w:r>
@@ -4665,7 +4689,7 @@
           <w:noProof/>
         </w:rPr>
         <w:drawing>
-          <wp:inline distT="0" distB="0" distL="0" distR="0" wp14:anchorId="065B7637" wp14:editId="7DD2CB8E">
+          <wp:inline distT="0" distB="0" distL="0" distR="0" wp14:anchorId="6861E8F3" wp14:editId="0F32AF56">
             <wp:extent cx="5940000" cy="3024000"/>
             <wp:effectExtent l="0" t="0" r="0" b="0"/>
             <wp:docPr id="9" name="Picture 9"/>
@@ -4858,7 +4882,7 @@
       <w:pPr>
         <w:pStyle w:val="Heading2"/>
       </w:pPr>
-      <w:bookmarkStart w:id="14" w:name="_Toc243006976"/>
+      <w:bookmarkStart w:id="14" w:name="_Toc243427984"/>
       <w:r>
         <w:lastRenderedPageBreak/>
         <w:t>3.2 Module-wise Description</w:t>
@@ -4965,7 +4989,13 @@
         <w:rPr>
           <w:rFonts w:cs="Times New Roman"/>
         </w:rPr>
-        <w:t>for each module function and each pointer parameter a monotone fixpoint computes whether it frees, captures or returns the parameter, and whether the function returns new memory (allocation wrappers).</w:t>
+        <w:t>for each module function and each pointer parameter a monotone fixpoint computes whether it frees, captures or returns the parameter, and whether it provably publishes it (stores it into a list, hash table, global or another object, directly or through a module helper such as list_add_tail()). A second fixpoint marks functions that return new memory (allocation wrappers), but only when the new object is not published first: a helper that links the object into a list or returns a shared, reference-counted on</w:t>
+      </w:r>
+      <w:r>
+        <w:rPr>
+          <w:rFonts w:cs="Times New Roman"/>
+        </w:rPr>
+        <w:t>e is a lookup, and the caller does not own the result.</w:t>
       </w:r>
     </w:p>
     <w:p>
@@ -4991,7 +5021,20 @@
         <w:rPr>
           <w:rFonts w:cs="Times New Roman"/>
         </w:rPr>
-        <w:t>a depth-first search from the allocation to every return, pruning the edge on which the allocation itself failed (a NULL check, or an IS_ERR() check when the value is an ERR_PTR error code) and edges that contradict an earlier decision on the same condition (branch correlation, seeded with the dominating conditions that guard the allocation). Loops are unrolled twice; a second execution of the allocation creates a new instance while the earlier one stays reachable through memory.</w:t>
+        <w:t>a depth-first search from the allocation to every return, pruning the edge on which the allocation itself failed (a NULL check, or an IS_ERR() check when the value is an ERR_PTR error code) and edges that contradict an earlier decision on the same condition (branch correlation, seeded with the dominating conditions that guard the allocation). Values are resolved along the current path: a return of phi(object, NULL) hands the object over only on the paths that bring it into the phi, and a switch whose select</w:t>
+      </w:r>
+      <w:r>
+        <w:rPr>
+          <w:rFonts w:cs="Times New Roman"/>
+        </w:rPr>
+        <w:t xml:space="preserve">or is a constant on the path (the cleanup-destination switch clang emits for a goto out of a scoped block) has a single feasible successor. Loops are unrolled twice; a second </w:t>
+      </w:r>
+      <w:r>
+        <w:rPr>
+          <w:rFonts w:cs="Times New Roman"/>
+        </w:rPr>
+        <w:lastRenderedPageBreak/>
+        <w:t>execution of the allocation creates a new instance while the earlier one stays reachable through memory.</w:t>
       </w:r>
     </w:p>
     <w:p>
@@ -5025,8 +5068,64 @@
         <w:pStyle w:val="Heading3"/>
       </w:pPr>
       <w:r>
+        <w:t>3.2.2 Guest kernel and virtual machine - Abhishek Kumar Singh</w:t>
+      </w:r>
+    </w:p>
+    <w:p>
+      <w:pPr>
+        <w:jc w:val="both"/>
+      </w:pPr>
+      <w:r>
+        <w:rPr>
+          <w:rFonts w:cs="Times New Roman"/>
+        </w:rPr>
+        <w:t>Linux 6.18.55 LTS is built with clang from defconfig, the KVM guest fragment and the KernelLeakGuard fragment (vm/kernel.config.fragment): kmemleak without automatic scanning, fault injection with failslab, fail_function and fail_usercopy, ftrace-based kprobes and virtio-9p sharing. Several settings make kmemleak trustworthy by removing stale copies of pointers that would make a leaked object look referenced: thread stacks come from the page allocator (CONFIG_VMAP_STACK=n), kernel stacks are erased on retur</w:t>
+      </w:r>
+      <w:r>
+        <w:rPr>
+          <w:rFonts w:cs="Times New Roman"/>
+        </w:rPr>
+        <w:t>n to user space (CONFIG_KSTACK_ERASE), kmemleak does not scan task stacks, and slab memory is zeroed on allocation and free (init_on_alloc=1 init_on_free=1). The guest boots from a busybox initramfs in about two seconds, mounts the host directory over 9p, configures fault injection through debugfs and runs the job script generated by the host.</w:t>
+      </w:r>
+    </w:p>
+    <w:p>
+      <w:pPr>
+        <w:pStyle w:val="Heading3"/>
+      </w:pPr>
+      <w:r>
+        <w:t>3.2.3 Fault-injection agent (klg-agent, C) - Abhishek Kumar Singh</w:t>
+      </w:r>
+    </w:p>
+    <w:p>
+      <w:pPr>
+        <w:jc w:val="both"/>
+      </w:pPr>
+      <w:r>
+        <w:rPr>
+          <w:rFonts w:cs="Times New Roman"/>
+        </w:rPr>
+        <w:t xml:space="preserve">klg-agent is a statically linked C program that drives one kernel routine at a time. In sweep mode it writes N to /proc/thread-self/fail-nth, runs the routine (writing to the module's debugfs trigger file or loading the module with finit_module()), reads fail-nth back to learn whether the fault fired, and records the kernel log lines of the attempt. In repeat mode it injects a chosen fault several times and, when given the expected stack frame, verifies that the fault landed there and probes neighbouring N </w:t>
+      </w:r>
+      <w:r>
+        <w:rPr>
+          <w:rFonts w:cs="Times New Roman"/>
+        </w:rPr>
+        <w:t xml:space="preserve">if fault numbering drifted between boots. A random mode enables probabilistic faults for the task only around the target system call, for the random baseline. With --filter the agent sets the fault-injection stack-trace filter (require-start / require-end) to the target module's code, so only the module's own fault points are counted; the module's layout comes from klg_modwatch, a helper kernel module that uses a module notifier to log every module's load address and function symbols. The same log lets the </w:t>
+      </w:r>
+      <w:r>
+        <w:rPr>
+          <w:rFonts w:cs="Times New Roman"/>
+        </w:rPr>
+        <w:t>host resolve kmemleak backtraces of modules that were already unloaded. Before each attempt the agent writes a marker to the host, so that if the guest kernel crashes or hangs, the host records the faulting fault point, reboots the VM and resumes.</w:t>
+      </w:r>
+    </w:p>
+    <w:p>
+      <w:pPr>
+        <w:pStyle w:val="Heading3"/>
+      </w:pPr>
+      <w:r>
         <w:lastRenderedPageBreak/>
-        <w:t>3.2.2 Guest kernel and virtual machine - Abhishek Kumar Singh</w:t>
+        <w:t>3.2.4 Verifier, evaluation and dashboard (Python) - Aarav Jain</w:t>
       </w:r>
     </w:p>
     <w:p>
@@ -5037,70 +5136,13 @@
         <w:rPr>
           <w:rFonts w:cs="Times New Roman"/>
         </w:rPr>
-        <w:t>Linux 6.18.55 LTS is built with clang from defconfig, the KVM guest fragment and the KernelLeakGuard fragment (vm/kernel.config.fragment): kmemleak without automatic scanning, fault injection with failslab, fail_function and fail_usercopy, ftrace-based kprobes and virtio-9p sharing. Several settings make kmemleak trustworthy by removing stale copies of pointers that would make a leaked object look referenced: thread stacks come from the page allocator (CONFIG_VMAP_STACK=n), kernel stacks are erased on retur</w:t>
+        <w:t>The klg package builds modules and IR, runs the analyser, generates the guest job scripts, boots the VM, symbolises stack frames with the kernel's faddr2line script, plans the confirmation tests, schedules them in kmemleak rounds so that leaks can be attributed unambiguously, and computes verdicts and metrics. The Streamlit dashboard lists findings with verdicts, highlights the allocation, failing call and leaking exit in the source, shows the kmemleak backtraces, compares approaches and can run the pipelin</w:t>
       </w:r>
       <w:r>
         <w:rPr>
           <w:rFonts w:cs="Times New Roman"/>
         </w:rPr>
-        <w:t>n to user space (CONFIG_KSTACK_ERASE), kmemleak does not scan task stacks, and slab memory is zeroed on allocation and free (init_on_alloc=1 init_on_free=1). The guest boots from a busybox initramfs in about two seconds, mounts the host directory over 9p, configures fault injection through debugfs and runs the job script generated by the host.</w:t>
-      </w:r>
-    </w:p>
-    <w:p>
-      <w:pPr>
-        <w:pStyle w:val="Heading3"/>
-      </w:pPr>
-      <w:r>
-        <w:t>3.2.3 Fault-injection agent (klg-agent, C) - Abhishek Kumar Singh</w:t>
-      </w:r>
-    </w:p>
-    <w:p>
-      <w:pPr>
-        <w:jc w:val="both"/>
-      </w:pPr>
-      <w:r>
-        <w:rPr>
-          <w:rFonts w:cs="Times New Roman"/>
-        </w:rPr>
-        <w:t xml:space="preserve">klg-agent is a statically linked C program that drives one kernel routine at a time. In sweep mode it writes N to /proc/thread-self/fail-nth, runs the routine (writing to the module's debugfs trigger file or loading the module with finit_module()), reads fail-nth back to learn whether the fault fired, and records the kernel log lines of the attempt. In repeat mode it injects a chosen fault several times and, when given the expected stack frame, verifies that the fault landed there and probes neighbouring N </w:t>
-      </w:r>
-      <w:r>
-        <w:rPr>
-          <w:rFonts w:cs="Times New Roman"/>
-        </w:rPr>
-        <w:t xml:space="preserve">if fault numbering drifted between boots. A random mode enables probabilistic faults for the task only around the target system call, for the random baseline. With --filter the agent sets the fault-injection stack-trace filter (require-start / require-end) to the target module's code, so only the module's own fault points are counted; the module's layout comes from klg_modwatch, a helper kernel module that uses a module notifier to log every module's load address and function symbols. The same log lets the </w:t>
-      </w:r>
-      <w:r>
-        <w:rPr>
-          <w:rFonts w:cs="Times New Roman"/>
-        </w:rPr>
-        <w:t>host resolve kmemleak backtraces of modules that were already unloaded. Before each attempt the agent writes a marker to the host, so that if the guest kernel crashes or hangs, the host records the faulting fault point, reboots the VM and resumes.</w:t>
-      </w:r>
-    </w:p>
-    <w:p>
-      <w:pPr>
-        <w:pStyle w:val="Heading3"/>
-      </w:pPr>
-      <w:r>
-        <w:t>3.2.4 Verifier, evaluation and dashboard (Python) - Aarav Jain</w:t>
-      </w:r>
-    </w:p>
-    <w:p>
-      <w:pPr>
-        <w:jc w:val="both"/>
-      </w:pPr>
-      <w:r>
-        <w:rPr>
-          <w:rFonts w:cs="Times New Roman"/>
-        </w:rPr>
-        <w:t xml:space="preserve">The klg package builds modules and IR, runs the analyser, generates the guest job scripts, boots the VM, symbolises stack frames with the kernel's faddr2line script, plans the confirmation tests, schedules them in kmemleak rounds so that leaks can be attributed unambiguously, and computes verdicts and metrics. The Streamlit dashboard lists findings with verdicts, highlights </w:t>
-      </w:r>
-      <w:r>
-        <w:rPr>
-          <w:rFonts w:cs="Times New Roman"/>
-        </w:rPr>
-        <w:lastRenderedPageBreak/>
-        <w:t>the allocation, failing call and leaking exit in the source, shows the kmemleak backtraces, compares approaches and can run the pipeline.</w:t>
+        <w:t>e.</w:t>
       </w:r>
     </w:p>
     <w:p>
@@ -5501,7 +5543,7 @@
       <w:pPr>
         <w:pStyle w:val="Heading2"/>
       </w:pPr>
-      <w:bookmarkStart w:id="15" w:name="_Toc243006977"/>
+      <w:bookmarkStart w:id="15" w:name="_Toc243427985"/>
       <w:r>
         <w:t>3.3 Algorithms Used</w:t>
       </w:r>
@@ -5782,6 +5824,7 @@
           <w:rFonts w:ascii="Consolas" w:eastAsia="Consolas" w:hAnsi="Consolas" w:cs="Consolas"/>
           <w:sz w:val="16"/>
         </w:rPr>
+        <w:lastRenderedPageBreak/>
         <w:t xml:space="preserve">        if contradicts(D, key, v) and not stale: continue   # infeasible path</w:t>
       </w:r>
     </w:p>
@@ -5897,7 +5940,6 @@
           <w:rFonts w:ascii="Consolas" w:eastAsia="Consolas" w:hAnsi="Consolas" w:cs="Consolas"/>
           <w:sz w:val="16"/>
         </w:rPr>
-        <w:lastRenderedPageBreak/>
         <w:t>input : candidate C (alloc line, trigger lines, function), module M</w:t>
       </w:r>
     </w:p>
@@ -6148,7 +6190,7 @@
       <w:pPr>
         <w:pStyle w:val="Heading2"/>
       </w:pPr>
-      <w:bookmarkStart w:id="16" w:name="_Toc243006978"/>
+      <w:bookmarkStart w:id="16" w:name="_Toc243427986"/>
       <w:r>
         <w:t>3.4 Dataset Details</w:t>
       </w:r>
@@ -7099,6 +7141,7 @@
                 <w:rFonts w:cs="Times New Roman"/>
                 <w:sz w:val="17"/>
               </w:rPr>
+              <w:lastRenderedPageBreak/>
               <w:t>l12_multi_exit</w:t>
             </w:r>
           </w:p>
@@ -7683,7 +7726,6 @@
                 <w:rFonts w:cs="Times New Roman"/>
                 <w:sz w:val="17"/>
               </w:rPr>
-              <w:lastRenderedPageBreak/>
               <w:t>s03_list_owner</w:t>
             </w:r>
           </w:p>
@@ -9056,7 +9098,7 @@
       <w:pPr>
         <w:pStyle w:val="Heading2"/>
       </w:pPr>
-      <w:bookmarkStart w:id="17" w:name="_Toc243006979"/>
+      <w:bookmarkStart w:id="17" w:name="_Toc243427987"/>
       <w:r>
         <w:t>3.5 Tools and Technologies</w:t>
       </w:r>
@@ -9432,6 +9474,7 @@
           <w:b/>
           <w:sz w:val="22"/>
         </w:rPr>
+        <w:lastRenderedPageBreak/>
         <w:t>Table 3.5: Module division</w:t>
       </w:r>
     </w:p>
@@ -9638,7 +9681,6 @@
                 <w:rFonts w:cs="Times New Roman"/>
                 <w:sz w:val="20"/>
               </w:rPr>
-              <w:lastRenderedPageBreak/>
               <w:t>Aarav Jain</w:t>
             </w:r>
           </w:p>
@@ -9690,7 +9732,7 @@
         <w:pageBreakBefore/>
         <w:jc w:val="center"/>
       </w:pPr>
-      <w:bookmarkStart w:id="18" w:name="_Toc243006980"/>
+      <w:bookmarkStart w:id="18" w:name="_Toc243427988"/>
       <w:r>
         <w:lastRenderedPageBreak/>
         <w:t>CHAPTER 4: RESULTS AND DISCUSSION</w:t>
@@ -9701,7 +9743,7 @@
       <w:pPr>
         <w:pStyle w:val="Heading2"/>
       </w:pPr>
-      <w:bookmarkStart w:id="19" w:name="_Toc243006981"/>
+      <w:bookmarkStart w:id="19" w:name="_Toc243427989"/>
       <w:r>
         <w:t>4.1 Experimental Setup</w:t>
       </w:r>
@@ -10036,7 +10078,7 @@
       <w:pPr>
         <w:pStyle w:val="Heading2"/>
       </w:pPr>
-      <w:bookmarkStart w:id="20" w:name="_Toc243006982"/>
+      <w:bookmarkStart w:id="20" w:name="_Toc243427990"/>
       <w:r>
         <w:t>4.2 Results</w:t>
       </w:r>
@@ -10503,7 +10545,7 @@
                 <w:rFonts w:cs="Times New Roman"/>
                 <w:sz w:val="20"/>
               </w:rPr>
-              <w:t>14</w:t>
+              <w:t>15</w:t>
             </w:r>
           </w:p>
         </w:tc>
@@ -10537,7 +10579,7 @@
                 <w:rFonts w:cs="Times New Roman"/>
                 <w:sz w:val="20"/>
               </w:rPr>
-              <w:t>3</w:t>
+              <w:t>2</w:t>
             </w:r>
           </w:p>
         </w:tc>
@@ -10571,7 +10613,7 @@
                 <w:rFonts w:cs="Times New Roman"/>
                 <w:sz w:val="20"/>
               </w:rPr>
-              <w:t>0.82</w:t>
+              <w:t>0.88</w:t>
             </w:r>
           </w:p>
         </w:tc>
@@ -10588,7 +10630,7 @@
                 <w:rFonts w:cs="Times New Roman"/>
                 <w:sz w:val="20"/>
               </w:rPr>
-              <w:t>0.90</w:t>
+              <w:t>0.94</w:t>
             </w:r>
           </w:p>
         </w:tc>
@@ -11106,7 +11148,7 @@
         </w:rPr>
         <w:lastRenderedPageBreak/>
         <w:drawing>
-          <wp:inline distT="0" distB="0" distL="0" distR="0" wp14:anchorId="1AD813E7" wp14:editId="6E804E92">
+          <wp:inline distT="0" distB="0" distL="0" distR="0" wp14:anchorId="267D2FCA" wp14:editId="2B9F1F0B">
             <wp:extent cx="5580000" cy="2349474"/>
             <wp:effectExtent l="0" t="0" r="0" b="0"/>
             <wp:docPr id="10" name="Picture 10"/>
@@ -11163,13 +11205,13 @@
         <w:rPr>
           <w:rFonts w:cs="Times New Roman"/>
         </w:rPr>
-        <w:t>The static analyser reports 19 warnings on 17 allocation sites, finding 16 of the 17 leaking sites with 1 false alarm. The naive analysis that only looks for a missing kfree() finds the same leaks but raises 11 false alarms, most of them ownership transfers (list insertion, caller-owned structures, RCU and kref release, factories). Runtime verification confirmed 14 warnings with kmemleak evidence, refuted 2 and left 3 inconclusive; the hybrid approach therefore reaches precision 1.00: every reported leak is</w:t>
+        <w:t>The static analyser reports 17 warnings on 17 allocation sites, finding 16 of the 17 leaking sites with 1 false alarm. The naive analysis that only looks for a missing kfree() finds the same leaks but raises 11 false alarms, most of them ownership transfers (list insertion, caller-owned structures, RCU and kref release, factories). Runtime verification confirmed 15 warnings with kmemleak evidence, refuted 1 and left 1 inconclusive; the hybrid approach therefore reaches precision 1.00: every reported leak is</w:t>
       </w:r>
       <w:r>
         <w:rPr>
           <w:rFonts w:cs="Times New Roman"/>
         </w:rPr>
-        <w:t xml:space="preserve"> backed by a reproduction. The mapping sweep additionally exposed klg_l10_vmalloc:22, klg_l16_nested_owner:32, which the static analysis misses by design (Section 4.6), so the complete tool finds 16 leaks. cppcheck, a widely used C static analyser given a model of kmalloc/kfree, finds 6 with 1 false alarm(s): kernel-specific patterns such as error codes from other calls, copy_from_user failures, wrappers and slab caches are outside its model.</w:t>
+        <w:t xml:space="preserve"> backed by a reproduction. The mapping sweep additionally exposed klg_l16_nested_owner:32, which the static analysis misses by design (Section 4.6), so the complete tool finds 16 leaks. cppcheck, a widely used C static analyser given a model of kmalloc/kfree, finds 6 with 1 false alarm(s): kernel-specific patterns such as error codes from other calls, copy_from_user failures, wrappers and slab caches are outside its model.</w:t>
       </w:r>
     </w:p>
     <w:p>
@@ -11182,7 +11224,7 @@
           <w:noProof/>
         </w:rPr>
         <w:drawing>
-          <wp:inline distT="0" distB="0" distL="0" distR="0" wp14:anchorId="4B532615" wp14:editId="4FE8D4F6">
+          <wp:inline distT="0" distB="0" distL="0" distR="0" wp14:anchorId="1276A77D" wp14:editId="6D042C9E">
             <wp:extent cx="4320000" cy="2392615"/>
             <wp:effectExtent l="0" t="0" r="0" b="0"/>
             <wp:docPr id="11" name="Picture 11"/>
@@ -11261,7 +11303,7 @@
           <w:noProof/>
         </w:rPr>
         <w:drawing>
-          <wp:inline distT="0" distB="0" distL="0" distR="0" wp14:anchorId="323EB956" wp14:editId="2B58D529">
+          <wp:inline distT="0" distB="0" distL="0" distR="0" wp14:anchorId="54308ACE" wp14:editId="6549DFC5">
             <wp:extent cx="5400000" cy="2565000"/>
             <wp:effectExtent l="0" t="0" r="0" b="0"/>
             <wp:docPr id="12" name="Picture 12"/>
@@ -11320,7 +11362,7 @@
           <w:noProof/>
         </w:rPr>
         <w:drawing>
-          <wp:inline distT="0" distB="0" distL="0" distR="0" wp14:anchorId="09F65339" wp14:editId="49E37691">
+          <wp:inline distT="0" distB="0" distL="0" distR="0" wp14:anchorId="5E1A67B9" wp14:editId="360A1846">
             <wp:extent cx="5400000" cy="2565000"/>
             <wp:effectExtent l="0" t="0" r="0" b="0"/>
             <wp:docPr id="13" name="Picture 13"/>
@@ -11693,7 +11735,7 @@
                 <w:rFonts w:cs="Times New Roman"/>
                 <w:sz w:val="20"/>
               </w:rPr>
-              <w:t>20</w:t>
+              <w:t>14</w:t>
             </w:r>
           </w:p>
         </w:tc>
@@ -11834,7 +11876,7 @@
                 <w:rFonts w:cs="Times New Roman"/>
                 <w:sz w:val="20"/>
               </w:rPr>
-              <w:t>17</w:t>
+              <w:t>15</w:t>
             </w:r>
           </w:p>
         </w:tc>
@@ -11975,7 +12017,7 @@
                 <w:rFonts w:cs="Times New Roman"/>
                 <w:sz w:val="20"/>
               </w:rPr>
-              <w:t>18</w:t>
+              <w:t>14</w:t>
             </w:r>
           </w:p>
         </w:tc>
@@ -12116,7 +12158,7 @@
                 <w:rFonts w:cs="Times New Roman"/>
                 <w:sz w:val="20"/>
               </w:rPr>
-              <w:t>20</w:t>
+              <w:t>15</w:t>
             </w:r>
           </w:p>
         </w:tc>
@@ -12258,7 +12300,7 @@
                 <w:rFonts w:cs="Times New Roman"/>
                 <w:sz w:val="20"/>
               </w:rPr>
-              <w:t>21</w:t>
+              <w:t>15</w:t>
             </w:r>
           </w:p>
         </w:tc>
@@ -12399,7 +12441,7 @@
                 <w:rFonts w:cs="Times New Roman"/>
                 <w:sz w:val="20"/>
               </w:rPr>
-              <w:t>13</w:t>
+              <w:t>14</w:t>
             </w:r>
           </w:p>
         </w:tc>
@@ -13908,7 +13950,7 @@
                 <w:rFonts w:cs="Times New Roman"/>
                 <w:sz w:val="17"/>
               </w:rPr>
-              <w:t>confirmed, inconclusive</w:t>
+              <w:t>confirmed</w:t>
             </w:r>
           </w:p>
         </w:tc>
@@ -14550,7 +14592,7 @@
                 <w:rFonts w:cs="Times New Roman"/>
                 <w:sz w:val="17"/>
               </w:rPr>
-              <w:t>not-reproduced</w:t>
+              <w:t>confirmed</w:t>
             </w:r>
           </w:p>
         </w:tc>
@@ -14567,7 +14609,7 @@
                 <w:rFonts w:cs="Times New Roman"/>
                 <w:sz w:val="17"/>
               </w:rPr>
-              <w:t>Fail</w:t>
+              <w:t>Pass</w:t>
             </w:r>
           </w:p>
         </w:tc>
@@ -16263,7 +16305,7 @@
                 <w:rFonts w:cs="Times New Roman"/>
                 <w:sz w:val="17"/>
               </w:rPr>
-              <w:t>inconclusive, not-reproduced</w:t>
+              <w:t>not-reproduced</w:t>
             </w:r>
           </w:p>
         </w:tc>
@@ -16941,7 +16983,7 @@
         <w:rPr>
           <w:rFonts w:cs="Times New Roman"/>
         </w:rPr>
-        <w:t>29 of 32 system test cases pass. The failing cases are the known limitations discussed in Section 4.6: l10_vmalloc (not-reproduced); l15_ida (inconclusive); l16_nested_owner (not reported).</w:t>
+        <w:t>30 of 32 system test cases pass. The failing cases are the known limitations discussed in Section 4.6: l15_ida (inconclusive); l16_nested_owner (not reported).</w:t>
       </w:r>
     </w:p>
     <w:p>
@@ -16952,7 +16994,7 @@
         <w:rPr>
           <w:rFonts w:cs="Times New Roman"/>
         </w:rPr>
-        <w:t>In addition, 27 automated unit and regression tests (tests/test_klg.py) check log parsing, kmemleak parsing, size matching, fault-point matching, test scheduling, ground-truth parsing and the analyser's behaviour on individual modules (including each ablation option):</w:t>
+        <w:t>In addition, 32 automated unit and regression tests (tests/test_klg.py) check log parsing, kmemleak parsing, size matching, fault-point matching, test scheduling, ground-truth parsing and the analyser's behaviour on individual modules (including each ablation option):</w:t>
       </w:r>
     </w:p>
     <w:p>
@@ -17976,7 +18018,7 @@
                 <w:rFonts w:cs="Times New Roman"/>
                 <w:sz w:val="18"/>
               </w:rPr>
-              <w:t>fragment mapping complete</w:t>
+              <w:t>cleanup branch in loop is resolved</w:t>
             </w:r>
           </w:p>
         </w:tc>
@@ -18015,7 +18057,7 @@
                 <w:rFonts w:cs="Times New Roman"/>
                 <w:sz w:val="18"/>
               </w:rPr>
-              <w:t>load order dependencies first</w:t>
+              <w:t>cleanup switch default is infeasible</w:t>
             </w:r>
           </w:p>
         </w:tc>
@@ -18054,6 +18096,201 @@
                 <w:rFonts w:cs="Times New Roman"/>
                 <w:sz w:val="18"/>
               </w:rPr>
+              <w:t>ownership transferred only on success</w:t>
+            </w:r>
+          </w:p>
+        </w:tc>
+        <w:tc>
+          <w:tcPr>
+            <w:tcW w:w="2268" w:type="dxa"/>
+          </w:tcPr>
+          <w:p>
+            <w:pPr>
+              <w:spacing w:after="40" w:line="240" w:lineRule="auto"/>
+            </w:pPr>
+            <w:r>
+              <w:rPr>
+                <w:rFonts w:cs="Times New Roman"/>
+                <w:sz w:val="18"/>
+              </w:rPr>
+              <w:t>OK</w:t>
+            </w:r>
+          </w:p>
+        </w:tc>
+      </w:tr>
+      <w:tr>
+        <w:trPr>
+          <w:jc w:val="center"/>
+        </w:trPr>
+        <w:tc>
+          <w:tcPr>
+            <w:tcW w:w="6803" w:type="dxa"/>
+          </w:tcPr>
+          <w:p>
+            <w:pPr>
+              <w:spacing w:after="40" w:line="240" w:lineRule="auto"/>
+            </w:pPr>
+            <w:r>
+              <w:rPr>
+                <w:rFonts w:cs="Times New Roman"/>
+                <w:sz w:val="18"/>
+              </w:rPr>
+              <w:t>phi return null path leaks</w:t>
+            </w:r>
+          </w:p>
+        </w:tc>
+        <w:tc>
+          <w:tcPr>
+            <w:tcW w:w="2268" w:type="dxa"/>
+          </w:tcPr>
+          <w:p>
+            <w:pPr>
+              <w:spacing w:after="40" w:line="240" w:lineRule="auto"/>
+            </w:pPr>
+            <w:r>
+              <w:rPr>
+                <w:rFonts w:cs="Times New Roman"/>
+                <w:sz w:val="18"/>
+              </w:rPr>
+              <w:t>OK</w:t>
+            </w:r>
+          </w:p>
+        </w:tc>
+      </w:tr>
+      <w:tr>
+        <w:trPr>
+          <w:jc w:val="center"/>
+        </w:trPr>
+        <w:tc>
+          <w:tcPr>
+            <w:tcW w:w="6803" w:type="dxa"/>
+          </w:tcPr>
+          <w:p>
+            <w:pPr>
+              <w:spacing w:after="40" w:line="240" w:lineRule="auto"/>
+            </w:pPr>
+            <w:r>
+              <w:rPr>
+                <w:rFonts w:cs="Times New Roman"/>
+                <w:sz w:val="18"/>
+              </w:rPr>
+              <w:t>publishing helper is a lookup</w:t>
+            </w:r>
+          </w:p>
+        </w:tc>
+        <w:tc>
+          <w:tcPr>
+            <w:tcW w:w="2268" w:type="dxa"/>
+          </w:tcPr>
+          <w:p>
+            <w:pPr>
+              <w:spacing w:after="40" w:line="240" w:lineRule="auto"/>
+            </w:pPr>
+            <w:r>
+              <w:rPr>
+                <w:rFonts w:cs="Times New Roman"/>
+                <w:sz w:val="18"/>
+              </w:rPr>
+              <w:t>OK</w:t>
+            </w:r>
+          </w:p>
+        </w:tc>
+      </w:tr>
+      <w:tr>
+        <w:trPr>
+          <w:jc w:val="center"/>
+        </w:trPr>
+        <w:tc>
+          <w:tcPr>
+            <w:tcW w:w="6803" w:type="dxa"/>
+          </w:tcPr>
+          <w:p>
+            <w:pPr>
+              <w:spacing w:after="40" w:line="240" w:lineRule="auto"/>
+            </w:pPr>
+            <w:r>
+              <w:rPr>
+                <w:rFonts w:cs="Times New Roman"/>
+                <w:sz w:val="18"/>
+              </w:rPr>
+              <w:t>fragment mapping complete</w:t>
+            </w:r>
+          </w:p>
+        </w:tc>
+        <w:tc>
+          <w:tcPr>
+            <w:tcW w:w="2268" w:type="dxa"/>
+          </w:tcPr>
+          <w:p>
+            <w:pPr>
+              <w:spacing w:after="40" w:line="240" w:lineRule="auto"/>
+            </w:pPr>
+            <w:r>
+              <w:rPr>
+                <w:rFonts w:cs="Times New Roman"/>
+                <w:sz w:val="18"/>
+              </w:rPr>
+              <w:t>OK</w:t>
+            </w:r>
+          </w:p>
+        </w:tc>
+      </w:tr>
+      <w:tr>
+        <w:trPr>
+          <w:jc w:val="center"/>
+        </w:trPr>
+        <w:tc>
+          <w:tcPr>
+            <w:tcW w:w="6803" w:type="dxa"/>
+          </w:tcPr>
+          <w:p>
+            <w:pPr>
+              <w:spacing w:after="40" w:line="240" w:lineRule="auto"/>
+            </w:pPr>
+            <w:r>
+              <w:rPr>
+                <w:rFonts w:cs="Times New Roman"/>
+                <w:sz w:val="18"/>
+              </w:rPr>
+              <w:t>load order dependencies first</w:t>
+            </w:r>
+          </w:p>
+        </w:tc>
+        <w:tc>
+          <w:tcPr>
+            <w:tcW w:w="2268" w:type="dxa"/>
+          </w:tcPr>
+          <w:p>
+            <w:pPr>
+              <w:spacing w:after="40" w:line="240" w:lineRule="auto"/>
+            </w:pPr>
+            <w:r>
+              <w:rPr>
+                <w:rFonts w:cs="Times New Roman"/>
+                <w:sz w:val="18"/>
+              </w:rPr>
+              <w:t>OK</w:t>
+            </w:r>
+          </w:p>
+        </w:tc>
+      </w:tr>
+      <w:tr>
+        <w:trPr>
+          <w:jc w:val="center"/>
+        </w:trPr>
+        <w:tc>
+          <w:tcPr>
+            <w:tcW w:w="6803" w:type="dxa"/>
+          </w:tcPr>
+          <w:p>
+            <w:pPr>
+              <w:spacing w:after="40" w:line="240" w:lineRule="auto"/>
+            </w:pPr>
+            <w:r>
+              <w:rPr>
+                <w:rFonts w:cs="Times New Roman"/>
+                <w:sz w:val="18"/>
+              </w:rPr>
               <w:t>modname</w:t>
             </w:r>
           </w:p>
@@ -18105,7 +18342,7 @@
         <w:rPr>
           <w:rFonts w:cs="Times New Roman"/>
         </w:rPr>
-        <w:t>ery fault point of the patched module with kmemleak and SLUB debugging (slub_debug=FZPU, which detects double frees and memory corruption) active. 13 of 14 patches pass all three checks. The remaining 1 patch(es) (the loop rollback for klg_l04) removes the leak at runtime, with every fault point of the module exercised, but the analyser still reports the site because it cannot reason about the loop counter — the same limitation as the klg_s09 warning.</w:t>
+        <w:t>ery fault point of the patched module with kmemleak and SLUB debugging (slub_debug=FZPU, which detects double frees and memory corruption) active. 14 of 15 patches pass all three checks. The remaining 1 patch(es) (the loop rollback for klg_l04) removes the leak at runtime, with every fault point of the module exercised, but the analyser still reports the site because it cannot reason about the loop counter — the same limitation as the klg_s09 warning.</w:t>
       </w:r>
     </w:p>
     <w:p>
@@ -19409,7 +19646,7 @@
                 <w:rFonts w:cs="Times New Roman"/>
                 <w:sz w:val="16"/>
               </w:rPr>
-              <w:t>l11_kmem_cache</w:t>
+              <w:t>l10_vmalloc</w:t>
             </w:r>
           </w:p>
         </w:tc>
@@ -19477,7 +19714,7 @@
                 <w:rFonts w:cs="Times New Roman"/>
                 <w:sz w:val="16"/>
               </w:rPr>
-              <w:t>4</w:t>
+              <w:t>10</w:t>
             </w:r>
           </w:p>
         </w:tc>
@@ -19533,7 +19770,7 @@
                 <w:rFonts w:cs="Times New Roman"/>
                 <w:sz w:val="16"/>
               </w:rPr>
-              <w:t>l12_multi_exit</w:t>
+              <w:t>l11_kmem_cache</w:t>
             </w:r>
           </w:p>
         </w:tc>
@@ -19550,7 +19787,7 @@
                 <w:rFonts w:cs="Times New Roman"/>
                 <w:sz w:val="16"/>
               </w:rPr>
-              <w:t>reuses the release at line 20</w:t>
+              <w:t>reuses the release at line 34</w:t>
             </w:r>
           </w:p>
         </w:tc>
@@ -19601,7 +19838,7 @@
                 <w:rFonts w:cs="Times New Roman"/>
                 <w:sz w:val="16"/>
               </w:rPr>
-              <w:t>8</w:t>
+              <w:t>4</w:t>
             </w:r>
           </w:p>
         </w:tc>
@@ -19657,7 +19894,7 @@
                 <w:rFonts w:cs="Times New Roman"/>
                 <w:sz w:val="16"/>
               </w:rPr>
-              <w:t>l13_init_misc</w:t>
+              <w:t>l12_multi_exit</w:t>
             </w:r>
           </w:p>
         </w:tc>
@@ -19674,7 +19911,7 @@
                 <w:rFonts w:cs="Times New Roman"/>
                 <w:sz w:val="16"/>
               </w:rPr>
-              <w:t>kfree() matches kzalloc()</w:t>
+              <w:t>reuses the release at line 20</w:t>
             </w:r>
           </w:p>
         </w:tc>
@@ -19725,7 +19962,7 @@
                 <w:rFonts w:cs="Times New Roman"/>
                 <w:sz w:val="16"/>
               </w:rPr>
-              <w:t>43</w:t>
+              <w:t>8</w:t>
             </w:r>
           </w:p>
         </w:tc>
@@ -19781,7 +20018,7 @@
                 <w:rFonts w:cs="Times New Roman"/>
                 <w:sz w:val="16"/>
               </w:rPr>
-              <w:t>l14_cond_alloc</w:t>
+              <w:t>l13_init_misc</w:t>
             </w:r>
           </w:p>
         </w:tc>
@@ -19798,7 +20035,7 @@
                 <w:rFonts w:cs="Times New Roman"/>
                 <w:sz w:val="16"/>
               </w:rPr>
-              <w:t>reuses the release at line 42</w:t>
+              <w:t>kfree() matches kzalloc()</w:t>
             </w:r>
           </w:p>
         </w:tc>
@@ -19849,7 +20086,7 @@
                 <w:rFonts w:cs="Times New Roman"/>
                 <w:sz w:val="16"/>
               </w:rPr>
-              <w:t>5</w:t>
+              <w:t>42</w:t>
             </w:r>
           </w:p>
         </w:tc>
@@ -19905,6 +20142,130 @@
                 <w:rFonts w:cs="Times New Roman"/>
                 <w:sz w:val="16"/>
               </w:rPr>
+              <w:t>l14_cond_alloc</w:t>
+            </w:r>
+          </w:p>
+        </w:tc>
+        <w:tc>
+          <w:tcPr>
+            <w:tcW w:w="3175" w:type="dxa"/>
+          </w:tcPr>
+          <w:p>
+            <w:pPr>
+              <w:spacing w:after="40" w:line="240" w:lineRule="auto"/>
+            </w:pPr>
+            <w:r>
+              <w:rPr>
+                <w:rFonts w:cs="Times New Roman"/>
+                <w:sz w:val="16"/>
+              </w:rPr>
+              <w:t>reuses the release at line 42</w:t>
+            </w:r>
+          </w:p>
+        </w:tc>
+        <w:tc>
+          <w:tcPr>
+            <w:tcW w:w="850" w:type="dxa"/>
+          </w:tcPr>
+          <w:p>
+            <w:pPr>
+              <w:spacing w:after="40" w:line="240" w:lineRule="auto"/>
+            </w:pPr>
+            <w:r>
+              <w:rPr>
+                <w:rFonts w:cs="Times New Roman"/>
+                <w:sz w:val="16"/>
+              </w:rPr>
+              <w:t>yes</w:t>
+            </w:r>
+          </w:p>
+        </w:tc>
+        <w:tc>
+          <w:tcPr>
+            <w:tcW w:w="907" w:type="dxa"/>
+          </w:tcPr>
+          <w:p>
+            <w:pPr>
+              <w:spacing w:after="40" w:line="240" w:lineRule="auto"/>
+            </w:pPr>
+            <w:r>
+              <w:rPr>
+                <w:rFonts w:cs="Times New Roman"/>
+                <w:sz w:val="16"/>
+              </w:rPr>
+              <w:t>yes</w:t>
+            </w:r>
+          </w:p>
+        </w:tc>
+        <w:tc>
+          <w:tcPr>
+            <w:tcW w:w="964" w:type="dxa"/>
+          </w:tcPr>
+          <w:p>
+            <w:pPr>
+              <w:spacing w:after="40" w:line="240" w:lineRule="auto"/>
+            </w:pPr>
+            <w:r>
+              <w:rPr>
+                <w:rFonts w:cs="Times New Roman"/>
+                <w:sz w:val="16"/>
+              </w:rPr>
+              <w:t>5</w:t>
+            </w:r>
+          </w:p>
+        </w:tc>
+        <w:tc>
+          <w:tcPr>
+            <w:tcW w:w="907" w:type="dxa"/>
+          </w:tcPr>
+          <w:p>
+            <w:pPr>
+              <w:spacing w:after="40" w:line="240" w:lineRule="auto"/>
+            </w:pPr>
+            <w:r>
+              <w:rPr>
+                <w:rFonts w:cs="Times New Roman"/>
+                <w:sz w:val="16"/>
+              </w:rPr>
+              <w:t>yes</w:t>
+            </w:r>
+          </w:p>
+        </w:tc>
+        <w:tc>
+          <w:tcPr>
+            <w:tcW w:w="1020" w:type="dxa"/>
+          </w:tcPr>
+          <w:p>
+            <w:pPr>
+              <w:spacing w:after="40" w:line="240" w:lineRule="auto"/>
+            </w:pPr>
+            <w:r>
+              <w:rPr>
+                <w:rFonts w:cs="Times New Roman"/>
+                <w:sz w:val="16"/>
+              </w:rPr>
+              <w:t>validated</w:t>
+            </w:r>
+          </w:p>
+        </w:tc>
+      </w:tr>
+      <w:tr>
+        <w:trPr>
+          <w:jc w:val="center"/>
+        </w:trPr>
+        <w:tc>
+          <w:tcPr>
+            <w:tcW w:w="1814" w:type="dxa"/>
+          </w:tcPr>
+          <w:p>
+            <w:pPr>
+              <w:spacing w:after="40" w:line="240" w:lineRule="auto"/>
+            </w:pPr>
+            <w:r>
+              <w:rPr>
+                <w:rFonts w:cs="Times New Roman"/>
+                <w:sz w:val="16"/>
+              </w:rPr>
               <w:t>l17_local_struct</w:t>
             </w:r>
           </w:p>
@@ -20090,6 +20451,12 @@
           <w:sz w:val="16"/>
         </w:rPr>
         <w:tab/>
+      </w:r>
+      <w:r>
+        <w:rPr>
+          <w:rFonts w:ascii="Consolas" w:eastAsia="Consolas" w:hAnsi="Consolas" w:cs="Consolas"/>
+          <w:sz w:val="16"/>
+        </w:rPr>
         <w:t>name = kasprintf(GFP_KERNEL, "sensor%d", 0);</w:t>
       </w:r>
       <w:r>
@@ -20149,12 +20516,6 @@
           <w:sz w:val="16"/>
         </w:rPr>
         <w:tab/>
-      </w:r>
-      <w:r>
-        <w:rPr>
-          <w:rFonts w:ascii="Consolas" w:eastAsia="Consolas" w:hAnsi="Consolas" w:cs="Consolas"/>
-          <w:sz w:val="16"/>
-        </w:rPr>
         <w:t>ret = -ENOMEM;</w:t>
       </w:r>
     </w:p>
@@ -20276,7 +20637,7 @@
       <w:pPr>
         <w:pStyle w:val="Heading2"/>
       </w:pPr>
-      <w:bookmarkStart w:id="21" w:name="_Toc243006983"/>
+      <w:bookmarkStart w:id="21" w:name="_Toc243427991"/>
       <w:r>
         <w:lastRenderedPageBreak/>
         <w:t>4.3 Performance Metrics</w:t>
@@ -20293,7 +20654,7 @@
           <w:noProof/>
         </w:rPr>
         <w:drawing>
-          <wp:inline distT="0" distB="0" distL="0" distR="0" wp14:anchorId="36486FBE" wp14:editId="13F3A86A">
+          <wp:inline distT="0" distB="0" distL="0" distR="0" wp14:anchorId="3C51F6C5" wp14:editId="2F74A607">
             <wp:extent cx="4320000" cy="2259692"/>
             <wp:effectExtent l="0" t="0" r="0" b="0"/>
             <wp:docPr id="14" name="Picture 14"/>
@@ -20483,7 +20844,7 @@
                 <w:rFonts w:cs="Times New Roman"/>
                 <w:sz w:val="20"/>
               </w:rPr>
-              <w:t>13 ms (0.4 ms per module)</w:t>
+              <w:t>14 ms (0.5 ms per module)</w:t>
             </w:r>
           </w:p>
         </w:tc>
@@ -20522,7 +20883,7 @@
                 <w:rFonts w:cs="Times New Roman"/>
                 <w:sz w:val="20"/>
               </w:rPr>
-              <w:t>50 s</w:t>
+              <w:t>0 s</w:t>
             </w:r>
           </w:p>
         </w:tc>
@@ -20561,7 +20922,7 @@
                 <w:rFonts w:cs="Times New Roman"/>
                 <w:sz w:val="20"/>
               </w:rPr>
-              <w:t>78 s</w:t>
+              <w:t>94 s</w:t>
             </w:r>
           </w:p>
         </w:tc>
@@ -20600,7 +20961,7 @@
                 <w:rFonts w:cs="Times New Roman"/>
                 <w:sz w:val="20"/>
               </w:rPr>
-              <w:t>80 s</w:t>
+              <w:t>0 s</w:t>
             </w:r>
           </w:p>
         </w:tc>
@@ -21192,7 +21553,7 @@
       <w:pPr>
         <w:pStyle w:val="Heading2"/>
       </w:pPr>
-      <w:bookmarkStart w:id="22" w:name="_Toc243006984"/>
+      <w:bookmarkStart w:id="22" w:name="_Toc243427992"/>
       <w:r>
         <w:lastRenderedPageBreak/>
         <w:t>4.4 Evaluation on Real Kernel Code</w:t>
@@ -21207,13 +21568,13 @@
         <w:rPr>
           <w:rFonts w:cs="Times New Roman"/>
         </w:rPr>
-        <w:t>To check the approach beyond our own benchmark, KernelLeakGuard was run on 39 real modules of Linux 6.18.55 that initialise without hardware (virtual network devices, block and SCSI simulators, device-mapper targets, file systems, sound and input drivers; vm/real_modules.fragment). Each module's IR is built from all of its C files with the exact kbuild flags and linked with llvm-link; dependencies (udp_tunnel, ip6_udp_tunnel, configfs, zsmalloc, crc_t10dif) are loaded first. The static analysis covered 6376</w:t>
+        <w:t>To check the approach beyond our own benchmark, KernelLeakGuard was run on 39 real modules of Linux 6.18.55 that initialise without hardware (virtual network devices, block and SCSI simulators, device-mapper targets, file systems, sound and input drivers; vm/real_modules.fragment). Each module's IR is built from all of its C files with the exact kbuild flags and linked with llvm-link; dependencies (udp_tunnel, ip6_udp_tunnel, configfs, zsmalloc, crc_t10dif, crc_itu_t, nls_ucs2_utils) are loaded first. The s</w:t>
       </w:r>
       <w:r>
         <w:rPr>
           <w:rFonts w:cs="Times New Roman"/>
         </w:rPr>
-        <w:t xml:space="preserve"> functions with 590 allocation sites and reported 64 warnings in 1.2 s.</w:t>
+        <w:t>tatic analysis covered 6376 functions with 518 allocation sites and reported 11 warnings in 1.8 s.</w:t>
       </w:r>
     </w:p>
     <w:p>
@@ -21224,30 +21585,19 @@
         <w:rPr>
           <w:rFonts w:cs="Times New Roman"/>
         </w:rPr>
-        <w:t>A first run on real code exposed a dominant false-positive pattern absent from the benchmark: kernel lookup and factory helpers return an ERR_PTR error code (checked with IS_ERR()) instead of NULL on failure, and the analyser flagged the error-return path as a leak even though the pointer there is an error code, not memory. Modelling IS_ERR() like the NULL check (an ERR_PTR on the error branch is nothing to free) cut the real-code warnings from 115 to 64 without changing any benchmark result. The figures be</w:t>
+        <w:t>Real code exposed false-positive patterns that are absent from the benchmark, and each was fixed in the analyser by a general rule, not by naming kernel functions. (1) Kernel lookup and factory helpers return an ERR_PTR error code (checked with IS_ERR()) instead of NULL; the IS_ERR() edge is now pruned like the NULL edge. (2) Helpers such as hfs_bnode_find(), find_build_dev_info() or add_fsync_inode() link the new object into a hash table or list before returning it, so the caller does not own it; such help</w:t>
       </w:r>
       <w:r>
         <w:rPr>
           <w:rFonts w:cs="Times New Roman"/>
         </w:rPr>
-        <w:t>low are after this change; the remaining warnings are discussed next.</w:t>
-      </w:r>
-    </w:p>
-    <w:p>
-      <w:pPr>
-        <w:jc w:val="both"/>
-      </w:pPr>
+        <w:t>ers are now lookups, not allocators. (3) clang emits a cleanup-destination switch when a goto leaves a scoped block; its default edge cannot execute, but the path search followed it and reached the return without the cleanup. Conditions are now evaluated on the values their operands have along the path, which also handles error codes kept in a variable (snd_aloop's err &lt; 0 at a shared unlock label). Investigating a missed seeded leak (Section 4.5) also uncovered a false negative: a single return of phi(obje</w:t>
+      </w:r>
       <w:r>
         <w:rPr>
           <w:rFonts w:cs="Times New Roman"/>
         </w:rPr>
-        <w:t>The runtime stage was run on 15 representative modules (bonding, brd, dm_dust, erofs, hfs, mac80211_hwsim, minix, null_blk, scsi_debug, snd_aloop, squashfs, tun, uinput, vxlan, zram). Hardware virtualization was unavailable in WSL during this run (Windows virtualization-based security), so the guest ran under QEMU software emulation, which is correct but 10-20x slower; running all modules is a matter of time, not of method. For each module the mapping run failed every fault point of its initialisation reach</w:t>
-      </w:r>
-      <w:r>
-        <w:rPr>
-          <w:rFonts w:cs="Times New Roman"/>
-        </w:rPr>
-        <w:t>able from the module's own code, with kmemleak checked after each module, and every static warning was given a targeted confirmation test.</w:t>
+        <w:t>ct, NULL) was treated as returning the object on every path, hiding leaks on the NULL-returning error path. The table shows the warnings after each step; no step changed any benchmark result in any of the six analyser variants, and every warning removed by the ownership rule was checked by hand in the kernel source.</w:t>
       </w:r>
     </w:p>
     <w:p>
@@ -21261,7 +21611,300 @@
           <w:b/>
           <w:sz w:val="22"/>
         </w:rPr>
-        <w:t>Table 4.9: Real kernel modules run in the VM</w:t>
+        <w:t>Table 4.9: Effect of each precision refinement on real kernel code</w:t>
+      </w:r>
+    </w:p>
+    <w:tbl>
+      <w:tblPr>
+        <w:tblStyle w:val="TableGrid"/>
+        <w:tblW w:w="0" w:type="auto"/>
+        <w:jc w:val="center"/>
+        <w:tblLook w:val="04A0" w:firstRow="1" w:lastRow="0" w:firstColumn="1" w:lastColumn="0" w:noHBand="0" w:noVBand="1"/>
+      </w:tblPr>
+      <w:tblGrid>
+        <w:gridCol w:w="5953"/>
+        <w:gridCol w:w="2268"/>
+      </w:tblGrid>
+      <w:tr>
+        <w:trPr>
+          <w:jc w:val="center"/>
+        </w:trPr>
+        <w:tc>
+          <w:tcPr>
+            <w:tcW w:w="5953" w:type="dxa"/>
+            <w:shd w:val="clear" w:color="auto" w:fill="E7E6E1"/>
+          </w:tcPr>
+          <w:p>
+            <w:pPr>
+              <w:spacing w:after="40" w:line="240" w:lineRule="auto"/>
+            </w:pPr>
+            <w:r>
+              <w:rPr>
+                <w:rFonts w:cs="Times New Roman"/>
+                <w:b/>
+                <w:sz w:val="18"/>
+              </w:rPr>
+              <w:t>Analyser refinement</w:t>
+            </w:r>
+          </w:p>
+        </w:tc>
+        <w:tc>
+          <w:tcPr>
+            <w:tcW w:w="2268" w:type="dxa"/>
+            <w:shd w:val="clear" w:color="auto" w:fill="E7E6E1"/>
+          </w:tcPr>
+          <w:p>
+            <w:pPr>
+              <w:spacing w:after="40" w:line="240" w:lineRule="auto"/>
+            </w:pPr>
+            <w:r>
+              <w:rPr>
+                <w:rFonts w:cs="Times New Roman"/>
+                <w:b/>
+                <w:sz w:val="18"/>
+              </w:rPr>
+              <w:t>Static warnings (39 modules)</w:t>
+            </w:r>
+          </w:p>
+        </w:tc>
+      </w:tr>
+      <w:tr>
+        <w:trPr>
+          <w:jc w:val="center"/>
+        </w:trPr>
+        <w:tc>
+          <w:tcPr>
+            <w:tcW w:w="5953" w:type="dxa"/>
+          </w:tcPr>
+          <w:p>
+            <w:pPr>
+              <w:spacing w:after="40" w:line="240" w:lineRule="auto"/>
+            </w:pPr>
+            <w:r>
+              <w:rPr>
+                <w:rFonts w:cs="Times New Roman"/>
+                <w:sz w:val="18"/>
+              </w:rPr>
+              <w:t>initial MLEE-style analysis</w:t>
+            </w:r>
+          </w:p>
+        </w:tc>
+        <w:tc>
+          <w:tcPr>
+            <w:tcW w:w="2268" w:type="dxa"/>
+          </w:tcPr>
+          <w:p>
+            <w:pPr>
+              <w:spacing w:after="40" w:line="240" w:lineRule="auto"/>
+            </w:pPr>
+            <w:r>
+              <w:rPr>
+                <w:rFonts w:cs="Times New Roman"/>
+                <w:sz w:val="18"/>
+              </w:rPr>
+              <w:t>115</w:t>
+            </w:r>
+          </w:p>
+        </w:tc>
+      </w:tr>
+      <w:tr>
+        <w:trPr>
+          <w:jc w:val="center"/>
+        </w:trPr>
+        <w:tc>
+          <w:tcPr>
+            <w:tcW w:w="5953" w:type="dxa"/>
+          </w:tcPr>
+          <w:p>
+            <w:pPr>
+              <w:spacing w:after="40" w:line="240" w:lineRule="auto"/>
+            </w:pPr>
+            <w:r>
+              <w:rPr>
+                <w:rFonts w:cs="Times New Roman"/>
+                <w:sz w:val="18"/>
+              </w:rPr>
+              <w:t>IS_ERR()/ERR_PTR modelled like the NULL check</w:t>
+            </w:r>
+          </w:p>
+        </w:tc>
+        <w:tc>
+          <w:tcPr>
+            <w:tcW w:w="2268" w:type="dxa"/>
+          </w:tcPr>
+          <w:p>
+            <w:pPr>
+              <w:spacing w:after="40" w:line="240" w:lineRule="auto"/>
+            </w:pPr>
+            <w:r>
+              <w:rPr>
+                <w:rFonts w:cs="Times New Roman"/>
+                <w:sz w:val="18"/>
+              </w:rPr>
+              <w:t>64</w:t>
+            </w:r>
+          </w:p>
+        </w:tc>
+      </w:tr>
+      <w:tr>
+        <w:trPr>
+          <w:jc w:val="center"/>
+        </w:trPr>
+        <w:tc>
+          <w:tcPr>
+            <w:tcW w:w="5953" w:type="dxa"/>
+          </w:tcPr>
+          <w:p>
+            <w:pPr>
+              <w:spacing w:after="40" w:line="240" w:lineRule="auto"/>
+            </w:pPr>
+            <w:r>
+              <w:rPr>
+                <w:rFonts w:cs="Times New Roman"/>
+                <w:sz w:val="18"/>
+              </w:rPr>
+              <w:t>phi returns resolved per path (fixes a false negative; no real-code change)</w:t>
+            </w:r>
+          </w:p>
+        </w:tc>
+        <w:tc>
+          <w:tcPr>
+            <w:tcW w:w="2268" w:type="dxa"/>
+          </w:tcPr>
+          <w:p>
+            <w:pPr>
+              <w:spacing w:after="40" w:line="240" w:lineRule="auto"/>
+            </w:pPr>
+            <w:r>
+              <w:rPr>
+                <w:rFonts w:cs="Times New Roman"/>
+                <w:sz w:val="18"/>
+              </w:rPr>
+              <w:t>64</w:t>
+            </w:r>
+          </w:p>
+        </w:tc>
+      </w:tr>
+      <w:tr>
+        <w:trPr>
+          <w:jc w:val="center"/>
+        </w:trPr>
+        <w:tc>
+          <w:tcPr>
+            <w:tcW w:w="5953" w:type="dxa"/>
+          </w:tcPr>
+          <w:p>
+            <w:pPr>
+              <w:spacing w:after="40" w:line="240" w:lineRule="auto"/>
+            </w:pPr>
+            <w:r>
+              <w:rPr>
+                <w:rFonts w:cs="Times New Roman"/>
+                <w:sz w:val="18"/>
+              </w:rPr>
+              <w:t>ownership: helpers that publish the object are lookups, not allocators</w:t>
+            </w:r>
+          </w:p>
+        </w:tc>
+        <w:tc>
+          <w:tcPr>
+            <w:tcW w:w="2268" w:type="dxa"/>
+          </w:tcPr>
+          <w:p>
+            <w:pPr>
+              <w:spacing w:after="40" w:line="240" w:lineRule="auto"/>
+            </w:pPr>
+            <w:r>
+              <w:rPr>
+                <w:rFonts w:cs="Times New Roman"/>
+                <w:sz w:val="18"/>
+              </w:rPr>
+              <w:t>42</w:t>
+            </w:r>
+          </w:p>
+        </w:tc>
+      </w:tr>
+      <w:tr>
+        <w:trPr>
+          <w:jc w:val="center"/>
+        </w:trPr>
+        <w:tc>
+          <w:tcPr>
+            <w:tcW w:w="5953" w:type="dxa"/>
+          </w:tcPr>
+          <w:p>
+            <w:pPr>
+              <w:spacing w:after="40" w:line="240" w:lineRule="auto"/>
+            </w:pPr>
+            <w:r>
+              <w:rPr>
+                <w:rFonts w:cs="Times New Roman"/>
+                <w:sz w:val="18"/>
+              </w:rPr>
+              <w:t>conditions on values that are constant on the path resolved (clang cleanup destinations, error codes kept in a variable)</w:t>
+            </w:r>
+          </w:p>
+        </w:tc>
+        <w:tc>
+          <w:tcPr>
+            <w:tcW w:w="2268" w:type="dxa"/>
+          </w:tcPr>
+          <w:p>
+            <w:pPr>
+              <w:spacing w:after="40" w:line="240" w:lineRule="auto"/>
+            </w:pPr>
+            <w:r>
+              <w:rPr>
+                <w:rFonts w:cs="Times New Roman"/>
+                <w:sz w:val="18"/>
+              </w:rPr>
+              <w:t>11</w:t>
+            </w:r>
+          </w:p>
+        </w:tc>
+      </w:tr>
+    </w:tbl>
+    <w:p>
+      <w:pPr>
+        <w:spacing w:after="80"/>
+      </w:pPr>
+    </w:p>
+    <w:p>
+      <w:pPr>
+        <w:jc w:val="both"/>
+      </w:pPr>
+      <w:r>
+        <w:rPr>
+          <w:rFonts w:cs="Times New Roman"/>
+        </w:rPr>
+        <w:t xml:space="preserve">The runtime stage was run on all 39 modules (affs, bonding, brd, cramfs, dm_delay, dm_dust, dm_flakey, dummy, erofs, exfat, f2fs, geneve, hfs, hfsplus, ipvlan, jfs, mac80211_hwsim, </w:t>
+      </w:r>
+      <w:r>
+        <w:rPr>
+          <w:rFonts w:cs="Times New Roman"/>
+        </w:rPr>
+        <w:lastRenderedPageBreak/>
+        <w:t>macvlan, minix, netdevsim, nilfs2, nlmon, ntfs3, null_blk, omfs, qnx4, romfs, scsi_debug, snd_aloop, snd_dummy, squashfs, team, tun, udf, ufs, uinput, veth, vxlan, zram). Hardware virtualization was unavailable in WSL during this run (Windows virtualization-based security), so the guest ran under QEMU software emulation, which is correct but 10-20x slower. For each module the mapping run failed every fault point of its initialisation reachable from the module's own code (library modules without an initialis</w:t>
+      </w:r>
+      <w:r>
+        <w:rPr>
+          <w:rFonts w:cs="Times New Roman"/>
+        </w:rPr>
+        <w:t>ation routine have none), with kmemleak checked after each module, and every static warning was given a targeted confirmation test.</w:t>
+      </w:r>
+    </w:p>
+    <w:p>
+      <w:pPr>
+        <w:keepNext/>
+        <w:jc w:val="center"/>
+      </w:pPr>
+      <w:r>
+        <w:rPr>
+          <w:rFonts w:cs="Times New Roman"/>
+          <w:b/>
+          <w:sz w:val="22"/>
+        </w:rPr>
+        <w:t>Table 4.10: Real kernel modules run in the VM</w:t>
       </w:r>
     </w:p>
     <w:tbl>
@@ -21435,7 +22078,7 @@
                 <w:rFonts w:cs="Times New Roman"/>
                 <w:sz w:val="17"/>
               </w:rPr>
-              <w:t>bonding</w:t>
+              <w:t>affs</w:t>
             </w:r>
           </w:p>
         </w:tc>
@@ -21452,7 +22095,7 @@
                 <w:rFonts w:cs="Times New Roman"/>
                 <w:sz w:val="17"/>
               </w:rPr>
-              <w:t>434</w:t>
+              <w:t>104</w:t>
             </w:r>
           </w:p>
         </w:tc>
@@ -21469,7 +22112,7 @@
                 <w:rFonts w:cs="Times New Roman"/>
                 <w:sz w:val="17"/>
               </w:rPr>
-              <w:t>15</w:t>
+              <w:t>5</w:t>
             </w:r>
           </w:p>
         </w:tc>
@@ -21486,7 +22129,7 @@
                 <w:rFonts w:cs="Times New Roman"/>
                 <w:sz w:val="17"/>
               </w:rPr>
-              <w:t>2</w:t>
+              <w:t>0</w:t>
             </w:r>
           </w:p>
         </w:tc>
@@ -21503,7 +22146,7 @@
                 <w:rFonts w:cs="Times New Roman"/>
                 <w:sz w:val="17"/>
               </w:rPr>
-              <w:t>1107</w:t>
+              <w:t>74</w:t>
             </w:r>
           </w:p>
         </w:tc>
@@ -21520,7 +22163,7 @@
                 <w:rFonts w:cs="Times New Roman"/>
                 <w:sz w:val="17"/>
               </w:rPr>
-              <w:t>2 inconclusive</w:t>
+              <w:t>—</w:t>
             </w:r>
           </w:p>
         </w:tc>
@@ -21559,7 +22202,7 @@
                 <w:rFonts w:cs="Times New Roman"/>
                 <w:sz w:val="17"/>
               </w:rPr>
-              <w:t>brd</w:t>
+              <w:t>bonding</w:t>
             </w:r>
           </w:p>
         </w:tc>
@@ -21576,7 +22219,7 @@
                 <w:rFonts w:cs="Times New Roman"/>
                 <w:sz w:val="17"/>
               </w:rPr>
-              <w:t>14</w:t>
+              <w:t>434</w:t>
             </w:r>
           </w:p>
         </w:tc>
@@ -21593,7 +22236,7 @@
                 <w:rFonts w:cs="Times New Roman"/>
                 <w:sz w:val="17"/>
               </w:rPr>
-              <w:t>2</w:t>
+              <w:t>16</w:t>
             </w:r>
           </w:p>
         </w:tc>
@@ -21627,7 +22270,7 @@
                 <w:rFonts w:cs="Times New Roman"/>
                 <w:sz w:val="17"/>
               </w:rPr>
-              <w:t>1500</w:t>
+              <w:t>1106</w:t>
             </w:r>
           </w:p>
         </w:tc>
@@ -21683,7 +22326,7 @@
                 <w:rFonts w:cs="Times New Roman"/>
                 <w:sz w:val="17"/>
               </w:rPr>
-              <w:t>dm_dust</w:t>
+              <w:t>brd</w:t>
             </w:r>
           </w:p>
         </w:tc>
@@ -21700,7 +22343,7 @@
                 <w:rFonts w:cs="Times New Roman"/>
                 <w:sz w:val="17"/>
               </w:rPr>
-              <w:t>21</w:t>
+              <w:t>14</w:t>
             </w:r>
           </w:p>
         </w:tc>
@@ -21717,7 +22360,7 @@
                 <w:rFonts w:cs="Times New Roman"/>
                 <w:sz w:val="17"/>
               </w:rPr>
-              <w:t>2</w:t>
+              <w:t>1</w:t>
             </w:r>
           </w:p>
         </w:tc>
@@ -21751,7 +22394,7 @@
                 <w:rFonts w:cs="Times New Roman"/>
                 <w:sz w:val="17"/>
               </w:rPr>
-              <w:t>0</w:t>
+              <w:t>1500</w:t>
             </w:r>
           </w:p>
         </w:tc>
@@ -21807,7 +22450,7 @@
                 <w:rFonts w:cs="Times New Roman"/>
                 <w:sz w:val="17"/>
               </w:rPr>
-              <w:t>erofs</w:t>
+              <w:t>cramfs</w:t>
             </w:r>
           </w:p>
         </w:tc>
@@ -21824,7 +22467,7 @@
                 <w:rFonts w:cs="Times New Roman"/>
                 <w:sz w:val="17"/>
               </w:rPr>
-              <w:t>191</w:t>
+              <w:t>21</w:t>
             </w:r>
           </w:p>
         </w:tc>
@@ -21841,7 +22484,7 @@
                 <w:rFonts w:cs="Times New Roman"/>
                 <w:sz w:val="17"/>
               </w:rPr>
-              <w:t>29</w:t>
+              <w:t>3</w:t>
             </w:r>
           </w:p>
         </w:tc>
@@ -21858,7 +22501,7 @@
                 <w:rFonts w:cs="Times New Roman"/>
                 <w:sz w:val="17"/>
               </w:rPr>
-              <w:t>3</w:t>
+              <w:t>0</w:t>
             </w:r>
           </w:p>
         </w:tc>
@@ -21875,7 +22518,7 @@
                 <w:rFonts w:cs="Times New Roman"/>
                 <w:sz w:val="17"/>
               </w:rPr>
-              <w:t>567</w:t>
+              <w:t>5</w:t>
             </w:r>
           </w:p>
         </w:tc>
@@ -21892,7 +22535,7 @@
                 <w:rFonts w:cs="Times New Roman"/>
                 <w:sz w:val="17"/>
               </w:rPr>
-              <w:t>3 inconclusive</w:t>
+              <w:t>—</w:t>
             </w:r>
           </w:p>
         </w:tc>
@@ -21931,7 +22574,7 @@
                 <w:rFonts w:cs="Times New Roman"/>
                 <w:sz w:val="17"/>
               </w:rPr>
-              <w:t>hfs</w:t>
+              <w:t>dm_delay</w:t>
             </w:r>
           </w:p>
         </w:tc>
@@ -21948,7 +22591,7 @@
                 <w:rFonts w:cs="Times New Roman"/>
                 <w:sz w:val="17"/>
               </w:rPr>
-              <w:t>135</w:t>
+              <w:t>18</w:t>
             </w:r>
           </w:p>
         </w:tc>
@@ -21965,7 +22608,7 @@
                 <w:rFonts w:cs="Times New Roman"/>
                 <w:sz w:val="17"/>
               </w:rPr>
-              <w:t>37</w:t>
+              <w:t>1</w:t>
             </w:r>
           </w:p>
         </w:tc>
@@ -21982,7 +22625,7 @@
                 <w:rFonts w:cs="Times New Roman"/>
                 <w:sz w:val="17"/>
               </w:rPr>
-              <w:t>6</w:t>
+              <w:t>0</w:t>
             </w:r>
           </w:p>
         </w:tc>
@@ -21999,7 +22642,7 @@
                 <w:rFonts w:cs="Times New Roman"/>
                 <w:sz w:val="17"/>
               </w:rPr>
-              <w:t>74</w:t>
+              <w:t>0</w:t>
             </w:r>
           </w:p>
         </w:tc>
@@ -22016,7 +22659,7 @@
                 <w:rFonts w:cs="Times New Roman"/>
                 <w:sz w:val="17"/>
               </w:rPr>
-              <w:t>6 inconclusive</w:t>
+              <w:t>—</w:t>
             </w:r>
           </w:p>
         </w:tc>
@@ -22055,7 +22698,7 @@
                 <w:rFonts w:cs="Times New Roman"/>
                 <w:sz w:val="17"/>
               </w:rPr>
-              <w:t>mac80211_hwsim</w:t>
+              <w:t>dm_dust</w:t>
             </w:r>
           </w:p>
         </w:tc>
@@ -22072,7 +22715,7 @@
                 <w:rFonts w:cs="Times New Roman"/>
                 <w:sz w:val="17"/>
               </w:rPr>
-              <w:t>155</w:t>
+              <w:t>21</w:t>
             </w:r>
           </w:p>
         </w:tc>
@@ -22089,7 +22732,7 @@
                 <w:rFonts w:cs="Times New Roman"/>
                 <w:sz w:val="17"/>
               </w:rPr>
-              <w:t>3</w:t>
+              <w:t>2</w:t>
             </w:r>
           </w:p>
         </w:tc>
@@ -22106,7 +22749,7 @@
                 <w:rFonts w:cs="Times New Roman"/>
                 <w:sz w:val="17"/>
               </w:rPr>
-              <w:t>2</w:t>
+              <w:t>0</w:t>
             </w:r>
           </w:p>
         </w:tc>
@@ -22123,7 +22766,7 @@
                 <w:rFonts w:cs="Times New Roman"/>
                 <w:sz w:val="17"/>
               </w:rPr>
-              <w:t>1439</w:t>
+              <w:t>0</w:t>
             </w:r>
           </w:p>
         </w:tc>
@@ -22140,7 +22783,7 @@
                 <w:rFonts w:cs="Times New Roman"/>
                 <w:sz w:val="17"/>
               </w:rPr>
-              <w:t>2 inconclusive</w:t>
+              <w:t>—</w:t>
             </w:r>
           </w:p>
         </w:tc>
@@ -22179,7 +22822,7 @@
                 <w:rFonts w:cs="Times New Roman"/>
                 <w:sz w:val="17"/>
               </w:rPr>
-              <w:t>minix</w:t>
+              <w:t>dm_flakey</w:t>
             </w:r>
           </w:p>
         </w:tc>
@@ -22196,7 +22839,7 @@
                 <w:rFonts w:cs="Times New Roman"/>
                 <w:sz w:val="17"/>
               </w:rPr>
-              <w:t>108</w:t>
+              <w:t>18</w:t>
             </w:r>
           </w:p>
         </w:tc>
@@ -22213,7 +22856,7 @@
                 <w:rFonts w:cs="Times New Roman"/>
                 <w:sz w:val="17"/>
               </w:rPr>
-              <w:t>3</w:t>
+              <w:t>1</w:t>
             </w:r>
           </w:p>
         </w:tc>
@@ -22247,7 +22890,7 @@
                 <w:rFonts w:cs="Times New Roman"/>
                 <w:sz w:val="17"/>
               </w:rPr>
-              <w:t>74</w:t>
+              <w:t>0</w:t>
             </w:r>
           </w:p>
         </w:tc>
@@ -22303,7 +22946,7 @@
                 <w:rFonts w:cs="Times New Roman"/>
                 <w:sz w:val="17"/>
               </w:rPr>
-              <w:t>null_blk</w:t>
+              <w:t>dummy</w:t>
             </w:r>
           </w:p>
         </w:tc>
@@ -22320,7 +22963,7 @@
                 <w:rFonts w:cs="Times New Roman"/>
                 <w:sz w:val="17"/>
               </w:rPr>
-              <w:t>148</w:t>
+              <w:t>10</w:t>
             </w:r>
           </w:p>
         </w:tc>
@@ -22337,7 +22980,7 @@
                 <w:rFonts w:cs="Times New Roman"/>
                 <w:sz w:val="17"/>
               </w:rPr>
-              <w:t>8</w:t>
+              <w:t>1</w:t>
             </w:r>
           </w:p>
         </w:tc>
@@ -22371,7 +23014,7 @@
                 <w:rFonts w:cs="Times New Roman"/>
                 <w:sz w:val="17"/>
               </w:rPr>
-              <w:t>750</w:t>
+              <w:t>286</w:t>
             </w:r>
           </w:p>
         </w:tc>
@@ -22405,7 +23048,7 @@
                 <w:rFonts w:cs="Times New Roman"/>
                 <w:sz w:val="17"/>
               </w:rPr>
-              <w:t>10</w:t>
+              <w:t>0</w:t>
             </w:r>
           </w:p>
         </w:tc>
@@ -22427,7 +23070,7 @@
                 <w:rFonts w:cs="Times New Roman"/>
                 <w:sz w:val="17"/>
               </w:rPr>
-              <w:t>scsi_debug</w:t>
+              <w:t>erofs</w:t>
             </w:r>
           </w:p>
         </w:tc>
@@ -22444,7 +23087,7 @@
                 <w:rFonts w:cs="Times New Roman"/>
                 <w:sz w:val="17"/>
               </w:rPr>
-              <w:t>273</w:t>
+              <w:t>191</w:t>
             </w:r>
           </w:p>
         </w:tc>
@@ -22461,7 +23104,7 @@
                 <w:rFonts w:cs="Times New Roman"/>
                 <w:sz w:val="17"/>
               </w:rPr>
-              <w:t>24</w:t>
+              <w:t>29</w:t>
             </w:r>
           </w:p>
         </w:tc>
@@ -22478,7 +23121,7 @@
                 <w:rFonts w:cs="Times New Roman"/>
                 <w:sz w:val="17"/>
               </w:rPr>
-              <w:t>9</w:t>
+              <w:t>1</w:t>
             </w:r>
           </w:p>
         </w:tc>
@@ -22495,7 +23138,7 @@
                 <w:rFonts w:cs="Times New Roman"/>
                 <w:sz w:val="17"/>
               </w:rPr>
-              <w:t>21</w:t>
+              <w:t>567</w:t>
             </w:r>
           </w:p>
         </w:tc>
@@ -22512,7 +23155,7 @@
                 <w:rFonts w:cs="Times New Roman"/>
                 <w:sz w:val="17"/>
               </w:rPr>
-              <w:t>9 inconclusive</w:t>
+              <w:t>1 inconclusive</w:t>
             </w:r>
           </w:p>
         </w:tc>
@@ -22551,7 +23194,7 @@
                 <w:rFonts w:cs="Times New Roman"/>
                 <w:sz w:val="17"/>
               </w:rPr>
-              <w:t>snd_aloop</w:t>
+              <w:t>exfat</w:t>
             </w:r>
           </w:p>
         </w:tc>
@@ -22568,7 +23211,7 @@
                 <w:rFonts w:cs="Times New Roman"/>
                 <w:sz w:val="17"/>
               </w:rPr>
-              <w:t>75</w:t>
+              <w:t>202</w:t>
             </w:r>
           </w:p>
         </w:tc>
@@ -22585,7 +23228,7 @@
                 <w:rFonts w:cs="Times New Roman"/>
                 <w:sz w:val="17"/>
               </w:rPr>
-              <w:t>2</w:t>
+              <w:t>9</w:t>
             </w:r>
           </w:p>
         </w:tc>
@@ -22602,7 +23245,7 @@
                 <w:rFonts w:cs="Times New Roman"/>
                 <w:sz w:val="17"/>
               </w:rPr>
-              <w:t>1</w:t>
+              <w:t>0</w:t>
             </w:r>
           </w:p>
         </w:tc>
@@ -22619,7 +23262,7 @@
                 <w:rFonts w:cs="Times New Roman"/>
                 <w:sz w:val="17"/>
               </w:rPr>
-              <w:t>93</w:t>
+              <w:t>146</w:t>
             </w:r>
           </w:p>
         </w:tc>
@@ -22636,7 +23279,7 @@
                 <w:rFonts w:cs="Times New Roman"/>
                 <w:sz w:val="17"/>
               </w:rPr>
-              <w:t>1 inconclusive</w:t>
+              <w:t>—</w:t>
             </w:r>
           </w:p>
         </w:tc>
@@ -22675,7 +23318,7 @@
                 <w:rFonts w:cs="Times New Roman"/>
                 <w:sz w:val="17"/>
               </w:rPr>
-              <w:t>squashfs</w:t>
+              <w:t>f2fs</w:t>
             </w:r>
           </w:p>
         </w:tc>
@@ -22692,7 +23335,7 @@
                 <w:rFonts w:cs="Times New Roman"/>
                 <w:sz w:val="17"/>
               </w:rPr>
-              <w:t>90</w:t>
+              <w:t>1012</w:t>
             </w:r>
           </w:p>
         </w:tc>
@@ -22709,7 +23352,7 @@
                 <w:rFonts w:cs="Times New Roman"/>
                 <w:sz w:val="17"/>
               </w:rPr>
-              <w:t>39</w:t>
+              <w:t>77</w:t>
             </w:r>
           </w:p>
         </w:tc>
@@ -22726,7 +23369,7 @@
                 <w:rFonts w:cs="Times New Roman"/>
                 <w:sz w:val="17"/>
               </w:rPr>
-              <w:t>5</w:t>
+              <w:t>3</w:t>
             </w:r>
           </w:p>
         </w:tc>
@@ -22743,7 +23386,7 @@
                 <w:rFonts w:cs="Times New Roman"/>
                 <w:sz w:val="17"/>
               </w:rPr>
-              <w:t>74</w:t>
+              <w:t>1096</w:t>
             </w:r>
           </w:p>
         </w:tc>
@@ -22760,7 +23403,7 @@
                 <w:rFonts w:cs="Times New Roman"/>
                 <w:sz w:val="17"/>
               </w:rPr>
-              <w:t>5 inconclusive</w:t>
+              <w:t>3 inconclusive</w:t>
             </w:r>
           </w:p>
         </w:tc>
@@ -22799,8 +23442,7 @@
                 <w:rFonts w:cs="Times New Roman"/>
                 <w:sz w:val="17"/>
               </w:rPr>
-              <w:lastRenderedPageBreak/>
-              <w:t>tun</w:t>
+              <w:t>geneve</w:t>
             </w:r>
           </w:p>
         </w:tc>
@@ -22817,7 +23459,7 @@
                 <w:rFonts w:cs="Times New Roman"/>
                 <w:sz w:val="17"/>
               </w:rPr>
-              <w:t>121</w:t>
+              <w:t>58</w:t>
             </w:r>
           </w:p>
         </w:tc>
@@ -22834,7 +23476,7 @@
                 <w:rFonts w:cs="Times New Roman"/>
                 <w:sz w:val="17"/>
               </w:rPr>
-              <w:t>4</w:t>
+              <w:t>1</w:t>
             </w:r>
           </w:p>
         </w:tc>
@@ -22868,7 +23510,7 @@
                 <w:rFonts w:cs="Times New Roman"/>
                 <w:sz w:val="17"/>
               </w:rPr>
-              <w:t>47</w:t>
+              <w:t>5</w:t>
             </w:r>
           </w:p>
         </w:tc>
@@ -22924,7 +23566,7 @@
                 <w:rFonts w:cs="Times New Roman"/>
                 <w:sz w:val="17"/>
               </w:rPr>
-              <w:t>uinput</w:t>
+              <w:t>hfs</w:t>
             </w:r>
           </w:p>
         </w:tc>
@@ -22941,7 +23583,7 @@
                 <w:rFonts w:cs="Times New Roman"/>
                 <w:sz w:val="17"/>
               </w:rPr>
-              <w:t>38</w:t>
+              <w:t>135</w:t>
             </w:r>
           </w:p>
         </w:tc>
@@ -22958,7 +23600,7 @@
                 <w:rFonts w:cs="Times New Roman"/>
                 <w:sz w:val="17"/>
               </w:rPr>
-              <w:t>5</w:t>
+              <w:t>9</w:t>
             </w:r>
           </w:p>
         </w:tc>
@@ -22992,7 +23634,7 @@
                 <w:rFonts w:cs="Times New Roman"/>
                 <w:sz w:val="17"/>
               </w:rPr>
-              <w:t>0</w:t>
+              <w:t>72</w:t>
             </w:r>
           </w:p>
         </w:tc>
@@ -23048,7 +23690,7 @@
                 <w:rFonts w:cs="Times New Roman"/>
                 <w:sz w:val="17"/>
               </w:rPr>
-              <w:t>vxlan</w:t>
+              <w:t>hfsplus</w:t>
             </w:r>
           </w:p>
         </w:tc>
@@ -23065,7 +23707,7 @@
                 <w:rFonts w:cs="Times New Roman"/>
                 <w:sz w:val="17"/>
               </w:rPr>
-              <w:t>227</w:t>
+              <w:t>201</w:t>
             </w:r>
           </w:p>
         </w:tc>
@@ -23082,7 +23724,7 @@
                 <w:rFonts w:cs="Times New Roman"/>
                 <w:sz w:val="17"/>
               </w:rPr>
-              <w:t>15</w:t>
+              <w:t>22</w:t>
             </w:r>
           </w:p>
         </w:tc>
@@ -23099,7 +23741,7 @@
                 <w:rFonts w:cs="Times New Roman"/>
                 <w:sz w:val="17"/>
               </w:rPr>
-              <w:t>2</w:t>
+              <w:t>0</w:t>
             </w:r>
           </w:p>
         </w:tc>
@@ -23116,7 +23758,7 @@
                 <w:rFonts w:cs="Times New Roman"/>
                 <w:sz w:val="17"/>
               </w:rPr>
-              <w:t>11</w:t>
+              <w:t>152</w:t>
             </w:r>
           </w:p>
         </w:tc>
@@ -23133,7 +23775,7 @@
                 <w:rFonts w:cs="Times New Roman"/>
                 <w:sz w:val="17"/>
               </w:rPr>
-              <w:t>2 inconclusive</w:t>
+              <w:t>—</w:t>
             </w:r>
           </w:p>
         </w:tc>
@@ -23172,6 +23814,2982 @@
                 <w:rFonts w:cs="Times New Roman"/>
                 <w:sz w:val="17"/>
               </w:rPr>
+              <w:t>ipvlan</w:t>
+            </w:r>
+          </w:p>
+        </w:tc>
+        <w:tc>
+          <w:tcPr>
+            <w:tcW w:w="1020" w:type="dxa"/>
+          </w:tcPr>
+          <w:p>
+            <w:pPr>
+              <w:spacing w:after="40" w:line="240" w:lineRule="auto"/>
+            </w:pPr>
+            <w:r>
+              <w:rPr>
+                <w:rFonts w:cs="Times New Roman"/>
+                <w:sz w:val="17"/>
+              </w:rPr>
+              <w:t>84</w:t>
+            </w:r>
+          </w:p>
+        </w:tc>
+        <w:tc>
+          <w:tcPr>
+            <w:tcW w:w="1020" w:type="dxa"/>
+          </w:tcPr>
+          <w:p>
+            <w:pPr>
+              <w:spacing w:after="40" w:line="240" w:lineRule="auto"/>
+            </w:pPr>
+            <w:r>
+              <w:rPr>
+                <w:rFonts w:cs="Times New Roman"/>
+                <w:sz w:val="17"/>
+              </w:rPr>
+              <w:t>2</w:t>
+            </w:r>
+          </w:p>
+        </w:tc>
+        <w:tc>
+          <w:tcPr>
+            <w:tcW w:w="1020" w:type="dxa"/>
+          </w:tcPr>
+          <w:p>
+            <w:pPr>
+              <w:spacing w:after="40" w:line="240" w:lineRule="auto"/>
+            </w:pPr>
+            <w:r>
+              <w:rPr>
+                <w:rFonts w:cs="Times New Roman"/>
+                <w:sz w:val="17"/>
+              </w:rPr>
+              <w:t>0</w:t>
+            </w:r>
+          </w:p>
+        </w:tc>
+        <w:tc>
+          <w:tcPr>
+            <w:tcW w:w="1134" w:type="dxa"/>
+          </w:tcPr>
+          <w:p>
+            <w:pPr>
+              <w:spacing w:after="40" w:line="240" w:lineRule="auto"/>
+            </w:pPr>
+            <w:r>
+              <w:rPr>
+                <w:rFonts w:cs="Times New Roman"/>
+                <w:sz w:val="17"/>
+              </w:rPr>
+              <w:t>7</w:t>
+            </w:r>
+          </w:p>
+        </w:tc>
+        <w:tc>
+          <w:tcPr>
+            <w:tcW w:w="2268" w:type="dxa"/>
+          </w:tcPr>
+          <w:p>
+            <w:pPr>
+              <w:spacing w:after="40" w:line="240" w:lineRule="auto"/>
+            </w:pPr>
+            <w:r>
+              <w:rPr>
+                <w:rFonts w:cs="Times New Roman"/>
+                <w:sz w:val="17"/>
+              </w:rPr>
+              <w:t>—</w:t>
+            </w:r>
+          </w:p>
+        </w:tc>
+        <w:tc>
+          <w:tcPr>
+            <w:tcW w:w="1020" w:type="dxa"/>
+          </w:tcPr>
+          <w:p>
+            <w:pPr>
+              <w:spacing w:after="40" w:line="240" w:lineRule="auto"/>
+            </w:pPr>
+            <w:r>
+              <w:rPr>
+                <w:rFonts w:cs="Times New Roman"/>
+                <w:sz w:val="17"/>
+              </w:rPr>
+              <w:t>0</w:t>
+            </w:r>
+          </w:p>
+        </w:tc>
+      </w:tr>
+      <w:tr>
+        <w:trPr>
+          <w:jc w:val="center"/>
+        </w:trPr>
+        <w:tc>
+          <w:tcPr>
+            <w:tcW w:w="1701" w:type="dxa"/>
+          </w:tcPr>
+          <w:p>
+            <w:pPr>
+              <w:spacing w:after="40" w:line="240" w:lineRule="auto"/>
+            </w:pPr>
+            <w:r>
+              <w:rPr>
+                <w:rFonts w:cs="Times New Roman"/>
+                <w:sz w:val="17"/>
+              </w:rPr>
+              <w:t>jfs</w:t>
+            </w:r>
+          </w:p>
+        </w:tc>
+        <w:tc>
+          <w:tcPr>
+            <w:tcW w:w="1020" w:type="dxa"/>
+          </w:tcPr>
+          <w:p>
+            <w:pPr>
+              <w:spacing w:after="40" w:line="240" w:lineRule="auto"/>
+            </w:pPr>
+            <w:r>
+              <w:rPr>
+                <w:rFonts w:cs="Times New Roman"/>
+                <w:sz w:val="17"/>
+              </w:rPr>
+              <w:t>320</w:t>
+            </w:r>
+          </w:p>
+        </w:tc>
+        <w:tc>
+          <w:tcPr>
+            <w:tcW w:w="1020" w:type="dxa"/>
+          </w:tcPr>
+          <w:p>
+            <w:pPr>
+              <w:spacing w:after="40" w:line="240" w:lineRule="auto"/>
+            </w:pPr>
+            <w:r>
+              <w:rPr>
+                <w:rFonts w:cs="Times New Roman"/>
+                <w:sz w:val="17"/>
+              </w:rPr>
+              <w:t>18</w:t>
+            </w:r>
+          </w:p>
+        </w:tc>
+        <w:tc>
+          <w:tcPr>
+            <w:tcW w:w="1020" w:type="dxa"/>
+          </w:tcPr>
+          <w:p>
+            <w:pPr>
+              <w:spacing w:after="40" w:line="240" w:lineRule="auto"/>
+            </w:pPr>
+            <w:r>
+              <w:rPr>
+                <w:rFonts w:cs="Times New Roman"/>
+                <w:sz w:val="17"/>
+              </w:rPr>
+              <w:t>0</w:t>
+            </w:r>
+          </w:p>
+        </w:tc>
+        <w:tc>
+          <w:tcPr>
+            <w:tcW w:w="1134" w:type="dxa"/>
+          </w:tcPr>
+          <w:p>
+            <w:pPr>
+              <w:spacing w:after="40" w:line="240" w:lineRule="auto"/>
+            </w:pPr>
+            <w:r>
+              <w:rPr>
+                <w:rFonts w:cs="Times New Roman"/>
+                <w:sz w:val="17"/>
+              </w:rPr>
+              <w:t>179</w:t>
+            </w:r>
+          </w:p>
+        </w:tc>
+        <w:tc>
+          <w:tcPr>
+            <w:tcW w:w="2268" w:type="dxa"/>
+          </w:tcPr>
+          <w:p>
+            <w:pPr>
+              <w:spacing w:after="40" w:line="240" w:lineRule="auto"/>
+            </w:pPr>
+            <w:r>
+              <w:rPr>
+                <w:rFonts w:cs="Times New Roman"/>
+                <w:sz w:val="17"/>
+              </w:rPr>
+              <w:t>—</w:t>
+            </w:r>
+          </w:p>
+        </w:tc>
+        <w:tc>
+          <w:tcPr>
+            <w:tcW w:w="1020" w:type="dxa"/>
+          </w:tcPr>
+          <w:p>
+            <w:pPr>
+              <w:spacing w:after="40" w:line="240" w:lineRule="auto"/>
+            </w:pPr>
+            <w:r>
+              <w:rPr>
+                <w:rFonts w:cs="Times New Roman"/>
+                <w:sz w:val="17"/>
+              </w:rPr>
+              <w:t>0</w:t>
+            </w:r>
+          </w:p>
+        </w:tc>
+      </w:tr>
+      <w:tr>
+        <w:trPr>
+          <w:jc w:val="center"/>
+        </w:trPr>
+        <w:tc>
+          <w:tcPr>
+            <w:tcW w:w="1701" w:type="dxa"/>
+          </w:tcPr>
+          <w:p>
+            <w:pPr>
+              <w:spacing w:after="40" w:line="240" w:lineRule="auto"/>
+            </w:pPr>
+            <w:r>
+              <w:rPr>
+                <w:rFonts w:cs="Times New Roman"/>
+                <w:sz w:val="17"/>
+              </w:rPr>
+              <w:t>mac80211_hwsim</w:t>
+            </w:r>
+          </w:p>
+        </w:tc>
+        <w:tc>
+          <w:tcPr>
+            <w:tcW w:w="1020" w:type="dxa"/>
+          </w:tcPr>
+          <w:p>
+            <w:pPr>
+              <w:spacing w:after="40" w:line="240" w:lineRule="auto"/>
+            </w:pPr>
+            <w:r>
+              <w:rPr>
+                <w:rFonts w:cs="Times New Roman"/>
+                <w:sz w:val="17"/>
+              </w:rPr>
+              <w:t>155</w:t>
+            </w:r>
+          </w:p>
+        </w:tc>
+        <w:tc>
+          <w:tcPr>
+            <w:tcW w:w="1020" w:type="dxa"/>
+          </w:tcPr>
+          <w:p>
+            <w:pPr>
+              <w:spacing w:after="40" w:line="240" w:lineRule="auto"/>
+            </w:pPr>
+            <w:r>
+              <w:rPr>
+                <w:rFonts w:cs="Times New Roman"/>
+                <w:sz w:val="17"/>
+              </w:rPr>
+              <w:t>4</w:t>
+            </w:r>
+          </w:p>
+        </w:tc>
+        <w:tc>
+          <w:tcPr>
+            <w:tcW w:w="1020" w:type="dxa"/>
+          </w:tcPr>
+          <w:p>
+            <w:pPr>
+              <w:spacing w:after="40" w:line="240" w:lineRule="auto"/>
+            </w:pPr>
+            <w:r>
+              <w:rPr>
+                <w:rFonts w:cs="Times New Roman"/>
+                <w:sz w:val="17"/>
+              </w:rPr>
+              <w:t>0</w:t>
+            </w:r>
+          </w:p>
+        </w:tc>
+        <w:tc>
+          <w:tcPr>
+            <w:tcW w:w="1134" w:type="dxa"/>
+          </w:tcPr>
+          <w:p>
+            <w:pPr>
+              <w:spacing w:after="40" w:line="240" w:lineRule="auto"/>
+            </w:pPr>
+            <w:r>
+              <w:rPr>
+                <w:rFonts w:cs="Times New Roman"/>
+                <w:sz w:val="17"/>
+              </w:rPr>
+              <w:t>1440</w:t>
+            </w:r>
+          </w:p>
+        </w:tc>
+        <w:tc>
+          <w:tcPr>
+            <w:tcW w:w="2268" w:type="dxa"/>
+          </w:tcPr>
+          <w:p>
+            <w:pPr>
+              <w:spacing w:after="40" w:line="240" w:lineRule="auto"/>
+            </w:pPr>
+            <w:r>
+              <w:rPr>
+                <w:rFonts w:cs="Times New Roman"/>
+                <w:sz w:val="17"/>
+              </w:rPr>
+              <w:t>—</w:t>
+            </w:r>
+          </w:p>
+        </w:tc>
+        <w:tc>
+          <w:tcPr>
+            <w:tcW w:w="1020" w:type="dxa"/>
+          </w:tcPr>
+          <w:p>
+            <w:pPr>
+              <w:spacing w:after="40" w:line="240" w:lineRule="auto"/>
+            </w:pPr>
+            <w:r>
+              <w:rPr>
+                <w:rFonts w:cs="Times New Roman"/>
+                <w:sz w:val="17"/>
+              </w:rPr>
+              <w:t>0</w:t>
+            </w:r>
+          </w:p>
+        </w:tc>
+      </w:tr>
+      <w:tr>
+        <w:trPr>
+          <w:jc w:val="center"/>
+        </w:trPr>
+        <w:tc>
+          <w:tcPr>
+            <w:tcW w:w="1701" w:type="dxa"/>
+          </w:tcPr>
+          <w:p>
+            <w:pPr>
+              <w:spacing w:after="40" w:line="240" w:lineRule="auto"/>
+            </w:pPr>
+            <w:r>
+              <w:rPr>
+                <w:rFonts w:cs="Times New Roman"/>
+                <w:sz w:val="17"/>
+              </w:rPr>
+              <w:t>macvlan</w:t>
+            </w:r>
+          </w:p>
+        </w:tc>
+        <w:tc>
+          <w:tcPr>
+            <w:tcW w:w="1020" w:type="dxa"/>
+          </w:tcPr>
+          <w:p>
+            <w:pPr>
+              <w:spacing w:after="40" w:line="240" w:lineRule="auto"/>
+            </w:pPr>
+            <w:r>
+              <w:rPr>
+                <w:rFonts w:cs="Times New Roman"/>
+                <w:sz w:val="17"/>
+              </w:rPr>
+              <w:t>80</w:t>
+            </w:r>
+          </w:p>
+        </w:tc>
+        <w:tc>
+          <w:tcPr>
+            <w:tcW w:w="1020" w:type="dxa"/>
+          </w:tcPr>
+          <w:p>
+            <w:pPr>
+              <w:spacing w:after="40" w:line="240" w:lineRule="auto"/>
+            </w:pPr>
+            <w:r>
+              <w:rPr>
+                <w:rFonts w:cs="Times New Roman"/>
+                <w:sz w:val="17"/>
+              </w:rPr>
+              <w:t>3</w:t>
+            </w:r>
+          </w:p>
+        </w:tc>
+        <w:tc>
+          <w:tcPr>
+            <w:tcW w:w="1020" w:type="dxa"/>
+          </w:tcPr>
+          <w:p>
+            <w:pPr>
+              <w:spacing w:after="40" w:line="240" w:lineRule="auto"/>
+            </w:pPr>
+            <w:r>
+              <w:rPr>
+                <w:rFonts w:cs="Times New Roman"/>
+                <w:sz w:val="17"/>
+              </w:rPr>
+              <w:t>0</w:t>
+            </w:r>
+          </w:p>
+        </w:tc>
+        <w:tc>
+          <w:tcPr>
+            <w:tcW w:w="1134" w:type="dxa"/>
+          </w:tcPr>
+          <w:p>
+            <w:pPr>
+              <w:spacing w:after="40" w:line="240" w:lineRule="auto"/>
+            </w:pPr>
+            <w:r>
+              <w:rPr>
+                <w:rFonts w:cs="Times New Roman"/>
+                <w:sz w:val="17"/>
+              </w:rPr>
+              <w:t>3</w:t>
+            </w:r>
+          </w:p>
+        </w:tc>
+        <w:tc>
+          <w:tcPr>
+            <w:tcW w:w="2268" w:type="dxa"/>
+          </w:tcPr>
+          <w:p>
+            <w:pPr>
+              <w:spacing w:after="40" w:line="240" w:lineRule="auto"/>
+            </w:pPr>
+            <w:r>
+              <w:rPr>
+                <w:rFonts w:cs="Times New Roman"/>
+                <w:sz w:val="17"/>
+              </w:rPr>
+              <w:t>—</w:t>
+            </w:r>
+          </w:p>
+        </w:tc>
+        <w:tc>
+          <w:tcPr>
+            <w:tcW w:w="1020" w:type="dxa"/>
+          </w:tcPr>
+          <w:p>
+            <w:pPr>
+              <w:spacing w:after="40" w:line="240" w:lineRule="auto"/>
+            </w:pPr>
+            <w:r>
+              <w:rPr>
+                <w:rFonts w:cs="Times New Roman"/>
+                <w:sz w:val="17"/>
+              </w:rPr>
+              <w:t>0</w:t>
+            </w:r>
+          </w:p>
+        </w:tc>
+      </w:tr>
+      <w:tr>
+        <w:trPr>
+          <w:jc w:val="center"/>
+        </w:trPr>
+        <w:tc>
+          <w:tcPr>
+            <w:tcW w:w="1701" w:type="dxa"/>
+          </w:tcPr>
+          <w:p>
+            <w:pPr>
+              <w:spacing w:after="40" w:line="240" w:lineRule="auto"/>
+            </w:pPr>
+            <w:r>
+              <w:rPr>
+                <w:rFonts w:cs="Times New Roman"/>
+                <w:sz w:val="17"/>
+              </w:rPr>
+              <w:t>minix</w:t>
+            </w:r>
+          </w:p>
+        </w:tc>
+        <w:tc>
+          <w:tcPr>
+            <w:tcW w:w="1020" w:type="dxa"/>
+          </w:tcPr>
+          <w:p>
+            <w:pPr>
+              <w:spacing w:after="40" w:line="240" w:lineRule="auto"/>
+            </w:pPr>
+            <w:r>
+              <w:rPr>
+                <w:rFonts w:cs="Times New Roman"/>
+                <w:sz w:val="17"/>
+              </w:rPr>
+              <w:t>108</w:t>
+            </w:r>
+          </w:p>
+        </w:tc>
+        <w:tc>
+          <w:tcPr>
+            <w:tcW w:w="1020" w:type="dxa"/>
+          </w:tcPr>
+          <w:p>
+            <w:pPr>
+              <w:spacing w:after="40" w:line="240" w:lineRule="auto"/>
+            </w:pPr>
+            <w:r>
+              <w:rPr>
+                <w:rFonts w:cs="Times New Roman"/>
+                <w:sz w:val="17"/>
+              </w:rPr>
+              <w:t>3</w:t>
+            </w:r>
+          </w:p>
+        </w:tc>
+        <w:tc>
+          <w:tcPr>
+            <w:tcW w:w="1020" w:type="dxa"/>
+          </w:tcPr>
+          <w:p>
+            <w:pPr>
+              <w:spacing w:after="40" w:line="240" w:lineRule="auto"/>
+            </w:pPr>
+            <w:r>
+              <w:rPr>
+                <w:rFonts w:cs="Times New Roman"/>
+                <w:sz w:val="17"/>
+              </w:rPr>
+              <w:t>0</w:t>
+            </w:r>
+          </w:p>
+        </w:tc>
+        <w:tc>
+          <w:tcPr>
+            <w:tcW w:w="1134" w:type="dxa"/>
+          </w:tcPr>
+          <w:p>
+            <w:pPr>
+              <w:spacing w:after="40" w:line="240" w:lineRule="auto"/>
+            </w:pPr>
+            <w:r>
+              <w:rPr>
+                <w:rFonts w:cs="Times New Roman"/>
+                <w:sz w:val="17"/>
+              </w:rPr>
+              <w:t>74</w:t>
+            </w:r>
+          </w:p>
+        </w:tc>
+        <w:tc>
+          <w:tcPr>
+            <w:tcW w:w="2268" w:type="dxa"/>
+          </w:tcPr>
+          <w:p>
+            <w:pPr>
+              <w:spacing w:after="40" w:line="240" w:lineRule="auto"/>
+            </w:pPr>
+            <w:r>
+              <w:rPr>
+                <w:rFonts w:cs="Times New Roman"/>
+                <w:sz w:val="17"/>
+              </w:rPr>
+              <w:t>—</w:t>
+            </w:r>
+          </w:p>
+        </w:tc>
+        <w:tc>
+          <w:tcPr>
+            <w:tcW w:w="1020" w:type="dxa"/>
+          </w:tcPr>
+          <w:p>
+            <w:pPr>
+              <w:spacing w:after="40" w:line="240" w:lineRule="auto"/>
+            </w:pPr>
+            <w:r>
+              <w:rPr>
+                <w:rFonts w:cs="Times New Roman"/>
+                <w:sz w:val="17"/>
+              </w:rPr>
+              <w:t>0</w:t>
+            </w:r>
+          </w:p>
+        </w:tc>
+      </w:tr>
+      <w:tr>
+        <w:trPr>
+          <w:jc w:val="center"/>
+        </w:trPr>
+        <w:tc>
+          <w:tcPr>
+            <w:tcW w:w="1701" w:type="dxa"/>
+          </w:tcPr>
+          <w:p>
+            <w:pPr>
+              <w:spacing w:after="40" w:line="240" w:lineRule="auto"/>
+            </w:pPr>
+            <w:r>
+              <w:rPr>
+                <w:rFonts w:cs="Times New Roman"/>
+                <w:sz w:val="17"/>
+              </w:rPr>
+              <w:t>netdevsim</w:t>
+            </w:r>
+          </w:p>
+        </w:tc>
+        <w:tc>
+          <w:tcPr>
+            <w:tcW w:w="1020" w:type="dxa"/>
+          </w:tcPr>
+          <w:p>
+            <w:pPr>
+              <w:spacing w:after="40" w:line="240" w:lineRule="auto"/>
+            </w:pPr>
+            <w:r>
+              <w:rPr>
+                <w:rFonts w:cs="Times New Roman"/>
+                <w:sz w:val="17"/>
+              </w:rPr>
+              <w:t>264</w:t>
+            </w:r>
+          </w:p>
+        </w:tc>
+        <w:tc>
+          <w:tcPr>
+            <w:tcW w:w="1020" w:type="dxa"/>
+          </w:tcPr>
+          <w:p>
+            <w:pPr>
+              <w:spacing w:after="40" w:line="240" w:lineRule="auto"/>
+            </w:pPr>
+            <w:r>
+              <w:rPr>
+                <w:rFonts w:cs="Times New Roman"/>
+                <w:sz w:val="17"/>
+              </w:rPr>
+              <w:t>33</w:t>
+            </w:r>
+          </w:p>
+        </w:tc>
+        <w:tc>
+          <w:tcPr>
+            <w:tcW w:w="1020" w:type="dxa"/>
+          </w:tcPr>
+          <w:p>
+            <w:pPr>
+              <w:spacing w:after="40" w:line="240" w:lineRule="auto"/>
+            </w:pPr>
+            <w:r>
+              <w:rPr>
+                <w:rFonts w:cs="Times New Roman"/>
+                <w:sz w:val="17"/>
+              </w:rPr>
+              <w:t>0</w:t>
+            </w:r>
+          </w:p>
+        </w:tc>
+        <w:tc>
+          <w:tcPr>
+            <w:tcW w:w="1134" w:type="dxa"/>
+          </w:tcPr>
+          <w:p>
+            <w:pPr>
+              <w:spacing w:after="40" w:line="240" w:lineRule="auto"/>
+            </w:pPr>
+            <w:r>
+              <w:rPr>
+                <w:rFonts w:cs="Times New Roman"/>
+                <w:sz w:val="17"/>
+              </w:rPr>
+              <w:t>81</w:t>
+            </w:r>
+          </w:p>
+        </w:tc>
+        <w:tc>
+          <w:tcPr>
+            <w:tcW w:w="2268" w:type="dxa"/>
+          </w:tcPr>
+          <w:p>
+            <w:pPr>
+              <w:spacing w:after="40" w:line="240" w:lineRule="auto"/>
+            </w:pPr>
+            <w:r>
+              <w:rPr>
+                <w:rFonts w:cs="Times New Roman"/>
+                <w:sz w:val="17"/>
+              </w:rPr>
+              <w:t>—</w:t>
+            </w:r>
+          </w:p>
+        </w:tc>
+        <w:tc>
+          <w:tcPr>
+            <w:tcW w:w="1020" w:type="dxa"/>
+          </w:tcPr>
+          <w:p>
+            <w:pPr>
+              <w:spacing w:after="40" w:line="240" w:lineRule="auto"/>
+            </w:pPr>
+            <w:r>
+              <w:rPr>
+                <w:rFonts w:cs="Times New Roman"/>
+                <w:sz w:val="17"/>
+              </w:rPr>
+              <w:t>0</w:t>
+            </w:r>
+          </w:p>
+        </w:tc>
+      </w:tr>
+      <w:tr>
+        <w:trPr>
+          <w:jc w:val="center"/>
+        </w:trPr>
+        <w:tc>
+          <w:tcPr>
+            <w:tcW w:w="1701" w:type="dxa"/>
+          </w:tcPr>
+          <w:p>
+            <w:pPr>
+              <w:spacing w:after="40" w:line="240" w:lineRule="auto"/>
+            </w:pPr>
+            <w:r>
+              <w:rPr>
+                <w:rFonts w:cs="Times New Roman"/>
+                <w:sz w:val="17"/>
+              </w:rPr>
+              <w:t>nilfs2</w:t>
+            </w:r>
+          </w:p>
+        </w:tc>
+        <w:tc>
+          <w:tcPr>
+            <w:tcW w:w="1020" w:type="dxa"/>
+          </w:tcPr>
+          <w:p>
+            <w:pPr>
+              <w:spacing w:after="40" w:line="240" w:lineRule="auto"/>
+            </w:pPr>
+            <w:r>
+              <w:rPr>
+                <w:rFonts w:cs="Times New Roman"/>
+                <w:sz w:val="17"/>
+              </w:rPr>
+              <w:t>692</w:t>
+            </w:r>
+          </w:p>
+        </w:tc>
+        <w:tc>
+          <w:tcPr>
+            <w:tcW w:w="1020" w:type="dxa"/>
+          </w:tcPr>
+          <w:p>
+            <w:pPr>
+              <w:spacing w:after="40" w:line="240" w:lineRule="auto"/>
+            </w:pPr>
+            <w:r>
+              <w:rPr>
+                <w:rFonts w:cs="Times New Roman"/>
+                <w:sz w:val="17"/>
+              </w:rPr>
+              <w:t>29</w:t>
+            </w:r>
+          </w:p>
+        </w:tc>
+        <w:tc>
+          <w:tcPr>
+            <w:tcW w:w="1020" w:type="dxa"/>
+          </w:tcPr>
+          <w:p>
+            <w:pPr>
+              <w:spacing w:after="40" w:line="240" w:lineRule="auto"/>
+            </w:pPr>
+            <w:r>
+              <w:rPr>
+                <w:rFonts w:cs="Times New Roman"/>
+                <w:sz w:val="17"/>
+              </w:rPr>
+              <w:t>0</w:t>
+            </w:r>
+          </w:p>
+        </w:tc>
+        <w:tc>
+          <w:tcPr>
+            <w:tcW w:w="1134" w:type="dxa"/>
+          </w:tcPr>
+          <w:p>
+            <w:pPr>
+              <w:spacing w:after="40" w:line="240" w:lineRule="auto"/>
+            </w:pPr>
+            <w:r>
+              <w:rPr>
+                <w:rFonts w:cs="Times New Roman"/>
+                <w:sz w:val="17"/>
+              </w:rPr>
+              <w:t>325</w:t>
+            </w:r>
+          </w:p>
+        </w:tc>
+        <w:tc>
+          <w:tcPr>
+            <w:tcW w:w="2268" w:type="dxa"/>
+          </w:tcPr>
+          <w:p>
+            <w:pPr>
+              <w:spacing w:after="40" w:line="240" w:lineRule="auto"/>
+            </w:pPr>
+            <w:r>
+              <w:rPr>
+                <w:rFonts w:cs="Times New Roman"/>
+                <w:sz w:val="17"/>
+              </w:rPr>
+              <w:t>—</w:t>
+            </w:r>
+          </w:p>
+        </w:tc>
+        <w:tc>
+          <w:tcPr>
+            <w:tcW w:w="1020" w:type="dxa"/>
+          </w:tcPr>
+          <w:p>
+            <w:pPr>
+              <w:spacing w:after="40" w:line="240" w:lineRule="auto"/>
+            </w:pPr>
+            <w:r>
+              <w:rPr>
+                <w:rFonts w:cs="Times New Roman"/>
+                <w:sz w:val="17"/>
+              </w:rPr>
+              <w:t>0</w:t>
+            </w:r>
+          </w:p>
+        </w:tc>
+      </w:tr>
+      <w:tr>
+        <w:trPr>
+          <w:jc w:val="center"/>
+        </w:trPr>
+        <w:tc>
+          <w:tcPr>
+            <w:tcW w:w="1701" w:type="dxa"/>
+          </w:tcPr>
+          <w:p>
+            <w:pPr>
+              <w:spacing w:after="40" w:line="240" w:lineRule="auto"/>
+            </w:pPr>
+            <w:r>
+              <w:rPr>
+                <w:rFonts w:cs="Times New Roman"/>
+                <w:sz w:val="17"/>
+              </w:rPr>
+              <w:t>nlmon</w:t>
+            </w:r>
+          </w:p>
+        </w:tc>
+        <w:tc>
+          <w:tcPr>
+            <w:tcW w:w="1020" w:type="dxa"/>
+          </w:tcPr>
+          <w:p>
+            <w:pPr>
+              <w:spacing w:after="40" w:line="240" w:lineRule="auto"/>
+            </w:pPr>
+            <w:r>
+              <w:rPr>
+                <w:rFonts w:cs="Times New Roman"/>
+                <w:sz w:val="17"/>
+              </w:rPr>
+              <w:t>9</w:t>
+            </w:r>
+          </w:p>
+        </w:tc>
+        <w:tc>
+          <w:tcPr>
+            <w:tcW w:w="1020" w:type="dxa"/>
+          </w:tcPr>
+          <w:p>
+            <w:pPr>
+              <w:spacing w:after="40" w:line="240" w:lineRule="auto"/>
+            </w:pPr>
+            <w:r>
+              <w:rPr>
+                <w:rFonts w:cs="Times New Roman"/>
+                <w:sz w:val="17"/>
+              </w:rPr>
+              <w:t>0</w:t>
+            </w:r>
+          </w:p>
+        </w:tc>
+        <w:tc>
+          <w:tcPr>
+            <w:tcW w:w="1020" w:type="dxa"/>
+          </w:tcPr>
+          <w:p>
+            <w:pPr>
+              <w:spacing w:after="40" w:line="240" w:lineRule="auto"/>
+            </w:pPr>
+            <w:r>
+              <w:rPr>
+                <w:rFonts w:cs="Times New Roman"/>
+                <w:sz w:val="17"/>
+              </w:rPr>
+              <w:t>0</w:t>
+            </w:r>
+          </w:p>
+        </w:tc>
+        <w:tc>
+          <w:tcPr>
+            <w:tcW w:w="1134" w:type="dxa"/>
+          </w:tcPr>
+          <w:p>
+            <w:pPr>
+              <w:spacing w:after="40" w:line="240" w:lineRule="auto"/>
+            </w:pPr>
+            <w:r>
+              <w:rPr>
+                <w:rFonts w:cs="Times New Roman"/>
+                <w:sz w:val="17"/>
+              </w:rPr>
+              <w:t>0</w:t>
+            </w:r>
+          </w:p>
+        </w:tc>
+        <w:tc>
+          <w:tcPr>
+            <w:tcW w:w="2268" w:type="dxa"/>
+          </w:tcPr>
+          <w:p>
+            <w:pPr>
+              <w:spacing w:after="40" w:line="240" w:lineRule="auto"/>
+            </w:pPr>
+            <w:r>
+              <w:rPr>
+                <w:rFonts w:cs="Times New Roman"/>
+                <w:sz w:val="17"/>
+              </w:rPr>
+              <w:t>—</w:t>
+            </w:r>
+          </w:p>
+        </w:tc>
+        <w:tc>
+          <w:tcPr>
+            <w:tcW w:w="1020" w:type="dxa"/>
+          </w:tcPr>
+          <w:p>
+            <w:pPr>
+              <w:spacing w:after="40" w:line="240" w:lineRule="auto"/>
+            </w:pPr>
+            <w:r>
+              <w:rPr>
+                <w:rFonts w:cs="Times New Roman"/>
+                <w:sz w:val="17"/>
+              </w:rPr>
+              <w:t>0</w:t>
+            </w:r>
+          </w:p>
+        </w:tc>
+      </w:tr>
+      <w:tr>
+        <w:trPr>
+          <w:jc w:val="center"/>
+        </w:trPr>
+        <w:tc>
+          <w:tcPr>
+            <w:tcW w:w="1701" w:type="dxa"/>
+          </w:tcPr>
+          <w:p>
+            <w:pPr>
+              <w:spacing w:after="40" w:line="240" w:lineRule="auto"/>
+            </w:pPr>
+            <w:r>
+              <w:rPr>
+                <w:rFonts w:cs="Times New Roman"/>
+                <w:sz w:val="17"/>
+              </w:rPr>
+              <w:t>ntfs3</w:t>
+            </w:r>
+          </w:p>
+        </w:tc>
+        <w:tc>
+          <w:tcPr>
+            <w:tcW w:w="1020" w:type="dxa"/>
+          </w:tcPr>
+          <w:p>
+            <w:pPr>
+              <w:spacing w:after="40" w:line="240" w:lineRule="auto"/>
+            </w:pPr>
+            <w:r>
+              <w:rPr>
+                <w:rFonts w:cs="Times New Roman"/>
+                <w:sz w:val="17"/>
+              </w:rPr>
+              <w:t>439</w:t>
+            </w:r>
+          </w:p>
+        </w:tc>
+        <w:tc>
+          <w:tcPr>
+            <w:tcW w:w="1020" w:type="dxa"/>
+          </w:tcPr>
+          <w:p>
+            <w:pPr>
+              <w:spacing w:after="40" w:line="240" w:lineRule="auto"/>
+            </w:pPr>
+            <w:r>
+              <w:rPr>
+                <w:rFonts w:cs="Times New Roman"/>
+                <w:sz w:val="17"/>
+              </w:rPr>
+              <w:t>105</w:t>
+            </w:r>
+          </w:p>
+        </w:tc>
+        <w:tc>
+          <w:tcPr>
+            <w:tcW w:w="1020" w:type="dxa"/>
+          </w:tcPr>
+          <w:p>
+            <w:pPr>
+              <w:spacing w:after="40" w:line="240" w:lineRule="auto"/>
+            </w:pPr>
+            <w:r>
+              <w:rPr>
+                <w:rFonts w:cs="Times New Roman"/>
+                <w:sz w:val="17"/>
+              </w:rPr>
+              <w:t>5</w:t>
+            </w:r>
+          </w:p>
+        </w:tc>
+        <w:tc>
+          <w:tcPr>
+            <w:tcW w:w="1134" w:type="dxa"/>
+          </w:tcPr>
+          <w:p>
+            <w:pPr>
+              <w:spacing w:after="40" w:line="240" w:lineRule="auto"/>
+            </w:pPr>
+            <w:r>
+              <w:rPr>
+                <w:rFonts w:cs="Times New Roman"/>
+                <w:sz w:val="17"/>
+              </w:rPr>
+              <w:t>78</w:t>
+            </w:r>
+          </w:p>
+        </w:tc>
+        <w:tc>
+          <w:tcPr>
+            <w:tcW w:w="2268" w:type="dxa"/>
+          </w:tcPr>
+          <w:p>
+            <w:pPr>
+              <w:spacing w:after="40" w:line="240" w:lineRule="auto"/>
+            </w:pPr>
+            <w:r>
+              <w:rPr>
+                <w:rFonts w:cs="Times New Roman"/>
+                <w:sz w:val="17"/>
+              </w:rPr>
+              <w:t>5 inconclusive</w:t>
+            </w:r>
+          </w:p>
+        </w:tc>
+        <w:tc>
+          <w:tcPr>
+            <w:tcW w:w="1020" w:type="dxa"/>
+          </w:tcPr>
+          <w:p>
+            <w:pPr>
+              <w:spacing w:after="40" w:line="240" w:lineRule="auto"/>
+            </w:pPr>
+            <w:r>
+              <w:rPr>
+                <w:rFonts w:cs="Times New Roman"/>
+                <w:sz w:val="17"/>
+              </w:rPr>
+              <w:t>0</w:t>
+            </w:r>
+          </w:p>
+        </w:tc>
+      </w:tr>
+      <w:tr>
+        <w:trPr>
+          <w:jc w:val="center"/>
+        </w:trPr>
+        <w:tc>
+          <w:tcPr>
+            <w:tcW w:w="1701" w:type="dxa"/>
+          </w:tcPr>
+          <w:p>
+            <w:pPr>
+              <w:spacing w:after="40" w:line="240" w:lineRule="auto"/>
+            </w:pPr>
+            <w:r>
+              <w:rPr>
+                <w:rFonts w:cs="Times New Roman"/>
+                <w:sz w:val="17"/>
+              </w:rPr>
+              <w:t>null_blk</w:t>
+            </w:r>
+          </w:p>
+        </w:tc>
+        <w:tc>
+          <w:tcPr>
+            <w:tcW w:w="1020" w:type="dxa"/>
+          </w:tcPr>
+          <w:p>
+            <w:pPr>
+              <w:spacing w:after="40" w:line="240" w:lineRule="auto"/>
+            </w:pPr>
+            <w:r>
+              <w:rPr>
+                <w:rFonts w:cs="Times New Roman"/>
+                <w:sz w:val="17"/>
+              </w:rPr>
+              <w:t>148</w:t>
+            </w:r>
+          </w:p>
+        </w:tc>
+        <w:tc>
+          <w:tcPr>
+            <w:tcW w:w="1020" w:type="dxa"/>
+          </w:tcPr>
+          <w:p>
+            <w:pPr>
+              <w:spacing w:after="40" w:line="240" w:lineRule="auto"/>
+            </w:pPr>
+            <w:r>
+              <w:rPr>
+                <w:rFonts w:cs="Times New Roman"/>
+                <w:sz w:val="17"/>
+              </w:rPr>
+              <w:t>8</w:t>
+            </w:r>
+          </w:p>
+        </w:tc>
+        <w:tc>
+          <w:tcPr>
+            <w:tcW w:w="1020" w:type="dxa"/>
+          </w:tcPr>
+          <w:p>
+            <w:pPr>
+              <w:spacing w:after="40" w:line="240" w:lineRule="auto"/>
+            </w:pPr>
+            <w:r>
+              <w:rPr>
+                <w:rFonts w:cs="Times New Roman"/>
+                <w:sz w:val="17"/>
+              </w:rPr>
+              <w:t>0</w:t>
+            </w:r>
+          </w:p>
+        </w:tc>
+        <w:tc>
+          <w:tcPr>
+            <w:tcW w:w="1134" w:type="dxa"/>
+          </w:tcPr>
+          <w:p>
+            <w:pPr>
+              <w:spacing w:after="40" w:line="240" w:lineRule="auto"/>
+            </w:pPr>
+            <w:r>
+              <w:rPr>
+                <w:rFonts w:cs="Times New Roman"/>
+                <w:sz w:val="17"/>
+              </w:rPr>
+              <w:t>752</w:t>
+            </w:r>
+          </w:p>
+        </w:tc>
+        <w:tc>
+          <w:tcPr>
+            <w:tcW w:w="2268" w:type="dxa"/>
+          </w:tcPr>
+          <w:p>
+            <w:pPr>
+              <w:spacing w:after="40" w:line="240" w:lineRule="auto"/>
+            </w:pPr>
+            <w:r>
+              <w:rPr>
+                <w:rFonts w:cs="Times New Roman"/>
+                <w:sz w:val="17"/>
+              </w:rPr>
+              <w:t>—</w:t>
+            </w:r>
+          </w:p>
+        </w:tc>
+        <w:tc>
+          <w:tcPr>
+            <w:tcW w:w="1020" w:type="dxa"/>
+          </w:tcPr>
+          <w:p>
+            <w:pPr>
+              <w:spacing w:after="40" w:line="240" w:lineRule="auto"/>
+            </w:pPr>
+            <w:r>
+              <w:rPr>
+                <w:rFonts w:cs="Times New Roman"/>
+                <w:sz w:val="17"/>
+              </w:rPr>
+              <w:t>10</w:t>
+            </w:r>
+          </w:p>
+        </w:tc>
+      </w:tr>
+      <w:tr>
+        <w:trPr>
+          <w:jc w:val="center"/>
+        </w:trPr>
+        <w:tc>
+          <w:tcPr>
+            <w:tcW w:w="1701" w:type="dxa"/>
+          </w:tcPr>
+          <w:p>
+            <w:pPr>
+              <w:spacing w:after="40" w:line="240" w:lineRule="auto"/>
+            </w:pPr>
+            <w:r>
+              <w:rPr>
+                <w:rFonts w:cs="Times New Roman"/>
+                <w:sz w:val="17"/>
+              </w:rPr>
+              <w:t>omfs</w:t>
+            </w:r>
+          </w:p>
+        </w:tc>
+        <w:tc>
+          <w:tcPr>
+            <w:tcW w:w="1020" w:type="dxa"/>
+          </w:tcPr>
+          <w:p>
+            <w:pPr>
+              <w:spacing w:after="40" w:line="240" w:lineRule="auto"/>
+            </w:pPr>
+            <w:r>
+              <w:rPr>
+                <w:rFonts w:cs="Times New Roman"/>
+                <w:sz w:val="17"/>
+              </w:rPr>
+              <w:t>57</w:t>
+            </w:r>
+          </w:p>
+        </w:tc>
+        <w:tc>
+          <w:tcPr>
+            <w:tcW w:w="1020" w:type="dxa"/>
+          </w:tcPr>
+          <w:p>
+            <w:pPr>
+              <w:spacing w:after="40" w:line="240" w:lineRule="auto"/>
+            </w:pPr>
+            <w:r>
+              <w:rPr>
+                <w:rFonts w:cs="Times New Roman"/>
+                <w:sz w:val="17"/>
+              </w:rPr>
+              <w:t>4</w:t>
+            </w:r>
+          </w:p>
+        </w:tc>
+        <w:tc>
+          <w:tcPr>
+            <w:tcW w:w="1020" w:type="dxa"/>
+          </w:tcPr>
+          <w:p>
+            <w:pPr>
+              <w:spacing w:after="40" w:line="240" w:lineRule="auto"/>
+            </w:pPr>
+            <w:r>
+              <w:rPr>
+                <w:rFonts w:cs="Times New Roman"/>
+                <w:sz w:val="17"/>
+              </w:rPr>
+              <w:t>0</w:t>
+            </w:r>
+          </w:p>
+        </w:tc>
+        <w:tc>
+          <w:tcPr>
+            <w:tcW w:w="1134" w:type="dxa"/>
+          </w:tcPr>
+          <w:p>
+            <w:pPr>
+              <w:spacing w:after="40" w:line="240" w:lineRule="auto"/>
+            </w:pPr>
+            <w:r>
+              <w:rPr>
+                <w:rFonts w:cs="Times New Roman"/>
+                <w:sz w:val="17"/>
+              </w:rPr>
+              <w:t>0</w:t>
+            </w:r>
+          </w:p>
+        </w:tc>
+        <w:tc>
+          <w:tcPr>
+            <w:tcW w:w="2268" w:type="dxa"/>
+          </w:tcPr>
+          <w:p>
+            <w:pPr>
+              <w:spacing w:after="40" w:line="240" w:lineRule="auto"/>
+            </w:pPr>
+            <w:r>
+              <w:rPr>
+                <w:rFonts w:cs="Times New Roman"/>
+                <w:sz w:val="17"/>
+              </w:rPr>
+              <w:t>—</w:t>
+            </w:r>
+          </w:p>
+        </w:tc>
+        <w:tc>
+          <w:tcPr>
+            <w:tcW w:w="1020" w:type="dxa"/>
+          </w:tcPr>
+          <w:p>
+            <w:pPr>
+              <w:spacing w:after="40" w:line="240" w:lineRule="auto"/>
+            </w:pPr>
+            <w:r>
+              <w:rPr>
+                <w:rFonts w:cs="Times New Roman"/>
+                <w:sz w:val="17"/>
+              </w:rPr>
+              <w:t>0</w:t>
+            </w:r>
+          </w:p>
+        </w:tc>
+      </w:tr>
+      <w:tr>
+        <w:trPr>
+          <w:jc w:val="center"/>
+        </w:trPr>
+        <w:tc>
+          <w:tcPr>
+            <w:tcW w:w="1701" w:type="dxa"/>
+          </w:tcPr>
+          <w:p>
+            <w:pPr>
+              <w:spacing w:after="40" w:line="240" w:lineRule="auto"/>
+            </w:pPr>
+            <w:r>
+              <w:rPr>
+                <w:rFonts w:cs="Times New Roman"/>
+                <w:sz w:val="17"/>
+              </w:rPr>
+              <w:t>qnx4</w:t>
+            </w:r>
+          </w:p>
+        </w:tc>
+        <w:tc>
+          <w:tcPr>
+            <w:tcW w:w="1020" w:type="dxa"/>
+          </w:tcPr>
+          <w:p>
+            <w:pPr>
+              <w:spacing w:after="40" w:line="240" w:lineRule="auto"/>
+            </w:pPr>
+            <w:r>
+              <w:rPr>
+                <w:rFonts w:cs="Times New Roman"/>
+                <w:sz w:val="17"/>
+              </w:rPr>
+              <w:t>25</w:t>
+            </w:r>
+          </w:p>
+        </w:tc>
+        <w:tc>
+          <w:tcPr>
+            <w:tcW w:w="1020" w:type="dxa"/>
+          </w:tcPr>
+          <w:p>
+            <w:pPr>
+              <w:spacing w:after="40" w:line="240" w:lineRule="auto"/>
+            </w:pPr>
+            <w:r>
+              <w:rPr>
+                <w:rFonts w:cs="Times New Roman"/>
+                <w:sz w:val="17"/>
+              </w:rPr>
+              <w:t>3</w:t>
+            </w:r>
+          </w:p>
+        </w:tc>
+        <w:tc>
+          <w:tcPr>
+            <w:tcW w:w="1020" w:type="dxa"/>
+          </w:tcPr>
+          <w:p>
+            <w:pPr>
+              <w:spacing w:after="40" w:line="240" w:lineRule="auto"/>
+            </w:pPr>
+            <w:r>
+              <w:rPr>
+                <w:rFonts w:cs="Times New Roman"/>
+                <w:sz w:val="17"/>
+              </w:rPr>
+              <w:t>0</w:t>
+            </w:r>
+          </w:p>
+        </w:tc>
+        <w:tc>
+          <w:tcPr>
+            <w:tcW w:w="1134" w:type="dxa"/>
+          </w:tcPr>
+          <w:p>
+            <w:pPr>
+              <w:spacing w:after="40" w:line="240" w:lineRule="auto"/>
+            </w:pPr>
+            <w:r>
+              <w:rPr>
+                <w:rFonts w:cs="Times New Roman"/>
+                <w:sz w:val="17"/>
+              </w:rPr>
+              <w:t>72</w:t>
+            </w:r>
+          </w:p>
+        </w:tc>
+        <w:tc>
+          <w:tcPr>
+            <w:tcW w:w="2268" w:type="dxa"/>
+          </w:tcPr>
+          <w:p>
+            <w:pPr>
+              <w:spacing w:after="40" w:line="240" w:lineRule="auto"/>
+            </w:pPr>
+            <w:r>
+              <w:rPr>
+                <w:rFonts w:cs="Times New Roman"/>
+                <w:sz w:val="17"/>
+              </w:rPr>
+              <w:t>—</w:t>
+            </w:r>
+          </w:p>
+        </w:tc>
+        <w:tc>
+          <w:tcPr>
+            <w:tcW w:w="1020" w:type="dxa"/>
+          </w:tcPr>
+          <w:p>
+            <w:pPr>
+              <w:spacing w:after="40" w:line="240" w:lineRule="auto"/>
+            </w:pPr>
+            <w:r>
+              <w:rPr>
+                <w:rFonts w:cs="Times New Roman"/>
+                <w:sz w:val="17"/>
+              </w:rPr>
+              <w:t>0</w:t>
+            </w:r>
+          </w:p>
+        </w:tc>
+      </w:tr>
+      <w:tr>
+        <w:trPr>
+          <w:jc w:val="center"/>
+        </w:trPr>
+        <w:tc>
+          <w:tcPr>
+            <w:tcW w:w="1701" w:type="dxa"/>
+          </w:tcPr>
+          <w:p>
+            <w:pPr>
+              <w:spacing w:after="40" w:line="240" w:lineRule="auto"/>
+            </w:pPr>
+            <w:r>
+              <w:rPr>
+                <w:rFonts w:cs="Times New Roman"/>
+                <w:sz w:val="17"/>
+              </w:rPr>
+              <w:t>romfs</w:t>
+            </w:r>
+          </w:p>
+        </w:tc>
+        <w:tc>
+          <w:tcPr>
+            <w:tcW w:w="1020" w:type="dxa"/>
+          </w:tcPr>
+          <w:p>
+            <w:pPr>
+              <w:spacing w:after="40" w:line="240" w:lineRule="auto"/>
+            </w:pPr>
+            <w:r>
+              <w:rPr>
+                <w:rFonts w:cs="Times New Roman"/>
+                <w:sz w:val="17"/>
+              </w:rPr>
+              <w:t>22</w:t>
+            </w:r>
+          </w:p>
+        </w:tc>
+        <w:tc>
+          <w:tcPr>
+            <w:tcW w:w="1020" w:type="dxa"/>
+          </w:tcPr>
+          <w:p>
+            <w:pPr>
+              <w:spacing w:after="40" w:line="240" w:lineRule="auto"/>
+            </w:pPr>
+            <w:r>
+              <w:rPr>
+                <w:rFonts w:cs="Times New Roman"/>
+                <w:sz w:val="17"/>
+              </w:rPr>
+              <w:t>2</w:t>
+            </w:r>
+          </w:p>
+        </w:tc>
+        <w:tc>
+          <w:tcPr>
+            <w:tcW w:w="1020" w:type="dxa"/>
+          </w:tcPr>
+          <w:p>
+            <w:pPr>
+              <w:spacing w:after="40" w:line="240" w:lineRule="auto"/>
+            </w:pPr>
+            <w:r>
+              <w:rPr>
+                <w:rFonts w:cs="Times New Roman"/>
+                <w:sz w:val="17"/>
+              </w:rPr>
+              <w:t>0</w:t>
+            </w:r>
+          </w:p>
+        </w:tc>
+        <w:tc>
+          <w:tcPr>
+            <w:tcW w:w="1134" w:type="dxa"/>
+          </w:tcPr>
+          <w:p>
+            <w:pPr>
+              <w:spacing w:after="40" w:line="240" w:lineRule="auto"/>
+            </w:pPr>
+            <w:r>
+              <w:rPr>
+                <w:rFonts w:cs="Times New Roman"/>
+                <w:sz w:val="17"/>
+              </w:rPr>
+              <w:t>72</w:t>
+            </w:r>
+          </w:p>
+        </w:tc>
+        <w:tc>
+          <w:tcPr>
+            <w:tcW w:w="2268" w:type="dxa"/>
+          </w:tcPr>
+          <w:p>
+            <w:pPr>
+              <w:spacing w:after="40" w:line="240" w:lineRule="auto"/>
+            </w:pPr>
+            <w:r>
+              <w:rPr>
+                <w:rFonts w:cs="Times New Roman"/>
+                <w:sz w:val="17"/>
+              </w:rPr>
+              <w:t>—</w:t>
+            </w:r>
+          </w:p>
+        </w:tc>
+        <w:tc>
+          <w:tcPr>
+            <w:tcW w:w="1020" w:type="dxa"/>
+          </w:tcPr>
+          <w:p>
+            <w:pPr>
+              <w:spacing w:after="40" w:line="240" w:lineRule="auto"/>
+            </w:pPr>
+            <w:r>
+              <w:rPr>
+                <w:rFonts w:cs="Times New Roman"/>
+                <w:sz w:val="17"/>
+              </w:rPr>
+              <w:t>0</w:t>
+            </w:r>
+          </w:p>
+        </w:tc>
+      </w:tr>
+      <w:tr>
+        <w:trPr>
+          <w:jc w:val="center"/>
+        </w:trPr>
+        <w:tc>
+          <w:tcPr>
+            <w:tcW w:w="1701" w:type="dxa"/>
+          </w:tcPr>
+          <w:p>
+            <w:pPr>
+              <w:spacing w:after="40" w:line="240" w:lineRule="auto"/>
+            </w:pPr>
+            <w:r>
+              <w:rPr>
+                <w:rFonts w:cs="Times New Roman"/>
+                <w:sz w:val="17"/>
+              </w:rPr>
+              <w:t>scsi_debug</w:t>
+            </w:r>
+          </w:p>
+        </w:tc>
+        <w:tc>
+          <w:tcPr>
+            <w:tcW w:w="1020" w:type="dxa"/>
+          </w:tcPr>
+          <w:p>
+            <w:pPr>
+              <w:spacing w:after="40" w:line="240" w:lineRule="auto"/>
+            </w:pPr>
+            <w:r>
+              <w:rPr>
+                <w:rFonts w:cs="Times New Roman"/>
+                <w:sz w:val="17"/>
+              </w:rPr>
+              <w:t>273</w:t>
+            </w:r>
+          </w:p>
+        </w:tc>
+        <w:tc>
+          <w:tcPr>
+            <w:tcW w:w="1020" w:type="dxa"/>
+          </w:tcPr>
+          <w:p>
+            <w:pPr>
+              <w:spacing w:after="40" w:line="240" w:lineRule="auto"/>
+            </w:pPr>
+            <w:r>
+              <w:rPr>
+                <w:rFonts w:cs="Times New Roman"/>
+                <w:sz w:val="17"/>
+              </w:rPr>
+              <w:t>20</w:t>
+            </w:r>
+          </w:p>
+        </w:tc>
+        <w:tc>
+          <w:tcPr>
+            <w:tcW w:w="1020" w:type="dxa"/>
+          </w:tcPr>
+          <w:p>
+            <w:pPr>
+              <w:spacing w:after="40" w:line="240" w:lineRule="auto"/>
+            </w:pPr>
+            <w:r>
+              <w:rPr>
+                <w:rFonts w:cs="Times New Roman"/>
+                <w:sz w:val="17"/>
+              </w:rPr>
+              <w:t>0</w:t>
+            </w:r>
+          </w:p>
+        </w:tc>
+        <w:tc>
+          <w:tcPr>
+            <w:tcW w:w="1134" w:type="dxa"/>
+          </w:tcPr>
+          <w:p>
+            <w:pPr>
+              <w:spacing w:after="40" w:line="240" w:lineRule="auto"/>
+            </w:pPr>
+            <w:r>
+              <w:rPr>
+                <w:rFonts w:cs="Times New Roman"/>
+                <w:sz w:val="17"/>
+              </w:rPr>
+              <w:t>2</w:t>
+            </w:r>
+          </w:p>
+        </w:tc>
+        <w:tc>
+          <w:tcPr>
+            <w:tcW w:w="2268" w:type="dxa"/>
+          </w:tcPr>
+          <w:p>
+            <w:pPr>
+              <w:spacing w:after="40" w:line="240" w:lineRule="auto"/>
+            </w:pPr>
+            <w:r>
+              <w:rPr>
+                <w:rFonts w:cs="Times New Roman"/>
+                <w:sz w:val="17"/>
+              </w:rPr>
+              <w:t>—</w:t>
+            </w:r>
+          </w:p>
+        </w:tc>
+        <w:tc>
+          <w:tcPr>
+            <w:tcW w:w="1020" w:type="dxa"/>
+          </w:tcPr>
+          <w:p>
+            <w:pPr>
+              <w:spacing w:after="40" w:line="240" w:lineRule="auto"/>
+            </w:pPr>
+            <w:r>
+              <w:rPr>
+                <w:rFonts w:cs="Times New Roman"/>
+                <w:sz w:val="17"/>
+              </w:rPr>
+              <w:t>0</w:t>
+            </w:r>
+          </w:p>
+        </w:tc>
+      </w:tr>
+      <w:tr>
+        <w:trPr>
+          <w:jc w:val="center"/>
+        </w:trPr>
+        <w:tc>
+          <w:tcPr>
+            <w:tcW w:w="1701" w:type="dxa"/>
+          </w:tcPr>
+          <w:p>
+            <w:pPr>
+              <w:spacing w:after="40" w:line="240" w:lineRule="auto"/>
+            </w:pPr>
+            <w:r>
+              <w:rPr>
+                <w:rFonts w:cs="Times New Roman"/>
+                <w:sz w:val="17"/>
+              </w:rPr>
+              <w:t>snd_aloop</w:t>
+            </w:r>
+          </w:p>
+        </w:tc>
+        <w:tc>
+          <w:tcPr>
+            <w:tcW w:w="1020" w:type="dxa"/>
+          </w:tcPr>
+          <w:p>
+            <w:pPr>
+              <w:spacing w:after="40" w:line="240" w:lineRule="auto"/>
+            </w:pPr>
+            <w:r>
+              <w:rPr>
+                <w:rFonts w:cs="Times New Roman"/>
+                <w:sz w:val="17"/>
+              </w:rPr>
+              <w:t>75</w:t>
+            </w:r>
+          </w:p>
+        </w:tc>
+        <w:tc>
+          <w:tcPr>
+            <w:tcW w:w="1020" w:type="dxa"/>
+          </w:tcPr>
+          <w:p>
+            <w:pPr>
+              <w:spacing w:after="40" w:line="240" w:lineRule="auto"/>
+            </w:pPr>
+            <w:r>
+              <w:rPr>
+                <w:rFonts w:cs="Times New Roman"/>
+                <w:sz w:val="17"/>
+              </w:rPr>
+              <w:t>2</w:t>
+            </w:r>
+          </w:p>
+        </w:tc>
+        <w:tc>
+          <w:tcPr>
+            <w:tcW w:w="1020" w:type="dxa"/>
+          </w:tcPr>
+          <w:p>
+            <w:pPr>
+              <w:spacing w:after="40" w:line="240" w:lineRule="auto"/>
+            </w:pPr>
+            <w:r>
+              <w:rPr>
+                <w:rFonts w:cs="Times New Roman"/>
+                <w:sz w:val="17"/>
+              </w:rPr>
+              <w:t>0</w:t>
+            </w:r>
+          </w:p>
+        </w:tc>
+        <w:tc>
+          <w:tcPr>
+            <w:tcW w:w="1134" w:type="dxa"/>
+          </w:tcPr>
+          <w:p>
+            <w:pPr>
+              <w:spacing w:after="40" w:line="240" w:lineRule="auto"/>
+            </w:pPr>
+            <w:r>
+              <w:rPr>
+                <w:rFonts w:cs="Times New Roman"/>
+                <w:sz w:val="17"/>
+              </w:rPr>
+              <w:t>95</w:t>
+            </w:r>
+          </w:p>
+        </w:tc>
+        <w:tc>
+          <w:tcPr>
+            <w:tcW w:w="2268" w:type="dxa"/>
+          </w:tcPr>
+          <w:p>
+            <w:pPr>
+              <w:spacing w:after="40" w:line="240" w:lineRule="auto"/>
+            </w:pPr>
+            <w:r>
+              <w:rPr>
+                <w:rFonts w:cs="Times New Roman"/>
+                <w:sz w:val="17"/>
+              </w:rPr>
+              <w:t>—</w:t>
+            </w:r>
+          </w:p>
+        </w:tc>
+        <w:tc>
+          <w:tcPr>
+            <w:tcW w:w="1020" w:type="dxa"/>
+          </w:tcPr>
+          <w:p>
+            <w:pPr>
+              <w:spacing w:after="40" w:line="240" w:lineRule="auto"/>
+            </w:pPr>
+            <w:r>
+              <w:rPr>
+                <w:rFonts w:cs="Times New Roman"/>
+                <w:sz w:val="17"/>
+              </w:rPr>
+              <w:t>0</w:t>
+            </w:r>
+          </w:p>
+        </w:tc>
+      </w:tr>
+      <w:tr>
+        <w:trPr>
+          <w:jc w:val="center"/>
+        </w:trPr>
+        <w:tc>
+          <w:tcPr>
+            <w:tcW w:w="1701" w:type="dxa"/>
+          </w:tcPr>
+          <w:p>
+            <w:pPr>
+              <w:spacing w:after="40" w:line="240" w:lineRule="auto"/>
+            </w:pPr>
+            <w:r>
+              <w:rPr>
+                <w:rFonts w:cs="Times New Roman"/>
+                <w:sz w:val="17"/>
+              </w:rPr>
+              <w:t>snd_dummy</w:t>
+            </w:r>
+          </w:p>
+        </w:tc>
+        <w:tc>
+          <w:tcPr>
+            <w:tcW w:w="1020" w:type="dxa"/>
+          </w:tcPr>
+          <w:p>
+            <w:pPr>
+              <w:spacing w:after="40" w:line="240" w:lineRule="auto"/>
+            </w:pPr>
+            <w:r>
+              <w:rPr>
+                <w:rFonts w:cs="Times New Roman"/>
+                <w:sz w:val="17"/>
+              </w:rPr>
+              <w:t>45</w:t>
+            </w:r>
+          </w:p>
+        </w:tc>
+        <w:tc>
+          <w:tcPr>
+            <w:tcW w:w="1020" w:type="dxa"/>
+          </w:tcPr>
+          <w:p>
+            <w:pPr>
+              <w:spacing w:after="40" w:line="240" w:lineRule="auto"/>
+            </w:pPr>
+            <w:r>
+              <w:rPr>
+                <w:rFonts w:cs="Times New Roman"/>
+                <w:sz w:val="17"/>
+              </w:rPr>
+              <w:t>2</w:t>
+            </w:r>
+          </w:p>
+        </w:tc>
+        <w:tc>
+          <w:tcPr>
+            <w:tcW w:w="1020" w:type="dxa"/>
+          </w:tcPr>
+          <w:p>
+            <w:pPr>
+              <w:spacing w:after="40" w:line="240" w:lineRule="auto"/>
+            </w:pPr>
+            <w:r>
+              <w:rPr>
+                <w:rFonts w:cs="Times New Roman"/>
+                <w:sz w:val="17"/>
+              </w:rPr>
+              <w:t>0</w:t>
+            </w:r>
+          </w:p>
+        </w:tc>
+        <w:tc>
+          <w:tcPr>
+            <w:tcW w:w="1134" w:type="dxa"/>
+          </w:tcPr>
+          <w:p>
+            <w:pPr>
+              <w:spacing w:after="40" w:line="240" w:lineRule="auto"/>
+            </w:pPr>
+            <w:r>
+              <w:rPr>
+                <w:rFonts w:cs="Times New Roman"/>
+                <w:sz w:val="17"/>
+              </w:rPr>
+              <w:t>838</w:t>
+            </w:r>
+          </w:p>
+        </w:tc>
+        <w:tc>
+          <w:tcPr>
+            <w:tcW w:w="2268" w:type="dxa"/>
+          </w:tcPr>
+          <w:p>
+            <w:pPr>
+              <w:spacing w:after="40" w:line="240" w:lineRule="auto"/>
+            </w:pPr>
+            <w:r>
+              <w:rPr>
+                <w:rFonts w:cs="Times New Roman"/>
+                <w:sz w:val="17"/>
+              </w:rPr>
+              <w:t>—</w:t>
+            </w:r>
+          </w:p>
+        </w:tc>
+        <w:tc>
+          <w:tcPr>
+            <w:tcW w:w="1020" w:type="dxa"/>
+          </w:tcPr>
+          <w:p>
+            <w:pPr>
+              <w:spacing w:after="40" w:line="240" w:lineRule="auto"/>
+            </w:pPr>
+            <w:r>
+              <w:rPr>
+                <w:rFonts w:cs="Times New Roman"/>
+                <w:sz w:val="17"/>
+              </w:rPr>
+              <w:t>5</w:t>
+            </w:r>
+          </w:p>
+        </w:tc>
+      </w:tr>
+      <w:tr>
+        <w:trPr>
+          <w:jc w:val="center"/>
+        </w:trPr>
+        <w:tc>
+          <w:tcPr>
+            <w:tcW w:w="1701" w:type="dxa"/>
+          </w:tcPr>
+          <w:p>
+            <w:pPr>
+              <w:spacing w:after="40" w:line="240" w:lineRule="auto"/>
+            </w:pPr>
+            <w:r>
+              <w:rPr>
+                <w:rFonts w:cs="Times New Roman"/>
+                <w:sz w:val="17"/>
+              </w:rPr>
+              <w:t>squashfs</w:t>
+            </w:r>
+          </w:p>
+        </w:tc>
+        <w:tc>
+          <w:tcPr>
+            <w:tcW w:w="1020" w:type="dxa"/>
+          </w:tcPr>
+          <w:p>
+            <w:pPr>
+              <w:spacing w:after="40" w:line="240" w:lineRule="auto"/>
+            </w:pPr>
+            <w:r>
+              <w:rPr>
+                <w:rFonts w:cs="Times New Roman"/>
+                <w:sz w:val="17"/>
+              </w:rPr>
+              <w:t>90</w:t>
+            </w:r>
+          </w:p>
+        </w:tc>
+        <w:tc>
+          <w:tcPr>
+            <w:tcW w:w="1020" w:type="dxa"/>
+          </w:tcPr>
+          <w:p>
+            <w:pPr>
+              <w:spacing w:after="40" w:line="240" w:lineRule="auto"/>
+            </w:pPr>
+            <w:r>
+              <w:rPr>
+                <w:rFonts w:cs="Times New Roman"/>
+                <w:sz w:val="17"/>
+              </w:rPr>
+              <w:t>36</w:t>
+            </w:r>
+          </w:p>
+        </w:tc>
+        <w:tc>
+          <w:tcPr>
+            <w:tcW w:w="1020" w:type="dxa"/>
+          </w:tcPr>
+          <w:p>
+            <w:pPr>
+              <w:spacing w:after="40" w:line="240" w:lineRule="auto"/>
+            </w:pPr>
+            <w:r>
+              <w:rPr>
+                <w:rFonts w:cs="Times New Roman"/>
+                <w:sz w:val="17"/>
+              </w:rPr>
+              <w:t>0</w:t>
+            </w:r>
+          </w:p>
+        </w:tc>
+        <w:tc>
+          <w:tcPr>
+            <w:tcW w:w="1134" w:type="dxa"/>
+          </w:tcPr>
+          <w:p>
+            <w:pPr>
+              <w:spacing w:after="40" w:line="240" w:lineRule="auto"/>
+            </w:pPr>
+            <w:r>
+              <w:rPr>
+                <w:rFonts w:cs="Times New Roman"/>
+                <w:sz w:val="17"/>
+              </w:rPr>
+              <w:t>72</w:t>
+            </w:r>
+          </w:p>
+        </w:tc>
+        <w:tc>
+          <w:tcPr>
+            <w:tcW w:w="2268" w:type="dxa"/>
+          </w:tcPr>
+          <w:p>
+            <w:pPr>
+              <w:spacing w:after="40" w:line="240" w:lineRule="auto"/>
+            </w:pPr>
+            <w:r>
+              <w:rPr>
+                <w:rFonts w:cs="Times New Roman"/>
+                <w:sz w:val="17"/>
+              </w:rPr>
+              <w:t>—</w:t>
+            </w:r>
+          </w:p>
+        </w:tc>
+        <w:tc>
+          <w:tcPr>
+            <w:tcW w:w="1020" w:type="dxa"/>
+          </w:tcPr>
+          <w:p>
+            <w:pPr>
+              <w:spacing w:after="40" w:line="240" w:lineRule="auto"/>
+            </w:pPr>
+            <w:r>
+              <w:rPr>
+                <w:rFonts w:cs="Times New Roman"/>
+                <w:sz w:val="17"/>
+              </w:rPr>
+              <w:t>0</w:t>
+            </w:r>
+          </w:p>
+        </w:tc>
+      </w:tr>
+      <w:tr>
+        <w:trPr>
+          <w:jc w:val="center"/>
+        </w:trPr>
+        <w:tc>
+          <w:tcPr>
+            <w:tcW w:w="1701" w:type="dxa"/>
+          </w:tcPr>
+          <w:p>
+            <w:pPr>
+              <w:spacing w:after="40" w:line="240" w:lineRule="auto"/>
+            </w:pPr>
+            <w:r>
+              <w:rPr>
+                <w:rFonts w:cs="Times New Roman"/>
+                <w:sz w:val="17"/>
+              </w:rPr>
+              <w:t>team</w:t>
+            </w:r>
+          </w:p>
+        </w:tc>
+        <w:tc>
+          <w:tcPr>
+            <w:tcW w:w="1020" w:type="dxa"/>
+          </w:tcPr>
+          <w:p>
+            <w:pPr>
+              <w:spacing w:after="40" w:line="240" w:lineRule="auto"/>
+            </w:pPr>
+            <w:r>
+              <w:rPr>
+                <w:rFonts w:cs="Times New Roman"/>
+                <w:sz w:val="17"/>
+              </w:rPr>
+              <w:t>155</w:t>
+            </w:r>
+          </w:p>
+        </w:tc>
+        <w:tc>
+          <w:tcPr>
+            <w:tcW w:w="1020" w:type="dxa"/>
+          </w:tcPr>
+          <w:p>
+            <w:pPr>
+              <w:spacing w:after="40" w:line="240" w:lineRule="auto"/>
+            </w:pPr>
+            <w:r>
+              <w:rPr>
+                <w:rFonts w:cs="Times New Roman"/>
+                <w:sz w:val="17"/>
+              </w:rPr>
+              <w:t>7</w:t>
+            </w:r>
+          </w:p>
+        </w:tc>
+        <w:tc>
+          <w:tcPr>
+            <w:tcW w:w="1020" w:type="dxa"/>
+          </w:tcPr>
+          <w:p>
+            <w:pPr>
+              <w:spacing w:after="40" w:line="240" w:lineRule="auto"/>
+            </w:pPr>
+            <w:r>
+              <w:rPr>
+                <w:rFonts w:cs="Times New Roman"/>
+                <w:sz w:val="17"/>
+              </w:rPr>
+              <w:t>0</w:t>
+            </w:r>
+          </w:p>
+        </w:tc>
+        <w:tc>
+          <w:tcPr>
+            <w:tcW w:w="1134" w:type="dxa"/>
+          </w:tcPr>
+          <w:p>
+            <w:pPr>
+              <w:spacing w:after="40" w:line="240" w:lineRule="auto"/>
+            </w:pPr>
+            <w:r>
+              <w:rPr>
+                <w:rFonts w:cs="Times New Roman"/>
+                <w:sz w:val="17"/>
+              </w:rPr>
+              <w:t>15</w:t>
+            </w:r>
+          </w:p>
+        </w:tc>
+        <w:tc>
+          <w:tcPr>
+            <w:tcW w:w="2268" w:type="dxa"/>
+          </w:tcPr>
+          <w:p>
+            <w:pPr>
+              <w:spacing w:after="40" w:line="240" w:lineRule="auto"/>
+            </w:pPr>
+            <w:r>
+              <w:rPr>
+                <w:rFonts w:cs="Times New Roman"/>
+                <w:sz w:val="17"/>
+              </w:rPr>
+              <w:t>—</w:t>
+            </w:r>
+          </w:p>
+        </w:tc>
+        <w:tc>
+          <w:tcPr>
+            <w:tcW w:w="1020" w:type="dxa"/>
+          </w:tcPr>
+          <w:p>
+            <w:pPr>
+              <w:spacing w:after="40" w:line="240" w:lineRule="auto"/>
+            </w:pPr>
+            <w:r>
+              <w:rPr>
+                <w:rFonts w:cs="Times New Roman"/>
+                <w:sz w:val="17"/>
+              </w:rPr>
+              <w:t>0</w:t>
+            </w:r>
+          </w:p>
+        </w:tc>
+      </w:tr>
+      <w:tr>
+        <w:trPr>
+          <w:jc w:val="center"/>
+        </w:trPr>
+        <w:tc>
+          <w:tcPr>
+            <w:tcW w:w="1701" w:type="dxa"/>
+          </w:tcPr>
+          <w:p>
+            <w:pPr>
+              <w:spacing w:after="40" w:line="240" w:lineRule="auto"/>
+            </w:pPr>
+            <w:r>
+              <w:rPr>
+                <w:rFonts w:cs="Times New Roman"/>
+                <w:sz w:val="17"/>
+              </w:rPr>
+              <w:t>tun</w:t>
+            </w:r>
+          </w:p>
+        </w:tc>
+        <w:tc>
+          <w:tcPr>
+            <w:tcW w:w="1020" w:type="dxa"/>
+          </w:tcPr>
+          <w:p>
+            <w:pPr>
+              <w:spacing w:after="40" w:line="240" w:lineRule="auto"/>
+            </w:pPr>
+            <w:r>
+              <w:rPr>
+                <w:rFonts w:cs="Times New Roman"/>
+                <w:sz w:val="17"/>
+              </w:rPr>
+              <w:t>121</w:t>
+            </w:r>
+          </w:p>
+        </w:tc>
+        <w:tc>
+          <w:tcPr>
+            <w:tcW w:w="1020" w:type="dxa"/>
+          </w:tcPr>
+          <w:p>
+            <w:pPr>
+              <w:spacing w:after="40" w:line="240" w:lineRule="auto"/>
+            </w:pPr>
+            <w:r>
+              <w:rPr>
+                <w:rFonts w:cs="Times New Roman"/>
+                <w:sz w:val="17"/>
+              </w:rPr>
+              <w:t>5</w:t>
+            </w:r>
+          </w:p>
+        </w:tc>
+        <w:tc>
+          <w:tcPr>
+            <w:tcW w:w="1020" w:type="dxa"/>
+          </w:tcPr>
+          <w:p>
+            <w:pPr>
+              <w:spacing w:after="40" w:line="240" w:lineRule="auto"/>
+            </w:pPr>
+            <w:r>
+              <w:rPr>
+                <w:rFonts w:cs="Times New Roman"/>
+                <w:sz w:val="17"/>
+              </w:rPr>
+              <w:t>0</w:t>
+            </w:r>
+          </w:p>
+        </w:tc>
+        <w:tc>
+          <w:tcPr>
+            <w:tcW w:w="1134" w:type="dxa"/>
+          </w:tcPr>
+          <w:p>
+            <w:pPr>
+              <w:spacing w:after="40" w:line="240" w:lineRule="auto"/>
+            </w:pPr>
+            <w:r>
+              <w:rPr>
+                <w:rFonts w:cs="Times New Roman"/>
+                <w:sz w:val="17"/>
+              </w:rPr>
+              <w:t>47</w:t>
+            </w:r>
+          </w:p>
+        </w:tc>
+        <w:tc>
+          <w:tcPr>
+            <w:tcW w:w="2268" w:type="dxa"/>
+          </w:tcPr>
+          <w:p>
+            <w:pPr>
+              <w:spacing w:after="40" w:line="240" w:lineRule="auto"/>
+            </w:pPr>
+            <w:r>
+              <w:rPr>
+                <w:rFonts w:cs="Times New Roman"/>
+                <w:sz w:val="17"/>
+              </w:rPr>
+              <w:t>—</w:t>
+            </w:r>
+          </w:p>
+        </w:tc>
+        <w:tc>
+          <w:tcPr>
+            <w:tcW w:w="1020" w:type="dxa"/>
+          </w:tcPr>
+          <w:p>
+            <w:pPr>
+              <w:spacing w:after="40" w:line="240" w:lineRule="auto"/>
+            </w:pPr>
+            <w:r>
+              <w:rPr>
+                <w:rFonts w:cs="Times New Roman"/>
+                <w:sz w:val="17"/>
+              </w:rPr>
+              <w:t>0</w:t>
+            </w:r>
+          </w:p>
+        </w:tc>
+      </w:tr>
+      <w:tr>
+        <w:trPr>
+          <w:jc w:val="center"/>
+        </w:trPr>
+        <w:tc>
+          <w:tcPr>
+            <w:tcW w:w="1701" w:type="dxa"/>
+          </w:tcPr>
+          <w:p>
+            <w:pPr>
+              <w:spacing w:after="40" w:line="240" w:lineRule="auto"/>
+            </w:pPr>
+            <w:r>
+              <w:rPr>
+                <w:rFonts w:cs="Times New Roman"/>
+                <w:sz w:val="17"/>
+              </w:rPr>
+              <w:t>udf</w:t>
+            </w:r>
+          </w:p>
+        </w:tc>
+        <w:tc>
+          <w:tcPr>
+            <w:tcW w:w="1020" w:type="dxa"/>
+          </w:tcPr>
+          <w:p>
+            <w:pPr>
+              <w:spacing w:after="40" w:line="240" w:lineRule="auto"/>
+            </w:pPr>
+            <w:r>
+              <w:rPr>
+                <w:rFonts w:cs="Times New Roman"/>
+                <w:sz w:val="17"/>
+              </w:rPr>
+              <w:t>204</w:t>
+            </w:r>
+          </w:p>
+        </w:tc>
+        <w:tc>
+          <w:tcPr>
+            <w:tcW w:w="1020" w:type="dxa"/>
+          </w:tcPr>
+          <w:p>
+            <w:pPr>
+              <w:spacing w:after="40" w:line="240" w:lineRule="auto"/>
+            </w:pPr>
+            <w:r>
+              <w:rPr>
+                <w:rFonts w:cs="Times New Roman"/>
+                <w:sz w:val="17"/>
+              </w:rPr>
+              <w:t>17</w:t>
+            </w:r>
+          </w:p>
+        </w:tc>
+        <w:tc>
+          <w:tcPr>
+            <w:tcW w:w="1020" w:type="dxa"/>
+          </w:tcPr>
+          <w:p>
+            <w:pPr>
+              <w:spacing w:after="40" w:line="240" w:lineRule="auto"/>
+            </w:pPr>
+            <w:r>
+              <w:rPr>
+                <w:rFonts w:cs="Times New Roman"/>
+                <w:sz w:val="17"/>
+              </w:rPr>
+              <w:t>0</w:t>
+            </w:r>
+          </w:p>
+        </w:tc>
+        <w:tc>
+          <w:tcPr>
+            <w:tcW w:w="1134" w:type="dxa"/>
+          </w:tcPr>
+          <w:p>
+            <w:pPr>
+              <w:spacing w:after="40" w:line="240" w:lineRule="auto"/>
+            </w:pPr>
+            <w:r>
+              <w:rPr>
+                <w:rFonts w:cs="Times New Roman"/>
+                <w:sz w:val="17"/>
+              </w:rPr>
+              <w:t>74</w:t>
+            </w:r>
+          </w:p>
+        </w:tc>
+        <w:tc>
+          <w:tcPr>
+            <w:tcW w:w="2268" w:type="dxa"/>
+          </w:tcPr>
+          <w:p>
+            <w:pPr>
+              <w:spacing w:after="40" w:line="240" w:lineRule="auto"/>
+            </w:pPr>
+            <w:r>
+              <w:rPr>
+                <w:rFonts w:cs="Times New Roman"/>
+                <w:sz w:val="17"/>
+              </w:rPr>
+              <w:t>—</w:t>
+            </w:r>
+          </w:p>
+        </w:tc>
+        <w:tc>
+          <w:tcPr>
+            <w:tcW w:w="1020" w:type="dxa"/>
+          </w:tcPr>
+          <w:p>
+            <w:pPr>
+              <w:spacing w:after="40" w:line="240" w:lineRule="auto"/>
+            </w:pPr>
+            <w:r>
+              <w:rPr>
+                <w:rFonts w:cs="Times New Roman"/>
+                <w:sz w:val="17"/>
+              </w:rPr>
+              <w:t>0</w:t>
+            </w:r>
+          </w:p>
+        </w:tc>
+      </w:tr>
+      <w:tr>
+        <w:trPr>
+          <w:jc w:val="center"/>
+        </w:trPr>
+        <w:tc>
+          <w:tcPr>
+            <w:tcW w:w="1701" w:type="dxa"/>
+          </w:tcPr>
+          <w:p>
+            <w:pPr>
+              <w:spacing w:after="40" w:line="240" w:lineRule="auto"/>
+            </w:pPr>
+            <w:r>
+              <w:rPr>
+                <w:rFonts w:cs="Times New Roman"/>
+                <w:sz w:val="17"/>
+              </w:rPr>
+              <w:t>ufs</w:t>
+            </w:r>
+          </w:p>
+        </w:tc>
+        <w:tc>
+          <w:tcPr>
+            <w:tcW w:w="1020" w:type="dxa"/>
+          </w:tcPr>
+          <w:p>
+            <w:pPr>
+              <w:spacing w:after="40" w:line="240" w:lineRule="auto"/>
+            </w:pPr>
+            <w:r>
+              <w:rPr>
+                <w:rFonts w:cs="Times New Roman"/>
+                <w:sz w:val="17"/>
+              </w:rPr>
+              <w:t>124</w:t>
+            </w:r>
+          </w:p>
+        </w:tc>
+        <w:tc>
+          <w:tcPr>
+            <w:tcW w:w="1020" w:type="dxa"/>
+          </w:tcPr>
+          <w:p>
+            <w:pPr>
+              <w:spacing w:after="40" w:line="240" w:lineRule="auto"/>
+            </w:pPr>
+            <w:r>
+              <w:rPr>
+                <w:rFonts w:cs="Times New Roman"/>
+                <w:sz w:val="17"/>
+              </w:rPr>
+              <w:t>11</w:t>
+            </w:r>
+          </w:p>
+        </w:tc>
+        <w:tc>
+          <w:tcPr>
+            <w:tcW w:w="1020" w:type="dxa"/>
+          </w:tcPr>
+          <w:p>
+            <w:pPr>
+              <w:spacing w:after="40" w:line="240" w:lineRule="auto"/>
+            </w:pPr>
+            <w:r>
+              <w:rPr>
+                <w:rFonts w:cs="Times New Roman"/>
+                <w:sz w:val="17"/>
+              </w:rPr>
+              <w:t>2</w:t>
+            </w:r>
+          </w:p>
+        </w:tc>
+        <w:tc>
+          <w:tcPr>
+            <w:tcW w:w="1134" w:type="dxa"/>
+          </w:tcPr>
+          <w:p>
+            <w:pPr>
+              <w:spacing w:after="40" w:line="240" w:lineRule="auto"/>
+            </w:pPr>
+            <w:r>
+              <w:rPr>
+                <w:rFonts w:cs="Times New Roman"/>
+                <w:sz w:val="17"/>
+              </w:rPr>
+              <w:t>73</w:t>
+            </w:r>
+          </w:p>
+        </w:tc>
+        <w:tc>
+          <w:tcPr>
+            <w:tcW w:w="2268" w:type="dxa"/>
+          </w:tcPr>
+          <w:p>
+            <w:pPr>
+              <w:spacing w:after="40" w:line="240" w:lineRule="auto"/>
+            </w:pPr>
+            <w:r>
+              <w:rPr>
+                <w:rFonts w:cs="Times New Roman"/>
+                <w:sz w:val="17"/>
+              </w:rPr>
+              <w:t>2 inconclusive</w:t>
+            </w:r>
+          </w:p>
+        </w:tc>
+        <w:tc>
+          <w:tcPr>
+            <w:tcW w:w="1020" w:type="dxa"/>
+          </w:tcPr>
+          <w:p>
+            <w:pPr>
+              <w:spacing w:after="40" w:line="240" w:lineRule="auto"/>
+            </w:pPr>
+            <w:r>
+              <w:rPr>
+                <w:rFonts w:cs="Times New Roman"/>
+                <w:sz w:val="17"/>
+              </w:rPr>
+              <w:t>0</w:t>
+            </w:r>
+          </w:p>
+        </w:tc>
+      </w:tr>
+      <w:tr>
+        <w:trPr>
+          <w:jc w:val="center"/>
+        </w:trPr>
+        <w:tc>
+          <w:tcPr>
+            <w:tcW w:w="1701" w:type="dxa"/>
+          </w:tcPr>
+          <w:p>
+            <w:pPr>
+              <w:spacing w:after="40" w:line="240" w:lineRule="auto"/>
+            </w:pPr>
+            <w:r>
+              <w:rPr>
+                <w:rFonts w:cs="Times New Roman"/>
+                <w:sz w:val="17"/>
+              </w:rPr>
+              <w:t>uinput</w:t>
+            </w:r>
+          </w:p>
+        </w:tc>
+        <w:tc>
+          <w:tcPr>
+            <w:tcW w:w="1020" w:type="dxa"/>
+          </w:tcPr>
+          <w:p>
+            <w:pPr>
+              <w:spacing w:after="40" w:line="240" w:lineRule="auto"/>
+            </w:pPr>
+            <w:r>
+              <w:rPr>
+                <w:rFonts w:cs="Times New Roman"/>
+                <w:sz w:val="17"/>
+              </w:rPr>
+              <w:t>38</w:t>
+            </w:r>
+          </w:p>
+        </w:tc>
+        <w:tc>
+          <w:tcPr>
+            <w:tcW w:w="1020" w:type="dxa"/>
+          </w:tcPr>
+          <w:p>
+            <w:pPr>
+              <w:spacing w:after="40" w:line="240" w:lineRule="auto"/>
+            </w:pPr>
+            <w:r>
+              <w:rPr>
+                <w:rFonts w:cs="Times New Roman"/>
+                <w:sz w:val="17"/>
+              </w:rPr>
+              <w:t>5</w:t>
+            </w:r>
+          </w:p>
+        </w:tc>
+        <w:tc>
+          <w:tcPr>
+            <w:tcW w:w="1020" w:type="dxa"/>
+          </w:tcPr>
+          <w:p>
+            <w:pPr>
+              <w:spacing w:after="40" w:line="240" w:lineRule="auto"/>
+            </w:pPr>
+            <w:r>
+              <w:rPr>
+                <w:rFonts w:cs="Times New Roman"/>
+                <w:sz w:val="17"/>
+              </w:rPr>
+              <w:t>0</w:t>
+            </w:r>
+          </w:p>
+        </w:tc>
+        <w:tc>
+          <w:tcPr>
+            <w:tcW w:w="1134" w:type="dxa"/>
+          </w:tcPr>
+          <w:p>
+            <w:pPr>
+              <w:spacing w:after="40" w:line="240" w:lineRule="auto"/>
+            </w:pPr>
+            <w:r>
+              <w:rPr>
+                <w:rFonts w:cs="Times New Roman"/>
+                <w:sz w:val="17"/>
+              </w:rPr>
+              <w:t>0</w:t>
+            </w:r>
+          </w:p>
+        </w:tc>
+        <w:tc>
+          <w:tcPr>
+            <w:tcW w:w="2268" w:type="dxa"/>
+          </w:tcPr>
+          <w:p>
+            <w:pPr>
+              <w:spacing w:after="40" w:line="240" w:lineRule="auto"/>
+            </w:pPr>
+            <w:r>
+              <w:rPr>
+                <w:rFonts w:cs="Times New Roman"/>
+                <w:sz w:val="17"/>
+              </w:rPr>
+              <w:t>—</w:t>
+            </w:r>
+          </w:p>
+        </w:tc>
+        <w:tc>
+          <w:tcPr>
+            <w:tcW w:w="1020" w:type="dxa"/>
+          </w:tcPr>
+          <w:p>
+            <w:pPr>
+              <w:spacing w:after="40" w:line="240" w:lineRule="auto"/>
+            </w:pPr>
+            <w:r>
+              <w:rPr>
+                <w:rFonts w:cs="Times New Roman"/>
+                <w:sz w:val="17"/>
+              </w:rPr>
+              <w:t>0</w:t>
+            </w:r>
+          </w:p>
+        </w:tc>
+      </w:tr>
+      <w:tr>
+        <w:trPr>
+          <w:jc w:val="center"/>
+        </w:trPr>
+        <w:tc>
+          <w:tcPr>
+            <w:tcW w:w="1701" w:type="dxa"/>
+          </w:tcPr>
+          <w:p>
+            <w:pPr>
+              <w:spacing w:after="40" w:line="240" w:lineRule="auto"/>
+            </w:pPr>
+            <w:r>
+              <w:rPr>
+                <w:rFonts w:cs="Times New Roman"/>
+                <w:sz w:val="17"/>
+              </w:rPr>
+              <w:t>veth</w:t>
+            </w:r>
+          </w:p>
+        </w:tc>
+        <w:tc>
+          <w:tcPr>
+            <w:tcW w:w="1020" w:type="dxa"/>
+          </w:tcPr>
+          <w:p>
+            <w:pPr>
+              <w:spacing w:after="40" w:line="240" w:lineRule="auto"/>
+            </w:pPr>
+            <w:r>
+              <w:rPr>
+                <w:rFonts w:cs="Times New Roman"/>
+                <w:sz w:val="17"/>
+              </w:rPr>
+              <w:t>76</w:t>
+            </w:r>
+          </w:p>
+        </w:tc>
+        <w:tc>
+          <w:tcPr>
+            <w:tcW w:w="1020" w:type="dxa"/>
+          </w:tcPr>
+          <w:p>
+            <w:pPr>
+              <w:spacing w:after="40" w:line="240" w:lineRule="auto"/>
+            </w:pPr>
+            <w:r>
+              <w:rPr>
+                <w:rFonts w:cs="Times New Roman"/>
+                <w:sz w:val="17"/>
+              </w:rPr>
+              <w:t>1</w:t>
+            </w:r>
+          </w:p>
+        </w:tc>
+        <w:tc>
+          <w:tcPr>
+            <w:tcW w:w="1020" w:type="dxa"/>
+          </w:tcPr>
+          <w:p>
+            <w:pPr>
+              <w:spacing w:after="40" w:line="240" w:lineRule="auto"/>
+            </w:pPr>
+            <w:r>
+              <w:rPr>
+                <w:rFonts w:cs="Times New Roman"/>
+                <w:sz w:val="17"/>
+              </w:rPr>
+              <w:t>0</w:t>
+            </w:r>
+          </w:p>
+        </w:tc>
+        <w:tc>
+          <w:tcPr>
+            <w:tcW w:w="1134" w:type="dxa"/>
+          </w:tcPr>
+          <w:p>
+            <w:pPr>
+              <w:spacing w:after="40" w:line="240" w:lineRule="auto"/>
+            </w:pPr>
+            <w:r>
+              <w:rPr>
+                <w:rFonts w:cs="Times New Roman"/>
+                <w:sz w:val="17"/>
+              </w:rPr>
+              <w:t>0</w:t>
+            </w:r>
+          </w:p>
+        </w:tc>
+        <w:tc>
+          <w:tcPr>
+            <w:tcW w:w="2268" w:type="dxa"/>
+          </w:tcPr>
+          <w:p>
+            <w:pPr>
+              <w:spacing w:after="40" w:line="240" w:lineRule="auto"/>
+            </w:pPr>
+            <w:r>
+              <w:rPr>
+                <w:rFonts w:cs="Times New Roman"/>
+                <w:sz w:val="17"/>
+              </w:rPr>
+              <w:t>—</w:t>
+            </w:r>
+          </w:p>
+        </w:tc>
+        <w:tc>
+          <w:tcPr>
+            <w:tcW w:w="1020" w:type="dxa"/>
+          </w:tcPr>
+          <w:p>
+            <w:pPr>
+              <w:spacing w:after="40" w:line="240" w:lineRule="auto"/>
+            </w:pPr>
+            <w:r>
+              <w:rPr>
+                <w:rFonts w:cs="Times New Roman"/>
+                <w:sz w:val="17"/>
+              </w:rPr>
+              <w:t>0</w:t>
+            </w:r>
+          </w:p>
+        </w:tc>
+      </w:tr>
+      <w:tr>
+        <w:trPr>
+          <w:jc w:val="center"/>
+        </w:trPr>
+        <w:tc>
+          <w:tcPr>
+            <w:tcW w:w="1701" w:type="dxa"/>
+          </w:tcPr>
+          <w:p>
+            <w:pPr>
+              <w:spacing w:after="40" w:line="240" w:lineRule="auto"/>
+            </w:pPr>
+            <w:r>
+              <w:rPr>
+                <w:rFonts w:cs="Times New Roman"/>
+                <w:sz w:val="17"/>
+              </w:rPr>
+              <w:t>vxlan</w:t>
+            </w:r>
+          </w:p>
+        </w:tc>
+        <w:tc>
+          <w:tcPr>
+            <w:tcW w:w="1020" w:type="dxa"/>
+          </w:tcPr>
+          <w:p>
+            <w:pPr>
+              <w:spacing w:after="40" w:line="240" w:lineRule="auto"/>
+            </w:pPr>
+            <w:r>
+              <w:rPr>
+                <w:rFonts w:cs="Times New Roman"/>
+                <w:sz w:val="17"/>
+              </w:rPr>
+              <w:t>227</w:t>
+            </w:r>
+          </w:p>
+        </w:tc>
+        <w:tc>
+          <w:tcPr>
+            <w:tcW w:w="1020" w:type="dxa"/>
+          </w:tcPr>
+          <w:p>
+            <w:pPr>
+              <w:spacing w:after="40" w:line="240" w:lineRule="auto"/>
+            </w:pPr>
+            <w:r>
+              <w:rPr>
+                <w:rFonts w:cs="Times New Roman"/>
+                <w:sz w:val="17"/>
+              </w:rPr>
+              <w:t>12</w:t>
+            </w:r>
+          </w:p>
+        </w:tc>
+        <w:tc>
+          <w:tcPr>
+            <w:tcW w:w="1020" w:type="dxa"/>
+          </w:tcPr>
+          <w:p>
+            <w:pPr>
+              <w:spacing w:after="40" w:line="240" w:lineRule="auto"/>
+            </w:pPr>
+            <w:r>
+              <w:rPr>
+                <w:rFonts w:cs="Times New Roman"/>
+                <w:sz w:val="17"/>
+              </w:rPr>
+              <w:t>0</w:t>
+            </w:r>
+          </w:p>
+        </w:tc>
+        <w:tc>
+          <w:tcPr>
+            <w:tcW w:w="1134" w:type="dxa"/>
+          </w:tcPr>
+          <w:p>
+            <w:pPr>
+              <w:spacing w:after="40" w:line="240" w:lineRule="auto"/>
+            </w:pPr>
+            <w:r>
+              <w:rPr>
+                <w:rFonts w:cs="Times New Roman"/>
+                <w:sz w:val="17"/>
+              </w:rPr>
+              <w:t>11</w:t>
+            </w:r>
+          </w:p>
+        </w:tc>
+        <w:tc>
+          <w:tcPr>
+            <w:tcW w:w="2268" w:type="dxa"/>
+          </w:tcPr>
+          <w:p>
+            <w:pPr>
+              <w:spacing w:after="40" w:line="240" w:lineRule="auto"/>
+            </w:pPr>
+            <w:r>
+              <w:rPr>
+                <w:rFonts w:cs="Times New Roman"/>
+                <w:sz w:val="17"/>
+              </w:rPr>
+              <w:t>—</w:t>
+            </w:r>
+          </w:p>
+        </w:tc>
+        <w:tc>
+          <w:tcPr>
+            <w:tcW w:w="1020" w:type="dxa"/>
+          </w:tcPr>
+          <w:p>
+            <w:pPr>
+              <w:spacing w:after="40" w:line="240" w:lineRule="auto"/>
+            </w:pPr>
+            <w:r>
+              <w:rPr>
+                <w:rFonts w:cs="Times New Roman"/>
+                <w:sz w:val="17"/>
+              </w:rPr>
+              <w:t>0</w:t>
+            </w:r>
+          </w:p>
+        </w:tc>
+      </w:tr>
+      <w:tr>
+        <w:trPr>
+          <w:jc w:val="center"/>
+        </w:trPr>
+        <w:tc>
+          <w:tcPr>
+            <w:tcW w:w="1701" w:type="dxa"/>
+          </w:tcPr>
+          <w:p>
+            <w:pPr>
+              <w:spacing w:after="40" w:line="240" w:lineRule="auto"/>
+            </w:pPr>
+            <w:r>
+              <w:rPr>
+                <w:rFonts w:cs="Times New Roman"/>
+                <w:sz w:val="17"/>
+              </w:rPr>
               <w:t>zram</w:t>
             </w:r>
           </w:p>
@@ -23294,19 +26912,20 @@
           <w:rFonts w:cs="Times New Roman"/>
           <w:b/>
         </w:rPr>
+        <w:lastRenderedPageBreak/>
         <w:t>Manual review.</w:t>
       </w:r>
       <w:r>
         <w:rPr>
           <w:rFonts w:cs="Times New Roman"/>
         </w:rPr>
-        <w:t xml:space="preserve"> Of the 30 warnings in these modules, 12 are false positive, 10 are likely false positive, 8 are not reviewed. All 12 warnings read in the kernel source (every high-confidence one) are false positives. The causes are the analyser's known blind spots: functions that return an ERR_PTR or a reference-counted object (the IS_ERR path holds nothing to free), error codes kept in a variable that later selects the cleanup (for example err &lt; 0 at a shared unlock label in snd_aloop), and objects handed to a list insid</w:t>
+        <w:t xml:space="preserve"> Of the 11 warning(s) in these modules, 9 are false positives, 2 are real bugs; all 11 were read in the kernel source, and the real bugs are described below. The false positives share causes the analyser does not model: release decisions on values held in memory (in-&gt;index, *raw_super), on pointer identity (free new unless e == new, name != s_name_buf), on the relation between two loop counters, and ownership handed to asynchronous work. Before the refinements above, the same review had found every high-con</w:t>
       </w:r>
       <w:r>
         <w:rPr>
           <w:rFonts w:cs="Times New Roman"/>
         </w:rPr>
-        <w:t>e a helper. No warning was confirmed at runtime either. On real code the static analyser alone is therefore far less precise than on the benchmark; this is exactly the situation the runtime stage is designed for, since it does not let any of these warnings become a confirmed report.</w:t>
+        <w:t>fidence warning to be a false positive, which is what motivated them. No warning was confirmed at runtime, so none became a false report; the two real bugs lie in mount-time code that module initialisation does not reach.</w:t>
       </w:r>
     </w:p>
     <w:p>
@@ -23324,7 +26943,7 @@
         <w:rPr>
           <w:rFonts w:cs="Times New Roman"/>
         </w:rPr>
-        <w:t xml:space="preserve"> Of the 30 warnings, 30 were inconclusive. 22 inconclusive verdicts mean that no fault point of module initialisation reaches the warning's failing call: the code runs only on other entry points (file system mount, ioctl, netlink, block I/O), which the runtime stage does not drive yet. Driving those entry points (for example with mount images or syzkaller-style system call programs) is the main extension needed for real code.</w:t>
+        <w:t xml:space="preserve"> Of the 11 warnings, 11 were inconclusive. 9 inconclusive verdicts mean that no fault point of module initialisation reaches the warning's failing call: the code runs only on other entry points (file system mount, ioctl, netlink, block I/O), which the runtime stage does not drive yet. Driving those entry points (for example with mount images or syzkaller-style system call programs) is the main extension needed for real code.</w:t>
       </w:r>
     </w:p>
     <w:p>
@@ -23342,24 +26961,7 @@
         <w:rPr>
           <w:rFonts w:cs="Times New Roman"/>
         </w:rPr>
-        <w:t xml:space="preserve"> Exercising 6166 fault points of module initialisation left 1 unreferenced allocation site(s): erofs zdata.c:466 (15 objects).</w:t>
-      </w:r>
-    </w:p>
-    <w:p>
-      <w:pPr>
-        <w:jc w:val="both"/>
-      </w:pPr>
-      <w:r>
-        <w:rPr>
-          <w:rFonts w:cs="Times New Roman"/>
-        </w:rPr>
-        <w:t>The erofs report consists of 32-byte strings allocated by kstrdup() inside the slab allocator's __kmem_cache_create_args(), reached from erofs's z_erofs_create_pcluster_pool() during module initialisation: these are kmem_cache names. Reading the code, erofs destroys every cache it created when a later step fails, and the slab core frees the duplicated name when create_cache() fails. The unreferenced names therefore most likely come from an error path inside slab cache creation or destruction under allocatio</w:t>
-      </w:r>
-      <w:r>
-        <w:rPr>
-          <w:rFonts w:cs="Times New Roman"/>
-        </w:rPr>
-        <w:t>n failure (for example the sysfs registration step) rather than from erofs itself. The root cause has not been determined; like the crash below, this is a reproducible observation to analyse and check upstream, not yet a confirmed new bug.</w:t>
+        <w:t xml:space="preserve"> Exercising 9779 fault points of module initialisation left 10 unreferenced allocation site(s): erofs zdata.c:466 (3 objects); f2fs extent_cache.c:1240 (3 objects); f2fs node.c:3519 (3 objects); f2fs segment.c:5866 (3 objects); f2fs super.c:5488 (3 objects); f2fs sysfs.c:1939 (26 objects); f2fs sysfs.c:1944 (4 objects); f2fs xattr.c:836 (3 objects); hfsplus attributes.c:21 (5 objects); nilfs2 super.c:1365 (3 objects).</w:t>
       </w:r>
     </w:p>
     <w:p>
@@ -23371,26 +26973,25 @@
           <w:rFonts w:cs="Times New Roman"/>
           <w:b/>
         </w:rPr>
-        <w:t>Kernel crashes found.</w:t>
+        <w:t>Root cause of the erofs report: a leak in the SLUB allocator.</w:t>
       </w:r>
       <w:r>
         <w:rPr>
           <w:rFonts w:cs="Times New Roman"/>
         </w:rPr>
-        <w:t xml:space="preserve"> The sweep crashed the guest kernel 10 time(s) while loading null_blk. For null_blk, failing an allocation at certain points of its initialisation leads to a page fault in bdev_release(): a block-device file opened during the failed initialisation is released on return to user space after the module has already been freed, and the release reads the module's </w:t>
+        <w:t xml:space="preserve"> The unreferenced objects are complete slab caches (a struct kmem_cache, its per-node structures and its kstrdup'd name, e.g. "erofs_pcluster-1"). We bisected erofs's initialisation with the fault-probe helper (one kmemleak scan per batch of fault points, then per fault point): 5 of 9 batches leaked, and the trigger is fail-nth 85 of erofs init: kmalloc in create_unique_id(), inlined into sysfs_slab_add(), while creating the erofs_pcluster-1 cache. The mechanism, confirmed with the full kernel log in the gu</w:t>
       </w:r>
       <w:r>
         <w:rPr>
           <w:rFonts w:cs="Times New Roman"/>
         </w:rPr>
-        <w:lastRenderedPageBreak/>
-        <w:t>block_device_operations from freed module memory. The crash is reproducible at consecutive fault points and the crash-recovery mechanism resumed the swe</w:t>
+        <w:t>est, is: sysfs_slab_add() returns before kobject_init_and_add() when create_unique_id() fails, so the cache's kobject is never initialised; do_kmem_cache_create() treats sysfs failure as non-fatal and keeps the cache; kmem_cache_destroy() unlinks the cache and calls kobject_put() on the uninitialised kobject: WARN, refcount underflow, kmem_cache_release() never runs; the struct kmem_cache, its per-node structures and its name stay allocated and unreferenced. The kernel's own warning at destruction time show</w:t>
       </w:r>
       <w:r>
         <w:rPr>
           <w:rFonts w:cs="Times New Roman"/>
         </w:rPr>
-        <w:t>ep after each one. The root cause (null_blk error handling or the block layer) has not been analysed yet and the crash has not been checked against the latest upstream kernel, so we report it as a reproducible crash under allocation failure, not yet as a confirmed new bug.</w:t>
+        <w:t>s the path:</w:t>
       </w:r>
     </w:p>
     <w:p>
@@ -23404,7 +27005,7 @@
           <w:rFonts w:ascii="Consolas" w:eastAsia="Consolas" w:hAnsi="Consolas" w:cs="Consolas"/>
           <w:sz w:val="16"/>
         </w:rPr>
-        <w:t>BUG: unable to handle page fault for address: ffffffffa023a650</w:t>
+        <w:t>kobject: '(null)': is not initialized, yet kobject_put() is being called.</w:t>
       </w:r>
     </w:p>
     <w:p>
@@ -23418,7 +27019,7 @@
           <w:rFonts w:ascii="Consolas" w:eastAsia="Consolas" w:hAnsi="Consolas" w:cs="Consolas"/>
           <w:sz w:val="16"/>
         </w:rPr>
-        <w:t>Oops: Oops: 0000 [#1] SMP NOPTI</w:t>
+        <w:t xml:space="preserve">  z_erofs_destroy_pcluster_pool+0x16/0xc0 [erofs]</w:t>
       </w:r>
     </w:p>
     <w:p>
@@ -23432,7 +27033,7 @@
           <w:rFonts w:ascii="Consolas" w:eastAsia="Consolas" w:hAnsi="Consolas" w:cs="Consolas"/>
           <w:sz w:val="16"/>
         </w:rPr>
-        <w:t>RIP: 0010:bdev_release+0x129/0x170</w:t>
+        <w:t xml:space="preserve">  z_erofs_exit_subsystem+0x1a/0x20 [erofs]</w:t>
       </w:r>
     </w:p>
     <w:p>
@@ -23446,7 +27047,7 @@
           <w:rFonts w:ascii="Consolas" w:eastAsia="Consolas" w:hAnsi="Consolas" w:cs="Consolas"/>
           <w:sz w:val="16"/>
         </w:rPr>
-        <w:t>blkdev_release+0x11/0x20</w:t>
+        <w:t xml:space="preserve">  cleanup_module+0x1f/0x140 [erofs]</w:t>
       </w:r>
     </w:p>
     <w:p>
@@ -23460,7 +27061,7 @@
           <w:rFonts w:ascii="Consolas" w:eastAsia="Consolas" w:hAnsi="Consolas" w:cs="Consolas"/>
           <w:sz w:val="16"/>
         </w:rPr>
-        <w:t>__fput+0xfe/0x280</w:t>
+        <w:t xml:space="preserve">  __se_sys_delete_module+0x289/0x310</w:t>
       </w:r>
     </w:p>
     <w:p>
@@ -23474,7 +27075,8 @@
           <w:rFonts w:ascii="Consolas" w:eastAsia="Consolas" w:hAnsi="Consolas" w:cs="Consolas"/>
           <w:sz w:val="16"/>
         </w:rPr>
-        <w:t>task_work_run+0x8b/0xb0</w:t>
+        <w:lastRenderedPageBreak/>
+        <w:t xml:space="preserve">  do_syscall_64+0xc8/0x260</w:t>
       </w:r>
     </w:p>
     <w:p>
@@ -23488,7 +27090,7 @@
           <w:rFonts w:ascii="Consolas" w:eastAsia="Consolas" w:hAnsi="Consolas" w:cs="Consolas"/>
           <w:sz w:val="16"/>
         </w:rPr>
-        <w:t>exit_to_user_mode_loop+0xaa/0xc0</w:t>
+        <w:t xml:space="preserve">  entry_SYSCALL_64_after_hwframe+0x77/0x7f</w:t>
       </w:r>
     </w:p>
     <w:p>
@@ -23502,7 +27104,144 @@
           <w:rFonts w:ascii="Consolas" w:eastAsia="Consolas" w:hAnsi="Consolas" w:cs="Consolas"/>
           <w:sz w:val="16"/>
         </w:rPr>
-        <w:t>do_syscall_64+0x1dc/0x260</w:t>
+        <w:t>refcount_t: underflow; use-after-free.</w:t>
+      </w:r>
+    </w:p>
+    <w:p>
+      <w:pPr>
+        <w:spacing w:after="40"/>
+      </w:pPr>
+    </w:p>
+    <w:p>
+      <w:pPr>
+        <w:jc w:val="both"/>
+      </w:pPr>
+      <w:r>
+        <w:rPr>
+          <w:rFonts w:cs="Times New Roman"/>
+        </w:rPr>
+        <w:t>erofs is only the messenger: any kernel code that creates a mergeable slab cache can leak it this way under allocation failure, and the sweep of all modules indeed reported the same leak in erofs, f2fs, hfsplus and nilfs2. The code is unchanged in mainline 7.3 and linux-next (next-20261020) as of 2026-10-20. Our fix (patches/0001-mm-slub-release-cache-whose-sysfs-kobject-was-never-initialised.patch) makes sysfs_slab_release() release a cache whose kobject was never initialised directly instead of calling ko</w:t>
+      </w:r>
+      <w:r>
+        <w:rPr>
+          <w:rFonts w:cs="Times New Roman"/>
+        </w:rPr>
+        <w:t>bject_put(). Re-running the same 9 batches on a guest kernel built with the patch exercised the failing sysfs registration 167 times and left 0 unreferenced objects and 0 kobject warnings (stock kernel: 20 objects). The fix is validated in the VM but has not been submitted upstream; the mailing lists should be searched for a pending fix before it is.</w:t>
+      </w:r>
+    </w:p>
+    <w:p>
+      <w:pPr>
+        <w:jc w:val="both"/>
+      </w:pPr>
+      <w:r>
+        <w:rPr>
+          <w:rFonts w:cs="Times New Roman"/>
+          <w:b/>
+        </w:rPr>
+        <w:t>A regression in f2fs found by the sweep.</w:t>
+      </w:r>
+      <w:r>
+        <w:rPr>
+          <w:rFonts w:cs="Times New Roman"/>
+        </w:rPr>
+        <w:t xml:space="preserve"> The other leak reported by the sweep is in f2fs: kobject_init_and_add() requires kobject_put() even when it fails (the kobject name is already allocated); f2fs_init_sysfs() jumps past kobject_put(&amp;f2fs_feat) when adding "features" fails and past kobject_put(&amp;f2fs_tune) when adding "tuning" fails; initialisation fails, the module is freed, and the kstrdup'd kobject names are left unreferenced. The code was introduced in 2026-04 by commit b635f2ecdb5a ("f2fs: fix uninitialized kobject put in f2fs_init_sysfs(</w:t>
+      </w:r>
+      <w:r>
+        <w:rPr>
+          <w:rFonts w:cs="Times New Roman"/>
+        </w:rPr>
+        <w:t>)"): the rewrite stopped putting an uninitialised f2fs_tune but also stopped putting the kobject whose own kobject_init_and_add() failed; backported to stable (present in 6.18.55); it is unchanged in mainline 7.3 as of 2026-10-20. Our patch (patches/0003-f2fs-put-kobjects-when-kobject_init_and_add-fails-in-f2fs_init_sysfs.patch) puts each kobject from its own failure path and still never puts the uninitialised one. On the fault points 369-429 of f2fs init the stock module leaked 25 "features" names, 4 "tuni</w:t>
+      </w:r>
+      <w:r>
+        <w:rPr>
+          <w:rFonts w:cs="Times New Roman"/>
+        </w:rPr>
+        <w:t>ng" names and the patched module 0. The leaked names are allocated inside the kobject core, outside the module, so only the runtime stage can find this kind of leak.</w:t>
+      </w:r>
+    </w:p>
+    <w:p>
+      <w:pPr>
+        <w:jc w:val="both"/>
+      </w:pPr>
+      <w:r>
+        <w:rPr>
+          <w:rFonts w:cs="Times New Roman"/>
+          <w:b/>
+        </w:rPr>
+        <w:t>A leak found statically in ntfs3.</w:t>
+      </w:r>
+      <w:r>
+        <w:rPr>
+          <w:rFonts w:cs="Times New Roman"/>
+        </w:rPr>
+        <w:t xml:space="preserve"> Of the remaining static warnings, the high-confidence one in ntfs3's log replay is a genuine leak: for an InitializeFileRecordSegment log record whose MFT record cannot be read (mi_get() fails), do_action() allocates a struct mft_inode with kzalloc(); mi_format_new() can fail (mi_init()'s buffer allocation, or ntfs_get_bh() after mi-&gt;mrec was allocated) and does not free mi; do_action() then returns the error without mi_put(): the mft_inode (and mi-&gt;mrec) leak; on success the object is released by mi_put()</w:t>
+      </w:r>
+      <w:r>
+        <w:rPr>
+          <w:rFonts w:cs="Times New Roman"/>
+        </w:rPr>
+        <w:t xml:space="preserve"> at the out label. The code is unchanged in mainline 7.3 and linux-next (next-20261020); a web search found no </w:t>
+      </w:r>
+      <w:r>
+        <w:rPr>
+          <w:rFonts w:cs="Times New Roman"/>
+        </w:rPr>
+        <w:lastRenderedPageBreak/>
+        <w:t>existing report or fix. Our fix (patches/0002-fs-ntfs3-free-mft_inode-when-mi_format_new-fails-in-do_action.patch) calls mi_put(mi) before returning; built against the guest kernel it compiles, and re-analysing the patched module removes exactly this warning (5 warnings before, 4 after, none new). It is not confirmed at runtime, which needs an NTFS image with a dirty log that replays InitializeFile</w:t>
+      </w:r>
+      <w:r>
+        <w:rPr>
+          <w:rFonts w:cs="Times New Roman"/>
+        </w:rPr>
+        <w:t>RecordSegment for an unreadable record, so we report it as a source-confirmed static finding.</w:t>
+      </w:r>
+    </w:p>
+    <w:p>
+      <w:pPr>
+        <w:jc w:val="both"/>
+      </w:pPr>
+      <w:r>
+        <w:rPr>
+          <w:rFonts w:cs="Times New Roman"/>
+          <w:b/>
+        </w:rPr>
+        <w:t>A known but unfixed leak in ufs.</w:t>
+      </w:r>
+      <w:r>
+        <w:rPr>
+          <w:rFonts w:cs="Times New Roman"/>
+        </w:rPr>
+        <w:t xml:space="preserve"> The second real bug among the static warnings: free_full_branch() reads an indirect block with ubh_bread(), which kmallocs a struct ufs_buffer_head; it ends with ubh_bforget(ubh), which bforget()s the buffers but, unlike ubh_brelse(), does not kfree() the ufs_buffer_head; one ufs_buffer_head leaks for every indirect block freed when a file is truncated or deleted. The code is unchanged in mainline 7.3; the leak was reported with a fix in 2018 ("ufs: Fix memory leak in the unlink path", Luis Henriques) that</w:t>
+      </w:r>
+      <w:r>
+        <w:rPr>
+          <w:rFonts w:cs="Times New Roman"/>
+        </w:rPr>
+        <w:t xml:space="preserve"> is not in mainline, so KernelLeakGuard independently rediscovered it. Our patch (patches/0004-ufs-free-the-ufs_buffer_head-in-ubh_bforget.patch) adds the kfree(); it compiles and re-analysis removes exactly this warning (2 warnings before, 1 after, none new). It is not confirmed at runtime, which needs a mounted UFS image and a truncate.</w:t>
+      </w:r>
+    </w:p>
+    <w:p>
+      <w:pPr>
+        <w:jc w:val="both"/>
+      </w:pPr>
+      <w:r>
+        <w:rPr>
+          <w:rFonts w:cs="Times New Roman"/>
+          <w:b/>
+        </w:rPr>
+        <w:t>Kernel crashes and hangs found.</w:t>
+      </w:r>
+      <w:r>
+        <w:rPr>
+          <w:rFonts w:cs="Times New Roman"/>
+        </w:rPr>
+        <w:t xml:space="preserve"> During the sweep the guest had 10 crashes while loading null_blk; 5 hangs while loading snd_dummy. Every null_blk crash is the same page fault in bdev_release() reading freed module memory (below); the crash-recovery mechanism resumed the sweep after each one and stopped the module's sweep after repeated crashes. The snd_dummy hangs (no progress for 15 minutes at certain fault points of its initialisation) were not analysed; to save time under software emulation its sweep was stopped after these hangs inst</w:t>
+      </w:r>
+      <w:r>
+        <w:rPr>
+          <w:rFonts w:cs="Times New Roman"/>
+        </w:rPr>
+        <w:t>ead of the usual ten.</w:t>
       </w:r>
     </w:p>
     <w:p>
@@ -23516,6 +27255,118 @@
           <w:rFonts w:ascii="Consolas" w:eastAsia="Consolas" w:hAnsi="Consolas" w:cs="Consolas"/>
           <w:sz w:val="16"/>
         </w:rPr>
+        <w:t>BUG: unable to handle page fault for address: ffffffffa0242650</w:t>
+      </w:r>
+    </w:p>
+    <w:p>
+      <w:pPr>
+        <w:shd w:val="clear" w:color="auto" w:fill="F3F3F1"/>
+        <w:spacing w:after="0" w:line="240" w:lineRule="auto"/>
+        <w:ind w:left="283"/>
+      </w:pPr>
+      <w:r>
+        <w:rPr>
+          <w:rFonts w:ascii="Consolas" w:eastAsia="Consolas" w:hAnsi="Consolas" w:cs="Consolas"/>
+          <w:sz w:val="16"/>
+        </w:rPr>
+        <w:t>Oops: Oops: 0000 [#1] SMP NOPTI</w:t>
+      </w:r>
+    </w:p>
+    <w:p>
+      <w:pPr>
+        <w:shd w:val="clear" w:color="auto" w:fill="F3F3F1"/>
+        <w:spacing w:after="0" w:line="240" w:lineRule="auto"/>
+        <w:ind w:left="283"/>
+      </w:pPr>
+      <w:r>
+        <w:rPr>
+          <w:rFonts w:ascii="Consolas" w:eastAsia="Consolas" w:hAnsi="Consolas" w:cs="Consolas"/>
+          <w:sz w:val="16"/>
+        </w:rPr>
+        <w:t>RIP: 0010:bdev_release+0x129/0x170</w:t>
+      </w:r>
+    </w:p>
+    <w:p>
+      <w:pPr>
+        <w:shd w:val="clear" w:color="auto" w:fill="F3F3F1"/>
+        <w:spacing w:after="0" w:line="240" w:lineRule="auto"/>
+        <w:ind w:left="283"/>
+      </w:pPr>
+      <w:r>
+        <w:rPr>
+          <w:rFonts w:ascii="Consolas" w:eastAsia="Consolas" w:hAnsi="Consolas" w:cs="Consolas"/>
+          <w:sz w:val="16"/>
+        </w:rPr>
+        <w:t>blkdev_release+0x11/0x20</w:t>
+      </w:r>
+    </w:p>
+    <w:p>
+      <w:pPr>
+        <w:shd w:val="clear" w:color="auto" w:fill="F3F3F1"/>
+        <w:spacing w:after="0" w:line="240" w:lineRule="auto"/>
+        <w:ind w:left="283"/>
+      </w:pPr>
+      <w:r>
+        <w:rPr>
+          <w:rFonts w:ascii="Consolas" w:eastAsia="Consolas" w:hAnsi="Consolas" w:cs="Consolas"/>
+          <w:sz w:val="16"/>
+        </w:rPr>
+        <w:t>__fput+0xfe/0x280</w:t>
+      </w:r>
+    </w:p>
+    <w:p>
+      <w:pPr>
+        <w:shd w:val="clear" w:color="auto" w:fill="F3F3F1"/>
+        <w:spacing w:after="0" w:line="240" w:lineRule="auto"/>
+        <w:ind w:left="283"/>
+      </w:pPr>
+      <w:r>
+        <w:rPr>
+          <w:rFonts w:ascii="Consolas" w:eastAsia="Consolas" w:hAnsi="Consolas" w:cs="Consolas"/>
+          <w:sz w:val="16"/>
+        </w:rPr>
+        <w:t>task_work_run+0x8b/0xb0</w:t>
+      </w:r>
+    </w:p>
+    <w:p>
+      <w:pPr>
+        <w:shd w:val="clear" w:color="auto" w:fill="F3F3F1"/>
+        <w:spacing w:after="0" w:line="240" w:lineRule="auto"/>
+        <w:ind w:left="283"/>
+      </w:pPr>
+      <w:r>
+        <w:rPr>
+          <w:rFonts w:ascii="Consolas" w:eastAsia="Consolas" w:hAnsi="Consolas" w:cs="Consolas"/>
+          <w:sz w:val="16"/>
+        </w:rPr>
+        <w:t>exit_to_user_mode_loop+0xaa/0xc0</w:t>
+      </w:r>
+    </w:p>
+    <w:p>
+      <w:pPr>
+        <w:shd w:val="clear" w:color="auto" w:fill="F3F3F1"/>
+        <w:spacing w:after="0" w:line="240" w:lineRule="auto"/>
+        <w:ind w:left="283"/>
+      </w:pPr>
+      <w:r>
+        <w:rPr>
+          <w:rFonts w:ascii="Consolas" w:eastAsia="Consolas" w:hAnsi="Consolas" w:cs="Consolas"/>
+          <w:sz w:val="16"/>
+        </w:rPr>
+        <w:t>do_syscall_64+0x1dc/0x260</w:t>
+      </w:r>
+    </w:p>
+    <w:p>
+      <w:pPr>
+        <w:shd w:val="clear" w:color="auto" w:fill="F3F3F1"/>
+        <w:spacing w:after="0" w:line="240" w:lineRule="auto"/>
+        <w:ind w:left="283"/>
+      </w:pPr>
+      <w:r>
+        <w:rPr>
+          <w:rFonts w:ascii="Consolas" w:eastAsia="Consolas" w:hAnsi="Consolas" w:cs="Consolas"/>
+          <w:sz w:val="16"/>
+        </w:rPr>
         <w:t>entry_SYSCALL_64_after_hwframe+0x77/0x7f</w:t>
       </w:r>
     </w:p>
@@ -23526,9 +27377,46 @@
     </w:p>
     <w:p>
       <w:pPr>
+        <w:jc w:val="both"/>
+      </w:pPr>
+      <w:r>
+        <w:rPr>
+          <w:rFonts w:cs="Times New Roman"/>
+          <w:b/>
+        </w:rPr>
+        <w:t>Root cause of the null_blk crash.</w:t>
+      </w:r>
+      <w:r>
+        <w:rPr>
+          <w:rFonts w:cs="Times New Roman"/>
+        </w:rPr>
+        <w:t xml:space="preserve"> Probing fault points 739-745 one at a time on a freshly booted guest crashed it at 739, 741, 743, 745, so no earlier state is needed. With a verbose console the trigger is fail-nth 739 of null_blk init: kmalloc in configfs_register_subsystem(), after null_init() has added its disk. The mechanism: add_disk() -&gt; disk_scan_partitions() opens the whole disk (taking a module reference through disk-&gt;fops-&gt;owner) and drops it with fput(); </w:t>
+      </w:r>
+      <w:r>
+        <w:rPr>
+          <w:rFonts w:cs="Times New Roman"/>
+        </w:rPr>
+        <w:lastRenderedPageBreak/>
+        <w:t>called from a user task (finit_module), the final __fput() is deferred to t</w:t>
+      </w:r>
+      <w:r>
+        <w:rPr>
+          <w:rFonts w:cs="Times New Roman"/>
+        </w:rPr>
+        <w:t>ask_work; configfs_register_subsystem() then fails; null_init() destroys its device and returns the error, and the module loader frees the module; on return to user space the deferred __fput() runs bdev_release(), whose module_put(disk-&gt;fops-&gt;owner) reads the freed module's block_device_operations. The crash stack confirms the deferred release (blkdev_release+0x11/0x20 &lt;- __fput+0xfe/0x280 &lt;- task_work_run+0x8b/0xb0 &lt;- exit_to_user_mode_loop+0xaa/0xc0). Any module that adds a disk and then fails its initial</w:t>
+      </w:r>
+      <w:r>
+        <w:rPr>
+          <w:rFonts w:cs="Times New Roman"/>
+        </w:rPr>
+        <w:t>isation is exposed; the code is unchanged in mainline 7.3 (disk_scan_partitions() still uses fput(); null_init() still registers configfs after creating devices). We did not validate a fix: releasing the scan file synchronously (__fput_sync()) is documented as reserved for kernel threads; the fix belongs to the block / module-loader maintainers.</w:t>
+      </w:r>
+    </w:p>
+    <w:p>
+      <w:pPr>
         <w:pStyle w:val="Heading2"/>
       </w:pPr>
-      <w:bookmarkStart w:id="23" w:name="_Toc243006985"/>
+      <w:bookmarkStart w:id="23" w:name="_Toc243427993"/>
       <w:r>
         <w:t>4.5 Seeded Leaks in Real Kernel Code</w:t>
       </w:r>
@@ -23542,13 +27430,13 @@
         <w:rPr>
           <w:rFonts w:cs="Times New Roman"/>
         </w:rPr>
-        <w:t xml:space="preserve">The modules above show that the static analyser is less precise on real code and that its warnings there mostly sit on paths the init-time runtime stage does not reach. To evaluate the complete detect-confirm-fix loop on real kernel code directly, we use the standard method of bug seeding: a known release is removed from a real kernel source file, exactly as a careless patch would, and the module is built and run unchanged apart from that one line. The original module has no such leak; the bug is ours, and </w:t>
+        <w:t>The current real modules contain few early-exit leaks on code the runtime stage can execute, so to evaluate the complete detect-confirm-fix loop on real kernel code we re-introduce leaks into real kernel sources and build the module out of tree against the guest kernel, unchanged apart from that change. Where possible the leak is a real historical bug: the release added by an upstream leak fix is removed again, so the code is exactly what Linux shipped before that fix and the fix is the upstream patch. Othe</w:t>
       </w:r>
       <w:r>
         <w:rPr>
           <w:rFonts w:cs="Times New Roman"/>
         </w:rPr>
-        <w:t>clearly marked. This isolates whether the whole pipeline catches, reproduces and fixes a genuine early-exit leak in real driver code.</w:t>
+        <w:t>rwise one release statement is removed as a careless patch would; such bugs are ours and clearly marked. A warning counts as detected only if it is new compared with the unmodified module, and the fix (re-inserting the statement) must compile, clear the warning and leave kmemleak clean on a VM re-run.</w:t>
       </w:r>
     </w:p>
     <w:p>
@@ -23562,7 +27450,7 @@
           <w:b/>
           <w:sz w:val="22"/>
         </w:rPr>
-        <w:t>Table 4.10: Seeded early-exit leaks in real kernel modules</w:t>
+        <w:t>Table 4.11: Early-exit leaks re-introduced into real kernel modules</w:t>
       </w:r>
     </w:p>
     <w:tbl>
@@ -23573,12 +27461,13 @@
         <w:tblLook w:val="04A0" w:firstRow="1" w:lastRow="0" w:firstColumn="1" w:lastColumn="0" w:noHBand="0" w:noVBand="1"/>
       </w:tblPr>
       <w:tblGrid>
-        <w:gridCol w:w="1304"/>
-        <w:gridCol w:w="1474"/>
-        <w:gridCol w:w="2381"/>
-        <w:gridCol w:w="907"/>
-        <w:gridCol w:w="1134"/>
-        <w:gridCol w:w="737"/>
+        <w:gridCol w:w="1020"/>
+        <w:gridCol w:w="1412"/>
+        <w:gridCol w:w="1814"/>
+        <w:gridCol w:w="1814"/>
+        <w:gridCol w:w="812"/>
+        <w:gridCol w:w="964"/>
+        <w:gridCol w:w="624"/>
       </w:tblGrid>
       <w:tr>
         <w:trPr>
@@ -23586,7 +27475,7 @@
         </w:trPr>
         <w:tc>
           <w:tcPr>
-            <w:tcW w:w="1304" w:type="dxa"/>
+            <w:tcW w:w="1020" w:type="dxa"/>
             <w:shd w:val="clear" w:color="auto" w:fill="E7E6E1"/>
           </w:tcPr>
           <w:p>
@@ -23597,7 +27486,7 @@
               <w:rPr>
                 <w:rFonts w:cs="Times New Roman"/>
                 <w:b/>
-                <w:sz w:val="17"/>
+                <w:sz w:val="16"/>
               </w:rPr>
               <w:t>Module</w:t>
             </w:r>
@@ -23605,7 +27494,7 @@
         </w:tc>
         <w:tc>
           <w:tcPr>
-            <w:tcW w:w="1474" w:type="dxa"/>
+            <w:tcW w:w="1361" w:type="dxa"/>
             <w:shd w:val="clear" w:color="auto" w:fill="E7E6E1"/>
           </w:tcPr>
           <w:p>
@@ -23616,7 +27505,7 @@
               <w:rPr>
                 <w:rFonts w:cs="Times New Roman"/>
                 <w:b/>
-                <w:sz w:val="17"/>
+                <w:sz w:val="16"/>
               </w:rPr>
               <w:t>Removed at</w:t>
             </w:r>
@@ -23624,7 +27513,7 @@
         </w:tc>
         <w:tc>
           <w:tcPr>
-            <w:tcW w:w="2381" w:type="dxa"/>
+            <w:tcW w:w="1814" w:type="dxa"/>
             <w:shd w:val="clear" w:color="auto" w:fill="E7E6E1"/>
           </w:tcPr>
           <w:p>
@@ -23635,7 +27524,7 @@
               <w:rPr>
                 <w:rFonts w:cs="Times New Roman"/>
                 <w:b/>
-                <w:sz w:val="17"/>
+                <w:sz w:val="16"/>
               </w:rPr>
               <w:t>Removed statement</w:t>
             </w:r>
@@ -23643,7 +27532,7 @@
         </w:tc>
         <w:tc>
           <w:tcPr>
-            <w:tcW w:w="907" w:type="dxa"/>
+            <w:tcW w:w="1814" w:type="dxa"/>
             <w:shd w:val="clear" w:color="auto" w:fill="E7E6E1"/>
           </w:tcPr>
           <w:p>
@@ -23654,7 +27543,26 @@
               <w:rPr>
                 <w:rFonts w:cs="Times New Roman"/>
                 <w:b/>
-                <w:sz w:val="17"/>
+                <w:sz w:val="16"/>
+              </w:rPr>
+              <w:t>Origin</w:t>
+            </w:r>
+          </w:p>
+        </w:tc>
+        <w:tc>
+          <w:tcPr>
+            <w:tcW w:w="794" w:type="dxa"/>
+            <w:shd w:val="clear" w:color="auto" w:fill="E7E6E1"/>
+          </w:tcPr>
+          <w:p>
+            <w:pPr>
+              <w:spacing w:after="40" w:line="240" w:lineRule="auto"/>
+            </w:pPr>
+            <w:r>
+              <w:rPr>
+                <w:rFonts w:cs="Times New Roman"/>
+                <w:b/>
+                <w:sz w:val="16"/>
               </w:rPr>
               <w:t>Detected</w:t>
             </w:r>
@@ -23662,7 +27570,7 @@
         </w:tc>
         <w:tc>
           <w:tcPr>
-            <w:tcW w:w="1134" w:type="dxa"/>
+            <w:tcW w:w="964" w:type="dxa"/>
             <w:shd w:val="clear" w:color="auto" w:fill="E7E6E1"/>
           </w:tcPr>
           <w:p>
@@ -23673,7 +27581,7 @@
               <w:rPr>
                 <w:rFonts w:cs="Times New Roman"/>
                 <w:b/>
-                <w:sz w:val="17"/>
+                <w:sz w:val="16"/>
               </w:rPr>
               <w:t>Confirmed (VM)</w:t>
             </w:r>
@@ -23681,7 +27589,7 @@
         </w:tc>
         <w:tc>
           <w:tcPr>
-            <w:tcW w:w="737" w:type="dxa"/>
+            <w:tcW w:w="624" w:type="dxa"/>
             <w:shd w:val="clear" w:color="auto" w:fill="E7E6E1"/>
           </w:tcPr>
           <w:p>
@@ -23692,7 +27600,7 @@
               <w:rPr>
                 <w:rFonts w:cs="Times New Roman"/>
                 <w:b/>
-                <w:sz w:val="17"/>
+                <w:sz w:val="16"/>
               </w:rPr>
               <w:t>Fixed</w:t>
             </w:r>
@@ -23705,67 +27613,84 @@
         </w:trPr>
         <w:tc>
           <w:tcPr>
-            <w:tcW w:w="1304" w:type="dxa"/>
-          </w:tcPr>
-          <w:p>
-            <w:pPr>
-              <w:spacing w:after="40" w:line="240" w:lineRule="auto"/>
-            </w:pPr>
-            <w:r>
-              <w:rPr>
-                <w:rFonts w:cs="Times New Roman"/>
-                <w:sz w:val="17"/>
-              </w:rPr>
-              <w:t>brd</w:t>
-            </w:r>
-          </w:p>
-        </w:tc>
-        <w:tc>
-          <w:tcPr>
-            <w:tcW w:w="1474" w:type="dxa"/>
-          </w:tcPr>
-          <w:p>
-            <w:pPr>
-              <w:spacing w:after="40" w:line="240" w:lineRule="auto"/>
-            </w:pPr>
-            <w:r>
-              <w:rPr>
-                <w:rFonts w:cs="Times New Roman"/>
-                <w:sz w:val="17"/>
-              </w:rPr>
-              <w:t>brd.c:350</w:t>
-            </w:r>
-          </w:p>
-        </w:tc>
-        <w:tc>
-          <w:tcPr>
-            <w:tcW w:w="2381" w:type="dxa"/>
-          </w:tcPr>
-          <w:p>
-            <w:pPr>
-              <w:spacing w:after="40" w:line="240" w:lineRule="auto"/>
-            </w:pPr>
-            <w:r>
-              <w:rPr>
-                <w:rFonts w:cs="Times New Roman"/>
-                <w:sz w:val="17"/>
-              </w:rPr>
-              <w:t>brd_free_device(brd);</w:t>
-            </w:r>
-          </w:p>
-        </w:tc>
-        <w:tc>
-          <w:tcPr>
-            <w:tcW w:w="907" w:type="dxa"/>
-          </w:tcPr>
-          <w:p>
-            <w:pPr>
-              <w:spacing w:after="40" w:line="240" w:lineRule="auto"/>
-            </w:pPr>
-            <w:r>
-              <w:rPr>
-                <w:rFonts w:cs="Times New Roman"/>
-                <w:sz w:val="17"/>
+            <w:tcW w:w="1020" w:type="dxa"/>
+          </w:tcPr>
+          <w:p>
+            <w:pPr>
+              <w:spacing w:after="40" w:line="240" w:lineRule="auto"/>
+            </w:pPr>
+            <w:r>
+              <w:rPr>
+                <w:rFonts w:cs="Times New Roman"/>
+                <w:sz w:val="16"/>
+              </w:rPr>
+              <w:t>bonding</w:t>
+            </w:r>
+          </w:p>
+        </w:tc>
+        <w:tc>
+          <w:tcPr>
+            <w:tcW w:w="1361" w:type="dxa"/>
+          </w:tcPr>
+          <w:p>
+            <w:pPr>
+              <w:spacing w:after="40" w:line="240" w:lineRule="auto"/>
+            </w:pPr>
+            <w:r>
+              <w:rPr>
+                <w:rFonts w:cs="Times New Roman"/>
+                <w:sz w:val="16"/>
+              </w:rPr>
+              <w:t>bond_main.c:6509</w:t>
+            </w:r>
+          </w:p>
+        </w:tc>
+        <w:tc>
+          <w:tcPr>
+            <w:tcW w:w="1814" w:type="dxa"/>
+          </w:tcPr>
+          <w:p>
+            <w:pPr>
+              <w:spacing w:after="40" w:line="240" w:lineRule="auto"/>
+            </w:pPr>
+            <w:r>
+              <w:rPr>
+                <w:rFonts w:cs="Times New Roman"/>
+                <w:sz w:val="16"/>
+              </w:rPr>
+              <w:t>free_netdev(bond_dev);</w:t>
+            </w:r>
+          </w:p>
+        </w:tc>
+        <w:tc>
+          <w:tcPr>
+            <w:tcW w:w="1814" w:type="dxa"/>
+          </w:tcPr>
+          <w:p>
+            <w:pPr>
+              <w:spacing w:after="40" w:line="240" w:lineRule="auto"/>
+            </w:pPr>
+            <w:r>
+              <w:rPr>
+                <w:rFonts w:cs="Times New Roman"/>
+                <w:sz w:val="16"/>
+              </w:rPr>
+              <w:t>real bug (fixed by 8d6184e4881b, 2010)</w:t>
+            </w:r>
+          </w:p>
+        </w:tc>
+        <w:tc>
+          <w:tcPr>
+            <w:tcW w:w="794" w:type="dxa"/>
+          </w:tcPr>
+          <w:p>
+            <w:pPr>
+              <w:spacing w:after="40" w:line="240" w:lineRule="auto"/>
+            </w:pPr>
+            <w:r>
+              <w:rPr>
+                <w:rFonts w:cs="Times New Roman"/>
+                <w:sz w:val="16"/>
               </w:rPr>
               <w:t>yes</w:t>
             </w:r>
@@ -23773,33 +27698,157 @@
         </w:tc>
         <w:tc>
           <w:tcPr>
-            <w:tcW w:w="1134" w:type="dxa"/>
-          </w:tcPr>
-          <w:p>
-            <w:pPr>
-              <w:spacing w:after="40" w:line="240" w:lineRule="auto"/>
-            </w:pPr>
-            <w:r>
-              <w:rPr>
-                <w:rFonts w:cs="Times New Roman"/>
-                <w:sz w:val="17"/>
-              </w:rPr>
-              <w:t>no</w:t>
-            </w:r>
-          </w:p>
-        </w:tc>
-        <w:tc>
-          <w:tcPr>
-            <w:tcW w:w="737" w:type="dxa"/>
-          </w:tcPr>
-          <w:p>
-            <w:pPr>
-              <w:spacing w:after="40" w:line="240" w:lineRule="auto"/>
-            </w:pPr>
-            <w:r>
-              <w:rPr>
-                <w:rFonts w:cs="Times New Roman"/>
-                <w:sz w:val="17"/>
+            <w:tcW w:w="964" w:type="dxa"/>
+          </w:tcPr>
+          <w:p>
+            <w:pPr>
+              <w:spacing w:after="40" w:line="240" w:lineRule="auto"/>
+            </w:pPr>
+            <w:r>
+              <w:rPr>
+                <w:rFonts w:cs="Times New Roman"/>
+                <w:sz w:val="16"/>
+              </w:rPr>
+              <w:t>yes</w:t>
+            </w:r>
+          </w:p>
+        </w:tc>
+        <w:tc>
+          <w:tcPr>
+            <w:tcW w:w="624" w:type="dxa"/>
+          </w:tcPr>
+          <w:p>
+            <w:pPr>
+              <w:spacing w:after="40" w:line="240" w:lineRule="auto"/>
+            </w:pPr>
+            <w:r>
+              <w:rPr>
+                <w:rFonts w:cs="Times New Roman"/>
+                <w:sz w:val="16"/>
+              </w:rPr>
+              <w:t>yes</w:t>
+            </w:r>
+          </w:p>
+        </w:tc>
+      </w:tr>
+      <w:tr>
+        <w:trPr>
+          <w:jc w:val="center"/>
+        </w:trPr>
+        <w:tc>
+          <w:tcPr>
+            <w:tcW w:w="1020" w:type="dxa"/>
+          </w:tcPr>
+          <w:p>
+            <w:pPr>
+              <w:spacing w:after="40" w:line="240" w:lineRule="auto"/>
+            </w:pPr>
+            <w:r>
+              <w:rPr>
+                <w:rFonts w:cs="Times New Roman"/>
+                <w:sz w:val="16"/>
+              </w:rPr>
+              <w:t>null_blk</w:t>
+            </w:r>
+          </w:p>
+        </w:tc>
+        <w:tc>
+          <w:tcPr>
+            <w:tcW w:w="1361" w:type="dxa"/>
+          </w:tcPr>
+          <w:p>
+            <w:pPr>
+              <w:spacing w:after="40" w:line="240" w:lineRule="auto"/>
+            </w:pPr>
+            <w:r>
+              <w:rPr>
+                <w:rFonts w:cs="Times New Roman"/>
+                <w:sz w:val="16"/>
+              </w:rPr>
+              <w:t>main.c:812</w:t>
+            </w:r>
+          </w:p>
+        </w:tc>
+        <w:tc>
+          <w:tcPr>
+            <w:tcW w:w="1814" w:type="dxa"/>
+          </w:tcPr>
+          <w:p>
+            <w:pPr>
+              <w:spacing w:after="40" w:line="240" w:lineRule="auto"/>
+            </w:pPr>
+            <w:r>
+              <w:rPr>
+                <w:rFonts w:cs="Times New Roman"/>
+                <w:sz w:val="16"/>
+              </w:rPr>
+              <w:t>kfree(dev);</w:t>
+            </w:r>
+          </w:p>
+        </w:tc>
+        <w:tc>
+          <w:tcPr>
+            <w:tcW w:w="1814" w:type="dxa"/>
+          </w:tcPr>
+          <w:p>
+            <w:pPr>
+              <w:spacing w:after="40" w:line="240" w:lineRule="auto"/>
+            </w:pPr>
+            <w:r>
+              <w:rPr>
+                <w:rFonts w:cs="Times New Roman"/>
+                <w:sz w:val="16"/>
+              </w:rPr>
+              <w:t>seeded by us</w:t>
+            </w:r>
+          </w:p>
+        </w:tc>
+        <w:tc>
+          <w:tcPr>
+            <w:tcW w:w="794" w:type="dxa"/>
+          </w:tcPr>
+          <w:p>
+            <w:pPr>
+              <w:spacing w:after="40" w:line="240" w:lineRule="auto"/>
+            </w:pPr>
+            <w:r>
+              <w:rPr>
+                <w:rFonts w:cs="Times New Roman"/>
+                <w:sz w:val="16"/>
+              </w:rPr>
+              <w:t>yes</w:t>
+            </w:r>
+          </w:p>
+        </w:tc>
+        <w:tc>
+          <w:tcPr>
+            <w:tcW w:w="964" w:type="dxa"/>
+          </w:tcPr>
+          <w:p>
+            <w:pPr>
+              <w:spacing w:after="40" w:line="240" w:lineRule="auto"/>
+            </w:pPr>
+            <w:r>
+              <w:rPr>
+                <w:rFonts w:cs="Times New Roman"/>
+                <w:sz w:val="16"/>
+              </w:rPr>
+              <w:t>yes</w:t>
+            </w:r>
+          </w:p>
+        </w:tc>
+        <w:tc>
+          <w:tcPr>
+            <w:tcW w:w="624" w:type="dxa"/>
+          </w:tcPr>
+          <w:p>
+            <w:pPr>
+              <w:spacing w:after="40" w:line="240" w:lineRule="auto"/>
+            </w:pPr>
+            <w:r>
+              <w:rPr>
+                <w:rFonts w:cs="Times New Roman"/>
+                <w:sz w:val="16"/>
               </w:rPr>
               <w:t>yes</w:t>
             </w:r>
@@ -23819,50 +27868,193 @@
       <w:r>
         <w:rPr>
           <w:rFonts w:cs="Times New Roman"/>
-        </w:rPr>
-        <w:t xml:space="preserve">For example, in drivers/block/brd.c the call </w:t>
-      </w:r>
+          <w:b/>
+        </w:rPr>
+        <w:t>bonding, bond_create() — upstream commit 8d6184e4881b "bonding: fix device leak on error in bond_create()" (2010-02-27).</w:t>
+      </w:r>
+      <w:r>
+        <w:rPr>
+          <w:rFonts w:cs="Times New Roman"/>
+        </w:rPr>
+        <w:t xml:space="preserve"> A real bug that shipped in Linux until 2010: when register_netdevice() fails, bond_create() returns without free_netdev(), leaking the net_device allocated by alloc_netdev_mq(). Upstream commit 8d6184e4881b added the release; removing it from Linux 6.18.55 restores the original bug. bonding_init() calls bond_create() for each of max_bonds (default 1) at module load and propagates its error, so failing an allocation inside </w:t>
+      </w:r>
+      <w:r>
+        <w:rPr>
+          <w:rFonts w:cs="Times New Roman"/>
+        </w:rPr>
+        <w:lastRenderedPageBreak/>
+        <w:t>register_netdevice() with fail-nth makes initialisation fail and leaves the net_devic</w:t>
+      </w:r>
+      <w:r>
+        <w:rPr>
+          <w:rFonts w:cs="Times New Roman"/>
+        </w:rPr>
+        <w:t>e unreferenced.</w:t>
+      </w:r>
+    </w:p>
+    <w:p>
+      <w:pPr>
+        <w:jc w:val="both"/>
+      </w:pPr>
+      <w:r>
+        <w:rPr>
+          <w:rFonts w:cs="Times New Roman"/>
+        </w:rPr>
+        <w:t>KernelLeakGuard reported the allocation at line 6497 (alloc_netdev_mqs) leaking at the exit on line 6510 (returning error from register_netdevice, confidence medium); the unmodified module has no such warning.</w:t>
+      </w:r>
+    </w:p>
+    <w:p>
+      <w:pPr>
+        <w:jc w:val="both"/>
+      </w:pPr>
+      <w:r>
+        <w:rPr>
+          <w:rFonts w:cs="Times New Roman"/>
+        </w:rPr>
+        <w:t>In the guest VM the module-filtered sweep mapped the failing call, and the targeted test (leak at bond_main.c:6497 after failing bond_create+0x66/0xa0) made module initialisation fail; kmemleak then reported the object as unreferenced, with the allocation backtrace pointing back into the module's init path (module frames symbolised through klg_modwatch):</w:t>
+      </w:r>
+    </w:p>
+    <w:p>
+      <w:pPr>
+        <w:shd w:val="clear" w:color="auto" w:fill="F3F3F1"/>
+        <w:spacing w:after="0" w:line="240" w:lineRule="auto"/>
+        <w:ind w:left="283"/>
+      </w:pPr>
       <w:r>
         <w:rPr>
           <w:rFonts w:ascii="Consolas" w:eastAsia="Consolas" w:hAnsi="Consolas" w:cs="Consolas"/>
-          <w:sz w:val="22"/>
-        </w:rPr>
-        <w:t>brd_free_device(brd);</w:t>
-      </w:r>
+          <w:sz w:val="16"/>
+        </w:rPr>
+        <w:t>unreferenced object:</w:t>
+      </w:r>
+    </w:p>
+    <w:p>
+      <w:pPr>
+        <w:shd w:val="clear" w:color="auto" w:fill="F3F3F1"/>
+        <w:spacing w:after="0" w:line="240" w:lineRule="auto"/>
+        <w:ind w:left="283"/>
+      </w:pPr>
+      <w:r>
+        <w:rPr>
+          <w:rFonts w:ascii="Consolas" w:eastAsia="Consolas" w:hAnsi="Consolas" w:cs="Consolas"/>
+          <w:sz w:val="16"/>
+        </w:rPr>
+        <w:t xml:space="preserve">  __kvmalloc_node_noprof+0x30f/0x5c0</w:t>
+      </w:r>
+    </w:p>
+    <w:p>
+      <w:pPr>
+        <w:shd w:val="clear" w:color="auto" w:fill="F3F3F1"/>
+        <w:spacing w:after="0" w:line="240" w:lineRule="auto"/>
+        <w:ind w:left="283"/>
+      </w:pPr>
+      <w:r>
+        <w:rPr>
+          <w:rFonts w:ascii="Consolas" w:eastAsia="Consolas" w:hAnsi="Consolas" w:cs="Consolas"/>
+          <w:sz w:val="16"/>
+        </w:rPr>
+        <w:t xml:space="preserve">  alloc_netdev_mqs+0x86/0x580</w:t>
+      </w:r>
+    </w:p>
+    <w:p>
+      <w:pPr>
+        <w:shd w:val="clear" w:color="auto" w:fill="F3F3F1"/>
+        <w:spacing w:after="0" w:line="240" w:lineRule="auto"/>
+        <w:ind w:left="283"/>
+      </w:pPr>
+      <w:r>
+        <w:rPr>
+          <w:rFonts w:ascii="Consolas" w:eastAsia="Consolas" w:hAnsi="Consolas" w:cs="Consolas"/>
+          <w:sz w:val="16"/>
+        </w:rPr>
+        <w:t xml:space="preserve">  do_one_initcall+0x119/0x300</w:t>
+      </w:r>
+    </w:p>
+    <w:p>
+      <w:pPr>
+        <w:shd w:val="clear" w:color="auto" w:fill="F3F3F1"/>
+        <w:spacing w:after="0" w:line="240" w:lineRule="auto"/>
+        <w:ind w:left="283"/>
+      </w:pPr>
+      <w:r>
+        <w:rPr>
+          <w:rFonts w:ascii="Consolas" w:eastAsia="Consolas" w:hAnsi="Consolas" w:cs="Consolas"/>
+          <w:sz w:val="16"/>
+        </w:rPr>
+        <w:t xml:space="preserve">  do_init_module+0x60/0x250</w:t>
+      </w:r>
+    </w:p>
+    <w:p>
+      <w:pPr>
+        <w:shd w:val="clear" w:color="auto" w:fill="F3F3F1"/>
+        <w:spacing w:after="0" w:line="240" w:lineRule="auto"/>
+        <w:ind w:left="283"/>
+      </w:pPr>
+      <w:r>
+        <w:rPr>
+          <w:rFonts w:ascii="Consolas" w:eastAsia="Consolas" w:hAnsi="Consolas" w:cs="Consolas"/>
+          <w:sz w:val="16"/>
+        </w:rPr>
+        <w:t xml:space="preserve">  __se_sys_finit_module+0x27f/0x370</w:t>
+      </w:r>
+    </w:p>
+    <w:p>
+      <w:pPr>
+        <w:shd w:val="clear" w:color="auto" w:fill="F3F3F1"/>
+        <w:spacing w:after="0" w:line="240" w:lineRule="auto"/>
+        <w:ind w:left="283"/>
+      </w:pPr>
+      <w:r>
+        <w:rPr>
+          <w:rFonts w:ascii="Consolas" w:eastAsia="Consolas" w:hAnsi="Consolas" w:cs="Consolas"/>
+          <w:sz w:val="16"/>
+        </w:rPr>
+        <w:t xml:space="preserve">  do_syscall_64+0xc8/0x260</w:t>
+      </w:r>
+    </w:p>
+    <w:p>
+      <w:pPr>
+        <w:shd w:val="clear" w:color="auto" w:fill="F3F3F1"/>
+        <w:spacing w:after="0" w:line="240" w:lineRule="auto"/>
+        <w:ind w:left="283"/>
+      </w:pPr>
+      <w:r>
+        <w:rPr>
+          <w:rFonts w:ascii="Consolas" w:eastAsia="Consolas" w:hAnsi="Consolas" w:cs="Consolas"/>
+          <w:sz w:val="16"/>
+        </w:rPr>
+        <w:t xml:space="preserve">  entry_SYSCALL_64_after_hwframe+0x77/0x7f</w:t>
+      </w:r>
+    </w:p>
+    <w:p>
+      <w:pPr>
+        <w:shd w:val="clear" w:color="auto" w:fill="F3F3F1"/>
+        <w:spacing w:after="0" w:line="240" w:lineRule="auto"/>
+        <w:ind w:left="283"/>
+      </w:pPr>
+      <w:r>
+        <w:rPr>
+          <w:rFonts w:ascii="Consolas" w:eastAsia="Consolas" w:hAnsi="Consolas" w:cs="Consolas"/>
+          <w:sz w:val="16"/>
+        </w:rPr>
+        <w:t xml:space="preserve">  bond_create+0x44/0x0 [bonding]</w:t>
+      </w:r>
+    </w:p>
+    <w:p>
+      <w:pPr>
+        <w:spacing w:after="40"/>
+      </w:pPr>
+    </w:p>
+    <w:p>
+      <w:pPr>
+        <w:jc w:val="both"/>
+      </w:pPr>
       <w:r>
         <w:rPr>
           <w:rFonts w:cs="Times New Roman"/>
         </w:rPr>
-        <w:t xml:space="preserve"> releases the brd_device obtained earlier in brd_alloc() when disk allocation fails. Removing that call leaks the brd_device (and its xarray) when disk allocation fails during module initialisation. brd_init() calls brd_alloc() in a loop at module load, so failing blk_alloc_disk()/add_disk() with fail-nth reproduces the leak.</w:t>
-      </w:r>
-    </w:p>
-    <w:p>
-      <w:pPr>
-        <w:jc w:val="both"/>
-      </w:pPr>
-      <w:r>
-        <w:rPr>
-          <w:rFonts w:cs="Times New Roman"/>
-        </w:rPr>
-        <w:t xml:space="preserve">All seeded leaks were detected statically and the re-inserted-release fix was validated. Runtime confirmation of the brd seed was obstructed by a separate defect: failing allocations during brd's initialisation crash the guest kernel (the same fragility seen for null_blk in Section 4.4), </w:t>
-      </w:r>
-      <w:r>
-        <w:rPr>
-          <w:rFonts w:cs="Times New Roman"/>
-        </w:rPr>
-        <w:lastRenderedPageBreak/>
-        <w:t>so a clean kmemleak scan of the leaking path could not always complete. This is itself a finding about block drivers under fault injection.</w:t>
-      </w:r>
-    </w:p>
-    <w:p>
-      <w:pPr>
-        <w:pStyle w:val="Heading2"/>
-      </w:pPr>
-      <w:bookmarkStart w:id="24" w:name="_Toc243006986"/>
-      <w:r>
-        <w:t>4.6 Analysis</w:t>
-      </w:r>
-      <w:bookmarkEnd w:id="24"/>
+        <w:t>Re-inserting the removed statement (the generated fix) compiles, clears the static warning and leaves kmemleak with nothing to report on the VM re-run; the guest did not crash (0 crashes).</w:t>
+      </w:r>
     </w:p>
     <w:p>
       <w:pPr>
@@ -23873,19 +28065,178 @@
           <w:rFonts w:cs="Times New Roman"/>
           <w:b/>
         </w:rPr>
-        <w:t>Static versus hybrid.</w:t>
+        <w:t>null_blk, null_alloc_dev().</w:t>
       </w:r>
       <w:r>
         <w:rPr>
           <w:rFonts w:cs="Times New Roman"/>
         </w:rPr>
-        <w:t xml:space="preserve"> Runtime verification removed all static false positives (1 in this run) and attached reproduction steps and kmemleak backtraces to every confirmed report. The cost is a modest loss of recall: warnings whose failure cannot be injected stay inconclusive rather than confirmed. In the corpus this happens for klg_l15, where ida_alloc() never allocates for small identifiers (they are stored inline in the XArray), so its failure cannot be provoked; reporting it as inconclusive is the honest outcome, and the warni</w:t>
-      </w:r>
+        <w:t xml:space="preserve"> null_alloc_dev() allocates the struct nullb_device with kzalloc() and frees it with kfree(dev) when badblocks_init() fails. Removing that call leaks the nullb_device: dev is a local variable that has not been published anywhere yet, and NULL is returned. null_init() calls null_alloc_dev() at module load; when it returns NULL, init fails with -ENOMEM and the module is unloaded, so failing the allocation inside badblocks_init() with fail-nth leaves the object unreferenced.</w:t>
+      </w:r>
+    </w:p>
+    <w:p>
+      <w:pPr>
+        <w:jc w:val="both"/>
+      </w:pPr>
       <w:r>
         <w:rPr>
           <w:rFonts w:cs="Times New Roman"/>
         </w:rPr>
-        <w:t>ng is still shown to the developer.</w:t>
+        <w:t>KernelLeakGuard reported the allocation at line 799 (kzalloc) leaking at the exit on line 813 (returning NULL, confidence medium); the unmodified module has no such warning.</w:t>
+      </w:r>
+    </w:p>
+    <w:p>
+      <w:pPr>
+        <w:jc w:val="both"/>
+      </w:pPr>
+      <w:r>
+        <w:rPr>
+          <w:rFonts w:cs="Times New Roman"/>
+        </w:rPr>
+        <w:t>In the guest VM the module-filtered sweep mapped the failing call, and the targeted test (leak at main.c:799 after failing null_alloc_dev+0x63/0x210) made module initialisation fail; kmemleak then reported the object as unreferenced, with the allocation backtrace pointing back into the module's init path (module frames symbolised through klg_modwatch):</w:t>
+      </w:r>
+    </w:p>
+    <w:p>
+      <w:pPr>
+        <w:shd w:val="clear" w:color="auto" w:fill="F3F3F1"/>
+        <w:spacing w:after="0" w:line="240" w:lineRule="auto"/>
+        <w:ind w:left="283"/>
+      </w:pPr>
+      <w:r>
+        <w:rPr>
+          <w:rFonts w:ascii="Consolas" w:eastAsia="Consolas" w:hAnsi="Consolas" w:cs="Consolas"/>
+          <w:sz w:val="16"/>
+        </w:rPr>
+        <w:t>unreferenced object:</w:t>
+      </w:r>
+    </w:p>
+    <w:p>
+      <w:pPr>
+        <w:shd w:val="clear" w:color="auto" w:fill="F3F3F1"/>
+        <w:spacing w:after="0" w:line="240" w:lineRule="auto"/>
+        <w:ind w:left="283"/>
+      </w:pPr>
+      <w:r>
+        <w:rPr>
+          <w:rFonts w:ascii="Consolas" w:eastAsia="Consolas" w:hAnsi="Consolas" w:cs="Consolas"/>
+          <w:sz w:val="16"/>
+        </w:rPr>
+        <w:t xml:space="preserve">  __kmalloc_cache_noprof+0x1b5/0x420</w:t>
+      </w:r>
+    </w:p>
+    <w:p>
+      <w:pPr>
+        <w:shd w:val="clear" w:color="auto" w:fill="F3F3F1"/>
+        <w:spacing w:after="0" w:line="240" w:lineRule="auto"/>
+        <w:ind w:left="283"/>
+      </w:pPr>
+      <w:r>
+        <w:rPr>
+          <w:rFonts w:ascii="Consolas" w:eastAsia="Consolas" w:hAnsi="Consolas" w:cs="Consolas"/>
+          <w:sz w:val="16"/>
+        </w:rPr>
+        <w:t xml:space="preserve">  do_one_initcall+0x119/0x300</w:t>
+      </w:r>
+    </w:p>
+    <w:p>
+      <w:pPr>
+        <w:shd w:val="clear" w:color="auto" w:fill="F3F3F1"/>
+        <w:spacing w:after="0" w:line="240" w:lineRule="auto"/>
+        <w:ind w:left="283"/>
+      </w:pPr>
+      <w:r>
+        <w:rPr>
+          <w:rFonts w:ascii="Consolas" w:eastAsia="Consolas" w:hAnsi="Consolas" w:cs="Consolas"/>
+          <w:sz w:val="16"/>
+        </w:rPr>
+        <w:t xml:space="preserve">  do_init_module+0x60/0x250</w:t>
+      </w:r>
+    </w:p>
+    <w:p>
+      <w:pPr>
+        <w:shd w:val="clear" w:color="auto" w:fill="F3F3F1"/>
+        <w:spacing w:after="0" w:line="240" w:lineRule="auto"/>
+        <w:ind w:left="283"/>
+      </w:pPr>
+      <w:r>
+        <w:rPr>
+          <w:rFonts w:ascii="Consolas" w:eastAsia="Consolas" w:hAnsi="Consolas" w:cs="Consolas"/>
+          <w:sz w:val="16"/>
+        </w:rPr>
+        <w:t xml:space="preserve">  __se_sys_finit_module+0x27f/0x370</w:t>
+      </w:r>
+    </w:p>
+    <w:p>
+      <w:pPr>
+        <w:shd w:val="clear" w:color="auto" w:fill="F3F3F1"/>
+        <w:spacing w:after="0" w:line="240" w:lineRule="auto"/>
+        <w:ind w:left="283"/>
+      </w:pPr>
+      <w:r>
+        <w:rPr>
+          <w:rFonts w:ascii="Consolas" w:eastAsia="Consolas" w:hAnsi="Consolas" w:cs="Consolas"/>
+          <w:sz w:val="16"/>
+        </w:rPr>
+        <w:t xml:space="preserve">  do_syscall_64+0xc8/0x260</w:t>
+      </w:r>
+    </w:p>
+    <w:p>
+      <w:pPr>
+        <w:shd w:val="clear" w:color="auto" w:fill="F3F3F1"/>
+        <w:spacing w:after="0" w:line="240" w:lineRule="auto"/>
+        <w:ind w:left="283"/>
+      </w:pPr>
+      <w:r>
+        <w:rPr>
+          <w:rFonts w:ascii="Consolas" w:eastAsia="Consolas" w:hAnsi="Consolas" w:cs="Consolas"/>
+          <w:sz w:val="16"/>
+        </w:rPr>
+        <w:t xml:space="preserve">  entry_SYSCALL_64_after_hwframe+0x77/0x7f</w:t>
+      </w:r>
+    </w:p>
+    <w:p>
+      <w:pPr>
+        <w:shd w:val="clear" w:color="auto" w:fill="F3F3F1"/>
+        <w:spacing w:after="0" w:line="240" w:lineRule="auto"/>
+        <w:ind w:left="283"/>
+      </w:pPr>
+      <w:r>
+        <w:rPr>
+          <w:rFonts w:ascii="Consolas" w:eastAsia="Consolas" w:hAnsi="Consolas" w:cs="Consolas"/>
+          <w:sz w:val="16"/>
+        </w:rPr>
+        <w:lastRenderedPageBreak/>
+        <w:t xml:space="preserve">  null_alloc_dev+0x1c/0x0 [null_blk]</w:t>
+      </w:r>
+    </w:p>
+    <w:p>
+      <w:pPr>
+        <w:shd w:val="clear" w:color="auto" w:fill="F3F3F1"/>
+        <w:spacing w:after="0" w:line="240" w:lineRule="auto"/>
+        <w:ind w:left="283"/>
+      </w:pPr>
+      <w:r>
+        <w:rPr>
+          <w:rFonts w:ascii="Consolas" w:eastAsia="Consolas" w:hAnsi="Consolas" w:cs="Consolas"/>
+          <w:sz w:val="16"/>
+        </w:rPr>
+        <w:t xml:space="preserve">  init_module+0xd7/0x0 [null_blk]</w:t>
+      </w:r>
+    </w:p>
+    <w:p>
+      <w:pPr>
+        <w:spacing w:after="40"/>
+      </w:pPr>
+    </w:p>
+    <w:p>
+      <w:pPr>
+        <w:jc w:val="both"/>
+      </w:pPr>
+      <w:r>
+        <w:rPr>
+          <w:rFonts w:cs="Times New Roman"/>
+        </w:rPr>
+        <w:t>Re-inserting the removed statement (the generated fix) compiles, clears the static warning and leaves kmemleak with nothing to report on the VM re-run; the guest did not crash (0 crashes).</w:t>
       </w:r>
     </w:p>
     <w:p>
@@ -23897,20 +28248,36 @@
           <w:rFonts w:cs="Times New Roman"/>
           <w:b/>
         </w:rPr>
-        <w:t>Hybrid versus dynamic-only.</w:t>
+        <w:t>Choosing seeds.</w:t>
       </w:r>
       <w:r>
         <w:rPr>
           <w:rFonts w:cs="Times New Roman"/>
         </w:rPr>
-        <w:t xml:space="preserve"> Exhaustive fault injection runs every routine once per fault point (1261 executions, dominated by module loading, which has hundreds of fault points) and random injection uses a fixed budget. KernelLeakGuard restricts its sweep with the kernel's fault-injection stack-trace filter (require-start/require-end set to the module's code, taken from klg_modwatch's log), so fail-nth counts only fault points reached from the module itself; together with the targeted confirmation it needs 425 executions in total and</w:t>
+        <w:t xml:space="preserve"> A seed is only useful when kmemleak can observe the leak, which rules out most candidates, and we report the rejected ones. In brd, removing brd_free_device() leaves the object linked in the global brd_devices list: it stays reachable, so this is a stale-entry bug, not an unreferenced leak. The analyser initially flagged it, and its ownership rule (Section 4.4) now correctly treats brd_find_or_alloc_device() as a lookup. In zram (zram_add()) and scsi_debug the object is first stored in an IDR or passed to </w:t>
       </w:r>
       <w:r>
         <w:rPr>
           <w:rFonts w:cs="Times New Roman"/>
         </w:rPr>
-        <w:t xml:space="preserve"> finds 16 leaks, against 15 for the exhaustive baseline. Leaks in module initialisation code are reported by kmemleak with raw addresses because the module is unloaded after its failed initialisation; klg_modwatch, a helper module that logs each module's load address and symbols, turns them back into exact source lines. Dynamic tools report only a backtrace, whereas KernelLeakGuard's report names the leaking exit, the returned error, the failing call and a validated fix.</w:t>
-      </w:r>
+        <w:t>a registering helper, so the analyser conservatively treats it as escaped and does not warn: these are honest misses of the escape analysis on code where ownership is handed over and then taken back. A historical scsi_debug fix (e6d773f93a49, a device name leaked when device_register() fails) was not used because the leaked name is allocated inside the driver core, outside the module the static stage analyses. The null_blk seed also revealed two analyser gaps, both fixed generally: the phi-return false nega</w:t>
+      </w:r>
+      <w:r>
+        <w:rPr>
+          <w:rFonts w:cs="Times New Roman"/>
+        </w:rPr>
+        <w:t>tive (Section 4.4) and the missing model of badblocks_init(), which only initialises the struct badblocks it is given.</w:t>
+      </w:r>
+    </w:p>
+    <w:p>
+      <w:pPr>
+        <w:pStyle w:val="Heading2"/>
+      </w:pPr>
+      <w:bookmarkStart w:id="24" w:name="_Toc243427994"/>
+      <w:r>
+        <w:t>4.6 Analysis</w:t>
+      </w:r>
+      <w:bookmarkEnd w:id="24"/>
     </w:p>
     <w:p>
       <w:pPr>
@@ -23921,6 +28288,61 @@
           <w:rFonts w:cs="Times New Roman"/>
           <w:b/>
         </w:rPr>
+        <w:t>Static versus hybrid.</w:t>
+      </w:r>
+      <w:r>
+        <w:rPr>
+          <w:rFonts w:cs="Times New Roman"/>
+        </w:rPr>
+        <w:t xml:space="preserve"> Runtime verification removed all static false positives (1 in this run) and attached reproduction steps and kmemleak backtraces to every confirmed report. The cost is a modest loss of recall: warnings whose failure cannot be injected stay inconclusive rather than confirmed. In the corpus this happens for klg_l15, where ida_alloc() never allocates for small identifiers (they are stored inline in the XArray), so its failure cannot be provoked; reporting it as inconclusive is the honest outcome, and the warni</w:t>
+      </w:r>
+      <w:r>
+        <w:rPr>
+          <w:rFonts w:cs="Times New Roman"/>
+        </w:rPr>
+        <w:t>ng is still shown to the developer.</w:t>
+      </w:r>
+    </w:p>
+    <w:p>
+      <w:pPr>
+        <w:jc w:val="both"/>
+      </w:pPr>
+      <w:r>
+        <w:rPr>
+          <w:rFonts w:cs="Times New Roman"/>
+          <w:b/>
+        </w:rPr>
+        <w:t>Hybrid versus dynamic-only.</w:t>
+      </w:r>
+      <w:r>
+        <w:rPr>
+          <w:rFonts w:cs="Times New Roman"/>
+        </w:rPr>
+        <w:t xml:space="preserve"> Exhaustive fault injection runs every routine once per fault point (1261 executions, dominated by module loading, which has hundreds of fault points) and random injection uses a fixed budget. KernelLeakGuard restricts its sweep with the kernel's fault-injection stack-trace filter (require-start/require-end set to the module's code, taken from klg_modwatch's log), so fail-nth counts only fault points reached from the module itself; together with the targeted confirmation it needs 425 executions in total and</w:t>
+      </w:r>
+      <w:r>
+        <w:rPr>
+          <w:rFonts w:cs="Times New Roman"/>
+        </w:rPr>
+        <w:t xml:space="preserve"> finds 16 leaks, against 15 for the exhaustive baseline. Leaks in module initialisation code are reported by kmemleak with raw addresses because the module is unloaded after its failed initialisation; </w:t>
+      </w:r>
+      <w:r>
+        <w:rPr>
+          <w:rFonts w:cs="Times New Roman"/>
+        </w:rPr>
+        <w:lastRenderedPageBreak/>
+        <w:t>klg_modwatch, a helper module that logs each module's load address and symbols, turns them back into exact source lines. Dynamic tools report only a backtrace, whereas KernelLeakGuard's report names the leaking exit, the returned error, the failing call and a validated fix.</w:t>
+      </w:r>
+    </w:p>
+    <w:p>
+      <w:pPr>
+        <w:jc w:val="both"/>
+      </w:pPr>
+      <w:r>
+        <w:rPr>
+          <w:rFonts w:cs="Times New Roman"/>
+          <w:b/>
+        </w:rPr>
         <w:t>Trustworthy kmemleak results.</w:t>
       </w:r>
       <w:r>
@@ -23933,14 +28355,7 @@
         <w:rPr>
           <w:rFonts w:cs="Times New Roman"/>
         </w:rPr>
-        <w:t xml:space="preserve">d stacks from the page allocator, erases kernel stacks on return to user space, disables kmemleak's task-stack scanning (all tested routines have returned before a scan) and boots with init_on_alloc=1 init_on_free=1 so that slab memory is zeroed. This made the klg_l17 verdict stable. vmalloc'd memory remains less stable (see the repeated runs in Section 4.3): such leaks can still be hidden </w:t>
-      </w:r>
-      <w:r>
-        <w:rPr>
-          <w:rFonts w:cs="Times New Roman"/>
-        </w:rPr>
-        <w:lastRenderedPageBreak/>
-        <w:t>in an individual scan, which is why a missing confirmation is reported as 'not reproduced', never as 'safe'.</w:t>
+        <w:t>d stacks from the page allocator, erases kernel stacks on return to user space, disables kmemleak's task-stack scanning (all tested routines have returned before a scan) and boots with init_on_alloc=1 init_on_free=1 so that slab memory is zeroed. This made the klg_l17 verdict stable. vmalloc'd memory remains less stable (see the repeated runs in Section 4.3): such leaks can still be hidden in an individual scan, which is why a missing confirmation is reported as 'not reproduced', never as 'safe'.</w:t>
       </w:r>
     </w:p>
     <w:p>
@@ -23985,7 +28400,7 @@
         <w:pageBreakBefore/>
         <w:jc w:val="center"/>
       </w:pPr>
-      <w:bookmarkStart w:id="25" w:name="_Toc243006987"/>
+      <w:bookmarkStart w:id="25" w:name="_Toc243427995"/>
       <w:r>
         <w:lastRenderedPageBreak/>
         <w:t>CHAPTER 5: CONCLUSION AND FUTURE WORK</w:t>
@@ -23996,7 +28411,7 @@
       <w:pPr>
         <w:pStyle w:val="Heading2"/>
       </w:pPr>
-      <w:bookmarkStart w:id="26" w:name="_Toc243006988"/>
+      <w:bookmarkStart w:id="26" w:name="_Toc243427996"/>
       <w:r>
         <w:t>5.1 Conclusion</w:t>
       </w:r>
@@ -24016,7 +28431,7 @@
         <w:rPr>
           <w:rFonts w:cs="Times New Roman"/>
         </w:rPr>
-        <w:t xml:space="preserve"> analysis, and runtime verification confirms 14 leaks with kernel evidence, refutes the remaining false positive and reaches precision 1.00. The complete tool finds 16 of 17 leaks with no false positive using 425 executions, compared with 15 leaks and 1261 executions for exhaustive fault injection, and generates validated fix patches for 13 of 14 confirmed leaks.</w:t>
+        <w:t xml:space="preserve"> analysis, and runtime verification confirms 15 leaks with kernel evidence, refutes the remaining false positive and reaches precision 1.00. The complete tool finds 16 of 17 leaks with no false positive using 425 executions, compared with 15 leaks and 1261 executions for exhaustive fault injection, and generates validated fix patches for 14 of 15 confirmed leaks.</w:t>
       </w:r>
     </w:p>
     <w:p>
@@ -24027,13 +28442,13 @@
         <w:rPr>
           <w:rFonts w:cs="Times New Roman"/>
         </w:rPr>
-        <w:t>On 39 real Linux modules the static analyser reported 64 warnings; the reviewed ones were false positives caused by patterns it does not yet model, and the runtime stage confirmed none of them, so no false report reached the developer. Exercising the initialisation of real modules under fault injection also exposed a reproducible kernel crash in the null_blk load path and a kmemleak report during erofs initialisation, showing that the runtime half is useful beyond confirming static warnings; both still need</w:t>
+        <w:t>On 39 real Linux modules the static analyser reported 11 warnings after general precision refinements (115 before), and the runtime stage confirmed none of them, so no false report reached the developer. 2 of 2 leaks re-introduced into real module code, including a real historical bug, were detected, confirmed in the VM with kmemleak evidence and fixed end to end. Exercising the initialisation of real modules under fault injection also found three kernel defects that we root-caused and checked against mainl</w:t>
       </w:r>
       <w:r>
         <w:rPr>
           <w:rFonts w:cs="Times New Roman"/>
         </w:rPr>
-        <w:t xml:space="preserve"> root-cause analysis.</w:t>
+        <w:t>ine: a slab-cache leak in the SLUB allocator when sysfs registration fails and a kobject-name leak in f2fs introduced by a 2026 fix (both fixes validated in the VM), and a use-after-free of module memory when a module's initialisation fails after it added a disk. The static analyser also found leaks in ntfs3's log replay and in ufs's truncation that are still present in mainline; our fixes remove the warnings. The runtime half is therefore useful beyond confirming static warnings.</w:t>
       </w:r>
     </w:p>
     <w:p>
@@ -24051,7 +28466,7 @@
       <w:pPr>
         <w:pStyle w:val="Heading2"/>
       </w:pPr>
-      <w:bookmarkStart w:id="27" w:name="_Toc243006989"/>
+      <w:bookmarkStart w:id="27" w:name="_Toc243427997"/>
       <w:r>
         <w:t>5.2 Future Work</w:t>
       </w:r>
@@ -24086,13 +28501,14 @@
         <w:rPr>
           <w:rFonts w:cs="Times New Roman"/>
         </w:rPr>
+        <w:lastRenderedPageBreak/>
         <w:t>•  </w:t>
       </w:r>
       <w:r>
         <w:rPr>
           <w:rFonts w:cs="Times New Roman"/>
         </w:rPr>
-        <w:t>Model reference-counted lookups (functions returning a put-released object) and error codes stored in variables: the remaining false-positive causes on real kernel code (Section 4.4); the ERR_PTR pattern is already handled.</w:t>
+        <w:t>Track error codes stored in variables (value correlation, e.g. err &lt; 0 at a shared cleanup label) and release through list iteration: remaining false-positive causes on real kernel code (Section 4.4).</w:t>
       </w:r>
     </w:p>
     <w:p>
@@ -24105,14 +28521,13 @@
         <w:rPr>
           <w:rFonts w:cs="Times New Roman"/>
         </w:rPr>
-        <w:lastRenderedPageBreak/>
         <w:t>•  </w:t>
       </w:r>
       <w:r>
         <w:rPr>
           <w:rFonts w:cs="Times New Roman"/>
         </w:rPr>
-        <w:t>Run the runtime stage on all 39 real modules with hardware acceleration (only a representative subset ran, under software emulation), and analyse the root cause of the null_blk crash and check it against the latest upstream kernel before reporting it.</w:t>
+        <w:t>Drive non-initialisation entry points (file-system images to mount, ioctl and netlink programs, syzkaller-style system-call sequences) so that warnings outside module initialisation become testable.</w:t>
       </w:r>
     </w:p>
     <w:p>
@@ -24131,7 +28546,7 @@
         <w:rPr>
           <w:rFonts w:cs="Times New Roman"/>
         </w:rPr>
-        <w:t>Reproducing known MLEE-reported leaks on the corresponding historical kernel versions.</w:t>
+        <w:t>Run the runtime stage with hardware acceleration (KVM) instead of software emulation, which makes the real-module run 10-20x faster and allows repeated runs.</w:t>
       </w:r>
     </w:p>
     <w:p>
@@ -24150,7 +28565,7 @@
         <w:rPr>
           <w:rFonts w:cs="Times New Roman"/>
         </w:rPr>
-        <w:t>Value-range reasoning about loop counters to avoid rollback-loop false positives.</w:t>
+        <w:t>Report the SLUB slab-cache leak, the f2fs regression, the ntfs3 log-replay leak and the ufs leak upstream with their patches, and the null_blk / block-layer use-after-free to the block maintainers, after checking the mailing lists for pending fixes; confirm the ntfs3 leak at runtime with a crafted image.</w:t>
       </w:r>
     </w:p>
     <w:p>
@@ -24169,7 +28584,7 @@
         <w:rPr>
           <w:rFonts w:cs="Times New Roman"/>
         </w:rPr>
-        <w:t>Patches for shared error labels (goto ladders used by several paths), which are currently left for manual review.</w:t>
+        <w:t>Reproducing known MLEE-reported leaks on the corresponding historical kernel versions.</w:t>
       </w:r>
     </w:p>
     <w:p>
@@ -24188,6 +28603,44 @@
         <w:rPr>
           <w:rFonts w:cs="Times New Roman"/>
         </w:rPr>
+        <w:t>Value-range reasoning about loop counters to avoid rollback-loop false positives.</w:t>
+      </w:r>
+    </w:p>
+    <w:p>
+      <w:pPr>
+        <w:spacing w:after="60"/>
+        <w:ind w:left="510" w:hanging="340"/>
+        <w:jc w:val="both"/>
+      </w:pPr>
+      <w:r>
+        <w:rPr>
+          <w:rFonts w:cs="Times New Roman"/>
+        </w:rPr>
+        <w:t>•  </w:t>
+      </w:r>
+      <w:r>
+        <w:rPr>
+          <w:rFonts w:cs="Times New Roman"/>
+        </w:rPr>
+        <w:t>Patches for shared error labels (goto ladders used by several paths), which are currently left for manual review.</w:t>
+      </w:r>
+    </w:p>
+    <w:p>
+      <w:pPr>
+        <w:spacing w:after="60"/>
+        <w:ind w:left="510" w:hanging="340"/>
+        <w:jc w:val="both"/>
+      </w:pPr>
+      <w:r>
+        <w:rPr>
+          <w:rFonts w:cs="Times New Roman"/>
+        </w:rPr>
+        <w:t>•  </w:t>
+      </w:r>
+      <w:r>
+        <w:rPr>
+          <w:rFonts w:cs="Times New Roman"/>
+        </w:rPr>
         <w:t>Integration into kernel continuous-integration systems such as KernelCI.</w:t>
       </w:r>
     </w:p>
@@ -24215,7 +28668,7 @@
         <w:pageBreakBefore/>
         <w:jc w:val="center"/>
       </w:pPr>
-      <w:bookmarkStart w:id="28" w:name="_Toc243006990"/>
+      <w:bookmarkStart w:id="28" w:name="_Toc243427998"/>
       <w:r>
         <w:lastRenderedPageBreak/>
         <w:t>REFERENCES</w:t>
@@ -24482,7 +28935,7 @@
         <w:pageBreakBefore/>
         <w:jc w:val="center"/>
       </w:pPr>
-      <w:bookmarkStart w:id="29" w:name="_Toc243006991"/>
+      <w:bookmarkStart w:id="29" w:name="_Toc243427999"/>
       <w:r>
         <w:lastRenderedPageBreak/>
         <w:t>APPENDIX: SOURCE CODE</w:t>
@@ -24639,7 +29092,7 @@
                 <w:rFonts w:cs="Times New Roman"/>
                 <w:sz w:val="20"/>
               </w:rPr>
-              <w:t>1583</w:t>
+              <w:t>1740</w:t>
             </w:r>
           </w:p>
         </w:tc>
@@ -24863,7 +29316,7 @@
                 <w:rFonts w:cs="Times New Roman"/>
                 <w:sz w:val="20"/>
               </w:rPr>
-              <w:t>2418</w:t>
+              <w:t>2479</w:t>
             </w:r>
           </w:p>
         </w:tc>
@@ -24919,7 +29372,7 @@
                 <w:rFonts w:cs="Times New Roman"/>
                 <w:sz w:val="20"/>
               </w:rPr>
-              <w:t>360</w:t>
+              <w:t>425</w:t>
             </w:r>
           </w:p>
         </w:tc>
@@ -24966,7 +29419,7 @@
           <w:rFonts w:ascii="Consolas" w:eastAsia="Consolas" w:hAnsi="Consolas" w:cs="Consolas"/>
           <w:sz w:val="16"/>
         </w:rPr>
-        <w:t xml:space="preserve">    if (done())</w:t>
+        <w:t xml:space="preserve">    size_t NPending = Pending.size();</w:t>
       </w:r>
     </w:p>
     <w:p>
@@ -24980,7 +29433,7 @@
           <w:rFonts w:ascii="Consolas" w:eastAsia="Consolas" w:hAnsi="Consolas" w:cs="Consolas"/>
           <w:sz w:val="16"/>
         </w:rPr>
-        <w:t xml:space="preserve">      return;</w:t>
+        <w:t xml:space="preserve">    dfsBlock(BB, It);</w:t>
       </w:r>
     </w:p>
     <w:p>
@@ -24994,988 +29447,7 @@
           <w:rFonts w:ascii="Consolas" w:eastAsia="Consolas" w:hAnsi="Consolas" w:cs="Consolas"/>
           <w:sz w:val="16"/>
         </w:rPr>
-        <w:t xml:space="preserve">    if (++Steps &gt; A.O.MaxStepsPerSite) {</w:t>
-      </w:r>
-    </w:p>
-    <w:p>
-      <w:pPr>
-        <w:shd w:val="clear" w:color="auto" w:fill="F3F3F1"/>
-        <w:spacing w:after="0" w:line="240" w:lineRule="auto"/>
-        <w:ind w:left="283"/>
-      </w:pPr>
-      <w:r>
-        <w:rPr>
-          <w:rFonts w:ascii="Consolas" w:eastAsia="Consolas" w:hAnsi="Consolas" w:cs="Consolas"/>
-          <w:sz w:val="16"/>
-        </w:rPr>
-        <w:t xml:space="preserve">      Exhausted = true;</w:t>
-      </w:r>
-    </w:p>
-    <w:p>
-      <w:pPr>
-        <w:shd w:val="clear" w:color="auto" w:fill="F3F3F1"/>
-        <w:spacing w:after="0" w:line="240" w:lineRule="auto"/>
-        <w:ind w:left="283"/>
-      </w:pPr>
-      <w:r>
-        <w:rPr>
-          <w:rFonts w:ascii="Consolas" w:eastAsia="Consolas" w:hAnsi="Consolas" w:cs="Consolas"/>
-          <w:sz w:val="16"/>
-        </w:rPr>
-        <w:t xml:space="preserve">      return;</w:t>
-      </w:r>
-    </w:p>
-    <w:p>
-      <w:pPr>
-        <w:shd w:val="clear" w:color="auto" w:fill="F3F3F1"/>
-        <w:spacing w:after="0" w:line="240" w:lineRule="auto"/>
-        <w:ind w:left="283"/>
-      </w:pPr>
-      <w:r>
-        <w:rPr>
-          <w:rFonts w:ascii="Consolas" w:eastAsia="Consolas" w:hAnsi="Consolas" w:cs="Consolas"/>
-          <w:sz w:val="16"/>
-        </w:rPr>
-        <w:t xml:space="preserve">    }</w:t>
-      </w:r>
-    </w:p>
-    <w:p>
-      <w:pPr>
-        <w:shd w:val="clear" w:color="auto" w:fill="F3F3F1"/>
-        <w:spacing w:after="0" w:line="240" w:lineRule="auto"/>
-        <w:ind w:left="283"/>
-      </w:pPr>
-      <w:r>
-        <w:rPr>
-          <w:rFonts w:ascii="Consolas" w:eastAsia="Consolas" w:hAnsi="Consolas" w:cs="Consolas"/>
-          <w:sz w:val="16"/>
-        </w:rPr>
-        <w:t xml:space="preserve">    bool SavedRealloc = Reallocated;</w:t>
-      </w:r>
-    </w:p>
-    <w:p>
-      <w:pPr>
-        <w:shd w:val="clear" w:color="auto" w:fill="F3F3F1"/>
-        <w:spacing w:after="0" w:line="240" w:lineRule="auto"/>
-        <w:ind w:left="283"/>
-      </w:pPr>
-      <w:r>
-        <w:rPr>
-          <w:rFonts w:ascii="Consolas" w:eastAsia="Consolas" w:hAnsi="Consolas" w:cs="Consolas"/>
-          <w:sz w:val="16"/>
-        </w:rPr>
-        <w:t xml:space="preserve">    for (; It != BB-&gt;end(); ++It) {</w:t>
-      </w:r>
-    </w:p>
-    <w:p>
-      <w:pPr>
-        <w:shd w:val="clear" w:color="auto" w:fill="F3F3F1"/>
-        <w:spacing w:after="0" w:line="240" w:lineRule="auto"/>
-        <w:ind w:left="283"/>
-      </w:pPr>
-      <w:r>
-        <w:rPr>
-          <w:rFonts w:ascii="Consolas" w:eastAsia="Consolas" w:hAnsi="Consolas" w:cs="Consolas"/>
-          <w:sz w:val="16"/>
-        </w:rPr>
-        <w:t xml:space="preserve">      Instruction &amp;I = *It;</w:t>
-      </w:r>
-    </w:p>
-    <w:p>
-      <w:pPr>
-        <w:shd w:val="clear" w:color="auto" w:fill="F3F3F1"/>
-        <w:spacing w:after="0" w:line="240" w:lineRule="auto"/>
-        <w:ind w:left="283"/>
-      </w:pPr>
-      <w:r>
-        <w:rPr>
-          <w:rFonts w:ascii="Consolas" w:eastAsia="Consolas" w:hAnsi="Consolas" w:cs="Consolas"/>
-          <w:sz w:val="16"/>
-        </w:rPr>
-        <w:t xml:space="preserve">      if (&amp;I == &amp;Site)</w:t>
-      </w:r>
-    </w:p>
-    <w:p>
-      <w:pPr>
-        <w:shd w:val="clear" w:color="auto" w:fill="F3F3F1"/>
-        <w:spacing w:after="0" w:line="240" w:lineRule="auto"/>
-        <w:ind w:left="283"/>
-      </w:pPr>
-      <w:r>
-        <w:rPr>
-          <w:rFonts w:ascii="Consolas" w:eastAsia="Consolas" w:hAnsi="Consolas" w:cs="Consolas"/>
-          <w:sz w:val="16"/>
-        </w:rPr>
-        <w:t xml:space="preserve">        Reallocated = true; // a new instance; the old one lives on in memory</w:t>
-      </w:r>
-    </w:p>
-    <w:p>
-      <w:pPr>
-        <w:shd w:val="clear" w:color="auto" w:fill="F3F3F1"/>
-        <w:spacing w:after="0" w:line="240" w:lineRule="auto"/>
-        <w:ind w:left="283"/>
-      </w:pPr>
-      <w:r>
-        <w:rPr>
-          <w:rFonts w:ascii="Consolas" w:eastAsia="Consolas" w:hAnsi="Consolas" w:cs="Consolas"/>
-          <w:sz w:val="16"/>
-        </w:rPr>
-        <w:t xml:space="preserve">      if (const Event *E = FT.eventAt(&amp;I))</w:t>
-      </w:r>
-    </w:p>
-    <w:p>
-      <w:pPr>
-        <w:shd w:val="clear" w:color="auto" w:fill="F3F3F1"/>
-        <w:spacing w:after="0" w:line="240" w:lineRule="auto"/>
-        <w:ind w:left="283"/>
-      </w:pPr>
-      <w:r>
-        <w:rPr>
-          <w:rFonts w:ascii="Consolas" w:eastAsia="Consolas" w:hAnsi="Consolas" w:cs="Consolas"/>
-          <w:sz w:val="16"/>
-        </w:rPr>
-        <w:t xml:space="preserve">        if (!Reallocated || E-&gt;ViaContainer) {</w:t>
-      </w:r>
-    </w:p>
-    <w:p>
-      <w:pPr>
-        <w:shd w:val="clear" w:color="auto" w:fill="F3F3F1"/>
-        <w:spacing w:after="0" w:line="240" w:lineRule="auto"/>
-        <w:ind w:left="283"/>
-      </w:pPr>
-      <w:r>
-        <w:rPr>
-          <w:rFonts w:ascii="Consolas" w:eastAsia="Consolas" w:hAnsi="Consolas" w:cs="Consolas"/>
-          <w:sz w:val="16"/>
-        </w:rPr>
-        <w:t xml:space="preserve">          Reallocated = SavedRealloc;</w:t>
-      </w:r>
-    </w:p>
-    <w:p>
-      <w:pPr>
-        <w:shd w:val="clear" w:color="auto" w:fill="F3F3F1"/>
-        <w:spacing w:after="0" w:line="240" w:lineRule="auto"/>
-        <w:ind w:left="283"/>
-      </w:pPr>
-      <w:r>
-        <w:rPr>
-          <w:rFonts w:ascii="Consolas" w:eastAsia="Consolas" w:hAnsi="Consolas" w:cs="Consolas"/>
-          <w:sz w:val="16"/>
-        </w:rPr>
-        <w:t xml:space="preserve">          return; // released or handed over: no leak on this path</w:t>
-      </w:r>
-    </w:p>
-    <w:p>
-      <w:pPr>
-        <w:shd w:val="clear" w:color="auto" w:fill="F3F3F1"/>
-        <w:spacing w:after="0" w:line="240" w:lineRule="auto"/>
-        <w:ind w:left="283"/>
-      </w:pPr>
-      <w:r>
-        <w:rPr>
-          <w:rFonts w:ascii="Consolas" w:eastAsia="Consolas" w:hAnsi="Consolas" w:cs="Consolas"/>
-          <w:sz w:val="16"/>
-        </w:rPr>
-        <w:t xml:space="preserve">        }</w:t>
-      </w:r>
-    </w:p>
-    <w:p>
-      <w:pPr>
-        <w:shd w:val="clear" w:color="auto" w:fill="F3F3F1"/>
-        <w:spacing w:after="0" w:line="240" w:lineRule="auto"/>
-        <w:ind w:left="283"/>
-      </w:pPr>
-      <w:r>
-        <w:rPr>
-          <w:rFonts w:ascii="Consolas" w:eastAsia="Consolas" w:hAnsi="Consolas" w:cs="Consolas"/>
-          <w:sz w:val="16"/>
-        </w:rPr>
-        <w:t xml:space="preserve">      if (const auto *CB = dyn_cast&lt;CallBase&gt;(&amp;I))</w:t>
-      </w:r>
-    </w:p>
-    <w:p>
-      <w:pPr>
-        <w:shd w:val="clear" w:color="auto" w:fill="F3F3F1"/>
-        <w:spacing w:after="0" w:line="240" w:lineRule="auto"/>
-        <w:ind w:left="283"/>
-      </w:pPr>
-      <w:r>
-        <w:rPr>
-          <w:rFonts w:ascii="Consolas" w:eastAsia="Consolas" w:hAnsi="Consolas" w:cs="Consolas"/>
-          <w:sz w:val="16"/>
-        </w:rPr>
-        <w:t xml:space="preserve">        if (CB-&gt;doesNotReturn()) {</w:t>
-      </w:r>
-    </w:p>
-    <w:p>
-      <w:pPr>
-        <w:shd w:val="clear" w:color="auto" w:fill="F3F3F1"/>
-        <w:spacing w:after="0" w:line="240" w:lineRule="auto"/>
-        <w:ind w:left="283"/>
-      </w:pPr>
-      <w:r>
-        <w:rPr>
-          <w:rFonts w:ascii="Consolas" w:eastAsia="Consolas" w:hAnsi="Consolas" w:cs="Consolas"/>
-          <w:sz w:val="16"/>
-        </w:rPr>
-        <w:t xml:space="preserve">          Reallocated = SavedRealloc;</w:t>
-      </w:r>
-    </w:p>
-    <w:p>
-      <w:pPr>
-        <w:shd w:val="clear" w:color="auto" w:fill="F3F3F1"/>
-        <w:spacing w:after="0" w:line="240" w:lineRule="auto"/>
-        <w:ind w:left="283"/>
-      </w:pPr>
-      <w:r>
-        <w:rPr>
-          <w:rFonts w:ascii="Consolas" w:eastAsia="Consolas" w:hAnsi="Consolas" w:cs="Consolas"/>
-          <w:sz w:val="16"/>
-        </w:rPr>
-        <w:t xml:space="preserve">          return;</w:t>
-      </w:r>
-    </w:p>
-    <w:p>
-      <w:pPr>
-        <w:shd w:val="clear" w:color="auto" w:fill="F3F3F1"/>
-        <w:spacing w:after="0" w:line="240" w:lineRule="auto"/>
-        <w:ind w:left="283"/>
-      </w:pPr>
-      <w:r>
-        <w:rPr>
-          <w:rFonts w:ascii="Consolas" w:eastAsia="Consolas" w:hAnsi="Consolas" w:cs="Consolas"/>
-          <w:sz w:val="16"/>
-        </w:rPr>
-        <w:t xml:space="preserve">        }</w:t>
-      </w:r>
-    </w:p>
-    <w:p>
-      <w:pPr>
-        <w:shd w:val="clear" w:color="auto" w:fill="F3F3F1"/>
-        <w:spacing w:after="0" w:line="240" w:lineRule="auto"/>
-        <w:ind w:left="283"/>
-      </w:pPr>
-      <w:r>
-        <w:rPr>
-          <w:rFonts w:ascii="Consolas" w:eastAsia="Consolas" w:hAnsi="Consolas" w:cs="Consolas"/>
-          <w:sz w:val="16"/>
-        </w:rPr>
-        <w:t xml:space="preserve">      if (const auto *RI = dyn_cast&lt;ReturnInst&gt;(&amp;I)) {</w:t>
-      </w:r>
-    </w:p>
-    <w:p>
-      <w:pPr>
-        <w:shd w:val="clear" w:color="auto" w:fill="F3F3F1"/>
-        <w:spacing w:after="0" w:line="240" w:lineRule="auto"/>
-        <w:ind w:left="283"/>
-      </w:pPr>
-      <w:r>
-        <w:rPr>
-          <w:rFonts w:ascii="Consolas" w:eastAsia="Consolas" w:hAnsi="Consolas" w:cs="Consolas"/>
-          <w:sz w:val="16"/>
-        </w:rPr>
-        <w:t xml:space="preserve">        recordLeak(*RI);</w:t>
-      </w:r>
-    </w:p>
-    <w:p>
-      <w:pPr>
-        <w:shd w:val="clear" w:color="auto" w:fill="F3F3F1"/>
-        <w:spacing w:after="0" w:line="240" w:lineRule="auto"/>
-        <w:ind w:left="283"/>
-      </w:pPr>
-      <w:r>
-        <w:rPr>
-          <w:rFonts w:ascii="Consolas" w:eastAsia="Consolas" w:hAnsi="Consolas" w:cs="Consolas"/>
-          <w:sz w:val="16"/>
-        </w:rPr>
-        <w:t xml:space="preserve">        Reallocated = SavedRealloc;</w:t>
-      </w:r>
-    </w:p>
-    <w:p>
-      <w:pPr>
-        <w:shd w:val="clear" w:color="auto" w:fill="F3F3F1"/>
-        <w:spacing w:after="0" w:line="240" w:lineRule="auto"/>
-        <w:ind w:left="283"/>
-      </w:pPr>
-      <w:r>
-        <w:rPr>
-          <w:rFonts w:ascii="Consolas" w:eastAsia="Consolas" w:hAnsi="Consolas" w:cs="Consolas"/>
-          <w:sz w:val="16"/>
-        </w:rPr>
-        <w:t xml:space="preserve">        return;</w:t>
-      </w:r>
-    </w:p>
-    <w:p>
-      <w:pPr>
-        <w:shd w:val="clear" w:color="auto" w:fill="F3F3F1"/>
-        <w:spacing w:after="0" w:line="240" w:lineRule="auto"/>
-        <w:ind w:left="283"/>
-      </w:pPr>
-      <w:r>
-        <w:rPr>
-          <w:rFonts w:ascii="Consolas" w:eastAsia="Consolas" w:hAnsi="Consolas" w:cs="Consolas"/>
-          <w:sz w:val="16"/>
-        </w:rPr>
-        <w:t xml:space="preserve">      }</w:t>
-      </w:r>
-    </w:p>
-    <w:p>
-      <w:pPr>
-        <w:shd w:val="clear" w:color="auto" w:fill="F3F3F1"/>
-        <w:spacing w:after="0" w:line="240" w:lineRule="auto"/>
-        <w:ind w:left="283"/>
-      </w:pPr>
-      <w:r>
-        <w:rPr>
-          <w:rFonts w:ascii="Consolas" w:eastAsia="Consolas" w:hAnsi="Consolas" w:cs="Consolas"/>
-          <w:sz w:val="16"/>
-        </w:rPr>
-        <w:t xml:space="preserve">      if (isa&lt;UnreachableInst&gt;(&amp;I)) {</w:t>
-      </w:r>
-    </w:p>
-    <w:p>
-      <w:pPr>
-        <w:shd w:val="clear" w:color="auto" w:fill="F3F3F1"/>
-        <w:spacing w:after="0" w:line="240" w:lineRule="auto"/>
-        <w:ind w:left="283"/>
-      </w:pPr>
-      <w:r>
-        <w:rPr>
-          <w:rFonts w:ascii="Consolas" w:eastAsia="Consolas" w:hAnsi="Consolas" w:cs="Consolas"/>
-          <w:sz w:val="16"/>
-        </w:rPr>
-        <w:t xml:space="preserve">        Reallocated = SavedRealloc;</w:t>
-      </w:r>
-    </w:p>
-    <w:p>
-      <w:pPr>
-        <w:shd w:val="clear" w:color="auto" w:fill="F3F3F1"/>
-        <w:spacing w:after="0" w:line="240" w:lineRule="auto"/>
-        <w:ind w:left="283"/>
-      </w:pPr>
-      <w:r>
-        <w:rPr>
-          <w:rFonts w:ascii="Consolas" w:eastAsia="Consolas" w:hAnsi="Consolas" w:cs="Consolas"/>
-          <w:sz w:val="16"/>
-        </w:rPr>
-        <w:t xml:space="preserve">        return;</w:t>
-      </w:r>
-    </w:p>
-    <w:p>
-      <w:pPr>
-        <w:shd w:val="clear" w:color="auto" w:fill="F3F3F1"/>
-        <w:spacing w:after="0" w:line="240" w:lineRule="auto"/>
-        <w:ind w:left="283"/>
-      </w:pPr>
-      <w:r>
-        <w:rPr>
-          <w:rFonts w:ascii="Consolas" w:eastAsia="Consolas" w:hAnsi="Consolas" w:cs="Consolas"/>
-          <w:sz w:val="16"/>
-        </w:rPr>
-        <w:t xml:space="preserve">      }</w:t>
-      </w:r>
-    </w:p>
-    <w:p>
-      <w:pPr>
-        <w:shd w:val="clear" w:color="auto" w:fill="F3F3F1"/>
-        <w:spacing w:after="0" w:line="240" w:lineRule="auto"/>
-        <w:ind w:left="283"/>
-      </w:pPr>
-      <w:r>
-        <w:rPr>
-          <w:rFonts w:ascii="Consolas" w:eastAsia="Consolas" w:hAnsi="Consolas" w:cs="Consolas"/>
-          <w:sz w:val="16"/>
-        </w:rPr>
-        <w:t xml:space="preserve">    }</w:t>
-      </w:r>
-    </w:p>
-    <w:p>
-      <w:pPr>
-        <w:shd w:val="clear" w:color="auto" w:fill="F3F3F1"/>
-        <w:spacing w:after="0" w:line="240" w:lineRule="auto"/>
-        <w:ind w:left="283"/>
-      </w:pPr>
-      <w:r>
-        <w:rPr>
-          <w:rFonts w:ascii="Consolas" w:eastAsia="Consolas" w:hAnsi="Consolas" w:cs="Consolas"/>
-          <w:sz w:val="16"/>
-        </w:rPr>
-        <w:t xml:space="preserve"> </w:t>
-      </w:r>
-    </w:p>
-    <w:p>
-      <w:pPr>
-        <w:shd w:val="clear" w:color="auto" w:fill="F3F3F1"/>
-        <w:spacing w:after="0" w:line="240" w:lineRule="auto"/>
-        <w:ind w:left="283"/>
-      </w:pPr>
-      <w:r>
-        <w:rPr>
-          <w:rFonts w:ascii="Consolas" w:eastAsia="Consolas" w:hAnsi="Consolas" w:cs="Consolas"/>
-          <w:sz w:val="16"/>
-        </w:rPr>
-        <w:t xml:space="preserve">    Instruction *T = BB-&gt;getTerminator();</w:t>
-      </w:r>
-    </w:p>
-    <w:p>
-      <w:pPr>
-        <w:shd w:val="clear" w:color="auto" w:fill="F3F3F1"/>
-        <w:spacing w:after="0" w:line="240" w:lineRule="auto"/>
-        <w:ind w:left="283"/>
-      </w:pPr>
-      <w:r>
-        <w:rPr>
-          <w:rFonts w:ascii="Consolas" w:eastAsia="Consolas" w:hAnsi="Consolas" w:cs="Consolas"/>
-          <w:sz w:val="16"/>
-        </w:rPr>
-        <w:t xml:space="preserve">    if (auto *BR = dyn_cast&lt;BranchInst&gt;(T); BR &amp;&amp; BR-&gt;isConditional()) {</w:t>
-      </w:r>
-    </w:p>
-    <w:p>
-      <w:pPr>
-        <w:shd w:val="clear" w:color="auto" w:fill="F3F3F1"/>
-        <w:spacing w:after="0" w:line="240" w:lineRule="auto"/>
-        <w:ind w:left="283"/>
-      </w:pPr>
-      <w:r>
-        <w:rPr>
-          <w:rFonts w:ascii="Consolas" w:eastAsia="Consolas" w:hAnsi="Consolas" w:cs="Consolas"/>
-          <w:sz w:val="16"/>
-        </w:rPr>
-        <w:t xml:space="preserve">      bool Neg;</w:t>
-      </w:r>
-    </w:p>
-    <w:p>
-      <w:pPr>
-        <w:shd w:val="clear" w:color="auto" w:fill="F3F3F1"/>
-        <w:spacing w:after="0" w:line="240" w:lineRule="auto"/>
-        <w:ind w:left="283"/>
-      </w:pPr>
-      <w:r>
-        <w:rPr>
-          <w:rFonts w:ascii="Consolas" w:eastAsia="Consolas" w:hAnsi="Consolas" w:cs="Consolas"/>
-          <w:sz w:val="16"/>
-        </w:rPr>
-        <w:t xml:space="preserve">      CondKey K = normalizeCond(BR-&gt;getCondition(), Neg);</w:t>
-      </w:r>
-    </w:p>
-    <w:p>
-      <w:pPr>
-        <w:shd w:val="clear" w:color="auto" w:fill="F3F3F1"/>
-        <w:spacing w:after="0" w:line="240" w:lineRule="auto"/>
-        <w:ind w:left="283"/>
-      </w:pPr>
-      <w:r>
-        <w:rPr>
-          <w:rFonts w:ascii="Consolas" w:eastAsia="Consolas" w:hAnsi="Consolas" w:cs="Consolas"/>
-          <w:sz w:val="16"/>
-        </w:rPr>
-        <w:t xml:space="preserve">      for (unsigned S = 0; S &lt; 2 &amp;&amp; !done(); ++S) {</w:t>
-      </w:r>
-    </w:p>
-    <w:p>
-      <w:pPr>
-        <w:shd w:val="clear" w:color="auto" w:fill="F3F3F1"/>
-        <w:spacing w:after="0" w:line="240" w:lineRule="auto"/>
-        <w:ind w:left="283"/>
-      </w:pPr>
-      <w:r>
-        <w:rPr>
-          <w:rFonts w:ascii="Consolas" w:eastAsia="Consolas" w:hAnsi="Consolas" w:cs="Consolas"/>
-          <w:sz w:val="16"/>
-        </w:rPr>
-        <w:t xml:space="preserve">        bool KeyValue = (S == 0) != Neg;</w:t>
-      </w:r>
-    </w:p>
-    <w:p>
-      <w:pPr>
-        <w:shd w:val="clear" w:color="auto" w:fill="F3F3F1"/>
-        <w:spacing w:after="0" w:line="240" w:lineRule="auto"/>
-        <w:ind w:left="283"/>
-      </w:pPr>
-      <w:r>
-        <w:rPr>
-          <w:rFonts w:ascii="Consolas" w:eastAsia="Consolas" w:hAnsi="Consolas" w:cs="Consolas"/>
-          <w:sz w:val="16"/>
-        </w:rPr>
-        <w:t xml:space="preserve">        if (A.O.BranchCorrelation) {</w:t>
-      </w:r>
-    </w:p>
-    <w:p>
-      <w:pPr>
-        <w:shd w:val="clear" w:color="auto" w:fill="F3F3F1"/>
-        <w:spacing w:after="0" w:line="240" w:lineRule="auto"/>
-        <w:ind w:left="283"/>
-      </w:pPr>
-      <w:r>
-        <w:rPr>
-          <w:rFonts w:ascii="Consolas" w:eastAsia="Consolas" w:hAnsi="Consolas" w:cs="Consolas"/>
-          <w:sz w:val="16"/>
-        </w:rPr>
-        <w:t xml:space="preserve">          bool Contradicts = false;</w:t>
-      </w:r>
-    </w:p>
-    <w:p>
-      <w:pPr>
-        <w:shd w:val="clear" w:color="auto" w:fill="F3F3F1"/>
-        <w:spacing w:after="0" w:line="240" w:lineRule="auto"/>
-        <w:ind w:left="283"/>
-      </w:pPr>
-      <w:r>
-        <w:rPr>
-          <w:rFonts w:ascii="Consolas" w:eastAsia="Consolas" w:hAnsi="Consolas" w:cs="Consolas"/>
-          <w:sz w:val="16"/>
-        </w:rPr>
-        <w:t xml:space="preserve">          for (size_t Idx = 0; Idx &lt; Decisions.size(); ++Idx)</w:t>
-      </w:r>
-    </w:p>
-    <w:p>
-      <w:pPr>
-        <w:shd w:val="clear" w:color="auto" w:fill="F3F3F1"/>
-        <w:spacing w:after="0" w:line="240" w:lineRule="auto"/>
-        <w:ind w:left="283"/>
-      </w:pPr>
-      <w:r>
-        <w:rPr>
-          <w:rFonts w:ascii="Consolas" w:eastAsia="Consolas" w:hAnsi="Consolas" w:cs="Consolas"/>
-          <w:sz w:val="16"/>
-        </w:rPr>
-        <w:t xml:space="preserve">            if (Decisions[Idx].Key == K &amp;&amp; Decisions[Idx].Value != KeyValue &amp;&amp;</w:t>
-      </w:r>
-    </w:p>
-    <w:p>
-      <w:pPr>
-        <w:shd w:val="clear" w:color="auto" w:fill="F3F3F1"/>
-        <w:spacing w:after="0" w:line="240" w:lineRule="auto"/>
-        <w:ind w:left="283"/>
-      </w:pPr>
-      <w:r>
-        <w:rPr>
-          <w:rFonts w:ascii="Consolas" w:eastAsia="Consolas" w:hAnsi="Consolas" w:cs="Consolas"/>
-          <w:sz w:val="16"/>
-        </w:rPr>
-        <w:t xml:space="preserve">                !isStale(Idx))</w:t>
-      </w:r>
-    </w:p>
-    <w:p>
-      <w:pPr>
-        <w:shd w:val="clear" w:color="auto" w:fill="F3F3F1"/>
-        <w:spacing w:after="0" w:line="240" w:lineRule="auto"/>
-        <w:ind w:left="283"/>
-      </w:pPr>
-      <w:r>
-        <w:rPr>
-          <w:rFonts w:ascii="Consolas" w:eastAsia="Consolas" w:hAnsi="Consolas" w:cs="Consolas"/>
-          <w:sz w:val="16"/>
-        </w:rPr>
-        <w:t xml:space="preserve">              Contradicts = true;</w:t>
-      </w:r>
-    </w:p>
-    <w:p>
-      <w:pPr>
-        <w:shd w:val="clear" w:color="auto" w:fill="F3F3F1"/>
-        <w:spacing w:after="0" w:line="240" w:lineRule="auto"/>
-        <w:ind w:left="283"/>
-      </w:pPr>
-      <w:r>
-        <w:rPr>
-          <w:rFonts w:ascii="Consolas" w:eastAsia="Consolas" w:hAnsi="Consolas" w:cs="Consolas"/>
-          <w:sz w:val="16"/>
-        </w:rPr>
-        <w:t xml:space="preserve">          if (Contradicts)</w:t>
-      </w:r>
-    </w:p>
-    <w:p>
-      <w:pPr>
-        <w:shd w:val="clear" w:color="auto" w:fill="F3F3F1"/>
-        <w:spacing w:after="0" w:line="240" w:lineRule="auto"/>
-        <w:ind w:left="283"/>
-      </w:pPr>
-      <w:r>
-        <w:rPr>
-          <w:rFonts w:ascii="Consolas" w:eastAsia="Consolas" w:hAnsi="Consolas" w:cs="Consolas"/>
-          <w:sz w:val="16"/>
-        </w:rPr>
-        <w:t xml:space="preserve">            continue;</w:t>
-      </w:r>
-    </w:p>
-    <w:p>
-      <w:pPr>
-        <w:shd w:val="clear" w:color="auto" w:fill="F3F3F1"/>
-        <w:spacing w:after="0" w:line="240" w:lineRule="auto"/>
-        <w:ind w:left="283"/>
-      </w:pPr>
-      <w:r>
-        <w:rPr>
-          <w:rFonts w:ascii="Consolas" w:eastAsia="Consolas" w:hAnsi="Consolas" w:cs="Consolas"/>
-          <w:sz w:val="16"/>
-        </w:rPr>
-        <w:t xml:space="preserve">        }</w:t>
-      </w:r>
-    </w:p>
-    <w:p>
-      <w:pPr>
-        <w:shd w:val="clear" w:color="auto" w:fill="F3F3F1"/>
-        <w:spacing w:after="0" w:line="240" w:lineRule="auto"/>
-        <w:ind w:left="283"/>
-      </w:pPr>
-      <w:r>
-        <w:rPr>
-          <w:rFonts w:ascii="Consolas" w:eastAsia="Consolas" w:hAnsi="Consolas" w:cs="Consolas"/>
-          <w:sz w:val="16"/>
-        </w:rPr>
-        <w:lastRenderedPageBreak/>
-        <w:t xml:space="preserve">        if (std::optional&lt;bool&gt; IsNull = nullTest(K, KeyValue))</w:t>
-      </w:r>
-    </w:p>
-    <w:p>
-      <w:pPr>
-        <w:shd w:val="clear" w:color="auto" w:fill="F3F3F1"/>
-        <w:spacing w:after="0" w:line="240" w:lineRule="auto"/>
-        <w:ind w:left="283"/>
-      </w:pPr>
-      <w:r>
-        <w:rPr>
-          <w:rFonts w:ascii="Consolas" w:eastAsia="Consolas" w:hAnsi="Consolas" w:cs="Consolas"/>
-          <w:sz w:val="16"/>
-        </w:rPr>
-        <w:t xml:space="preserve">          if (*IsNull &amp;&amp; !Reallocated)</w:t>
-      </w:r>
-    </w:p>
-    <w:p>
-      <w:pPr>
-        <w:shd w:val="clear" w:color="auto" w:fill="F3F3F1"/>
-        <w:spacing w:after="0" w:line="240" w:lineRule="auto"/>
-        <w:ind w:left="283"/>
-      </w:pPr>
-      <w:r>
-        <w:rPr>
-          <w:rFonts w:ascii="Consolas" w:eastAsia="Consolas" w:hAnsi="Consolas" w:cs="Consolas"/>
-          <w:sz w:val="16"/>
-        </w:rPr>
-        <w:t xml:space="preserve">            continue; // the allocation itself failed: nothing to leak</w:t>
-      </w:r>
-    </w:p>
-    <w:p>
-      <w:pPr>
-        <w:shd w:val="clear" w:color="auto" w:fill="F3F3F1"/>
-        <w:spacing w:after="0" w:line="240" w:lineRule="auto"/>
-        <w:ind w:left="283"/>
-      </w:pPr>
-      <w:r>
-        <w:rPr>
-          <w:rFonts w:ascii="Consolas" w:eastAsia="Consolas" w:hAnsi="Consolas" w:cs="Consolas"/>
-          <w:sz w:val="16"/>
-        </w:rPr>
-        <w:t xml:space="preserve">        if (errPtrTest(K, KeyValue) &amp;&amp; !Reallocated)</w:t>
-      </w:r>
-    </w:p>
-    <w:p>
-      <w:pPr>
-        <w:shd w:val="clear" w:color="auto" w:fill="F3F3F1"/>
-        <w:spacing w:after="0" w:line="240" w:lineRule="auto"/>
-        <w:ind w:left="283"/>
-      </w:pPr>
-      <w:r>
-        <w:rPr>
-          <w:rFonts w:ascii="Consolas" w:eastAsia="Consolas" w:hAnsi="Consolas" w:cs="Consolas"/>
-          <w:sz w:val="16"/>
-        </w:rPr>
-        <w:t xml:space="preserve">          continue; // tracked pointer is an ERR_PTR here: nothing to free</w:t>
-      </w:r>
-    </w:p>
-    <w:p>
-      <w:pPr>
-        <w:shd w:val="clear" w:color="auto" w:fill="F3F3F1"/>
-        <w:spacing w:after="0" w:line="240" w:lineRule="auto"/>
-        <w:ind w:left="283"/>
-      </w:pPr>
-      <w:r>
-        <w:rPr>
-          <w:rFonts w:ascii="Consolas" w:eastAsia="Consolas" w:hAnsi="Consolas" w:cs="Consolas"/>
-          <w:sz w:val="16"/>
-        </w:rPr>
-        <w:t xml:space="preserve">        const CallBase *Trig = errorTrigger(K, KeyValue);</w:t>
-      </w:r>
-    </w:p>
-    <w:p>
-      <w:pPr>
-        <w:shd w:val="clear" w:color="auto" w:fill="F3F3F1"/>
-        <w:spacing w:after="0" w:line="240" w:lineRule="auto"/>
-        <w:ind w:left="283"/>
-      </w:pPr>
-      <w:r>
-        <w:rPr>
-          <w:rFonts w:ascii="Consolas" w:eastAsia="Consolas" w:hAnsi="Consolas" w:cs="Consolas"/>
-          <w:sz w:val="16"/>
-        </w:rPr>
-        <w:t xml:space="preserve">        Decisions.push_back({K, KeyValue});</w:t>
-      </w:r>
-    </w:p>
-    <w:p>
-      <w:pPr>
-        <w:shd w:val="clear" w:color="auto" w:fill="F3F3F1"/>
-        <w:spacing w:after="0" w:line="240" w:lineRule="auto"/>
-        <w:ind w:left="283"/>
-      </w:pPr>
-      <w:r>
-        <w:rPr>
-          <w:rFonts w:ascii="Consolas" w:eastAsia="Consolas" w:hAnsi="Consolas" w:cs="Consolas"/>
-          <w:sz w:val="16"/>
-        </w:rPr>
-        <w:t xml:space="preserve">        if (Trig) {</w:t>
-      </w:r>
-    </w:p>
-    <w:p>
-      <w:pPr>
-        <w:shd w:val="clear" w:color="auto" w:fill="F3F3F1"/>
-        <w:spacing w:after="0" w:line="240" w:lineRule="auto"/>
-        <w:ind w:left="283"/>
-      </w:pPr>
-      <w:r>
-        <w:rPr>
-          <w:rFonts w:ascii="Consolas" w:eastAsia="Consolas" w:hAnsi="Consolas" w:cs="Consolas"/>
-          <w:sz w:val="16"/>
-        </w:rPr>
-        <w:t xml:space="preserve">          Trigs.push_back(Trig);</w:t>
-      </w:r>
-    </w:p>
-    <w:p>
-      <w:pPr>
-        <w:shd w:val="clear" w:color="auto" w:fill="F3F3F1"/>
-        <w:spacing w:after="0" w:line="240" w:lineRule="auto"/>
-        <w:ind w:left="283"/>
-      </w:pPr>
-      <w:r>
-        <w:rPr>
-          <w:rFonts w:ascii="Consolas" w:eastAsia="Consolas" w:hAnsi="Consolas" w:cs="Consolas"/>
-          <w:sz w:val="16"/>
-        </w:rPr>
-        <w:t xml:space="preserve">          TrigSucc.push_back(BR-&gt;getSuccessor(S));</w:t>
-      </w:r>
-    </w:p>
-    <w:p>
-      <w:pPr>
-        <w:shd w:val="clear" w:color="auto" w:fill="F3F3F1"/>
-        <w:spacing w:after="0" w:line="240" w:lineRule="auto"/>
-        <w:ind w:left="283"/>
-      </w:pPr>
-      <w:r>
-        <w:rPr>
-          <w:rFonts w:ascii="Consolas" w:eastAsia="Consolas" w:hAnsi="Consolas" w:cs="Consolas"/>
-          <w:sz w:val="16"/>
-        </w:rPr>
-        <w:t xml:space="preserve">        }</w:t>
-      </w:r>
-    </w:p>
-    <w:p>
-      <w:pPr>
-        <w:shd w:val="clear" w:color="auto" w:fill="F3F3F1"/>
-        <w:spacing w:after="0" w:line="240" w:lineRule="auto"/>
-        <w:ind w:left="283"/>
-      </w:pPr>
-      <w:r>
-        <w:rPr>
-          <w:rFonts w:ascii="Consolas" w:eastAsia="Consolas" w:hAnsi="Consolas" w:cs="Consolas"/>
-          <w:sz w:val="16"/>
-        </w:rPr>
-        <w:t xml:space="preserve">        follow(BR-&gt;getSuccessor(S));</w:t>
-      </w:r>
-    </w:p>
-    <w:p>
-      <w:pPr>
-        <w:shd w:val="clear" w:color="auto" w:fill="F3F3F1"/>
-        <w:spacing w:after="0" w:line="240" w:lineRule="auto"/>
-        <w:ind w:left="283"/>
-      </w:pPr>
-      <w:r>
-        <w:rPr>
-          <w:rFonts w:ascii="Consolas" w:eastAsia="Consolas" w:hAnsi="Consolas" w:cs="Consolas"/>
-          <w:sz w:val="16"/>
-        </w:rPr>
-        <w:t xml:space="preserve">        if (Trig) {</w:t>
-      </w:r>
-    </w:p>
-    <w:p>
-      <w:pPr>
-        <w:shd w:val="clear" w:color="auto" w:fill="F3F3F1"/>
-        <w:spacing w:after="0" w:line="240" w:lineRule="auto"/>
-        <w:ind w:left="283"/>
-      </w:pPr>
-      <w:r>
-        <w:rPr>
-          <w:rFonts w:ascii="Consolas" w:eastAsia="Consolas" w:hAnsi="Consolas" w:cs="Consolas"/>
-          <w:sz w:val="16"/>
-        </w:rPr>
-        <w:t xml:space="preserve">          Trigs.pop_back();</w:t>
-      </w:r>
-    </w:p>
-    <w:p>
-      <w:pPr>
-        <w:shd w:val="clear" w:color="auto" w:fill="F3F3F1"/>
-        <w:spacing w:after="0" w:line="240" w:lineRule="auto"/>
-        <w:ind w:left="283"/>
-      </w:pPr>
-      <w:r>
-        <w:rPr>
-          <w:rFonts w:ascii="Consolas" w:eastAsia="Consolas" w:hAnsi="Consolas" w:cs="Consolas"/>
-          <w:sz w:val="16"/>
-        </w:rPr>
-        <w:t xml:space="preserve">          TrigSucc.pop_back();</w:t>
-      </w:r>
-    </w:p>
-    <w:p>
-      <w:pPr>
-        <w:shd w:val="clear" w:color="auto" w:fill="F3F3F1"/>
-        <w:spacing w:after="0" w:line="240" w:lineRule="auto"/>
-        <w:ind w:left="283"/>
-      </w:pPr>
-      <w:r>
-        <w:rPr>
-          <w:rFonts w:ascii="Consolas" w:eastAsia="Consolas" w:hAnsi="Consolas" w:cs="Consolas"/>
-          <w:sz w:val="16"/>
-        </w:rPr>
-        <w:t xml:space="preserve">        }</w:t>
-      </w:r>
-    </w:p>
-    <w:p>
-      <w:pPr>
-        <w:shd w:val="clear" w:color="auto" w:fill="F3F3F1"/>
-        <w:spacing w:after="0" w:line="240" w:lineRule="auto"/>
-        <w:ind w:left="283"/>
-      </w:pPr>
-      <w:r>
-        <w:rPr>
-          <w:rFonts w:ascii="Consolas" w:eastAsia="Consolas" w:hAnsi="Consolas" w:cs="Consolas"/>
-          <w:sz w:val="16"/>
-        </w:rPr>
-        <w:t xml:space="preserve">        Decisions.pop_back();</w:t>
-      </w:r>
-    </w:p>
-    <w:p>
-      <w:pPr>
-        <w:shd w:val="clear" w:color="auto" w:fill="F3F3F1"/>
-        <w:spacing w:after="0" w:line="240" w:lineRule="auto"/>
-        <w:ind w:left="283"/>
-      </w:pPr>
-      <w:r>
-        <w:rPr>
-          <w:rFonts w:ascii="Consolas" w:eastAsia="Consolas" w:hAnsi="Consolas" w:cs="Consolas"/>
-          <w:sz w:val="16"/>
-        </w:rPr>
-        <w:t xml:space="preserve">      }</w:t>
-      </w:r>
-    </w:p>
-    <w:p>
-      <w:pPr>
-        <w:shd w:val="clear" w:color="auto" w:fill="F3F3F1"/>
-        <w:spacing w:after="0" w:line="240" w:lineRule="auto"/>
-        <w:ind w:left="283"/>
-      </w:pPr>
-      <w:r>
-        <w:rPr>
-          <w:rFonts w:ascii="Consolas" w:eastAsia="Consolas" w:hAnsi="Consolas" w:cs="Consolas"/>
-          <w:sz w:val="16"/>
-        </w:rPr>
-        <w:t xml:space="preserve">    } else {</w:t>
-      </w:r>
-    </w:p>
-    <w:p>
-      <w:pPr>
-        <w:shd w:val="clear" w:color="auto" w:fill="F3F3F1"/>
-        <w:spacing w:after="0" w:line="240" w:lineRule="auto"/>
-        <w:ind w:left="283"/>
-      </w:pPr>
-      <w:r>
-        <w:rPr>
-          <w:rFonts w:ascii="Consolas" w:eastAsia="Consolas" w:hAnsi="Consolas" w:cs="Consolas"/>
-          <w:sz w:val="16"/>
-        </w:rPr>
-        <w:t xml:space="preserve">      for (BasicBlock *Succ : successors(BB)) {</w:t>
-      </w:r>
-    </w:p>
-    <w:p>
-      <w:pPr>
-        <w:shd w:val="clear" w:color="auto" w:fill="F3F3F1"/>
-        <w:spacing w:after="0" w:line="240" w:lineRule="auto"/>
-        <w:ind w:left="283"/>
-      </w:pPr>
-      <w:r>
-        <w:rPr>
-          <w:rFonts w:ascii="Consolas" w:eastAsia="Consolas" w:hAnsi="Consolas" w:cs="Consolas"/>
-          <w:sz w:val="16"/>
-        </w:rPr>
-        <w:t xml:space="preserve">        if (done())</w:t>
-      </w:r>
-    </w:p>
-    <w:p>
-      <w:pPr>
-        <w:shd w:val="clear" w:color="auto" w:fill="F3F3F1"/>
-        <w:spacing w:after="0" w:line="240" w:lineRule="auto"/>
-        <w:ind w:left="283"/>
-      </w:pPr>
-      <w:r>
-        <w:rPr>
-          <w:rFonts w:ascii="Consolas" w:eastAsia="Consolas" w:hAnsi="Consolas" w:cs="Consolas"/>
-          <w:sz w:val="16"/>
-        </w:rPr>
-        <w:t xml:space="preserve">          break;</w:t>
-      </w:r>
-    </w:p>
-    <w:p>
-      <w:pPr>
-        <w:shd w:val="clear" w:color="auto" w:fill="F3F3F1"/>
-        <w:spacing w:after="0" w:line="240" w:lineRule="auto"/>
-        <w:ind w:left="283"/>
-      </w:pPr>
-      <w:r>
-        <w:rPr>
-          <w:rFonts w:ascii="Consolas" w:eastAsia="Consolas" w:hAnsi="Consolas" w:cs="Consolas"/>
-          <w:sz w:val="16"/>
-        </w:rPr>
-        <w:t xml:space="preserve">        follow(Succ);</w:t>
-      </w:r>
-    </w:p>
-    <w:p>
-      <w:pPr>
-        <w:shd w:val="clear" w:color="auto" w:fill="F3F3F1"/>
-        <w:spacing w:after="0" w:line="240" w:lineRule="auto"/>
-        <w:ind w:left="283"/>
-      </w:pPr>
-      <w:r>
-        <w:rPr>
-          <w:rFonts w:ascii="Consolas" w:eastAsia="Consolas" w:hAnsi="Consolas" w:cs="Consolas"/>
-          <w:sz w:val="16"/>
-        </w:rPr>
-        <w:t xml:space="preserve">      }</w:t>
-      </w:r>
-    </w:p>
-    <w:p>
-      <w:pPr>
-        <w:shd w:val="clear" w:color="auto" w:fill="F3F3F1"/>
-        <w:spacing w:after="0" w:line="240" w:lineRule="auto"/>
-        <w:ind w:left="283"/>
-      </w:pPr>
-      <w:r>
-        <w:rPr>
-          <w:rFonts w:ascii="Consolas" w:eastAsia="Consolas" w:hAnsi="Consolas" w:cs="Consolas"/>
-          <w:sz w:val="16"/>
-        </w:rPr>
-        <w:t xml:space="preserve">    }</w:t>
-      </w:r>
-    </w:p>
-    <w:p>
-      <w:pPr>
-        <w:shd w:val="clear" w:color="auto" w:fill="F3F3F1"/>
-        <w:spacing w:after="0" w:line="240" w:lineRule="auto"/>
-        <w:ind w:left="283"/>
-      </w:pPr>
-      <w:r>
-        <w:rPr>
-          <w:rFonts w:ascii="Consolas" w:eastAsia="Consolas" w:hAnsi="Consolas" w:cs="Consolas"/>
-          <w:sz w:val="16"/>
-        </w:rPr>
-        <w:t xml:space="preserve">    Reallocated = SavedRealloc;</w:t>
+        <w:t xml:space="preserve">    Pending.resize(NPending);</w:t>
       </w:r>
     </w:p>
     <w:p>
@@ -33084,7 +36556,7 @@
     <w:autoRedefine/>
     <w:uiPriority w:val="39"/>
     <w:unhideWhenUsed/>
-    <w:rsid w:val="00C608D3"/>
+    <w:rsid w:val="006E439D"/>
     <w:pPr>
       <w:spacing w:after="100"/>
     </w:pPr>
@@ -33096,7 +36568,7 @@
     <w:autoRedefine/>
     <w:uiPriority w:val="39"/>
     <w:unhideWhenUsed/>
-    <w:rsid w:val="00C608D3"/>
+    <w:rsid w:val="006E439D"/>
     <w:pPr>
       <w:spacing w:after="100"/>
       <w:ind w:left="240"/>

--- a/docs/KernelLeakGuard_Final_Report.docx
+++ b/docs/KernelLeakGuard_Final_Report.docx
@@ -1055,7 +1055,7 @@
       <w:r>
         <w:fldChar w:fldCharType="separate"/>
       </w:r>
-      <w:hyperlink w:anchor="_Toc243427970" w:history="1">
+      <w:hyperlink w:anchor="_Toc243686824" w:history="1">
         <w:r>
           <w:rPr>
             <w:rStyle w:val="Hyperlink"/>
@@ -1082,7 +1082,7 @@
             <w:noProof/>
             <w:webHidden/>
           </w:rPr>
-          <w:instrText xml:space="preserve"> PAGEREF _Toc243427970 \h </w:instrText>
+          <w:instrText xml:space="preserve"> PAGEREF _Toc243686824 \h </w:instrText>
         </w:r>
         <w:r>
           <w:rPr>
@@ -1126,7 +1126,7 @@
           <w:lang w:eastAsia="en-IN"/>
         </w:rPr>
       </w:pPr>
-      <w:hyperlink w:anchor="_Toc243427971" w:history="1">
+      <w:hyperlink w:anchor="_Toc243686825" w:history="1">
         <w:r>
           <w:rPr>
             <w:rStyle w:val="Hyperlink"/>
@@ -1153,7 +1153,7 @@
             <w:noProof/>
             <w:webHidden/>
           </w:rPr>
-          <w:instrText xml:space="preserve"> PAGEREF _Toc243427971 \h </w:instrText>
+          <w:instrText xml:space="preserve"> PAGEREF _Toc243686825 \h </w:instrText>
         </w:r>
         <w:r>
           <w:rPr>
@@ -1197,7 +1197,7 @@
           <w:lang w:eastAsia="en-IN"/>
         </w:rPr>
       </w:pPr>
-      <w:hyperlink w:anchor="_Toc243427972" w:history="1">
+      <w:hyperlink w:anchor="_Toc243686826" w:history="1">
         <w:r>
           <w:rPr>
             <w:rStyle w:val="Hyperlink"/>
@@ -1224,7 +1224,7 @@
             <w:noProof/>
             <w:webHidden/>
           </w:rPr>
-          <w:instrText xml:space="preserve"> PAGEREF _Toc243427972 \h </w:instrText>
+          <w:instrText xml:space="preserve"> PAGEREF _Toc243686826 \h </w:instrText>
         </w:r>
         <w:r>
           <w:rPr>
@@ -1268,7 +1268,7 @@
           <w:lang w:eastAsia="en-IN"/>
         </w:rPr>
       </w:pPr>
-      <w:hyperlink w:anchor="_Toc243427973" w:history="1">
+      <w:hyperlink w:anchor="_Toc243686827" w:history="1">
         <w:r>
           <w:rPr>
             <w:rStyle w:val="Hyperlink"/>
@@ -1295,7 +1295,7 @@
             <w:noProof/>
             <w:webHidden/>
           </w:rPr>
-          <w:instrText xml:space="preserve"> PAGEREF _Toc243427973 \h </w:instrText>
+          <w:instrText xml:space="preserve"> PAGEREF _Toc243686827 \h </w:instrText>
         </w:r>
         <w:r>
           <w:rPr>
@@ -1339,7 +1339,7 @@
           <w:lang w:eastAsia="en-IN"/>
         </w:rPr>
       </w:pPr>
-      <w:hyperlink w:anchor="_Toc243427974" w:history="1">
+      <w:hyperlink w:anchor="_Toc243686828" w:history="1">
         <w:r>
           <w:rPr>
             <w:rStyle w:val="Hyperlink"/>
@@ -1366,7 +1366,7 @@
             <w:noProof/>
             <w:webHidden/>
           </w:rPr>
-          <w:instrText xml:space="preserve"> PAGEREF _Toc243427974 \h </w:instrText>
+          <w:instrText xml:space="preserve"> PAGEREF _Toc243686828 \h </w:instrText>
         </w:r>
         <w:r>
           <w:rPr>
@@ -1410,7 +1410,7 @@
           <w:lang w:eastAsia="en-IN"/>
         </w:rPr>
       </w:pPr>
-      <w:hyperlink w:anchor="_Toc243427975" w:history="1">
+      <w:hyperlink w:anchor="_Toc243686829" w:history="1">
         <w:r>
           <w:rPr>
             <w:rStyle w:val="Hyperlink"/>
@@ -1437,7 +1437,7 @@
             <w:noProof/>
             <w:webHidden/>
           </w:rPr>
-          <w:instrText xml:space="preserve"> PAGEREF _Toc243427975 \h </w:instrText>
+          <w:instrText xml:space="preserve"> PAGEREF _Toc243686829 \h </w:instrText>
         </w:r>
         <w:r>
           <w:rPr>
@@ -1481,7 +1481,7 @@
           <w:lang w:eastAsia="en-IN"/>
         </w:rPr>
       </w:pPr>
-      <w:hyperlink w:anchor="_Toc243427976" w:history="1">
+      <w:hyperlink w:anchor="_Toc243686830" w:history="1">
         <w:r>
           <w:rPr>
             <w:rStyle w:val="Hyperlink"/>
@@ -1508,7 +1508,7 @@
             <w:noProof/>
             <w:webHidden/>
           </w:rPr>
-          <w:instrText xml:space="preserve"> PAGEREF _Toc243427976 \h </w:instrText>
+          <w:instrText xml:space="preserve"> PAGEREF _Toc243686830 \h </w:instrText>
         </w:r>
         <w:r>
           <w:rPr>
@@ -1552,7 +1552,7 @@
           <w:lang w:eastAsia="en-IN"/>
         </w:rPr>
       </w:pPr>
-      <w:hyperlink w:anchor="_Toc243427977" w:history="1">
+      <w:hyperlink w:anchor="_Toc243686831" w:history="1">
         <w:r>
           <w:rPr>
             <w:rStyle w:val="Hyperlink"/>
@@ -1579,7 +1579,7 @@
             <w:noProof/>
             <w:webHidden/>
           </w:rPr>
-          <w:instrText xml:space="preserve"> PAGEREF _Toc243427977 \h </w:instrText>
+          <w:instrText xml:space="preserve"> PAGEREF _Toc243686831 \h </w:instrText>
         </w:r>
         <w:r>
           <w:rPr>
@@ -1623,7 +1623,7 @@
           <w:lang w:eastAsia="en-IN"/>
         </w:rPr>
       </w:pPr>
-      <w:hyperlink w:anchor="_Toc243427978" w:history="1">
+      <w:hyperlink w:anchor="_Toc243686832" w:history="1">
         <w:r>
           <w:rPr>
             <w:rStyle w:val="Hyperlink"/>
@@ -1650,7 +1650,7 @@
             <w:noProof/>
             <w:webHidden/>
           </w:rPr>
-          <w:instrText xml:space="preserve"> PAGEREF _Toc243427978 \h </w:instrText>
+          <w:instrText xml:space="preserve"> PAGEREF _Toc243686832 \h </w:instrText>
         </w:r>
         <w:r>
           <w:rPr>
@@ -1694,7 +1694,7 @@
           <w:lang w:eastAsia="en-IN"/>
         </w:rPr>
       </w:pPr>
-      <w:hyperlink w:anchor="_Toc243427979" w:history="1">
+      <w:hyperlink w:anchor="_Toc243686833" w:history="1">
         <w:r>
           <w:rPr>
             <w:rStyle w:val="Hyperlink"/>
@@ -1721,7 +1721,7 @@
             <w:noProof/>
             <w:webHidden/>
           </w:rPr>
-          <w:instrText xml:space="preserve"> PAGEREF _Toc243427979 \h </w:instrText>
+          <w:instrText xml:space="preserve"> PAGEREF _Toc243686833 \h </w:instrText>
         </w:r>
         <w:r>
           <w:rPr>
@@ -1765,7 +1765,7 @@
           <w:lang w:eastAsia="en-IN"/>
         </w:rPr>
       </w:pPr>
-      <w:hyperlink w:anchor="_Toc243427980" w:history="1">
+      <w:hyperlink w:anchor="_Toc243686834" w:history="1">
         <w:r>
           <w:rPr>
             <w:rStyle w:val="Hyperlink"/>
@@ -1792,7 +1792,7 @@
             <w:noProof/>
             <w:webHidden/>
           </w:rPr>
-          <w:instrText xml:space="preserve"> PAGEREF _Toc243427980 \h </w:instrText>
+          <w:instrText xml:space="preserve"> PAGEREF _Toc243686834 \h </w:instrText>
         </w:r>
         <w:r>
           <w:rPr>
@@ -1836,7 +1836,7 @@
           <w:lang w:eastAsia="en-IN"/>
         </w:rPr>
       </w:pPr>
-      <w:hyperlink w:anchor="_Toc243427981" w:history="1">
+      <w:hyperlink w:anchor="_Toc243686835" w:history="1">
         <w:r>
           <w:rPr>
             <w:rStyle w:val="Hyperlink"/>
@@ -1863,7 +1863,7 @@
             <w:noProof/>
             <w:webHidden/>
           </w:rPr>
-          <w:instrText xml:space="preserve"> PAGEREF _Toc243427981 \h </w:instrText>
+          <w:instrText xml:space="preserve"> PAGEREF _Toc243686835 \h </w:instrText>
         </w:r>
         <w:r>
           <w:rPr>
@@ -1907,7 +1907,7 @@
           <w:lang w:eastAsia="en-IN"/>
         </w:rPr>
       </w:pPr>
-      <w:hyperlink w:anchor="_Toc243427982" w:history="1">
+      <w:hyperlink w:anchor="_Toc243686836" w:history="1">
         <w:r>
           <w:rPr>
             <w:rStyle w:val="Hyperlink"/>
@@ -1934,7 +1934,7 @@
             <w:noProof/>
             <w:webHidden/>
           </w:rPr>
-          <w:instrText xml:space="preserve"> PAGEREF _Toc243427982 \h </w:instrText>
+          <w:instrText xml:space="preserve"> PAGEREF _Toc243686836 \h </w:instrText>
         </w:r>
         <w:r>
           <w:rPr>
@@ -1978,7 +1978,7 @@
           <w:lang w:eastAsia="en-IN"/>
         </w:rPr>
       </w:pPr>
-      <w:hyperlink w:anchor="_Toc243427983" w:history="1">
+      <w:hyperlink w:anchor="_Toc243686837" w:history="1">
         <w:r>
           <w:rPr>
             <w:rStyle w:val="Hyperlink"/>
@@ -2005,7 +2005,7 @@
             <w:noProof/>
             <w:webHidden/>
           </w:rPr>
-          <w:instrText xml:space="preserve"> PAGEREF _Toc243427983 \h </w:instrText>
+          <w:instrText xml:space="preserve"> PAGEREF _Toc243686837 \h </w:instrText>
         </w:r>
         <w:r>
           <w:rPr>
@@ -2049,7 +2049,7 @@
           <w:lang w:eastAsia="en-IN"/>
         </w:rPr>
       </w:pPr>
-      <w:hyperlink w:anchor="_Toc243427984" w:history="1">
+      <w:hyperlink w:anchor="_Toc243686838" w:history="1">
         <w:r>
           <w:rPr>
             <w:rStyle w:val="Hyperlink"/>
@@ -2076,7 +2076,7 @@
             <w:noProof/>
             <w:webHidden/>
           </w:rPr>
-          <w:instrText xml:space="preserve"> PAGEREF _Toc243427984 \h </w:instrText>
+          <w:instrText xml:space="preserve"> PAGEREF _Toc243686838 \h </w:instrText>
         </w:r>
         <w:r>
           <w:rPr>
@@ -2120,7 +2120,7 @@
           <w:lang w:eastAsia="en-IN"/>
         </w:rPr>
       </w:pPr>
-      <w:hyperlink w:anchor="_Toc243427985" w:history="1">
+      <w:hyperlink w:anchor="_Toc243686839" w:history="1">
         <w:r>
           <w:rPr>
             <w:rStyle w:val="Hyperlink"/>
@@ -2147,7 +2147,7 @@
             <w:noProof/>
             <w:webHidden/>
           </w:rPr>
-          <w:instrText xml:space="preserve"> PAGEREF _Toc243427985 \h </w:instrText>
+          <w:instrText xml:space="preserve"> PAGEREF _Toc243686839 \h </w:instrText>
         </w:r>
         <w:r>
           <w:rPr>
@@ -2191,7 +2191,7 @@
           <w:lang w:eastAsia="en-IN"/>
         </w:rPr>
       </w:pPr>
-      <w:hyperlink w:anchor="_Toc243427986" w:history="1">
+      <w:hyperlink w:anchor="_Toc243686840" w:history="1">
         <w:r>
           <w:rPr>
             <w:rStyle w:val="Hyperlink"/>
@@ -2218,7 +2218,7 @@
             <w:noProof/>
             <w:webHidden/>
           </w:rPr>
-          <w:instrText xml:space="preserve"> PAGEREF _Toc243427986 \h </w:instrText>
+          <w:instrText xml:space="preserve"> PAGEREF _Toc243686840 \h </w:instrText>
         </w:r>
         <w:r>
           <w:rPr>
@@ -2262,7 +2262,7 @@
           <w:lang w:eastAsia="en-IN"/>
         </w:rPr>
       </w:pPr>
-      <w:hyperlink w:anchor="_Toc243427987" w:history="1">
+      <w:hyperlink w:anchor="_Toc243686841" w:history="1">
         <w:r>
           <w:rPr>
             <w:rStyle w:val="Hyperlink"/>
@@ -2289,7 +2289,7 @@
             <w:noProof/>
             <w:webHidden/>
           </w:rPr>
-          <w:instrText xml:space="preserve"> PAGEREF _Toc243427987 \h </w:instrText>
+          <w:instrText xml:space="preserve"> PAGEREF _Toc243686841 \h </w:instrText>
         </w:r>
         <w:r>
           <w:rPr>
@@ -2333,7 +2333,7 @@
           <w:lang w:eastAsia="en-IN"/>
         </w:rPr>
       </w:pPr>
-      <w:hyperlink w:anchor="_Toc243427988" w:history="1">
+      <w:hyperlink w:anchor="_Toc243686842" w:history="1">
         <w:r>
           <w:rPr>
             <w:rStyle w:val="Hyperlink"/>
@@ -2360,7 +2360,7 @@
             <w:noProof/>
             <w:webHidden/>
           </w:rPr>
-          <w:instrText xml:space="preserve"> PAGEREF _Toc243427988 \h </w:instrText>
+          <w:instrText xml:space="preserve"> PAGEREF _Toc243686842 \h </w:instrText>
         </w:r>
         <w:r>
           <w:rPr>
@@ -2404,7 +2404,7 @@
           <w:lang w:eastAsia="en-IN"/>
         </w:rPr>
       </w:pPr>
-      <w:hyperlink w:anchor="_Toc243427989" w:history="1">
+      <w:hyperlink w:anchor="_Toc243686843" w:history="1">
         <w:r>
           <w:rPr>
             <w:rStyle w:val="Hyperlink"/>
@@ -2431,7 +2431,7 @@
             <w:noProof/>
             <w:webHidden/>
           </w:rPr>
-          <w:instrText xml:space="preserve"> PAGEREF _Toc243427989 \h </w:instrText>
+          <w:instrText xml:space="preserve"> PAGEREF _Toc243686843 \h </w:instrText>
         </w:r>
         <w:r>
           <w:rPr>
@@ -2475,7 +2475,7 @@
           <w:lang w:eastAsia="en-IN"/>
         </w:rPr>
       </w:pPr>
-      <w:hyperlink w:anchor="_Toc243427990" w:history="1">
+      <w:hyperlink w:anchor="_Toc243686844" w:history="1">
         <w:r>
           <w:rPr>
             <w:rStyle w:val="Hyperlink"/>
@@ -2502,7 +2502,7 @@
             <w:noProof/>
             <w:webHidden/>
           </w:rPr>
-          <w:instrText xml:space="preserve"> PAGEREF _Toc243427990 \h </w:instrText>
+          <w:instrText xml:space="preserve"> PAGEREF _Toc243686844 \h </w:instrText>
         </w:r>
         <w:r>
           <w:rPr>
@@ -2546,7 +2546,7 @@
           <w:lang w:eastAsia="en-IN"/>
         </w:rPr>
       </w:pPr>
-      <w:hyperlink w:anchor="_Toc243427991" w:history="1">
+      <w:hyperlink w:anchor="_Toc243686845" w:history="1">
         <w:r>
           <w:rPr>
             <w:rStyle w:val="Hyperlink"/>
@@ -2573,7 +2573,7 @@
             <w:noProof/>
             <w:webHidden/>
           </w:rPr>
-          <w:instrText xml:space="preserve"> PAGEREF _Toc243427991 \h </w:instrText>
+          <w:instrText xml:space="preserve"> PAGEREF _Toc243686845 \h </w:instrText>
         </w:r>
         <w:r>
           <w:rPr>
@@ -2617,7 +2617,7 @@
           <w:lang w:eastAsia="en-IN"/>
         </w:rPr>
       </w:pPr>
-      <w:hyperlink w:anchor="_Toc243427992" w:history="1">
+      <w:hyperlink w:anchor="_Toc243686846" w:history="1">
         <w:r>
           <w:rPr>
             <w:rStyle w:val="Hyperlink"/>
@@ -2644,7 +2644,7 @@
             <w:noProof/>
             <w:webHidden/>
           </w:rPr>
-          <w:instrText xml:space="preserve"> PAGEREF _Toc243427992 \h </w:instrText>
+          <w:instrText xml:space="preserve"> PAGEREF _Toc243686846 \h </w:instrText>
         </w:r>
         <w:r>
           <w:rPr>
@@ -2688,7 +2688,7 @@
           <w:lang w:eastAsia="en-IN"/>
         </w:rPr>
       </w:pPr>
-      <w:hyperlink w:anchor="_Toc243427993" w:history="1">
+      <w:hyperlink w:anchor="_Toc243686847" w:history="1">
         <w:r>
           <w:rPr>
             <w:rStyle w:val="Hyperlink"/>
@@ -2715,7 +2715,7 @@
             <w:noProof/>
             <w:webHidden/>
           </w:rPr>
-          <w:instrText xml:space="preserve"> PAGEREF _Toc243427993 \h </w:instrText>
+          <w:instrText xml:space="preserve"> PAGEREF _Toc243686847 \h </w:instrText>
         </w:r>
         <w:r>
           <w:rPr>
@@ -2759,7 +2759,7 @@
           <w:lang w:eastAsia="en-IN"/>
         </w:rPr>
       </w:pPr>
-      <w:hyperlink w:anchor="_Toc243427994" w:history="1">
+      <w:hyperlink w:anchor="_Toc243686848" w:history="1">
         <w:r>
           <w:rPr>
             <w:rStyle w:val="Hyperlink"/>
@@ -2786,7 +2786,7 @@
             <w:noProof/>
             <w:webHidden/>
           </w:rPr>
-          <w:instrText xml:space="preserve"> PAGEREF _Toc243427994 \h </w:instrText>
+          <w:instrText xml:space="preserve"> PAGEREF _Toc243686848 \h </w:instrText>
         </w:r>
         <w:r>
           <w:rPr>
@@ -2830,7 +2830,7 @@
           <w:lang w:eastAsia="en-IN"/>
         </w:rPr>
       </w:pPr>
-      <w:hyperlink w:anchor="_Toc243427995" w:history="1">
+      <w:hyperlink w:anchor="_Toc243686849" w:history="1">
         <w:r>
           <w:rPr>
             <w:rStyle w:val="Hyperlink"/>
@@ -2857,7 +2857,7 @@
             <w:noProof/>
             <w:webHidden/>
           </w:rPr>
-          <w:instrText xml:space="preserve"> PAGEREF _Toc243427995 \h </w:instrText>
+          <w:instrText xml:space="preserve"> PAGEREF _Toc243686849 \h </w:instrText>
         </w:r>
         <w:r>
           <w:rPr>
@@ -2901,7 +2901,7 @@
           <w:lang w:eastAsia="en-IN"/>
         </w:rPr>
       </w:pPr>
-      <w:hyperlink w:anchor="_Toc243427996" w:history="1">
+      <w:hyperlink w:anchor="_Toc243686850" w:history="1">
         <w:r>
           <w:rPr>
             <w:rStyle w:val="Hyperlink"/>
@@ -2928,7 +2928,7 @@
             <w:noProof/>
             <w:webHidden/>
           </w:rPr>
-          <w:instrText xml:space="preserve"> PAGEREF _Toc243427996 \h </w:instrText>
+          <w:instrText xml:space="preserve"> PAGEREF _Toc243686850 \h </w:instrText>
         </w:r>
         <w:r>
           <w:rPr>
@@ -2972,7 +2972,7 @@
           <w:lang w:eastAsia="en-IN"/>
         </w:rPr>
       </w:pPr>
-      <w:hyperlink w:anchor="_Toc243427997" w:history="1">
+      <w:hyperlink w:anchor="_Toc243686851" w:history="1">
         <w:r>
           <w:rPr>
             <w:rStyle w:val="Hyperlink"/>
@@ -2999,7 +2999,7 @@
             <w:noProof/>
             <w:webHidden/>
           </w:rPr>
-          <w:instrText xml:space="preserve"> PAGEREF _Toc243427997 \h </w:instrText>
+          <w:instrText xml:space="preserve"> PAGEREF _Toc243686851 \h </w:instrText>
         </w:r>
         <w:r>
           <w:rPr>
@@ -3043,7 +3043,7 @@
           <w:lang w:eastAsia="en-IN"/>
         </w:rPr>
       </w:pPr>
-      <w:hyperlink w:anchor="_Toc243427998" w:history="1">
+      <w:hyperlink w:anchor="_Toc243686852" w:history="1">
         <w:r>
           <w:rPr>
             <w:rStyle w:val="Hyperlink"/>
@@ -3070,7 +3070,7 @@
             <w:noProof/>
             <w:webHidden/>
           </w:rPr>
-          <w:instrText xml:space="preserve"> PAGEREF _Toc243427998 \h </w:instrText>
+          <w:instrText xml:space="preserve"> PAGEREF _Toc243686852 \h </w:instrText>
         </w:r>
         <w:r>
           <w:rPr>
@@ -3114,7 +3114,7 @@
           <w:lang w:eastAsia="en-IN"/>
         </w:rPr>
       </w:pPr>
-      <w:hyperlink w:anchor="_Toc243427999" w:history="1">
+      <w:hyperlink w:anchor="_Toc243686853" w:history="1">
         <w:r>
           <w:rPr>
             <w:rStyle w:val="Hyperlink"/>
@@ -3141,7 +3141,7 @@
             <w:noProof/>
             <w:webHidden/>
           </w:rPr>
-          <w:instrText xml:space="preserve"> PAGEREF _Toc243427999 \h </w:instrText>
+          <w:instrText xml:space="preserve"> PAGEREF _Toc243686853 \h </w:instrText>
         </w:r>
         <w:r>
           <w:rPr>
@@ -3279,7 +3279,7 @@
         <w:pageBreakBefore/>
         <w:jc w:val="center"/>
       </w:pPr>
-      <w:bookmarkStart w:id="0" w:name="_Toc243427970"/>
+      <w:bookmarkStart w:id="0" w:name="_Toc243686824"/>
       <w:r>
         <w:lastRenderedPageBreak/>
         <w:t>ABSTRACT</w:t>
@@ -3328,13 +3328,13 @@
         <w:rPr>
           <w:rFonts w:cs="Times New Roman"/>
         </w:rPr>
-        <w:t>On a benchmark of 32 kernel modules with 17 leaking and 42 safe allocation sites, the static analyser reaches precision 0.94 and recall 0.94 (a naive missing-kfree analysis: precision 0.59). Runtime verification confirmed 15 of 17 warnings with kernel evidence and raised precision to 1.00 with no false confirmations. Together with the leaks its own fault-point sweep exposes, KernelLeakGuard finds 16 of the 17 leaks with no false positive (F1 0.97), using 425 executions of kernel routines in total against 12</w:t>
+        <w:t>On a benchmark of 32 kernel modules with 17 leaking and 42 safe allocation sites, the static analyser reaches precision 0.94 and recall 0.94 (a naive missing-kfree analysis: precision 0.59). Runtime verification confirmed 15 of 17 warnings with kernel evidence and raised precision to 1.00 with no false confirmations. Together with the leaks its own fault-point sweep exposes, KernelLeakGuard finds 16 of the 17 leaks with no false positive (F1 0.97), using 424 executions of kernel routines in total against 12</w:t>
       </w:r>
       <w:r>
         <w:rPr>
           <w:rFonts w:cs="Times New Roman"/>
         </w:rPr>
-        <w:t>61 for exhaustive fault injection (F1 0.94) and 0.50 F1 for the cppcheck analyser. For 14 of 15 confirmed leaks it generates a fix patch validated by compilation, re-analysis and an exhaustive re-run in the VM. The complete pipeline runs in about 2 minutes on a laptop.</w:t>
+        <w:t>79 for exhaustive fault injection (F1 0.97) and 0.50 F1 for the cppcheck analyser. For 14 of 15 confirmed leaks it generates a fix patch validated by compilation, re-analysis and an exhaustive re-run in the VM. The complete pipeline runs in about 6 minutes on a laptop.</w:t>
       </w:r>
     </w:p>
     <w:p>
@@ -3367,7 +3367,7 @@
         <w:pageBreakBefore/>
         <w:jc w:val="center"/>
       </w:pPr>
-      <w:bookmarkStart w:id="1" w:name="_Toc243427971"/>
+      <w:bookmarkStart w:id="1" w:name="_Toc243686825"/>
       <w:r>
         <w:lastRenderedPageBreak/>
         <w:t>CHAPTER 1: INTRODUCTION</w:t>
@@ -3378,7 +3378,7 @@
       <w:pPr>
         <w:pStyle w:val="Heading2"/>
       </w:pPr>
-      <w:bookmarkStart w:id="2" w:name="_Toc243427972"/>
+      <w:bookmarkStart w:id="2" w:name="_Toc243686826"/>
       <w:r>
         <w:t>1.1 Motivation</w:t>
       </w:r>
@@ -3427,7 +3427,7 @@
       <w:pPr>
         <w:pStyle w:val="Heading2"/>
       </w:pPr>
-      <w:bookmarkStart w:id="3" w:name="_Toc243427973"/>
+      <w:bookmarkStart w:id="3" w:name="_Toc243686827"/>
       <w:r>
         <w:t>1.2 Scope</w:t>
       </w:r>
@@ -3486,7 +3486,7 @@
       <w:pPr>
         <w:pStyle w:val="Heading2"/>
       </w:pPr>
-      <w:bookmarkStart w:id="4" w:name="_Toc243427974"/>
+      <w:bookmarkStart w:id="4" w:name="_Toc243686828"/>
       <w:r>
         <w:t>1.3 Problem Statement</w:t>
       </w:r>
@@ -3507,7 +3507,7 @@
       <w:pPr>
         <w:pStyle w:val="Heading2"/>
       </w:pPr>
-      <w:bookmarkStart w:id="5" w:name="_Toc243427975"/>
+      <w:bookmarkStart w:id="5" w:name="_Toc243686829"/>
       <w:r>
         <w:t>1.4 Objectives</w:t>
       </w:r>
@@ -3631,7 +3631,7 @@
       <w:pPr>
         <w:pStyle w:val="Heading2"/>
       </w:pPr>
-      <w:bookmarkStart w:id="6" w:name="_Toc243427976"/>
+      <w:bookmarkStart w:id="6" w:name="_Toc243686830"/>
       <w:r>
         <w:t>1.5 Organization of the Report</w:t>
       </w:r>
@@ -3661,7 +3661,7 @@
         <w:pageBreakBefore/>
         <w:jc w:val="center"/>
       </w:pPr>
-      <w:bookmarkStart w:id="7" w:name="_Toc243427977"/>
+      <w:bookmarkStart w:id="7" w:name="_Toc243686831"/>
       <w:r>
         <w:lastRenderedPageBreak/>
         <w:t>CHAPTER 2: LITERATURE SURVEY</w:t>
@@ -3672,7 +3672,7 @@
       <w:pPr>
         <w:pStyle w:val="Heading2"/>
       </w:pPr>
-      <w:bookmarkStart w:id="8" w:name="_Toc243427978"/>
+      <w:bookmarkStart w:id="8" w:name="_Toc243686832"/>
       <w:r>
         <w:t>2.1 Overview</w:t>
       </w:r>
@@ -3699,7 +3699,7 @@
       <w:pPr>
         <w:pStyle w:val="Heading2"/>
       </w:pPr>
-      <w:bookmarkStart w:id="9" w:name="_Toc243427979"/>
+      <w:bookmarkStart w:id="9" w:name="_Toc243686833"/>
       <w:r>
         <w:t>2.2 Review of Existing Methods</w:t>
       </w:r>
@@ -3836,7 +3836,7 @@
       <w:pPr>
         <w:pStyle w:val="Heading2"/>
       </w:pPr>
-      <w:bookmarkStart w:id="10" w:name="_Toc243427980"/>
+      <w:bookmarkStart w:id="10" w:name="_Toc243686834"/>
       <w:r>
         <w:t>2.3 Comparative Analysis</w:t>
       </w:r>
@@ -4610,7 +4610,7 @@
       <w:pPr>
         <w:pStyle w:val="Heading2"/>
       </w:pPr>
-      <w:bookmarkStart w:id="11" w:name="_Toc243427981"/>
+      <w:bookmarkStart w:id="11" w:name="_Toc243686835"/>
       <w:r>
         <w:t>2.4 Research Gap</w:t>
       </w:r>
@@ -4651,7 +4651,7 @@
         <w:pageBreakBefore/>
         <w:jc w:val="center"/>
       </w:pPr>
-      <w:bookmarkStart w:id="12" w:name="_Toc243427982"/>
+      <w:bookmarkStart w:id="12" w:name="_Toc243686836"/>
       <w:r>
         <w:lastRenderedPageBreak/>
         <w:t>CHAPTER 3: PROPOSED TECHNIQUE</w:t>
@@ -4662,7 +4662,7 @@
       <w:pPr>
         <w:pStyle w:val="Heading2"/>
       </w:pPr>
-      <w:bookmarkStart w:id="13" w:name="_Toc243427983"/>
+      <w:bookmarkStart w:id="13" w:name="_Toc243686837"/>
       <w:r>
         <w:t>3.1 System Architecture</w:t>
       </w:r>
@@ -4689,7 +4689,7 @@
           <w:noProof/>
         </w:rPr>
         <w:drawing>
-          <wp:inline distT="0" distB="0" distL="0" distR="0" wp14:anchorId="6861E8F3" wp14:editId="0F32AF56">
+          <wp:inline distT="0" distB="0" distL="0" distR="0" wp14:anchorId="1796D5DC" wp14:editId="109714B8">
             <wp:extent cx="5940000" cy="3024000"/>
             <wp:effectExtent l="0" t="0" r="0" b="0"/>
             <wp:docPr id="9" name="Picture 9"/>
@@ -4882,7 +4882,7 @@
       <w:pPr>
         <w:pStyle w:val="Heading2"/>
       </w:pPr>
-      <w:bookmarkStart w:id="14" w:name="_Toc243427984"/>
+      <w:bookmarkStart w:id="14" w:name="_Toc243686838"/>
       <w:r>
         <w:lastRenderedPageBreak/>
         <w:t>3.2 Module-wise Description</w:t>
@@ -5136,13 +5136,13 @@
         <w:rPr>
           <w:rFonts w:cs="Times New Roman"/>
         </w:rPr>
-        <w:t>The klg package builds modules and IR, runs the analyser, generates the guest job scripts, boots the VM, symbolises stack frames with the kernel's faddr2line script, plans the confirmation tests, schedules them in kmemleak rounds so that leaks can be attributed unambiguously, and computes verdicts and metrics. The Streamlit dashboard lists findings with verdicts, highlights the allocation, failing call and leaking exit in the source, shows the kmemleak backtraces, compares approaches and can run the pipelin</w:t>
+        <w:t>The klg package builds modules and IR, runs the analyser, generates the guest job scripts, boots the VM, symbolises stack frames with the kernel's faddr2line script, plans the confirmation tests, schedules them in kmemleak rounds so that leaks can be attributed unambiguously, and computes verdicts and metrics. The Streamlit dashboard lists findings with verdicts, highlights the allocation, failing call and leaking exit in the source, shows the kmemleak backtraces, compares approaches, presents the real-kern</w:t>
       </w:r>
       <w:r>
         <w:rPr>
           <w:rFonts w:cs="Times New Roman"/>
         </w:rPr>
-        <w:t>e.</w:t>
+        <w:t>el findings with their patches, can run the pipeline, and has a live page that boots the guest kernel and streams its console, so that a leak being caught by kmemleak can be watched as it happens.</w:t>
       </w:r>
     </w:p>
     <w:p>
@@ -5543,7 +5543,7 @@
       <w:pPr>
         <w:pStyle w:val="Heading2"/>
       </w:pPr>
-      <w:bookmarkStart w:id="15" w:name="_Toc243427985"/>
+      <w:bookmarkStart w:id="15" w:name="_Toc243686839"/>
       <w:r>
         <w:t>3.3 Algorithms Used</w:t>
       </w:r>
@@ -5768,6 +5768,7 @@
           <w:rFonts w:ascii="Consolas" w:eastAsia="Consolas" w:hAnsi="Consolas" w:cs="Consolas"/>
           <w:sz w:val="16"/>
         </w:rPr>
+        <w:lastRenderedPageBreak/>
         <w:t xml:space="preserve">     if i is return: report(a, exit=i, value=resolve(retval, path), T); return</w:t>
       </w:r>
     </w:p>
@@ -5824,7 +5825,6 @@
           <w:rFonts w:ascii="Consolas" w:eastAsia="Consolas" w:hAnsi="Consolas" w:cs="Consolas"/>
           <w:sz w:val="16"/>
         </w:rPr>
-        <w:lastRenderedPageBreak/>
         <w:t xml:space="preserve">        if contradicts(D, key, v) and not stale: continue   # infeasible path</w:t>
       </w:r>
     </w:p>
@@ -6190,7 +6190,7 @@
       <w:pPr>
         <w:pStyle w:val="Heading2"/>
       </w:pPr>
-      <w:bookmarkStart w:id="16" w:name="_Toc243427986"/>
+      <w:bookmarkStart w:id="16" w:name="_Toc243686840"/>
       <w:r>
         <w:t>3.4 Dataset Details</w:t>
       </w:r>
@@ -6995,6 +6995,7 @@
                 <w:rFonts w:cs="Times New Roman"/>
                 <w:sz w:val="17"/>
               </w:rPr>
+              <w:lastRenderedPageBreak/>
               <w:t>l10_vmalloc</w:t>
             </w:r>
           </w:p>
@@ -7141,7 +7142,6 @@
                 <w:rFonts w:cs="Times New Roman"/>
                 <w:sz w:val="17"/>
               </w:rPr>
-              <w:lastRenderedPageBreak/>
               <w:t>l12_multi_exit</w:t>
             </w:r>
           </w:p>
@@ -9098,7 +9098,7 @@
       <w:pPr>
         <w:pStyle w:val="Heading2"/>
       </w:pPr>
-      <w:bookmarkStart w:id="17" w:name="_Toc243427987"/>
+      <w:bookmarkStart w:id="17" w:name="_Toc243686841"/>
       <w:r>
         <w:t>3.5 Tools and Technologies</w:t>
       </w:r>
@@ -9474,7 +9474,6 @@
           <w:b/>
           <w:sz w:val="22"/>
         </w:rPr>
-        <w:lastRenderedPageBreak/>
         <w:t>Table 3.5: Module division</w:t>
       </w:r>
     </w:p>
@@ -9732,7 +9731,7 @@
         <w:pageBreakBefore/>
         <w:jc w:val="center"/>
       </w:pPr>
-      <w:bookmarkStart w:id="18" w:name="_Toc243427988"/>
+      <w:bookmarkStart w:id="18" w:name="_Toc243686842"/>
       <w:r>
         <w:lastRenderedPageBreak/>
         <w:t>CHAPTER 4: RESULTS AND DISCUSSION</w:t>
@@ -9743,7 +9742,7 @@
       <w:pPr>
         <w:pStyle w:val="Heading2"/>
       </w:pPr>
-      <w:bookmarkStart w:id="19" w:name="_Toc243427989"/>
+      <w:bookmarkStart w:id="19" w:name="_Toc243686843"/>
       <w:r>
         <w:t>4.1 Experimental Setup</w:t>
       </w:r>
@@ -10078,7 +10077,7 @@
       <w:pPr>
         <w:pStyle w:val="Heading2"/>
       </w:pPr>
-      <w:bookmarkStart w:id="20" w:name="_Toc243427990"/>
+      <w:bookmarkStart w:id="20" w:name="_Toc243686844"/>
       <w:r>
         <w:t>4.2 Results</w:t>
       </w:r>
@@ -10793,7 +10792,7 @@
                 <w:rFonts w:cs="Times New Roman"/>
                 <w:sz w:val="20"/>
               </w:rPr>
-              <w:t>15</w:t>
+              <w:t>16</w:t>
             </w:r>
           </w:p>
         </w:tc>
@@ -10827,7 +10826,7 @@
                 <w:rFonts w:cs="Times New Roman"/>
                 <w:sz w:val="20"/>
               </w:rPr>
-              <w:t>2</w:t>
+              <w:t>1</w:t>
             </w:r>
           </w:p>
         </w:tc>
@@ -10861,7 +10860,7 @@
                 <w:rFonts w:cs="Times New Roman"/>
                 <w:sz w:val="20"/>
               </w:rPr>
-              <w:t>0.88</w:t>
+              <w:t>0.94</w:t>
             </w:r>
           </w:p>
         </w:tc>
@@ -10878,7 +10877,7 @@
                 <w:rFonts w:cs="Times New Roman"/>
                 <w:sz w:val="20"/>
               </w:rPr>
-              <w:t>0.94</w:t>
+              <w:t>0.97</w:t>
             </w:r>
           </w:p>
         </w:tc>
@@ -10917,7 +10916,7 @@
                 <w:rFonts w:cs="Times New Roman"/>
                 <w:sz w:val="20"/>
               </w:rPr>
-              <w:t>13</w:t>
+              <w:t>14</w:t>
             </w:r>
           </w:p>
         </w:tc>
@@ -10951,7 +10950,7 @@
                 <w:rFonts w:cs="Times New Roman"/>
                 <w:sz w:val="20"/>
               </w:rPr>
-              <w:t>4</w:t>
+              <w:t>3</w:t>
             </w:r>
           </w:p>
         </w:tc>
@@ -10985,7 +10984,7 @@
                 <w:rFonts w:cs="Times New Roman"/>
                 <w:sz w:val="20"/>
               </w:rPr>
-              <w:t>0.77</w:t>
+              <w:t>0.82</w:t>
             </w:r>
           </w:p>
         </w:tc>
@@ -11002,7 +11001,7 @@
                 <w:rFonts w:cs="Times New Roman"/>
                 <w:sz w:val="20"/>
               </w:rPr>
-              <w:t>0.87</w:t>
+              <w:t>0.90</w:t>
             </w:r>
           </w:p>
         </w:tc>
@@ -11148,7 +11147,7 @@
         </w:rPr>
         <w:lastRenderedPageBreak/>
         <w:drawing>
-          <wp:inline distT="0" distB="0" distL="0" distR="0" wp14:anchorId="267D2FCA" wp14:editId="2B9F1F0B">
+          <wp:inline distT="0" distB="0" distL="0" distR="0" wp14:anchorId="0F028860" wp14:editId="6F3680D2">
             <wp:extent cx="5580000" cy="2349474"/>
             <wp:effectExtent l="0" t="0" r="0" b="0"/>
             <wp:docPr id="10" name="Picture 10"/>
@@ -11224,7 +11223,7 @@
           <w:noProof/>
         </w:rPr>
         <w:drawing>
-          <wp:inline distT="0" distB="0" distL="0" distR="0" wp14:anchorId="1276A77D" wp14:editId="6D042C9E">
+          <wp:inline distT="0" distB="0" distL="0" distR="0" wp14:anchorId="18F8F01A" wp14:editId="211FDA02">
             <wp:extent cx="4320000" cy="2392615"/>
             <wp:effectExtent l="0" t="0" r="0" b="0"/>
             <wp:docPr id="11" name="Picture 11"/>
@@ -11303,7 +11302,7 @@
           <w:noProof/>
         </w:rPr>
         <w:drawing>
-          <wp:inline distT="0" distB="0" distL="0" distR="0" wp14:anchorId="54308ACE" wp14:editId="6549DFC5">
+          <wp:inline distT="0" distB="0" distL="0" distR="0" wp14:anchorId="5DFB39EB" wp14:editId="09E9D93F">
             <wp:extent cx="5400000" cy="2565000"/>
             <wp:effectExtent l="0" t="0" r="0" b="0"/>
             <wp:docPr id="12" name="Picture 12"/>
@@ -11362,7 +11361,7 @@
           <w:noProof/>
         </w:rPr>
         <w:drawing>
-          <wp:inline distT="0" distB="0" distL="0" distR="0" wp14:anchorId="5E1A67B9" wp14:editId="360A1846">
+          <wp:inline distT="0" distB="0" distL="0" distR="0" wp14:anchorId="6B3FF670" wp14:editId="0FDE1B81">
             <wp:extent cx="5400000" cy="2565000"/>
             <wp:effectExtent l="0" t="0" r="0" b="0"/>
             <wp:docPr id="13" name="Picture 13"/>
@@ -11735,7 +11734,7 @@
                 <w:rFonts w:cs="Times New Roman"/>
                 <w:sz w:val="20"/>
               </w:rPr>
-              <w:t>14</w:t>
+              <w:t>21</w:t>
             </w:r>
           </w:p>
         </w:tc>
@@ -11876,7 +11875,7 @@
                 <w:rFonts w:cs="Times New Roman"/>
                 <w:sz w:val="20"/>
               </w:rPr>
-              <w:t>15</w:t>
+              <w:t>22</w:t>
             </w:r>
           </w:p>
         </w:tc>
@@ -12017,7 +12016,7 @@
                 <w:rFonts w:cs="Times New Roman"/>
                 <w:sz w:val="20"/>
               </w:rPr>
-              <w:t>14</w:t>
+              <w:t>22</w:t>
             </w:r>
           </w:p>
         </w:tc>
@@ -12158,7 +12157,7 @@
                 <w:rFonts w:cs="Times New Roman"/>
                 <w:sz w:val="20"/>
               </w:rPr>
-              <w:t>15</w:t>
+              <w:t>22</w:t>
             </w:r>
           </w:p>
         </w:tc>
@@ -12300,7 +12299,7 @@
                 <w:rFonts w:cs="Times New Roman"/>
                 <w:sz w:val="20"/>
               </w:rPr>
-              <w:t>15</w:t>
+              <w:t>23</w:t>
             </w:r>
           </w:p>
         </w:tc>
@@ -12441,7 +12440,7 @@
                 <w:rFonts w:cs="Times New Roman"/>
                 <w:sz w:val="20"/>
               </w:rPr>
-              <w:t>14</w:t>
+              <w:t>24</w:t>
             </w:r>
           </w:p>
         </w:tc>
@@ -20637,7 +20636,7 @@
       <w:pPr>
         <w:pStyle w:val="Heading2"/>
       </w:pPr>
-      <w:bookmarkStart w:id="21" w:name="_Toc243427991"/>
+      <w:bookmarkStart w:id="21" w:name="_Toc243686845"/>
       <w:r>
         <w:lastRenderedPageBreak/>
         <w:t>4.3 Performance Metrics</w:t>
@@ -20654,7 +20653,7 @@
           <w:noProof/>
         </w:rPr>
         <w:drawing>
-          <wp:inline distT="0" distB="0" distL="0" distR="0" wp14:anchorId="3C51F6C5" wp14:editId="2F74A607">
+          <wp:inline distT="0" distB="0" distL="0" distR="0" wp14:anchorId="56D1DE3B" wp14:editId="4C476A61">
             <wp:extent cx="4320000" cy="2259692"/>
             <wp:effectExtent l="0" t="0" r="0" b="0"/>
             <wp:docPr id="14" name="Picture 14"/>
@@ -20844,7 +20843,7 @@
                 <w:rFonts w:cs="Times New Roman"/>
                 <w:sz w:val="20"/>
               </w:rPr>
-              <w:t>14 ms (0.5 ms per module)</w:t>
+              <w:t>24 ms (0.7 ms per module)</w:t>
             </w:r>
           </w:p>
         </w:tc>
@@ -20883,7 +20882,7 @@
                 <w:rFonts w:cs="Times New Roman"/>
                 <w:sz w:val="20"/>
               </w:rPr>
-              <w:t>0 s</w:t>
+              <w:t>80 s</w:t>
             </w:r>
           </w:p>
         </w:tc>
@@ -20922,7 +20921,7 @@
                 <w:rFonts w:cs="Times New Roman"/>
                 <w:sz w:val="20"/>
               </w:rPr>
-              <w:t>94 s</w:t>
+              <w:t>122 s</w:t>
             </w:r>
           </w:p>
         </w:tc>
@@ -20961,7 +20960,7 @@
                 <w:rFonts w:cs="Times New Roman"/>
                 <w:sz w:val="20"/>
               </w:rPr>
-              <w:t>0 s</w:t>
+              <w:t>146 s</w:t>
             </w:r>
           </w:p>
         </w:tc>
@@ -21039,7 +21038,7 @@
                 <w:rFonts w:cs="Times New Roman"/>
                 <w:sz w:val="20"/>
               </w:rPr>
-              <w:t>425 (304 + 121)</w:t>
+              <w:t>424 (303 + 121)</w:t>
             </w:r>
           </w:p>
         </w:tc>
@@ -21078,7 +21077,7 @@
                 <w:rFonts w:cs="Times New Roman"/>
                 <w:sz w:val="20"/>
               </w:rPr>
-              <w:t>1261</w:t>
+              <w:t>1279</w:t>
             </w:r>
           </w:p>
         </w:tc>
@@ -21136,13 +21135,13 @@
         <w:rPr>
           <w:rFonts w:cs="Times New Roman"/>
         </w:rPr>
-        <w:t>The complete pipeline was run 3 times from scratch (new VM boots, new fault-point sweeps); the main results above are those of the last run. The hybrid confirmed between 14 and 15 leaks with 0 false positives in every run. The variation comes from the vmalloc leak in klg_l10: kmemleak tracks a vmalloc area with a minimum reference count of two (the kernel's own vm_struct legitimately points to it), so a single extra stale copy of its address hides the leak in that scan. The dynamic baselines vary for the sa</w:t>
+        <w:t>The complete pipeline was run 3 times from scratch (new VM boots, new fault-point sweeps) with the analyser of the benchmark evaluation, and once more with the final analyser, whose run gives the main results above (its static results find the same sites; it drops two low-confidence warnings on impossible paths). The hybrid confirmed between 14 and 15 leaks with 0 false positives in every run. The variation comes from the vmalloc leak in klg_l10: kmemleak tracks a vmalloc area with a minimum reference count</w:t>
       </w:r>
       <w:r>
         <w:rPr>
           <w:rFonts w:cs="Times New Roman"/>
         </w:rPr>
-        <w:t>me reason and because random injection does not reach the same fault points every time. A false positive never occurred.</w:t>
+        <w:t xml:space="preserve"> of two (the kernel's own vm_struct legitimately points to it), so a single extra stale copy of its address hides the leak in that scan. The dynamic baselines vary for the same reason and because random injection does not reach the same fault points every time. A false positive never occurred.</w:t>
       </w:r>
     </w:p>
     <w:p>
@@ -21167,11 +21166,11 @@
         <w:tblLook w:val="04A0" w:firstRow="1" w:lastRow="0" w:firstColumn="1" w:lastColumn="0" w:noHBand="0" w:noVBand="1"/>
       </w:tblPr>
       <w:tblGrid>
-        <w:gridCol w:w="1128"/>
+        <w:gridCol w:w="1130"/>
         <w:gridCol w:w="2026"/>
         <w:gridCol w:w="1692"/>
-        <w:gridCol w:w="2142"/>
-        <w:gridCol w:w="2028"/>
+        <w:gridCol w:w="2141"/>
+        <w:gridCol w:w="2027"/>
       </w:tblGrid>
       <w:tr>
         <w:trPr>
@@ -21380,6 +21379,7 @@
                 <w:rFonts w:cs="Times New Roman"/>
                 <w:sz w:val="20"/>
               </w:rPr>
+              <w:lastRenderedPageBreak/>
               <w:t>Run 2</w:t>
             </w:r>
           </w:p>
@@ -21543,6 +21543,96 @@
           </w:p>
         </w:tc>
       </w:tr>
+      <w:tr>
+        <w:trPr>
+          <w:jc w:val="center"/>
+        </w:trPr>
+        <w:tc>
+          <w:tcPr>
+            <w:tcW w:w="1134" w:type="dxa"/>
+          </w:tcPr>
+          <w:p>
+            <w:pPr>
+              <w:spacing w:after="40" w:line="240" w:lineRule="auto"/>
+            </w:pPr>
+            <w:r>
+              <w:rPr>
+                <w:rFonts w:cs="Times New Roman"/>
+                <w:sz w:val="20"/>
+              </w:rPr>
+              <w:t>Final (main results)</w:t>
+            </w:r>
+          </w:p>
+        </w:tc>
+        <w:tc>
+          <w:tcPr>
+            <w:tcW w:w="2041" w:type="dxa"/>
+          </w:tcPr>
+          <w:p>
+            <w:pPr>
+              <w:spacing w:after="40" w:line="240" w:lineRule="auto"/>
+            </w:pPr>
+            <w:r>
+              <w:rPr>
+                <w:rFonts w:cs="Times New Roman"/>
+                <w:sz w:val="20"/>
+              </w:rPr>
+              <w:t>15 / 0 / 2</w:t>
+            </w:r>
+          </w:p>
+        </w:tc>
+        <w:tc>
+          <w:tcPr>
+            <w:tcW w:w="1701" w:type="dxa"/>
+          </w:tcPr>
+          <w:p>
+            <w:pPr>
+              <w:spacing w:after="40" w:line="240" w:lineRule="auto"/>
+            </w:pPr>
+            <w:r>
+              <w:rPr>
+                <w:rFonts w:cs="Times New Roman"/>
+                <w:sz w:val="20"/>
+              </w:rPr>
+              <w:t>16 / 0 / 1</w:t>
+            </w:r>
+          </w:p>
+        </w:tc>
+        <w:tc>
+          <w:tcPr>
+            <w:tcW w:w="2154" w:type="dxa"/>
+          </w:tcPr>
+          <w:p>
+            <w:pPr>
+              <w:spacing w:after="40" w:line="240" w:lineRule="auto"/>
+            </w:pPr>
+            <w:r>
+              <w:rPr>
+                <w:rFonts w:cs="Times New Roman"/>
+                <w:sz w:val="20"/>
+              </w:rPr>
+              <w:t>16 / 0 / 1</w:t>
+            </w:r>
+          </w:p>
+        </w:tc>
+        <w:tc>
+          <w:tcPr>
+            <w:tcW w:w="2041" w:type="dxa"/>
+          </w:tcPr>
+          <w:p>
+            <w:pPr>
+              <w:spacing w:after="40" w:line="240" w:lineRule="auto"/>
+            </w:pPr>
+            <w:r>
+              <w:rPr>
+                <w:rFonts w:cs="Times New Roman"/>
+                <w:sz w:val="20"/>
+              </w:rPr>
+              <w:t>14 / 0 / 3</w:t>
+            </w:r>
+          </w:p>
+        </w:tc>
+      </w:tr>
     </w:tbl>
     <w:p>
       <w:pPr>
@@ -21553,9 +21643,8 @@
       <w:pPr>
         <w:pStyle w:val="Heading2"/>
       </w:pPr>
-      <w:bookmarkStart w:id="22" w:name="_Toc243427992"/>
-      <w:r>
-        <w:lastRenderedPageBreak/>
+      <w:bookmarkStart w:id="22" w:name="_Toc243686846"/>
+      <w:r>
         <w:t>4.4 Evaluation on Real Kernel Code</w:t>
       </w:r>
       <w:bookmarkEnd w:id="22"/>
@@ -21841,6 +21930,7 @@
                 <w:rFonts w:cs="Times New Roman"/>
                 <w:sz w:val="18"/>
               </w:rPr>
+              <w:lastRenderedPageBreak/>
               <w:t>conditions on values that are constant on the path resolved (clang cleanup destinations, error codes kept in a variable)</w:t>
             </w:r>
           </w:p>
@@ -21877,20 +21967,13 @@
         <w:rPr>
           <w:rFonts w:cs="Times New Roman"/>
         </w:rPr>
-        <w:t xml:space="preserve">The runtime stage was run on all 39 modules (affs, bonding, brd, cramfs, dm_delay, dm_dust, dm_flakey, dummy, erofs, exfat, f2fs, geneve, hfs, hfsplus, ipvlan, jfs, mac80211_hwsim, </w:t>
+        <w:t>The runtime stage was run on all 39 modules (affs, bonding, brd, cramfs, dm_delay, dm_dust, dm_flakey, dummy, erofs, exfat, f2fs, geneve, hfs, hfsplus, ipvlan, jfs, mac80211_hwsim, macvlan, minix, netdevsim, nilfs2, nlmon, ntfs3, null_blk, omfs, qnx4, romfs, scsi_debug, snd_aloop, snd_dummy, squashfs, team, tun, udf, ufs, uinput, veth, vxlan, zram). Hardware virtualization was unavailable in WSL during this run (Windows virtualization-based security), so the guest ran under QEMU software emulation, which is</w:t>
       </w:r>
       <w:r>
         <w:rPr>
           <w:rFonts w:cs="Times New Roman"/>
         </w:rPr>
-        <w:lastRenderedPageBreak/>
-        <w:t>macvlan, minix, netdevsim, nilfs2, nlmon, ntfs3, null_blk, omfs, qnx4, romfs, scsi_debug, snd_aloop, snd_dummy, squashfs, team, tun, udf, ufs, uinput, veth, vxlan, zram). Hardware virtualization was unavailable in WSL during this run (Windows virtualization-based security), so the guest ran under QEMU software emulation, which is correct but 10-20x slower. For each module the mapping run failed every fault point of its initialisation reachable from the module's own code (library modules without an initialis</w:t>
-      </w:r>
-      <w:r>
-        <w:rPr>
-          <w:rFonts w:cs="Times New Roman"/>
-        </w:rPr>
-        <w:t>ation routine have none), with kmemleak checked after each module, and every static warning was given a targeted confirmation test.</w:t>
+        <w:t xml:space="preserve"> correct but 10-20x slower. For each module the mapping run failed every fault point of its initialisation reachable from the module's own code (library modules without an initialisation routine have none), with kmemleak checked after each module, and every static warning was given a targeted confirmation test.</w:t>
       </w:r>
     </w:p>
     <w:p>
@@ -26170,6 +26253,7 @@
                 <w:rFonts w:cs="Times New Roman"/>
                 <w:sz w:val="17"/>
               </w:rPr>
+              <w:lastRenderedPageBreak/>
               <w:t>udf</w:t>
             </w:r>
           </w:p>
@@ -26912,7 +26996,6 @@
           <w:rFonts w:cs="Times New Roman"/>
           <w:b/>
         </w:rPr>
-        <w:lastRenderedPageBreak/>
         <w:t>Manual review.</w:t>
       </w:r>
       <w:r>
@@ -26985,7 +27068,14 @@
         <w:rPr>
           <w:rFonts w:cs="Times New Roman"/>
         </w:rPr>
-        <w:t>est, is: sysfs_slab_add() returns before kobject_init_and_add() when create_unique_id() fails, so the cache's kobject is never initialised; do_kmem_cache_create() treats sysfs failure as non-fatal and keeps the cache; kmem_cache_destroy() unlinks the cache and calls kobject_put() on the uninitialised kobject: WARN, refcount underflow, kmem_cache_release() never runs; the struct kmem_cache, its per-node structures and its name stay allocated and unreferenced. The kernel's own warning at destruction time show</w:t>
+        <w:t xml:space="preserve">est, is: sysfs_slab_add() returns before kobject_init_and_add() when create_unique_id() fails, so the cache's kobject is never initialised; do_kmem_cache_create() treats sysfs failure as non-fatal and keeps the cache; kmem_cache_destroy() unlinks the cache and calls kobject_put() on the uninitialised kobject: WARN, refcount underflow, </w:t>
+      </w:r>
+      <w:r>
+        <w:rPr>
+          <w:rFonts w:cs="Times New Roman"/>
+        </w:rPr>
+        <w:lastRenderedPageBreak/>
+        <w:t>kmem_cache_release() never runs; the struct kmem_cache, its per-node structures and its name stay allocated and unreferenced. The kernel's own warning at destruction time show</w:t>
       </w:r>
       <w:r>
         <w:rPr>
@@ -27075,7 +27165,6 @@
           <w:rFonts w:ascii="Consolas" w:eastAsia="Consolas" w:hAnsi="Consolas" w:cs="Consolas"/>
           <w:sz w:val="16"/>
         </w:rPr>
-        <w:lastRenderedPageBreak/>
         <w:t xml:space="preserve">  do_syscall_64+0xc8/0x260</w:t>
       </w:r>
     </w:p>
@@ -27174,20 +27263,20 @@
         <w:rPr>
           <w:rFonts w:cs="Times New Roman"/>
         </w:rPr>
-        <w:t xml:space="preserve"> Of the remaining static warnings, the high-confidence one in ntfs3's log replay is a genuine leak: for an InitializeFileRecordSegment log record whose MFT record cannot be read (mi_get() fails), do_action() allocates a struct mft_inode with kzalloc(); mi_format_new() can fail (mi_init()'s buffer allocation, or ntfs_get_bh() after mi-&gt;mrec was allocated) and does not free mi; do_action() then returns the error without mi_put(): the mft_inode (and mi-&gt;mrec) leak; on success the object is released by mi_put()</w:t>
+        <w:t xml:space="preserve"> Of the remaining static warnings, the high-confidence one in ntfs3's log replay is a genuine leak: for an InitializeFileRecordSegment log record whose MFT </w:t>
       </w:r>
       <w:r>
         <w:rPr>
           <w:rFonts w:cs="Times New Roman"/>
         </w:rPr>
-        <w:t xml:space="preserve"> at the out label. The code is unchanged in mainline 7.3 and linux-next (next-20261020); a web search found no </w:t>
+        <w:lastRenderedPageBreak/>
+        <w:t>record cannot be read (mi_get() fails), do_action() allocates a struct mft_inode with kzalloc(); mi_format_new() can fail (mi_init()'s buffer allocation, or ntfs_get_bh() after mi-&gt;mrec was allocated) and does not free mi; do_action() then returns the error without mi_put(): the mft_inode (and mi-&gt;mrec) leak; on success the object is released by mi_put()</w:t>
       </w:r>
       <w:r>
         <w:rPr>
           <w:rFonts w:cs="Times New Roman"/>
         </w:rPr>
-        <w:lastRenderedPageBreak/>
-        <w:t>existing report or fix. Our fix (patches/0002-fs-ntfs3-free-mft_inode-when-mi_format_new-fails-in-do_action.patch) calls mi_put(mi) before returning; built against the guest kernel it compiles, and re-analysing the patched module removes exactly this warning (5 warnings before, 4 after, none new). It is not confirmed at runtime, which needs an NTFS image with a dirty log that replays InitializeFile</w:t>
+        <w:t xml:space="preserve"> at the out label. The code is unchanged in mainline 7.3 and linux-next (next-20261020); a web search found no existing report or fix. Our fix (patches/0002-fs-ntfs3-free-mft_inode-when-mi_format_new-fails-in-do_action.patch) calls mi_put(mi) before returning; built against the guest kernel it compiles, and re-analysing the patched module removes exactly this warning (5 warnings before, 4 after, none new). It is not confirmed at runtime, which needs an NTFS image with a dirty log that replays InitializeFile</w:t>
       </w:r>
       <w:r>
         <w:rPr>
@@ -27384,31 +27473,25 @@
           <w:rFonts w:cs="Times New Roman"/>
           <w:b/>
         </w:rPr>
+        <w:lastRenderedPageBreak/>
         <w:t>Root cause of the null_blk crash.</w:t>
       </w:r>
       <w:r>
         <w:rPr>
           <w:rFonts w:cs="Times New Roman"/>
         </w:rPr>
-        <w:t xml:space="preserve"> Probing fault points 739-745 one at a time on a freshly booted guest crashed it at 739, 741, 743, 745, so no earlier state is needed. With a verbose console the trigger is fail-nth 739 of null_blk init: kmalloc in configfs_register_subsystem(), after null_init() has added its disk. The mechanism: add_disk() -&gt; disk_scan_partitions() opens the whole disk (taking a module reference through disk-&gt;fops-&gt;owner) and drops it with fput(); </w:t>
+        <w:t xml:space="preserve"> Probing fault points 739-745 one at a time on a freshly booted guest crashed it at 739, 741, 743, 745, so no earlier state is needed. With a verbose console the trigger is fail-nth 739 of null_blk init: kmalloc in configfs_register_subsystem(), after null_init() has added its disk. The mechanism: add_disk() -&gt; disk_scan_partitions() opens the whole disk (taking a module reference through disk-&gt;fops-&gt;owner) and drops it with fput(); called from a user task (finit_module), the final __fput() is deferred to t</w:t>
       </w:r>
       <w:r>
         <w:rPr>
           <w:rFonts w:cs="Times New Roman"/>
         </w:rPr>
-        <w:lastRenderedPageBreak/>
-        <w:t>called from a user task (finit_module), the final __fput() is deferred to t</w:t>
+        <w:t>ask_work; configfs_register_subsystem() then fails; null_init() destroys its device and returns the error, and the module loader frees the module; on return to user space the deferred __fput() runs bdev_release(), whose module_put(disk-&gt;fops-&gt;owner) reads the freed module's block_device_operations. The crash stack confirms the deferred release (blkdev_release+0x11/0x20 &lt;- __fput+0xfe/0x280 &lt;- task_work_run+0x8b/0xb0 &lt;- exit_to_user_mode_loop+0xaa/0xc0). Any module that adds a disk and then fails its initial</w:t>
       </w:r>
       <w:r>
         <w:rPr>
           <w:rFonts w:cs="Times New Roman"/>
         </w:rPr>
-        <w:t>ask_work; configfs_register_subsystem() then fails; null_init() destroys its device and returns the error, and the module loader frees the module; on return to user space the deferred __fput() runs bdev_release(), whose module_put(disk-&gt;fops-&gt;owner) reads the freed module's block_device_operations. The crash stack confirms the deferred release (blkdev_release+0x11/0x20 &lt;- __fput+0xfe/0x280 &lt;- task_work_run+0x8b/0xb0 &lt;- exit_to_user_mode_loop+0xaa/0xc0). Any module that adds a disk and then fails its initial</w:t>
-      </w:r>
-      <w:r>
-        <w:rPr>
-          <w:rFonts w:cs="Times New Roman"/>
-        </w:rPr>
         <w:t>isation is exposed; the code is unchanged in mainline 7.3 (disk_scan_partitions() still uses fput(); null_init() still registers configfs after creating devices). We did not validate a fix: releasing the scan file synchronously (__fput_sync()) is documented as reserved for kernel threads; the fix belongs to the block / module-loader maintainers.</w:t>
       </w:r>
     </w:p>
@@ -27416,7 +27499,7 @@
       <w:pPr>
         <w:pStyle w:val="Heading2"/>
       </w:pPr>
-      <w:bookmarkStart w:id="23" w:name="_Toc243427993"/>
+      <w:bookmarkStart w:id="23" w:name="_Toc243686847"/>
       <w:r>
         <w:t>4.5 Seeded Leaks in Real Kernel Code</w:t>
       </w:r>
@@ -27870,20 +27953,14 @@
           <w:rFonts w:cs="Times New Roman"/>
           <w:b/>
         </w:rPr>
+        <w:lastRenderedPageBreak/>
         <w:t>bonding, bond_create() — upstream commit 8d6184e4881b "bonding: fix device leak on error in bond_create()" (2010-02-27).</w:t>
       </w:r>
       <w:r>
         <w:rPr>
           <w:rFonts w:cs="Times New Roman"/>
         </w:rPr>
-        <w:t xml:space="preserve"> A real bug that shipped in Linux until 2010: when register_netdevice() fails, bond_create() returns without free_netdev(), leaking the net_device allocated by alloc_netdev_mq(). Upstream commit 8d6184e4881b added the release; removing it from Linux 6.18.55 restores the original bug. bonding_init() calls bond_create() for each of max_bonds (default 1) at module load and propagates its error, so failing an allocation inside </w:t>
-      </w:r>
-      <w:r>
-        <w:rPr>
-          <w:rFonts w:cs="Times New Roman"/>
-        </w:rPr>
-        <w:lastRenderedPageBreak/>
-        <w:t>register_netdevice() with fail-nth makes initialisation fail and leaves the net_devic</w:t>
+        <w:t xml:space="preserve"> A real bug that shipped in Linux until 2010: when register_netdevice() fails, bond_create() returns without free_netdev(), leaking the net_device allocated by alloc_netdev_mq(). Upstream commit 8d6184e4881b added the release; removing it from Linux 6.18.55 restores the original bug. bonding_init() calls bond_create() for each of max_bonds (default 1) at module load and propagates its error, so failing an allocation inside register_netdevice() with fail-nth makes initialisation fail and leaves the net_devic</w:t>
       </w:r>
       <w:r>
         <w:rPr>
@@ -28093,7 +28170,14 @@
         <w:rPr>
           <w:rFonts w:cs="Times New Roman"/>
         </w:rPr>
-        <w:t>In the guest VM the module-filtered sweep mapped the failing call, and the targeted test (leak at main.c:799 after failing null_alloc_dev+0x63/0x210) made module initialisation fail; kmemleak then reported the object as unreferenced, with the allocation backtrace pointing back into the module's init path (module frames symbolised through klg_modwatch):</w:t>
+        <w:t xml:space="preserve">In the guest VM the module-filtered sweep mapped the failing call, and the targeted test (leak at main.c:799 after failing null_alloc_dev+0x63/0x210) made module initialisation fail; </w:t>
+      </w:r>
+      <w:r>
+        <w:rPr>
+          <w:rFonts w:cs="Times New Roman"/>
+        </w:rPr>
+        <w:lastRenderedPageBreak/>
+        <w:t>kmemleak then reported the object as unreferenced, with the allocation backtrace pointing back into the module's init path (module frames symbolised through klg_modwatch):</w:t>
       </w:r>
     </w:p>
     <w:p>
@@ -28205,7 +28289,6 @@
           <w:rFonts w:ascii="Consolas" w:eastAsia="Consolas" w:hAnsi="Consolas" w:cs="Consolas"/>
           <w:sz w:val="16"/>
         </w:rPr>
-        <w:lastRenderedPageBreak/>
         <w:t xml:space="preserve">  null_alloc_dev+0x1c/0x0 [null_blk]</w:t>
       </w:r>
     </w:p>
@@ -28273,7 +28356,7 @@
       <w:pPr>
         <w:pStyle w:val="Heading2"/>
       </w:pPr>
-      <w:bookmarkStart w:id="24" w:name="_Toc243427994"/>
+      <w:bookmarkStart w:id="24" w:name="_Toc243686848"/>
       <w:r>
         <w:t>4.6 Analysis</w:t>
       </w:r>
@@ -28318,20 +28401,20 @@
         <w:rPr>
           <w:rFonts w:cs="Times New Roman"/>
         </w:rPr>
-        <w:t xml:space="preserve"> Exhaustive fault injection runs every routine once per fault point (1261 executions, dominated by module loading, which has hundreds of fault points) and random injection uses a fixed budget. KernelLeakGuard restricts its sweep with the kernel's fault-injection stack-trace filter (require-start/require-end set to the module's code, taken from klg_modwatch's log), so fail-nth counts only fault points reached from the module itself; together with the targeted confirmation it needs 425 executions in total and</w:t>
+        <w:t xml:space="preserve"> Exhaustive fault injection runs every routine once per fault point (1279 executions, dominated by module loading, which has hundreds of fault points) and </w:t>
       </w:r>
       <w:r>
         <w:rPr>
           <w:rFonts w:cs="Times New Roman"/>
         </w:rPr>
-        <w:t xml:space="preserve"> finds 16 leaks, against 15 for the exhaustive baseline. Leaks in module initialisation code are reported by kmemleak with raw addresses because the module is unloaded after its failed initialisation; </w:t>
+        <w:lastRenderedPageBreak/>
+        <w:t>random injection uses a fixed budget. KernelLeakGuard restricts its sweep with the kernel's fault-injection stack-trace filter (require-start/require-end set to the module's code, taken from klg_modwatch's log), so fail-nth counts only fault points reached from the module itself; together with the targeted confirmation it needs 424 executions in total and</w:t>
       </w:r>
       <w:r>
         <w:rPr>
           <w:rFonts w:cs="Times New Roman"/>
         </w:rPr>
-        <w:lastRenderedPageBreak/>
-        <w:t>klg_modwatch, a helper module that logs each module's load address and symbols, turns them back into exact source lines. Dynamic tools report only a backtrace, whereas KernelLeakGuard's report names the leaking exit, the returned error, the failing call and a validated fix.</w:t>
+        <w:t xml:space="preserve"> finds 16 leaks, against 16 for the exhaustive baseline. Leaks in module initialisation code are reported by kmemleak with raw addresses because the module is unloaded after its failed initialisation; klg_modwatch, a helper module that logs each module's load address and symbols, turns them back into exact source lines. Dynamic tools report only a backtrace, whereas KernelLeakGuard's report names the leaking exit, the returned error, the failing call and a validated fix.</w:t>
       </w:r>
     </w:p>
     <w:p>
@@ -28400,7 +28483,7 @@
         <w:pageBreakBefore/>
         <w:jc w:val="center"/>
       </w:pPr>
-      <w:bookmarkStart w:id="25" w:name="_Toc243427995"/>
+      <w:bookmarkStart w:id="25" w:name="_Toc243686849"/>
       <w:r>
         <w:lastRenderedPageBreak/>
         <w:t>CHAPTER 5: CONCLUSION AND FUTURE WORK</w:t>
@@ -28411,7 +28494,7 @@
       <w:pPr>
         <w:pStyle w:val="Heading2"/>
       </w:pPr>
-      <w:bookmarkStart w:id="26" w:name="_Toc243427996"/>
+      <w:bookmarkStart w:id="26" w:name="_Toc243686850"/>
       <w:r>
         <w:t>5.1 Conclusion</w:t>
       </w:r>
@@ -28431,7 +28514,7 @@
         <w:rPr>
           <w:rFonts w:cs="Times New Roman"/>
         </w:rPr>
-        <w:t xml:space="preserve"> analysis, and runtime verification confirms 15 leaks with kernel evidence, refutes the remaining false positive and reaches precision 1.00. The complete tool finds 16 of 17 leaks with no false positive using 425 executions, compared with 15 leaks and 1261 executions for exhaustive fault injection, and generates validated fix patches for 14 of 15 confirmed leaks.</w:t>
+        <w:t xml:space="preserve"> analysis, and runtime verification confirms 15 leaks with kernel evidence, refutes the remaining false positive and reaches precision 1.00. The complete tool finds 16 of 17 leaks with no false positive using 424 executions, compared with 16 leaks and 1279 executions for exhaustive fault injection, and generates validated fix patches for 14 of 15 confirmed leaks.</w:t>
       </w:r>
     </w:p>
     <w:p>
@@ -28466,7 +28549,7 @@
       <w:pPr>
         <w:pStyle w:val="Heading2"/>
       </w:pPr>
-      <w:bookmarkStart w:id="27" w:name="_Toc243427997"/>
+      <w:bookmarkStart w:id="27" w:name="_Toc243686851"/>
       <w:r>
         <w:t>5.2 Future Work</w:t>
       </w:r>
@@ -28668,7 +28751,7 @@
         <w:pageBreakBefore/>
         <w:jc w:val="center"/>
       </w:pPr>
-      <w:bookmarkStart w:id="28" w:name="_Toc243427998"/>
+      <w:bookmarkStart w:id="28" w:name="_Toc243686852"/>
       <w:r>
         <w:lastRenderedPageBreak/>
         <w:t>REFERENCES</w:t>
@@ -28935,7 +29018,7 @@
         <w:pageBreakBefore/>
         <w:jc w:val="center"/>
       </w:pPr>
-      <w:bookmarkStart w:id="29" w:name="_Toc243427999"/>
+      <w:bookmarkStart w:id="29" w:name="_Toc243686853"/>
       <w:r>
         <w:lastRenderedPageBreak/>
         <w:t>APPENDIX: SOURCE CODE</w:t>
@@ -29372,7 +29455,7 @@
                 <w:rFonts w:cs="Times New Roman"/>
                 <w:sz w:val="20"/>
               </w:rPr>
-              <w:t>425</w:t>
+              <w:t>562</w:t>
             </w:r>
           </w:p>
         </w:tc>
@@ -36556,7 +36639,7 @@
     <w:autoRedefine/>
     <w:uiPriority w:val="39"/>
     <w:unhideWhenUsed/>
-    <w:rsid w:val="006E439D"/>
+    <w:rsid w:val="00E84FDB"/>
     <w:pPr>
       <w:spacing w:after="100"/>
     </w:pPr>
@@ -36568,7 +36651,7 @@
     <w:autoRedefine/>
     <w:uiPriority w:val="39"/>
     <w:unhideWhenUsed/>
-    <w:rsid w:val="006E439D"/>
+    <w:rsid w:val="00E84FDB"/>
     <w:pPr>
       <w:spacing w:after="100"/>
       <w:ind w:left="240"/>

--- a/docs/KernelLeakGuard_Final_Report.docx
+++ b/docs/KernelLeakGuard_Final_Report.docx
@@ -276,7 +276,7 @@
           <w:sz w:val="34"/>
           <w:szCs w:val="48"/>
         </w:rPr>
-        <w:t>KernelLeakGuard: Hybrid Static Analysis and Runtime Verification of Memory Leaks in Linux Kernel Early-Exit Paths</w:t>
+        <w:t>KernelLeakGuard: Detecting and Verifying Linux Kernel Memory Leaks</w:t>
       </w:r>
     </w:p>
     <w:p>
@@ -794,7 +794,7 @@
           <w:rFonts w:cs="Times New Roman"/>
           <w:szCs w:val="24"/>
         </w:rPr>
-        <w:t xml:space="preserve">We hereby declare that the project report titled “KernelLeakGuard: Hybrid Static Analysis and Runtime Verification of Memory Leaks in Linux Kernel Early-Exit Paths” submitted in partial fulfillment of the requirements for the course </w:t>
+        <w:t xml:space="preserve">We hereby declare that the project report titled “KernelLeakGuard: Detecting and Verifying Linux Kernel Memory Leaks” submitted in partial fulfillment of the requirements for the course </w:t>
       </w:r>
       <w:r>
         <w:rPr>
@@ -1055,7 +1055,7 @@
       <w:r>
         <w:fldChar w:fldCharType="separate"/>
       </w:r>
-      <w:hyperlink w:anchor="_Toc243686824" w:history="1">
+      <w:hyperlink w:anchor="_Toc243763381" w:history="1">
         <w:r>
           <w:rPr>
             <w:rStyle w:val="Hyperlink"/>
@@ -1082,7 +1082,7 @@
             <w:noProof/>
             <w:webHidden/>
           </w:rPr>
-          <w:instrText xml:space="preserve"> PAGEREF _Toc243686824 \h </w:instrText>
+          <w:instrText xml:space="preserve"> PAGEREF _Toc243763381 \h </w:instrText>
         </w:r>
         <w:r>
           <w:rPr>
@@ -1126,7 +1126,7 @@
           <w:lang w:eastAsia="en-IN"/>
         </w:rPr>
       </w:pPr>
-      <w:hyperlink w:anchor="_Toc243686825" w:history="1">
+      <w:hyperlink w:anchor="_Toc243763382" w:history="1">
         <w:r>
           <w:rPr>
             <w:rStyle w:val="Hyperlink"/>
@@ -1153,7 +1153,7 @@
             <w:noProof/>
             <w:webHidden/>
           </w:rPr>
-          <w:instrText xml:space="preserve"> PAGEREF _Toc243686825 \h </w:instrText>
+          <w:instrText xml:space="preserve"> PAGEREF _Toc243763382 \h </w:instrText>
         </w:r>
         <w:r>
           <w:rPr>
@@ -1197,7 +1197,7 @@
           <w:lang w:eastAsia="en-IN"/>
         </w:rPr>
       </w:pPr>
-      <w:hyperlink w:anchor="_Toc243686826" w:history="1">
+      <w:hyperlink w:anchor="_Toc243763383" w:history="1">
         <w:r>
           <w:rPr>
             <w:rStyle w:val="Hyperlink"/>
@@ -1224,7 +1224,7 @@
             <w:noProof/>
             <w:webHidden/>
           </w:rPr>
-          <w:instrText xml:space="preserve"> PAGEREF _Toc243686826 \h </w:instrText>
+          <w:instrText xml:space="preserve"> PAGEREF _Toc243763383 \h </w:instrText>
         </w:r>
         <w:r>
           <w:rPr>
@@ -1268,7 +1268,7 @@
           <w:lang w:eastAsia="en-IN"/>
         </w:rPr>
       </w:pPr>
-      <w:hyperlink w:anchor="_Toc243686827" w:history="1">
+      <w:hyperlink w:anchor="_Toc243763384" w:history="1">
         <w:r>
           <w:rPr>
             <w:rStyle w:val="Hyperlink"/>
@@ -1295,7 +1295,7 @@
             <w:noProof/>
             <w:webHidden/>
           </w:rPr>
-          <w:instrText xml:space="preserve"> PAGEREF _Toc243686827 \h </w:instrText>
+          <w:instrText xml:space="preserve"> PAGEREF _Toc243763384 \h </w:instrText>
         </w:r>
         <w:r>
           <w:rPr>
@@ -1339,7 +1339,7 @@
           <w:lang w:eastAsia="en-IN"/>
         </w:rPr>
       </w:pPr>
-      <w:hyperlink w:anchor="_Toc243686828" w:history="1">
+      <w:hyperlink w:anchor="_Toc243763385" w:history="1">
         <w:r>
           <w:rPr>
             <w:rStyle w:val="Hyperlink"/>
@@ -1366,7 +1366,7 @@
             <w:noProof/>
             <w:webHidden/>
           </w:rPr>
-          <w:instrText xml:space="preserve"> PAGEREF _Toc243686828 \h </w:instrText>
+          <w:instrText xml:space="preserve"> PAGEREF _Toc243763385 \h </w:instrText>
         </w:r>
         <w:r>
           <w:rPr>
@@ -1410,7 +1410,7 @@
           <w:lang w:eastAsia="en-IN"/>
         </w:rPr>
       </w:pPr>
-      <w:hyperlink w:anchor="_Toc243686829" w:history="1">
+      <w:hyperlink w:anchor="_Toc243763386" w:history="1">
         <w:r>
           <w:rPr>
             <w:rStyle w:val="Hyperlink"/>
@@ -1437,7 +1437,7 @@
             <w:noProof/>
             <w:webHidden/>
           </w:rPr>
-          <w:instrText xml:space="preserve"> PAGEREF _Toc243686829 \h </w:instrText>
+          <w:instrText xml:space="preserve"> PAGEREF _Toc243763386 \h </w:instrText>
         </w:r>
         <w:r>
           <w:rPr>
@@ -1481,7 +1481,7 @@
           <w:lang w:eastAsia="en-IN"/>
         </w:rPr>
       </w:pPr>
-      <w:hyperlink w:anchor="_Toc243686830" w:history="1">
+      <w:hyperlink w:anchor="_Toc243763387" w:history="1">
         <w:r>
           <w:rPr>
             <w:rStyle w:val="Hyperlink"/>
@@ -1508,7 +1508,7 @@
             <w:noProof/>
             <w:webHidden/>
           </w:rPr>
-          <w:instrText xml:space="preserve"> PAGEREF _Toc243686830 \h </w:instrText>
+          <w:instrText xml:space="preserve"> PAGEREF _Toc243763387 \h </w:instrText>
         </w:r>
         <w:r>
           <w:rPr>
@@ -1528,7 +1528,7 @@
             <w:noProof/>
             <w:webHidden/>
           </w:rPr>
-          <w:t>8</w:t>
+          <w:t>9</w:t>
         </w:r>
         <w:r>
           <w:rPr>
@@ -1552,7 +1552,7 @@
           <w:lang w:eastAsia="en-IN"/>
         </w:rPr>
       </w:pPr>
-      <w:hyperlink w:anchor="_Toc243686831" w:history="1">
+      <w:hyperlink w:anchor="_Toc243763388" w:history="1">
         <w:r>
           <w:rPr>
             <w:rStyle w:val="Hyperlink"/>
@@ -1579,7 +1579,7 @@
             <w:noProof/>
             <w:webHidden/>
           </w:rPr>
-          <w:instrText xml:space="preserve"> PAGEREF _Toc243686831 \h </w:instrText>
+          <w:instrText xml:space="preserve"> PAGEREF _Toc243763388 \h </w:instrText>
         </w:r>
         <w:r>
           <w:rPr>
@@ -1623,7 +1623,7 @@
           <w:lang w:eastAsia="en-IN"/>
         </w:rPr>
       </w:pPr>
-      <w:hyperlink w:anchor="_Toc243686832" w:history="1">
+      <w:hyperlink w:anchor="_Toc243763389" w:history="1">
         <w:r>
           <w:rPr>
             <w:rStyle w:val="Hyperlink"/>
@@ -1650,7 +1650,7 @@
             <w:noProof/>
             <w:webHidden/>
           </w:rPr>
-          <w:instrText xml:space="preserve"> PAGEREF _Toc243686832 \h </w:instrText>
+          <w:instrText xml:space="preserve"> PAGEREF _Toc243763389 \h </w:instrText>
         </w:r>
         <w:r>
           <w:rPr>
@@ -1694,7 +1694,7 @@
           <w:lang w:eastAsia="en-IN"/>
         </w:rPr>
       </w:pPr>
-      <w:hyperlink w:anchor="_Toc243686833" w:history="1">
+      <w:hyperlink w:anchor="_Toc243763390" w:history="1">
         <w:r>
           <w:rPr>
             <w:rStyle w:val="Hyperlink"/>
@@ -1721,7 +1721,7 @@
             <w:noProof/>
             <w:webHidden/>
           </w:rPr>
-          <w:instrText xml:space="preserve"> PAGEREF _Toc243686833 \h </w:instrText>
+          <w:instrText xml:space="preserve"> PAGEREF _Toc243763390 \h </w:instrText>
         </w:r>
         <w:r>
           <w:rPr>
@@ -1765,7 +1765,7 @@
           <w:lang w:eastAsia="en-IN"/>
         </w:rPr>
       </w:pPr>
-      <w:hyperlink w:anchor="_Toc243686834" w:history="1">
+      <w:hyperlink w:anchor="_Toc243763391" w:history="1">
         <w:r>
           <w:rPr>
             <w:rStyle w:val="Hyperlink"/>
@@ -1792,7 +1792,7 @@
             <w:noProof/>
             <w:webHidden/>
           </w:rPr>
-          <w:instrText xml:space="preserve"> PAGEREF _Toc243686834 \h </w:instrText>
+          <w:instrText xml:space="preserve"> PAGEREF _Toc243763391 \h </w:instrText>
         </w:r>
         <w:r>
           <w:rPr>
@@ -1836,7 +1836,7 @@
           <w:lang w:eastAsia="en-IN"/>
         </w:rPr>
       </w:pPr>
-      <w:hyperlink w:anchor="_Toc243686835" w:history="1">
+      <w:hyperlink w:anchor="_Toc243763392" w:history="1">
         <w:r>
           <w:rPr>
             <w:rStyle w:val="Hyperlink"/>
@@ -1863,7 +1863,7 @@
             <w:noProof/>
             <w:webHidden/>
           </w:rPr>
-          <w:instrText xml:space="preserve"> PAGEREF _Toc243686835 \h </w:instrText>
+          <w:instrText xml:space="preserve"> PAGEREF _Toc243763392 \h </w:instrText>
         </w:r>
         <w:r>
           <w:rPr>
@@ -1883,7 +1883,7 @@
             <w:noProof/>
             <w:webHidden/>
           </w:rPr>
-          <w:t>11</w:t>
+          <w:t>12</w:t>
         </w:r>
         <w:r>
           <w:rPr>
@@ -1907,7 +1907,7 @@
           <w:lang w:eastAsia="en-IN"/>
         </w:rPr>
       </w:pPr>
-      <w:hyperlink w:anchor="_Toc243686836" w:history="1">
+      <w:hyperlink w:anchor="_Toc243763393" w:history="1">
         <w:r>
           <w:rPr>
             <w:rStyle w:val="Hyperlink"/>
@@ -1934,7 +1934,7 @@
             <w:noProof/>
             <w:webHidden/>
           </w:rPr>
-          <w:instrText xml:space="preserve"> PAGEREF _Toc243686836 \h </w:instrText>
+          <w:instrText xml:space="preserve"> PAGEREF _Toc243763393 \h </w:instrText>
         </w:r>
         <w:r>
           <w:rPr>
@@ -1978,7 +1978,7 @@
           <w:lang w:eastAsia="en-IN"/>
         </w:rPr>
       </w:pPr>
-      <w:hyperlink w:anchor="_Toc243686837" w:history="1">
+      <w:hyperlink w:anchor="_Toc243763394" w:history="1">
         <w:r>
           <w:rPr>
             <w:rStyle w:val="Hyperlink"/>
@@ -2005,7 +2005,7 @@
             <w:noProof/>
             <w:webHidden/>
           </w:rPr>
-          <w:instrText xml:space="preserve"> PAGEREF _Toc243686837 \h </w:instrText>
+          <w:instrText xml:space="preserve"> PAGEREF _Toc243763394 \h </w:instrText>
         </w:r>
         <w:r>
           <w:rPr>
@@ -2049,7 +2049,7 @@
           <w:lang w:eastAsia="en-IN"/>
         </w:rPr>
       </w:pPr>
-      <w:hyperlink w:anchor="_Toc243686838" w:history="1">
+      <w:hyperlink w:anchor="_Toc243763395" w:history="1">
         <w:r>
           <w:rPr>
             <w:rStyle w:val="Hyperlink"/>
@@ -2076,7 +2076,7 @@
             <w:noProof/>
             <w:webHidden/>
           </w:rPr>
-          <w:instrText xml:space="preserve"> PAGEREF _Toc243686838 \h </w:instrText>
+          <w:instrText xml:space="preserve"> PAGEREF _Toc243763395 \h </w:instrText>
         </w:r>
         <w:r>
           <w:rPr>
@@ -2120,7 +2120,7 @@
           <w:lang w:eastAsia="en-IN"/>
         </w:rPr>
       </w:pPr>
-      <w:hyperlink w:anchor="_Toc243686839" w:history="1">
+      <w:hyperlink w:anchor="_Toc243763396" w:history="1">
         <w:r>
           <w:rPr>
             <w:rStyle w:val="Hyperlink"/>
@@ -2147,7 +2147,7 @@
             <w:noProof/>
             <w:webHidden/>
           </w:rPr>
-          <w:instrText xml:space="preserve"> PAGEREF _Toc243686839 \h </w:instrText>
+          <w:instrText xml:space="preserve"> PAGEREF _Toc243763396 \h </w:instrText>
         </w:r>
         <w:r>
           <w:rPr>
@@ -2167,7 +2167,7 @@
             <w:noProof/>
             <w:webHidden/>
           </w:rPr>
-          <w:t>16</w:t>
+          <w:t>21</w:t>
         </w:r>
         <w:r>
           <w:rPr>
@@ -2191,7 +2191,7 @@
           <w:lang w:eastAsia="en-IN"/>
         </w:rPr>
       </w:pPr>
-      <w:hyperlink w:anchor="_Toc243686840" w:history="1">
+      <w:hyperlink w:anchor="_Toc243763397" w:history="1">
         <w:r>
           <w:rPr>
             <w:rStyle w:val="Hyperlink"/>
@@ -2218,7 +2218,7 @@
             <w:noProof/>
             <w:webHidden/>
           </w:rPr>
-          <w:instrText xml:space="preserve"> PAGEREF _Toc243686840 \h </w:instrText>
+          <w:instrText xml:space="preserve"> PAGEREF _Toc243763397 \h </w:instrText>
         </w:r>
         <w:r>
           <w:rPr>
@@ -2238,7 +2238,7 @@
             <w:noProof/>
             <w:webHidden/>
           </w:rPr>
-          <w:t>17</w:t>
+          <w:t>21</w:t>
         </w:r>
         <w:r>
           <w:rPr>
@@ -2262,7 +2262,7 @@
           <w:lang w:eastAsia="en-IN"/>
         </w:rPr>
       </w:pPr>
-      <w:hyperlink w:anchor="_Toc243686841" w:history="1">
+      <w:hyperlink w:anchor="_Toc243763398" w:history="1">
         <w:r>
           <w:rPr>
             <w:rStyle w:val="Hyperlink"/>
@@ -2289,7 +2289,7 @@
             <w:noProof/>
             <w:webHidden/>
           </w:rPr>
-          <w:instrText xml:space="preserve"> PAGEREF _Toc243686841 \h </w:instrText>
+          <w:instrText xml:space="preserve"> PAGEREF _Toc243763398 \h </w:instrText>
         </w:r>
         <w:r>
           <w:rPr>
@@ -2309,7 +2309,7 @@
             <w:noProof/>
             <w:webHidden/>
           </w:rPr>
-          <w:t>18</w:t>
+          <w:t>23</w:t>
         </w:r>
         <w:r>
           <w:rPr>
@@ -2333,7 +2333,7 @@
           <w:lang w:eastAsia="en-IN"/>
         </w:rPr>
       </w:pPr>
-      <w:hyperlink w:anchor="_Toc243686842" w:history="1">
+      <w:hyperlink w:anchor="_Toc243763399" w:history="1">
         <w:r>
           <w:rPr>
             <w:rStyle w:val="Hyperlink"/>
@@ -2360,7 +2360,7 @@
             <w:noProof/>
             <w:webHidden/>
           </w:rPr>
-          <w:instrText xml:space="preserve"> PAGEREF _Toc243686842 \h </w:instrText>
+          <w:instrText xml:space="preserve"> PAGEREF _Toc243763399 \h </w:instrText>
         </w:r>
         <w:r>
           <w:rPr>
@@ -2380,7 +2380,7 @@
             <w:noProof/>
             <w:webHidden/>
           </w:rPr>
-          <w:t>20</w:t>
+          <w:t>24</w:t>
         </w:r>
         <w:r>
           <w:rPr>
@@ -2404,7 +2404,7 @@
           <w:lang w:eastAsia="en-IN"/>
         </w:rPr>
       </w:pPr>
-      <w:hyperlink w:anchor="_Toc243686843" w:history="1">
+      <w:hyperlink w:anchor="_Toc243763400" w:history="1">
         <w:r>
           <w:rPr>
             <w:rStyle w:val="Hyperlink"/>
@@ -2431,7 +2431,7 @@
             <w:noProof/>
             <w:webHidden/>
           </w:rPr>
-          <w:instrText xml:space="preserve"> PAGEREF _Toc243686843 \h </w:instrText>
+          <w:instrText xml:space="preserve"> PAGEREF _Toc243763400 \h </w:instrText>
         </w:r>
         <w:r>
           <w:rPr>
@@ -2451,7 +2451,7 @@
             <w:noProof/>
             <w:webHidden/>
           </w:rPr>
-          <w:t>20</w:t>
+          <w:t>24</w:t>
         </w:r>
         <w:r>
           <w:rPr>
@@ -2475,7 +2475,7 @@
           <w:lang w:eastAsia="en-IN"/>
         </w:rPr>
       </w:pPr>
-      <w:hyperlink w:anchor="_Toc243686844" w:history="1">
+      <w:hyperlink w:anchor="_Toc243763401" w:history="1">
         <w:r>
           <w:rPr>
             <w:rStyle w:val="Hyperlink"/>
@@ -2502,7 +2502,7 @@
             <w:noProof/>
             <w:webHidden/>
           </w:rPr>
-          <w:instrText xml:space="preserve"> PAGEREF _Toc243686844 \h </w:instrText>
+          <w:instrText xml:space="preserve"> PAGEREF _Toc243763401 \h </w:instrText>
         </w:r>
         <w:r>
           <w:rPr>
@@ -2522,7 +2522,7 @@
             <w:noProof/>
             <w:webHidden/>
           </w:rPr>
-          <w:t>20</w:t>
+          <w:t>24</w:t>
         </w:r>
         <w:r>
           <w:rPr>
@@ -2546,7 +2546,7 @@
           <w:lang w:eastAsia="en-IN"/>
         </w:rPr>
       </w:pPr>
-      <w:hyperlink w:anchor="_Toc243686845" w:history="1">
+      <w:hyperlink w:anchor="_Toc243763402" w:history="1">
         <w:r>
           <w:rPr>
             <w:rStyle w:val="Hyperlink"/>
@@ -2573,7 +2573,7 @@
             <w:noProof/>
             <w:webHidden/>
           </w:rPr>
-          <w:instrText xml:space="preserve"> PAGEREF _Toc243686845 \h </w:instrText>
+          <w:instrText xml:space="preserve"> PAGEREF _Toc243763402 \h </w:instrText>
         </w:r>
         <w:r>
           <w:rPr>
@@ -2593,7 +2593,7 @@
             <w:noProof/>
             <w:webHidden/>
           </w:rPr>
-          <w:t>27</w:t>
+          <w:t>34</w:t>
         </w:r>
         <w:r>
           <w:rPr>
@@ -2617,7 +2617,7 @@
           <w:lang w:eastAsia="en-IN"/>
         </w:rPr>
       </w:pPr>
-      <w:hyperlink w:anchor="_Toc243686846" w:history="1">
+      <w:hyperlink w:anchor="_Toc243763403" w:history="1">
         <w:r>
           <w:rPr>
             <w:rStyle w:val="Hyperlink"/>
@@ -2644,149 +2644,7 @@
             <w:noProof/>
             <w:webHidden/>
           </w:rPr>
-          <w:instrText xml:space="preserve"> PAGEREF _Toc243686846 \h </w:instrText>
-        </w:r>
-        <w:r>
-          <w:rPr>
-            <w:noProof/>
-            <w:webHidden/>
-          </w:rPr>
-        </w:r>
-        <w:r>
-          <w:rPr>
-            <w:noProof/>
-            <w:webHidden/>
-          </w:rPr>
-          <w:fldChar w:fldCharType="separate"/>
-        </w:r>
-        <w:r>
-          <w:rPr>
-            <w:noProof/>
-            <w:webHidden/>
-          </w:rPr>
-          <w:t>28</w:t>
-        </w:r>
-        <w:r>
-          <w:rPr>
-            <w:noProof/>
-            <w:webHidden/>
-          </w:rPr>
-          <w:fldChar w:fldCharType="end"/>
-        </w:r>
-      </w:hyperlink>
-    </w:p>
-    <w:p>
-      <w:pPr>
-        <w:pStyle w:val="TOC2"/>
-        <w:tabs>
-          <w:tab w:val="right" w:leader="dot" w:pos="9016"/>
-        </w:tabs>
-        <w:rPr>
-          <w:rFonts w:asciiTheme="minorHAnsi" w:eastAsiaTheme="minorEastAsia" w:hAnsiTheme="minorHAnsi"/>
-          <w:noProof/>
-          <w:szCs w:val="24"/>
-          <w:lang w:eastAsia="en-IN"/>
-        </w:rPr>
-      </w:pPr>
-      <w:hyperlink w:anchor="_Toc243686847" w:history="1">
-        <w:r>
-          <w:rPr>
-            <w:rStyle w:val="Hyperlink"/>
-            <w:noProof/>
-          </w:rPr>
-          <w:t>4.5 Seeded Leaks in Real Kernel Code</w:t>
-        </w:r>
-        <w:r>
-          <w:rPr>
-            <w:noProof/>
-            <w:webHidden/>
-          </w:rPr>
-          <w:tab/>
-        </w:r>
-        <w:r>
-          <w:rPr>
-            <w:noProof/>
-            <w:webHidden/>
-          </w:rPr>
-          <w:fldChar w:fldCharType="begin"/>
-        </w:r>
-        <w:r>
-          <w:rPr>
-            <w:noProof/>
-            <w:webHidden/>
-          </w:rPr>
-          <w:instrText xml:space="preserve"> PAGEREF _Toc243686847 \h </w:instrText>
-        </w:r>
-        <w:r>
-          <w:rPr>
-            <w:noProof/>
-            <w:webHidden/>
-          </w:rPr>
-        </w:r>
-        <w:r>
-          <w:rPr>
-            <w:noProof/>
-            <w:webHidden/>
-          </w:rPr>
-          <w:fldChar w:fldCharType="separate"/>
-        </w:r>
-        <w:r>
-          <w:rPr>
-            <w:noProof/>
-            <w:webHidden/>
-          </w:rPr>
-          <w:t>33</w:t>
-        </w:r>
-        <w:r>
-          <w:rPr>
-            <w:noProof/>
-            <w:webHidden/>
-          </w:rPr>
-          <w:fldChar w:fldCharType="end"/>
-        </w:r>
-      </w:hyperlink>
-    </w:p>
-    <w:p>
-      <w:pPr>
-        <w:pStyle w:val="TOC2"/>
-        <w:tabs>
-          <w:tab w:val="right" w:leader="dot" w:pos="9016"/>
-        </w:tabs>
-        <w:rPr>
-          <w:rFonts w:asciiTheme="minorHAnsi" w:eastAsiaTheme="minorEastAsia" w:hAnsiTheme="minorHAnsi"/>
-          <w:noProof/>
-          <w:szCs w:val="24"/>
-          <w:lang w:eastAsia="en-IN"/>
-        </w:rPr>
-      </w:pPr>
-      <w:hyperlink w:anchor="_Toc243686848" w:history="1">
-        <w:r>
-          <w:rPr>
-            <w:rStyle w:val="Hyperlink"/>
-            <w:noProof/>
-          </w:rPr>
-          <w:t>4.6 Analysis</w:t>
-        </w:r>
-        <w:r>
-          <w:rPr>
-            <w:noProof/>
-            <w:webHidden/>
-          </w:rPr>
-          <w:tab/>
-        </w:r>
-        <w:r>
-          <w:rPr>
-            <w:noProof/>
-            <w:webHidden/>
-          </w:rPr>
-          <w:fldChar w:fldCharType="begin"/>
-        </w:r>
-        <w:r>
-          <w:rPr>
-            <w:noProof/>
-            <w:webHidden/>
-          </w:rPr>
-          <w:instrText xml:space="preserve"> PAGEREF _Toc243686848 \h </w:instrText>
+          <w:instrText xml:space="preserve"> PAGEREF _Toc243763403 \h </w:instrText>
         </w:r>
         <w:r>
           <w:rPr>
@@ -2819,6 +2677,219 @@
     </w:p>
     <w:p>
       <w:pPr>
+        <w:pStyle w:val="TOC2"/>
+        <w:tabs>
+          <w:tab w:val="right" w:leader="dot" w:pos="9016"/>
+        </w:tabs>
+        <w:rPr>
+          <w:rFonts w:asciiTheme="minorHAnsi" w:eastAsiaTheme="minorEastAsia" w:hAnsiTheme="minorHAnsi"/>
+          <w:noProof/>
+          <w:szCs w:val="24"/>
+          <w:lang w:eastAsia="en-IN"/>
+        </w:rPr>
+      </w:pPr>
+      <w:hyperlink w:anchor="_Toc243763404" w:history="1">
+        <w:r>
+          <w:rPr>
+            <w:rStyle w:val="Hyperlink"/>
+            <w:noProof/>
+          </w:rPr>
+          <w:t>4.5 Seeded Leaks in Real Kernel Code</w:t>
+        </w:r>
+        <w:r>
+          <w:rPr>
+            <w:noProof/>
+            <w:webHidden/>
+          </w:rPr>
+          <w:tab/>
+        </w:r>
+        <w:r>
+          <w:rPr>
+            <w:noProof/>
+            <w:webHidden/>
+          </w:rPr>
+          <w:fldChar w:fldCharType="begin"/>
+        </w:r>
+        <w:r>
+          <w:rPr>
+            <w:noProof/>
+            <w:webHidden/>
+          </w:rPr>
+          <w:instrText xml:space="preserve"> PAGEREF _Toc243763404 \h </w:instrText>
+        </w:r>
+        <w:r>
+          <w:rPr>
+            <w:noProof/>
+            <w:webHidden/>
+          </w:rPr>
+        </w:r>
+        <w:r>
+          <w:rPr>
+            <w:noProof/>
+            <w:webHidden/>
+          </w:rPr>
+          <w:fldChar w:fldCharType="separate"/>
+        </w:r>
+        <w:r>
+          <w:rPr>
+            <w:noProof/>
+            <w:webHidden/>
+          </w:rPr>
+          <w:t>45</w:t>
+        </w:r>
+        <w:r>
+          <w:rPr>
+            <w:noProof/>
+            <w:webHidden/>
+          </w:rPr>
+          <w:fldChar w:fldCharType="end"/>
+        </w:r>
+      </w:hyperlink>
+    </w:p>
+    <w:p>
+      <w:pPr>
+        <w:pStyle w:val="TOC2"/>
+        <w:tabs>
+          <w:tab w:val="right" w:leader="dot" w:pos="9016"/>
+        </w:tabs>
+        <w:rPr>
+          <w:rFonts w:asciiTheme="minorHAnsi" w:eastAsiaTheme="minorEastAsia" w:hAnsiTheme="minorHAnsi"/>
+          <w:noProof/>
+          <w:szCs w:val="24"/>
+          <w:lang w:eastAsia="en-IN"/>
+        </w:rPr>
+      </w:pPr>
+      <w:hyperlink w:anchor="_Toc243763405" w:history="1">
+        <w:r>
+          <w:rPr>
+            <w:rStyle w:val="Hyperlink"/>
+            <w:noProof/>
+          </w:rPr>
+          <w:t>4.6 Live Demonstration in the Kernel</w:t>
+        </w:r>
+        <w:r>
+          <w:rPr>
+            <w:noProof/>
+            <w:webHidden/>
+          </w:rPr>
+          <w:tab/>
+        </w:r>
+        <w:r>
+          <w:rPr>
+            <w:noProof/>
+            <w:webHidden/>
+          </w:rPr>
+          <w:fldChar w:fldCharType="begin"/>
+        </w:r>
+        <w:r>
+          <w:rPr>
+            <w:noProof/>
+            <w:webHidden/>
+          </w:rPr>
+          <w:instrText xml:space="preserve"> PAGEREF _Toc243763405 \h </w:instrText>
+        </w:r>
+        <w:r>
+          <w:rPr>
+            <w:noProof/>
+            <w:webHidden/>
+          </w:rPr>
+        </w:r>
+        <w:r>
+          <w:rPr>
+            <w:noProof/>
+            <w:webHidden/>
+          </w:rPr>
+          <w:fldChar w:fldCharType="separate"/>
+        </w:r>
+        <w:r>
+          <w:rPr>
+            <w:noProof/>
+            <w:webHidden/>
+          </w:rPr>
+          <w:t>49</w:t>
+        </w:r>
+        <w:r>
+          <w:rPr>
+            <w:noProof/>
+            <w:webHidden/>
+          </w:rPr>
+          <w:fldChar w:fldCharType="end"/>
+        </w:r>
+      </w:hyperlink>
+    </w:p>
+    <w:p>
+      <w:pPr>
+        <w:pStyle w:val="TOC2"/>
+        <w:tabs>
+          <w:tab w:val="right" w:leader="dot" w:pos="9016"/>
+        </w:tabs>
+        <w:rPr>
+          <w:rFonts w:asciiTheme="minorHAnsi" w:eastAsiaTheme="minorEastAsia" w:hAnsiTheme="minorHAnsi"/>
+          <w:noProof/>
+          <w:szCs w:val="24"/>
+          <w:lang w:eastAsia="en-IN"/>
+        </w:rPr>
+      </w:pPr>
+      <w:hyperlink w:anchor="_Toc243763406" w:history="1">
+        <w:r>
+          <w:rPr>
+            <w:rStyle w:val="Hyperlink"/>
+            <w:noProof/>
+          </w:rPr>
+          <w:t>4.7 Analysis</w:t>
+        </w:r>
+        <w:r>
+          <w:rPr>
+            <w:noProof/>
+            <w:webHidden/>
+          </w:rPr>
+          <w:tab/>
+        </w:r>
+        <w:r>
+          <w:rPr>
+            <w:noProof/>
+            <w:webHidden/>
+          </w:rPr>
+          <w:fldChar w:fldCharType="begin"/>
+        </w:r>
+        <w:r>
+          <w:rPr>
+            <w:noProof/>
+            <w:webHidden/>
+          </w:rPr>
+          <w:instrText xml:space="preserve"> PAGEREF _Toc243763406 \h </w:instrText>
+        </w:r>
+        <w:r>
+          <w:rPr>
+            <w:noProof/>
+            <w:webHidden/>
+          </w:rPr>
+        </w:r>
+        <w:r>
+          <w:rPr>
+            <w:noProof/>
+            <w:webHidden/>
+          </w:rPr>
+          <w:fldChar w:fldCharType="separate"/>
+        </w:r>
+        <w:r>
+          <w:rPr>
+            <w:noProof/>
+            <w:webHidden/>
+          </w:rPr>
+          <w:t>54</w:t>
+        </w:r>
+        <w:r>
+          <w:rPr>
+            <w:noProof/>
+            <w:webHidden/>
+          </w:rPr>
+          <w:fldChar w:fldCharType="end"/>
+        </w:r>
+      </w:hyperlink>
+    </w:p>
+    <w:p>
+      <w:pPr>
         <w:pStyle w:val="TOC1"/>
         <w:tabs>
           <w:tab w:val="right" w:leader="dot" w:pos="9016"/>
@@ -2830,7 +2901,7 @@
           <w:lang w:eastAsia="en-IN"/>
         </w:rPr>
       </w:pPr>
-      <w:hyperlink w:anchor="_Toc243686849" w:history="1">
+      <w:hyperlink w:anchor="_Toc243763407" w:history="1">
         <w:r>
           <w:rPr>
             <w:rStyle w:val="Hyperlink"/>
@@ -2857,7 +2928,7 @@
             <w:noProof/>
             <w:webHidden/>
           </w:rPr>
-          <w:instrText xml:space="preserve"> PAGEREF _Toc243686849 \h </w:instrText>
+          <w:instrText xml:space="preserve"> PAGEREF _Toc243763407 \h </w:instrText>
         </w:r>
         <w:r>
           <w:rPr>
@@ -2877,7 +2948,7 @@
             <w:noProof/>
             <w:webHidden/>
           </w:rPr>
-          <w:t>37</w:t>
+          <w:t>56</w:t>
         </w:r>
         <w:r>
           <w:rPr>
@@ -2901,7 +2972,7 @@
           <w:lang w:eastAsia="en-IN"/>
         </w:rPr>
       </w:pPr>
-      <w:hyperlink w:anchor="_Toc243686850" w:history="1">
+      <w:hyperlink w:anchor="_Toc243763408" w:history="1">
         <w:r>
           <w:rPr>
             <w:rStyle w:val="Hyperlink"/>
@@ -2928,7 +2999,7 @@
             <w:noProof/>
             <w:webHidden/>
           </w:rPr>
-          <w:instrText xml:space="preserve"> PAGEREF _Toc243686850 \h </w:instrText>
+          <w:instrText xml:space="preserve"> PAGEREF _Toc243763408 \h </w:instrText>
         </w:r>
         <w:r>
           <w:rPr>
@@ -2948,7 +3019,7 @@
             <w:noProof/>
             <w:webHidden/>
           </w:rPr>
-          <w:t>37</w:t>
+          <w:t>56</w:t>
         </w:r>
         <w:r>
           <w:rPr>
@@ -2972,7 +3043,7 @@
           <w:lang w:eastAsia="en-IN"/>
         </w:rPr>
       </w:pPr>
-      <w:hyperlink w:anchor="_Toc243686851" w:history="1">
+      <w:hyperlink w:anchor="_Toc243763409" w:history="1">
         <w:r>
           <w:rPr>
             <w:rStyle w:val="Hyperlink"/>
@@ -2999,7 +3070,7 @@
             <w:noProof/>
             <w:webHidden/>
           </w:rPr>
-          <w:instrText xml:space="preserve"> PAGEREF _Toc243686851 \h </w:instrText>
+          <w:instrText xml:space="preserve"> PAGEREF _Toc243763409 \h </w:instrText>
         </w:r>
         <w:r>
           <w:rPr>
@@ -3019,7 +3090,7 @@
             <w:noProof/>
             <w:webHidden/>
           </w:rPr>
-          <w:t>37</w:t>
+          <w:t>57</w:t>
         </w:r>
         <w:r>
           <w:rPr>
@@ -3043,7 +3114,7 @@
           <w:lang w:eastAsia="en-IN"/>
         </w:rPr>
       </w:pPr>
-      <w:hyperlink w:anchor="_Toc243686852" w:history="1">
+      <w:hyperlink w:anchor="_Toc243763410" w:history="1">
         <w:r>
           <w:rPr>
             <w:rStyle w:val="Hyperlink"/>
@@ -3070,7 +3141,7 @@
             <w:noProof/>
             <w:webHidden/>
           </w:rPr>
-          <w:instrText xml:space="preserve"> PAGEREF _Toc243686852 \h </w:instrText>
+          <w:instrText xml:space="preserve"> PAGEREF _Toc243763410 \h </w:instrText>
         </w:r>
         <w:r>
           <w:rPr>
@@ -3090,7 +3161,7 @@
             <w:noProof/>
             <w:webHidden/>
           </w:rPr>
-          <w:t>39</w:t>
+          <w:t>58</w:t>
         </w:r>
         <w:r>
           <w:rPr>
@@ -3114,7 +3185,7 @@
           <w:lang w:eastAsia="en-IN"/>
         </w:rPr>
       </w:pPr>
-      <w:hyperlink w:anchor="_Toc243686853" w:history="1">
+      <w:hyperlink w:anchor="_Toc243763411" w:history="1">
         <w:r>
           <w:rPr>
             <w:rStyle w:val="Hyperlink"/>
@@ -3141,7 +3212,7 @@
             <w:noProof/>
             <w:webHidden/>
           </w:rPr>
-          <w:instrText xml:space="preserve"> PAGEREF _Toc243686853 \h </w:instrText>
+          <w:instrText xml:space="preserve"> PAGEREF _Toc243763411 \h </w:instrText>
         </w:r>
         <w:r>
           <w:rPr>
@@ -3161,7 +3232,7 @@
             <w:noProof/>
             <w:webHidden/>
           </w:rPr>
-          <w:t>41</w:t>
+          <w:t>60</w:t>
         </w:r>
         <w:r>
           <w:rPr>
@@ -3279,7 +3350,7 @@
         <w:pageBreakBefore/>
         <w:jc w:val="center"/>
       </w:pPr>
-      <w:bookmarkStart w:id="0" w:name="_Toc243686824"/>
+      <w:bookmarkStart w:id="0" w:name="_Toc243763381"/>
       <w:r>
         <w:lastRenderedPageBreak/>
         <w:t>ABSTRACT</w:t>
@@ -3367,7 +3438,7 @@
         <w:pageBreakBefore/>
         <w:jc w:val="center"/>
       </w:pPr>
-      <w:bookmarkStart w:id="1" w:name="_Toc243686825"/>
+      <w:bookmarkStart w:id="1" w:name="_Toc243763382"/>
       <w:r>
         <w:lastRenderedPageBreak/>
         <w:t>CHAPTER 1: INTRODUCTION</w:t>
@@ -3376,80 +3447,82 @@
     </w:p>
     <w:p>
       <w:pPr>
-        <w:pStyle w:val="Heading2"/>
-      </w:pPr>
-      <w:bookmarkStart w:id="2" w:name="_Toc243686826"/>
-      <w:r>
-        <w:t>1.1 Motivation</w:t>
-      </w:r>
-      <w:bookmarkEnd w:id="2"/>
-    </w:p>
-    <w:p>
-      <w:pPr>
-        <w:jc w:val="both"/>
-      </w:pPr>
-      <w:r>
-        <w:rPr>
-          <w:rFonts w:cs="Times New Roman"/>
-        </w:rPr>
-        <w:t>The Linux kernel manages memory for itself through allocators such as kmalloc(), kzalloc(), vmalloc() and dedicated slab caches. Unlike user programs, the kernel has no garbage collector and no process exit that returns everything to the system: memory that a kernel routine allocates and then loses track of stays allocated until the machine reboots. Long-running servers, phones and embedded devices therefore suffer from even small leaks when the leaking code runs repeatedly.</w:t>
-      </w:r>
-    </w:p>
-    <w:p>
-      <w:pPr>
-        <w:jc w:val="both"/>
-      </w:pPr>
-      <w:r>
-        <w:rPr>
-          <w:rFonts w:cs="Times New Roman"/>
-        </w:rPr>
-        <w:t>A large share of kernel leaks hide on early-exit paths. Kernel code checks the result of almost every operation and returns an error code such as -ENOMEM or -EINVAL as soon as something fails, usually through a ladder of goto labels that undo the work done so far. Getting every exit right is error-prone: jumping to the wrong label, adding a new exit without the matching cleanup, or forgetting that an earlier allocation is still owned by the function are all common mistakes. Wang (MLEE, 2021) reported 120 pr</w:t>
-      </w:r>
-      <w:r>
-        <w:rPr>
-          <w:rFonts w:cs="Times New Roman"/>
-        </w:rPr>
-        <w:t>eviously unknown leaks of exactly this kind in the Linux kernel, and syzbot, Google's continuous kernel fuzzing service, files kmemleak reports every week.</w:t>
-      </w:r>
-    </w:p>
-    <w:p>
-      <w:pPr>
-        <w:jc w:val="both"/>
-      </w:pPr>
-      <w:r>
-        <w:rPr>
-          <w:rFonts w:cs="Times New Roman"/>
-        </w:rPr>
-        <w:t>The difficulty is that these paths run only when an allocation or a device operation fails, which practically never happens in testing. Static analysis can inspect every path but cannot tell whether memory is really lost, since ownership may move to a list, a caller or an asynchronous callback. Dynamic tools such as kmemleak give hard evidence but only for paths that actually execute. This project brings the two together so that static warnings become reproducible, evidence-backed bug reports.</w:t>
-      </w:r>
-    </w:p>
-    <w:p>
-      <w:pPr>
-        <w:pStyle w:val="Heading2"/>
-      </w:pPr>
-      <w:bookmarkStart w:id="3" w:name="_Toc243686827"/>
-      <w:r>
-        <w:t>1.2 Scope</w:t>
-      </w:r>
-      <w:bookmarkEnd w:id="3"/>
-    </w:p>
-    <w:p>
-      <w:pPr>
         <w:jc w:val="both"/>
       </w:pPr>
       <w:r>
         <w:rPr>
           <w:rFonts w:cs="Times New Roman"/>
           <w:b/>
-        </w:rPr>
-        <w:t>Application areas.</w:t>
+          <w:i/>
+        </w:rPr>
+        <w:t>In simple words:</w:t>
       </w:r>
       <w:r>
         <w:rPr>
           <w:rFonts w:cs="Times New Roman"/>
-        </w:rPr>
-        <w:t xml:space="preserve"> Kernel and driver developers reviewing error handling; maintainers triaging static-analysis warnings; continuous-integration pipelines that test kernel modules; education in kernel memory management and fault handling.</w:t>
-      </w:r>
+          <w:i/>
+        </w:rPr>
+        <w:t xml:space="preserve"> the Linux kernel sometimes forgets to give memory back when something goes wrong. That memory is lost until the machine restarts. Our tool finds these places in the code, proves each one by making the failure happen inside a real Linux kernel, and writes a fix.</w:t>
+      </w:r>
+    </w:p>
+    <w:p>
+      <w:pPr>
+        <w:pStyle w:val="Heading2"/>
+      </w:pPr>
+      <w:bookmarkStart w:id="2" w:name="_Toc243763383"/>
+      <w:r>
+        <w:t>1.1 Motivation</w:t>
+      </w:r>
+      <w:bookmarkEnd w:id="2"/>
+    </w:p>
+    <w:p>
+      <w:pPr>
+        <w:jc w:val="both"/>
+      </w:pPr>
+      <w:r>
+        <w:rPr>
+          <w:rFonts w:cs="Times New Roman"/>
+        </w:rPr>
+        <w:t>The Linux kernel manages memory for itself through allocators such as kmalloc(), kzalloc(), vmalloc() and dedicated slab caches. Unlike user programs, the kernel has no garbage collector and no process exit that returns everything to the system: memory that a kernel routine allocates and then loses track of stays allocated until the machine reboots. Long-running servers, phones and embedded devices therefore suffer from even small leaks when the leaking code runs repeatedly.</w:t>
+      </w:r>
+    </w:p>
+    <w:p>
+      <w:pPr>
+        <w:jc w:val="both"/>
+      </w:pPr>
+      <w:r>
+        <w:rPr>
+          <w:rFonts w:cs="Times New Roman"/>
+        </w:rPr>
+        <w:t>A large share of kernel leaks hide on early-exit paths. Kernel code checks the result of almost every operation and returns an error code such as -ENOMEM or -EINVAL as soon as something fails, usually through a ladder of goto labels that undo the work done so far. Getting every exit right is error-prone: jumping to the wrong label, adding a new exit without the matching cleanup, or forgetting that an earlier allocation is still owned by the function are all common mistakes. Wang (MLEE, 2021) reported 120 pr</w:t>
+      </w:r>
+      <w:r>
+        <w:rPr>
+          <w:rFonts w:cs="Times New Roman"/>
+        </w:rPr>
+        <w:t>eviously unknown leaks of exactly this kind in the Linux kernel, and syzbot, Google's continuous kernel fuzzing service, files kmemleak reports every week.</w:t>
+      </w:r>
+    </w:p>
+    <w:p>
+      <w:pPr>
+        <w:jc w:val="both"/>
+      </w:pPr>
+      <w:r>
+        <w:rPr>
+          <w:rFonts w:cs="Times New Roman"/>
+        </w:rPr>
+        <w:t>The difficulty is that these paths run only when an allocation or a device operation fails, which practically never happens in testing. Static analysis can inspect every path but cannot tell whether memory is really lost, since ownership may move to a list, a caller or an asynchronous callback. Dynamic tools such as kmemleak give hard evidence but only for paths that actually execute. This project brings the two together so that static warnings become reproducible, evidence-backed bug reports.</w:t>
+      </w:r>
+    </w:p>
+    <w:p>
+      <w:pPr>
+        <w:pStyle w:val="Heading2"/>
+      </w:pPr>
+      <w:bookmarkStart w:id="3" w:name="_Toc243763384"/>
+      <w:r>
+        <w:t>1.2 Scope</w:t>
+      </w:r>
+      <w:bookmarkEnd w:id="3"/>
     </w:p>
     <w:p>
       <w:pPr>
@@ -3460,54 +3533,66 @@
           <w:rFonts w:cs="Times New Roman"/>
           <w:b/>
         </w:rPr>
+        <w:t>Application areas.</w:t>
+      </w:r>
+      <w:r>
+        <w:rPr>
+          <w:rFonts w:cs="Times New Roman"/>
+        </w:rPr>
+        <w:t xml:space="preserve"> Kernel and driver developers reviewing error handling; maintainers triaging static-analysis warnings; continuous-integration pipelines that test kernel modules; education in kernel memory management and fault handling.</w:t>
+      </w:r>
+    </w:p>
+    <w:p>
+      <w:pPr>
+        <w:jc w:val="both"/>
+      </w:pPr>
+      <w:r>
+        <w:rPr>
+          <w:rFonts w:cs="Times New Roman"/>
+          <w:b/>
+        </w:rPr>
+        <w:lastRenderedPageBreak/>
         <w:t>Boundaries.</w:t>
       </w:r>
       <w:r>
         <w:rPr>
           <w:rFonts w:cs="Times New Roman"/>
         </w:rPr>
-        <w:t xml:space="preserve"> The analyser processes loadable kernel modules compiled with clang against Linux 6.18.55. It tracks the kmalloc, vmalloc, kvmalloc and slab-cache families, duplication helpers (kstrdup, kmemdup, kasprintf) and module-local wrappers. Device-managed (devm_*) memory is treated as released by the driver core. Runtime verification covers code reachable </w:t>
+        <w:t xml:space="preserve"> The analyser processes loadable kernel modules compiled with clang against Linux 6.18.55. It tracks the kmalloc, vmalloc, kvmalloc and slab-cache families, duplication helpers (kstrdup, kmemdup, kasprintf) and module-local wrappers. Device-managed (devm_*) memory is treated as released by the driver core. Runtime verification covers code reachable from a module's initialisation or from a debugfs trigger, with failures injectable through failslab, fail_function or fail_usercopy. The project reimplements a f</w:t>
       </w:r>
       <w:r>
         <w:rPr>
           <w:rFonts w:cs="Times New Roman"/>
         </w:rPr>
-        <w:lastRenderedPageBreak/>
-        <w:t>from a module's initialisation or from a debugfs trigger, with failures injectable through failslab, fail_function or fail_usercopy. The project reimplements a f</w:t>
-      </w:r>
+        <w:t>ocused subset of MLEE-style analysis; it does not analyse the whole kernel and does not claim to replace MLEE's full system.</w:t>
+      </w:r>
+    </w:p>
+    <w:p>
+      <w:pPr>
+        <w:pStyle w:val="Heading2"/>
+      </w:pPr>
+      <w:bookmarkStart w:id="4" w:name="_Toc243763385"/>
+      <w:r>
+        <w:t>1.3 Problem Statement</w:t>
+      </w:r>
+      <w:bookmarkEnd w:id="4"/>
+    </w:p>
+    <w:p>
+      <w:pPr>
+        <w:jc w:val="both"/>
+      </w:pPr>
       <w:r>
         <w:rPr>
           <w:rFonts w:cs="Times New Roman"/>
         </w:rPr>
-        <w:t>ocused subset of MLEE-style analysis; it does not analyse the whole kernel and does not claim to replace MLEE's full system.</w:t>
+        <w:t>Given the source code of a Linux kernel module, find allocations that are neither released nor handed over to another owner on some path to a function exit, especially on error paths; and for each such warning, automatically reproduce the failure that leads onto the path inside an isolated virtual machine and determine from kernel evidence whether memory is actually leaked, so that only confirmed leaks reach the developer and every report carries the reproduction steps.</w:t>
       </w:r>
     </w:p>
     <w:p>
       <w:pPr>
         <w:pStyle w:val="Heading2"/>
       </w:pPr>
-      <w:bookmarkStart w:id="4" w:name="_Toc243686828"/>
-      <w:r>
-        <w:t>1.3 Problem Statement</w:t>
-      </w:r>
-      <w:bookmarkEnd w:id="4"/>
-    </w:p>
-    <w:p>
-      <w:pPr>
-        <w:jc w:val="both"/>
-      </w:pPr>
-      <w:r>
-        <w:rPr>
-          <w:rFonts w:cs="Times New Roman"/>
-        </w:rPr>
-        <w:t>Given the source code of a Linux kernel module, find allocations that are neither released nor handed over to another owner on some path to a function exit, especially on error paths; and for each such warning, automatically reproduce the failure that leads onto the path inside an isolated virtual machine and determine from kernel evidence whether memory is actually leaked, so that only confirmed leaks reach the developer and every report carries the reproduction steps.</w:t>
-      </w:r>
-    </w:p>
-    <w:p>
-      <w:pPr>
-        <w:pStyle w:val="Heading2"/>
-      </w:pPr>
-      <w:bookmarkStart w:id="5" w:name="_Toc243686829"/>
+      <w:bookmarkStart w:id="5" w:name="_Toc243763386"/>
       <w:r>
         <w:t>1.4 Objectives</w:t>
       </w:r>
@@ -3631,8 +3716,9 @@
       <w:pPr>
         <w:pStyle w:val="Heading2"/>
       </w:pPr>
-      <w:bookmarkStart w:id="6" w:name="_Toc243686830"/>
-      <w:r>
+      <w:bookmarkStart w:id="6" w:name="_Toc243763387"/>
+      <w:r>
+        <w:lastRenderedPageBreak/>
         <w:t>1.5 Organization of the Report</w:t>
       </w:r>
       <w:bookmarkEnd w:id="6"/>
@@ -3645,14 +3731,13 @@
         <w:rPr>
           <w:rFonts w:cs="Times New Roman"/>
         </w:rPr>
-        <w:t xml:space="preserve">Chapter 2 surveys research on kernel leak detection, error-handling bugs and fault injection and identifies the gap this project addresses. Chapter 3 presents the architecture, each module, the algorithms with pseudo-code, the benchmark corpus and the tools used. Chapter 4 describes </w:t>
+        <w:t>Chapter 2 surveys research on kernel leak detection, error-handling bugs and fault injection and identifies the gap this project addresses. Chapter 3 presents the architecture, each module, the algorithms with pseudo-code, the benchmark corpus and the tools used. Chapter 4 describes the experimental setup and reports the results, performance, the evaluation on real Linux modules, a live demonstration with screenshots and the analysis. Chapter 5 concludes and outlines future work. References follow in MLA fo</w:t>
       </w:r>
       <w:r>
         <w:rPr>
           <w:rFonts w:cs="Times New Roman"/>
         </w:rPr>
-        <w:lastRenderedPageBreak/>
-        <w:t>the experimental setup and reports the results, performance and their analysis. Chapter 5 concludes and outlines future work. References follow in MLA format.</w:t>
+        <w:t>rmat, then an appendix with the source code layout, a key excerpt and the version history.</w:t>
       </w:r>
     </w:p>
     <w:p>
@@ -3661,7 +3746,7 @@
         <w:pageBreakBefore/>
         <w:jc w:val="center"/>
       </w:pPr>
-      <w:bookmarkStart w:id="7" w:name="_Toc243686831"/>
+      <w:bookmarkStart w:id="7" w:name="_Toc243763388"/>
       <w:r>
         <w:lastRenderedPageBreak/>
         <w:t>CHAPTER 2: LITERATURE SURVEY</w:t>
@@ -3670,58 +3755,60 @@
     </w:p>
     <w:p>
       <w:pPr>
-        <w:pStyle w:val="Heading2"/>
-      </w:pPr>
-      <w:bookmarkStart w:id="8" w:name="_Toc243686832"/>
-      <w:r>
-        <w:t>2.1 Overview</w:t>
-      </w:r>
-      <w:bookmarkEnd w:id="8"/>
-    </w:p>
-    <w:p>
-      <w:pPr>
-        <w:jc w:val="both"/>
-      </w:pPr>
-      <w:r>
-        <w:rPr>
-          <w:rFonts w:cs="Times New Roman"/>
-        </w:rPr>
-        <w:t>Research relevant to this project falls into three groups: static detectors for memory leaks and resource-release bugs, studies and tools specific to error-handling code in operating systems, and dynamic techniques (fault injection, fuzzing and leak detectors) that execute error paths. Classic static leak detectors for user programs, such as the path-sensitive analysis of Xie and Aiken, the guarded value-flow analysis of Cherem et al. and SABER by Sui et al., established the core idea of following an alloca</w:t>
-      </w:r>
-      <w:r>
-        <w:rPr>
-          <w:rFonts w:cs="Times New Roman"/>
-        </w:rPr>
-        <w:t>ted value to the points where it is released. Kernel code adds its own challenges: huge code bases, macro-heavy APIs, ownership passed through structures and callbacks, and error handling as the dominant source of bugs, which Palix et al. found to be a major category of faults in Linux.</w:t>
-      </w:r>
-    </w:p>
-    <w:p>
-      <w:pPr>
-        <w:pStyle w:val="Heading2"/>
-      </w:pPr>
-      <w:bookmarkStart w:id="9" w:name="_Toc243686833"/>
-      <w:r>
-        <w:t>2.2 Review of Existing Methods</w:t>
-      </w:r>
-      <w:bookmarkEnd w:id="9"/>
-    </w:p>
-    <w:p>
-      <w:pPr>
         <w:jc w:val="both"/>
       </w:pPr>
       <w:r>
         <w:rPr>
           <w:rFonts w:cs="Times New Roman"/>
           <w:b/>
-        </w:rPr>
-        <w:t xml:space="preserve">MLEE (Wang, USENIX ATC 2021). </w:t>
+          <w:i/>
+        </w:rPr>
+        <w:t>In simple words:</w:t>
       </w:r>
       <w:r>
         <w:rPr>
           <w:rFonts w:cs="Times New Roman"/>
-        </w:rPr>
-        <w:t>MLEE compiles the kernel to LLVM IR, identifies early-exit paths with control-flow analysis, and reports allocations that are released on normal paths but not on early-exit paths. Liveness, validity, usage, alias and interprocedural checks remove spurious cases. MLEE found 120 new leaks in Linux. Its reports are static warnings: developers must still decide manually whether each one is real, and the paper does not reproduce the failures.</w:t>
-      </w:r>
+          <w:i/>
+        </w:rPr>
+        <w:t xml:space="preserve"> other researchers either read the code and guess (many false alarms that a person must check) or run the code and wait for leaks to happen (they only see what they happen to reach). Nobody combined the two so that the code reader points at a leak and the running kernel proves it. That is the gap we fill.</w:t>
+      </w:r>
+    </w:p>
+    <w:p>
+      <w:pPr>
+        <w:pStyle w:val="Heading2"/>
+      </w:pPr>
+      <w:bookmarkStart w:id="8" w:name="_Toc243763389"/>
+      <w:r>
+        <w:t>2.1 Overview</w:t>
+      </w:r>
+      <w:bookmarkEnd w:id="8"/>
+    </w:p>
+    <w:p>
+      <w:pPr>
+        <w:jc w:val="both"/>
+      </w:pPr>
+      <w:r>
+        <w:rPr>
+          <w:rFonts w:cs="Times New Roman"/>
+        </w:rPr>
+        <w:t>Research relevant to this project falls into three groups: static detectors for memory leaks and resource-release bugs, studies and tools specific to error-handling code in operating systems, and dynamic techniques (fault injection, fuzzing and leak detectors) that execute error paths. Classic static leak detectors for user programs, such as the path-sensitive analysis of Xie and Aiken, the guarded value-flow analysis of Cherem et al. and SABER by Sui et al., established the core idea of following an alloca</w:t>
+      </w:r>
+      <w:r>
+        <w:rPr>
+          <w:rFonts w:cs="Times New Roman"/>
+        </w:rPr>
+        <w:t>ted value to the points where it is released. Kernel code adds its own challenges: huge code bases, macro-heavy APIs, ownership passed through structures and callbacks, and error handling as the dominant source of bugs, which Palix et al. found to be a major category of faults in Linux.</w:t>
+      </w:r>
+    </w:p>
+    <w:p>
+      <w:pPr>
+        <w:pStyle w:val="Heading2"/>
+      </w:pPr>
+      <w:bookmarkStart w:id="9" w:name="_Toc243763390"/>
+      <w:r>
+        <w:t>2.2 Review of Existing Methods</w:t>
+      </w:r>
+      <w:bookmarkEnd w:id="9"/>
     </w:p>
     <w:p>
       <w:pPr>
@@ -3732,13 +3819,13 @@
           <w:rFonts w:cs="Times New Roman"/>
           <w:b/>
         </w:rPr>
-        <w:t xml:space="preserve">Hector (Saha et al., DSN 2013). </w:t>
+        <w:t xml:space="preserve">MLEE (Wang, USENIX ATC 2021). </w:t>
       </w:r>
       <w:r>
         <w:rPr>
           <w:rFonts w:cs="Times New Roman"/>
         </w:rPr>
-        <w:t>Hector looks for resource-release omissions in error-handling code by comparing the resources released along different error paths of the same function, and found hundreds of faults in Linux and other systems code. Like MLEE it is purely static and reports candidates that require manual confirmation.</w:t>
+        <w:t>MLEE compiles the kernel to LLVM IR, identifies early-exit paths with control-flow analysis, and reports allocations that are released on normal paths but not on early-exit paths. Liveness, validity, usage, alias and interprocedural checks remove spurious cases. MLEE found 120 new leaks in Linux. Its reports are static warnings: developers must still decide manually whether each one is real, and the paper does not reproduce the failures.</w:t>
       </w:r>
     </w:p>
     <w:p>
@@ -3750,13 +3837,13 @@
           <w:rFonts w:cs="Times New Roman"/>
           <w:b/>
         </w:rPr>
-        <w:t xml:space="preserve">K-MELD (Emamdoost et al., NDSS 2021). </w:t>
+        <w:t xml:space="preserve">Hector (Saha et al., DSN 2013). </w:t>
       </w:r>
       <w:r>
         <w:rPr>
           <w:rFonts w:cs="Times New Roman"/>
         </w:rPr>
-        <w:t>K-MELD detects kernel memory leaks in specialised modules by learning which functions allocate and release memory and reasoning about ownership transfer, using a rule derived from the uses of each allocated object. It addresses the custom allocator problem but remains a static approach.</w:t>
+        <w:t>Hector looks for resource-release omissions in error-handling code by comparing the resources released along different error paths of the same function, and found hundreds of faults in Linux and other systems code. Like MLEE it is purely static and reports candidates that require manual confirmation.</w:t>
       </w:r>
     </w:p>
     <w:p>
@@ -3768,13 +3855,13 @@
           <w:rFonts w:cs="Times New Roman"/>
           <w:b/>
         </w:rPr>
-        <w:t xml:space="preserve">HERO (Wu et al., USENIX Security 2021). </w:t>
+        <w:t xml:space="preserve">K-MELD (Emamdoost et al., NDSS 2021). </w:t>
       </w:r>
       <w:r>
         <w:rPr>
           <w:rFonts w:cs="Times New Roman"/>
         </w:rPr>
-        <w:t>HERO identifies precise pairs of functions (for example allocate/release, register/unregister) and detects disordered or missing error handling relative to those pairs, reporting many confirmed bugs in Linux. It shows that understanding pairing and ownership is essential for low false-positive rates.</w:t>
+        <w:t>K-MELD detects kernel memory leaks in specialised modules by learning which functions allocate and release memory and reasoning about ownership transfer, using a rule derived from the uses of each allocated object. It addresses the custom allocator problem but remains a static approach.</w:t>
       </w:r>
     </w:p>
     <w:p>
@@ -3787,13 +3874,13 @@
           <w:b/>
         </w:rPr>
         <w:lastRenderedPageBreak/>
-        <w:t xml:space="preserve">FIFUZZ (Jiang et al., USENIX Security 2020). </w:t>
+        <w:t xml:space="preserve">HERO (Wu et al., USENIX Security 2021). </w:t>
       </w:r>
       <w:r>
         <w:rPr>
           <w:rFonts w:cs="Times New Roman"/>
         </w:rPr>
-        <w:t>FIFUZZ fuzzes error-handling code with context-sensitive software fault injection: it decides at run time which failure sites to trigger based on calling context, exploring error paths that random fault injection rarely reaches. It finds crashes rather than linking failures to static leak warnings.</w:t>
+        <w:t>HERO identifies precise pairs of functions (for example allocate/release, register/unregister) and detects disordered or missing error handling relative to those pairs, reporting many confirmed bugs in Linux. It shows that understanding pairing and ownership is essential for low false-positive rates.</w:t>
       </w:r>
     </w:p>
     <w:p>
@@ -3805,13 +3892,13 @@
           <w:rFonts w:cs="Times New Roman"/>
           <w:b/>
         </w:rPr>
-        <w:t xml:space="preserve">syzkaller and kmemleak. </w:t>
+        <w:t xml:space="preserve">FIFUZZ (Jiang et al., USENIX Security 2020). </w:t>
       </w:r>
       <w:r>
         <w:rPr>
           <w:rFonts w:cs="Times New Roman"/>
         </w:rPr>
-        <w:t>syzkaller is a coverage-guided kernel fuzzer that, in syzbot, combines systematic fault injection through fail-nth with kmemleak scans to report leaks continuously. Leaks are found only on paths that fuzzing happens to reach, and each report is a backtrace without a root-cause explanation of which exit forgot the release.</w:t>
+        <w:t>FIFUZZ fuzzes error-handling code with context-sensitive software fault injection: it decides at run time which failure sites to trigger based on calling context, exploring error paths that random fault injection rarely reaches. It finds crashes rather than linking failures to static leak warnings.</w:t>
       </w:r>
     </w:p>
     <w:p>
@@ -3823,6 +3910,24 @@
           <w:rFonts w:cs="Times New Roman"/>
           <w:b/>
         </w:rPr>
+        <w:t xml:space="preserve">syzkaller and kmemleak. </w:t>
+      </w:r>
+      <w:r>
+        <w:rPr>
+          <w:rFonts w:cs="Times New Roman"/>
+        </w:rPr>
+        <w:t>syzkaller is a coverage-guided kernel fuzzer that, in syzbot, combines systematic fault injection through fail-nth with kmemleak scans to report leaks continuously. Leaks are found only on paths that fuzzing happens to reach, and each report is a backtrace without a root-cause explanation of which exit forgot the release.</w:t>
+      </w:r>
+    </w:p>
+    <w:p>
+      <w:pPr>
+        <w:jc w:val="both"/>
+      </w:pPr>
+      <w:r>
+        <w:rPr>
+          <w:rFonts w:cs="Times New Roman"/>
+          <w:b/>
+        </w:rPr>
         <w:t xml:space="preserve">Coccinelle and Smatch (Lawall and Muller, USENIX ATC 2018). </w:t>
       </w:r>
       <w:r>
@@ -3836,7 +3941,7 @@
       <w:pPr>
         <w:pStyle w:val="Heading2"/>
       </w:pPr>
-      <w:bookmarkStart w:id="10" w:name="_Toc243686834"/>
+      <w:bookmarkStart w:id="10" w:name="_Toc243763391"/>
       <w:r>
         <w:t>2.3 Comparative Analysis</w:t>
       </w:r>
@@ -4610,8 +4715,9 @@
       <w:pPr>
         <w:pStyle w:val="Heading2"/>
       </w:pPr>
-      <w:bookmarkStart w:id="11" w:name="_Toc243686835"/>
-      <w:r>
+      <w:bookmarkStart w:id="11" w:name="_Toc243763392"/>
+      <w:r>
+        <w:lastRenderedPageBreak/>
         <w:t>2.4 Research Gap</w:t>
       </w:r>
       <w:bookmarkEnd w:id="11"/>
@@ -4624,14 +4730,13 @@
         <w:rPr>
           <w:rFonts w:cs="Times New Roman"/>
         </w:rPr>
-        <w:t xml:space="preserve">Static detectors (MLEE, Hector, K-MELD, HERO) cover all paths but leave every warning to manual triage, and their false positives come precisely from situations that are hard to decide statically: ownership handed to lists or callers, loop rollbacks, correlated conditions. Dynamic approaches (fault injection, syzkaller with kmemleak) provide real evidence but only for paths </w:t>
+        <w:t>Static detectors (MLEE, Hector, K-MELD, HERO) cover all paths but leave every warning to manual triage, and their false positives come precisely from situations that are hard to decide statically: ownership handed to lists or callers, loop rollbacks, correlated conditions. Dynamic approaches (fault injection, syzkaller with kmemleak) provide real evidence but only for paths they happen to execute, and their reports lack the static root cause: which exit, which missing release, which failing call. None of th</w:t>
       </w:r>
       <w:r>
         <w:rPr>
           <w:rFonts w:cs="Times New Roman"/>
         </w:rPr>
-        <w:lastRenderedPageBreak/>
-        <w:t>they happen to execute, and their reports lack the static root cause: which exit, which missing release, which failing call. None of the surveyed systems uses the static analysis to drive targeted fault injection for each warning and feeds the kernel's own leak evidence back into the verdict.</w:t>
+        <w:t>e surveyed systems uses the static analysis to drive targeted fault injection for each warning and feeds the kernel's own leak evidence back into the verdict.</w:t>
       </w:r>
     </w:p>
     <w:p>
@@ -4651,7 +4756,7 @@
         <w:pageBreakBefore/>
         <w:jc w:val="center"/>
       </w:pPr>
-      <w:bookmarkStart w:id="12" w:name="_Toc243686836"/>
+      <w:bookmarkStart w:id="12" w:name="_Toc243763393"/>
       <w:r>
         <w:lastRenderedPageBreak/>
         <w:t>CHAPTER 3: PROPOSED TECHNIQUE</w:t>
@@ -4660,9 +4765,29 @@
     </w:p>
     <w:p>
       <w:pPr>
+        <w:jc w:val="both"/>
+      </w:pPr>
+      <w:r>
+        <w:rPr>
+          <w:rFonts w:cs="Times New Roman"/>
+          <w:b/>
+          <w:i/>
+        </w:rPr>
+        <w:t>In simple words:</w:t>
+      </w:r>
+      <w:r>
+        <w:rPr>
+          <w:rFonts w:cs="Times New Roman"/>
+          <w:i/>
+        </w:rPr>
+        <w:t xml:space="preserve"> there are three parts. A C++ program reads the compiled kernel code and lists places where memory may not be given back, with the failure that leads there. A virtual machine runs our own Linux kernel and makes exactly that failure happen. Python code compares what the kernel's leak detector says with the prediction and gives each warning a verdict. A dashboard shows everything.</w:t>
+      </w:r>
+    </w:p>
+    <w:p>
+      <w:pPr>
         <w:pStyle w:val="Heading2"/>
       </w:pPr>
-      <w:bookmarkStart w:id="13" w:name="_Toc243686837"/>
+      <w:bookmarkStart w:id="13" w:name="_Toc243763394"/>
       <w:r>
         <w:t>3.1 System Architecture</w:t>
       </w:r>
@@ -4689,7 +4814,7 @@
           <w:noProof/>
         </w:rPr>
         <w:drawing>
-          <wp:inline distT="0" distB="0" distL="0" distR="0" wp14:anchorId="1796D5DC" wp14:editId="109714B8">
+          <wp:inline distT="0" distB="0" distL="0" distR="0" wp14:anchorId="7430C85F" wp14:editId="0E83DA27">
             <wp:extent cx="5940000" cy="3024000"/>
             <wp:effectExtent l="0" t="0" r="0" b="0"/>
             <wp:docPr id="9" name="Picture 9"/>
@@ -4850,6 +4975,7 @@
         <w:rPr>
           <w:rFonts w:cs="Times New Roman"/>
         </w:rPr>
+        <w:lastRenderedPageBreak/>
         <w:t>4. </w:t>
       </w:r>
       <w:r>
@@ -4882,9 +5008,8 @@
       <w:pPr>
         <w:pStyle w:val="Heading2"/>
       </w:pPr>
-      <w:bookmarkStart w:id="14" w:name="_Toc243686838"/>
-      <w:r>
-        <w:lastRenderedPageBreak/>
+      <w:bookmarkStart w:id="14" w:name="_Toc243763395"/>
+      <w:r>
         <w:t>3.2 Module-wise Description</w:t>
       </w:r>
       <w:bookmarkEnd w:id="14"/>
@@ -5021,20 +5146,20 @@
         <w:rPr>
           <w:rFonts w:cs="Times New Roman"/>
         </w:rPr>
-        <w:t>a depth-first search from the allocation to every return, pruning the edge on which the allocation itself failed (a NULL check, or an IS_ERR() check when the value is an ERR_PTR error code) and edges that contradict an earlier decision on the same condition (branch correlation, seeded with the dominating conditions that guard the allocation). Values are resolved along the current path: a return of phi(object, NULL) hands the object over only on the paths that bring it into the phi, and a switch whose select</w:t>
+        <w:t xml:space="preserve">a depth-first search from the allocation to every return, pruning the edge on which the allocation itself failed (a NULL check, or an IS_ERR() check when the value is an ERR_PTR error code) and edges that contradict an earlier decision on the same </w:t>
       </w:r>
       <w:r>
         <w:rPr>
           <w:rFonts w:cs="Times New Roman"/>
         </w:rPr>
-        <w:t xml:space="preserve">or is a constant on the path (the cleanup-destination switch clang emits for a goto out of a scoped block) has a single feasible successor. Loops are unrolled twice; a second </w:t>
+        <w:lastRenderedPageBreak/>
+        <w:t>condition (branch correlation, seeded with the dominating conditions that guard the allocation). Values are resolved along the current path: a return of phi(object, NULL) hands the object over only on the paths that bring it into the phi, and a switch whose select</w:t>
       </w:r>
       <w:r>
         <w:rPr>
           <w:rFonts w:cs="Times New Roman"/>
         </w:rPr>
-        <w:lastRenderedPageBreak/>
-        <w:t>execution of the allocation creates a new instance while the earlier one stays reachable through memory.</w:t>
+        <w:t>or is a constant on the path (the cleanup-destination switch clang emits for a goto out of a scoped block) has a single feasible successor. Loops are unrolled twice; a second execution of the allocation creates a new instance while the earlier one stays reachable through memory.</w:t>
       </w:r>
     </w:p>
     <w:p>
@@ -5065,6 +5190,65 @@
     </w:p>
     <w:p>
       <w:pPr>
+        <w:keepNext/>
+        <w:jc w:val="center"/>
+      </w:pPr>
+      <w:r>
+        <w:rPr>
+          <w:noProof/>
+        </w:rPr>
+        <w:drawing>
+          <wp:inline distT="0" distB="0" distL="0" distR="0" wp14:anchorId="7354CFEC" wp14:editId="17B9950F">
+            <wp:extent cx="5040000" cy="3514066"/>
+            <wp:effectExtent l="0" t="0" r="0" b="0"/>
+            <wp:docPr id="10" name="Picture 10"/>
+            <wp:cNvGraphicFramePr>
+              <a:graphicFrameLocks xmlns:a="http://schemas.openxmlformats.org/drawingml/2006/main" noChangeAspect="1"/>
+            </wp:cNvGraphicFramePr>
+            <a:graphic xmlns:a="http://schemas.openxmlformats.org/drawingml/2006/main">
+              <a:graphicData uri="http://schemas.openxmlformats.org/drawingml/2006/picture">
+                <pic:pic xmlns:pic="http://schemas.openxmlformats.org/drawingml/2006/picture">
+                  <pic:nvPicPr>
+                    <pic:cNvPr id="0" name="ss_term_analyzer.png"/>
+                    <pic:cNvPicPr/>
+                  </pic:nvPicPr>
+                  <pic:blipFill>
+                    <a:blip r:embed="rId9"/>
+                    <a:stretch>
+                      <a:fillRect/>
+                    </a:stretch>
+                  </pic:blipFill>
+                  <pic:spPr>
+                    <a:xfrm>
+                      <a:off x="0" y="0"/>
+                      <a:ext cx="5040000" cy="3514066"/>
+                    </a:xfrm>
+                    <a:prstGeom prst="rect">
+                      <a:avLst/>
+                    </a:prstGeom>
+                  </pic:spPr>
+                </pic:pic>
+              </a:graphicData>
+            </a:graphic>
+          </wp:inline>
+        </w:drawing>
+      </w:r>
+    </w:p>
+    <w:p>
+      <w:pPr>
+        <w:jc w:val="center"/>
+      </w:pPr>
+      <w:r>
+        <w:rPr>
+          <w:rFonts w:cs="Times New Roman"/>
+          <w:b/>
+          <w:sz w:val="22"/>
+        </w:rPr>
+        <w:t>Figure 3.2: Output of klg-analyze for one benchmark module (shortened)</w:t>
+      </w:r>
+    </w:p>
+    <w:p>
+      <w:pPr>
         <w:pStyle w:val="Heading3"/>
       </w:pPr>
       <w:r>
@@ -5079,13 +5263,132 @@
         <w:rPr>
           <w:rFonts w:cs="Times New Roman"/>
         </w:rPr>
-        <w:t>Linux 6.18.55 LTS is built with clang from defconfig, the KVM guest fragment and the KernelLeakGuard fragment (vm/kernel.config.fragment): kmemleak without automatic scanning, fault injection with failslab, fail_function and fail_usercopy, ftrace-based kprobes and virtio-9p sharing. Several settings make kmemleak trustworthy by removing stale copies of pointers that would make a leaked object look referenced: thread stacks come from the page allocator (CONFIG_VMAP_STACK=n), kernel stacks are erased on retur</w:t>
+        <w:t xml:space="preserve">Linux 6.18.55 LTS is built with clang from defconfig, the KVM guest fragment and the KernelLeakGuard fragment (vm/kernel.config.fragment): kmemleak without automatic scanning, fault injection with failslab, fail_function and fail_usercopy, ftrace-based kprobes and virtio-9p sharing. Several settings make kmemleak trustworthy by removing stale copies of pointers that would make a leaked object look referenced: thread stacks come from the page </w:t>
       </w:r>
       <w:r>
         <w:rPr>
           <w:rFonts w:cs="Times New Roman"/>
         </w:rPr>
-        <w:t>n to user space (CONFIG_KSTACK_ERASE), kmemleak does not scan task stacks, and slab memory is zeroed on allocation and free (init_on_alloc=1 init_on_free=1). The guest boots from a busybox initramfs in about two seconds, mounts the host directory over 9p, configures fault injection through debugfs and runs the job script generated by the host.</w:t>
+        <w:lastRenderedPageBreak/>
+        <w:t>allocator (CONFIG_VMAP_STACK=n), kernel stacks are erased on return to user space (CONFIG_KSTACK_ERASE), kmemleak does not scan task stacks, and slab memory is zeroed on allocation and free (init_on_alloc=1 init_on_free=1). The guest boots from a busybox initramfs in about two seconds, mounts the host directory over 9p, configures fault injection through debugfs and runs the job script generated by the host.</w:t>
+      </w:r>
+    </w:p>
+    <w:p>
+      <w:pPr>
+        <w:keepNext/>
+        <w:jc w:val="center"/>
+      </w:pPr>
+      <w:r>
+        <w:rPr>
+          <w:noProof/>
+        </w:rPr>
+        <w:drawing>
+          <wp:inline distT="0" distB="0" distL="0" distR="0" wp14:anchorId="459831E5" wp14:editId="7ABF0909">
+            <wp:extent cx="5400000" cy="3000000"/>
+            <wp:effectExtent l="0" t="0" r="0" b="0"/>
+            <wp:docPr id="11" name="Picture 11"/>
+            <wp:cNvGraphicFramePr>
+              <a:graphicFrameLocks xmlns:a="http://schemas.openxmlformats.org/drawingml/2006/main" noChangeAspect="1"/>
+            </wp:cNvGraphicFramePr>
+            <a:graphic xmlns:a="http://schemas.openxmlformats.org/drawingml/2006/main">
+              <a:graphicData uri="http://schemas.openxmlformats.org/drawingml/2006/picture">
+                <pic:pic xmlns:pic="http://schemas.openxmlformats.org/drawingml/2006/picture">
+                  <pic:nvPicPr>
+                    <pic:cNvPr id="0" name="ss_vm_boot.png"/>
+                    <pic:cNvPicPr/>
+                  </pic:nvPicPr>
+                  <pic:blipFill>
+                    <a:blip r:embed="rId10"/>
+                    <a:stretch>
+                      <a:fillRect/>
+                    </a:stretch>
+                  </pic:blipFill>
+                  <pic:spPr>
+                    <a:xfrm>
+                      <a:off x="0" y="0"/>
+                      <a:ext cx="5400000" cy="3000000"/>
+                    </a:xfrm>
+                    <a:prstGeom prst="rect">
+                      <a:avLst/>
+                    </a:prstGeom>
+                  </pic:spPr>
+                </pic:pic>
+              </a:graphicData>
+            </a:graphic>
+          </wp:inline>
+        </w:drawing>
+      </w:r>
+    </w:p>
+    <w:p>
+      <w:pPr>
+        <w:jc w:val="center"/>
+      </w:pPr>
+      <w:r>
+        <w:rPr>
+          <w:rFonts w:cs="Times New Roman"/>
+          <w:b/>
+          <w:sz w:val="22"/>
+        </w:rPr>
+        <w:t>Figure 3.3: The guest: our Linux 6.18.55 kernel booting in QEMU (VM screen)</w:t>
+      </w:r>
+    </w:p>
+    <w:p>
+      <w:pPr>
+        <w:keepNext/>
+        <w:jc w:val="center"/>
+      </w:pPr>
+      <w:r>
+        <w:rPr>
+          <w:noProof/>
+        </w:rPr>
+        <w:drawing>
+          <wp:inline distT="0" distB="0" distL="0" distR="0" wp14:anchorId="0DCA9F39" wp14:editId="314B1869">
+            <wp:extent cx="5400000" cy="3000000"/>
+            <wp:effectExtent l="0" t="0" r="0" b="0"/>
+            <wp:docPr id="12" name="Picture 12"/>
+            <wp:cNvGraphicFramePr>
+              <a:graphicFrameLocks xmlns:a="http://schemas.openxmlformats.org/drawingml/2006/main" noChangeAspect="1"/>
+            </wp:cNvGraphicFramePr>
+            <a:graphic xmlns:a="http://schemas.openxmlformats.org/drawingml/2006/main">
+              <a:graphicData uri="http://schemas.openxmlformats.org/drawingml/2006/picture">
+                <pic:pic xmlns:pic="http://schemas.openxmlformats.org/drawingml/2006/picture">
+                  <pic:nvPicPr>
+                    <pic:cNvPr id="0" name="ss_vm_shell.png"/>
+                    <pic:cNvPicPr/>
+                  </pic:nvPicPr>
+                  <pic:blipFill>
+                    <a:blip r:embed="rId11"/>
+                    <a:stretch>
+                      <a:fillRect/>
+                    </a:stretch>
+                  </pic:blipFill>
+                  <pic:spPr>
+                    <a:xfrm>
+                      <a:off x="0" y="0"/>
+                      <a:ext cx="5400000" cy="3000000"/>
+                    </a:xfrm>
+                    <a:prstGeom prst="rect">
+                      <a:avLst/>
+                    </a:prstGeom>
+                  </pic:spPr>
+                </pic:pic>
+              </a:graphicData>
+            </a:graphic>
+          </wp:inline>
+        </w:drawing>
+      </w:r>
+    </w:p>
+    <w:p>
+      <w:pPr>
+        <w:jc w:val="center"/>
+      </w:pPr>
+      <w:r>
+        <w:rPr>
+          <w:rFonts w:cs="Times New Roman"/>
+          <w:b/>
+          <w:sz w:val="22"/>
+        </w:rPr>
+        <w:t>Figure 3.4: A root shell inside the guest: kernel version, loaded modules, kmemleak and fail-nth available</w:t>
       </w:r>
     </w:p>
     <w:p>
@@ -5093,6 +5396,7 @@
         <w:pStyle w:val="Heading3"/>
       </w:pPr>
       <w:r>
+        <w:lastRenderedPageBreak/>
         <w:t>3.2.3 Fault-injection agent (klg-agent, C) - Abhishek Kumar Singh</w:t>
       </w:r>
     </w:p>
@@ -5121,11 +5425,87 @@
     </w:p>
     <w:p>
       <w:pPr>
+        <w:keepNext/>
+        <w:jc w:val="center"/>
+      </w:pPr>
+      <w:r>
+        <w:rPr>
+          <w:noProof/>
+        </w:rPr>
+        <w:drawing>
+          <wp:inline distT="0" distB="0" distL="0" distR="0" wp14:anchorId="28F451A8" wp14:editId="3FED67E2">
+            <wp:extent cx="5760000" cy="3146253"/>
+            <wp:effectExtent l="0" t="0" r="0" b="0"/>
+            <wp:docPr id="13" name="Picture 13"/>
+            <wp:cNvGraphicFramePr>
+              <a:graphicFrameLocks xmlns:a="http://schemas.openxmlformats.org/drawingml/2006/main" noChangeAspect="1"/>
+            </wp:cNvGraphicFramePr>
+            <a:graphic xmlns:a="http://schemas.openxmlformats.org/drawingml/2006/main">
+              <a:graphicData uri="http://schemas.openxmlformats.org/drawingml/2006/picture">
+                <pic:pic xmlns:pic="http://schemas.openxmlformats.org/drawingml/2006/picture">
+                  <pic:nvPicPr>
+                    <pic:cNvPr id="0" name="shot_agent.png"/>
+                    <pic:cNvPicPr/>
+                  </pic:nvPicPr>
+                  <pic:blipFill>
+                    <a:blip r:embed="rId12"/>
+                    <a:stretch>
+                      <a:fillRect/>
+                    </a:stretch>
+                  </pic:blipFill>
+                  <pic:spPr>
+                    <a:xfrm>
+                      <a:off x="0" y="0"/>
+                      <a:ext cx="5760000" cy="3146253"/>
+                    </a:xfrm>
+                    <a:prstGeom prst="rect">
+                      <a:avLst/>
+                    </a:prstGeom>
+                  </pic:spPr>
+                </pic:pic>
+              </a:graphicData>
+            </a:graphic>
+          </wp:inline>
+        </w:drawing>
+      </w:r>
+    </w:p>
+    <w:p>
+      <w:pPr>
+        <w:jc w:val="center"/>
+      </w:pPr>
+      <w:r>
+        <w:rPr>
+          <w:rFonts w:cs="Times New Roman"/>
+          <w:b/>
+          <w:sz w:val="22"/>
+        </w:rPr>
+        <w:t>Figure 3.5: klg-agent injecting a failure inside the guest</w:t>
+      </w:r>
+    </w:p>
+    <w:p>
+      <w:pPr>
         <w:pStyle w:val="Heading3"/>
       </w:pPr>
       <w:r>
+        <w:t>3.2.4 Verifier, evaluation and dashboard (Python) - Aarav Jain</w:t>
+      </w:r>
+    </w:p>
+    <w:p>
+      <w:pPr>
+        <w:jc w:val="both"/>
+      </w:pPr>
+      <w:r>
+        <w:rPr>
+          <w:rFonts w:cs="Times New Roman"/>
+        </w:rPr>
+        <w:t xml:space="preserve">The klg package builds modules and IR, runs the analyser, generates the guest job scripts, boots the VM, symbolises stack frames with the kernel's faddr2line script, plans the confirmation tests, schedules them in kmemleak rounds so that leaks can be attributed unambiguously, and </w:t>
+      </w:r>
+      <w:r>
+        <w:rPr>
+          <w:rFonts w:cs="Times New Roman"/>
+        </w:rPr>
         <w:lastRenderedPageBreak/>
-        <w:t>3.2.4 Verifier, evaluation and dashboard (Python) - Aarav Jain</w:t>
+        <w:t>computes verdicts and metrics. The Streamlit dashboard lists findings with verdicts, highlights the allocation, failing call and leaking exit in the source, shows the kmemleak backtraces, compares approaches, presents the real-kernel findings with their patches, can run the pipeline, and has a live page that boots the guest kernel and streams its console, so that a leak being caught by kmemleak can be watched as it happens.</w:t>
       </w:r>
     </w:p>
     <w:p>
@@ -5136,13 +5516,186 @@
         <w:rPr>
           <w:rFonts w:cs="Times New Roman"/>
         </w:rPr>
-        <w:t>The klg package builds modules and IR, runs the analyser, generates the guest job scripts, boots the VM, symbolises stack frames with the kernel's faddr2line script, plans the confirmation tests, schedules them in kmemleak rounds so that leaks can be attributed unambiguously, and computes verdicts and metrics. The Streamlit dashboard lists findings with verdicts, highlights the allocation, failing call and leaking exit in the source, shows the kmemleak backtraces, compares approaches, presents the real-kern</w:t>
-      </w:r>
+        <w:t>The figures below show the main dashboard pages; Section 4 shows the pages with the results.</w:t>
+      </w:r>
+    </w:p>
+    <w:p>
+      <w:pPr>
+        <w:keepNext/>
+        <w:jc w:val="center"/>
+      </w:pPr>
+      <w:r>
+        <w:rPr>
+          <w:noProof/>
+        </w:rPr>
+        <w:drawing>
+          <wp:inline distT="0" distB="0" distL="0" distR="0" wp14:anchorId="11B71861" wp14:editId="382EFB75">
+            <wp:extent cx="5760000" cy="4084800"/>
+            <wp:effectExtent l="0" t="0" r="0" b="0"/>
+            <wp:docPr id="14" name="Picture 14"/>
+            <wp:cNvGraphicFramePr>
+              <a:graphicFrameLocks xmlns:a="http://schemas.openxmlformats.org/drawingml/2006/main" noChangeAspect="1"/>
+            </wp:cNvGraphicFramePr>
+            <a:graphic xmlns:a="http://schemas.openxmlformats.org/drawingml/2006/main">
+              <a:graphicData uri="http://schemas.openxmlformats.org/drawingml/2006/picture">
+                <pic:pic xmlns:pic="http://schemas.openxmlformats.org/drawingml/2006/picture">
+                  <pic:nvPicPr>
+                    <pic:cNvPr id="0" name="ss_dash_overview.png"/>
+                    <pic:cNvPicPr/>
+                  </pic:nvPicPr>
+                  <pic:blipFill>
+                    <a:blip r:embed="rId13"/>
+                    <a:stretch>
+                      <a:fillRect/>
+                    </a:stretch>
+                  </pic:blipFill>
+                  <pic:spPr>
+                    <a:xfrm>
+                      <a:off x="0" y="0"/>
+                      <a:ext cx="5760000" cy="4084800"/>
+                    </a:xfrm>
+                    <a:prstGeom prst="rect">
+                      <a:avLst/>
+                    </a:prstGeom>
+                  </pic:spPr>
+                </pic:pic>
+              </a:graphicData>
+            </a:graphic>
+          </wp:inline>
+        </w:drawing>
+      </w:r>
+    </w:p>
+    <w:p>
+      <w:pPr>
+        <w:jc w:val="center"/>
+      </w:pPr>
       <w:r>
         <w:rPr>
           <w:rFonts w:cs="Times New Roman"/>
-        </w:rPr>
-        <w:t>el findings with their patches, can run the pipeline, and has a live page that boots the guest kernel and streams its console, so that a leak being caught by kmemleak can be watched as it happens.</w:t>
+          <w:b/>
+          <w:sz w:val="22"/>
+        </w:rPr>
+        <w:t>Figure 3.6: Dashboard: overview of the benchmark run</w:t>
+      </w:r>
+    </w:p>
+    <w:p>
+      <w:pPr>
+        <w:keepNext/>
+        <w:jc w:val="center"/>
+      </w:pPr>
+      <w:r>
+        <w:rPr>
+          <w:noProof/>
+        </w:rPr>
+        <w:lastRenderedPageBreak/>
+        <w:drawing>
+          <wp:inline distT="0" distB="0" distL="0" distR="0" wp14:anchorId="7D719682" wp14:editId="09A805B9">
+            <wp:extent cx="5760000" cy="4084800"/>
+            <wp:effectExtent l="0" t="0" r="0" b="0"/>
+            <wp:docPr id="15" name="Picture 15"/>
+            <wp:cNvGraphicFramePr>
+              <a:graphicFrameLocks xmlns:a="http://schemas.openxmlformats.org/drawingml/2006/main" noChangeAspect="1"/>
+            </wp:cNvGraphicFramePr>
+            <a:graphic xmlns:a="http://schemas.openxmlformats.org/drawingml/2006/main">
+              <a:graphicData uri="http://schemas.openxmlformats.org/drawingml/2006/picture">
+                <pic:pic xmlns:pic="http://schemas.openxmlformats.org/drawingml/2006/picture">
+                  <pic:nvPicPr>
+                    <pic:cNvPr id="0" name="ss_dash_findings.png"/>
+                    <pic:cNvPicPr/>
+                  </pic:nvPicPr>
+                  <pic:blipFill>
+                    <a:blip r:embed="rId14"/>
+                    <a:stretch>
+                      <a:fillRect/>
+                    </a:stretch>
+                  </pic:blipFill>
+                  <pic:spPr>
+                    <a:xfrm>
+                      <a:off x="0" y="0"/>
+                      <a:ext cx="5760000" cy="4084800"/>
+                    </a:xfrm>
+                    <a:prstGeom prst="rect">
+                      <a:avLst/>
+                    </a:prstGeom>
+                  </pic:spPr>
+                </pic:pic>
+              </a:graphicData>
+            </a:graphic>
+          </wp:inline>
+        </w:drawing>
+      </w:r>
+    </w:p>
+    <w:p>
+      <w:pPr>
+        <w:jc w:val="center"/>
+      </w:pPr>
+      <w:r>
+        <w:rPr>
+          <w:rFonts w:cs="Times New Roman"/>
+          <w:b/>
+          <w:sz w:val="22"/>
+        </w:rPr>
+        <w:t>Figure 3.7: Dashboard: all findings with their runtime verdicts</w:t>
+      </w:r>
+    </w:p>
+    <w:p>
+      <w:pPr>
+        <w:keepNext/>
+        <w:jc w:val="center"/>
+      </w:pPr>
+      <w:r>
+        <w:rPr>
+          <w:noProof/>
+        </w:rPr>
+        <w:lastRenderedPageBreak/>
+        <w:drawing>
+          <wp:inline distT="0" distB="0" distL="0" distR="0" wp14:anchorId="0DF02D80" wp14:editId="520E502E">
+            <wp:extent cx="5760000" cy="4084800"/>
+            <wp:effectExtent l="0" t="0" r="0" b="0"/>
+            <wp:docPr id="16" name="Picture 16"/>
+            <wp:cNvGraphicFramePr>
+              <a:graphicFrameLocks xmlns:a="http://schemas.openxmlformats.org/drawingml/2006/main" noChangeAspect="1"/>
+            </wp:cNvGraphicFramePr>
+            <a:graphic xmlns:a="http://schemas.openxmlformats.org/drawingml/2006/main">
+              <a:graphicData uri="http://schemas.openxmlformats.org/drawingml/2006/picture">
+                <pic:pic xmlns:pic="http://schemas.openxmlformats.org/drawingml/2006/picture">
+                  <pic:nvPicPr>
+                    <pic:cNvPr id="0" name="ss_dash_run.png"/>
+                    <pic:cNvPicPr/>
+                  </pic:nvPicPr>
+                  <pic:blipFill>
+                    <a:blip r:embed="rId15"/>
+                    <a:stretch>
+                      <a:fillRect/>
+                    </a:stretch>
+                  </pic:blipFill>
+                  <pic:spPr>
+                    <a:xfrm>
+                      <a:off x="0" y="0"/>
+                      <a:ext cx="5760000" cy="4084800"/>
+                    </a:xfrm>
+                    <a:prstGeom prst="rect">
+                      <a:avLst/>
+                    </a:prstGeom>
+                  </pic:spPr>
+                </pic:pic>
+              </a:graphicData>
+            </a:graphic>
+          </wp:inline>
+        </w:drawing>
+      </w:r>
+    </w:p>
+    <w:p>
+      <w:pPr>
+        <w:jc w:val="center"/>
+      </w:pPr>
+      <w:r>
+        <w:rPr>
+          <w:rFonts w:cs="Times New Roman"/>
+          <w:b/>
+          <w:sz w:val="22"/>
+        </w:rPr>
+        <w:t>Figure 3.8: Dashboard: running a pipeline step with a live log</w:t>
       </w:r>
     </w:p>
     <w:p>
@@ -5543,8 +6096,9 @@
       <w:pPr>
         <w:pStyle w:val="Heading2"/>
       </w:pPr>
-      <w:bookmarkStart w:id="15" w:name="_Toc243686839"/>
-      <w:r>
+      <w:bookmarkStart w:id="15" w:name="_Toc243763396"/>
+      <w:r>
+        <w:lastRenderedPageBreak/>
         <w:t>3.3 Algorithms Used</w:t>
       </w:r>
       <w:bookmarkEnd w:id="15"/>
@@ -5768,7 +6322,6 @@
           <w:rFonts w:ascii="Consolas" w:eastAsia="Consolas" w:hAnsi="Consolas" w:cs="Consolas"/>
           <w:sz w:val="16"/>
         </w:rPr>
-        <w:lastRenderedPageBreak/>
         <w:t xml:space="preserve">     if i is return: report(a, exit=i, value=resolve(retval, path), T); return</w:t>
       </w:r>
     </w:p>
@@ -6190,7 +6743,7 @@
       <w:pPr>
         <w:pStyle w:val="Heading2"/>
       </w:pPr>
-      <w:bookmarkStart w:id="16" w:name="_Toc243686840"/>
+      <w:bookmarkStart w:id="16" w:name="_Toc243763397"/>
       <w:r>
         <w:t>3.4 Dataset Details</w:t>
       </w:r>
@@ -6204,13 +6757,14 @@
         <w:rPr>
           <w:rFonts w:cs="Times New Roman"/>
         </w:rPr>
-        <w:t>No public dataset of kernel error-path leaks with runnable triggers and exact ground truth exists, so we built a benchmark corpus of 32 kernel modules: 17 containing known leaks (klg_l01-l17) and 15 leak-free modules (klg_s01-s15), several of them fixed versions of a leaky module. The patterns follow bug classes reported for Linux (wrong goto label, missing release after copy_from_user failure, leaks in loops, through wrappers, after registration failures). Every allocation site carries a ground-truth comme</w:t>
+        <w:t xml:space="preserve">No public dataset of kernel error-path leaks with runnable triggers and exact ground truth exists, so we built a benchmark corpus of 32 kernel modules: 17 containing known leaks (klg_l01-l17) and 15 leak-free modules (klg_s01-s15), several of them fixed versions of a leaky module. The patterns follow bug classes reported for Linux (wrong goto label, missing release </w:t>
       </w:r>
       <w:r>
         <w:rPr>
           <w:rFonts w:cs="Times New Roman"/>
         </w:rPr>
-        <w:t>nt GT:LEAK or GT:SAFE.</w:t>
+        <w:lastRenderedPageBreak/>
+        <w:t>after copy_from_user failure, leaks in loops, through wrappers, after registration failures). Every allocation site carries a ground-truth comment GT:LEAK or GT:SAFE.</w:t>
       </w:r>
     </w:p>
     <w:p>
@@ -6995,7 +7549,6 @@
                 <w:rFonts w:cs="Times New Roman"/>
                 <w:sz w:val="17"/>
               </w:rPr>
-              <w:lastRenderedPageBreak/>
               <w:t>l10_vmalloc</w:t>
             </w:r>
           </w:p>
@@ -9049,6 +9602,7 @@
                 <w:rFonts w:cs="Times New Roman"/>
                 <w:sz w:val="20"/>
               </w:rPr>
+              <w:lastRenderedPageBreak/>
               <w:t>Run mode</w:t>
             </w:r>
           </w:p>
@@ -9098,7 +9652,7 @@
       <w:pPr>
         <w:pStyle w:val="Heading2"/>
       </w:pPr>
-      <w:bookmarkStart w:id="17" w:name="_Toc243686841"/>
+      <w:bookmarkStart w:id="17" w:name="_Toc243763398"/>
       <w:r>
         <w:t>3.5 Tools and Technologies</w:t>
       </w:r>
@@ -9731,7 +10285,7 @@
         <w:pageBreakBefore/>
         <w:jc w:val="center"/>
       </w:pPr>
-      <w:bookmarkStart w:id="18" w:name="_Toc243686842"/>
+      <w:bookmarkStart w:id="18" w:name="_Toc243763399"/>
       <w:r>
         <w:lastRenderedPageBreak/>
         <w:t>CHAPTER 4: RESULTS AND DISCUSSION</w:t>
@@ -9740,9 +10294,29 @@
     </w:p>
     <w:p>
       <w:pPr>
+        <w:jc w:val="both"/>
+      </w:pPr>
+      <w:r>
+        <w:rPr>
+          <w:rFonts w:cs="Times New Roman"/>
+          <w:b/>
+          <w:i/>
+        </w:rPr>
+        <w:t>In simple words:</w:t>
+      </w:r>
+      <w:r>
+        <w:rPr>
+          <w:rFonts w:cs="Times New Roman"/>
+          <w:i/>
+        </w:rPr>
+        <w:t xml:space="preserve"> on our test set of 32 modules the complete tool finds 16 of the 17 leaks with 0 false alarms, using 424 kernel runs where blind testing needs 1279. On real Linux modules it found and explained several bugs that are still in the newest Linux. Screenshots of every part are included.</w:t>
+      </w:r>
+    </w:p>
+    <w:p>
+      <w:pPr>
         <w:pStyle w:val="Heading2"/>
       </w:pPr>
-      <w:bookmarkStart w:id="19" w:name="_Toc243686843"/>
+      <w:bookmarkStart w:id="19" w:name="_Toc243763400"/>
       <w:r>
         <w:t>4.1 Experimental Setup</w:t>
       </w:r>
@@ -10077,7 +10651,7 @@
       <w:pPr>
         <w:pStyle w:val="Heading2"/>
       </w:pPr>
-      <w:bookmarkStart w:id="20" w:name="_Toc243686844"/>
+      <w:bookmarkStart w:id="20" w:name="_Toc243763401"/>
       <w:r>
         <w:t>4.2 Results</w:t>
       </w:r>
@@ -11145,12 +11719,11 @@
         <w:rPr>
           <w:noProof/>
         </w:rPr>
-        <w:lastRenderedPageBreak/>
         <w:drawing>
-          <wp:inline distT="0" distB="0" distL="0" distR="0" wp14:anchorId="0F028860" wp14:editId="6F3680D2">
+          <wp:inline distT="0" distB="0" distL="0" distR="0" wp14:anchorId="0A26D5E6" wp14:editId="0EE87C39">
             <wp:extent cx="5580000" cy="2349474"/>
             <wp:effectExtent l="0" t="0" r="0" b="0"/>
-            <wp:docPr id="10" name="Picture 10"/>
+            <wp:docPr id="17" name="Picture 17"/>
             <wp:cNvGraphicFramePr>
               <a:graphicFrameLocks xmlns:a="http://schemas.openxmlformats.org/drawingml/2006/main" noChangeAspect="1"/>
             </wp:cNvGraphicFramePr>
@@ -11162,7 +11735,7 @@
                     <pic:cNvPicPr/>
                   </pic:nvPicPr>
                   <pic:blipFill>
-                    <a:blip r:embed="rId9"/>
+                    <a:blip r:embed="rId16"/>
                     <a:stretch>
                       <a:fillRect/>
                     </a:stretch>
@@ -11198,23 +11771,6 @@
     </w:p>
     <w:p>
       <w:pPr>
-        <w:jc w:val="both"/>
-      </w:pPr>
-      <w:r>
-        <w:rPr>
-          <w:rFonts w:cs="Times New Roman"/>
-        </w:rPr>
-        <w:t>The static analyser reports 17 warnings on 17 allocation sites, finding 16 of the 17 leaking sites with 1 false alarm. The naive analysis that only looks for a missing kfree() finds the same leaks but raises 11 false alarms, most of them ownership transfers (list insertion, caller-owned structures, RCU and kref release, factories). Runtime verification confirmed 15 warnings with kmemleak evidence, refuted 1 and left 1 inconclusive; the hybrid approach therefore reaches precision 1.00: every reported leak is</w:t>
-      </w:r>
-      <w:r>
-        <w:rPr>
-          <w:rFonts w:cs="Times New Roman"/>
-        </w:rPr>
-        <w:t xml:space="preserve"> backed by a reproduction. The mapping sweep additionally exposed klg_l16_nested_owner:32, which the static analysis misses by design (Section 4.6), so the complete tool finds 16 leaks. cppcheck, a widely used C static analyser given a model of kmalloc/kfree, finds 6 with 1 false alarm(s): kernel-specific patterns such as error codes from other calls, copy_from_user failures, wrappers and slab caches are outside its model.</w:t>
-      </w:r>
-    </w:p>
-    <w:p>
-      <w:pPr>
         <w:keepNext/>
         <w:jc w:val="center"/>
       </w:pPr>
@@ -11223,10 +11779,93 @@
           <w:noProof/>
         </w:rPr>
         <w:drawing>
-          <wp:inline distT="0" distB="0" distL="0" distR="0" wp14:anchorId="18F8F01A" wp14:editId="211FDA02">
+          <wp:inline distT="0" distB="0" distL="0" distR="0" wp14:anchorId="07F25BDF" wp14:editId="77BB2039">
+            <wp:extent cx="5760000" cy="4084800"/>
+            <wp:effectExtent l="0" t="0" r="0" b="0"/>
+            <wp:docPr id="18" name="Picture 18"/>
+            <wp:cNvGraphicFramePr>
+              <a:graphicFrameLocks xmlns:a="http://schemas.openxmlformats.org/drawingml/2006/main" noChangeAspect="1"/>
+            </wp:cNvGraphicFramePr>
+            <a:graphic xmlns:a="http://schemas.openxmlformats.org/drawingml/2006/main">
+              <a:graphicData uri="http://schemas.openxmlformats.org/drawingml/2006/picture">
+                <pic:pic xmlns:pic="http://schemas.openxmlformats.org/drawingml/2006/picture">
+                  <pic:nvPicPr>
+                    <pic:cNvPr id="0" name="ss_dash_evaluation.png"/>
+                    <pic:cNvPicPr/>
+                  </pic:nvPicPr>
+                  <pic:blipFill>
+                    <a:blip r:embed="rId17"/>
+                    <a:stretch>
+                      <a:fillRect/>
+                    </a:stretch>
+                  </pic:blipFill>
+                  <pic:spPr>
+                    <a:xfrm>
+                      <a:off x="0" y="0"/>
+                      <a:ext cx="5760000" cy="4084800"/>
+                    </a:xfrm>
+                    <a:prstGeom prst="rect">
+                      <a:avLst/>
+                    </a:prstGeom>
+                  </pic:spPr>
+                </pic:pic>
+              </a:graphicData>
+            </a:graphic>
+          </wp:inline>
+        </w:drawing>
+      </w:r>
+    </w:p>
+    <w:p>
+      <w:pPr>
+        <w:jc w:val="center"/>
+      </w:pPr>
+      <w:r>
+        <w:rPr>
+          <w:rFonts w:cs="Times New Roman"/>
+          <w:b/>
+          <w:sz w:val="22"/>
+        </w:rPr>
+        <w:t>Figure 4.2: Dashboard: the evaluation page with the same comparison</w:t>
+      </w:r>
+    </w:p>
+    <w:p>
+      <w:pPr>
+        <w:jc w:val="both"/>
+      </w:pPr>
+      <w:r>
+        <w:rPr>
+          <w:rFonts w:cs="Times New Roman"/>
+        </w:rPr>
+        <w:t xml:space="preserve">The static analyser reports 17 warnings on 17 allocation sites, finding 16 of the 17 leaking sites with 1 false alarm. The naive analysis that only looks for a missing kfree() finds the same leaks but raises 11 false alarms, most of them ownership transfers (list insertion, caller-owned structures, RCU and kref release, factories). Runtime verification confirmed 15 warnings with </w:t>
+      </w:r>
+      <w:r>
+        <w:rPr>
+          <w:rFonts w:cs="Times New Roman"/>
+        </w:rPr>
+        <w:lastRenderedPageBreak/>
+        <w:t>kmemleak evidence, refuted 1 and left 1 inconclusive; the hybrid approach therefore reaches precision 1.00: every reported leak is backed by a reproduction. The mapping sweep additionally exposed klg_l16_nested_owner:32, which the static analysis misses by design (Section 4.7), so the complete tool finds 16 leaks. cppcheck, a widely used C static analyser given a model of kmalloc/kfree, finds 6 with 1 false alarm(s): kernel-specific patterns such as error codes from other calls, copy_from_user failures, wra</w:t>
+      </w:r>
+      <w:r>
+        <w:rPr>
+          <w:rFonts w:cs="Times New Roman"/>
+        </w:rPr>
+        <w:t>ppers and slab caches are outside its model.</w:t>
+      </w:r>
+    </w:p>
+    <w:p>
+      <w:pPr>
+        <w:keepNext/>
+        <w:jc w:val="center"/>
+      </w:pPr>
+      <w:r>
+        <w:rPr>
+          <w:noProof/>
+        </w:rPr>
+        <w:drawing>
+          <wp:inline distT="0" distB="0" distL="0" distR="0" wp14:anchorId="60D01CF9" wp14:editId="2AF45673">
             <wp:extent cx="4320000" cy="2392615"/>
             <wp:effectExtent l="0" t="0" r="0" b="0"/>
-            <wp:docPr id="11" name="Picture 11"/>
+            <wp:docPr id="19" name="Picture 19"/>
             <wp:cNvGraphicFramePr>
               <a:graphicFrameLocks xmlns:a="http://schemas.openxmlformats.org/drawingml/2006/main" noChangeAspect="1"/>
             </wp:cNvGraphicFramePr>
@@ -11238,7 +11877,7 @@
                     <pic:cNvPicPr/>
                   </pic:nvPicPr>
                   <pic:blipFill>
-                    <a:blip r:embed="rId10"/>
+                    <a:blip r:embed="rId18"/>
                     <a:stretch>
                       <a:fillRect/>
                     </a:stretch>
@@ -11269,7 +11908,7 @@
           <w:b/>
           <w:sz w:val="22"/>
         </w:rPr>
-        <w:t>Figure 4.2: Runtime verdicts for the static warnings</w:t>
+        <w:t>Figure 4.3: Runtime verdicts for the static warnings</w:t>
       </w:r>
     </w:p>
     <w:p>
@@ -11280,15 +11919,15 @@
         <w:rPr>
           <w:rFonts w:cs="Times New Roman"/>
         </w:rPr>
+        <w:t>Figure 4.3 shows what happened to each warning. All confirmed warnings are real leaks. The static false positive on klg_s09 (a correct rollback loop that the path search cannot prove safe because it does not reason about the loop counter) was refuted: the predicted allocation failures were injected and kmemleak found nothing.</w:t>
+      </w:r>
+    </w:p>
+    <w:p>
+      <w:pPr>
+        <w:pStyle w:val="Heading3"/>
+      </w:pPr>
+      <w:r>
         <w:lastRenderedPageBreak/>
-        <w:t>Figure 4.2 shows what happened to each warning. All confirmed warnings are real leaks. The static false positive on klg_s09 (a correct rollback loop that the path search cannot prove safe because it does not reason about the loop counter) was refuted: the predicted allocation failures were injected and kmemleak found nothing.</w:t>
-      </w:r>
-    </w:p>
-    <w:p>
-      <w:pPr>
-        <w:pStyle w:val="Heading3"/>
-      </w:pPr>
-      <w:r>
         <w:t>4.2.1 Ablation study</w:t>
       </w:r>
     </w:p>
@@ -11302,10 +11941,10 @@
           <w:noProof/>
         </w:rPr>
         <w:drawing>
-          <wp:inline distT="0" distB="0" distL="0" distR="0" wp14:anchorId="5DFB39EB" wp14:editId="09E9D93F">
+          <wp:inline distT="0" distB="0" distL="0" distR="0" wp14:anchorId="7AA53305" wp14:editId="2EA33E54">
             <wp:extent cx="5400000" cy="2565000"/>
             <wp:effectExtent l="0" t="0" r="0" b="0"/>
-            <wp:docPr id="12" name="Picture 12"/>
+            <wp:docPr id="20" name="Picture 20"/>
             <wp:cNvGraphicFramePr>
               <a:graphicFrameLocks xmlns:a="http://schemas.openxmlformats.org/drawingml/2006/main" noChangeAspect="1"/>
             </wp:cNvGraphicFramePr>
@@ -11317,7 +11956,7 @@
                     <pic:cNvPicPr/>
                   </pic:nvPicPr>
                   <pic:blipFill>
-                    <a:blip r:embed="rId11"/>
+                    <a:blip r:embed="rId19"/>
                     <a:stretch>
                       <a:fillRect/>
                     </a:stretch>
@@ -11348,7 +11987,7 @@
           <w:b/>
           <w:sz w:val="22"/>
         </w:rPr>
-        <w:t>Figure 4.3: F1 score with each analysis refinement disabled</w:t>
+        <w:t>Figure 4.4: F1 score with each analysis refinement disabled</w:t>
       </w:r>
     </w:p>
     <w:p>
@@ -11361,10 +12000,10 @@
           <w:noProof/>
         </w:rPr>
         <w:drawing>
-          <wp:inline distT="0" distB="0" distL="0" distR="0" wp14:anchorId="6B3FF670" wp14:editId="0FDE1B81">
+          <wp:inline distT="0" distB="0" distL="0" distR="0" wp14:anchorId="479AEB91" wp14:editId="1D4BE55B">
             <wp:extent cx="5400000" cy="2565000"/>
             <wp:effectExtent l="0" t="0" r="0" b="0"/>
-            <wp:docPr id="13" name="Picture 13"/>
+            <wp:docPr id="21" name="Picture 21"/>
             <wp:cNvGraphicFramePr>
               <a:graphicFrameLocks xmlns:a="http://schemas.openxmlformats.org/drawingml/2006/main" noChangeAspect="1"/>
             </wp:cNvGraphicFramePr>
@@ -11376,7 +12015,7 @@
                     <pic:cNvPicPr/>
                   </pic:nvPicPr>
                   <pic:blipFill>
-                    <a:blip r:embed="rId12"/>
+                    <a:blip r:embed="rId20"/>
                     <a:stretch>
                       <a:fillRect/>
                     </a:stretch>
@@ -11407,7 +12046,7 @@
           <w:b/>
           <w:sz w:val="22"/>
         </w:rPr>
-        <w:t>Figure 4.4: True and false static reports per configuration</w:t>
+        <w:t>Figure 4.5: True and false static reports per configuration</w:t>
       </w:r>
     </w:p>
     <w:p>
@@ -12179,7 +12818,6 @@
                 <w:rFonts w:cs="Times New Roman"/>
                 <w:sz w:val="20"/>
               </w:rPr>
-              <w:lastRenderedPageBreak/>
               <w:t>no branch correlation</w:t>
             </w:r>
           </w:p>
@@ -12459,13 +13097,14 @@
         <w:rPr>
           <w:rFonts w:cs="Times New Roman"/>
         </w:rPr>
-        <w:t>Each refinement matters. Without ownership-transfer analysis precision drops to 0.74, because objects handed to lists, callers or release callbacks look leaked. Without function summaries the analyser misses leaks through allocation and release wrappers and treats every module call as capturing (recall 0.71). Without stack-object tracking, pointers kept in local arrays and structures are treated as escaped (recall 0.82). Branch correlation removes the infeasible path in klg_s10, where allocation and release</w:t>
+        <w:t xml:space="preserve">Each refinement matters. Without ownership-transfer analysis precision drops to 0.74, because objects handed to lists, callers or release callbacks look leaked. Without function summaries </w:t>
       </w:r>
       <w:r>
         <w:rPr>
           <w:rFonts w:cs="Times New Roman"/>
         </w:rPr>
-        <w:t xml:space="preserve"> are guarded by the same condition.</w:t>
+        <w:lastRenderedPageBreak/>
+        <w:t>the analyser misses leaks through allocation and release wrappers and treats every module call as capturing (recall 0.71). Without stack-object tracking, pointers kept in local arrays and structures are treated as escaped (recall 0.82). Branch correlation removes the infeasible path in klg_s10, where allocation and release are guarded by the same condition.</w:t>
       </w:r>
     </w:p>
     <w:p>
@@ -13197,14 +13836,7 @@
         <w:rPr>
           <w:rFonts w:cs="Times New Roman"/>
         </w:rPr>
-        <w:t xml:space="preserve">The analyser reports: memory from kmalloc() at line 32 in sensor_setup() is not released when the function returns -ENOMEM at line 54; trigger: kasprintf (line 38); confidence high. During the sweep, fault number 5 failed the call at sensor_setup+0x5f/0xb0. In the confirmation run </w:t>
-      </w:r>
-      <w:r>
-        <w:rPr>
-          <w:rFonts w:cs="Times New Roman"/>
-        </w:rPr>
-        <w:lastRenderedPageBreak/>
-        <w:t>that fault was injected 3 times and kmemleak reported 3 unreferenced objects allocated at line 32:</w:t>
+        <w:t>The analyser reports: memory from kmalloc() at line 32 in sensor_setup() is not released when the function returns -ENOMEM at line 54; trigger: kasprintf (line 38); confidence high. During the sweep, fault number 5 failed the call at sensor_setup+0x5f/0xb0. In the confirmation run that fault was injected 3 times and kmemleak reported 3 unreferenced objects allocated at line 32:</w:t>
       </w:r>
     </w:p>
     <w:p>
@@ -13302,6 +13934,7 @@
           <w:rFonts w:ascii="Consolas" w:eastAsia="Consolas" w:hAnsi="Consolas" w:cs="Consolas"/>
           <w:sz w:val="18"/>
         </w:rPr>
+        <w:lastRenderedPageBreak/>
         <w:t xml:space="preserve">    vfs_write+0x136/0x450</w:t>
       </w:r>
     </w:p>
@@ -13378,9 +14011,128 @@
     </w:p>
     <w:p>
       <w:pPr>
+        <w:keepNext/>
+        <w:jc w:val="center"/>
+      </w:pPr>
+      <w:r>
+        <w:rPr>
+          <w:noProof/>
+        </w:rPr>
+        <w:drawing>
+          <wp:inline distT="0" distB="0" distL="0" distR="0" wp14:anchorId="03AA9912" wp14:editId="42BF062E">
+            <wp:extent cx="5760000" cy="4084800"/>
+            <wp:effectExtent l="0" t="0" r="0" b="0"/>
+            <wp:docPr id="22" name="Picture 22"/>
+            <wp:cNvGraphicFramePr>
+              <a:graphicFrameLocks xmlns:a="http://schemas.openxmlformats.org/drawingml/2006/main" noChangeAspect="1"/>
+            </wp:cNvGraphicFramePr>
+            <a:graphic xmlns:a="http://schemas.openxmlformats.org/drawingml/2006/main">
+              <a:graphicData uri="http://schemas.openxmlformats.org/drawingml/2006/picture">
+                <pic:pic xmlns:pic="http://schemas.openxmlformats.org/drawingml/2006/picture">
+                  <pic:nvPicPr>
+                    <pic:cNvPr id="0" name="ss_dash_finding_detail.png"/>
+                    <pic:cNvPicPr/>
+                  </pic:nvPicPr>
+                  <pic:blipFill>
+                    <a:blip r:embed="rId21"/>
+                    <a:stretch>
+                      <a:fillRect/>
+                    </a:stretch>
+                  </pic:blipFill>
+                  <pic:spPr>
+                    <a:xfrm>
+                      <a:off x="0" y="0"/>
+                      <a:ext cx="5760000" cy="4084800"/>
+                    </a:xfrm>
+                    <a:prstGeom prst="rect">
+                      <a:avLst/>
+                    </a:prstGeom>
+                  </pic:spPr>
+                </pic:pic>
+              </a:graphicData>
+            </a:graphic>
+          </wp:inline>
+        </w:drawing>
+      </w:r>
+    </w:p>
+    <w:p>
+      <w:pPr>
+        <w:jc w:val="center"/>
+      </w:pPr>
+      <w:r>
+        <w:rPr>
+          <w:rFonts w:cs="Times New Roman"/>
+          <w:b/>
+          <w:sz w:val="22"/>
+        </w:rPr>
+        <w:t>Figure 4.6: The same finding in the dashboard: allocation (blue), failing call (orange) and leaking exit (red) in the source, with the runtime test</w:t>
+      </w:r>
+    </w:p>
+    <w:p>
+      <w:pPr>
+        <w:keepNext/>
+        <w:jc w:val="center"/>
+      </w:pPr>
+      <w:r>
+        <w:rPr>
+          <w:noProof/>
+        </w:rPr>
+        <w:drawing>
+          <wp:inline distT="0" distB="0" distL="0" distR="0" wp14:anchorId="355CE6DB" wp14:editId="481138B9">
+            <wp:extent cx="5400000" cy="1962597"/>
+            <wp:effectExtent l="0" t="0" r="0" b="0"/>
+            <wp:docPr id="23" name="Picture 23"/>
+            <wp:cNvGraphicFramePr>
+              <a:graphicFrameLocks xmlns:a="http://schemas.openxmlformats.org/drawingml/2006/main" noChangeAspect="1"/>
+            </wp:cNvGraphicFramePr>
+            <a:graphic xmlns:a="http://schemas.openxmlformats.org/drawingml/2006/main">
+              <a:graphicData uri="http://schemas.openxmlformats.org/drawingml/2006/picture">
+                <pic:pic xmlns:pic="http://schemas.openxmlformats.org/drawingml/2006/picture">
+                  <pic:nvPicPr>
+                    <pic:cNvPr id="0" name="shot_kmemleak.png"/>
+                    <pic:cNvPicPr/>
+                  </pic:nvPicPr>
+                  <pic:blipFill>
+                    <a:blip r:embed="rId22"/>
+                    <a:stretch>
+                      <a:fillRect/>
+                    </a:stretch>
+                  </pic:blipFill>
+                  <pic:spPr>
+                    <a:xfrm>
+                      <a:off x="0" y="0"/>
+                      <a:ext cx="5400000" cy="1962597"/>
+                    </a:xfrm>
+                    <a:prstGeom prst="rect">
+                      <a:avLst/>
+                    </a:prstGeom>
+                  </pic:spPr>
+                </pic:pic>
+              </a:graphicData>
+            </a:graphic>
+          </wp:inline>
+        </w:drawing>
+      </w:r>
+    </w:p>
+    <w:p>
+      <w:pPr>
+        <w:jc w:val="center"/>
+      </w:pPr>
+      <w:r>
+        <w:rPr>
+          <w:rFonts w:cs="Times New Roman"/>
+          <w:b/>
+          <w:sz w:val="22"/>
+        </w:rPr>
+        <w:t>Figure 4.7: kmemleak's report for a confirmed benchmark leak</w:t>
+      </w:r>
+    </w:p>
+    <w:p>
+      <w:pPr>
         <w:pStyle w:val="Heading3"/>
       </w:pPr>
       <w:r>
+        <w:lastRenderedPageBreak/>
         <w:t>4.2.3 Test cases and results</w:t>
       </w:r>
     </w:p>
@@ -16235,7 +16987,6 @@
                 <w:rFonts w:cs="Times New Roman"/>
                 <w:sz w:val="17"/>
               </w:rPr>
-              <w:lastRenderedPageBreak/>
               <w:t>TC26</w:t>
             </w:r>
           </w:p>
@@ -16982,7 +17733,7 @@
         <w:rPr>
           <w:rFonts w:cs="Times New Roman"/>
         </w:rPr>
-        <w:t>30 of 32 system test cases pass. The failing cases are the known limitations discussed in Section 4.6: l15_ida (inconclusive); l16_nested_owner (not reported).</w:t>
+        <w:t>30 of 32 system test cases pass. The failing cases are the known limitations discussed in Section 4.7: l15_ida (inconclusive); l16_nested_owner (not reported).</w:t>
       </w:r>
     </w:p>
     <w:p>
@@ -17007,6 +17758,7 @@
           <w:b/>
           <w:sz w:val="22"/>
         </w:rPr>
+        <w:lastRenderedPageBreak/>
         <w:t>Table 4.5: Unit and regression tests</w:t>
       </w:r>
     </w:p>
@@ -18320,10 +19072,69 @@
     </w:p>
     <w:p>
       <w:pPr>
+        <w:keepNext/>
+        <w:jc w:val="center"/>
+      </w:pPr>
+      <w:r>
+        <w:rPr>
+          <w:noProof/>
+        </w:rPr>
+        <w:lastRenderedPageBreak/>
+        <w:drawing>
+          <wp:inline distT="0" distB="0" distL="0" distR="0" wp14:anchorId="57B9F0E4" wp14:editId="135B32F2">
+            <wp:extent cx="5400000" cy="3108247"/>
+            <wp:effectExtent l="0" t="0" r="0" b="0"/>
+            <wp:docPr id="24" name="Picture 24"/>
+            <wp:cNvGraphicFramePr>
+              <a:graphicFrameLocks xmlns:a="http://schemas.openxmlformats.org/drawingml/2006/main" noChangeAspect="1"/>
+            </wp:cNvGraphicFramePr>
+            <a:graphic xmlns:a="http://schemas.openxmlformats.org/drawingml/2006/main">
+              <a:graphicData uri="http://schemas.openxmlformats.org/drawingml/2006/picture">
+                <pic:pic xmlns:pic="http://schemas.openxmlformats.org/drawingml/2006/picture">
+                  <pic:nvPicPr>
+                    <pic:cNvPr id="0" name="ss_term_tests.png"/>
+                    <pic:cNvPicPr/>
+                  </pic:nvPicPr>
+                  <pic:blipFill>
+                    <a:blip r:embed="rId23"/>
+                    <a:stretch>
+                      <a:fillRect/>
+                    </a:stretch>
+                  </pic:blipFill>
+                  <pic:spPr>
+                    <a:xfrm>
+                      <a:off x="0" y="0"/>
+                      <a:ext cx="5400000" cy="3108247"/>
+                    </a:xfrm>
+                    <a:prstGeom prst="rect">
+                      <a:avLst/>
+                    </a:prstGeom>
+                  </pic:spPr>
+                </pic:pic>
+              </a:graphicData>
+            </a:graphic>
+          </wp:inline>
+        </w:drawing>
+      </w:r>
+    </w:p>
+    <w:p>
+      <w:pPr>
+        <w:jc w:val="center"/>
+      </w:pPr>
+      <w:r>
+        <w:rPr>
+          <w:rFonts w:cs="Times New Roman"/>
+          <w:b/>
+          <w:sz w:val="22"/>
+        </w:rPr>
+        <w:t>Figure 4.8: Running the unit and regression tests</w:t>
+      </w:r>
+    </w:p>
+    <w:p>
+      <w:pPr>
         <w:pStyle w:val="Heading3"/>
       </w:pPr>
       <w:r>
-        <w:lastRenderedPageBreak/>
         <w:t>4.2.4 Fix patches</w:t>
       </w:r>
     </w:p>
@@ -19397,6 +20208,7 @@
                 <w:rFonts w:cs="Times New Roman"/>
                 <w:sz w:val="16"/>
               </w:rPr>
+              <w:lastRenderedPageBreak/>
               <w:t>l08_kstrdup</w:t>
             </w:r>
           </w:p>
@@ -20634,9 +21446,68 @@
     </w:p>
     <w:p>
       <w:pPr>
+        <w:keepNext/>
+        <w:jc w:val="center"/>
+      </w:pPr>
+      <w:r>
+        <w:rPr>
+          <w:noProof/>
+        </w:rPr>
+        <w:drawing>
+          <wp:inline distT="0" distB="0" distL="0" distR="0" wp14:anchorId="2CBE38C5" wp14:editId="1894A2A7">
+            <wp:extent cx="5760000" cy="4084800"/>
+            <wp:effectExtent l="0" t="0" r="0" b="0"/>
+            <wp:docPr id="25" name="Picture 25"/>
+            <wp:cNvGraphicFramePr>
+              <a:graphicFrameLocks xmlns:a="http://schemas.openxmlformats.org/drawingml/2006/main" noChangeAspect="1"/>
+            </wp:cNvGraphicFramePr>
+            <a:graphic xmlns:a="http://schemas.openxmlformats.org/drawingml/2006/main">
+              <a:graphicData uri="http://schemas.openxmlformats.org/drawingml/2006/picture">
+                <pic:pic xmlns:pic="http://schemas.openxmlformats.org/drawingml/2006/picture">
+                  <pic:nvPicPr>
+                    <pic:cNvPr id="0" name="ss_dash_fix_patches.png"/>
+                    <pic:cNvPicPr/>
+                  </pic:nvPicPr>
+                  <pic:blipFill>
+                    <a:blip r:embed="rId24"/>
+                    <a:stretch>
+                      <a:fillRect/>
+                    </a:stretch>
+                  </pic:blipFill>
+                  <pic:spPr>
+                    <a:xfrm>
+                      <a:off x="0" y="0"/>
+                      <a:ext cx="5760000" cy="4084800"/>
+                    </a:xfrm>
+                    <a:prstGeom prst="rect">
+                      <a:avLst/>
+                    </a:prstGeom>
+                  </pic:spPr>
+                </pic:pic>
+              </a:graphicData>
+            </a:graphic>
+          </wp:inline>
+        </w:drawing>
+      </w:r>
+    </w:p>
+    <w:p>
+      <w:pPr>
+        <w:jc w:val="center"/>
+      </w:pPr>
+      <w:r>
+        <w:rPr>
+          <w:rFonts w:cs="Times New Roman"/>
+          <w:b/>
+          <w:sz w:val="22"/>
+        </w:rPr>
+        <w:t>Figure 4.9: Dashboard: generated patches and their validation</w:t>
+      </w:r>
+    </w:p>
+    <w:p>
+      <w:pPr>
         <w:pStyle w:val="Heading2"/>
       </w:pPr>
-      <w:bookmarkStart w:id="21" w:name="_Toc243686845"/>
+      <w:bookmarkStart w:id="21" w:name="_Toc243763402"/>
       <w:r>
         <w:lastRenderedPageBreak/>
         <w:t>4.3 Performance Metrics</w:t>
@@ -20653,10 +21524,10 @@
           <w:noProof/>
         </w:rPr>
         <w:drawing>
-          <wp:inline distT="0" distB="0" distL="0" distR="0" wp14:anchorId="56D1DE3B" wp14:editId="4C476A61">
+          <wp:inline distT="0" distB="0" distL="0" distR="0" wp14:anchorId="1930A647" wp14:editId="7A67C1D0">
             <wp:extent cx="4320000" cy="2259692"/>
             <wp:effectExtent l="0" t="0" r="0" b="0"/>
-            <wp:docPr id="14" name="Picture 14"/>
+            <wp:docPr id="26" name="Picture 26"/>
             <wp:cNvGraphicFramePr>
               <a:graphicFrameLocks xmlns:a="http://schemas.openxmlformats.org/drawingml/2006/main" noChangeAspect="1"/>
             </wp:cNvGraphicFramePr>
@@ -20668,7 +21539,7 @@
                     <pic:cNvPicPr/>
                   </pic:nvPicPr>
                   <pic:blipFill>
-                    <a:blip r:embed="rId13"/>
+                    <a:blip r:embed="rId25"/>
                     <a:stretch>
                       <a:fillRect/>
                     </a:stretch>
@@ -20699,7 +21570,66 @@
           <w:b/>
           <w:sz w:val="22"/>
         </w:rPr>
-        <w:t>Figure 4.5: Executions of kernel routines needed for verification</w:t>
+        <w:t>Figure 4.10: Executions of kernel routines needed for verification</w:t>
+      </w:r>
+    </w:p>
+    <w:p>
+      <w:pPr>
+        <w:keepNext/>
+        <w:jc w:val="center"/>
+      </w:pPr>
+      <w:r>
+        <w:rPr>
+          <w:noProof/>
+        </w:rPr>
+        <w:drawing>
+          <wp:inline distT="0" distB="0" distL="0" distR="0" wp14:anchorId="79834876" wp14:editId="3C7FD978">
+            <wp:extent cx="5760000" cy="3790516"/>
+            <wp:effectExtent l="0" t="0" r="0" b="0"/>
+            <wp:docPr id="27" name="Picture 27"/>
+            <wp:cNvGraphicFramePr>
+              <a:graphicFrameLocks xmlns:a="http://schemas.openxmlformats.org/drawingml/2006/main" noChangeAspect="1"/>
+            </wp:cNvGraphicFramePr>
+            <a:graphic xmlns:a="http://schemas.openxmlformats.org/drawingml/2006/main">
+              <a:graphicData uri="http://schemas.openxmlformats.org/drawingml/2006/picture">
+                <pic:pic xmlns:pic="http://schemas.openxmlformats.org/drawingml/2006/picture">
+                  <pic:nvPicPr>
+                    <pic:cNvPr id="0" name="shot_findings.png"/>
+                    <pic:cNvPicPr/>
+                  </pic:nvPicPr>
+                  <pic:blipFill>
+                    <a:blip r:embed="rId26"/>
+                    <a:stretch>
+                      <a:fillRect/>
+                    </a:stretch>
+                  </pic:blipFill>
+                  <pic:spPr>
+                    <a:xfrm>
+                      <a:off x="0" y="0"/>
+                      <a:ext cx="5760000" cy="3790516"/>
+                    </a:xfrm>
+                    <a:prstGeom prst="rect">
+                      <a:avLst/>
+                    </a:prstGeom>
+                  </pic:spPr>
+                </pic:pic>
+              </a:graphicData>
+            </a:graphic>
+          </wp:inline>
+        </w:drawing>
+      </w:r>
+    </w:p>
+    <w:p>
+      <w:pPr>
+        <w:jc w:val="center"/>
+      </w:pPr>
+      <w:r>
+        <w:rPr>
+          <w:rFonts w:cs="Times New Roman"/>
+          <w:b/>
+          <w:sz w:val="22"/>
+        </w:rPr>
+        <w:t>Figure 4.11: Command-line summary of all findings (python3 -m klg show)</w:t>
       </w:r>
     </w:p>
     <w:p>
@@ -20982,6 +21912,7 @@
                 <w:rFonts w:cs="Times New Roman"/>
                 <w:sz w:val="20"/>
               </w:rPr>
+              <w:lastRenderedPageBreak/>
               <w:t>kmemleak rounds in confirmation</w:t>
             </w:r>
           </w:p>
@@ -21379,7 +22310,6 @@
                 <w:rFonts w:cs="Times New Roman"/>
                 <w:sz w:val="20"/>
               </w:rPr>
-              <w:lastRenderedPageBreak/>
               <w:t>Run 2</w:t>
             </w:r>
           </w:p>
@@ -21643,7 +22573,7 @@
       <w:pPr>
         <w:pStyle w:val="Heading2"/>
       </w:pPr>
-      <w:bookmarkStart w:id="22" w:name="_Toc243686846"/>
+      <w:bookmarkStart w:id="22" w:name="_Toc243763403"/>
       <w:r>
         <w:t>4.4 Evaluation on Real Kernel Code</w:t>
       </w:r>
@@ -21674,19 +22604,20 @@
         <w:rPr>
           <w:rFonts w:cs="Times New Roman"/>
         </w:rPr>
-        <w:t>Real code exposed false-positive patterns that are absent from the benchmark, and each was fixed in the analyser by a general rule, not by naming kernel functions. (1) Kernel lookup and factory helpers return an ERR_PTR error code (checked with IS_ERR()) instead of NULL; the IS_ERR() edge is now pruned like the NULL edge. (2) Helpers such as hfs_bnode_find(), find_build_dev_info() or add_fsync_inode() link the new object into a hash table or list before returning it, so the caller does not own it; such help</w:t>
+        <w:t xml:space="preserve">Real code exposed false-positive patterns that are absent from the benchmark, and each was fixed in the analyser by a general rule, not by naming kernel functions. (1) Kernel lookup and factory helpers return an ERR_PTR error code (checked with IS_ERR()) instead of NULL; the IS_ERR() edge is now pruned like the NULL edge. (2) Helpers such as hfs_bnode_find(), </w:t>
       </w:r>
       <w:r>
         <w:rPr>
           <w:rFonts w:cs="Times New Roman"/>
         </w:rPr>
-        <w:t>ers are now lookups, not allocators. (3) clang emits a cleanup-destination switch when a goto leaves a scoped block; its default edge cannot execute, but the path search followed it and reached the return without the cleanup. Conditions are now evaluated on the values their operands have along the path, which also handles error codes kept in a variable (snd_aloop's err &lt; 0 at a shared unlock label). Investigating a missed seeded leak (Section 4.5) also uncovered a false negative: a single return of phi(obje</w:t>
+        <w:lastRenderedPageBreak/>
+        <w:t>find_build_dev_info() or add_fsync_inode() link the new object into a hash table or list before returning it, so the caller does not own it; such helpers are now lookups, not allocators. (3) clang emits a cleanup-destination switch when a goto leaves a scoped block; its default edge cannot execute, but the path search followed it and reached the return without the cleanup. Conditions are now evaluated on the values their operands have along the path, which also handles error codes kept in a variable (snd_al</w:t>
       </w:r>
       <w:r>
         <w:rPr>
           <w:rFonts w:cs="Times New Roman"/>
         </w:rPr>
-        <w:t>ct, NULL) was treated as returning the object on every path, hiding leaks on the NULL-returning error path. The table shows the warnings after each step; no step changed any benchmark result in any of the six analyser variants, and every warning removed by the ownership rule was checked by hand in the kernel source.</w:t>
+        <w:t>oop's err &lt; 0 at a shared unlock label). Investigating a missed seeded leak (Section 4.5) also uncovered a false negative: a single return of phi(object, NULL) was treated as returning the object on every path, hiding leaks on the NULL-returning error path. The table shows the warnings after each step; no step changed any benchmark result in any of the six analyser variants, and every warning removed by the ownership rule was checked by hand in the kernel source.</w:t>
       </w:r>
     </w:p>
     <w:p>
@@ -21930,7 +22861,6 @@
                 <w:rFonts w:cs="Times New Roman"/>
                 <w:sz w:val="18"/>
               </w:rPr>
-              <w:lastRenderedPageBreak/>
               <w:t>conditions on values that are constant on the path resolved (clang cleanup destinations, error codes kept in a variable)</w:t>
             </w:r>
           </w:p>
@@ -21961,6 +22891,65 @@
     </w:p>
     <w:p>
       <w:pPr>
+        <w:keepNext/>
+        <w:jc w:val="center"/>
+      </w:pPr>
+      <w:r>
+        <w:rPr>
+          <w:noProof/>
+        </w:rPr>
+        <w:drawing>
+          <wp:inline distT="0" distB="0" distL="0" distR="0" wp14:anchorId="0FC69B27" wp14:editId="513AD061">
+            <wp:extent cx="5760000" cy="748865"/>
+            <wp:effectExtent l="0" t="0" r="0" b="0"/>
+            <wp:docPr id="28" name="Picture 28"/>
+            <wp:cNvGraphicFramePr>
+              <a:graphicFrameLocks xmlns:a="http://schemas.openxmlformats.org/drawingml/2006/main" noChangeAspect="1"/>
+            </wp:cNvGraphicFramePr>
+            <a:graphic xmlns:a="http://schemas.openxmlformats.org/drawingml/2006/main">
+              <a:graphicData uri="http://schemas.openxmlformats.org/drawingml/2006/picture">
+                <pic:pic xmlns:pic="http://schemas.openxmlformats.org/drawingml/2006/picture">
+                  <pic:nvPicPr>
+                    <pic:cNvPr id="0" name="ss_term_real.png"/>
+                    <pic:cNvPicPr/>
+                  </pic:nvPicPr>
+                  <pic:blipFill>
+                    <a:blip r:embed="rId27"/>
+                    <a:stretch>
+                      <a:fillRect/>
+                    </a:stretch>
+                  </pic:blipFill>
+                  <pic:spPr>
+                    <a:xfrm>
+                      <a:off x="0" y="0"/>
+                      <a:ext cx="5760000" cy="748865"/>
+                    </a:xfrm>
+                    <a:prstGeom prst="rect">
+                      <a:avLst/>
+                    </a:prstGeom>
+                  </pic:spPr>
+                </pic:pic>
+              </a:graphicData>
+            </a:graphic>
+          </wp:inline>
+        </w:drawing>
+      </w:r>
+    </w:p>
+    <w:p>
+      <w:pPr>
+        <w:jc w:val="center"/>
+      </w:pPr>
+      <w:r>
+        <w:rPr>
+          <w:rFonts w:cs="Times New Roman"/>
+          <w:b/>
+          <w:sz w:val="22"/>
+        </w:rPr>
+        <w:t>Figure 4.12: Running the tool on the 39 real modules (summary line)</w:t>
+      </w:r>
+    </w:p>
+    <w:p>
+      <w:pPr>
         <w:jc w:val="both"/>
       </w:pPr>
       <w:r>
@@ -21974,6 +22963,66 @@
           <w:rFonts w:cs="Times New Roman"/>
         </w:rPr>
         <w:t xml:space="preserve"> correct but 10-20x slower. For each module the mapping run failed every fault point of its initialisation reachable from the module's own code (library modules without an initialisation routine have none), with kmemleak checked after each module, and every static warning was given a targeted confirmation test.</w:t>
+      </w:r>
+    </w:p>
+    <w:p>
+      <w:pPr>
+        <w:keepNext/>
+        <w:jc w:val="center"/>
+      </w:pPr>
+      <w:r>
+        <w:rPr>
+          <w:noProof/>
+        </w:rPr>
+        <w:lastRenderedPageBreak/>
+        <w:drawing>
+          <wp:inline distT="0" distB="0" distL="0" distR="0" wp14:anchorId="5858EF54" wp14:editId="66E25E67">
+            <wp:extent cx="5760000" cy="4084800"/>
+            <wp:effectExtent l="0" t="0" r="0" b="0"/>
+            <wp:docPr id="29" name="Picture 29"/>
+            <wp:cNvGraphicFramePr>
+              <a:graphicFrameLocks xmlns:a="http://schemas.openxmlformats.org/drawingml/2006/main" noChangeAspect="1"/>
+            </wp:cNvGraphicFramePr>
+            <a:graphic xmlns:a="http://schemas.openxmlformats.org/drawingml/2006/main">
+              <a:graphicData uri="http://schemas.openxmlformats.org/drawingml/2006/picture">
+                <pic:pic xmlns:pic="http://schemas.openxmlformats.org/drawingml/2006/picture">
+                  <pic:nvPicPr>
+                    <pic:cNvPr id="0" name="ss_dash_real.png"/>
+                    <pic:cNvPicPr/>
+                  </pic:nvPicPr>
+                  <pic:blipFill>
+                    <a:blip r:embed="rId28"/>
+                    <a:stretch>
+                      <a:fillRect/>
+                    </a:stretch>
+                  </pic:blipFill>
+                  <pic:spPr>
+                    <a:xfrm>
+                      <a:off x="0" y="0"/>
+                      <a:ext cx="5760000" cy="4084800"/>
+                    </a:xfrm>
+                    <a:prstGeom prst="rect">
+                      <a:avLst/>
+                    </a:prstGeom>
+                  </pic:spPr>
+                </pic:pic>
+              </a:graphicData>
+            </a:graphic>
+          </wp:inline>
+        </w:drawing>
+      </w:r>
+    </w:p>
+    <w:p>
+      <w:pPr>
+        <w:jc w:val="center"/>
+      </w:pPr>
+      <w:r>
+        <w:rPr>
+          <w:rFonts w:cs="Times New Roman"/>
+          <w:b/>
+          <w:sz w:val="22"/>
+        </w:rPr>
+        <w:t>Figure 4.13: Dashboard: real-module statistics and the remaining warnings with their review notes</w:t>
       </w:r>
     </w:p>
     <w:p>
@@ -24889,6 +25938,7 @@
                 <w:rFonts w:cs="Times New Roman"/>
                 <w:sz w:val="17"/>
               </w:rPr>
+              <w:lastRenderedPageBreak/>
               <w:t>ntfs3</w:t>
             </w:r>
           </w:p>
@@ -26253,7 +27303,6 @@
                 <w:rFonts w:cs="Times New Roman"/>
                 <w:sz w:val="17"/>
               </w:rPr>
-              <w:lastRenderedPageBreak/>
               <w:t>udf</w:t>
             </w:r>
           </w:p>
@@ -27049,12 +28098,72 @@
     </w:p>
     <w:p>
       <w:pPr>
-        <w:jc w:val="both"/>
+        <w:keepNext/>
+        <w:jc w:val="center"/>
+      </w:pPr>
+      <w:r>
+        <w:rPr>
+          <w:noProof/>
+        </w:rPr>
+        <w:lastRenderedPageBreak/>
+        <w:drawing>
+          <wp:inline distT="0" distB="0" distL="0" distR="0" wp14:anchorId="154C7D0C" wp14:editId="3265F0DB">
+            <wp:extent cx="5760000" cy="4084800"/>
+            <wp:effectExtent l="0" t="0" r="0" b="0"/>
+            <wp:docPr id="30" name="Picture 30"/>
+            <wp:cNvGraphicFramePr>
+              <a:graphicFrameLocks xmlns:a="http://schemas.openxmlformats.org/drawingml/2006/main" noChangeAspect="1"/>
+            </wp:cNvGraphicFramePr>
+            <a:graphic xmlns:a="http://schemas.openxmlformats.org/drawingml/2006/main">
+              <a:graphicData uri="http://schemas.openxmlformats.org/drawingml/2006/picture">
+                <pic:pic xmlns:pic="http://schemas.openxmlformats.org/drawingml/2006/picture">
+                  <pic:nvPicPr>
+                    <pic:cNvPr id="0" name="ss_dash_real_sweep.png"/>
+                    <pic:cNvPicPr/>
+                  </pic:nvPicPr>
+                  <pic:blipFill>
+                    <a:blip r:embed="rId29"/>
+                    <a:stretch>
+                      <a:fillRect/>
+                    </a:stretch>
+                  </pic:blipFill>
+                  <pic:spPr>
+                    <a:xfrm>
+                      <a:off x="0" y="0"/>
+                      <a:ext cx="5760000" cy="4084800"/>
+                    </a:xfrm>
+                    <a:prstGeom prst="rect">
+                      <a:avLst/>
+                    </a:prstGeom>
+                  </pic:spPr>
+                </pic:pic>
+              </a:graphicData>
+            </a:graphic>
+          </wp:inline>
+        </w:drawing>
+      </w:r>
+    </w:p>
+    <w:p>
+      <w:pPr>
+        <w:jc w:val="center"/>
       </w:pPr>
       <w:r>
         <w:rPr>
           <w:rFonts w:cs="Times New Roman"/>
           <w:b/>
+          <w:sz w:val="22"/>
+        </w:rPr>
+        <w:t>Figure 4.14: Dashboard: leak sites found by the fault-injection sweep of module initialisation</w:t>
+      </w:r>
+    </w:p>
+    <w:p>
+      <w:pPr>
+        <w:jc w:val="both"/>
+      </w:pPr>
+      <w:r>
+        <w:rPr>
+          <w:rFonts w:cs="Times New Roman"/>
+          <w:b/>
         </w:rPr>
         <w:t>Root cause of the erofs report: a leak in the SLUB allocator.</w:t>
       </w:r>
@@ -27068,14 +28177,7 @@
         <w:rPr>
           <w:rFonts w:cs="Times New Roman"/>
         </w:rPr>
-        <w:t xml:space="preserve">est, is: sysfs_slab_add() returns before kobject_init_and_add() when create_unique_id() fails, so the cache's kobject is never initialised; do_kmem_cache_create() treats sysfs failure as non-fatal and keeps the cache; kmem_cache_destroy() unlinks the cache and calls kobject_put() on the uninitialised kobject: WARN, refcount underflow, </w:t>
-      </w:r>
-      <w:r>
-        <w:rPr>
-          <w:rFonts w:cs="Times New Roman"/>
-        </w:rPr>
-        <w:lastRenderedPageBreak/>
-        <w:t>kmem_cache_release() never runs; the struct kmem_cache, its per-node structures and its name stay allocated and unreferenced. The kernel's own warning at destruction time show</w:t>
+        <w:t>est, is: sysfs_slab_add() returns before kobject_init_and_add() when create_unique_id() fails, so the cache's kobject is never initialised; do_kmem_cache_create() treats sysfs failure as non-fatal and keeps the cache; kmem_cache_destroy() unlinks the cache and calls kobject_put() on the uninitialised kobject: WARN, refcount underflow, kmem_cache_release() never runs; the struct kmem_cache, its per-node structures and its name stay allocated and unreferenced. The kernel's own warning at destruction time show</w:t>
       </w:r>
       <w:r>
         <w:rPr>
@@ -27220,42 +28322,280 @@
     </w:p>
     <w:p>
       <w:pPr>
-        <w:jc w:val="both"/>
+        <w:keepNext/>
+        <w:jc w:val="center"/>
+      </w:pPr>
+      <w:r>
+        <w:rPr>
+          <w:noProof/>
+        </w:rPr>
+        <w:drawing>
+          <wp:inline distT="0" distB="0" distL="0" distR="0" wp14:anchorId="0BD5BD94" wp14:editId="21D69D33">
+            <wp:extent cx="5400000" cy="1531393"/>
+            <wp:effectExtent l="0" t="0" r="0" b="0"/>
+            <wp:docPr id="31" name="Picture 31"/>
+            <wp:cNvGraphicFramePr>
+              <a:graphicFrameLocks xmlns:a="http://schemas.openxmlformats.org/drawingml/2006/main" noChangeAspect="1"/>
+            </wp:cNvGraphicFramePr>
+            <a:graphic xmlns:a="http://schemas.openxmlformats.org/drawingml/2006/main">
+              <a:graphicData uri="http://schemas.openxmlformats.org/drawingml/2006/picture">
+                <pic:pic xmlns:pic="http://schemas.openxmlformats.org/drawingml/2006/picture">
+                  <pic:nvPicPr>
+                    <pic:cNvPr id="0" name="ss_term_probe.png"/>
+                    <pic:cNvPicPr/>
+                  </pic:nvPicPr>
+                  <pic:blipFill>
+                    <a:blip r:embed="rId30"/>
+                    <a:stretch>
+                      <a:fillRect/>
+                    </a:stretch>
+                  </pic:blipFill>
+                  <pic:spPr>
+                    <a:xfrm>
+                      <a:off x="0" y="0"/>
+                      <a:ext cx="5400000" cy="1531393"/>
+                    </a:xfrm>
+                    <a:prstGeom prst="rect">
+                      <a:avLst/>
+                    </a:prstGeom>
+                  </pic:spPr>
+                </pic:pic>
+              </a:graphicData>
+            </a:graphic>
+          </wp:inline>
+        </w:drawing>
+      </w:r>
+    </w:p>
+    <w:p>
+      <w:pPr>
+        <w:jc w:val="center"/>
       </w:pPr>
       <w:r>
         <w:rPr>
           <w:rFonts w:cs="Times New Roman"/>
           <w:b/>
-        </w:rPr>
-        <w:t>A regression in f2fs found by the sweep.</w:t>
-      </w:r>
-      <w:r>
-        <w:rPr>
-          <w:rFonts w:cs="Times New Roman"/>
-        </w:rPr>
-        <w:t xml:space="preserve"> The other leak reported by the sweep is in f2fs: kobject_init_and_add() requires kobject_put() even when it fails (the kobject name is already allocated); f2fs_init_sysfs() jumps past kobject_put(&amp;f2fs_feat) when adding "features" fails and past kobject_put(&amp;f2fs_tune) when adding "tuning" fails; initialisation fails, the module is freed, and the kstrdup'd kobject names are left unreferenced. The code was introduced in 2026-04 by commit b635f2ecdb5a ("f2fs: fix uninitialized kobject put in f2fs_init_sysfs(</w:t>
-      </w:r>
-      <w:r>
-        <w:rPr>
-          <w:rFonts w:cs="Times New Roman"/>
-        </w:rPr>
-        <w:t>)"): the rewrite stopped putting an uninitialised f2fs_tune but also stopped putting the kobject whose own kobject_init_and_add() failed; backported to stable (present in 6.18.55); it is unchanged in mainline 7.3 as of 2026-10-20. Our patch (patches/0003-f2fs-put-kobjects-when-kobject_init_and_add-fails-in-f2fs_init_sysfs.patch) puts each kobject from its own failure path and still never puts the uninitialised one. On the fault points 369-429 of f2fs init the stock module leaked 25 "features" names, 4 "tuni</w:t>
-      </w:r>
-      <w:r>
-        <w:rPr>
-          <w:rFonts w:cs="Times New Roman"/>
-        </w:rPr>
-        <w:t>ng" names and the patched module 0. The leaked names are allocated inside the kobject core, outside the module, so only the runtime stage can find this kind of leak.</w:t>
-      </w:r>
-    </w:p>
-    <w:p>
-      <w:pPr>
-        <w:jc w:val="both"/>
+          <w:sz w:val="22"/>
+        </w:rPr>
+        <w:t>Figure 4.15: Narrowing down the trigger: kmemleak reports per batch of erofs fault points on the stock kernel</w:t>
+      </w:r>
+    </w:p>
+    <w:p>
+      <w:pPr>
+        <w:keepNext/>
+        <w:jc w:val="center"/>
+      </w:pPr>
+      <w:r>
+        <w:rPr>
+          <w:noProof/>
+        </w:rPr>
+        <w:lastRenderedPageBreak/>
+        <w:drawing>
+          <wp:inline distT="0" distB="0" distL="0" distR="0" wp14:anchorId="41597D7A" wp14:editId="212F83E5">
+            <wp:extent cx="5400000" cy="3550959"/>
+            <wp:effectExtent l="0" t="0" r="0" b="0"/>
+            <wp:docPr id="32" name="Picture 32"/>
+            <wp:cNvGraphicFramePr>
+              <a:graphicFrameLocks xmlns:a="http://schemas.openxmlformats.org/drawingml/2006/main" noChangeAspect="1"/>
+            </wp:cNvGraphicFramePr>
+            <a:graphic xmlns:a="http://schemas.openxmlformats.org/drawingml/2006/main">
+              <a:graphicData uri="http://schemas.openxmlformats.org/drawingml/2006/picture">
+                <pic:pic xmlns:pic="http://schemas.openxmlformats.org/drawingml/2006/picture">
+                  <pic:nvPicPr>
+                    <pic:cNvPr id="0" name="ss_term_patch_slub.png"/>
+                    <pic:cNvPicPr/>
+                  </pic:nvPicPr>
+                  <pic:blipFill>
+                    <a:blip r:embed="rId31"/>
+                    <a:stretch>
+                      <a:fillRect/>
+                    </a:stretch>
+                  </pic:blipFill>
+                  <pic:spPr>
+                    <a:xfrm>
+                      <a:off x="0" y="0"/>
+                      <a:ext cx="5400000" cy="3550959"/>
+                    </a:xfrm>
+                    <a:prstGeom prst="rect">
+                      <a:avLst/>
+                    </a:prstGeom>
+                  </pic:spPr>
+                </pic:pic>
+              </a:graphicData>
+            </a:graphic>
+          </wp:inline>
+        </w:drawing>
+      </w:r>
+    </w:p>
+    <w:p>
+      <w:pPr>
+        <w:jc w:val="center"/>
       </w:pPr>
       <w:r>
         <w:rPr>
           <w:rFonts w:cs="Times New Roman"/>
           <w:b/>
+          <w:sz w:val="22"/>
+        </w:rPr>
+        <w:t>Figure 4.16: Our fix for the SLUB leak (patches/0001)</w:t>
+      </w:r>
+    </w:p>
+    <w:p>
+      <w:pPr>
+        <w:keepNext/>
+        <w:jc w:val="center"/>
+      </w:pPr>
+      <w:r>
+        <w:rPr>
+          <w:noProof/>
+        </w:rPr>
+        <w:drawing>
+          <wp:inline distT="0" distB="0" distL="0" distR="0" wp14:anchorId="36E3A21D" wp14:editId="55CEF5AB">
+            <wp:extent cx="5760000" cy="4084800"/>
+            <wp:effectExtent l="0" t="0" r="0" b="0"/>
+            <wp:docPr id="33" name="Picture 33"/>
+            <wp:cNvGraphicFramePr>
+              <a:graphicFrameLocks xmlns:a="http://schemas.openxmlformats.org/drawingml/2006/main" noChangeAspect="1"/>
+            </wp:cNvGraphicFramePr>
+            <a:graphic xmlns:a="http://schemas.openxmlformats.org/drawingml/2006/main">
+              <a:graphicData uri="http://schemas.openxmlformats.org/drawingml/2006/picture">
+                <pic:pic xmlns:pic="http://schemas.openxmlformats.org/drawingml/2006/picture">
+                  <pic:nvPicPr>
+                    <pic:cNvPr id="0" name="ss_dash_rc_slub.png"/>
+                    <pic:cNvPicPr/>
+                  </pic:nvPicPr>
+                  <pic:blipFill>
+                    <a:blip r:embed="rId32"/>
+                    <a:stretch>
+                      <a:fillRect/>
+                    </a:stretch>
+                  </pic:blipFill>
+                  <pic:spPr>
+                    <a:xfrm>
+                      <a:off x="0" y="0"/>
+                      <a:ext cx="5760000" cy="4084800"/>
+                    </a:xfrm>
+                    <a:prstGeom prst="rect">
+                      <a:avLst/>
+                    </a:prstGeom>
+                  </pic:spPr>
+                </pic:pic>
+              </a:graphicData>
+            </a:graphic>
+          </wp:inline>
+        </w:drawing>
+      </w:r>
+    </w:p>
+    <w:p>
+      <w:pPr>
+        <w:jc w:val="center"/>
+      </w:pPr>
+      <w:r>
+        <w:rPr>
+          <w:rFonts w:cs="Times New Roman"/>
+          <w:b/>
+          <w:sz w:val="22"/>
+        </w:rPr>
+        <w:t>Figure 4.17: Dashboard: root cause and validation of the SLUB leak</w:t>
+      </w:r>
+    </w:p>
+    <w:p>
+      <w:pPr>
+        <w:jc w:val="both"/>
+      </w:pPr>
+      <w:r>
+        <w:rPr>
+          <w:rFonts w:cs="Times New Roman"/>
+          <w:b/>
+        </w:rPr>
+        <w:lastRenderedPageBreak/>
+        <w:t>A regression in f2fs found by the sweep.</w:t>
+      </w:r>
+      <w:r>
+        <w:rPr>
+          <w:rFonts w:cs="Times New Roman"/>
+        </w:rPr>
+        <w:t xml:space="preserve"> The other leak reported by the sweep is in f2fs: kobject_init_and_add() requires kobject_put() even when it fails (the kobject name is already allocated); f2fs_init_sysfs() jumps past kobject_put(&amp;f2fs_feat) when adding "features" fails and past kobject_put(&amp;f2fs_tune) when adding "tuning" fails; initialisation fails, the module is freed, and the kstrdup'd kobject names are left unreferenced. The code was introduced in 2026-04 by commit b635f2ecdb5a ("f2fs: fix uninitialized kobject put in f2fs_init_sysfs(</w:t>
+      </w:r>
+      <w:r>
+        <w:rPr>
+          <w:rFonts w:cs="Times New Roman"/>
+        </w:rPr>
+        <w:t>)"): the rewrite stopped putting an uninitialised f2fs_tune but also stopped putting the kobject whose own kobject_init_and_add() failed; backported to stable (present in 6.18.55); it is unchanged in mainline 7.3 as of 2026-10-20. Our patch (patches/0003-f2fs-put-kobjects-when-kobject_init_and_add-fails-in-f2fs_init_sysfs.patch) puts each kobject from its own failure path and still never puts the uninitialised one. On the fault points 369-429 of f2fs init the stock module leaked 25 "features" names, 4 "tuni</w:t>
+      </w:r>
+      <w:r>
+        <w:rPr>
+          <w:rFonts w:cs="Times New Roman"/>
+        </w:rPr>
+        <w:t>ng" names and the patched module 0. The leaked names are allocated inside the kobject core, outside the module, so only the runtime stage can find this kind of leak.</w:t>
+      </w:r>
+    </w:p>
+    <w:p>
+      <w:pPr>
+        <w:keepNext/>
+        <w:jc w:val="center"/>
+      </w:pPr>
+      <w:r>
+        <w:rPr>
+          <w:noProof/>
+        </w:rPr>
+        <w:drawing>
+          <wp:inline distT="0" distB="0" distL="0" distR="0" wp14:anchorId="7FB397BB" wp14:editId="27D0CF61">
+            <wp:extent cx="5760000" cy="4084800"/>
+            <wp:effectExtent l="0" t="0" r="0" b="0"/>
+            <wp:docPr id="34" name="Picture 34"/>
+            <wp:cNvGraphicFramePr>
+              <a:graphicFrameLocks xmlns:a="http://schemas.openxmlformats.org/drawingml/2006/main" noChangeAspect="1"/>
+            </wp:cNvGraphicFramePr>
+            <a:graphic xmlns:a="http://schemas.openxmlformats.org/drawingml/2006/main">
+              <a:graphicData uri="http://schemas.openxmlformats.org/drawingml/2006/picture">
+                <pic:pic xmlns:pic="http://schemas.openxmlformats.org/drawingml/2006/picture">
+                  <pic:nvPicPr>
+                    <pic:cNvPr id="0" name="ss_dash_rc_f2fs.png"/>
+                    <pic:cNvPicPr/>
+                  </pic:nvPicPr>
+                  <pic:blipFill>
+                    <a:blip r:embed="rId33"/>
+                    <a:stretch>
+                      <a:fillRect/>
+                    </a:stretch>
+                  </pic:blipFill>
+                  <pic:spPr>
+                    <a:xfrm>
+                      <a:off x="0" y="0"/>
+                      <a:ext cx="5760000" cy="4084800"/>
+                    </a:xfrm>
+                    <a:prstGeom prst="rect">
+                      <a:avLst/>
+                    </a:prstGeom>
+                  </pic:spPr>
+                </pic:pic>
+              </a:graphicData>
+            </a:graphic>
+          </wp:inline>
+        </w:drawing>
+      </w:r>
+    </w:p>
+    <w:p>
+      <w:pPr>
+        <w:jc w:val="center"/>
+      </w:pPr>
+      <w:r>
+        <w:rPr>
+          <w:rFonts w:cs="Times New Roman"/>
+          <w:b/>
+          <w:sz w:val="22"/>
+        </w:rPr>
+        <w:t>Figure 4.18: Dashboard: root cause and validation of the f2fs leak</w:t>
+      </w:r>
+    </w:p>
+    <w:p>
+      <w:pPr>
+        <w:jc w:val="both"/>
+      </w:pPr>
+      <w:r>
+        <w:rPr>
+          <w:rFonts w:cs="Times New Roman"/>
+          <w:b/>
         </w:rPr>
         <w:t>A leak found statically in ntfs3.</w:t>
       </w:r>
@@ -27307,6 +28647,66 @@
           <w:rFonts w:cs="Times New Roman"/>
         </w:rPr>
         <w:t xml:space="preserve"> is not in mainline, so KernelLeakGuard independently rediscovered it. Our patch (patches/0004-ufs-free-the-ufs_buffer_head-in-ubh_bforget.patch) adds the kfree(); it compiles and re-analysis removes exactly this warning (2 warnings before, 1 after, none new). It is not confirmed at runtime, which needs a mounted UFS image and a truncate.</w:t>
+      </w:r>
+    </w:p>
+    <w:p>
+      <w:pPr>
+        <w:keepNext/>
+        <w:jc w:val="center"/>
+      </w:pPr>
+      <w:r>
+        <w:rPr>
+          <w:noProof/>
+        </w:rPr>
+        <w:lastRenderedPageBreak/>
+        <w:drawing>
+          <wp:inline distT="0" distB="0" distL="0" distR="0" wp14:anchorId="10B08C31" wp14:editId="5FFEE002">
+            <wp:extent cx="5760000" cy="4084800"/>
+            <wp:effectExtent l="0" t="0" r="0" b="0"/>
+            <wp:docPr id="35" name="Picture 35"/>
+            <wp:cNvGraphicFramePr>
+              <a:graphicFrameLocks xmlns:a="http://schemas.openxmlformats.org/drawingml/2006/main" noChangeAspect="1"/>
+            </wp:cNvGraphicFramePr>
+            <a:graphic xmlns:a="http://schemas.openxmlformats.org/drawingml/2006/main">
+              <a:graphicData uri="http://schemas.openxmlformats.org/drawingml/2006/picture">
+                <pic:pic xmlns:pic="http://schemas.openxmlformats.org/drawingml/2006/picture">
+                  <pic:nvPicPr>
+                    <pic:cNvPr id="0" name="ss_dash_rc_static.png"/>
+                    <pic:cNvPicPr/>
+                  </pic:nvPicPr>
+                  <pic:blipFill>
+                    <a:blip r:embed="rId34"/>
+                    <a:stretch>
+                      <a:fillRect/>
+                    </a:stretch>
+                  </pic:blipFill>
+                  <pic:spPr>
+                    <a:xfrm>
+                      <a:off x="0" y="0"/>
+                      <a:ext cx="5760000" cy="4084800"/>
+                    </a:xfrm>
+                    <a:prstGeom prst="rect">
+                      <a:avLst/>
+                    </a:prstGeom>
+                  </pic:spPr>
+                </pic:pic>
+              </a:graphicData>
+            </a:graphic>
+          </wp:inline>
+        </w:drawing>
+      </w:r>
+    </w:p>
+    <w:p>
+      <w:pPr>
+        <w:jc w:val="center"/>
+      </w:pPr>
+      <w:r>
+        <w:rPr>
+          <w:rFonts w:cs="Times New Roman"/>
+          <w:b/>
+          <w:sz w:val="22"/>
+        </w:rPr>
+        <w:t>Figure 4.19: Dashboard: the ntfs3 and ufs leaks found statically, with their patches</w:t>
       </w:r>
     </w:p>
     <w:p>
@@ -27473,33 +28873,98 @@
           <w:rFonts w:cs="Times New Roman"/>
           <w:b/>
         </w:rPr>
+        <w:t>Root cause of the null_blk crash.</w:t>
+      </w:r>
+      <w:r>
+        <w:rPr>
+          <w:rFonts w:cs="Times New Roman"/>
+        </w:rPr>
+        <w:t xml:space="preserve"> Probing fault points 739-745 one at a time on a freshly booted guest crashed it at 739, 741, 743, 745, so no earlier state is needed. With a verbose console the trigger is fail-nth 739 of null_blk init: kmalloc in configfs_register_subsystem(), after null_init() has added its disk. The mechanism: add_disk() -&gt; disk_scan_partitions() opens </w:t>
+      </w:r>
+      <w:r>
+        <w:rPr>
+          <w:rFonts w:cs="Times New Roman"/>
+        </w:rPr>
         <w:lastRenderedPageBreak/>
-        <w:t>Root cause of the null_blk crash.</w:t>
+        <w:t>the whole disk (taking a module reference through disk-&gt;fops-&gt;owner) and drops it with fput(); called from a user task (finit_module), the final __fput() is deferred to t</w:t>
       </w:r>
       <w:r>
         <w:rPr>
           <w:rFonts w:cs="Times New Roman"/>
         </w:rPr>
-        <w:t xml:space="preserve"> Probing fault points 739-745 one at a time on a freshly booted guest crashed it at 739, 741, 743, 745, so no earlier state is needed. With a verbose console the trigger is fail-nth 739 of null_blk init: kmalloc in configfs_register_subsystem(), after null_init() has added its disk. The mechanism: add_disk() -&gt; disk_scan_partitions() opens the whole disk (taking a module reference through disk-&gt;fops-&gt;owner) and drops it with fput(); called from a user task (finit_module), the final __fput() is deferred to t</w:t>
+        <w:t>ask_work; configfs_register_subsystem() then fails; null_init() destroys its device and returns the error, and the module loader frees the module; on return to user space the deferred __fput() runs bdev_release(), whose module_put(disk-&gt;fops-&gt;owner) reads the freed module's block_device_operations. The crash stack confirms the deferred release (blkdev_release+0x11/0x20 &lt;- __fput+0xfe/0x280 &lt;- task_work_run+0x8b/0xb0 &lt;- exit_to_user_mode_loop+0xaa/0xc0). Any module that adds a disk and then fails its initial</w:t>
       </w:r>
       <w:r>
         <w:rPr>
           <w:rFonts w:cs="Times New Roman"/>
         </w:rPr>
-        <w:t>ask_work; configfs_register_subsystem() then fails; null_init() destroys its device and returns the error, and the module loader frees the module; on return to user space the deferred __fput() runs bdev_release(), whose module_put(disk-&gt;fops-&gt;owner) reads the freed module's block_device_operations. The crash stack confirms the deferred release (blkdev_release+0x11/0x20 &lt;- __fput+0xfe/0x280 &lt;- task_work_run+0x8b/0xb0 &lt;- exit_to_user_mode_loop+0xaa/0xc0). Any module that adds a disk and then fails its initial</w:t>
-      </w:r>
+        <w:t>isation is exposed; the code is unchanged in mainline 7.3 (disk_scan_partitions() still uses fput(); null_init() still registers configfs after creating devices). We did not validate a fix: releasing the scan file synchronously (__fput_sync()) is documented as reserved for kernel threads; the fix belongs to the block / module-loader maintainers.</w:t>
+      </w:r>
+    </w:p>
+    <w:p>
+      <w:pPr>
+        <w:keepNext/>
+        <w:jc w:val="center"/>
+      </w:pPr>
+      <w:r>
+        <w:rPr>
+          <w:noProof/>
+        </w:rPr>
+        <w:drawing>
+          <wp:inline distT="0" distB="0" distL="0" distR="0" wp14:anchorId="4FE48D02" wp14:editId="0E026F3B">
+            <wp:extent cx="5760000" cy="4084800"/>
+            <wp:effectExtent l="0" t="0" r="0" b="0"/>
+            <wp:docPr id="36" name="Picture 36"/>
+            <wp:cNvGraphicFramePr>
+              <a:graphicFrameLocks xmlns:a="http://schemas.openxmlformats.org/drawingml/2006/main" noChangeAspect="1"/>
+            </wp:cNvGraphicFramePr>
+            <a:graphic xmlns:a="http://schemas.openxmlformats.org/drawingml/2006/main">
+              <a:graphicData uri="http://schemas.openxmlformats.org/drawingml/2006/picture">
+                <pic:pic xmlns:pic="http://schemas.openxmlformats.org/drawingml/2006/picture">
+                  <pic:nvPicPr>
+                    <pic:cNvPr id="0" name="ss_dash_rc_nullblk.png"/>
+                    <pic:cNvPicPr/>
+                  </pic:nvPicPr>
+                  <pic:blipFill>
+                    <a:blip r:embed="rId35"/>
+                    <a:stretch>
+                      <a:fillRect/>
+                    </a:stretch>
+                  </pic:blipFill>
+                  <pic:spPr>
+                    <a:xfrm>
+                      <a:off x="0" y="0"/>
+                      <a:ext cx="5760000" cy="4084800"/>
+                    </a:xfrm>
+                    <a:prstGeom prst="rect">
+                      <a:avLst/>
+                    </a:prstGeom>
+                  </pic:spPr>
+                </pic:pic>
+              </a:graphicData>
+            </a:graphic>
+          </wp:inline>
+        </w:drawing>
+      </w:r>
+    </w:p>
+    <w:p>
+      <w:pPr>
+        <w:jc w:val="center"/>
+      </w:pPr>
       <w:r>
         <w:rPr>
           <w:rFonts w:cs="Times New Roman"/>
-        </w:rPr>
-        <w:t>isation is exposed; the code is unchanged in mainline 7.3 (disk_scan_partitions() still uses fput(); null_init() still registers configfs after creating devices). We did not validate a fix: releasing the scan file synchronously (__fput_sync()) is documented as reserved for kernel threads; the fix belongs to the block / module-loader maintainers.</w:t>
+          <w:b/>
+          <w:sz w:val="22"/>
+        </w:rPr>
+        <w:t>Figure 4.20: Dashboard: root cause of the null_blk crash</w:t>
       </w:r>
     </w:p>
     <w:p>
       <w:pPr>
         <w:pStyle w:val="Heading2"/>
       </w:pPr>
-      <w:bookmarkStart w:id="23" w:name="_Toc243686847"/>
+      <w:bookmarkStart w:id="23" w:name="_Toc243763404"/>
       <w:r>
         <w:t>4.5 Seeded Leaks in Real Kernel Code</w:t>
       </w:r>
@@ -27513,13 +28978,20 @@
         <w:rPr>
           <w:rFonts w:cs="Times New Roman"/>
         </w:rPr>
-        <w:t>The current real modules contain few early-exit leaks on code the runtime stage can execute, so to evaluate the complete detect-confirm-fix loop on real kernel code we re-introduce leaks into real kernel sources and build the module out of tree against the guest kernel, unchanged apart from that change. Where possible the leak is a real historical bug: the release added by an upstream leak fix is removed again, so the code is exactly what Linux shipped before that fix and the fix is the upstream patch. Othe</w:t>
+        <w:t xml:space="preserve">The current real modules contain few early-exit leaks on code the runtime stage can execute, so to evaluate the complete detect-confirm-fix loop on real kernel code we re-introduce leaks </w:t>
       </w:r>
       <w:r>
         <w:rPr>
           <w:rFonts w:cs="Times New Roman"/>
         </w:rPr>
-        <w:t>rwise one release statement is removed as a careless patch would; such bugs are ours and clearly marked. A warning counts as detected only if it is new compared with the unmodified module, and the fix (re-inserting the statement) must compile, clear the warning and leave kmemleak clean on a VM re-run.</w:t>
+        <w:lastRenderedPageBreak/>
+        <w:t>into real kernel sources and build the module out of tree against the guest kernel, unchanged apart from that change. Where possible the leak is a real historical bug: the release added by an upstream leak fix is removed again, so the code is exactly what Linux shipped before that fix and the fix is the upstream patch. Otherwise one release statement is removed as a careless patch would; such bugs are ours and clearly marked. A warning counts as detected only if it is new compared with the unmodified module</w:t>
+      </w:r>
+      <w:r>
+        <w:rPr>
+          <w:rFonts w:cs="Times New Roman"/>
+        </w:rPr>
+        <w:t>, and the fix (re-inserting the statement) must compile, clear the warning and leave kmemleak clean on a VM re-run.</w:t>
       </w:r>
     </w:p>
     <w:p>
@@ -27946,14 +29418,132 @@
     </w:p>
     <w:p>
       <w:pPr>
-        <w:jc w:val="both"/>
+        <w:keepNext/>
+        <w:jc w:val="center"/>
+      </w:pPr>
+      <w:r>
+        <w:rPr>
+          <w:noProof/>
+        </w:rPr>
+        <w:drawing>
+          <wp:inline distT="0" distB="0" distL="0" distR="0" wp14:anchorId="0E71D452" wp14:editId="3FEB15DF">
+            <wp:extent cx="5400000" cy="1049907"/>
+            <wp:effectExtent l="0" t="0" r="0" b="0"/>
+            <wp:docPr id="37" name="Picture 37"/>
+            <wp:cNvGraphicFramePr>
+              <a:graphicFrameLocks xmlns:a="http://schemas.openxmlformats.org/drawingml/2006/main" noChangeAspect="1"/>
+            </wp:cNvGraphicFramePr>
+            <a:graphic xmlns:a="http://schemas.openxmlformats.org/drawingml/2006/main">
+              <a:graphicData uri="http://schemas.openxmlformats.org/drawingml/2006/picture">
+                <pic:pic xmlns:pic="http://schemas.openxmlformats.org/drawingml/2006/picture">
+                  <pic:nvPicPr>
+                    <pic:cNvPr id="0" name="ss_term_seed.png"/>
+                    <pic:cNvPicPr/>
+                  </pic:nvPicPr>
+                  <pic:blipFill>
+                    <a:blip r:embed="rId36"/>
+                    <a:stretch>
+                      <a:fillRect/>
+                    </a:stretch>
+                  </pic:blipFill>
+                  <pic:spPr>
+                    <a:xfrm>
+                      <a:off x="0" y="0"/>
+                      <a:ext cx="5400000" cy="1049907"/>
+                    </a:xfrm>
+                    <a:prstGeom prst="rect">
+                      <a:avLst/>
+                    </a:prstGeom>
+                  </pic:spPr>
+                </pic:pic>
+              </a:graphicData>
+            </a:graphic>
+          </wp:inline>
+        </w:drawing>
+      </w:r>
+    </w:p>
+    <w:p>
+      <w:pPr>
+        <w:jc w:val="center"/>
       </w:pPr>
       <w:r>
         <w:rPr>
           <w:rFonts w:cs="Times New Roman"/>
           <w:b/>
+          <w:sz w:val="22"/>
+        </w:rPr>
+        <w:t>Figure 4.21: Running the re-introduced leaks through the whole loop (python3 -m klg seed)</w:t>
+      </w:r>
+    </w:p>
+    <w:p>
+      <w:pPr>
+        <w:keepNext/>
+        <w:jc w:val="center"/>
+      </w:pPr>
+      <w:r>
+        <w:rPr>
+          <w:noProof/>
         </w:rPr>
         <w:lastRenderedPageBreak/>
+        <w:drawing>
+          <wp:inline distT="0" distB="0" distL="0" distR="0" wp14:anchorId="38B2DBD0" wp14:editId="40A77F32">
+            <wp:extent cx="5760000" cy="4084800"/>
+            <wp:effectExtent l="0" t="0" r="0" b="0"/>
+            <wp:docPr id="38" name="Picture 38"/>
+            <wp:cNvGraphicFramePr>
+              <a:graphicFrameLocks xmlns:a="http://schemas.openxmlformats.org/drawingml/2006/main" noChangeAspect="1"/>
+            </wp:cNvGraphicFramePr>
+            <a:graphic xmlns:a="http://schemas.openxmlformats.org/drawingml/2006/main">
+              <a:graphicData uri="http://schemas.openxmlformats.org/drawingml/2006/picture">
+                <pic:pic xmlns:pic="http://schemas.openxmlformats.org/drawingml/2006/picture">
+                  <pic:nvPicPr>
+                    <pic:cNvPr id="0" name="ss_dash_seeds.png"/>
+                    <pic:cNvPicPr/>
+                  </pic:nvPicPr>
+                  <pic:blipFill>
+                    <a:blip r:embed="rId37"/>
+                    <a:stretch>
+                      <a:fillRect/>
+                    </a:stretch>
+                  </pic:blipFill>
+                  <pic:spPr>
+                    <a:xfrm>
+                      <a:off x="0" y="0"/>
+                      <a:ext cx="5760000" cy="4084800"/>
+                    </a:xfrm>
+                    <a:prstGeom prst="rect">
+                      <a:avLst/>
+                    </a:prstGeom>
+                  </pic:spPr>
+                </pic:pic>
+              </a:graphicData>
+            </a:graphic>
+          </wp:inline>
+        </w:drawing>
+      </w:r>
+    </w:p>
+    <w:p>
+      <w:pPr>
+        <w:jc w:val="center"/>
+      </w:pPr>
+      <w:r>
+        <w:rPr>
+          <w:rFonts w:cs="Times New Roman"/>
+          <w:b/>
+          <w:sz w:val="22"/>
+        </w:rPr>
+        <w:t>Figure 4.22: Dashboard: re-introduced leaks with kmemleak evidence and fix patches</w:t>
+      </w:r>
+    </w:p>
+    <w:p>
+      <w:pPr>
+        <w:jc w:val="both"/>
+      </w:pPr>
+      <w:r>
+        <w:rPr>
+          <w:rFonts w:cs="Times New Roman"/>
+          <w:b/>
+        </w:rPr>
         <w:t>bonding, bond_create() — upstream commit 8d6184e4881b "bonding: fix device leak on error in bond_create()" (2010-02-27).</w:t>
       </w:r>
       <w:r>
@@ -28016,6 +29606,7 @@
           <w:rFonts w:ascii="Consolas" w:eastAsia="Consolas" w:hAnsi="Consolas" w:cs="Consolas"/>
           <w:sz w:val="16"/>
         </w:rPr>
+        <w:lastRenderedPageBreak/>
         <w:t xml:space="preserve">  __kvmalloc_node_noprof+0x30f/0x5c0</w:t>
       </w:r>
     </w:p>
@@ -28170,14 +29761,7 @@
         <w:rPr>
           <w:rFonts w:cs="Times New Roman"/>
         </w:rPr>
-        <w:t xml:space="preserve">In the guest VM the module-filtered sweep mapped the failing call, and the targeted test (leak at main.c:799 after failing null_alloc_dev+0x63/0x210) made module initialisation fail; </w:t>
-      </w:r>
-      <w:r>
-        <w:rPr>
-          <w:rFonts w:cs="Times New Roman"/>
-        </w:rPr>
-        <w:lastRenderedPageBreak/>
-        <w:t>kmemleak then reported the object as unreferenced, with the allocation backtrace pointing back into the module's init path (module frames symbolised through klg_modwatch):</w:t>
+        <w:t>In the guest VM the module-filtered sweep mapped the failing call, and the targeted test (leak at main.c:799 after failing null_alloc_dev+0x63/0x210) made module initialisation fail; kmemleak then reported the object as unreferenced, with the allocation backtrace pointing back into the module's init path (module frames symbolised through klg_modwatch):</w:t>
       </w:r>
     </w:p>
     <w:p>
@@ -28343,12 +29927,19 @@
         <w:rPr>
           <w:rFonts w:cs="Times New Roman"/>
         </w:rPr>
-        <w:t>a registering helper, so the analyser conservatively treats it as escaped and does not warn: these are honest misses of the escape analysis on code where ownership is handed over and then taken back. A historical scsi_debug fix (e6d773f93a49, a device name leaked when device_register() fails) was not used because the leaked name is allocated inside the driver core, outside the module the static stage analyses. The null_blk seed also revealed two analyser gaps, both fixed generally: the phi-return false nega</w:t>
+        <w:t xml:space="preserve">a registering helper, so the analyser </w:t>
       </w:r>
       <w:r>
         <w:rPr>
           <w:rFonts w:cs="Times New Roman"/>
         </w:rPr>
+        <w:lastRenderedPageBreak/>
+        <w:t>conservatively treats it as escaped and does not warn: these are honest misses of the escape analysis on code where ownership is handed over and then taken back. A historical scsi_debug fix (e6d773f93a49, a device name leaked when device_register() fails) was not used because the leaked name is allocated inside the driver core, outside the module the static stage analyses. The null_blk seed also revealed two analyser gaps, both fixed generally: the phi-return false nega</w:t>
+      </w:r>
+      <w:r>
+        <w:rPr>
+          <w:rFonts w:cs="Times New Roman"/>
+        </w:rPr>
         <w:t>tive (Section 4.4) and the missing model of badblocks_init(), which only initialises the struct badblocks it is given.</w:t>
       </w:r>
     </w:p>
@@ -28356,9 +29947,9 @@
       <w:pPr>
         <w:pStyle w:val="Heading2"/>
       </w:pPr>
-      <w:bookmarkStart w:id="24" w:name="_Toc243686848"/>
-      <w:r>
-        <w:t>4.6 Analysis</w:t>
+      <w:bookmarkStart w:id="24" w:name="_Toc243763405"/>
+      <w:r>
+        <w:t>4.6 Live Demonstration in the Kernel</w:t>
       </w:r>
       <w:bookmarkEnd w:id="24"/>
     </w:p>
@@ -28370,30 +29961,672 @@
         <w:rPr>
           <w:rFonts w:cs="Times New Roman"/>
           <w:b/>
-        </w:rPr>
-        <w:t>Static versus hybrid.</w:t>
+          <w:i/>
+        </w:rPr>
+        <w:t>In simple words:</w:t>
       </w:r>
       <w:r>
         <w:rPr>
           <w:rFonts w:cs="Times New Roman"/>
-        </w:rPr>
-        <w:t xml:space="preserve"> Runtime verification removed all static false positives (1 in this run) and attached reproduction steps and kmemleak backtraces to every confirmed report. The cost is a modest loss of recall: warnings whose failure cannot be injected stay inconclusive rather than confirmed. In the corpus this happens for klg_l15, where ida_alloc() never allocates for small identifiers (they are stored inline in the XArray), so its failure cannot be provoked; reporting it as inconclusive is the honest outcome, and the warni</w:t>
-      </w:r>
+          <w:i/>
+        </w:rPr>
+        <w:t xml:space="preserve"> we can show the tool working on a real kernel in about one minute. A virtual machine boots our own Linux kernel, a real module is loaded, one memory request is made to fail, and the kernel's own leak detector reports the lost memory on screen.</w:t>
+      </w:r>
+    </w:p>
+    <w:p>
+      <w:pPr>
+        <w:jc w:val="both"/>
+      </w:pPr>
       <w:r>
         <w:rPr>
           <w:rFonts w:cs="Times New Roman"/>
         </w:rPr>
-        <w:t>ng is still shown to the developer.</w:t>
-      </w:r>
-    </w:p>
-    <w:p>
-      <w:pPr>
-        <w:jc w:val="both"/>
+        <w:t>scripts/live_demo.py boots the guest kernel and runs a short, narrated sequence of real commands inside it. With --window the virtual machine's own screen is shown in a browser tab (QEMU serves the screen over VNC and the noVNC viewer displays it), so the audience sees a separate computer booting Linux and running the commands, and keyboard input works. The same output also appears in the terminal and on the dashboard's Live kernel page. Before a demonstration, scripts/demo_ready.sh checks every requirement</w:t>
+      </w:r>
+      <w:r>
+        <w:rPr>
+          <w:rFonts w:cs="Times New Roman"/>
+        </w:rPr>
+        <w:t xml:space="preserve"> and starts the dashboard. The figures below are screenshots of the virtual machine's screen taken during one run.</w:t>
+      </w:r>
+    </w:p>
+    <w:p>
+      <w:pPr>
+        <w:keepNext/>
+        <w:jc w:val="center"/>
+      </w:pPr>
+      <w:r>
+        <w:rPr>
+          <w:noProof/>
+        </w:rPr>
+        <w:drawing>
+          <wp:inline distT="0" distB="0" distL="0" distR="0" wp14:anchorId="74C789B0" wp14:editId="25FA0DB0">
+            <wp:extent cx="5400000" cy="2106501"/>
+            <wp:effectExtent l="0" t="0" r="0" b="0"/>
+            <wp:docPr id="39" name="Picture 39"/>
+            <wp:cNvGraphicFramePr>
+              <a:graphicFrameLocks xmlns:a="http://schemas.openxmlformats.org/drawingml/2006/main" noChangeAspect="1"/>
+            </wp:cNvGraphicFramePr>
+            <a:graphic xmlns:a="http://schemas.openxmlformats.org/drawingml/2006/main">
+              <a:graphicData uri="http://schemas.openxmlformats.org/drawingml/2006/picture">
+                <pic:pic xmlns:pic="http://schemas.openxmlformats.org/drawingml/2006/picture">
+                  <pic:nvPicPr>
+                    <pic:cNvPr id="0" name="ss_term_demo_ready.png"/>
+                    <pic:cNvPicPr/>
+                  </pic:nvPicPr>
+                  <pic:blipFill>
+                    <a:blip r:embed="rId38"/>
+                    <a:stretch>
+                      <a:fillRect/>
+                    </a:stretch>
+                  </pic:blipFill>
+                  <pic:spPr>
+                    <a:xfrm>
+                      <a:off x="0" y="0"/>
+                      <a:ext cx="5400000" cy="2106501"/>
+                    </a:xfrm>
+                    <a:prstGeom prst="rect">
+                      <a:avLst/>
+                    </a:prstGeom>
+                  </pic:spPr>
+                </pic:pic>
+              </a:graphicData>
+            </a:graphic>
+          </wp:inline>
+        </w:drawing>
+      </w:r>
+    </w:p>
+    <w:p>
+      <w:pPr>
+        <w:jc w:val="center"/>
       </w:pPr>
       <w:r>
         <w:rPr>
           <w:rFonts w:cs="Times New Roman"/>
           <w:b/>
+          <w:sz w:val="22"/>
+        </w:rPr>
+        <w:t>Figure 4.23: Checking that everything is ready (bash scripts/demo_ready.sh)</w:t>
+      </w:r>
+    </w:p>
+    <w:p>
+      <w:pPr>
+        <w:keepNext/>
+        <w:jc w:val="center"/>
+      </w:pPr>
+      <w:r>
+        <w:rPr>
+          <w:noProof/>
+        </w:rPr>
+        <w:lastRenderedPageBreak/>
+        <w:drawing>
+          <wp:inline distT="0" distB="0" distL="0" distR="0" wp14:anchorId="04EBF062" wp14:editId="6A71921A">
+            <wp:extent cx="5400000" cy="3000000"/>
+            <wp:effectExtent l="0" t="0" r="0" b="0"/>
+            <wp:docPr id="40" name="Picture 40"/>
+            <wp:cNvGraphicFramePr>
+              <a:graphicFrameLocks xmlns:a="http://schemas.openxmlformats.org/drawingml/2006/main" noChangeAspect="1"/>
+            </wp:cNvGraphicFramePr>
+            <a:graphic xmlns:a="http://schemas.openxmlformats.org/drawingml/2006/main">
+              <a:graphicData uri="http://schemas.openxmlformats.org/drawingml/2006/picture">
+                <pic:pic xmlns:pic="http://schemas.openxmlformats.org/drawingml/2006/picture">
+                  <pic:nvPicPr>
+                    <pic:cNvPr id="0" name="ss_vm_step1_kernel.png"/>
+                    <pic:cNvPicPr/>
+                  </pic:nvPicPr>
+                  <pic:blipFill>
+                    <a:blip r:embed="rId39"/>
+                    <a:stretch>
+                      <a:fillRect/>
+                    </a:stretch>
+                  </pic:blipFill>
+                  <pic:spPr>
+                    <a:xfrm>
+                      <a:off x="0" y="0"/>
+                      <a:ext cx="5400000" cy="3000000"/>
+                    </a:xfrm>
+                    <a:prstGeom prst="rect">
+                      <a:avLst/>
+                    </a:prstGeom>
+                  </pic:spPr>
+                </pic:pic>
+              </a:graphicData>
+            </a:graphic>
+          </wp:inline>
+        </w:drawing>
+      </w:r>
+    </w:p>
+    <w:p>
+      <w:pPr>
+        <w:jc w:val="center"/>
+      </w:pPr>
+      <w:r>
+        <w:rPr>
+          <w:rFonts w:cs="Times New Roman"/>
+          <w:b/>
+          <w:sz w:val="22"/>
+        </w:rPr>
+        <w:t>Figure 4.24: Step 1: the kernel version, its command line, and the kmemleak and fault-injection controls inside the guest</w:t>
+      </w:r>
+    </w:p>
+    <w:p>
+      <w:pPr>
+        <w:keepNext/>
+        <w:jc w:val="center"/>
+      </w:pPr>
+      <w:r>
+        <w:rPr>
+          <w:noProof/>
+        </w:rPr>
+        <w:drawing>
+          <wp:inline distT="0" distB="0" distL="0" distR="0" wp14:anchorId="21FED99F" wp14:editId="48EF6B00">
+            <wp:extent cx="5400000" cy="3000000"/>
+            <wp:effectExtent l="0" t="0" r="0" b="0"/>
+            <wp:docPr id="41" name="Picture 41"/>
+            <wp:cNvGraphicFramePr>
+              <a:graphicFrameLocks xmlns:a="http://schemas.openxmlformats.org/drawingml/2006/main" noChangeAspect="1"/>
+            </wp:cNvGraphicFramePr>
+            <a:graphic xmlns:a="http://schemas.openxmlformats.org/drawingml/2006/main">
+              <a:graphicData uri="http://schemas.openxmlformats.org/drawingml/2006/picture">
+                <pic:pic xmlns:pic="http://schemas.openxmlformats.org/drawingml/2006/picture">
+                  <pic:nvPicPr>
+                    <pic:cNvPr id="0" name="ss_vm_step2_clean_load.png"/>
+                    <pic:cNvPicPr/>
+                  </pic:nvPicPr>
+                  <pic:blipFill>
+                    <a:blip r:embed="rId40"/>
+                    <a:stretch>
+                      <a:fillRect/>
+                    </a:stretch>
+                  </pic:blipFill>
+                  <pic:spPr>
+                    <a:xfrm>
+                      <a:off x="0" y="0"/>
+                      <a:ext cx="5400000" cy="3000000"/>
+                    </a:xfrm>
+                    <a:prstGeom prst="rect">
+                      <a:avLst/>
+                    </a:prstGeom>
+                  </pic:spPr>
+                </pic:pic>
+              </a:graphicData>
+            </a:graphic>
+          </wp:inline>
+        </w:drawing>
+      </w:r>
+    </w:p>
+    <w:p>
+      <w:pPr>
+        <w:jc w:val="center"/>
+      </w:pPr>
+      <w:r>
+        <w:rPr>
+          <w:rFonts w:cs="Times New Roman"/>
+          <w:b/>
+          <w:sz w:val="22"/>
+        </w:rPr>
+        <w:t>Figure 4.25: Step 2: the real erofs module loads and unloads normally; kmemleak finds no leak</w:t>
+      </w:r>
+    </w:p>
+    <w:p>
+      <w:pPr>
+        <w:keepNext/>
+        <w:jc w:val="center"/>
+      </w:pPr>
+      <w:r>
+        <w:rPr>
+          <w:noProof/>
+        </w:rPr>
+        <w:lastRenderedPageBreak/>
+        <w:drawing>
+          <wp:inline distT="0" distB="0" distL="0" distR="0" wp14:anchorId="23E8A85B" wp14:editId="2F8F7E3B">
+            <wp:extent cx="5400000" cy="3000000"/>
+            <wp:effectExtent l="0" t="0" r="0" b="0"/>
+            <wp:docPr id="42" name="Picture 42"/>
+            <wp:cNvGraphicFramePr>
+              <a:graphicFrameLocks xmlns:a="http://schemas.openxmlformats.org/drawingml/2006/main" noChangeAspect="1"/>
+            </wp:cNvGraphicFramePr>
+            <a:graphic xmlns:a="http://schemas.openxmlformats.org/drawingml/2006/main">
+              <a:graphicData uri="http://schemas.openxmlformats.org/drawingml/2006/picture">
+                <pic:pic xmlns:pic="http://schemas.openxmlformats.org/drawingml/2006/picture">
+                  <pic:nvPicPr>
+                    <pic:cNvPr id="0" name="ss_vm_step3_fault.png"/>
+                    <pic:cNvPicPr/>
+                  </pic:nvPicPr>
+                  <pic:blipFill>
+                    <a:blip r:embed="rId41"/>
+                    <a:stretch>
+                      <a:fillRect/>
+                    </a:stretch>
+                  </pic:blipFill>
+                  <pic:spPr>
+                    <a:xfrm>
+                      <a:off x="0" y="0"/>
+                      <a:ext cx="5400000" cy="3000000"/>
+                    </a:xfrm>
+                    <a:prstGeom prst="rect">
+                      <a:avLst/>
+                    </a:prstGeom>
+                  </pic:spPr>
+                </pic:pic>
+              </a:graphicData>
+            </a:graphic>
+          </wp:inline>
+        </w:drawing>
+      </w:r>
+    </w:p>
+    <w:p>
+      <w:pPr>
+        <w:jc w:val="center"/>
+      </w:pPr>
+      <w:r>
+        <w:rPr>
+          <w:rFonts w:cs="Times New Roman"/>
+          <w:b/>
+          <w:sz w:val="22"/>
+        </w:rPr>
+        <w:t>Figure 4.26: Step 3: exactly one allocation (fault 85) fails while erofs initialises; the kernel log shows where</w:t>
+      </w:r>
+    </w:p>
+    <w:p>
+      <w:pPr>
+        <w:keepNext/>
+        <w:jc w:val="center"/>
+      </w:pPr>
+      <w:r>
+        <w:rPr>
+          <w:noProof/>
+        </w:rPr>
+        <w:drawing>
+          <wp:inline distT="0" distB="0" distL="0" distR="0" wp14:anchorId="2EEA68BD" wp14:editId="71C0E330">
+            <wp:extent cx="5400000" cy="3000000"/>
+            <wp:effectExtent l="0" t="0" r="0" b="0"/>
+            <wp:docPr id="43" name="Picture 43"/>
+            <wp:cNvGraphicFramePr>
+              <a:graphicFrameLocks xmlns:a="http://schemas.openxmlformats.org/drawingml/2006/main" noChangeAspect="1"/>
+            </wp:cNvGraphicFramePr>
+            <a:graphic xmlns:a="http://schemas.openxmlformats.org/drawingml/2006/main">
+              <a:graphicData uri="http://schemas.openxmlformats.org/drawingml/2006/picture">
+                <pic:pic xmlns:pic="http://schemas.openxmlformats.org/drawingml/2006/picture">
+                  <pic:nvPicPr>
+                    <pic:cNvPr id="0" name="ss_vm_step4_kmemleak.png"/>
+                    <pic:cNvPicPr/>
+                  </pic:nvPicPr>
+                  <pic:blipFill>
+                    <a:blip r:embed="rId42"/>
+                    <a:stretch>
+                      <a:fillRect/>
+                    </a:stretch>
+                  </pic:blipFill>
+                  <pic:spPr>
+                    <a:xfrm>
+                      <a:off x="0" y="0"/>
+                      <a:ext cx="5400000" cy="3000000"/>
+                    </a:xfrm>
+                    <a:prstGeom prst="rect">
+                      <a:avLst/>
+                    </a:prstGeom>
+                  </pic:spPr>
+                </pic:pic>
+              </a:graphicData>
+            </a:graphic>
+          </wp:inline>
+        </w:drawing>
+      </w:r>
+    </w:p>
+    <w:p>
+      <w:pPr>
+        <w:jc w:val="center"/>
+      </w:pPr>
+      <w:r>
+        <w:rPr>
+          <w:rFonts w:cs="Times New Roman"/>
+          <w:b/>
+          <w:sz w:val="22"/>
+        </w:rPr>
+        <w:t>Figure 4.27: Step 4: kmemleak reports the leaked slab cache; module frames are named from klg_modwatch's symbol log</w:t>
+      </w:r>
+    </w:p>
+    <w:p>
+      <w:pPr>
+        <w:keepNext/>
+        <w:jc w:val="center"/>
+      </w:pPr>
+      <w:r>
+        <w:rPr>
+          <w:noProof/>
+        </w:rPr>
+        <w:lastRenderedPageBreak/>
+        <w:drawing>
+          <wp:inline distT="0" distB="0" distL="0" distR="0" wp14:anchorId="0FD8A20D" wp14:editId="04CD78B6">
+            <wp:extent cx="5400000" cy="3000000"/>
+            <wp:effectExtent l="0" t="0" r="0" b="0"/>
+            <wp:docPr id="44" name="Picture 44"/>
+            <wp:cNvGraphicFramePr>
+              <a:graphicFrameLocks xmlns:a="http://schemas.openxmlformats.org/drawingml/2006/main" noChangeAspect="1"/>
+            </wp:cNvGraphicFramePr>
+            <a:graphic xmlns:a="http://schemas.openxmlformats.org/drawingml/2006/main">
+              <a:graphicData uri="http://schemas.openxmlformats.org/drawingml/2006/picture">
+                <pic:pic xmlns:pic="http://schemas.openxmlformats.org/drawingml/2006/picture">
+                  <pic:nvPicPr>
+                    <pic:cNvPr id="0" name="ss_vm_step5_warning.png"/>
+                    <pic:cNvPicPr/>
+                  </pic:nvPicPr>
+                  <pic:blipFill>
+                    <a:blip r:embed="rId43"/>
+                    <a:stretch>
+                      <a:fillRect/>
+                    </a:stretch>
+                  </pic:blipFill>
+                  <pic:spPr>
+                    <a:xfrm>
+                      <a:off x="0" y="0"/>
+                      <a:ext cx="5400000" cy="3000000"/>
+                    </a:xfrm>
+                    <a:prstGeom prst="rect">
+                      <a:avLst/>
+                    </a:prstGeom>
+                  </pic:spPr>
+                </pic:pic>
+              </a:graphicData>
+            </a:graphic>
+          </wp:inline>
+        </w:drawing>
+      </w:r>
+    </w:p>
+    <w:p>
+      <w:pPr>
+        <w:jc w:val="center"/>
+      </w:pPr>
+      <w:r>
+        <w:rPr>
+          <w:rFonts w:cs="Times New Roman"/>
+          <w:b/>
+          <w:sz w:val="22"/>
+        </w:rPr>
+        <w:t>Figure 4.28: Step 5: the kernel's own warning when erofs destroys that cache: the SLUB bug of Section 4.4</w:t>
+      </w:r>
+    </w:p>
+    <w:p>
+      <w:pPr>
+        <w:keepNext/>
+        <w:jc w:val="center"/>
+      </w:pPr>
+      <w:r>
+        <w:rPr>
+          <w:noProof/>
+        </w:rPr>
+        <w:drawing>
+          <wp:inline distT="0" distB="0" distL="0" distR="0" wp14:anchorId="599C8321" wp14:editId="645F7ED9">
+            <wp:extent cx="5400000" cy="3000000"/>
+            <wp:effectExtent l="0" t="0" r="0" b="0"/>
+            <wp:docPr id="45" name="Picture 45"/>
+            <wp:cNvGraphicFramePr>
+              <a:graphicFrameLocks xmlns:a="http://schemas.openxmlformats.org/drawingml/2006/main" noChangeAspect="1"/>
+            </wp:cNvGraphicFramePr>
+            <a:graphic xmlns:a="http://schemas.openxmlformats.org/drawingml/2006/main">
+              <a:graphicData uri="http://schemas.openxmlformats.org/drawingml/2006/picture">
+                <pic:pic xmlns:pic="http://schemas.openxmlformats.org/drawingml/2006/picture">
+                  <pic:nvPicPr>
+                    <pic:cNvPr id="0" name="ss_vm_step7_bonding.png"/>
+                    <pic:cNvPicPr/>
+                  </pic:nvPicPr>
+                  <pic:blipFill>
+                    <a:blip r:embed="rId44"/>
+                    <a:stretch>
+                      <a:fillRect/>
+                    </a:stretch>
+                  </pic:blipFill>
+                  <pic:spPr>
+                    <a:xfrm>
+                      <a:off x="0" y="0"/>
+                      <a:ext cx="5400000" cy="3000000"/>
+                    </a:xfrm>
+                    <a:prstGeom prst="rect">
+                      <a:avLst/>
+                    </a:prstGeom>
+                  </pic:spPr>
+                </pic:pic>
+              </a:graphicData>
+            </a:graphic>
+          </wp:inline>
+        </w:drawing>
+      </w:r>
+    </w:p>
+    <w:p>
+      <w:pPr>
+        <w:jc w:val="center"/>
+      </w:pPr>
+      <w:r>
+        <w:rPr>
+          <w:rFonts w:cs="Times New Roman"/>
+          <w:b/>
+          <w:sz w:val="22"/>
+        </w:rPr>
+        <w:t>Figure 4.29: Step 7: the historical bonding bug (fixed upstream by 8d6184e4881b) re-introduced; kmemleak reports the leaked net_device</w:t>
+      </w:r>
+    </w:p>
+    <w:p>
+      <w:pPr>
+        <w:keepNext/>
+        <w:jc w:val="center"/>
+      </w:pPr>
+      <w:r>
+        <w:rPr>
+          <w:noProof/>
+        </w:rPr>
+        <w:lastRenderedPageBreak/>
+        <w:drawing>
+          <wp:inline distT="0" distB="0" distL="0" distR="0" wp14:anchorId="3E924052" wp14:editId="0BBA5C70">
+            <wp:extent cx="5400000" cy="3000000"/>
+            <wp:effectExtent l="0" t="0" r="0" b="0"/>
+            <wp:docPr id="46" name="Picture 46"/>
+            <wp:cNvGraphicFramePr>
+              <a:graphicFrameLocks xmlns:a="http://schemas.openxmlformats.org/drawingml/2006/main" noChangeAspect="1"/>
+            </wp:cNvGraphicFramePr>
+            <a:graphic xmlns:a="http://schemas.openxmlformats.org/drawingml/2006/main">
+              <a:graphicData uri="http://schemas.openxmlformats.org/drawingml/2006/picture">
+                <pic:pic xmlns:pic="http://schemas.openxmlformats.org/drawingml/2006/picture">
+                  <pic:nvPicPr>
+                    <pic:cNvPr id="0" name="ss_vm_end.png"/>
+                    <pic:cNvPicPr/>
+                  </pic:nvPicPr>
+                  <pic:blipFill>
+                    <a:blip r:embed="rId45"/>
+                    <a:stretch>
+                      <a:fillRect/>
+                    </a:stretch>
+                  </pic:blipFill>
+                  <pic:spPr>
+                    <a:xfrm>
+                      <a:off x="0" y="0"/>
+                      <a:ext cx="5400000" cy="3000000"/>
+                    </a:xfrm>
+                    <a:prstGeom prst="rect">
+                      <a:avLst/>
+                    </a:prstGeom>
+                  </pic:spPr>
+                </pic:pic>
+              </a:graphicData>
+            </a:graphic>
+          </wp:inline>
+        </w:drawing>
+      </w:r>
+    </w:p>
+    <w:p>
+      <w:pPr>
+        <w:jc w:val="center"/>
+      </w:pPr>
+      <w:r>
+        <w:rPr>
+          <w:rFonts w:cs="Times New Roman"/>
+          <w:b/>
+          <w:sz w:val="22"/>
+        </w:rPr>
+        <w:t>Figure 4.30: End of the demonstration</w:t>
+      </w:r>
+    </w:p>
+    <w:p>
+      <w:pPr>
+        <w:keepNext/>
+        <w:jc w:val="center"/>
+      </w:pPr>
+      <w:r>
+        <w:rPr>
+          <w:noProof/>
+        </w:rPr>
+        <w:drawing>
+          <wp:inline distT="0" distB="0" distL="0" distR="0" wp14:anchorId="0778F594" wp14:editId="4671EDC8">
+            <wp:extent cx="5400000" cy="3420000"/>
+            <wp:effectExtent l="0" t="0" r="0" b="0"/>
+            <wp:docPr id="47" name="Picture 47"/>
+            <wp:cNvGraphicFramePr>
+              <a:graphicFrameLocks xmlns:a="http://schemas.openxmlformats.org/drawingml/2006/main" noChangeAspect="1"/>
+            </wp:cNvGraphicFramePr>
+            <a:graphic xmlns:a="http://schemas.openxmlformats.org/drawingml/2006/main">
+              <a:graphicData uri="http://schemas.openxmlformats.org/drawingml/2006/picture">
+                <pic:pic xmlns:pic="http://schemas.openxmlformats.org/drawingml/2006/picture">
+                  <pic:nvPicPr>
+                    <pic:cNvPr id="0" name="ss_vm_browser.png"/>
+                    <pic:cNvPicPr/>
+                  </pic:nvPicPr>
+                  <pic:blipFill>
+                    <a:blip r:embed="rId46"/>
+                    <a:stretch>
+                      <a:fillRect/>
+                    </a:stretch>
+                  </pic:blipFill>
+                  <pic:spPr>
+                    <a:xfrm>
+                      <a:off x="0" y="0"/>
+                      <a:ext cx="5400000" cy="3420000"/>
+                    </a:xfrm>
+                    <a:prstGeom prst="rect">
+                      <a:avLst/>
+                    </a:prstGeom>
+                  </pic:spPr>
+                </pic:pic>
+              </a:graphicData>
+            </a:graphic>
+          </wp:inline>
+        </w:drawing>
+      </w:r>
+    </w:p>
+    <w:p>
+      <w:pPr>
+        <w:jc w:val="center"/>
+      </w:pPr>
+      <w:r>
+        <w:rPr>
+          <w:rFonts w:cs="Times New Roman"/>
+          <w:b/>
+          <w:sz w:val="22"/>
+        </w:rPr>
+        <w:t>Figure 4.31: The virtual machine's screen in a browser tab, with a root shell (python3 scripts/live_demo.py shell --window)</w:t>
+      </w:r>
+    </w:p>
+    <w:p>
+      <w:pPr>
+        <w:keepNext/>
+        <w:jc w:val="center"/>
+      </w:pPr>
+      <w:r>
+        <w:rPr>
+          <w:noProof/>
+        </w:rPr>
+        <w:lastRenderedPageBreak/>
+        <w:drawing>
+          <wp:inline distT="0" distB="0" distL="0" distR="0" wp14:anchorId="1BBBE248" wp14:editId="11E4A8B8">
+            <wp:extent cx="5760000" cy="4084800"/>
+            <wp:effectExtent l="0" t="0" r="0" b="0"/>
+            <wp:docPr id="48" name="Picture 48"/>
+            <wp:cNvGraphicFramePr>
+              <a:graphicFrameLocks xmlns:a="http://schemas.openxmlformats.org/drawingml/2006/main" noChangeAspect="1"/>
+            </wp:cNvGraphicFramePr>
+            <a:graphic xmlns:a="http://schemas.openxmlformats.org/drawingml/2006/main">
+              <a:graphicData uri="http://schemas.openxmlformats.org/drawingml/2006/picture">
+                <pic:pic xmlns:pic="http://schemas.openxmlformats.org/drawingml/2006/picture">
+                  <pic:nvPicPr>
+                    <pic:cNvPr id="0" name="ss_dash_live.png"/>
+                    <pic:cNvPicPr/>
+                  </pic:nvPicPr>
+                  <pic:blipFill>
+                    <a:blip r:embed="rId47"/>
+                    <a:stretch>
+                      <a:fillRect/>
+                    </a:stretch>
+                  </pic:blipFill>
+                  <pic:spPr>
+                    <a:xfrm>
+                      <a:off x="0" y="0"/>
+                      <a:ext cx="5760000" cy="4084800"/>
+                    </a:xfrm>
+                    <a:prstGeom prst="rect">
+                      <a:avLst/>
+                    </a:prstGeom>
+                  </pic:spPr>
+                </pic:pic>
+              </a:graphicData>
+            </a:graphic>
+          </wp:inline>
+        </w:drawing>
+      </w:r>
+    </w:p>
+    <w:p>
+      <w:pPr>
+        <w:jc w:val="center"/>
+      </w:pPr>
+      <w:r>
+        <w:rPr>
+          <w:rFonts w:cs="Times New Roman"/>
+          <w:b/>
+          <w:sz w:val="22"/>
+        </w:rPr>
+        <w:t>Figure 4.32: Dashboard: the Live kernel page with the console of a finished run</w:t>
+      </w:r>
+    </w:p>
+    <w:p>
+      <w:pPr>
+        <w:pStyle w:val="Heading2"/>
+      </w:pPr>
+      <w:bookmarkStart w:id="25" w:name="_Toc243763406"/>
+      <w:r>
+        <w:t>4.7 Analysis</w:t>
+      </w:r>
+      <w:bookmarkEnd w:id="25"/>
+    </w:p>
+    <w:p>
+      <w:pPr>
+        <w:jc w:val="both"/>
+      </w:pPr>
+      <w:r>
+        <w:rPr>
+          <w:rFonts w:cs="Times New Roman"/>
+          <w:b/>
+        </w:rPr>
+        <w:t>Static versus hybrid.</w:t>
+      </w:r>
+      <w:r>
+        <w:rPr>
+          <w:rFonts w:cs="Times New Roman"/>
+        </w:rPr>
+        <w:t xml:space="preserve"> Runtime verification removed all static false positives (1 in this run) and attached reproduction steps and kmemleak backtraces to every confirmed report. The cost is a modest loss of recall: warnings whose failure cannot be injected stay inconclusive rather than confirmed. In the corpus this happens for klg_l15, where ida_alloc() never allocates for small identifiers (they are stored inline in the XArray), so its failure cannot be provoked; reporting it as inconclusive is the honest outcome, and the warni</w:t>
+      </w:r>
+      <w:r>
+        <w:rPr>
+          <w:rFonts w:cs="Times New Roman"/>
+        </w:rPr>
+        <w:t>ng is still shown to the developer.</w:t>
+      </w:r>
+    </w:p>
+    <w:p>
+      <w:pPr>
+        <w:jc w:val="both"/>
+      </w:pPr>
+      <w:r>
+        <w:rPr>
+          <w:rFonts w:cs="Times New Roman"/>
+          <w:b/>
         </w:rPr>
         <w:t>Hybrid versus dynamic-only.</w:t>
       </w:r>
@@ -28401,20 +30634,20 @@
         <w:rPr>
           <w:rFonts w:cs="Times New Roman"/>
         </w:rPr>
-        <w:t xml:space="preserve"> Exhaustive fault injection runs every routine once per fault point (1279 executions, dominated by module loading, which has hundreds of fault points) and </w:t>
+        <w:t xml:space="preserve"> Exhaustive fault injection runs every routine once per fault point (1279 executions, dominated by module loading, which has hundreds of fault points) and random injection uses a fixed budget. KernelLeakGuard restricts its sweep with the kernel's fault-injection stack-trace filter (require-start/require-end set to the module's code, taken from klg_modwatch's log), so fail-nth counts only fault points reached from the module itself; together with the targeted confirmation it needs 424 executions in total and</w:t>
       </w:r>
       <w:r>
         <w:rPr>
           <w:rFonts w:cs="Times New Roman"/>
         </w:rPr>
+        <w:t xml:space="preserve"> finds 16 leaks, against 16 for the exhaustive baseline. Leaks in module initialisation code are reported by kmemleak with raw addresses because the module is unloaded after its failed initialisation; </w:t>
+      </w:r>
+      <w:r>
+        <w:rPr>
+          <w:rFonts w:cs="Times New Roman"/>
+        </w:rPr>
         <w:lastRenderedPageBreak/>
-        <w:t>random injection uses a fixed budget. KernelLeakGuard restricts its sweep with the kernel's fault-injection stack-trace filter (require-start/require-end set to the module's code, taken from klg_modwatch's log), so fail-nth counts only fault points reached from the module itself; together with the targeted confirmation it needs 424 executions in total and</w:t>
-      </w:r>
-      <w:r>
-        <w:rPr>
-          <w:rFonts w:cs="Times New Roman"/>
-        </w:rPr>
-        <w:t xml:space="preserve"> finds 16 leaks, against 16 for the exhaustive baseline. Leaks in module initialisation code are reported by kmemleak with raw addresses because the module is unloaded after its failed initialisation; klg_modwatch, a helper module that logs each module's load address and symbols, turns them back into exact source lines. Dynamic tools report only a backtrace, whereas KernelLeakGuard's report names the leaking exit, the returned error, the failing call and a validated fix.</w:t>
+        <w:t>klg_modwatch, a helper module that logs each module's load address and symbols, turns them back into exact source lines. Dynamic tools report only a backtrace, whereas KernelLeakGuard's report names the leaking exit, the returned error, the failing call and a validated fix.</w:t>
       </w:r>
     </w:p>
     <w:p>
@@ -28483,22 +30716,42 @@
         <w:pageBreakBefore/>
         <w:jc w:val="center"/>
       </w:pPr>
-      <w:bookmarkStart w:id="25" w:name="_Toc243686849"/>
+      <w:bookmarkStart w:id="26" w:name="_Toc243763407"/>
       <w:r>
         <w:lastRenderedPageBreak/>
         <w:t>CHAPTER 5: CONCLUSION AND FUTURE WORK</w:t>
       </w:r>
-      <w:bookmarkEnd w:id="25"/>
+      <w:bookmarkEnd w:id="26"/>
+    </w:p>
+    <w:p>
+      <w:pPr>
+        <w:jc w:val="both"/>
+      </w:pPr>
+      <w:r>
+        <w:rPr>
+          <w:rFonts w:cs="Times New Roman"/>
+          <w:b/>
+          <w:i/>
+        </w:rPr>
+        <w:t>In simple words:</w:t>
+      </w:r>
+      <w:r>
+        <w:rPr>
+          <w:rFonts w:cs="Times New Roman"/>
+          <w:i/>
+        </w:rPr>
+        <w:t xml:space="preserve"> the tool works: it finds leaks, proves them inside a real kernel and fixes them, and on real Linux it found bugs that kernel developers have not fixed yet. Next we want it to test code that runs when disks are mounted and to send our patches to the Linux developers.</w:t>
+      </w:r>
     </w:p>
     <w:p>
       <w:pPr>
         <w:pStyle w:val="Heading2"/>
       </w:pPr>
-      <w:bookmarkStart w:id="26" w:name="_Toc243686850"/>
+      <w:bookmarkStart w:id="27" w:name="_Toc243763408"/>
       <w:r>
         <w:t>5.1 Conclusion</w:t>
       </w:r>
-      <w:bookmarkEnd w:id="26"/>
+      <w:bookmarkEnd w:id="27"/>
     </w:p>
     <w:p>
       <w:pPr>
@@ -28549,11 +30802,12 @@
       <w:pPr>
         <w:pStyle w:val="Heading2"/>
       </w:pPr>
-      <w:bookmarkStart w:id="27" w:name="_Toc243686851"/>
-      <w:r>
+      <w:bookmarkStart w:id="28" w:name="_Toc243763409"/>
+      <w:r>
+        <w:lastRenderedPageBreak/>
         <w:t>5.2 Future Work</w:t>
       </w:r>
-      <w:bookmarkEnd w:id="27"/>
+      <w:bookmarkEnd w:id="28"/>
     </w:p>
     <w:p>
       <w:pPr>
@@ -28584,7 +30838,6 @@
         <w:rPr>
           <w:rFonts w:cs="Times New Roman"/>
         </w:rPr>
-        <w:lastRenderedPageBreak/>
         <w:t>•  </w:t>
       </w:r>
       <w:r>
@@ -28751,12 +31004,12 @@
         <w:pageBreakBefore/>
         <w:jc w:val="center"/>
       </w:pPr>
-      <w:bookmarkStart w:id="28" w:name="_Toc243686852"/>
+      <w:bookmarkStart w:id="29" w:name="_Toc243763410"/>
       <w:r>
         <w:lastRenderedPageBreak/>
         <w:t>REFERENCES</w:t>
       </w:r>
-      <w:bookmarkEnd w:id="28"/>
+      <w:bookmarkEnd w:id="29"/>
     </w:p>
     <w:p>
       <w:pPr>
@@ -29018,12 +31271,12 @@
         <w:pageBreakBefore/>
         <w:jc w:val="center"/>
       </w:pPr>
-      <w:bookmarkStart w:id="29" w:name="_Toc243686853"/>
+      <w:bookmarkStart w:id="30" w:name="_Toc243763411"/>
       <w:r>
         <w:lastRenderedPageBreak/>
         <w:t>APPENDIX: SOURCE CODE</w:t>
       </w:r>
-      <w:bookmarkEnd w:id="29"/>
+      <w:bookmarkEnd w:id="30"/>
     </w:p>
     <w:p>
       <w:pPr>
@@ -29399,7 +31652,7 @@
                 <w:rFonts w:cs="Times New Roman"/>
                 <w:sz w:val="20"/>
               </w:rPr>
-              <w:t>2479</w:t>
+              <w:t>2483</w:t>
             </w:r>
           </w:p>
         </w:tc>
@@ -29455,7 +31708,63 @@
                 <w:rFonts w:cs="Times New Roman"/>
                 <w:sz w:val="20"/>
               </w:rPr>
-              <w:t>562</w:t>
+              <w:t>580</w:t>
+            </w:r>
+          </w:p>
+        </w:tc>
+      </w:tr>
+      <w:tr>
+        <w:trPr>
+          <w:jc w:val="center"/>
+        </w:trPr>
+        <w:tc>
+          <w:tcPr>
+            <w:tcW w:w="1984" w:type="dxa"/>
+          </w:tcPr>
+          <w:p>
+            <w:pPr>
+              <w:spacing w:after="40" w:line="240" w:lineRule="auto"/>
+            </w:pPr>
+            <w:r>
+              <w:rPr>
+                <w:rFonts w:cs="Times New Roman"/>
+                <w:sz w:val="20"/>
+              </w:rPr>
+              <w:t>scripts</w:t>
+            </w:r>
+          </w:p>
+        </w:tc>
+        <w:tc>
+          <w:tcPr>
+            <w:tcW w:w="5669" w:type="dxa"/>
+          </w:tcPr>
+          <w:p>
+            <w:pPr>
+              <w:spacing w:after="40" w:line="240" w:lineRule="auto"/>
+            </w:pPr>
+            <w:r>
+              <w:rPr>
+                <w:rFonts w:cs="Times New Roman"/>
+                <w:sz w:val="20"/>
+              </w:rPr>
+              <w:t>demo, screenshots, root-cause probes, patch validation, documents</w:t>
+            </w:r>
+          </w:p>
+        </w:tc>
+        <w:tc>
+          <w:tcPr>
+            <w:tcW w:w="1417" w:type="dxa"/>
+          </w:tcPr>
+          <w:p>
+            <w:pPr>
+              <w:spacing w:after="40" w:line="240" w:lineRule="auto"/>
+            </w:pPr>
+            <w:r>
+              <w:rPr>
+                <w:rFonts w:cs="Times New Roman"/>
+                <w:sz w:val="20"/>
+              </w:rPr>
+              <w:t>1180</w:t>
             </w:r>
           </w:p>
         </w:tc>
@@ -29488,7 +31797,7 @@
           <w:rFonts w:ascii="Consolas" w:eastAsia="Consolas" w:hAnsi="Consolas" w:cs="Consolas"/>
           <w:sz w:val="16"/>
         </w:rPr>
-        <w:t xml:space="preserve">  void dfs(BasicBlock *BB, BasicBlock::iterator It) {</w:t>
+        <w:t xml:space="preserve">  void dfsBlock(BasicBlock *BB, BasicBlock::iterator It) {</w:t>
       </w:r>
     </w:p>
     <w:p>
@@ -29502,7 +31811,7 @@
           <w:rFonts w:ascii="Consolas" w:eastAsia="Consolas" w:hAnsi="Consolas" w:cs="Consolas"/>
           <w:sz w:val="16"/>
         </w:rPr>
-        <w:t xml:space="preserve">    size_t NPending = Pending.size();</w:t>
+        <w:t xml:space="preserve">    if (done())</w:t>
       </w:r>
     </w:p>
     <w:p>
@@ -29516,7 +31825,7 @@
           <w:rFonts w:ascii="Consolas" w:eastAsia="Consolas" w:hAnsi="Consolas" w:cs="Consolas"/>
           <w:sz w:val="16"/>
         </w:rPr>
-        <w:t xml:space="preserve">    dfsBlock(BB, It);</w:t>
+        <w:t xml:space="preserve">      return;</w:t>
       </w:r>
     </w:p>
     <w:p>
@@ -29530,7 +31839,7 @@
           <w:rFonts w:ascii="Consolas" w:eastAsia="Consolas" w:hAnsi="Consolas" w:cs="Consolas"/>
           <w:sz w:val="16"/>
         </w:rPr>
-        <w:t xml:space="preserve">    Pending.resize(NPending);</w:t>
+        <w:t xml:space="preserve">    if (++Steps &gt; A.O.MaxStepsPerSite) {</w:t>
       </w:r>
     </w:p>
     <w:p>
@@ -29544,6 +31853,1519 @@
           <w:rFonts w:ascii="Consolas" w:eastAsia="Consolas" w:hAnsi="Consolas" w:cs="Consolas"/>
           <w:sz w:val="16"/>
         </w:rPr>
+        <w:t xml:space="preserve">      Exhausted = true;</w:t>
+      </w:r>
+    </w:p>
+    <w:p>
+      <w:pPr>
+        <w:shd w:val="clear" w:color="auto" w:fill="F3F3F1"/>
+        <w:spacing w:after="0" w:line="240" w:lineRule="auto"/>
+        <w:ind w:left="283"/>
+      </w:pPr>
+      <w:r>
+        <w:rPr>
+          <w:rFonts w:ascii="Consolas" w:eastAsia="Consolas" w:hAnsi="Consolas" w:cs="Consolas"/>
+          <w:sz w:val="16"/>
+        </w:rPr>
+        <w:t xml:space="preserve">      return;</w:t>
+      </w:r>
+    </w:p>
+    <w:p>
+      <w:pPr>
+        <w:shd w:val="clear" w:color="auto" w:fill="F3F3F1"/>
+        <w:spacing w:after="0" w:line="240" w:lineRule="auto"/>
+        <w:ind w:left="283"/>
+      </w:pPr>
+      <w:r>
+        <w:rPr>
+          <w:rFonts w:ascii="Consolas" w:eastAsia="Consolas" w:hAnsi="Consolas" w:cs="Consolas"/>
+          <w:sz w:val="16"/>
+        </w:rPr>
+        <w:t xml:space="preserve">    }</w:t>
+      </w:r>
+    </w:p>
+    <w:p>
+      <w:pPr>
+        <w:shd w:val="clear" w:color="auto" w:fill="F3F3F1"/>
+        <w:spacing w:after="0" w:line="240" w:lineRule="auto"/>
+        <w:ind w:left="283"/>
+      </w:pPr>
+      <w:r>
+        <w:rPr>
+          <w:rFonts w:ascii="Consolas" w:eastAsia="Consolas" w:hAnsi="Consolas" w:cs="Consolas"/>
+          <w:sz w:val="16"/>
+        </w:rPr>
+        <w:t xml:space="preserve">    bool SavedRealloc = Reallocated;</w:t>
+      </w:r>
+    </w:p>
+    <w:p>
+      <w:pPr>
+        <w:shd w:val="clear" w:color="auto" w:fill="F3F3F1"/>
+        <w:spacing w:after="0" w:line="240" w:lineRule="auto"/>
+        <w:ind w:left="283"/>
+      </w:pPr>
+      <w:r>
+        <w:rPr>
+          <w:rFonts w:ascii="Consolas" w:eastAsia="Consolas" w:hAnsi="Consolas" w:cs="Consolas"/>
+          <w:sz w:val="16"/>
+        </w:rPr>
+        <w:t xml:space="preserve">    for (; It != BB-&gt;end(); ++It) {</w:t>
+      </w:r>
+    </w:p>
+    <w:p>
+      <w:pPr>
+        <w:shd w:val="clear" w:color="auto" w:fill="F3F3F1"/>
+        <w:spacing w:after="0" w:line="240" w:lineRule="auto"/>
+        <w:ind w:left="283"/>
+      </w:pPr>
+      <w:r>
+        <w:rPr>
+          <w:rFonts w:ascii="Consolas" w:eastAsia="Consolas" w:hAnsi="Consolas" w:cs="Consolas"/>
+          <w:sz w:val="16"/>
+        </w:rPr>
+        <w:t xml:space="preserve">      Instruction &amp;I = *It;</w:t>
+      </w:r>
+    </w:p>
+    <w:p>
+      <w:pPr>
+        <w:shd w:val="clear" w:color="auto" w:fill="F3F3F1"/>
+        <w:spacing w:after="0" w:line="240" w:lineRule="auto"/>
+        <w:ind w:left="283"/>
+      </w:pPr>
+      <w:r>
+        <w:rPr>
+          <w:rFonts w:ascii="Consolas" w:eastAsia="Consolas" w:hAnsi="Consolas" w:cs="Consolas"/>
+          <w:sz w:val="16"/>
+        </w:rPr>
+        <w:t xml:space="preserve">      if (&amp;I == &amp;Site)</w:t>
+      </w:r>
+    </w:p>
+    <w:p>
+      <w:pPr>
+        <w:shd w:val="clear" w:color="auto" w:fill="F3F3F1"/>
+        <w:spacing w:after="0" w:line="240" w:lineRule="auto"/>
+        <w:ind w:left="283"/>
+      </w:pPr>
+      <w:r>
+        <w:rPr>
+          <w:rFonts w:ascii="Consolas" w:eastAsia="Consolas" w:hAnsi="Consolas" w:cs="Consolas"/>
+          <w:sz w:val="16"/>
+        </w:rPr>
+        <w:t xml:space="preserve">        Reallocated = true; // a new instance; the old one lives on in memory</w:t>
+      </w:r>
+    </w:p>
+    <w:p>
+      <w:pPr>
+        <w:shd w:val="clear" w:color="auto" w:fill="F3F3F1"/>
+        <w:spacing w:after="0" w:line="240" w:lineRule="auto"/>
+        <w:ind w:left="283"/>
+      </w:pPr>
+      <w:r>
+        <w:rPr>
+          <w:rFonts w:ascii="Consolas" w:eastAsia="Consolas" w:hAnsi="Consolas" w:cs="Consolas"/>
+          <w:sz w:val="16"/>
+        </w:rPr>
+        <w:t xml:space="preserve">      if (const Event *E = FT.eventAt(&amp;I))</w:t>
+      </w:r>
+    </w:p>
+    <w:p>
+      <w:pPr>
+        <w:shd w:val="clear" w:color="auto" w:fill="F3F3F1"/>
+        <w:spacing w:after="0" w:line="240" w:lineRule="auto"/>
+        <w:ind w:left="283"/>
+      </w:pPr>
+      <w:r>
+        <w:rPr>
+          <w:rFonts w:ascii="Consolas" w:eastAsia="Consolas" w:hAnsi="Consolas" w:cs="Consolas"/>
+          <w:sz w:val="16"/>
+        </w:rPr>
+        <w:t xml:space="preserve">        if ((!Reallocated || E-&gt;ViaContainer) &amp;&amp; !returnsOtherOnPath(I, *E)) {</w:t>
+      </w:r>
+    </w:p>
+    <w:p>
+      <w:pPr>
+        <w:shd w:val="clear" w:color="auto" w:fill="F3F3F1"/>
+        <w:spacing w:after="0" w:line="240" w:lineRule="auto"/>
+        <w:ind w:left="283"/>
+      </w:pPr>
+      <w:r>
+        <w:rPr>
+          <w:rFonts w:ascii="Consolas" w:eastAsia="Consolas" w:hAnsi="Consolas" w:cs="Consolas"/>
+          <w:sz w:val="16"/>
+        </w:rPr>
+        <w:t xml:space="preserve">          const auto *CB = dyn_cast&lt;CallBase&gt;(&amp;I);</w:t>
+      </w:r>
+    </w:p>
+    <w:p>
+      <w:pPr>
+        <w:shd w:val="clear" w:color="auto" w:fill="F3F3F1"/>
+        <w:spacing w:after="0" w:line="240" w:lineRule="auto"/>
+        <w:ind w:left="283"/>
+      </w:pPr>
+      <w:r>
+        <w:rPr>
+          <w:rFonts w:ascii="Consolas" w:eastAsia="Consolas" w:hAnsi="Consolas" w:cs="Consolas"/>
+          <w:sz w:val="16"/>
+        </w:rPr>
+        <w:t xml:space="preserve">          const Function *Callee = CB ? calledFunction(*CB) : nullptr;</w:t>
+      </w:r>
+    </w:p>
+    <w:p>
+      <w:pPr>
+        <w:shd w:val="clear" w:color="auto" w:fill="F3F3F1"/>
+        <w:spacing w:after="0" w:line="240" w:lineRule="auto"/>
+        <w:ind w:left="283"/>
+      </w:pPr>
+      <w:r>
+        <w:rPr>
+          <w:rFonts w:ascii="Consolas" w:eastAsia="Consolas" w:hAnsi="Consolas" w:cs="Consolas"/>
+          <w:sz w:val="16"/>
+        </w:rPr>
+        <w:t xml:space="preserve">          if (E-&gt;Kind == EvKind::Escape &amp;&amp; Callee &amp;&amp;</w:t>
+      </w:r>
+    </w:p>
+    <w:p>
+      <w:pPr>
+        <w:shd w:val="clear" w:color="auto" w:fill="F3F3F1"/>
+        <w:spacing w:after="0" w:line="240" w:lineRule="auto"/>
+        <w:ind w:left="283"/>
+      </w:pPr>
+      <w:r>
+        <w:rPr>
+          <w:rFonts w:ascii="Consolas" w:eastAsia="Consolas" w:hAnsi="Consolas" w:cs="Consolas"/>
+          <w:sz w:val="16"/>
+        </w:rPr>
+        <w:t xml:space="preserve">              A.S.transfersOnSuccess(Callee-&gt;getName())) {</w:t>
+      </w:r>
+    </w:p>
+    <w:p>
+      <w:pPr>
+        <w:shd w:val="clear" w:color="auto" w:fill="F3F3F1"/>
+        <w:spacing w:after="0" w:line="240" w:lineRule="auto"/>
+        <w:ind w:left="283"/>
+      </w:pPr>
+      <w:r>
+        <w:rPr>
+          <w:rFonts w:ascii="Consolas" w:eastAsia="Consolas" w:hAnsi="Consolas" w:cs="Consolas"/>
+          <w:sz w:val="16"/>
+        </w:rPr>
+        <w:t xml:space="preserve">            Pending.push_back(CB); // decided by the branch on its result</w:t>
+      </w:r>
+    </w:p>
+    <w:p>
+      <w:pPr>
+        <w:shd w:val="clear" w:color="auto" w:fill="F3F3F1"/>
+        <w:spacing w:after="0" w:line="240" w:lineRule="auto"/>
+        <w:ind w:left="283"/>
+      </w:pPr>
+      <w:r>
+        <w:rPr>
+          <w:rFonts w:ascii="Consolas" w:eastAsia="Consolas" w:hAnsi="Consolas" w:cs="Consolas"/>
+          <w:sz w:val="16"/>
+        </w:rPr>
+        <w:t xml:space="preserve">          } else {</w:t>
+      </w:r>
+    </w:p>
+    <w:p>
+      <w:pPr>
+        <w:shd w:val="clear" w:color="auto" w:fill="F3F3F1"/>
+        <w:spacing w:after="0" w:line="240" w:lineRule="auto"/>
+        <w:ind w:left="283"/>
+      </w:pPr>
+      <w:r>
+        <w:rPr>
+          <w:rFonts w:ascii="Consolas" w:eastAsia="Consolas" w:hAnsi="Consolas" w:cs="Consolas"/>
+          <w:sz w:val="16"/>
+        </w:rPr>
+        <w:t xml:space="preserve">            Reallocated = SavedRealloc;</w:t>
+      </w:r>
+    </w:p>
+    <w:p>
+      <w:pPr>
+        <w:shd w:val="clear" w:color="auto" w:fill="F3F3F1"/>
+        <w:spacing w:after="0" w:line="240" w:lineRule="auto"/>
+        <w:ind w:left="283"/>
+      </w:pPr>
+      <w:r>
+        <w:rPr>
+          <w:rFonts w:ascii="Consolas" w:eastAsia="Consolas" w:hAnsi="Consolas" w:cs="Consolas"/>
+          <w:sz w:val="16"/>
+        </w:rPr>
+        <w:t xml:space="preserve">            return; // released or handed over: no leak on this path</w:t>
+      </w:r>
+    </w:p>
+    <w:p>
+      <w:pPr>
+        <w:shd w:val="clear" w:color="auto" w:fill="F3F3F1"/>
+        <w:spacing w:after="0" w:line="240" w:lineRule="auto"/>
+        <w:ind w:left="283"/>
+      </w:pPr>
+      <w:r>
+        <w:rPr>
+          <w:rFonts w:ascii="Consolas" w:eastAsia="Consolas" w:hAnsi="Consolas" w:cs="Consolas"/>
+          <w:sz w:val="16"/>
+        </w:rPr>
+        <w:t xml:space="preserve">          }</w:t>
+      </w:r>
+    </w:p>
+    <w:p>
+      <w:pPr>
+        <w:shd w:val="clear" w:color="auto" w:fill="F3F3F1"/>
+        <w:spacing w:after="0" w:line="240" w:lineRule="auto"/>
+        <w:ind w:left="283"/>
+      </w:pPr>
+      <w:r>
+        <w:rPr>
+          <w:rFonts w:ascii="Consolas" w:eastAsia="Consolas" w:hAnsi="Consolas" w:cs="Consolas"/>
+          <w:sz w:val="16"/>
+        </w:rPr>
+        <w:t xml:space="preserve">        }</w:t>
+      </w:r>
+    </w:p>
+    <w:p>
+      <w:pPr>
+        <w:shd w:val="clear" w:color="auto" w:fill="F3F3F1"/>
+        <w:spacing w:after="0" w:line="240" w:lineRule="auto"/>
+        <w:ind w:left="283"/>
+      </w:pPr>
+      <w:r>
+        <w:rPr>
+          <w:rFonts w:ascii="Consolas" w:eastAsia="Consolas" w:hAnsi="Consolas" w:cs="Consolas"/>
+          <w:sz w:val="16"/>
+        </w:rPr>
+        <w:t xml:space="preserve">      if (const auto *CB = dyn_cast&lt;CallBase&gt;(&amp;I))</w:t>
+      </w:r>
+    </w:p>
+    <w:p>
+      <w:pPr>
+        <w:shd w:val="clear" w:color="auto" w:fill="F3F3F1"/>
+        <w:spacing w:after="0" w:line="240" w:lineRule="auto"/>
+        <w:ind w:left="283"/>
+      </w:pPr>
+      <w:r>
+        <w:rPr>
+          <w:rFonts w:ascii="Consolas" w:eastAsia="Consolas" w:hAnsi="Consolas" w:cs="Consolas"/>
+          <w:sz w:val="16"/>
+        </w:rPr>
+        <w:t xml:space="preserve">        if (CB-&gt;doesNotReturn()) {</w:t>
+      </w:r>
+    </w:p>
+    <w:p>
+      <w:pPr>
+        <w:shd w:val="clear" w:color="auto" w:fill="F3F3F1"/>
+        <w:spacing w:after="0" w:line="240" w:lineRule="auto"/>
+        <w:ind w:left="283"/>
+      </w:pPr>
+      <w:r>
+        <w:rPr>
+          <w:rFonts w:ascii="Consolas" w:eastAsia="Consolas" w:hAnsi="Consolas" w:cs="Consolas"/>
+          <w:sz w:val="16"/>
+        </w:rPr>
+        <w:t xml:space="preserve">          Reallocated = SavedRealloc;</w:t>
+      </w:r>
+    </w:p>
+    <w:p>
+      <w:pPr>
+        <w:shd w:val="clear" w:color="auto" w:fill="F3F3F1"/>
+        <w:spacing w:after="0" w:line="240" w:lineRule="auto"/>
+        <w:ind w:left="283"/>
+      </w:pPr>
+      <w:r>
+        <w:rPr>
+          <w:rFonts w:ascii="Consolas" w:eastAsia="Consolas" w:hAnsi="Consolas" w:cs="Consolas"/>
+          <w:sz w:val="16"/>
+        </w:rPr>
+        <w:t xml:space="preserve">          return;</w:t>
+      </w:r>
+    </w:p>
+    <w:p>
+      <w:pPr>
+        <w:shd w:val="clear" w:color="auto" w:fill="F3F3F1"/>
+        <w:spacing w:after="0" w:line="240" w:lineRule="auto"/>
+        <w:ind w:left="283"/>
+      </w:pPr>
+      <w:r>
+        <w:rPr>
+          <w:rFonts w:ascii="Consolas" w:eastAsia="Consolas" w:hAnsi="Consolas" w:cs="Consolas"/>
+          <w:sz w:val="16"/>
+        </w:rPr>
+        <w:t xml:space="preserve">        }</w:t>
+      </w:r>
+    </w:p>
+    <w:p>
+      <w:pPr>
+        <w:shd w:val="clear" w:color="auto" w:fill="F3F3F1"/>
+        <w:spacing w:after="0" w:line="240" w:lineRule="auto"/>
+        <w:ind w:left="283"/>
+      </w:pPr>
+      <w:r>
+        <w:rPr>
+          <w:rFonts w:ascii="Consolas" w:eastAsia="Consolas" w:hAnsi="Consolas" w:cs="Consolas"/>
+          <w:sz w:val="16"/>
+        </w:rPr>
+        <w:t xml:space="preserve">      if (const auto *RI = dyn_cast&lt;ReturnInst&gt;(&amp;I)) {</w:t>
+      </w:r>
+    </w:p>
+    <w:p>
+      <w:pPr>
+        <w:shd w:val="clear" w:color="auto" w:fill="F3F3F1"/>
+        <w:spacing w:after="0" w:line="240" w:lineRule="auto"/>
+        <w:ind w:left="283"/>
+      </w:pPr>
+      <w:r>
+        <w:rPr>
+          <w:rFonts w:ascii="Consolas" w:eastAsia="Consolas" w:hAnsi="Consolas" w:cs="Consolas"/>
+          <w:sz w:val="16"/>
+        </w:rPr>
+        <w:t xml:space="preserve">        if (!Pending.empty()) { // result never checked: assume it succeeded</w:t>
+      </w:r>
+    </w:p>
+    <w:p>
+      <w:pPr>
+        <w:shd w:val="clear" w:color="auto" w:fill="F3F3F1"/>
+        <w:spacing w:after="0" w:line="240" w:lineRule="auto"/>
+        <w:ind w:left="283"/>
+      </w:pPr>
+      <w:r>
+        <w:rPr>
+          <w:rFonts w:ascii="Consolas" w:eastAsia="Consolas" w:hAnsi="Consolas" w:cs="Consolas"/>
+          <w:sz w:val="16"/>
+        </w:rPr>
+        <w:t xml:space="preserve">          Reallocated = SavedRealloc;</w:t>
+      </w:r>
+    </w:p>
+    <w:p>
+      <w:pPr>
+        <w:shd w:val="clear" w:color="auto" w:fill="F3F3F1"/>
+        <w:spacing w:after="0" w:line="240" w:lineRule="auto"/>
+        <w:ind w:left="283"/>
+      </w:pPr>
+      <w:r>
+        <w:rPr>
+          <w:rFonts w:ascii="Consolas" w:eastAsia="Consolas" w:hAnsi="Consolas" w:cs="Consolas"/>
+          <w:sz w:val="16"/>
+        </w:rPr>
+        <w:t xml:space="preserve">          return;</w:t>
+      </w:r>
+    </w:p>
+    <w:p>
+      <w:pPr>
+        <w:shd w:val="clear" w:color="auto" w:fill="F3F3F1"/>
+        <w:spacing w:after="0" w:line="240" w:lineRule="auto"/>
+        <w:ind w:left="283"/>
+      </w:pPr>
+      <w:r>
+        <w:rPr>
+          <w:rFonts w:ascii="Consolas" w:eastAsia="Consolas" w:hAnsi="Consolas" w:cs="Consolas"/>
+          <w:sz w:val="16"/>
+        </w:rPr>
+        <w:t xml:space="preserve">        }</w:t>
+      </w:r>
+    </w:p>
+    <w:p>
+      <w:pPr>
+        <w:shd w:val="clear" w:color="auto" w:fill="F3F3F1"/>
+        <w:spacing w:after="0" w:line="240" w:lineRule="auto"/>
+        <w:ind w:left="283"/>
+      </w:pPr>
+      <w:r>
+        <w:rPr>
+          <w:rFonts w:ascii="Consolas" w:eastAsia="Consolas" w:hAnsi="Consolas" w:cs="Consolas"/>
+          <w:sz w:val="16"/>
+        </w:rPr>
+        <w:t xml:space="preserve">        recordLeak(*RI);</w:t>
+      </w:r>
+    </w:p>
+    <w:p>
+      <w:pPr>
+        <w:shd w:val="clear" w:color="auto" w:fill="F3F3F1"/>
+        <w:spacing w:after="0" w:line="240" w:lineRule="auto"/>
+        <w:ind w:left="283"/>
+      </w:pPr>
+      <w:r>
+        <w:rPr>
+          <w:rFonts w:ascii="Consolas" w:eastAsia="Consolas" w:hAnsi="Consolas" w:cs="Consolas"/>
+          <w:sz w:val="16"/>
+        </w:rPr>
+        <w:t xml:space="preserve">        Reallocated = SavedRealloc;</w:t>
+      </w:r>
+    </w:p>
+    <w:p>
+      <w:pPr>
+        <w:shd w:val="clear" w:color="auto" w:fill="F3F3F1"/>
+        <w:spacing w:after="0" w:line="240" w:lineRule="auto"/>
+        <w:ind w:left="283"/>
+      </w:pPr>
+      <w:r>
+        <w:rPr>
+          <w:rFonts w:ascii="Consolas" w:eastAsia="Consolas" w:hAnsi="Consolas" w:cs="Consolas"/>
+          <w:sz w:val="16"/>
+        </w:rPr>
+        <w:t xml:space="preserve">        return;</w:t>
+      </w:r>
+    </w:p>
+    <w:p>
+      <w:pPr>
+        <w:shd w:val="clear" w:color="auto" w:fill="F3F3F1"/>
+        <w:spacing w:after="0" w:line="240" w:lineRule="auto"/>
+        <w:ind w:left="283"/>
+      </w:pPr>
+      <w:r>
+        <w:rPr>
+          <w:rFonts w:ascii="Consolas" w:eastAsia="Consolas" w:hAnsi="Consolas" w:cs="Consolas"/>
+          <w:sz w:val="16"/>
+        </w:rPr>
+        <w:t xml:space="preserve">      }</w:t>
+      </w:r>
+    </w:p>
+    <w:p>
+      <w:pPr>
+        <w:shd w:val="clear" w:color="auto" w:fill="F3F3F1"/>
+        <w:spacing w:after="0" w:line="240" w:lineRule="auto"/>
+        <w:ind w:left="283"/>
+      </w:pPr>
+      <w:r>
+        <w:rPr>
+          <w:rFonts w:ascii="Consolas" w:eastAsia="Consolas" w:hAnsi="Consolas" w:cs="Consolas"/>
+          <w:sz w:val="16"/>
+        </w:rPr>
+        <w:t xml:space="preserve">      if (isa&lt;UnreachableInst&gt;(&amp;I)) {</w:t>
+      </w:r>
+    </w:p>
+    <w:p>
+      <w:pPr>
+        <w:shd w:val="clear" w:color="auto" w:fill="F3F3F1"/>
+        <w:spacing w:after="0" w:line="240" w:lineRule="auto"/>
+        <w:ind w:left="283"/>
+      </w:pPr>
+      <w:r>
+        <w:rPr>
+          <w:rFonts w:ascii="Consolas" w:eastAsia="Consolas" w:hAnsi="Consolas" w:cs="Consolas"/>
+          <w:sz w:val="16"/>
+        </w:rPr>
+        <w:t xml:space="preserve">        Reallocated = SavedRealloc;</w:t>
+      </w:r>
+    </w:p>
+    <w:p>
+      <w:pPr>
+        <w:shd w:val="clear" w:color="auto" w:fill="F3F3F1"/>
+        <w:spacing w:after="0" w:line="240" w:lineRule="auto"/>
+        <w:ind w:left="283"/>
+      </w:pPr>
+      <w:r>
+        <w:rPr>
+          <w:rFonts w:ascii="Consolas" w:eastAsia="Consolas" w:hAnsi="Consolas" w:cs="Consolas"/>
+          <w:sz w:val="16"/>
+        </w:rPr>
+        <w:t xml:space="preserve">        return;</w:t>
+      </w:r>
+    </w:p>
+    <w:p>
+      <w:pPr>
+        <w:shd w:val="clear" w:color="auto" w:fill="F3F3F1"/>
+        <w:spacing w:after="0" w:line="240" w:lineRule="auto"/>
+        <w:ind w:left="283"/>
+      </w:pPr>
+      <w:r>
+        <w:rPr>
+          <w:rFonts w:ascii="Consolas" w:eastAsia="Consolas" w:hAnsi="Consolas" w:cs="Consolas"/>
+          <w:sz w:val="16"/>
+        </w:rPr>
+        <w:t xml:space="preserve">      }</w:t>
+      </w:r>
+    </w:p>
+    <w:p>
+      <w:pPr>
+        <w:shd w:val="clear" w:color="auto" w:fill="F3F3F1"/>
+        <w:spacing w:after="0" w:line="240" w:lineRule="auto"/>
+        <w:ind w:left="283"/>
+      </w:pPr>
+      <w:r>
+        <w:rPr>
+          <w:rFonts w:ascii="Consolas" w:eastAsia="Consolas" w:hAnsi="Consolas" w:cs="Consolas"/>
+          <w:sz w:val="16"/>
+        </w:rPr>
+        <w:t xml:space="preserve">    }</w:t>
+      </w:r>
+    </w:p>
+    <w:p>
+      <w:pPr>
+        <w:shd w:val="clear" w:color="auto" w:fill="F3F3F1"/>
+        <w:spacing w:after="0" w:line="240" w:lineRule="auto"/>
+        <w:ind w:left="283"/>
+      </w:pPr>
+      <w:r>
+        <w:rPr>
+          <w:rFonts w:ascii="Consolas" w:eastAsia="Consolas" w:hAnsi="Consolas" w:cs="Consolas"/>
+          <w:sz w:val="16"/>
+        </w:rPr>
+        <w:t xml:space="preserve"> </w:t>
+      </w:r>
+    </w:p>
+    <w:p>
+      <w:pPr>
+        <w:shd w:val="clear" w:color="auto" w:fill="F3F3F1"/>
+        <w:spacing w:after="0" w:line="240" w:lineRule="auto"/>
+        <w:ind w:left="283"/>
+      </w:pPr>
+      <w:r>
+        <w:rPr>
+          <w:rFonts w:ascii="Consolas" w:eastAsia="Consolas" w:hAnsi="Consolas" w:cs="Consolas"/>
+          <w:sz w:val="16"/>
+        </w:rPr>
+        <w:t xml:space="preserve">    Instruction *T = BB-&gt;getTerminator();</w:t>
+      </w:r>
+    </w:p>
+    <w:p>
+      <w:pPr>
+        <w:shd w:val="clear" w:color="auto" w:fill="F3F3F1"/>
+        <w:spacing w:after="0" w:line="240" w:lineRule="auto"/>
+        <w:ind w:left="283"/>
+      </w:pPr>
+      <w:r>
+        <w:rPr>
+          <w:rFonts w:ascii="Consolas" w:eastAsia="Consolas" w:hAnsi="Consolas" w:cs="Consolas"/>
+          <w:sz w:val="16"/>
+        </w:rPr>
+        <w:t xml:space="preserve">    if (auto *BR = dyn_cast&lt;BranchInst&gt;(T); BR &amp;&amp; BR-&gt;isConditional()) {</w:t>
+      </w:r>
+    </w:p>
+    <w:p>
+      <w:pPr>
+        <w:shd w:val="clear" w:color="auto" w:fill="F3F3F1"/>
+        <w:spacing w:after="0" w:line="240" w:lineRule="auto"/>
+        <w:ind w:left="283"/>
+      </w:pPr>
+      <w:r>
+        <w:rPr>
+          <w:rFonts w:ascii="Consolas" w:eastAsia="Consolas" w:hAnsi="Consolas" w:cs="Consolas"/>
+          <w:sz w:val="16"/>
+        </w:rPr>
+        <w:t xml:space="preserve">      bool Neg;</w:t>
+      </w:r>
+    </w:p>
+    <w:p>
+      <w:pPr>
+        <w:shd w:val="clear" w:color="auto" w:fill="F3F3F1"/>
+        <w:spacing w:after="0" w:line="240" w:lineRule="auto"/>
+        <w:ind w:left="283"/>
+      </w:pPr>
+      <w:r>
+        <w:rPr>
+          <w:rFonts w:ascii="Consolas" w:eastAsia="Consolas" w:hAnsi="Consolas" w:cs="Consolas"/>
+          <w:sz w:val="16"/>
+        </w:rPr>
+        <w:lastRenderedPageBreak/>
+        <w:t xml:space="preserve">      CondKey K = normalizeCond(BR-&gt;getCondition(), Neg);</w:t>
+      </w:r>
+    </w:p>
+    <w:p>
+      <w:pPr>
+        <w:shd w:val="clear" w:color="auto" w:fill="F3F3F1"/>
+        <w:spacing w:after="0" w:line="240" w:lineRule="auto"/>
+        <w:ind w:left="283"/>
+      </w:pPr>
+      <w:r>
+        <w:rPr>
+          <w:rFonts w:ascii="Consolas" w:eastAsia="Consolas" w:hAnsi="Consolas" w:cs="Consolas"/>
+          <w:sz w:val="16"/>
+        </w:rPr>
+        <w:t xml:space="preserve">      // Compare the values the operands have on this path, so that a test of</w:t>
+      </w:r>
+    </w:p>
+    <w:p>
+      <w:pPr>
+        <w:shd w:val="clear" w:color="auto" w:fill="F3F3F1"/>
+        <w:spacing w:after="0" w:line="240" w:lineRule="auto"/>
+        <w:ind w:left="283"/>
+      </w:pPr>
+      <w:r>
+        <w:rPr>
+          <w:rFonts w:ascii="Consolas" w:eastAsia="Consolas" w:hAnsi="Consolas" w:cs="Consolas"/>
+          <w:sz w:val="16"/>
+        </w:rPr>
+        <w:t xml:space="preserve">      // phi(err1, err2) correlates with an earlier test of err2 itself.</w:t>
+      </w:r>
+    </w:p>
+    <w:p>
+      <w:pPr>
+        <w:shd w:val="clear" w:color="auto" w:fill="F3F3F1"/>
+        <w:spacing w:after="0" w:line="240" w:lineRule="auto"/>
+        <w:ind w:left="283"/>
+      </w:pPr>
+      <w:r>
+        <w:rPr>
+          <w:rFonts w:ascii="Consolas" w:eastAsia="Consolas" w:hAnsi="Consolas" w:cs="Consolas"/>
+          <w:sz w:val="16"/>
+        </w:rPr>
+        <w:t xml:space="preserve">      if (A.O.BranchCorrelation) {</w:t>
+      </w:r>
+    </w:p>
+    <w:p>
+      <w:pPr>
+        <w:shd w:val="clear" w:color="auto" w:fill="F3F3F1"/>
+        <w:spacing w:after="0" w:line="240" w:lineRule="auto"/>
+        <w:ind w:left="283"/>
+      </w:pPr>
+      <w:r>
+        <w:rPr>
+          <w:rFonts w:ascii="Consolas" w:eastAsia="Consolas" w:hAnsi="Consolas" w:cs="Consolas"/>
+          <w:sz w:val="16"/>
+        </w:rPr>
+        <w:t xml:space="preserve">        K.A = resolveOnPath(K.A);</w:t>
+      </w:r>
+    </w:p>
+    <w:p>
+      <w:pPr>
+        <w:shd w:val="clear" w:color="auto" w:fill="F3F3F1"/>
+        <w:spacing w:after="0" w:line="240" w:lineRule="auto"/>
+        <w:ind w:left="283"/>
+      </w:pPr>
+      <w:r>
+        <w:rPr>
+          <w:rFonts w:ascii="Consolas" w:eastAsia="Consolas" w:hAnsi="Consolas" w:cs="Consolas"/>
+          <w:sz w:val="16"/>
+        </w:rPr>
+        <w:t xml:space="preserve">        if (K.B)</w:t>
+      </w:r>
+    </w:p>
+    <w:p>
+      <w:pPr>
+        <w:shd w:val="clear" w:color="auto" w:fill="F3F3F1"/>
+        <w:spacing w:after="0" w:line="240" w:lineRule="auto"/>
+        <w:ind w:left="283"/>
+      </w:pPr>
+      <w:r>
+        <w:rPr>
+          <w:rFonts w:ascii="Consolas" w:eastAsia="Consolas" w:hAnsi="Consolas" w:cs="Consolas"/>
+          <w:sz w:val="16"/>
+        </w:rPr>
+        <w:t xml:space="preserve">          K.B = resolveOnPath(K.B);</w:t>
+      </w:r>
+    </w:p>
+    <w:p>
+      <w:pPr>
+        <w:shd w:val="clear" w:color="auto" w:fill="F3F3F1"/>
+        <w:spacing w:after="0" w:line="240" w:lineRule="auto"/>
+        <w:ind w:left="283"/>
+      </w:pPr>
+      <w:r>
+        <w:rPr>
+          <w:rFonts w:ascii="Consolas" w:eastAsia="Consolas" w:hAnsi="Consolas" w:cs="Consolas"/>
+          <w:sz w:val="16"/>
+        </w:rPr>
+        <w:t xml:space="preserve">      }</w:t>
+      </w:r>
+    </w:p>
+    <w:p>
+      <w:pPr>
+        <w:shd w:val="clear" w:color="auto" w:fill="F3F3F1"/>
+        <w:spacing w:after="0" w:line="240" w:lineRule="auto"/>
+        <w:ind w:left="283"/>
+      </w:pPr>
+      <w:r>
+        <w:rPr>
+          <w:rFonts w:ascii="Consolas" w:eastAsia="Consolas" w:hAnsi="Consolas" w:cs="Consolas"/>
+          <w:sz w:val="16"/>
+        </w:rPr>
+        <w:t xml:space="preserve">      // A condition on values that are constants on this path (a one-case</w:t>
+      </w:r>
+    </w:p>
+    <w:p>
+      <w:pPr>
+        <w:shd w:val="clear" w:color="auto" w:fill="F3F3F1"/>
+        <w:spacing w:after="0" w:line="240" w:lineRule="auto"/>
+        <w:ind w:left="283"/>
+      </w:pPr>
+      <w:r>
+        <w:rPr>
+          <w:rFonts w:ascii="Consolas" w:eastAsia="Consolas" w:hAnsi="Consolas" w:cs="Consolas"/>
+          <w:sz w:val="16"/>
+        </w:rPr>
+        <w:t xml:space="preserve">      // cleanup-destination switch becomes such a branch) decides the edge.</w:t>
+      </w:r>
+    </w:p>
+    <w:p>
+      <w:pPr>
+        <w:shd w:val="clear" w:color="auto" w:fill="F3F3F1"/>
+        <w:spacing w:after="0" w:line="240" w:lineRule="auto"/>
+        <w:ind w:left="283"/>
+      </w:pPr>
+      <w:r>
+        <w:rPr>
+          <w:rFonts w:ascii="Consolas" w:eastAsia="Consolas" w:hAnsi="Consolas" w:cs="Consolas"/>
+          <w:sz w:val="16"/>
+        </w:rPr>
+        <w:t xml:space="preserve">      std::optional&lt;bool&gt; Known =</w:t>
+      </w:r>
+    </w:p>
+    <w:p>
+      <w:pPr>
+        <w:shd w:val="clear" w:color="auto" w:fill="F3F3F1"/>
+        <w:spacing w:after="0" w:line="240" w:lineRule="auto"/>
+        <w:ind w:left="283"/>
+      </w:pPr>
+      <w:r>
+        <w:rPr>
+          <w:rFonts w:ascii="Consolas" w:eastAsia="Consolas" w:hAnsi="Consolas" w:cs="Consolas"/>
+          <w:sz w:val="16"/>
+        </w:rPr>
+        <w:t xml:space="preserve">          A.O.BranchCorrelation ? constantOnPath(BR-&gt;getCondition()) : std::nullopt;</w:t>
+      </w:r>
+    </w:p>
+    <w:p>
+      <w:pPr>
+        <w:shd w:val="clear" w:color="auto" w:fill="F3F3F1"/>
+        <w:spacing w:after="0" w:line="240" w:lineRule="auto"/>
+        <w:ind w:left="283"/>
+      </w:pPr>
+      <w:r>
+        <w:rPr>
+          <w:rFonts w:ascii="Consolas" w:eastAsia="Consolas" w:hAnsi="Consolas" w:cs="Consolas"/>
+          <w:sz w:val="16"/>
+        </w:rPr>
+        <w:t xml:space="preserve">      for (unsigned S = 0; S &lt; 2 &amp;&amp; !done(); ++S) {</w:t>
+      </w:r>
+    </w:p>
+    <w:p>
+      <w:pPr>
+        <w:shd w:val="clear" w:color="auto" w:fill="F3F3F1"/>
+        <w:spacing w:after="0" w:line="240" w:lineRule="auto"/>
+        <w:ind w:left="283"/>
+      </w:pPr>
+      <w:r>
+        <w:rPr>
+          <w:rFonts w:ascii="Consolas" w:eastAsia="Consolas" w:hAnsi="Consolas" w:cs="Consolas"/>
+          <w:sz w:val="16"/>
+        </w:rPr>
+        <w:t xml:space="preserve">        if (Known &amp;&amp; *Known != (S == 0))</w:t>
+      </w:r>
+    </w:p>
+    <w:p>
+      <w:pPr>
+        <w:shd w:val="clear" w:color="auto" w:fill="F3F3F1"/>
+        <w:spacing w:after="0" w:line="240" w:lineRule="auto"/>
+        <w:ind w:left="283"/>
+      </w:pPr>
+      <w:r>
+        <w:rPr>
+          <w:rFonts w:ascii="Consolas" w:eastAsia="Consolas" w:hAnsi="Consolas" w:cs="Consolas"/>
+          <w:sz w:val="16"/>
+        </w:rPr>
+        <w:t xml:space="preserve">          continue;</w:t>
+      </w:r>
+    </w:p>
+    <w:p>
+      <w:pPr>
+        <w:shd w:val="clear" w:color="auto" w:fill="F3F3F1"/>
+        <w:spacing w:after="0" w:line="240" w:lineRule="auto"/>
+        <w:ind w:left="283"/>
+      </w:pPr>
+      <w:r>
+        <w:rPr>
+          <w:rFonts w:ascii="Consolas" w:eastAsia="Consolas" w:hAnsi="Consolas" w:cs="Consolas"/>
+          <w:sz w:val="16"/>
+        </w:rPr>
+        <w:t xml:space="preserve">        bool KeyValue = (S == 0) != Neg;</w:t>
+      </w:r>
+    </w:p>
+    <w:p>
+      <w:pPr>
+        <w:shd w:val="clear" w:color="auto" w:fill="F3F3F1"/>
+        <w:spacing w:after="0" w:line="240" w:lineRule="auto"/>
+        <w:ind w:left="283"/>
+      </w:pPr>
+      <w:r>
+        <w:rPr>
+          <w:rFonts w:ascii="Consolas" w:eastAsia="Consolas" w:hAnsi="Consolas" w:cs="Consolas"/>
+          <w:sz w:val="16"/>
+        </w:rPr>
+        <w:t xml:space="preserve">        if (A.O.BranchCorrelation) {</w:t>
+      </w:r>
+    </w:p>
+    <w:p>
+      <w:pPr>
+        <w:shd w:val="clear" w:color="auto" w:fill="F3F3F1"/>
+        <w:spacing w:after="0" w:line="240" w:lineRule="auto"/>
+        <w:ind w:left="283"/>
+      </w:pPr>
+      <w:r>
+        <w:rPr>
+          <w:rFonts w:ascii="Consolas" w:eastAsia="Consolas" w:hAnsi="Consolas" w:cs="Consolas"/>
+          <w:sz w:val="16"/>
+        </w:rPr>
+        <w:t xml:space="preserve">          bool Contradicts = false;</w:t>
+      </w:r>
+    </w:p>
+    <w:p>
+      <w:pPr>
+        <w:shd w:val="clear" w:color="auto" w:fill="F3F3F1"/>
+        <w:spacing w:after="0" w:line="240" w:lineRule="auto"/>
+        <w:ind w:left="283"/>
+      </w:pPr>
+      <w:r>
+        <w:rPr>
+          <w:rFonts w:ascii="Consolas" w:eastAsia="Consolas" w:hAnsi="Consolas" w:cs="Consolas"/>
+          <w:sz w:val="16"/>
+        </w:rPr>
+        <w:t xml:space="preserve">          for (size_t Idx = 0; Idx &lt; Decisions.size(); ++Idx)</w:t>
+      </w:r>
+    </w:p>
+    <w:p>
+      <w:pPr>
+        <w:shd w:val="clear" w:color="auto" w:fill="F3F3F1"/>
+        <w:spacing w:after="0" w:line="240" w:lineRule="auto"/>
+        <w:ind w:left="283"/>
+      </w:pPr>
+      <w:r>
+        <w:rPr>
+          <w:rFonts w:ascii="Consolas" w:eastAsia="Consolas" w:hAnsi="Consolas" w:cs="Consolas"/>
+          <w:sz w:val="16"/>
+        </w:rPr>
+        <w:t xml:space="preserve">            if (Decisions[Idx].Key == K &amp;&amp; Decisions[Idx].Value != KeyValue &amp;&amp;</w:t>
+      </w:r>
+    </w:p>
+    <w:p>
+      <w:pPr>
+        <w:shd w:val="clear" w:color="auto" w:fill="F3F3F1"/>
+        <w:spacing w:after="0" w:line="240" w:lineRule="auto"/>
+        <w:ind w:left="283"/>
+      </w:pPr>
+      <w:r>
+        <w:rPr>
+          <w:rFonts w:ascii="Consolas" w:eastAsia="Consolas" w:hAnsi="Consolas" w:cs="Consolas"/>
+          <w:sz w:val="16"/>
+        </w:rPr>
+        <w:t xml:space="preserve">                !isStale(Idx))</w:t>
+      </w:r>
+    </w:p>
+    <w:p>
+      <w:pPr>
+        <w:shd w:val="clear" w:color="auto" w:fill="F3F3F1"/>
+        <w:spacing w:after="0" w:line="240" w:lineRule="auto"/>
+        <w:ind w:left="283"/>
+      </w:pPr>
+      <w:r>
+        <w:rPr>
+          <w:rFonts w:ascii="Consolas" w:eastAsia="Consolas" w:hAnsi="Consolas" w:cs="Consolas"/>
+          <w:sz w:val="16"/>
+        </w:rPr>
+        <w:t xml:space="preserve">              Contradicts = true;</w:t>
+      </w:r>
+    </w:p>
+    <w:p>
+      <w:pPr>
+        <w:shd w:val="clear" w:color="auto" w:fill="F3F3F1"/>
+        <w:spacing w:after="0" w:line="240" w:lineRule="auto"/>
+        <w:ind w:left="283"/>
+      </w:pPr>
+      <w:r>
+        <w:rPr>
+          <w:rFonts w:ascii="Consolas" w:eastAsia="Consolas" w:hAnsi="Consolas" w:cs="Consolas"/>
+          <w:sz w:val="16"/>
+        </w:rPr>
+        <w:t xml:space="preserve">          if (Contradicts)</w:t>
+      </w:r>
+    </w:p>
+    <w:p>
+      <w:pPr>
+        <w:shd w:val="clear" w:color="auto" w:fill="F3F3F1"/>
+        <w:spacing w:after="0" w:line="240" w:lineRule="auto"/>
+        <w:ind w:left="283"/>
+      </w:pPr>
+      <w:r>
+        <w:rPr>
+          <w:rFonts w:ascii="Consolas" w:eastAsia="Consolas" w:hAnsi="Consolas" w:cs="Consolas"/>
+          <w:sz w:val="16"/>
+        </w:rPr>
+        <w:t xml:space="preserve">            continue;</w:t>
+      </w:r>
+    </w:p>
+    <w:p>
+      <w:pPr>
+        <w:shd w:val="clear" w:color="auto" w:fill="F3F3F1"/>
+        <w:spacing w:after="0" w:line="240" w:lineRule="auto"/>
+        <w:ind w:left="283"/>
+      </w:pPr>
+      <w:r>
+        <w:rPr>
+          <w:rFonts w:ascii="Consolas" w:eastAsia="Consolas" w:hAnsi="Consolas" w:cs="Consolas"/>
+          <w:sz w:val="16"/>
+        </w:rPr>
+        <w:t xml:space="preserve">        }</w:t>
+      </w:r>
+    </w:p>
+    <w:p>
+      <w:pPr>
+        <w:shd w:val="clear" w:color="auto" w:fill="F3F3F1"/>
+        <w:spacing w:after="0" w:line="240" w:lineRule="auto"/>
+        <w:ind w:left="283"/>
+      </w:pPr>
+      <w:r>
+        <w:rPr>
+          <w:rFonts w:ascii="Consolas" w:eastAsia="Consolas" w:hAnsi="Consolas" w:cs="Consolas"/>
+          <w:sz w:val="16"/>
+        </w:rPr>
+        <w:t xml:space="preserve">        if (std::optional&lt;bool&gt; IsNull = nullTest(K, KeyValue))</w:t>
+      </w:r>
+    </w:p>
+    <w:p>
+      <w:pPr>
+        <w:shd w:val="clear" w:color="auto" w:fill="F3F3F1"/>
+        <w:spacing w:after="0" w:line="240" w:lineRule="auto"/>
+        <w:ind w:left="283"/>
+      </w:pPr>
+      <w:r>
+        <w:rPr>
+          <w:rFonts w:ascii="Consolas" w:eastAsia="Consolas" w:hAnsi="Consolas" w:cs="Consolas"/>
+          <w:sz w:val="16"/>
+        </w:rPr>
+        <w:t xml:space="preserve">          if (*IsNull &amp;&amp; !Reallocated)</w:t>
+      </w:r>
+    </w:p>
+    <w:p>
+      <w:pPr>
+        <w:shd w:val="clear" w:color="auto" w:fill="F3F3F1"/>
+        <w:spacing w:after="0" w:line="240" w:lineRule="auto"/>
+        <w:ind w:left="283"/>
+      </w:pPr>
+      <w:r>
+        <w:rPr>
+          <w:rFonts w:ascii="Consolas" w:eastAsia="Consolas" w:hAnsi="Consolas" w:cs="Consolas"/>
+          <w:sz w:val="16"/>
+        </w:rPr>
+        <w:t xml:space="preserve">            continue; // the allocation itself failed: nothing to leak</w:t>
+      </w:r>
+    </w:p>
+    <w:p>
+      <w:pPr>
+        <w:shd w:val="clear" w:color="auto" w:fill="F3F3F1"/>
+        <w:spacing w:after="0" w:line="240" w:lineRule="auto"/>
+        <w:ind w:left="283"/>
+      </w:pPr>
+      <w:r>
+        <w:rPr>
+          <w:rFonts w:ascii="Consolas" w:eastAsia="Consolas" w:hAnsi="Consolas" w:cs="Consolas"/>
+          <w:sz w:val="16"/>
+        </w:rPr>
+        <w:t xml:space="preserve">        if (errPtrTest(K, KeyValue) &amp;&amp; !Reallocated)</w:t>
+      </w:r>
+    </w:p>
+    <w:p>
+      <w:pPr>
+        <w:shd w:val="clear" w:color="auto" w:fill="F3F3F1"/>
+        <w:spacing w:after="0" w:line="240" w:lineRule="auto"/>
+        <w:ind w:left="283"/>
+      </w:pPr>
+      <w:r>
+        <w:rPr>
+          <w:rFonts w:ascii="Consolas" w:eastAsia="Consolas" w:hAnsi="Consolas" w:cs="Consolas"/>
+          <w:sz w:val="16"/>
+        </w:rPr>
+        <w:t xml:space="preserve">          continue; // tracked pointer is an ERR_PTR here: nothing to free</w:t>
+      </w:r>
+    </w:p>
+    <w:p>
+      <w:pPr>
+        <w:shd w:val="clear" w:color="auto" w:fill="F3F3F1"/>
+        <w:spacing w:after="0" w:line="240" w:lineRule="auto"/>
+        <w:ind w:left="283"/>
+      </w:pPr>
+      <w:r>
+        <w:rPr>
+          <w:rFonts w:ascii="Consolas" w:eastAsia="Consolas" w:hAnsi="Consolas" w:cs="Consolas"/>
+          <w:sz w:val="16"/>
+        </w:rPr>
+        <w:t xml:space="preserve">        const CallBase *Trig = errorTrigger(K, KeyValue);</w:t>
+      </w:r>
+    </w:p>
+    <w:p>
+      <w:pPr>
+        <w:shd w:val="clear" w:color="auto" w:fill="F3F3F1"/>
+        <w:spacing w:after="0" w:line="240" w:lineRule="auto"/>
+        <w:ind w:left="283"/>
+      </w:pPr>
+      <w:r>
+        <w:rPr>
+          <w:rFonts w:ascii="Consolas" w:eastAsia="Consolas" w:hAnsi="Consolas" w:cs="Consolas"/>
+          <w:sz w:val="16"/>
+        </w:rPr>
+        <w:t xml:space="preserve">        if (isPending(errorTrigger(K, !KeyValue)))</w:t>
+      </w:r>
+    </w:p>
+    <w:p>
+      <w:pPr>
+        <w:shd w:val="clear" w:color="auto" w:fill="F3F3F1"/>
+        <w:spacing w:after="0" w:line="240" w:lineRule="auto"/>
+        <w:ind w:left="283"/>
+      </w:pPr>
+      <w:r>
+        <w:rPr>
+          <w:rFonts w:ascii="Consolas" w:eastAsia="Consolas" w:hAnsi="Consolas" w:cs="Consolas"/>
+          <w:sz w:val="16"/>
+        </w:rPr>
+        <w:t xml:space="preserve">          continue; // the call succeeded: it took ownership</w:t>
+      </w:r>
+    </w:p>
+    <w:p>
+      <w:pPr>
+        <w:shd w:val="clear" w:color="auto" w:fill="F3F3F1"/>
+        <w:spacing w:after="0" w:line="240" w:lineRule="auto"/>
+        <w:ind w:left="283"/>
+      </w:pPr>
+      <w:r>
+        <w:rPr>
+          <w:rFonts w:ascii="Consolas" w:eastAsia="Consolas" w:hAnsi="Consolas" w:cs="Consolas"/>
+          <w:sz w:val="16"/>
+        </w:rPr>
+        <w:t xml:space="preserve">        const CallBase *Undecided = isPending(Trig) ? Trig : nullptr;</w:t>
+      </w:r>
+    </w:p>
+    <w:p>
+      <w:pPr>
+        <w:shd w:val="clear" w:color="auto" w:fill="F3F3F1"/>
+        <w:spacing w:after="0" w:line="240" w:lineRule="auto"/>
+        <w:ind w:left="283"/>
+      </w:pPr>
+      <w:r>
+        <w:rPr>
+          <w:rFonts w:ascii="Consolas" w:eastAsia="Consolas" w:hAnsi="Consolas" w:cs="Consolas"/>
+          <w:sz w:val="16"/>
+        </w:rPr>
+        <w:t xml:space="preserve">        if (Undecided) // the call failed: the object is still ours</w:t>
+      </w:r>
+    </w:p>
+    <w:p>
+      <w:pPr>
+        <w:shd w:val="clear" w:color="auto" w:fill="F3F3F1"/>
+        <w:spacing w:after="0" w:line="240" w:lineRule="auto"/>
+        <w:ind w:left="283"/>
+      </w:pPr>
+      <w:r>
+        <w:rPr>
+          <w:rFonts w:ascii="Consolas" w:eastAsia="Consolas" w:hAnsi="Consolas" w:cs="Consolas"/>
+          <w:sz w:val="16"/>
+        </w:rPr>
+        <w:t xml:space="preserve">          Pending.erase(find(Pending, Undecided));</w:t>
+      </w:r>
+    </w:p>
+    <w:p>
+      <w:pPr>
+        <w:shd w:val="clear" w:color="auto" w:fill="F3F3F1"/>
+        <w:spacing w:after="0" w:line="240" w:lineRule="auto"/>
+        <w:ind w:left="283"/>
+      </w:pPr>
+      <w:r>
+        <w:rPr>
+          <w:rFonts w:ascii="Consolas" w:eastAsia="Consolas" w:hAnsi="Consolas" w:cs="Consolas"/>
+          <w:sz w:val="16"/>
+        </w:rPr>
+        <w:t xml:space="preserve">        Decisions.push_back({K, KeyValue});</w:t>
+      </w:r>
+    </w:p>
+    <w:p>
+      <w:pPr>
+        <w:shd w:val="clear" w:color="auto" w:fill="F3F3F1"/>
+        <w:spacing w:after="0" w:line="240" w:lineRule="auto"/>
+        <w:ind w:left="283"/>
+      </w:pPr>
+      <w:r>
+        <w:rPr>
+          <w:rFonts w:ascii="Consolas" w:eastAsia="Consolas" w:hAnsi="Consolas" w:cs="Consolas"/>
+          <w:sz w:val="16"/>
+        </w:rPr>
+        <w:t xml:space="preserve">        if (Trig) {</w:t>
+      </w:r>
+    </w:p>
+    <w:p>
+      <w:pPr>
+        <w:shd w:val="clear" w:color="auto" w:fill="F3F3F1"/>
+        <w:spacing w:after="0" w:line="240" w:lineRule="auto"/>
+        <w:ind w:left="283"/>
+      </w:pPr>
+      <w:r>
+        <w:rPr>
+          <w:rFonts w:ascii="Consolas" w:eastAsia="Consolas" w:hAnsi="Consolas" w:cs="Consolas"/>
+          <w:sz w:val="16"/>
+        </w:rPr>
+        <w:t xml:space="preserve">          Trigs.push_back(Trig);</w:t>
+      </w:r>
+    </w:p>
+    <w:p>
+      <w:pPr>
+        <w:shd w:val="clear" w:color="auto" w:fill="F3F3F1"/>
+        <w:spacing w:after="0" w:line="240" w:lineRule="auto"/>
+        <w:ind w:left="283"/>
+      </w:pPr>
+      <w:r>
+        <w:rPr>
+          <w:rFonts w:ascii="Consolas" w:eastAsia="Consolas" w:hAnsi="Consolas" w:cs="Consolas"/>
+          <w:sz w:val="16"/>
+        </w:rPr>
+        <w:t xml:space="preserve">          TrigSucc.push_back(BR-&gt;getSuccessor(S));</w:t>
+      </w:r>
+    </w:p>
+    <w:p>
+      <w:pPr>
+        <w:shd w:val="clear" w:color="auto" w:fill="F3F3F1"/>
+        <w:spacing w:after="0" w:line="240" w:lineRule="auto"/>
+        <w:ind w:left="283"/>
+      </w:pPr>
+      <w:r>
+        <w:rPr>
+          <w:rFonts w:ascii="Consolas" w:eastAsia="Consolas" w:hAnsi="Consolas" w:cs="Consolas"/>
+          <w:sz w:val="16"/>
+        </w:rPr>
+        <w:t xml:space="preserve">        }</w:t>
+      </w:r>
+    </w:p>
+    <w:p>
+      <w:pPr>
+        <w:shd w:val="clear" w:color="auto" w:fill="F3F3F1"/>
+        <w:spacing w:after="0" w:line="240" w:lineRule="auto"/>
+        <w:ind w:left="283"/>
+      </w:pPr>
+      <w:r>
+        <w:rPr>
+          <w:rFonts w:ascii="Consolas" w:eastAsia="Consolas" w:hAnsi="Consolas" w:cs="Consolas"/>
+          <w:sz w:val="16"/>
+        </w:rPr>
+        <w:t xml:space="preserve">        follow(BR-&gt;getSuccessor(S));</w:t>
+      </w:r>
+    </w:p>
+    <w:p>
+      <w:pPr>
+        <w:shd w:val="clear" w:color="auto" w:fill="F3F3F1"/>
+        <w:spacing w:after="0" w:line="240" w:lineRule="auto"/>
+        <w:ind w:left="283"/>
+      </w:pPr>
+      <w:r>
+        <w:rPr>
+          <w:rFonts w:ascii="Consolas" w:eastAsia="Consolas" w:hAnsi="Consolas" w:cs="Consolas"/>
+          <w:sz w:val="16"/>
+        </w:rPr>
+        <w:t xml:space="preserve">        if (Trig) {</w:t>
+      </w:r>
+    </w:p>
+    <w:p>
+      <w:pPr>
+        <w:shd w:val="clear" w:color="auto" w:fill="F3F3F1"/>
+        <w:spacing w:after="0" w:line="240" w:lineRule="auto"/>
+        <w:ind w:left="283"/>
+      </w:pPr>
+      <w:r>
+        <w:rPr>
+          <w:rFonts w:ascii="Consolas" w:eastAsia="Consolas" w:hAnsi="Consolas" w:cs="Consolas"/>
+          <w:sz w:val="16"/>
+        </w:rPr>
+        <w:t xml:space="preserve">          Trigs.pop_back();</w:t>
+      </w:r>
+    </w:p>
+    <w:p>
+      <w:pPr>
+        <w:shd w:val="clear" w:color="auto" w:fill="F3F3F1"/>
+        <w:spacing w:after="0" w:line="240" w:lineRule="auto"/>
+        <w:ind w:left="283"/>
+      </w:pPr>
+      <w:r>
+        <w:rPr>
+          <w:rFonts w:ascii="Consolas" w:eastAsia="Consolas" w:hAnsi="Consolas" w:cs="Consolas"/>
+          <w:sz w:val="16"/>
+        </w:rPr>
+        <w:t xml:space="preserve">          TrigSucc.pop_back();</w:t>
+      </w:r>
+    </w:p>
+    <w:p>
+      <w:pPr>
+        <w:shd w:val="clear" w:color="auto" w:fill="F3F3F1"/>
+        <w:spacing w:after="0" w:line="240" w:lineRule="auto"/>
+        <w:ind w:left="283"/>
+      </w:pPr>
+      <w:r>
+        <w:rPr>
+          <w:rFonts w:ascii="Consolas" w:eastAsia="Consolas" w:hAnsi="Consolas" w:cs="Consolas"/>
+          <w:sz w:val="16"/>
+        </w:rPr>
+        <w:t xml:space="preserve">        }</w:t>
+      </w:r>
+    </w:p>
+    <w:p>
+      <w:pPr>
+        <w:shd w:val="clear" w:color="auto" w:fill="F3F3F1"/>
+        <w:spacing w:after="0" w:line="240" w:lineRule="auto"/>
+        <w:ind w:left="283"/>
+      </w:pPr>
+      <w:r>
+        <w:rPr>
+          <w:rFonts w:ascii="Consolas" w:eastAsia="Consolas" w:hAnsi="Consolas" w:cs="Consolas"/>
+          <w:sz w:val="16"/>
+        </w:rPr>
+        <w:t xml:space="preserve">        if (Undecided)</w:t>
+      </w:r>
+    </w:p>
+    <w:p>
+      <w:pPr>
+        <w:shd w:val="clear" w:color="auto" w:fill="F3F3F1"/>
+        <w:spacing w:after="0" w:line="240" w:lineRule="auto"/>
+        <w:ind w:left="283"/>
+      </w:pPr>
+      <w:r>
+        <w:rPr>
+          <w:rFonts w:ascii="Consolas" w:eastAsia="Consolas" w:hAnsi="Consolas" w:cs="Consolas"/>
+          <w:sz w:val="16"/>
+        </w:rPr>
+        <w:t xml:space="preserve">          Pending.push_back(Undecided);</w:t>
+      </w:r>
+    </w:p>
+    <w:p>
+      <w:pPr>
+        <w:shd w:val="clear" w:color="auto" w:fill="F3F3F1"/>
+        <w:spacing w:after="0" w:line="240" w:lineRule="auto"/>
+        <w:ind w:left="283"/>
+      </w:pPr>
+      <w:r>
+        <w:rPr>
+          <w:rFonts w:ascii="Consolas" w:eastAsia="Consolas" w:hAnsi="Consolas" w:cs="Consolas"/>
+          <w:sz w:val="16"/>
+        </w:rPr>
+        <w:t xml:space="preserve">        Decisions.pop_back();</w:t>
+      </w:r>
+    </w:p>
+    <w:p>
+      <w:pPr>
+        <w:shd w:val="clear" w:color="auto" w:fill="F3F3F1"/>
+        <w:spacing w:after="0" w:line="240" w:lineRule="auto"/>
+        <w:ind w:left="283"/>
+      </w:pPr>
+      <w:r>
+        <w:rPr>
+          <w:rFonts w:ascii="Consolas" w:eastAsia="Consolas" w:hAnsi="Consolas" w:cs="Consolas"/>
+          <w:sz w:val="16"/>
+        </w:rPr>
+        <w:t xml:space="preserve">      }</w:t>
+      </w:r>
+    </w:p>
+    <w:p>
+      <w:pPr>
+        <w:shd w:val="clear" w:color="auto" w:fill="F3F3F1"/>
+        <w:spacing w:after="0" w:line="240" w:lineRule="auto"/>
+        <w:ind w:left="283"/>
+      </w:pPr>
+      <w:r>
+        <w:rPr>
+          <w:rFonts w:ascii="Consolas" w:eastAsia="Consolas" w:hAnsi="Consolas" w:cs="Consolas"/>
+          <w:sz w:val="16"/>
+        </w:rPr>
+        <w:t xml:space="preserve">    } else if (auto *SW = dyn_cast&lt;SwitchInst&gt;(T);</w:t>
+      </w:r>
+    </w:p>
+    <w:p>
+      <w:pPr>
+        <w:shd w:val="clear" w:color="auto" w:fill="F3F3F1"/>
+        <w:spacing w:after="0" w:line="240" w:lineRule="auto"/>
+        <w:ind w:left="283"/>
+      </w:pPr>
+      <w:r>
+        <w:rPr>
+          <w:rFonts w:ascii="Consolas" w:eastAsia="Consolas" w:hAnsi="Consolas" w:cs="Consolas"/>
+          <w:sz w:val="16"/>
+        </w:rPr>
+        <w:t xml:space="preserve">               SW &amp;&amp; A.O.BranchCorrelation &amp;&amp;</w:t>
+      </w:r>
+    </w:p>
+    <w:p>
+      <w:pPr>
+        <w:shd w:val="clear" w:color="auto" w:fill="F3F3F1"/>
+        <w:spacing w:after="0" w:line="240" w:lineRule="auto"/>
+        <w:ind w:left="283"/>
+      </w:pPr>
+      <w:r>
+        <w:rPr>
+          <w:rFonts w:ascii="Consolas" w:eastAsia="Consolas" w:hAnsi="Consolas" w:cs="Consolas"/>
+          <w:sz w:val="16"/>
+        </w:rPr>
+        <w:t xml:space="preserve">               isa&lt;ConstantInt&gt;(resolveOnPath(SW-&gt;getCondition()))) {</w:t>
+      </w:r>
+    </w:p>
+    <w:p>
+      <w:pPr>
+        <w:shd w:val="clear" w:color="auto" w:fill="F3F3F1"/>
+        <w:spacing w:after="0" w:line="240" w:lineRule="auto"/>
+        <w:ind w:left="283"/>
+      </w:pPr>
+      <w:r>
+        <w:rPr>
+          <w:rFonts w:ascii="Consolas" w:eastAsia="Consolas" w:hAnsi="Consolas" w:cs="Consolas"/>
+          <w:sz w:val="16"/>
+        </w:rPr>
+        <w:t xml:space="preserve">      // The selector is a constant on this path (e.g. clang's cleanup</w:t>
+      </w:r>
+    </w:p>
+    <w:p>
+      <w:pPr>
+        <w:shd w:val="clear" w:color="auto" w:fill="F3F3F1"/>
+        <w:spacing w:after="0" w:line="240" w:lineRule="auto"/>
+        <w:ind w:left="283"/>
+      </w:pPr>
+      <w:r>
+        <w:rPr>
+          <w:rFonts w:ascii="Consolas" w:eastAsia="Consolas" w:hAnsi="Consolas" w:cs="Consolas"/>
+          <w:sz w:val="16"/>
+        </w:rPr>
+        <w:t xml:space="preserve">      // destination after a scoped goto): only one successor is feasible.</w:t>
+      </w:r>
+    </w:p>
+    <w:p>
+      <w:pPr>
+        <w:shd w:val="clear" w:color="auto" w:fill="F3F3F1"/>
+        <w:spacing w:after="0" w:line="240" w:lineRule="auto"/>
+        <w:ind w:left="283"/>
+      </w:pPr>
+      <w:r>
+        <w:rPr>
+          <w:rFonts w:ascii="Consolas" w:eastAsia="Consolas" w:hAnsi="Consolas" w:cs="Consolas"/>
+          <w:sz w:val="16"/>
+        </w:rPr>
+        <w:t xml:space="preserve">      auto *CI = cast&lt;ConstantInt&gt;(resolveOnPath(SW-&gt;getCondition()));</w:t>
+      </w:r>
+    </w:p>
+    <w:p>
+      <w:pPr>
+        <w:shd w:val="clear" w:color="auto" w:fill="F3F3F1"/>
+        <w:spacing w:after="0" w:line="240" w:lineRule="auto"/>
+        <w:ind w:left="283"/>
+      </w:pPr>
+      <w:r>
+        <w:rPr>
+          <w:rFonts w:ascii="Consolas" w:eastAsia="Consolas" w:hAnsi="Consolas" w:cs="Consolas"/>
+          <w:sz w:val="16"/>
+        </w:rPr>
+        <w:t xml:space="preserve">      follow(SW-&gt;findCaseValue(CI)-&gt;getCaseSuccessor());</w:t>
+      </w:r>
+    </w:p>
+    <w:p>
+      <w:pPr>
+        <w:shd w:val="clear" w:color="auto" w:fill="F3F3F1"/>
+        <w:spacing w:after="0" w:line="240" w:lineRule="auto"/>
+        <w:ind w:left="283"/>
+      </w:pPr>
+      <w:r>
+        <w:rPr>
+          <w:rFonts w:ascii="Consolas" w:eastAsia="Consolas" w:hAnsi="Consolas" w:cs="Consolas"/>
+          <w:sz w:val="16"/>
+        </w:rPr>
+        <w:t xml:space="preserve">    } else {</w:t>
+      </w:r>
+    </w:p>
+    <w:p>
+      <w:pPr>
+        <w:shd w:val="clear" w:color="auto" w:fill="F3F3F1"/>
+        <w:spacing w:after="0" w:line="240" w:lineRule="auto"/>
+        <w:ind w:left="283"/>
+      </w:pPr>
+      <w:r>
+        <w:rPr>
+          <w:rFonts w:ascii="Consolas" w:eastAsia="Consolas" w:hAnsi="Consolas" w:cs="Consolas"/>
+          <w:sz w:val="16"/>
+        </w:rPr>
+        <w:t xml:space="preserve">      for (BasicBlock *Succ : successors(BB)) {</w:t>
+      </w:r>
+    </w:p>
+    <w:p>
+      <w:pPr>
+        <w:shd w:val="clear" w:color="auto" w:fill="F3F3F1"/>
+        <w:spacing w:after="0" w:line="240" w:lineRule="auto"/>
+        <w:ind w:left="283"/>
+      </w:pPr>
+      <w:r>
+        <w:rPr>
+          <w:rFonts w:ascii="Consolas" w:eastAsia="Consolas" w:hAnsi="Consolas" w:cs="Consolas"/>
+          <w:sz w:val="16"/>
+        </w:rPr>
+        <w:t xml:space="preserve">        if (done())</w:t>
+      </w:r>
+    </w:p>
+    <w:p>
+      <w:pPr>
+        <w:shd w:val="clear" w:color="auto" w:fill="F3F3F1"/>
+        <w:spacing w:after="0" w:line="240" w:lineRule="auto"/>
+        <w:ind w:left="283"/>
+      </w:pPr>
+      <w:r>
+        <w:rPr>
+          <w:rFonts w:ascii="Consolas" w:eastAsia="Consolas" w:hAnsi="Consolas" w:cs="Consolas"/>
+          <w:sz w:val="16"/>
+        </w:rPr>
+        <w:t xml:space="preserve">          break;</w:t>
+      </w:r>
+    </w:p>
+    <w:p>
+      <w:pPr>
+        <w:shd w:val="clear" w:color="auto" w:fill="F3F3F1"/>
+        <w:spacing w:after="0" w:line="240" w:lineRule="auto"/>
+        <w:ind w:left="283"/>
+      </w:pPr>
+      <w:r>
+        <w:rPr>
+          <w:rFonts w:ascii="Consolas" w:eastAsia="Consolas" w:hAnsi="Consolas" w:cs="Consolas"/>
+          <w:sz w:val="16"/>
+        </w:rPr>
+        <w:t xml:space="preserve">        follow(Succ);</w:t>
+      </w:r>
+    </w:p>
+    <w:p>
+      <w:pPr>
+        <w:shd w:val="clear" w:color="auto" w:fill="F3F3F1"/>
+        <w:spacing w:after="0" w:line="240" w:lineRule="auto"/>
+        <w:ind w:left="283"/>
+      </w:pPr>
+      <w:r>
+        <w:rPr>
+          <w:rFonts w:ascii="Consolas" w:eastAsia="Consolas" w:hAnsi="Consolas" w:cs="Consolas"/>
+          <w:sz w:val="16"/>
+        </w:rPr>
+        <w:t xml:space="preserve">      }</w:t>
+      </w:r>
+    </w:p>
+    <w:p>
+      <w:pPr>
+        <w:shd w:val="clear" w:color="auto" w:fill="F3F3F1"/>
+        <w:spacing w:after="0" w:line="240" w:lineRule="auto"/>
+        <w:ind w:left="283"/>
+      </w:pPr>
+      <w:r>
+        <w:rPr>
+          <w:rFonts w:ascii="Consolas" w:eastAsia="Consolas" w:hAnsi="Consolas" w:cs="Consolas"/>
+          <w:sz w:val="16"/>
+        </w:rPr>
+        <w:t xml:space="preserve">    }</w:t>
+      </w:r>
+    </w:p>
+    <w:p>
+      <w:pPr>
+        <w:shd w:val="clear" w:color="auto" w:fill="F3F3F1"/>
+        <w:spacing w:after="0" w:line="240" w:lineRule="auto"/>
+        <w:ind w:left="283"/>
+      </w:pPr>
+      <w:r>
+        <w:rPr>
+          <w:rFonts w:ascii="Consolas" w:eastAsia="Consolas" w:hAnsi="Consolas" w:cs="Consolas"/>
+          <w:sz w:val="16"/>
+        </w:rPr>
+        <w:t xml:space="preserve">    Reallocated = SavedRealloc;</w:t>
+      </w:r>
+    </w:p>
+    <w:p>
+      <w:pPr>
+        <w:shd w:val="clear" w:color="auto" w:fill="F3F3F1"/>
+        <w:spacing w:after="0" w:line="240" w:lineRule="auto"/>
+        <w:ind w:left="283"/>
+      </w:pPr>
+      <w:r>
+        <w:rPr>
+          <w:rFonts w:ascii="Consolas" w:eastAsia="Consolas" w:hAnsi="Consolas" w:cs="Consolas"/>
+          <w:sz w:val="16"/>
+        </w:rPr>
         <w:t xml:space="preserve">  }</w:t>
       </w:r>
     </w:p>
@@ -29552,8 +33374,79 @@
         <w:spacing w:after="40"/>
       </w:pPr>
     </w:p>
+    <w:p>
+      <w:pPr>
+        <w:jc w:val="both"/>
+      </w:pPr>
+      <w:r>
+        <w:rPr>
+          <w:rFonts w:cs="Times New Roman"/>
+        </w:rPr>
+        <w:t>Version history: the project is kept in a git repository; the latest commits are shown below.</w:t>
+      </w:r>
+    </w:p>
+    <w:p>
+      <w:pPr>
+        <w:keepNext/>
+        <w:jc w:val="center"/>
+      </w:pPr>
+      <w:r>
+        <w:rPr>
+          <w:noProof/>
+        </w:rPr>
+        <w:lastRenderedPageBreak/>
+        <w:drawing>
+          <wp:inline distT="0" distB="0" distL="0" distR="0" wp14:anchorId="0C29560A" wp14:editId="28D68424">
+            <wp:extent cx="5400000" cy="1147422"/>
+            <wp:effectExtent l="0" t="0" r="0" b="0"/>
+            <wp:docPr id="49" name="Picture 49"/>
+            <wp:cNvGraphicFramePr>
+              <a:graphicFrameLocks xmlns:a="http://schemas.openxmlformats.org/drawingml/2006/main" noChangeAspect="1"/>
+            </wp:cNvGraphicFramePr>
+            <a:graphic xmlns:a="http://schemas.openxmlformats.org/drawingml/2006/main">
+              <a:graphicData uri="http://schemas.openxmlformats.org/drawingml/2006/picture">
+                <pic:pic xmlns:pic="http://schemas.openxmlformats.org/drawingml/2006/picture">
+                  <pic:nvPicPr>
+                    <pic:cNvPr id="0" name="ss_term_git_log.png"/>
+                    <pic:cNvPicPr/>
+                  </pic:nvPicPr>
+                  <pic:blipFill>
+                    <a:blip r:embed="rId48"/>
+                    <a:stretch>
+                      <a:fillRect/>
+                    </a:stretch>
+                  </pic:blipFill>
+                  <pic:spPr>
+                    <a:xfrm>
+                      <a:off x="0" y="0"/>
+                      <a:ext cx="5400000" cy="1147422"/>
+                    </a:xfrm>
+                    <a:prstGeom prst="rect">
+                      <a:avLst/>
+                    </a:prstGeom>
+                  </pic:spPr>
+                </pic:pic>
+              </a:graphicData>
+            </a:graphic>
+          </wp:inline>
+        </w:drawing>
+      </w:r>
+    </w:p>
+    <w:p>
+      <w:pPr>
+        <w:jc w:val="center"/>
+      </w:pPr>
+      <w:r>
+        <w:rPr>
+          <w:rFonts w:cs="Times New Roman"/>
+          <w:b/>
+          <w:sz w:val="22"/>
+        </w:rPr>
+        <w:t>Figure A.1: Version history (git log)</w:t>
+      </w:r>
+    </w:p>
     <w:sectPr>
-      <w:footerReference w:type="default" r:id="rId14"/>
+      <w:footerReference w:type="default" r:id="rId49"/>
       <w:pgSz w:w="11906" w:h="16838"/>
       <w:pgMar w:top="1440" w:right="1440" w:bottom="1440" w:left="1440" w:header="708" w:footer="708" w:gutter="0"/>
       <w:cols w:space="708"/>
@@ -36639,7 +40532,7 @@
     <w:autoRedefine/>
     <w:uiPriority w:val="39"/>
     <w:unhideWhenUsed/>
-    <w:rsid w:val="00E84FDB"/>
+    <w:rsid w:val="00703B8E"/>
     <w:pPr>
       <w:spacing w:after="100"/>
     </w:pPr>
@@ -36651,7 +40544,7 @@
     <w:autoRedefine/>
     <w:uiPriority w:val="39"/>
     <w:unhideWhenUsed/>
-    <w:rsid w:val="00E84FDB"/>
+    <w:rsid w:val="00703B8E"/>
     <w:pPr>
       <w:spacing w:after="100"/>
       <w:ind w:left="240"/>
